--- a/Docs/ePay_App_API.docx
+++ b/Docs/ePay_App_API.docx
@@ -489,7 +489,7 @@
     <w:sdt>
       <w:sdtPr>
         <w:alias w:val="Contents"/>
-        <w:id w:val="346836600"/>
+        <w:id w:val="54128583"/>
       </w:sdtPr>
       <w:sdtEndPr/>
       <w:sdtContent>
@@ -518,7 +518,7 @@
           <w:r>
             <w:fldChar w:fldCharType="separate"/>
           </w:r>
-          <w:hyperlink w:anchor="_Toc241156453" w:history="1">
+          <w:hyperlink w:anchor="_Toc241158065" w:history="1">
             <w:r>
               <w:rPr>
                 <w:rStyle w:val="Hyperlink"/>
@@ -542,7 +542,7 @@
               <w:rPr>
                 <w:noProof/>
               </w:rPr>
-              <w:instrText xml:space="preserve"> PAGEREF _Toc241156453 \h </w:instrText>
+              <w:instrText xml:space="preserve"> PAGEREF _Toc241158065 \h </w:instrText>
             </w:r>
             <w:r>
               <w:rPr>
@@ -585,7 +585,7 @@
               <w14:ligatures w14:val="standardContextual"/>
             </w:rPr>
           </w:pPr>
-          <w:hyperlink w:anchor="_Toc241156454" w:history="1">
+          <w:hyperlink w:anchor="_Toc241158066" w:history="1">
             <w:r>
               <w:rPr>
                 <w:rStyle w:val="Hyperlink"/>
@@ -609,7 +609,7 @@
               <w:rPr>
                 <w:noProof/>
               </w:rPr>
-              <w:instrText xml:space="preserve"> PAGEREF _Toc241156454 \h </w:instrText>
+              <w:instrText xml:space="preserve"> PAGEREF _Toc241158066 \h </w:instrText>
             </w:r>
             <w:r>
               <w:rPr>
@@ -652,7 +652,7 @@
               <w14:ligatures w14:val="standardContextual"/>
             </w:rPr>
           </w:pPr>
-          <w:hyperlink w:anchor="_Toc241156455" w:history="1">
+          <w:hyperlink w:anchor="_Toc241158067" w:history="1">
             <w:r>
               <w:rPr>
                 <w:rStyle w:val="Hyperlink"/>
@@ -676,7 +676,7 @@
               <w:rPr>
                 <w:noProof/>
               </w:rPr>
-              <w:instrText xml:space="preserve"> PAGEREF _Toc241156455 \h </w:instrText>
+              <w:instrText xml:space="preserve"> PAGEREF _Toc241158067 \h </w:instrText>
             </w:r>
             <w:r>
               <w:rPr>
@@ -719,7 +719,7 @@
               <w14:ligatures w14:val="standardContextual"/>
             </w:rPr>
           </w:pPr>
-          <w:hyperlink w:anchor="_Toc241156456" w:history="1">
+          <w:hyperlink w:anchor="_Toc241158068" w:history="1">
             <w:r>
               <w:rPr>
                 <w:rStyle w:val="Hyperlink"/>
@@ -743,7 +743,7 @@
               <w:rPr>
                 <w:noProof/>
               </w:rPr>
-              <w:instrText xml:space="preserve"> PAGEREF _Toc241156456 \h </w:instrText>
+              <w:instrText xml:space="preserve"> PAGEREF _Toc241158068 \h </w:instrText>
             </w:r>
             <w:r>
               <w:rPr>
@@ -786,7 +786,7 @@
               <w14:ligatures w14:val="standardContextual"/>
             </w:rPr>
           </w:pPr>
-          <w:hyperlink w:anchor="_Toc241156457" w:history="1">
+          <w:hyperlink w:anchor="_Toc241158069" w:history="1">
             <w:r>
               <w:rPr>
                 <w:rStyle w:val="Hyperlink"/>
@@ -810,7 +810,7 @@
               <w:rPr>
                 <w:noProof/>
               </w:rPr>
-              <w:instrText xml:space="preserve"> PAGEREF _Toc241156457 \h </w:instrText>
+              <w:instrText xml:space="preserve"> PAGEREF _Toc241158069 \h </w:instrText>
             </w:r>
             <w:r>
               <w:rPr>
@@ -853,13 +853,13 @@
               <w14:ligatures w14:val="standardContextual"/>
             </w:rPr>
           </w:pPr>
-          <w:hyperlink w:anchor="_Toc241156458" w:history="1">
+          <w:hyperlink w:anchor="_Toc241158070" w:history="1">
             <w:r>
               <w:rPr>
                 <w:rStyle w:val="Hyperlink"/>
                 <w:noProof/>
               </w:rPr>
-              <w:t>5. transid — double tap se bachao</w:t>
+              <w:t>5. Double tap se bachao</w:t>
             </w:r>
             <w:r>
               <w:rPr>
@@ -877,7 +877,7 @@
               <w:rPr>
                 <w:noProof/>
               </w:rPr>
-              <w:instrText xml:space="preserve"> PAGEREF _Toc241156458 \h </w:instrText>
+              <w:instrText xml:space="preserve"> PAGEREF _Toc241158070 \h </w:instrText>
             </w:r>
             <w:r>
               <w:rPr>
@@ -894,7 +894,7 @@
               <w:rPr>
                 <w:noProof/>
               </w:rPr>
-              <w:t>4</w:t>
+              <w:t>5</w:t>
             </w:r>
             <w:r>
               <w:rPr>
@@ -920,7 +920,7 @@
               <w14:ligatures w14:val="standardContextual"/>
             </w:rPr>
           </w:pPr>
-          <w:hyperlink w:anchor="_Toc241156459" w:history="1">
+          <w:hyperlink w:anchor="_Toc241158071" w:history="1">
             <w:r>
               <w:rPr>
                 <w:rStyle w:val="Hyperlink"/>
@@ -944,7 +944,7 @@
               <w:rPr>
                 <w:noProof/>
               </w:rPr>
-              <w:instrText xml:space="preserve"> PAGEREF _Toc241156459 \h </w:instrText>
+              <w:instrText xml:space="preserve"> PAGEREF _Toc241158071 \h </w:instrText>
             </w:r>
             <w:r>
               <w:rPr>
@@ -987,7 +987,7 @@
               <w14:ligatures w14:val="standardContextual"/>
             </w:rPr>
           </w:pPr>
-          <w:hyperlink w:anchor="_Toc241156460" w:history="1">
+          <w:hyperlink w:anchor="_Toc241158072" w:history="1">
             <w:r>
               <w:rPr>
                 <w:rStyle w:val="Hyperlink"/>
@@ -1011,7 +1011,7 @@
               <w:rPr>
                 <w:noProof/>
               </w:rPr>
-              <w:instrText xml:space="preserve"> PAGEREF _Toc241156460 \h </w:instrText>
+              <w:instrText xml:space="preserve"> PAGEREF _Toc241158072 \h </w:instrText>
             </w:r>
             <w:r>
               <w:rPr>
@@ -1054,7 +1054,7 @@
               <w14:ligatures w14:val="standardContextual"/>
             </w:rPr>
           </w:pPr>
-          <w:hyperlink w:anchor="_Toc241156461" w:history="1">
+          <w:hyperlink w:anchor="_Toc241158073" w:history="1">
             <w:r>
               <w:rPr>
                 <w:rStyle w:val="Hyperlink"/>
@@ -1078,7 +1078,7 @@
               <w:rPr>
                 <w:noProof/>
               </w:rPr>
-              <w:instrText xml:space="preserve"> PAGEREF _Toc241156461 \h </w:instrText>
+              <w:instrText xml:space="preserve"> PAGEREF _Toc241158073 \h </w:instrText>
             </w:r>
             <w:r>
               <w:rPr>
@@ -1121,7 +1121,7 @@
               <w14:ligatures w14:val="standardContextual"/>
             </w:rPr>
           </w:pPr>
-          <w:hyperlink w:anchor="_Toc241156462" w:history="1">
+          <w:hyperlink w:anchor="_Toc241158074" w:history="1">
             <w:r>
               <w:rPr>
                 <w:rStyle w:val="Hyperlink"/>
@@ -1145,7 +1145,7 @@
               <w:rPr>
                 <w:noProof/>
               </w:rPr>
-              <w:instrText xml:space="preserve"> PAGEREF _Toc241156462 \h </w:instrText>
+              <w:instrText xml:space="preserve"> PAGEREF _Toc241158074 \h </w:instrText>
             </w:r>
             <w:r>
               <w:rPr>
@@ -1188,7 +1188,7 @@
               <w14:ligatures w14:val="standardContextual"/>
             </w:rPr>
           </w:pPr>
-          <w:hyperlink w:anchor="_Toc241156463" w:history="1">
+          <w:hyperlink w:anchor="_Toc241158075" w:history="1">
             <w:r>
               <w:rPr>
                 <w:rStyle w:val="Hyperlink"/>
@@ -1212,7 +1212,7 @@
               <w:rPr>
                 <w:noProof/>
               </w:rPr>
-              <w:instrText xml:space="preserve"> PAGEREF _Toc241156463 \h </w:instrText>
+              <w:instrText xml:space="preserve"> PAGEREF _Toc241158075 \h </w:instrText>
             </w:r>
             <w:r>
               <w:rPr>
@@ -1255,7 +1255,7 @@
               <w14:ligatures w14:val="standardContextual"/>
             </w:rPr>
           </w:pPr>
-          <w:hyperlink w:anchor="_Toc241156464" w:history="1">
+          <w:hyperlink w:anchor="_Toc241158076" w:history="1">
             <w:r>
               <w:rPr>
                 <w:rStyle w:val="Hyperlink"/>
@@ -1279,7 +1279,7 @@
               <w:rPr>
                 <w:noProof/>
               </w:rPr>
-              <w:instrText xml:space="preserve"> PAGEREF _Toc241156464 \h </w:instrText>
+              <w:instrText xml:space="preserve"> PAGEREF _Toc241158076 \h </w:instrText>
             </w:r>
             <w:r>
               <w:rPr>
@@ -1322,7 +1322,7 @@
               <w14:ligatures w14:val="standardContextual"/>
             </w:rPr>
           </w:pPr>
-          <w:hyperlink w:anchor="_Toc241156465" w:history="1">
+          <w:hyperlink w:anchor="_Toc241158077" w:history="1">
             <w:r>
               <w:rPr>
                 <w:rStyle w:val="Hyperlink"/>
@@ -1346,7 +1346,7 @@
               <w:rPr>
                 <w:noProof/>
               </w:rPr>
-              <w:instrText xml:space="preserve"> PAGEREF _Toc241156465 \h </w:instrText>
+              <w:instrText xml:space="preserve"> PAGEREF _Toc241158077 \h </w:instrText>
             </w:r>
             <w:r>
               <w:rPr>
@@ -1389,7 +1389,7 @@
               <w14:ligatures w14:val="standardContextual"/>
             </w:rPr>
           </w:pPr>
-          <w:hyperlink w:anchor="_Toc241156466" w:history="1">
+          <w:hyperlink w:anchor="_Toc241158078" w:history="1">
             <w:r>
               <w:rPr>
                 <w:rStyle w:val="Hyperlink"/>
@@ -1413,7 +1413,7 @@
               <w:rPr>
                 <w:noProof/>
               </w:rPr>
-              <w:instrText xml:space="preserve"> PAGEREF _Toc241156466 \h </w:instrText>
+              <w:instrText xml:space="preserve"> PAGEREF _Toc241158078 \h </w:instrText>
             </w:r>
             <w:r>
               <w:rPr>
@@ -1430,7 +1430,7 @@
               <w:rPr>
                 <w:noProof/>
               </w:rPr>
-              <w:t>11</w:t>
+              <w:t>12</w:t>
             </w:r>
             <w:r>
               <w:rPr>
@@ -1456,7 +1456,7 @@
               <w14:ligatures w14:val="standardContextual"/>
             </w:rPr>
           </w:pPr>
-          <w:hyperlink w:anchor="_Toc241156467" w:history="1">
+          <w:hyperlink w:anchor="_Toc241158079" w:history="1">
             <w:r>
               <w:rPr>
                 <w:rStyle w:val="Hyperlink"/>
@@ -1480,7 +1480,7 @@
               <w:rPr>
                 <w:noProof/>
               </w:rPr>
-              <w:instrText xml:space="preserve"> PAGEREF _Toc241156467 \h </w:instrText>
+              <w:instrText xml:space="preserve"> PAGEREF _Toc241158079 \h </w:instrText>
             </w:r>
             <w:r>
               <w:rPr>
@@ -1497,7 +1497,7 @@
               <w:rPr>
                 <w:noProof/>
               </w:rPr>
-              <w:t>12</w:t>
+              <w:t>13</w:t>
             </w:r>
             <w:r>
               <w:rPr>
@@ -1523,7 +1523,7 @@
               <w14:ligatures w14:val="standardContextual"/>
             </w:rPr>
           </w:pPr>
-          <w:hyperlink w:anchor="_Toc241156468" w:history="1">
+          <w:hyperlink w:anchor="_Toc241158080" w:history="1">
             <w:r>
               <w:rPr>
                 <w:rStyle w:val="Hyperlink"/>
@@ -1547,7 +1547,7 @@
               <w:rPr>
                 <w:noProof/>
               </w:rPr>
-              <w:instrText xml:space="preserve"> PAGEREF _Toc241156468 \h </w:instrText>
+              <w:instrText xml:space="preserve"> PAGEREF _Toc241158080 \h </w:instrText>
             </w:r>
             <w:r>
               <w:rPr>
@@ -1564,7 +1564,7 @@
               <w:rPr>
                 <w:noProof/>
               </w:rPr>
-              <w:t>14</w:t>
+              <w:t>15</w:t>
             </w:r>
             <w:r>
               <w:rPr>
@@ -1590,7 +1590,7 @@
               <w14:ligatures w14:val="standardContextual"/>
             </w:rPr>
           </w:pPr>
-          <w:hyperlink w:anchor="_Toc241156469" w:history="1">
+          <w:hyperlink w:anchor="_Toc241158081" w:history="1">
             <w:r>
               <w:rPr>
                 <w:rStyle w:val="Hyperlink"/>
@@ -1614,7 +1614,7 @@
               <w:rPr>
                 <w:noProof/>
               </w:rPr>
-              <w:instrText xml:space="preserve"> PAGEREF _Toc241156469 \h </w:instrText>
+              <w:instrText xml:space="preserve"> PAGEREF _Toc241158081 \h </w:instrText>
             </w:r>
             <w:r>
               <w:rPr>
@@ -1631,7 +1631,7 @@
               <w:rPr>
                 <w:noProof/>
               </w:rPr>
-              <w:t>15</w:t>
+              <w:t>17</w:t>
             </w:r>
             <w:r>
               <w:rPr>
@@ -1657,7 +1657,7 @@
               <w14:ligatures w14:val="standardContextual"/>
             </w:rPr>
           </w:pPr>
-          <w:hyperlink w:anchor="_Toc241156470" w:history="1">
+          <w:hyperlink w:anchor="_Toc241158082" w:history="1">
             <w:r>
               <w:rPr>
                 <w:rStyle w:val="Hyperlink"/>
@@ -1681,7 +1681,7 @@
               <w:rPr>
                 <w:noProof/>
               </w:rPr>
-              <w:instrText xml:space="preserve"> PAGEREF _Toc241156470 \h </w:instrText>
+              <w:instrText xml:space="preserve"> PAGEREF _Toc241158082 \h </w:instrText>
             </w:r>
             <w:r>
               <w:rPr>
@@ -1698,7 +1698,7 @@
               <w:rPr>
                 <w:noProof/>
               </w:rPr>
-              <w:t>17</w:t>
+              <w:t>18</w:t>
             </w:r>
             <w:r>
               <w:rPr>
@@ -1724,7 +1724,7 @@
               <w14:ligatures w14:val="standardContextual"/>
             </w:rPr>
           </w:pPr>
-          <w:hyperlink w:anchor="_Toc241156471" w:history="1">
+          <w:hyperlink w:anchor="_Toc241158083" w:history="1">
             <w:r>
               <w:rPr>
                 <w:rStyle w:val="Hyperlink"/>
@@ -1748,7 +1748,7 @@
               <w:rPr>
                 <w:noProof/>
               </w:rPr>
-              <w:instrText xml:space="preserve"> PAGEREF _Toc241156471 \h </w:instrText>
+              <w:instrText xml:space="preserve"> PAGEREF _Toc241158083 \h </w:instrText>
             </w:r>
             <w:r>
               <w:rPr>
@@ -1765,7 +1765,7 @@
               <w:rPr>
                 <w:noProof/>
               </w:rPr>
-              <w:t>19</w:t>
+              <w:t>20</w:t>
             </w:r>
             <w:r>
               <w:rPr>
@@ -1791,7 +1791,7 @@
               <w14:ligatures w14:val="standardContextual"/>
             </w:rPr>
           </w:pPr>
-          <w:hyperlink w:anchor="_Toc241156472" w:history="1">
+          <w:hyperlink w:anchor="_Toc241158084" w:history="1">
             <w:r>
               <w:rPr>
                 <w:rStyle w:val="Hyperlink"/>
@@ -1815,7 +1815,7 @@
               <w:rPr>
                 <w:noProof/>
               </w:rPr>
-              <w:instrText xml:space="preserve"> PAGEREF _Toc241156472 \h </w:instrText>
+              <w:instrText xml:space="preserve"> PAGEREF _Toc241158084 \h </w:instrText>
             </w:r>
             <w:r>
               <w:rPr>
@@ -1832,7 +1832,7 @@
               <w:rPr>
                 <w:noProof/>
               </w:rPr>
-              <w:t>19</w:t>
+              <w:t>20</w:t>
             </w:r>
             <w:r>
               <w:rPr>
@@ -1858,7 +1858,7 @@
               <w14:ligatures w14:val="standardContextual"/>
             </w:rPr>
           </w:pPr>
-          <w:hyperlink w:anchor="_Toc241156473" w:history="1">
+          <w:hyperlink w:anchor="_Toc241158085" w:history="1">
             <w:r>
               <w:rPr>
                 <w:rStyle w:val="Hyperlink"/>
@@ -1882,7 +1882,7 @@
               <w:rPr>
                 <w:noProof/>
               </w:rPr>
-              <w:instrText xml:space="preserve"> PAGEREF _Toc241156473 \h </w:instrText>
+              <w:instrText xml:space="preserve"> PAGEREF _Toc241158085 \h </w:instrText>
             </w:r>
             <w:r>
               <w:rPr>
@@ -1899,7 +1899,7 @@
               <w:rPr>
                 <w:noProof/>
               </w:rPr>
-              <w:t>21</w:t>
+              <w:t>22</w:t>
             </w:r>
             <w:r>
               <w:rPr>
@@ -1925,7 +1925,7 @@
       <w:pPr>
         <w:pStyle w:val="Heading1"/>
       </w:pPr>
-      <w:bookmarkStart w:id="0" w:name="_Toc241156453"/>
+      <w:bookmarkStart w:id="0" w:name="_Toc241158065"/>
       <w:r>
         <w:lastRenderedPageBreak/>
         <w:t>1. Overview</w:t>
@@ -2379,7 +2379,7 @@
       <w:pPr>
         <w:pStyle w:val="Heading1"/>
       </w:pPr>
-      <w:bookmarkStart w:id="1" w:name="_Toc241156454"/>
+      <w:bookmarkStart w:id="1" w:name="_Toc241158066"/>
       <w:r>
         <w:t>2. Request fields</w:t>
       </w:r>
@@ -2976,7 +2976,7 @@
       <w:pPr>
         <w:pStyle w:val="Heading1"/>
       </w:pPr>
-      <w:bookmarkStart w:id="2" w:name="_Toc241156455"/>
+      <w:bookmarkStart w:id="2" w:name="_Toc241158067"/>
       <w:r>
         <w:t>3. Response format</w:t>
       </w:r>
@@ -3936,7 +3936,7 @@
       <w:pPr>
         <w:pStyle w:val="Heading2"/>
       </w:pPr>
-      <w:bookmarkStart w:id="3" w:name="_Toc241156456"/>
+      <w:bookmarkStart w:id="3" w:name="_Toc241158068"/>
       <w:r>
         <w:t>3.1 Codes aur app ka action</w:t>
       </w:r>
@@ -4664,7 +4664,7 @@
                 <w:sz w:val="19"/>
                 <w:szCs w:val="19"/>
               </w:rPr>
-              <w:t>Duplicate request (same transid)</w:t>
+              <w:t>Same request 20 second ke andar dobara aayi (pichhli chal rahi hai ya ho chuki hai)</w:t>
             </w:r>
           </w:p>
         </w:tc>
@@ -4690,7 +4690,7 @@
                 <w:sz w:val="19"/>
                 <w:szCs w:val="19"/>
               </w:rPr>
-              <w:t>Naya transid bana ke dobara try karo</w:t>
+              <w:t>msg dikhao, thodi der baad try karo</w:t>
             </w:r>
           </w:p>
         </w:tc>
@@ -4795,7 +4795,7 @@
       <w:pPr>
         <w:pStyle w:val="Heading1"/>
       </w:pPr>
-      <w:bookmarkStart w:id="4" w:name="_Toc241156457"/>
+      <w:bookmarkStart w:id="4" w:name="_Toc241158069"/>
       <w:r>
         <w:t>4. userid aur passwd</w:t>
       </w:r>
@@ -4972,9 +4972,10 @@
       <w:pPr>
         <w:pStyle w:val="Heading1"/>
       </w:pPr>
-      <w:bookmarkStart w:id="5" w:name="_Toc241156458"/>
-      <w:r>
-        <w:t>5. transid — double tap se bachao</w:t>
+      <w:bookmarkStart w:id="5" w:name="_Toc241158070"/>
+      <w:r>
+        <w:lastRenderedPageBreak/>
+        <w:t>5. Double tap se bachao</w:t>
       </w:r>
       <w:bookmarkEnd w:id="5"/>
     </w:p>
@@ -4983,7 +4984,7 @@
         <w:spacing w:after="120"/>
       </w:pPr>
       <w:r>
-        <w:t>Paisa ya request wali APIs (</w:t>
+        <w:t xml:space="preserve">App ko </w:t>
       </w:r>
       <w:r>
         <w:rPr>
@@ -4992,10 +4993,10 @@
           <w:sz w:val="19"/>
           <w:szCs w:val="19"/>
         </w:rPr>
-        <w:t>couponpurchase</w:t>
-      </w:r>
-      <w:r>
-        <w:t xml:space="preserve">, </w:t>
+        <w:t>transid</w:t>
+      </w:r>
+      <w:r>
+        <w:t xml:space="preserve"> nahi bhejna hai. Paisa ya request wali APIs (</w:t>
       </w:r>
       <w:r>
         <w:rPr>
@@ -5004,7 +5005,7 @@
           <w:sz w:val="19"/>
           <w:szCs w:val="19"/>
         </w:rPr>
-        <w:t>subscriptionpay</w:t>
+        <w:t>couponpurchase</w:t>
       </w:r>
       <w:r>
         <w:t xml:space="preserve">, </w:t>
@@ -5016,7 +5017,7 @@
           <w:sz w:val="19"/>
           <w:szCs w:val="19"/>
         </w:rPr>
-        <w:t>monthlyactivate</w:t>
+        <w:t>subscriptionpay</w:t>
       </w:r>
       <w:r>
         <w:t xml:space="preserve">, </w:t>
@@ -5028,10 +5029,10 @@
           <w:sz w:val="19"/>
           <w:szCs w:val="19"/>
         </w:rPr>
-        <w:t>deleteaccount</w:t>
-      </w:r>
-      <w:r>
-        <w:t xml:space="preserve">) mein </w:t>
+        <w:t>monthlyactivate</w:t>
+      </w:r>
+      <w:r>
+        <w:t xml:space="preserve">, </w:t>
       </w:r>
       <w:r>
         <w:rPr>
@@ -5040,10 +5041,10 @@
           <w:sz w:val="19"/>
           <w:szCs w:val="19"/>
         </w:rPr>
-        <w:t>transid</w:t>
-      </w:r>
-      <w:r>
-        <w:t xml:space="preserve"> zaroori hai. Web page mein bhi yahi hota hai.</w:t>
+        <w:t>deleteaccount</w:t>
+      </w:r>
+      <w:r>
+        <w:t>) mein server transaction number khud banata hai.</w:t>
       </w:r>
     </w:p>
     <w:p>
@@ -5056,18 +5057,19 @@
         <w:spacing w:after="60"/>
       </w:pPr>
       <w:r>
-        <w:lastRenderedPageBreak/>
-        <w:t xml:space="preserve">Button dabate hi 6–9 digit ka random number banao (pehla digit 0 na ho). Network retry mein </w:t>
-      </w:r>
-      <w:r>
-        <w:rPr>
-          <w:b/>
-          <w:bCs/>
-        </w:rPr>
-        <w:t>wahi</w:t>
-      </w:r>
-      <w:r>
-        <w:t xml:space="preserve"> number bhejo.</w:t>
+        <w:t xml:space="preserve">Same user ki same API pichhli request ke 20 second ke andar dobara aaye to </w:t>
+      </w:r>
+      <w:r>
+        <w:rPr>
+          <w:rFonts w:ascii="Consolas" w:eastAsia="Consolas" w:hAnsi="Consolas" w:cs="Consolas"/>
+          <w:color w:val="B83300"/>
+          <w:sz w:val="19"/>
+          <w:szCs w:val="19"/>
+        </w:rPr>
+        <w:t>code: 409</w:t>
+      </w:r>
+      <w:r>
+        <w:t xml:space="preserve"> milta hai. Yeh tab hota hai jab pichhli request abhi chal rahi ho ya successful ho chuki ho. Isse double tap ya network retry par do baar paisa nahi katega.</w:t>
       </w:r>
     </w:p>
     <w:p>
@@ -5080,8 +5082,18 @@
         <w:spacing w:after="60"/>
       </w:pPr>
       <w:r>
-        <w:t xml:space="preserve">Naye attempt mein, ya </w:t>
-      </w:r>
+        <w:t>Phir bhi button dabate hi use disable kar do, aur response aane tak "Please wait" dikhao.</w:t>
+      </w:r>
+    </w:p>
+    <w:p>
+      <w:pPr>
+        <w:pStyle w:val="ListParagraph"/>
+        <w:numPr>
+          <w:ilvl w:val="0"/>
+          <w:numId w:val="2"/>
+        </w:numPr>
+        <w:spacing w:after="60"/>
+      </w:pPr>
       <w:r>
         <w:rPr>
           <w:rFonts w:ascii="Consolas" w:eastAsia="Consolas" w:hAnsi="Consolas" w:cs="Consolas"/>
@@ -5092,14 +5104,26 @@
         <w:t>409</w:t>
       </w:r>
       <w:r>
-        <w:t xml:space="preserve"> ke baad, naya number banao.</w:t>
+        <w:t xml:space="preserve"> aaye to user ko </w:t>
+      </w:r>
+      <w:r>
+        <w:rPr>
+          <w:rFonts w:ascii="Consolas" w:eastAsia="Consolas" w:hAnsi="Consolas" w:cs="Consolas"/>
+          <w:color w:val="B83300"/>
+          <w:sz w:val="19"/>
+          <w:szCs w:val="19"/>
+        </w:rPr>
+        <w:t>msg</w:t>
+      </w:r>
+      <w:r>
+        <w:t xml:space="preserve"> dikhao. Pichhla result dekhna ho to wallet balance ya order ki screen refresh karo.</w:t>
       </w:r>
     </w:p>
     <w:p>
       <w:pPr>
         <w:pStyle w:val="Heading1"/>
       </w:pPr>
-      <w:bookmarkStart w:id="6" w:name="_Toc241156459"/>
+      <w:bookmarkStart w:id="6" w:name="_Toc241158071"/>
       <w:r>
         <w:t>6. Payment flow (Subscription aur Activation Points)</w:t>
       </w:r>
@@ -5297,7 +5321,7 @@
       <w:pPr>
         <w:pStyle w:val="Heading1"/>
       </w:pPr>
-      <w:bookmarkStart w:id="7" w:name="_Toc241156460"/>
+      <w:bookmarkStart w:id="7" w:name="_Toc241158072"/>
       <w:r>
         <w:t>7. WebView bridge</w:t>
       </w:r>
@@ -5516,7 +5540,7 @@
       <w:pPr>
         <w:pStyle w:val="Heading1"/>
       </w:pPr>
-      <w:bookmarkStart w:id="8" w:name="_Toc241156461"/>
+      <w:bookmarkStart w:id="8" w:name="_Toc241158073"/>
       <w:r>
         <w:t>8. Saari APIs ek nazar mein</w:t>
       </w:r>
@@ -6573,7 +6597,7 @@
                 <w:sz w:val="19"/>
                 <w:szCs w:val="19"/>
               </w:rPr>
-              <w:t>kitid, transid</w:t>
+              <w:t>kitid</w:t>
             </w:r>
           </w:p>
         </w:tc>
@@ -6753,6 +6777,7 @@
                 <w:sz w:val="18"/>
                 <w:szCs w:val="18"/>
               </w:rPr>
+              <w:lastRenderedPageBreak/>
               <w:t>redeemurl</w:t>
             </w:r>
           </w:p>
@@ -7037,7 +7062,7 @@
                 <w:sz w:val="19"/>
                 <w:szCs w:val="19"/>
               </w:rPr>
-              <w:t>kitid, transid</w:t>
+              <w:t>kitid</w:t>
             </w:r>
           </w:p>
         </w:tc>
@@ -7269,7 +7294,7 @@
                 <w:sz w:val="19"/>
                 <w:szCs w:val="19"/>
               </w:rPr>
-              <w:t>kitid, transid</w:t>
+              <w:t>kitid</w:t>
             </w:r>
           </w:p>
         </w:tc>
@@ -7333,7 +7358,6 @@
                 <w:sz w:val="18"/>
                 <w:szCs w:val="18"/>
               </w:rPr>
-              <w:lastRenderedPageBreak/>
               <w:t>paymentstatus</w:t>
             </w:r>
           </w:p>
@@ -7618,7 +7642,7 @@
                 <w:sz w:val="19"/>
                 <w:szCs w:val="19"/>
               </w:rPr>
-              <w:t>transid</w:t>
+              <w:t>—</w:t>
             </w:r>
           </w:p>
         </w:tc>
@@ -7659,7 +7683,7 @@
       <w:pPr>
         <w:pStyle w:val="Heading1"/>
       </w:pPr>
-      <w:bookmarkStart w:id="9" w:name="_Toc241156462"/>
+      <w:bookmarkStart w:id="9" w:name="_Toc241158074"/>
       <w:r>
         <w:lastRenderedPageBreak/>
         <w:t>9. Screen-wise APIs</w:t>
@@ -7678,7 +7702,7 @@
       <w:pPr>
         <w:pStyle w:val="Heading2"/>
       </w:pPr>
-      <w:bookmarkStart w:id="10" w:name="_Toc241156463"/>
+      <w:bookmarkStart w:id="10" w:name="_Toc241158075"/>
       <w:r>
         <w:t>9.1 Login / Logout</w:t>
       </w:r>
@@ -8068,27 +8092,27 @@
           <w:sz w:val="17"/>
           <w:szCs w:val="17"/>
         </w:rPr>
-        <w:t>  "userid": "EP100245",</w:t>
-      </w:r>
-    </w:p>
-    <w:p>
-      <w:pPr>
-        <w:keepNext/>
-        <w:keepLines/>
-        <w:pBdr>
-          <w:left w:val="single" w:sz="18" w:space="8" w:color="E84000"/>
-        </w:pBdr>
-        <w:shd w:val="clear" w:color="auto" w:fill="F3F4F6"/>
-        <w:spacing w:line="250" w:lineRule="auto"/>
-        <w:ind w:left="180"/>
-      </w:pPr>
-      <w:r>
-        <w:rPr>
-          <w:rFonts w:ascii="Consolas" w:eastAsia="Consolas" w:hAnsi="Consolas" w:cs="Consolas"/>
-          <w:sz w:val="17"/>
-          <w:szCs w:val="17"/>
-        </w:rPr>
-        <w:t>  "passwd": "mypassword",</w:t>
+        <w:t>  "userid": "EPI123456",</w:t>
+      </w:r>
+    </w:p>
+    <w:p>
+      <w:pPr>
+        <w:keepNext/>
+        <w:keepLines/>
+        <w:pBdr>
+          <w:left w:val="single" w:sz="18" w:space="8" w:color="E84000"/>
+        </w:pBdr>
+        <w:shd w:val="clear" w:color="auto" w:fill="F3F4F6"/>
+        <w:spacing w:line="250" w:lineRule="auto"/>
+        <w:ind w:left="180"/>
+      </w:pPr>
+      <w:r>
+        <w:rPr>
+          <w:rFonts w:ascii="Consolas" w:eastAsia="Consolas" w:hAnsi="Consolas" w:cs="Consolas"/>
+          <w:sz w:val="17"/>
+          <w:szCs w:val="17"/>
+        </w:rPr>
+        <w:t>  "passwd": "EPI@123456",</w:t>
       </w:r>
     </w:p>
     <w:p>
@@ -8284,7 +8308,7 @@
           <w:sz w:val="17"/>
           <w:szCs w:val="17"/>
         </w:rPr>
-        <w:t>  "reqid": "20260924101500123045",</w:t>
+        <w:t>  "reqid": "20260924153849875931",</w:t>
       </w:r>
     </w:p>
     <w:p>
@@ -8344,227 +8368,227 @@
           <w:sz w:val="17"/>
           <w:szCs w:val="17"/>
         </w:rPr>
-        <w:t>      "formno": 245,</w:t>
-      </w:r>
-    </w:p>
-    <w:p>
-      <w:pPr>
-        <w:keepNext/>
-        <w:keepLines/>
-        <w:pBdr>
-          <w:left w:val="single" w:sz="18" w:space="8" w:color="E84000"/>
-        </w:pBdr>
-        <w:shd w:val="clear" w:color="auto" w:fill="F3F4F6"/>
-        <w:spacing w:line="250" w:lineRule="auto"/>
-        <w:ind w:left="180"/>
-      </w:pPr>
-      <w:r>
-        <w:rPr>
-          <w:rFonts w:ascii="Consolas" w:eastAsia="Consolas" w:hAnsi="Consolas" w:cs="Consolas"/>
-          <w:sz w:val="17"/>
-          <w:szCs w:val="17"/>
-        </w:rPr>
-        <w:t>      "idno": "EP100245",</w:t>
-      </w:r>
-    </w:p>
-    <w:p>
-      <w:pPr>
-        <w:keepNext/>
-        <w:keepLines/>
-        <w:pBdr>
-          <w:left w:val="single" w:sz="18" w:space="8" w:color="E84000"/>
-        </w:pBdr>
-        <w:shd w:val="clear" w:color="auto" w:fill="F3F4F6"/>
-        <w:spacing w:line="250" w:lineRule="auto"/>
-        <w:ind w:left="180"/>
-      </w:pPr>
-      <w:r>
-        <w:rPr>
-          <w:rFonts w:ascii="Consolas" w:eastAsia="Consolas" w:hAnsi="Consolas" w:cs="Consolas"/>
-          <w:sz w:val="17"/>
-          <w:szCs w:val="17"/>
-        </w:rPr>
-        <w:t>      "name": "Ravi Sharma",</w:t>
-      </w:r>
-    </w:p>
-    <w:p>
-      <w:pPr>
-        <w:keepNext/>
-        <w:keepLines/>
-        <w:pBdr>
-          <w:left w:val="single" w:sz="18" w:space="8" w:color="E84000"/>
-        </w:pBdr>
-        <w:shd w:val="clear" w:color="auto" w:fill="F3F4F6"/>
-        <w:spacing w:line="250" w:lineRule="auto"/>
-        <w:ind w:left="180"/>
-      </w:pPr>
-      <w:r>
-        <w:rPr>
-          <w:rFonts w:ascii="Consolas" w:eastAsia="Consolas" w:hAnsi="Consolas" w:cs="Consolas"/>
-          <w:sz w:val="17"/>
-          <w:szCs w:val="17"/>
-        </w:rPr>
-        <w:t>      "firstname": "Ravi",</w:t>
-      </w:r>
-    </w:p>
-    <w:p>
-      <w:pPr>
-        <w:keepNext/>
-        <w:keepLines/>
-        <w:pBdr>
-          <w:left w:val="single" w:sz="18" w:space="8" w:color="E84000"/>
-        </w:pBdr>
-        <w:shd w:val="clear" w:color="auto" w:fill="F3F4F6"/>
-        <w:spacing w:line="250" w:lineRule="auto"/>
-        <w:ind w:left="180"/>
-      </w:pPr>
-      <w:r>
-        <w:rPr>
-          <w:rFonts w:ascii="Consolas" w:eastAsia="Consolas" w:hAnsi="Consolas" w:cs="Consolas"/>
-          <w:sz w:val="17"/>
-          <w:szCs w:val="17"/>
-        </w:rPr>
-        <w:t>      "lastname": "Sharma",</w:t>
-      </w:r>
-    </w:p>
-    <w:p>
-      <w:pPr>
-        <w:keepNext/>
-        <w:keepLines/>
-        <w:pBdr>
-          <w:left w:val="single" w:sz="18" w:space="8" w:color="E84000"/>
-        </w:pBdr>
-        <w:shd w:val="clear" w:color="auto" w:fill="F3F4F6"/>
-        <w:spacing w:line="250" w:lineRule="auto"/>
-        <w:ind w:left="180"/>
-      </w:pPr>
-      <w:r>
-        <w:rPr>
-          <w:rFonts w:ascii="Consolas" w:eastAsia="Consolas" w:hAnsi="Consolas" w:cs="Consolas"/>
-          <w:sz w:val="17"/>
-          <w:szCs w:val="17"/>
-        </w:rPr>
-        <w:t>      "mobile": "9876543210",</w:t>
-      </w:r>
-    </w:p>
-    <w:p>
-      <w:pPr>
-        <w:keepNext/>
-        <w:keepLines/>
-        <w:pBdr>
-          <w:left w:val="single" w:sz="18" w:space="8" w:color="E84000"/>
-        </w:pBdr>
-        <w:shd w:val="clear" w:color="auto" w:fill="F3F4F6"/>
-        <w:spacing w:line="250" w:lineRule="auto"/>
-        <w:ind w:left="180"/>
-      </w:pPr>
-      <w:r>
-        <w:rPr>
-          <w:rFonts w:ascii="Consolas" w:eastAsia="Consolas" w:hAnsi="Consolas" w:cs="Consolas"/>
-          <w:sz w:val="17"/>
-          <w:szCs w:val="17"/>
-        </w:rPr>
-        <w:t>      "email": "ravi@example.com",</w:t>
-      </w:r>
-    </w:p>
-    <w:p>
-      <w:pPr>
-        <w:keepNext/>
-        <w:keepLines/>
-        <w:pBdr>
-          <w:left w:val="single" w:sz="18" w:space="8" w:color="E84000"/>
-        </w:pBdr>
-        <w:shd w:val="clear" w:color="auto" w:fill="F3F4F6"/>
-        <w:spacing w:line="250" w:lineRule="auto"/>
-        <w:ind w:left="180"/>
-      </w:pPr>
-      <w:r>
-        <w:rPr>
-          <w:rFonts w:ascii="Consolas" w:eastAsia="Consolas" w:hAnsi="Consolas" w:cs="Consolas"/>
-          <w:sz w:val="17"/>
-          <w:szCs w:val="17"/>
-        </w:rPr>
-        <w:t>      "kitid": 6,</w:t>
-      </w:r>
-    </w:p>
-    <w:p>
-      <w:pPr>
-        <w:keepNext/>
-        <w:keepLines/>
-        <w:pBdr>
-          <w:left w:val="single" w:sz="18" w:space="8" w:color="E84000"/>
-        </w:pBdr>
-        <w:shd w:val="clear" w:color="auto" w:fill="F3F4F6"/>
-        <w:spacing w:line="250" w:lineRule="auto"/>
-        <w:ind w:left="180"/>
-      </w:pPr>
-      <w:r>
-        <w:rPr>
-          <w:rFonts w:ascii="Consolas" w:eastAsia="Consolas" w:hAnsi="Consolas" w:cs="Consolas"/>
-          <w:sz w:val="17"/>
-          <w:szCs w:val="17"/>
-        </w:rPr>
-        <w:t>      "package": "Gold",</w:t>
-      </w:r>
-    </w:p>
-    <w:p>
-      <w:pPr>
-        <w:keepNext/>
-        <w:keepLines/>
-        <w:pBdr>
-          <w:left w:val="single" w:sz="18" w:space="8" w:color="E84000"/>
-        </w:pBdr>
-        <w:shd w:val="clear" w:color="auto" w:fill="F3F4F6"/>
-        <w:spacing w:line="250" w:lineRule="auto"/>
-        <w:ind w:left="180"/>
-      </w:pPr>
-      <w:r>
-        <w:rPr>
-          <w:rFonts w:ascii="Consolas" w:eastAsia="Consolas" w:hAnsi="Consolas" w:cs="Consolas"/>
-          <w:sz w:val="17"/>
-          <w:szCs w:val="17"/>
-        </w:rPr>
-        <w:t>      "doj": "12-Jan-2026",</w:t>
-      </w:r>
-    </w:p>
-    <w:p>
-      <w:pPr>
-        <w:keepNext/>
-        <w:keepLines/>
-        <w:pBdr>
-          <w:left w:val="single" w:sz="18" w:space="8" w:color="E84000"/>
-        </w:pBdr>
-        <w:shd w:val="clear" w:color="auto" w:fill="F3F4F6"/>
-        <w:spacing w:line="250" w:lineRule="auto"/>
-        <w:ind w:left="180"/>
-      </w:pPr>
-      <w:r>
-        <w:rPr>
-          <w:rFonts w:ascii="Consolas" w:eastAsia="Consolas" w:hAnsi="Consolas" w:cs="Consolas"/>
-          <w:sz w:val="17"/>
-          <w:szCs w:val="17"/>
-        </w:rPr>
-        <w:t>      "upgradedate": "15-Jan-2026",</w:t>
-      </w:r>
-    </w:p>
-    <w:p>
-      <w:pPr>
-        <w:keepNext/>
-        <w:keepLines/>
-        <w:pBdr>
-          <w:left w:val="single" w:sz="18" w:space="8" w:color="E84000"/>
-        </w:pBdr>
-        <w:shd w:val="clear" w:color="auto" w:fill="F3F4F6"/>
-        <w:spacing w:line="250" w:lineRule="auto"/>
-        <w:ind w:left="180"/>
-      </w:pPr>
-      <w:r>
-        <w:rPr>
-          <w:rFonts w:ascii="Consolas" w:eastAsia="Consolas" w:hAnsi="Consolas" w:cs="Consolas"/>
-          <w:sz w:val="17"/>
-          <w:szCs w:val="17"/>
-        </w:rPr>
-        <w:t>      "activationdate": "15-Jan-2026",</w:t>
+        <w:t>      "formno": 123456,</w:t>
+      </w:r>
+    </w:p>
+    <w:p>
+      <w:pPr>
+        <w:keepNext/>
+        <w:keepLines/>
+        <w:pBdr>
+          <w:left w:val="single" w:sz="18" w:space="8" w:color="E84000"/>
+        </w:pBdr>
+        <w:shd w:val="clear" w:color="auto" w:fill="F3F4F6"/>
+        <w:spacing w:line="250" w:lineRule="auto"/>
+        <w:ind w:left="180"/>
+      </w:pPr>
+      <w:r>
+        <w:rPr>
+          <w:rFonts w:ascii="Consolas" w:eastAsia="Consolas" w:hAnsi="Consolas" w:cs="Consolas"/>
+          <w:sz w:val="17"/>
+          <w:szCs w:val="17"/>
+        </w:rPr>
+        <w:t>      "idno": "EPI123456",</w:t>
+      </w:r>
+    </w:p>
+    <w:p>
+      <w:pPr>
+        <w:keepNext/>
+        <w:keepLines/>
+        <w:pBdr>
+          <w:left w:val="single" w:sz="18" w:space="8" w:color="E84000"/>
+        </w:pBdr>
+        <w:shd w:val="clear" w:color="auto" w:fill="F3F4F6"/>
+        <w:spacing w:line="250" w:lineRule="auto"/>
+        <w:ind w:left="180"/>
+      </w:pPr>
+      <w:r>
+        <w:rPr>
+          <w:rFonts w:ascii="Consolas" w:eastAsia="Consolas" w:hAnsi="Consolas" w:cs="Consolas"/>
+          <w:sz w:val="17"/>
+          <w:szCs w:val="17"/>
+        </w:rPr>
+        <w:t>      "name": "EPay India",</w:t>
+      </w:r>
+    </w:p>
+    <w:p>
+      <w:pPr>
+        <w:keepNext/>
+        <w:keepLines/>
+        <w:pBdr>
+          <w:left w:val="single" w:sz="18" w:space="8" w:color="E84000"/>
+        </w:pBdr>
+        <w:shd w:val="clear" w:color="auto" w:fill="F3F4F6"/>
+        <w:spacing w:line="250" w:lineRule="auto"/>
+        <w:ind w:left="180"/>
+      </w:pPr>
+      <w:r>
+        <w:rPr>
+          <w:rFonts w:ascii="Consolas" w:eastAsia="Consolas" w:hAnsi="Consolas" w:cs="Consolas"/>
+          <w:sz w:val="17"/>
+          <w:szCs w:val="17"/>
+        </w:rPr>
+        <w:t>      "firstname": "EPay India",</w:t>
+      </w:r>
+    </w:p>
+    <w:p>
+      <w:pPr>
+        <w:keepNext/>
+        <w:keepLines/>
+        <w:pBdr>
+          <w:left w:val="single" w:sz="18" w:space="8" w:color="E84000"/>
+        </w:pBdr>
+        <w:shd w:val="clear" w:color="auto" w:fill="F3F4F6"/>
+        <w:spacing w:line="250" w:lineRule="auto"/>
+        <w:ind w:left="180"/>
+      </w:pPr>
+      <w:r>
+        <w:rPr>
+          <w:rFonts w:ascii="Consolas" w:eastAsia="Consolas" w:hAnsi="Consolas" w:cs="Consolas"/>
+          <w:sz w:val="17"/>
+          <w:szCs w:val="17"/>
+        </w:rPr>
+        <w:t>      "lastname": "",</w:t>
+      </w:r>
+    </w:p>
+    <w:p>
+      <w:pPr>
+        <w:keepNext/>
+        <w:keepLines/>
+        <w:pBdr>
+          <w:left w:val="single" w:sz="18" w:space="8" w:color="E84000"/>
+        </w:pBdr>
+        <w:shd w:val="clear" w:color="auto" w:fill="F3F4F6"/>
+        <w:spacing w:line="250" w:lineRule="auto"/>
+        <w:ind w:left="180"/>
+      </w:pPr>
+      <w:r>
+        <w:rPr>
+          <w:rFonts w:ascii="Consolas" w:eastAsia="Consolas" w:hAnsi="Consolas" w:cs="Consolas"/>
+          <w:sz w:val="17"/>
+          <w:szCs w:val="17"/>
+        </w:rPr>
+        <w:t>      "mobile": "1234567890",</w:t>
+      </w:r>
+    </w:p>
+    <w:p>
+      <w:pPr>
+        <w:keepNext/>
+        <w:keepLines/>
+        <w:pBdr>
+          <w:left w:val="single" w:sz="18" w:space="8" w:color="E84000"/>
+        </w:pBdr>
+        <w:shd w:val="clear" w:color="auto" w:fill="F3F4F6"/>
+        <w:spacing w:line="250" w:lineRule="auto"/>
+        <w:ind w:left="180"/>
+      </w:pPr>
+      <w:r>
+        <w:rPr>
+          <w:rFonts w:ascii="Consolas" w:eastAsia="Consolas" w:hAnsi="Consolas" w:cs="Consolas"/>
+          <w:sz w:val="17"/>
+          <w:szCs w:val="17"/>
+        </w:rPr>
+        <w:t>      "email": "sadhnagarg.bispl@gmail.com",</w:t>
+      </w:r>
+    </w:p>
+    <w:p>
+      <w:pPr>
+        <w:keepNext/>
+        <w:keepLines/>
+        <w:pBdr>
+          <w:left w:val="single" w:sz="18" w:space="8" w:color="E84000"/>
+        </w:pBdr>
+        <w:shd w:val="clear" w:color="auto" w:fill="F3F4F6"/>
+        <w:spacing w:line="250" w:lineRule="auto"/>
+        <w:ind w:left="180"/>
+      </w:pPr>
+      <w:r>
+        <w:rPr>
+          <w:rFonts w:ascii="Consolas" w:eastAsia="Consolas" w:hAnsi="Consolas" w:cs="Consolas"/>
+          <w:sz w:val="17"/>
+          <w:szCs w:val="17"/>
+        </w:rPr>
+        <w:t>      "kitid": 12,</w:t>
+      </w:r>
+    </w:p>
+    <w:p>
+      <w:pPr>
+        <w:keepNext/>
+        <w:keepLines/>
+        <w:pBdr>
+          <w:left w:val="single" w:sz="18" w:space="8" w:color="E84000"/>
+        </w:pBdr>
+        <w:shd w:val="clear" w:color="auto" w:fill="F3F4F6"/>
+        <w:spacing w:line="250" w:lineRule="auto"/>
+        <w:ind w:left="180"/>
+      </w:pPr>
+      <w:r>
+        <w:rPr>
+          <w:rFonts w:ascii="Consolas" w:eastAsia="Consolas" w:hAnsi="Consolas" w:cs="Consolas"/>
+          <w:sz w:val="17"/>
+          <w:szCs w:val="17"/>
+        </w:rPr>
+        <w:t>      "package": "PETRO CARD SILVER RS. 5000/-",</w:t>
+      </w:r>
+    </w:p>
+    <w:p>
+      <w:pPr>
+        <w:keepNext/>
+        <w:keepLines/>
+        <w:pBdr>
+          <w:left w:val="single" w:sz="18" w:space="8" w:color="E84000"/>
+        </w:pBdr>
+        <w:shd w:val="clear" w:color="auto" w:fill="F3F4F6"/>
+        <w:spacing w:line="250" w:lineRule="auto"/>
+        <w:ind w:left="180"/>
+      </w:pPr>
+      <w:r>
+        <w:rPr>
+          <w:rFonts w:ascii="Consolas" w:eastAsia="Consolas" w:hAnsi="Consolas" w:cs="Consolas"/>
+          <w:sz w:val="17"/>
+          <w:szCs w:val="17"/>
+        </w:rPr>
+        <w:t>      "doj": "17-Dec-2025",</w:t>
+      </w:r>
+    </w:p>
+    <w:p>
+      <w:pPr>
+        <w:keepNext/>
+        <w:keepLines/>
+        <w:pBdr>
+          <w:left w:val="single" w:sz="18" w:space="8" w:color="E84000"/>
+        </w:pBdr>
+        <w:shd w:val="clear" w:color="auto" w:fill="F3F4F6"/>
+        <w:spacing w:line="250" w:lineRule="auto"/>
+        <w:ind w:left="180"/>
+      </w:pPr>
+      <w:r>
+        <w:rPr>
+          <w:rFonts w:ascii="Consolas" w:eastAsia="Consolas" w:hAnsi="Consolas" w:cs="Consolas"/>
+          <w:sz w:val="17"/>
+          <w:szCs w:val="17"/>
+        </w:rPr>
+        <w:t>      "upgradedate": "18-Dec-2025",</w:t>
+      </w:r>
+    </w:p>
+    <w:p>
+      <w:pPr>
+        <w:keepNext/>
+        <w:keepLines/>
+        <w:pBdr>
+          <w:left w:val="single" w:sz="18" w:space="8" w:color="E84000"/>
+        </w:pBdr>
+        <w:shd w:val="clear" w:color="auto" w:fill="F3F4F6"/>
+        <w:spacing w:line="250" w:lineRule="auto"/>
+        <w:ind w:left="180"/>
+      </w:pPr>
+      <w:r>
+        <w:rPr>
+          <w:rFonts w:ascii="Consolas" w:eastAsia="Consolas" w:hAnsi="Consolas" w:cs="Consolas"/>
+          <w:sz w:val="17"/>
+          <w:szCs w:val="17"/>
+        </w:rPr>
+        <w:t>      "activationdate": "18-Dec-2025",</w:t>
       </w:r>
     </w:p>
     <w:p>
@@ -8604,7 +8628,7 @@
           <w:sz w:val="17"/>
           <w:szCs w:val="17"/>
         </w:rPr>
-        <w:t>      "profilepic": ""</w:t>
+        <w:t>      "profilepic": "images/dollar.jpg"</w:t>
       </w:r>
     </w:p>
     <w:p>
@@ -9450,7 +9474,7 @@
       <w:pPr>
         <w:pStyle w:val="Heading2"/>
       </w:pPr>
-      <w:bookmarkStart w:id="11" w:name="_Toc241156464"/>
+      <w:bookmarkStart w:id="11" w:name="_Toc241158076"/>
       <w:r>
         <w:t>9.2 Drawer — naam, ID aur menu</w:t>
       </w:r>
@@ -9825,27 +9849,27 @@
           <w:sz w:val="17"/>
           <w:szCs w:val="17"/>
         </w:rPr>
-        <w:t>  "userid": "EP100245",</w:t>
-      </w:r>
-    </w:p>
-    <w:p>
-      <w:pPr>
-        <w:keepNext/>
-        <w:keepLines/>
-        <w:pBdr>
-          <w:left w:val="single" w:sz="18" w:space="8" w:color="E84000"/>
-        </w:pBdr>
-        <w:shd w:val="clear" w:color="auto" w:fill="F3F4F6"/>
-        <w:spacing w:line="250" w:lineRule="auto"/>
-        <w:ind w:left="180"/>
-      </w:pPr>
-      <w:r>
-        <w:rPr>
-          <w:rFonts w:ascii="Consolas" w:eastAsia="Consolas" w:hAnsi="Consolas" w:cs="Consolas"/>
-          <w:sz w:val="17"/>
-          <w:szCs w:val="17"/>
-        </w:rPr>
-        <w:t>  "passwd": "mypassword"</w:t>
+        <w:t>  "userid": "EPI123456",</w:t>
+      </w:r>
+    </w:p>
+    <w:p>
+      <w:pPr>
+        <w:keepNext/>
+        <w:keepLines/>
+        <w:pBdr>
+          <w:left w:val="single" w:sz="18" w:space="8" w:color="E84000"/>
+        </w:pBdr>
+        <w:shd w:val="clear" w:color="auto" w:fill="F3F4F6"/>
+        <w:spacing w:line="250" w:lineRule="auto"/>
+        <w:ind w:left="180"/>
+      </w:pPr>
+      <w:r>
+        <w:rPr>
+          <w:rFonts w:ascii="Consolas" w:eastAsia="Consolas" w:hAnsi="Consolas" w:cs="Consolas"/>
+          <w:sz w:val="17"/>
+          <w:szCs w:val="17"/>
+        </w:rPr>
+        <w:t>  "passwd": "EPI@123456"</w:t>
       </w:r>
     </w:p>
     <w:p>
@@ -9995,7 +10019,7 @@
           <w:sz w:val="17"/>
           <w:szCs w:val="17"/>
         </w:rPr>
-        <w:t>  "reqid": "20260924101502001122",</w:t>
+        <w:t>  "reqid": "20260924154531260750",</w:t>
       </w:r>
     </w:p>
     <w:p>
@@ -10052,121 +10076,121 @@
           <w:sz w:val="17"/>
           <w:szCs w:val="17"/>
         </w:rPr>
-        <w:t>      "formno": 245,</w:t>
-      </w:r>
-    </w:p>
-    <w:p>
-      <w:pPr>
-        <w:keepLines/>
-        <w:pBdr>
-          <w:left w:val="single" w:sz="18" w:space="8" w:color="E84000"/>
-        </w:pBdr>
-        <w:shd w:val="clear" w:color="auto" w:fill="F3F4F6"/>
-        <w:spacing w:line="250" w:lineRule="auto"/>
-        <w:ind w:left="180"/>
-      </w:pPr>
-      <w:r>
-        <w:rPr>
-          <w:rFonts w:ascii="Consolas" w:eastAsia="Consolas" w:hAnsi="Consolas" w:cs="Consolas"/>
-          <w:sz w:val="17"/>
-          <w:szCs w:val="17"/>
-        </w:rPr>
-        <w:t>      "idno": "EP100245",</w:t>
-      </w:r>
-    </w:p>
-    <w:p>
-      <w:pPr>
-        <w:keepLines/>
-        <w:pBdr>
-          <w:left w:val="single" w:sz="18" w:space="8" w:color="E84000"/>
-        </w:pBdr>
-        <w:shd w:val="clear" w:color="auto" w:fill="F3F4F6"/>
-        <w:spacing w:line="250" w:lineRule="auto"/>
-        <w:ind w:left="180"/>
-      </w:pPr>
-      <w:r>
-        <w:rPr>
-          <w:rFonts w:ascii="Consolas" w:eastAsia="Consolas" w:hAnsi="Consolas" w:cs="Consolas"/>
-          <w:sz w:val="17"/>
-          <w:szCs w:val="17"/>
-        </w:rPr>
-        <w:t>      "name": "Ravi Sharma",</w:t>
-      </w:r>
-    </w:p>
-    <w:p>
-      <w:pPr>
-        <w:keepLines/>
-        <w:pBdr>
-          <w:left w:val="single" w:sz="18" w:space="8" w:color="E84000"/>
-        </w:pBdr>
-        <w:shd w:val="clear" w:color="auto" w:fill="F3F4F6"/>
-        <w:spacing w:line="250" w:lineRule="auto"/>
-        <w:ind w:left="180"/>
-      </w:pPr>
-      <w:r>
-        <w:rPr>
-          <w:rFonts w:ascii="Consolas" w:eastAsia="Consolas" w:hAnsi="Consolas" w:cs="Consolas"/>
-          <w:sz w:val="17"/>
-          <w:szCs w:val="17"/>
-        </w:rPr>
-        <w:t>      "firstname": "Ravi",</w:t>
-      </w:r>
-    </w:p>
-    <w:p>
-      <w:pPr>
-        <w:keepLines/>
-        <w:pBdr>
-          <w:left w:val="single" w:sz="18" w:space="8" w:color="E84000"/>
-        </w:pBdr>
-        <w:shd w:val="clear" w:color="auto" w:fill="F3F4F6"/>
-        <w:spacing w:line="250" w:lineRule="auto"/>
-        <w:ind w:left="180"/>
-      </w:pPr>
-      <w:r>
-        <w:rPr>
-          <w:rFonts w:ascii="Consolas" w:eastAsia="Consolas" w:hAnsi="Consolas" w:cs="Consolas"/>
-          <w:sz w:val="17"/>
-          <w:szCs w:val="17"/>
-        </w:rPr>
-        <w:t>      "initial": "R",</w:t>
-      </w:r>
-    </w:p>
-    <w:p>
-      <w:pPr>
-        <w:keepLines/>
-        <w:pBdr>
-          <w:left w:val="single" w:sz="18" w:space="8" w:color="E84000"/>
-        </w:pBdr>
-        <w:shd w:val="clear" w:color="auto" w:fill="F3F4F6"/>
-        <w:spacing w:line="250" w:lineRule="auto"/>
-        <w:ind w:left="180"/>
-      </w:pPr>
-      <w:r>
-        <w:rPr>
-          <w:rFonts w:ascii="Consolas" w:eastAsia="Consolas" w:hAnsi="Consolas" w:cs="Consolas"/>
-          <w:sz w:val="17"/>
-          <w:szCs w:val="17"/>
-        </w:rPr>
-        <w:t>      "mobile": "9876543210",</w:t>
-      </w:r>
-    </w:p>
-    <w:p>
-      <w:pPr>
-        <w:keepLines/>
-        <w:pBdr>
-          <w:left w:val="single" w:sz="18" w:space="8" w:color="E84000"/>
-        </w:pBdr>
-        <w:shd w:val="clear" w:color="auto" w:fill="F3F4F6"/>
-        <w:spacing w:line="250" w:lineRule="auto"/>
-        <w:ind w:left="180"/>
-      </w:pPr>
-      <w:r>
-        <w:rPr>
-          <w:rFonts w:ascii="Consolas" w:eastAsia="Consolas" w:hAnsi="Consolas" w:cs="Consolas"/>
-          <w:sz w:val="17"/>
-          <w:szCs w:val="17"/>
-        </w:rPr>
-        <w:t>      "email": "ravi@example.com",</w:t>
+        <w:t>      "formno": 123456,</w:t>
+      </w:r>
+    </w:p>
+    <w:p>
+      <w:pPr>
+        <w:keepLines/>
+        <w:pBdr>
+          <w:left w:val="single" w:sz="18" w:space="8" w:color="E84000"/>
+        </w:pBdr>
+        <w:shd w:val="clear" w:color="auto" w:fill="F3F4F6"/>
+        <w:spacing w:line="250" w:lineRule="auto"/>
+        <w:ind w:left="180"/>
+      </w:pPr>
+      <w:r>
+        <w:rPr>
+          <w:rFonts w:ascii="Consolas" w:eastAsia="Consolas" w:hAnsi="Consolas" w:cs="Consolas"/>
+          <w:sz w:val="17"/>
+          <w:szCs w:val="17"/>
+        </w:rPr>
+        <w:t>      "idno": "EPI123456",</w:t>
+      </w:r>
+    </w:p>
+    <w:p>
+      <w:pPr>
+        <w:keepLines/>
+        <w:pBdr>
+          <w:left w:val="single" w:sz="18" w:space="8" w:color="E84000"/>
+        </w:pBdr>
+        <w:shd w:val="clear" w:color="auto" w:fill="F3F4F6"/>
+        <w:spacing w:line="250" w:lineRule="auto"/>
+        <w:ind w:left="180"/>
+      </w:pPr>
+      <w:r>
+        <w:rPr>
+          <w:rFonts w:ascii="Consolas" w:eastAsia="Consolas" w:hAnsi="Consolas" w:cs="Consolas"/>
+          <w:sz w:val="17"/>
+          <w:szCs w:val="17"/>
+        </w:rPr>
+        <w:t>      "name": "EPay India",</w:t>
+      </w:r>
+    </w:p>
+    <w:p>
+      <w:pPr>
+        <w:keepLines/>
+        <w:pBdr>
+          <w:left w:val="single" w:sz="18" w:space="8" w:color="E84000"/>
+        </w:pBdr>
+        <w:shd w:val="clear" w:color="auto" w:fill="F3F4F6"/>
+        <w:spacing w:line="250" w:lineRule="auto"/>
+        <w:ind w:left="180"/>
+      </w:pPr>
+      <w:r>
+        <w:rPr>
+          <w:rFonts w:ascii="Consolas" w:eastAsia="Consolas" w:hAnsi="Consolas" w:cs="Consolas"/>
+          <w:sz w:val="17"/>
+          <w:szCs w:val="17"/>
+        </w:rPr>
+        <w:t>      "firstname": "EPay India",</w:t>
+      </w:r>
+    </w:p>
+    <w:p>
+      <w:pPr>
+        <w:keepLines/>
+        <w:pBdr>
+          <w:left w:val="single" w:sz="18" w:space="8" w:color="E84000"/>
+        </w:pBdr>
+        <w:shd w:val="clear" w:color="auto" w:fill="F3F4F6"/>
+        <w:spacing w:line="250" w:lineRule="auto"/>
+        <w:ind w:left="180"/>
+      </w:pPr>
+      <w:r>
+        <w:rPr>
+          <w:rFonts w:ascii="Consolas" w:eastAsia="Consolas" w:hAnsi="Consolas" w:cs="Consolas"/>
+          <w:sz w:val="17"/>
+          <w:szCs w:val="17"/>
+        </w:rPr>
+        <w:t>      "initial": "E",</w:t>
+      </w:r>
+    </w:p>
+    <w:p>
+      <w:pPr>
+        <w:keepLines/>
+        <w:pBdr>
+          <w:left w:val="single" w:sz="18" w:space="8" w:color="E84000"/>
+        </w:pBdr>
+        <w:shd w:val="clear" w:color="auto" w:fill="F3F4F6"/>
+        <w:spacing w:line="250" w:lineRule="auto"/>
+        <w:ind w:left="180"/>
+      </w:pPr>
+      <w:r>
+        <w:rPr>
+          <w:rFonts w:ascii="Consolas" w:eastAsia="Consolas" w:hAnsi="Consolas" w:cs="Consolas"/>
+          <w:sz w:val="17"/>
+          <w:szCs w:val="17"/>
+        </w:rPr>
+        <w:t>      "mobile": "1234567890",</w:t>
+      </w:r>
+    </w:p>
+    <w:p>
+      <w:pPr>
+        <w:keepLines/>
+        <w:pBdr>
+          <w:left w:val="single" w:sz="18" w:space="8" w:color="E84000"/>
+        </w:pBdr>
+        <w:shd w:val="clear" w:color="auto" w:fill="F3F4F6"/>
+        <w:spacing w:line="250" w:lineRule="auto"/>
+        <w:ind w:left="180"/>
+      </w:pPr>
+      <w:r>
+        <w:rPr>
+          <w:rFonts w:ascii="Consolas" w:eastAsia="Consolas" w:hAnsi="Consolas" w:cs="Consolas"/>
+          <w:sz w:val="17"/>
+          <w:szCs w:val="17"/>
+        </w:rPr>
+        <w:t>      "email": "sadhnagarg.bispl@gmail.com",</w:t>
       </w:r>
     </w:p>
     <w:p>
@@ -10205,64 +10229,64 @@
           <w:sz w:val="17"/>
           <w:szCs w:val="17"/>
         </w:rPr>
-        <w:t>      "kitid": 6,</w:t>
-      </w:r>
-    </w:p>
-    <w:p>
-      <w:pPr>
-        <w:keepLines/>
-        <w:pBdr>
-          <w:left w:val="single" w:sz="18" w:space="8" w:color="E84000"/>
-        </w:pBdr>
-        <w:shd w:val="clear" w:color="auto" w:fill="F3F4F6"/>
-        <w:spacing w:line="250" w:lineRule="auto"/>
-        <w:ind w:left="180"/>
-      </w:pPr>
-      <w:r>
-        <w:rPr>
-          <w:rFonts w:ascii="Consolas" w:eastAsia="Consolas" w:hAnsi="Consolas" w:cs="Consolas"/>
-          <w:sz w:val="17"/>
-          <w:szCs w:val="17"/>
-        </w:rPr>
-        <w:t>      "package": "Gold",</w:t>
-      </w:r>
-    </w:p>
-    <w:p>
-      <w:pPr>
-        <w:keepLines/>
-        <w:pBdr>
-          <w:left w:val="single" w:sz="18" w:space="8" w:color="E84000"/>
-        </w:pBdr>
-        <w:shd w:val="clear" w:color="auto" w:fill="F3F4F6"/>
-        <w:spacing w:line="250" w:lineRule="auto"/>
-        <w:ind w:left="180"/>
-      </w:pPr>
-      <w:r>
-        <w:rPr>
-          <w:rFonts w:ascii="Consolas" w:eastAsia="Consolas" w:hAnsi="Consolas" w:cs="Consolas"/>
-          <w:sz w:val="17"/>
-          <w:szCs w:val="17"/>
-        </w:rPr>
-        <w:t>      "doj": "12-Jan-2026",</w:t>
-      </w:r>
-    </w:p>
-    <w:p>
-      <w:pPr>
-        <w:keepLines/>
-        <w:pBdr>
-          <w:left w:val="single" w:sz="18" w:space="8" w:color="E84000"/>
-        </w:pBdr>
-        <w:shd w:val="clear" w:color="auto" w:fill="F3F4F6"/>
-        <w:spacing w:line="250" w:lineRule="auto"/>
-        <w:ind w:left="180"/>
-      </w:pPr>
-      <w:r>
-        <w:rPr>
-          <w:rFonts w:ascii="Consolas" w:eastAsia="Consolas" w:hAnsi="Consolas" w:cs="Consolas"/>
-          <w:sz w:val="17"/>
-          <w:szCs w:val="17"/>
-        </w:rPr>
-        <w:t>      "activationdate": "15-Jan-2026",</w:t>
+        <w:t>      "kitid": 12,</w:t>
+      </w:r>
+    </w:p>
+    <w:p>
+      <w:pPr>
+        <w:keepLines/>
+        <w:pBdr>
+          <w:left w:val="single" w:sz="18" w:space="8" w:color="E84000"/>
+        </w:pBdr>
+        <w:shd w:val="clear" w:color="auto" w:fill="F3F4F6"/>
+        <w:spacing w:line="250" w:lineRule="auto"/>
+        <w:ind w:left="180"/>
+      </w:pPr>
+      <w:r>
+        <w:rPr>
+          <w:rFonts w:ascii="Consolas" w:eastAsia="Consolas" w:hAnsi="Consolas" w:cs="Consolas"/>
+          <w:sz w:val="17"/>
+          <w:szCs w:val="17"/>
+        </w:rPr>
+        <w:t>      "package": "PETRO CARD SILVER RS. 5000/-",</w:t>
+      </w:r>
+    </w:p>
+    <w:p>
+      <w:pPr>
+        <w:keepLines/>
+        <w:pBdr>
+          <w:left w:val="single" w:sz="18" w:space="8" w:color="E84000"/>
+        </w:pBdr>
+        <w:shd w:val="clear" w:color="auto" w:fill="F3F4F6"/>
+        <w:spacing w:line="250" w:lineRule="auto"/>
+        <w:ind w:left="180"/>
+      </w:pPr>
+      <w:r>
+        <w:rPr>
+          <w:rFonts w:ascii="Consolas" w:eastAsia="Consolas" w:hAnsi="Consolas" w:cs="Consolas"/>
+          <w:sz w:val="17"/>
+          <w:szCs w:val="17"/>
+        </w:rPr>
+        <w:t>      "doj": "17-Dec-2025",</w:t>
+      </w:r>
+    </w:p>
+    <w:p>
+      <w:pPr>
+        <w:keepLines/>
+        <w:pBdr>
+          <w:left w:val="single" w:sz="18" w:space="8" w:color="E84000"/>
+        </w:pBdr>
+        <w:shd w:val="clear" w:color="auto" w:fill="F3F4F6"/>
+        <w:spacing w:line="250" w:lineRule="auto"/>
+        <w:ind w:left="180"/>
+      </w:pPr>
+      <w:r>
+        <w:rPr>
+          <w:rFonts w:ascii="Consolas" w:eastAsia="Consolas" w:hAnsi="Consolas" w:cs="Consolas"/>
+          <w:sz w:val="17"/>
+          <w:szCs w:val="17"/>
+        </w:rPr>
+        <w:t>      "activationdate": "18-Dec-2025",</w:t>
       </w:r>
     </w:p>
     <w:p>
@@ -10319,7 +10343,7 @@
           <w:sz w:val="17"/>
           <w:szCs w:val="17"/>
         </w:rPr>
-        <w:t>    "walletbalance": 1250.00,</w:t>
+        <w:t>    "walletbalance": 99598.5300,</w:t>
       </w:r>
     </w:p>
     <w:p>
@@ -11412,27 +11436,27 @@
           <w:sz w:val="17"/>
           <w:szCs w:val="17"/>
         </w:rPr>
-        <w:t>  "userid": "EP100245",</w:t>
-      </w:r>
-    </w:p>
-    <w:p>
-      <w:pPr>
-        <w:keepNext/>
-        <w:keepLines/>
-        <w:pBdr>
-          <w:left w:val="single" w:sz="18" w:space="8" w:color="E84000"/>
-        </w:pBdr>
-        <w:shd w:val="clear" w:color="auto" w:fill="F3F4F6"/>
-        <w:spacing w:line="250" w:lineRule="auto"/>
-        <w:ind w:left="180"/>
-      </w:pPr>
-      <w:r>
-        <w:rPr>
-          <w:rFonts w:ascii="Consolas" w:eastAsia="Consolas" w:hAnsi="Consolas" w:cs="Consolas"/>
-          <w:sz w:val="17"/>
-          <w:szCs w:val="17"/>
-        </w:rPr>
-        <w:t>  "passwd": "mypassword"</w:t>
+        <w:t>  "userid": "EPI123456",</w:t>
+      </w:r>
+    </w:p>
+    <w:p>
+      <w:pPr>
+        <w:keepNext/>
+        <w:keepLines/>
+        <w:pBdr>
+          <w:left w:val="single" w:sz="18" w:space="8" w:color="E84000"/>
+        </w:pBdr>
+        <w:shd w:val="clear" w:color="auto" w:fill="F3F4F6"/>
+        <w:spacing w:line="250" w:lineRule="auto"/>
+        <w:ind w:left="180"/>
+      </w:pPr>
+      <w:r>
+        <w:rPr>
+          <w:rFonts w:ascii="Consolas" w:eastAsia="Consolas" w:hAnsi="Consolas" w:cs="Consolas"/>
+          <w:sz w:val="17"/>
+          <w:szCs w:val="17"/>
+        </w:rPr>
+        <w:t>  "passwd": "EPI@123456"</w:t>
       </w:r>
     </w:p>
     <w:p>
@@ -11589,7 +11613,7 @@
           <w:sz w:val="17"/>
           <w:szCs w:val="17"/>
         </w:rPr>
-        <w:t>  "reqid": "20260924101503004455",</w:t>
+        <w:t>  "reqid": "20260924154701807795",</w:t>
       </w:r>
     </w:p>
     <w:p>
@@ -11629,7 +11653,7 @@
           <w:sz w:val="17"/>
           <w:szCs w:val="17"/>
         </w:rPr>
-        <w:t>    "walletbalance": 1250.00</w:t>
+        <w:t>    "walletbalance": 99598.5300</w:t>
       </w:r>
     </w:p>
     <w:p>
@@ -11675,7 +11699,7 @@
       <w:pPr>
         <w:pStyle w:val="Heading2"/>
       </w:pPr>
-      <w:bookmarkStart w:id="12" w:name="_Toc241156465"/>
+      <w:bookmarkStart w:id="12" w:name="_Toc241158077"/>
       <w:r>
         <w:t>9.3 Home</w:t>
       </w:r>
@@ -12070,27 +12094,27 @@
           <w:sz w:val="17"/>
           <w:szCs w:val="17"/>
         </w:rPr>
-        <w:t>  "userid": "EP100245",</w:t>
-      </w:r>
-    </w:p>
-    <w:p>
-      <w:pPr>
-        <w:keepNext/>
-        <w:keepLines/>
-        <w:pBdr>
-          <w:left w:val="single" w:sz="18" w:space="8" w:color="E84000"/>
-        </w:pBdr>
-        <w:shd w:val="clear" w:color="auto" w:fill="F3F4F6"/>
-        <w:spacing w:line="250" w:lineRule="auto"/>
-        <w:ind w:left="180"/>
-      </w:pPr>
-      <w:r>
-        <w:rPr>
-          <w:rFonts w:ascii="Consolas" w:eastAsia="Consolas" w:hAnsi="Consolas" w:cs="Consolas"/>
-          <w:sz w:val="17"/>
-          <w:szCs w:val="17"/>
-        </w:rPr>
-        <w:t>  "passwd": "mypassword"</w:t>
+        <w:t>  "userid": "EPI123456",</w:t>
+      </w:r>
+    </w:p>
+    <w:p>
+      <w:pPr>
+        <w:keepNext/>
+        <w:keepLines/>
+        <w:pBdr>
+          <w:left w:val="single" w:sz="18" w:space="8" w:color="E84000"/>
+        </w:pBdr>
+        <w:shd w:val="clear" w:color="auto" w:fill="F3F4F6"/>
+        <w:spacing w:line="250" w:lineRule="auto"/>
+        <w:ind w:left="180"/>
+      </w:pPr>
+      <w:r>
+        <w:rPr>
+          <w:rFonts w:ascii="Consolas" w:eastAsia="Consolas" w:hAnsi="Consolas" w:cs="Consolas"/>
+          <w:sz w:val="17"/>
+          <w:szCs w:val="17"/>
+        </w:rPr>
+        <w:t>  "passwd": "EPI@123456"</w:t>
       </w:r>
     </w:p>
     <w:p>
@@ -12240,7 +12264,7 @@
           <w:sz w:val="17"/>
           <w:szCs w:val="17"/>
         </w:rPr>
-        <w:t>  "reqid": "20260924101504007788",</w:t>
+        <w:t>  "reqid": "20260924154800052711",</w:t>
       </w:r>
     </w:p>
     <w:p>
@@ -12316,102 +12340,118 @@
           <w:sz w:val="17"/>
           <w:szCs w:val="17"/>
         </w:rPr>
-        <w:t>        "bgclass": "bn-orange",</w:t>
-      </w:r>
-    </w:p>
-    <w:p>
-      <w:pPr>
-        <w:keepLines/>
-        <w:pBdr>
-          <w:left w:val="single" w:sz="18" w:space="8" w:color="E84000"/>
-        </w:pBdr>
-        <w:shd w:val="clear" w:color="auto" w:fill="F3F4F6"/>
-        <w:spacing w:line="250" w:lineRule="auto"/>
-        <w:ind w:left="180"/>
-      </w:pPr>
-      <w:r>
-        <w:rPr>
-          <w:rFonts w:ascii="Consolas" w:eastAsia="Consolas" w:hAnsi="Consolas" w:cs="Consolas"/>
-          <w:sz w:val="17"/>
-          <w:szCs w:val="17"/>
-        </w:rPr>
-        <w:t>        "tag": "New",</w:t>
-      </w:r>
-    </w:p>
-    <w:p>
-      <w:pPr>
-        <w:keepLines/>
-        <w:pBdr>
-          <w:left w:val="single" w:sz="18" w:space="8" w:color="E84000"/>
-        </w:pBdr>
-        <w:shd w:val="clear" w:color="auto" w:fill="F3F4F6"/>
-        <w:spacing w:line="250" w:lineRule="auto"/>
-        <w:ind w:left="180"/>
-      </w:pPr>
-      <w:r>
-        <w:rPr>
-          <w:rFonts w:ascii="Consolas" w:eastAsia="Consolas" w:hAnsi="Consolas" w:cs="Consolas"/>
-          <w:sz w:val="17"/>
-          <w:szCs w:val="17"/>
-        </w:rPr>
-        <w:t>        "title": "Movie Coupons",</w:t>
-      </w:r>
-    </w:p>
-    <w:p>
-      <w:pPr>
-        <w:keepLines/>
-        <w:pBdr>
-          <w:left w:val="single" w:sz="18" w:space="8" w:color="E84000"/>
-        </w:pBdr>
-        <w:shd w:val="clear" w:color="auto" w:fill="F3F4F6"/>
-        <w:spacing w:line="250" w:lineRule="auto"/>
-        <w:ind w:left="180"/>
-      </w:pPr>
-      <w:r>
-        <w:rPr>
-          <w:rFonts w:ascii="Consolas" w:eastAsia="Consolas" w:hAnsi="Consolas" w:cs="Consolas"/>
-          <w:sz w:val="17"/>
-          <w:szCs w:val="17"/>
-        </w:rPr>
-        <w:t>        "subtitle": "Up to 40% off",</w:t>
-      </w:r>
-    </w:p>
-    <w:p>
-      <w:pPr>
-        <w:keepLines/>
-        <w:pBdr>
-          <w:left w:val="single" w:sz="18" w:space="8" w:color="E84000"/>
-        </w:pBdr>
-        <w:shd w:val="clear" w:color="auto" w:fill="F3F4F6"/>
-        <w:spacing w:line="250" w:lineRule="auto"/>
-        <w:ind w:left="180"/>
-      </w:pPr>
-      <w:r>
-        <w:rPr>
-          <w:rFonts w:ascii="Consolas" w:eastAsia="Consolas" w:hAnsi="Consolas" w:cs="Consolas"/>
-          <w:sz w:val="17"/>
-          <w:szCs w:val="17"/>
-        </w:rPr>
-        <w:t>        "cta": "Buy Now",</w:t>
-      </w:r>
-    </w:p>
-    <w:p>
-      <w:pPr>
-        <w:keepLines/>
-        <w:pBdr>
-          <w:left w:val="single" w:sz="18" w:space="8" w:color="E84000"/>
-        </w:pBdr>
-        <w:shd w:val="clear" w:color="auto" w:fill="F3F4F6"/>
-        <w:spacing w:line="250" w:lineRule="auto"/>
-        <w:ind w:left="180"/>
-      </w:pPr>
-      <w:r>
-        <w:rPr>
-          <w:rFonts w:ascii="Consolas" w:eastAsia="Consolas" w:hAnsi="Consolas" w:cs="Consolas"/>
-          <w:sz w:val="17"/>
-          <w:szCs w:val="17"/>
-        </w:rPr>
-        <w:t>        "ctaicon": "fa fa-arrow-right",</w:t>
+        <w:t>        "bgclass": "bn-4",</w:t>
+      </w:r>
+    </w:p>
+    <w:p>
+      <w:pPr>
+        <w:keepLines/>
+        <w:pBdr>
+          <w:left w:val="single" w:sz="18" w:space="8" w:color="E84000"/>
+        </w:pBdr>
+        <w:shd w:val="clear" w:color="auto" w:fill="F3F4F6"/>
+        <w:spacing w:line="250" w:lineRule="auto"/>
+        <w:ind w:left="180"/>
+      </w:pPr>
+      <w:r>
+        <w:rPr>
+          <w:rFonts w:ascii="Consolas" w:eastAsia="Consolas" w:hAnsi="Consolas" w:cs="Consolas"/>
+          <w:sz w:val="17"/>
+          <w:szCs w:val="17"/>
+        </w:rPr>
+        <w:t>        "tag": "</w:t>
+      </w:r>
+      <w:r>
+        <w:rPr>
+          <w:rFonts w:ascii="Consolas" w:eastAsia="Consolas" w:hAnsi="Consolas" w:cs="Consolas"/>
+          <w:sz w:val="17"/>
+          <w:szCs w:val="17"/>
+        </w:rPr>
+        <w:t>👑</w:t>
+      </w:r>
+      <w:r>
+        <w:rPr>
+          <w:rFonts w:ascii="Consolas" w:eastAsia="Consolas" w:hAnsi="Consolas" w:cs="Consolas"/>
+          <w:sz w:val="17"/>
+          <w:szCs w:val="17"/>
+        </w:rPr>
+        <w:t xml:space="preserve"> PREMIUM",</w:t>
+      </w:r>
+    </w:p>
+    <w:p>
+      <w:pPr>
+        <w:keepLines/>
+        <w:pBdr>
+          <w:left w:val="single" w:sz="18" w:space="8" w:color="E84000"/>
+        </w:pBdr>
+        <w:shd w:val="clear" w:color="auto" w:fill="F3F4F6"/>
+        <w:spacing w:line="250" w:lineRule="auto"/>
+        <w:ind w:left="180"/>
+      </w:pPr>
+      <w:r>
+        <w:rPr>
+          <w:rFonts w:ascii="Consolas" w:eastAsia="Consolas" w:hAnsi="Consolas" w:cs="Consolas"/>
+          <w:sz w:val="17"/>
+          <w:szCs w:val="17"/>
+        </w:rPr>
+        <w:t>        "title": "Go PRO Today&amp; Unlock Benefits",</w:t>
+      </w:r>
+    </w:p>
+    <w:p>
+      <w:pPr>
+        <w:keepLines/>
+        <w:pBdr>
+          <w:left w:val="single" w:sz="18" w:space="8" w:color="E84000"/>
+        </w:pBdr>
+        <w:shd w:val="clear" w:color="auto" w:fill="F3F4F6"/>
+        <w:spacing w:line="250" w:lineRule="auto"/>
+        <w:ind w:left="180"/>
+      </w:pPr>
+      <w:r>
+        <w:rPr>
+          <w:rFonts w:ascii="Consolas" w:eastAsia="Consolas" w:hAnsi="Consolas" w:cs="Consolas"/>
+          <w:sz w:val="17"/>
+          <w:szCs w:val="17"/>
+        </w:rPr>
+        <w:t>        "subtitle": "Unlimited access to all features",</w:t>
+      </w:r>
+    </w:p>
+    <w:p>
+      <w:pPr>
+        <w:keepLines/>
+        <w:pBdr>
+          <w:left w:val="single" w:sz="18" w:space="8" w:color="E84000"/>
+        </w:pBdr>
+        <w:shd w:val="clear" w:color="auto" w:fill="F3F4F6"/>
+        <w:spacing w:line="250" w:lineRule="auto"/>
+        <w:ind w:left="180"/>
+      </w:pPr>
+      <w:r>
+        <w:rPr>
+          <w:rFonts w:ascii="Consolas" w:eastAsia="Consolas" w:hAnsi="Consolas" w:cs="Consolas"/>
+          <w:sz w:val="17"/>
+          <w:szCs w:val="17"/>
+        </w:rPr>
+        <w:t>        "cta": "Subscribe",</w:t>
+      </w:r>
+    </w:p>
+    <w:p>
+      <w:pPr>
+        <w:keepLines/>
+        <w:pBdr>
+          <w:left w:val="single" w:sz="18" w:space="8" w:color="E84000"/>
+        </w:pBdr>
+        <w:shd w:val="clear" w:color="auto" w:fill="F3F4F6"/>
+        <w:spacing w:line="250" w:lineRule="auto"/>
+        <w:ind w:left="180"/>
+      </w:pPr>
+      <w:r>
+        <w:rPr>
+          <w:rFonts w:ascii="Consolas" w:eastAsia="Consolas" w:hAnsi="Consolas" w:cs="Consolas"/>
+          <w:sz w:val="17"/>
+          <w:szCs w:val="17"/>
+        </w:rPr>
+        <w:t>        "ctaicon": "fa fa-crown",</w:t>
       </w:r>
     </w:p>
     <w:p>
@@ -12449,6 +12489,251 @@
           <w:sz w:val="17"/>
           <w:szCs w:val="17"/>
         </w:rPr>
+        <w:t>        "url": "Appsubscription-now.aspx",</w:t>
+      </w:r>
+    </w:p>
+    <w:p>
+      <w:pPr>
+        <w:keepLines/>
+        <w:pBdr>
+          <w:left w:val="single" w:sz="18" w:space="8" w:color="E84000"/>
+        </w:pBdr>
+        <w:shd w:val="clear" w:color="auto" w:fill="F3F4F6"/>
+        <w:spacing w:line="250" w:lineRule="auto"/>
+        <w:ind w:left="180"/>
+      </w:pPr>
+      <w:r>
+        <w:rPr>
+          <w:rFonts w:ascii="Consolas" w:eastAsia="Consolas" w:hAnsi="Consolas" w:cs="Consolas"/>
+          <w:sz w:val="17"/>
+          <w:szCs w:val="17"/>
+        </w:rPr>
+        <w:t>        "target": "_self",</w:t>
+      </w:r>
+    </w:p>
+    <w:p>
+      <w:pPr>
+        <w:keepLines/>
+        <w:pBdr>
+          <w:left w:val="single" w:sz="18" w:space="8" w:color="E84000"/>
+        </w:pBdr>
+        <w:shd w:val="clear" w:color="auto" w:fill="F3F4F6"/>
+        <w:spacing w:line="250" w:lineRule="auto"/>
+        <w:ind w:left="180"/>
+      </w:pPr>
+      <w:r>
+        <w:rPr>
+          <w:rFonts w:ascii="Consolas" w:eastAsia="Consolas" w:hAnsi="Consolas" w:cs="Consolas"/>
+          <w:sz w:val="17"/>
+          <w:szCs w:val="17"/>
+        </w:rPr>
+        <w:t>        "deco": "</w:t>
+      </w:r>
+      <w:r>
+        <w:rPr>
+          <w:rFonts w:ascii="Consolas" w:eastAsia="Consolas" w:hAnsi="Consolas" w:cs="Consolas"/>
+          <w:sz w:val="17"/>
+          <w:szCs w:val="17"/>
+        </w:rPr>
+        <w:t>👑</w:t>
+      </w:r>
+      <w:r>
+        <w:rPr>
+          <w:rFonts w:ascii="Consolas" w:eastAsia="Consolas" w:hAnsi="Consolas" w:cs="Consolas"/>
+          <w:sz w:val="17"/>
+          <w:szCs w:val="17"/>
+        </w:rPr>
+        <w:t>",</w:t>
+      </w:r>
+    </w:p>
+    <w:p>
+      <w:pPr>
+        <w:keepLines/>
+        <w:pBdr>
+          <w:left w:val="single" w:sz="18" w:space="8" w:color="E84000"/>
+        </w:pBdr>
+        <w:shd w:val="clear" w:color="auto" w:fill="F3F4F6"/>
+        <w:spacing w:line="250" w:lineRule="auto"/>
+        <w:ind w:left="180"/>
+      </w:pPr>
+      <w:r>
+        <w:rPr>
+          <w:rFonts w:ascii="Consolas" w:eastAsia="Consolas" w:hAnsi="Consolas" w:cs="Consolas"/>
+          <w:sz w:val="17"/>
+          <w:szCs w:val="17"/>
+        </w:rPr>
+        <w:t>        "screen": "subscription",</w:t>
+      </w:r>
+    </w:p>
+    <w:p>
+      <w:pPr>
+        <w:keepLines/>
+        <w:pBdr>
+          <w:left w:val="single" w:sz="18" w:space="8" w:color="E84000"/>
+        </w:pBdr>
+        <w:shd w:val="clear" w:color="auto" w:fill="F3F4F6"/>
+        <w:spacing w:line="250" w:lineRule="auto"/>
+        <w:ind w:left="180"/>
+      </w:pPr>
+      <w:r>
+        <w:rPr>
+          <w:rFonts w:ascii="Consolas" w:eastAsia="Consolas" w:hAnsi="Consolas" w:cs="Consolas"/>
+          <w:sz w:val="17"/>
+          <w:szCs w:val="17"/>
+        </w:rPr>
+        <w:t>        "openurl": "http://localhost:64320/AppWebBridge.aspx?page=Appsubscription-now.aspx&amp;token=5680bcfc99679c3d637ee4998a5224db55f2344f2b7ea67a276d5c5f9d46842f"</w:t>
+      </w:r>
+    </w:p>
+    <w:p>
+      <w:pPr>
+        <w:keepLines/>
+        <w:pBdr>
+          <w:left w:val="single" w:sz="18" w:space="8" w:color="E84000"/>
+        </w:pBdr>
+        <w:shd w:val="clear" w:color="auto" w:fill="F3F4F6"/>
+        <w:spacing w:line="250" w:lineRule="auto"/>
+        <w:ind w:left="180"/>
+      </w:pPr>
+      <w:r>
+        <w:rPr>
+          <w:rFonts w:ascii="Consolas" w:eastAsia="Consolas" w:hAnsi="Consolas" w:cs="Consolas"/>
+          <w:sz w:val="17"/>
+          <w:szCs w:val="17"/>
+        </w:rPr>
+        <w:t>      }</w:t>
+      </w:r>
+    </w:p>
+    <w:p>
+      <w:pPr>
+        <w:keepLines/>
+        <w:pBdr>
+          <w:left w:val="single" w:sz="18" w:space="8" w:color="E84000"/>
+        </w:pBdr>
+        <w:shd w:val="clear" w:color="auto" w:fill="F3F4F6"/>
+        <w:spacing w:line="250" w:lineRule="auto"/>
+        <w:ind w:left="180"/>
+      </w:pPr>
+      <w:r>
+        <w:rPr>
+          <w:rFonts w:ascii="Consolas" w:eastAsia="Consolas" w:hAnsi="Consolas" w:cs="Consolas"/>
+          <w:sz w:val="17"/>
+          <w:szCs w:val="17"/>
+        </w:rPr>
+        <w:t>    ],</w:t>
+      </w:r>
+    </w:p>
+    <w:p>
+      <w:pPr>
+        <w:keepLines/>
+        <w:pBdr>
+          <w:left w:val="single" w:sz="18" w:space="8" w:color="E84000"/>
+        </w:pBdr>
+        <w:shd w:val="clear" w:color="auto" w:fill="F3F4F6"/>
+        <w:spacing w:line="250" w:lineRule="auto"/>
+        <w:ind w:left="180"/>
+      </w:pPr>
+      <w:r>
+        <w:rPr>
+          <w:rFonts w:ascii="Consolas" w:eastAsia="Consolas" w:hAnsi="Consolas" w:cs="Consolas"/>
+          <w:sz w:val="17"/>
+          <w:szCs w:val="17"/>
+        </w:rPr>
+        <w:t>    "services": [</w:t>
+      </w:r>
+    </w:p>
+    <w:p>
+      <w:pPr>
+        <w:keepLines/>
+        <w:pBdr>
+          <w:left w:val="single" w:sz="18" w:space="8" w:color="E84000"/>
+        </w:pBdr>
+        <w:shd w:val="clear" w:color="auto" w:fill="F3F4F6"/>
+        <w:spacing w:line="250" w:lineRule="auto"/>
+        <w:ind w:left="180"/>
+      </w:pPr>
+      <w:r>
+        <w:rPr>
+          <w:rFonts w:ascii="Consolas" w:eastAsia="Consolas" w:hAnsi="Consolas" w:cs="Consolas"/>
+          <w:sz w:val="17"/>
+          <w:szCs w:val="17"/>
+        </w:rPr>
+        <w:t>      {</w:t>
+      </w:r>
+    </w:p>
+    <w:p>
+      <w:pPr>
+        <w:keepLines/>
+        <w:pBdr>
+          <w:left w:val="single" w:sz="18" w:space="8" w:color="E84000"/>
+        </w:pBdr>
+        <w:shd w:val="clear" w:color="auto" w:fill="F3F4F6"/>
+        <w:spacing w:line="250" w:lineRule="auto"/>
+        <w:ind w:left="180"/>
+      </w:pPr>
+      <w:r>
+        <w:rPr>
+          <w:rFonts w:ascii="Consolas" w:eastAsia="Consolas" w:hAnsi="Consolas" w:cs="Consolas"/>
+          <w:sz w:val="17"/>
+          <w:szCs w:val="17"/>
+        </w:rPr>
+        <w:t>        "name": "Buy Coupons",</w:t>
+      </w:r>
+    </w:p>
+    <w:p>
+      <w:pPr>
+        <w:keepLines/>
+        <w:pBdr>
+          <w:left w:val="single" w:sz="18" w:space="8" w:color="E84000"/>
+        </w:pBdr>
+        <w:shd w:val="clear" w:color="auto" w:fill="F3F4F6"/>
+        <w:spacing w:line="250" w:lineRule="auto"/>
+        <w:ind w:left="180"/>
+      </w:pPr>
+      <w:r>
+        <w:rPr>
+          <w:rFonts w:ascii="Consolas" w:eastAsia="Consolas" w:hAnsi="Consolas" w:cs="Consolas"/>
+          <w:sz w:val="17"/>
+          <w:szCs w:val="17"/>
+        </w:rPr>
+        <w:t>        "icon": "fa fa-ticket-alt",</w:t>
+      </w:r>
+    </w:p>
+    <w:p>
+      <w:pPr>
+        <w:keepLines/>
+        <w:pBdr>
+          <w:left w:val="single" w:sz="18" w:space="8" w:color="E84000"/>
+        </w:pBdr>
+        <w:shd w:val="clear" w:color="auto" w:fill="F3F4F6"/>
+        <w:spacing w:line="250" w:lineRule="auto"/>
+        <w:ind w:left="180"/>
+      </w:pPr>
+      <w:r>
+        <w:rPr>
+          <w:rFonts w:ascii="Consolas" w:eastAsia="Consolas" w:hAnsi="Consolas" w:cs="Consolas"/>
+          <w:sz w:val="17"/>
+          <w:szCs w:val="17"/>
+        </w:rPr>
+        <w:t>        "color": "ico-g11",</w:t>
+      </w:r>
+    </w:p>
+    <w:p>
+      <w:pPr>
+        <w:keepLines/>
+        <w:pBdr>
+          <w:left w:val="single" w:sz="18" w:space="8" w:color="E84000"/>
+        </w:pBdr>
+        <w:shd w:val="clear" w:color="auto" w:fill="F3F4F6"/>
+        <w:spacing w:line="250" w:lineRule="auto"/>
+        <w:ind w:left="180"/>
+      </w:pPr>
+      <w:r>
+        <w:rPr>
+          <w:rFonts w:ascii="Consolas" w:eastAsia="Consolas" w:hAnsi="Consolas" w:cs="Consolas"/>
+          <w:sz w:val="17"/>
+          <w:szCs w:val="17"/>
+        </w:rPr>
+        <w:lastRenderedPageBreak/>
         <w:t>        "url": "Apppurchase-coupon.aspx",</w:t>
       </w:r>
     </w:p>
@@ -12487,6 +12772,1413 @@
           <w:sz w:val="17"/>
           <w:szCs w:val="17"/>
         </w:rPr>
+        <w:t>        "screen": "couponlist",</w:t>
+      </w:r>
+    </w:p>
+    <w:p>
+      <w:pPr>
+        <w:keepLines/>
+        <w:pBdr>
+          <w:left w:val="single" w:sz="18" w:space="8" w:color="E84000"/>
+        </w:pBdr>
+        <w:shd w:val="clear" w:color="auto" w:fill="F3F4F6"/>
+        <w:spacing w:line="250" w:lineRule="auto"/>
+        <w:ind w:left="180"/>
+      </w:pPr>
+      <w:r>
+        <w:rPr>
+          <w:rFonts w:ascii="Consolas" w:eastAsia="Consolas" w:hAnsi="Consolas" w:cs="Consolas"/>
+          <w:sz w:val="17"/>
+          <w:szCs w:val="17"/>
+        </w:rPr>
+        <w:t>        "openurl": "http://localhost:64320/AppWebBridge.aspx?page=Apppurchase-coupon.aspx&amp;token=5680bcfc99679c3d637ee4998a5224db55f2344f2b7ea67a276d5c5f9d46842f"</w:t>
+      </w:r>
+    </w:p>
+    <w:p>
+      <w:pPr>
+        <w:keepLines/>
+        <w:pBdr>
+          <w:left w:val="single" w:sz="18" w:space="8" w:color="E84000"/>
+        </w:pBdr>
+        <w:shd w:val="clear" w:color="auto" w:fill="F3F4F6"/>
+        <w:spacing w:line="250" w:lineRule="auto"/>
+        <w:ind w:left="180"/>
+      </w:pPr>
+      <w:r>
+        <w:rPr>
+          <w:rFonts w:ascii="Consolas" w:eastAsia="Consolas" w:hAnsi="Consolas" w:cs="Consolas"/>
+          <w:sz w:val="17"/>
+          <w:szCs w:val="17"/>
+        </w:rPr>
+        <w:t>      },</w:t>
+      </w:r>
+    </w:p>
+    <w:p>
+      <w:pPr>
+        <w:keepLines/>
+        <w:pBdr>
+          <w:left w:val="single" w:sz="18" w:space="8" w:color="E84000"/>
+        </w:pBdr>
+        <w:shd w:val="clear" w:color="auto" w:fill="F3F4F6"/>
+        <w:spacing w:line="250" w:lineRule="auto"/>
+        <w:ind w:left="180"/>
+      </w:pPr>
+      <w:r>
+        <w:rPr>
+          <w:rFonts w:ascii="Consolas" w:eastAsia="Consolas" w:hAnsi="Consolas" w:cs="Consolas"/>
+          <w:sz w:val="17"/>
+          <w:szCs w:val="17"/>
+        </w:rPr>
+        <w:t>      {</w:t>
+      </w:r>
+    </w:p>
+    <w:p>
+      <w:pPr>
+        <w:keepLines/>
+        <w:pBdr>
+          <w:left w:val="single" w:sz="18" w:space="8" w:color="E84000"/>
+        </w:pBdr>
+        <w:shd w:val="clear" w:color="auto" w:fill="F3F4F6"/>
+        <w:spacing w:line="250" w:lineRule="auto"/>
+        <w:ind w:left="180"/>
+      </w:pPr>
+      <w:r>
+        <w:rPr>
+          <w:rFonts w:ascii="Consolas" w:eastAsia="Consolas" w:hAnsi="Consolas" w:cs="Consolas"/>
+          <w:sz w:val="17"/>
+          <w:szCs w:val="17"/>
+        </w:rPr>
+        <w:t>        "name": "Subscription",</w:t>
+      </w:r>
+    </w:p>
+    <w:p>
+      <w:pPr>
+        <w:keepLines/>
+        <w:pBdr>
+          <w:left w:val="single" w:sz="18" w:space="8" w:color="E84000"/>
+        </w:pBdr>
+        <w:shd w:val="clear" w:color="auto" w:fill="F3F4F6"/>
+        <w:spacing w:line="250" w:lineRule="auto"/>
+        <w:ind w:left="180"/>
+      </w:pPr>
+      <w:r>
+        <w:rPr>
+          <w:rFonts w:ascii="Consolas" w:eastAsia="Consolas" w:hAnsi="Consolas" w:cs="Consolas"/>
+          <w:sz w:val="17"/>
+          <w:szCs w:val="17"/>
+        </w:rPr>
+        <w:t>        "icon": "fa fa-crown",</w:t>
+      </w:r>
+    </w:p>
+    <w:p>
+      <w:pPr>
+        <w:keepLines/>
+        <w:pBdr>
+          <w:left w:val="single" w:sz="18" w:space="8" w:color="E84000"/>
+        </w:pBdr>
+        <w:shd w:val="clear" w:color="auto" w:fill="F3F4F6"/>
+        <w:spacing w:line="250" w:lineRule="auto"/>
+        <w:ind w:left="180"/>
+      </w:pPr>
+      <w:r>
+        <w:rPr>
+          <w:rFonts w:ascii="Consolas" w:eastAsia="Consolas" w:hAnsi="Consolas" w:cs="Consolas"/>
+          <w:sz w:val="17"/>
+          <w:szCs w:val="17"/>
+        </w:rPr>
+        <w:t>        "color": "ico-g12",</w:t>
+      </w:r>
+    </w:p>
+    <w:p>
+      <w:pPr>
+        <w:keepLines/>
+        <w:pBdr>
+          <w:left w:val="single" w:sz="18" w:space="8" w:color="E84000"/>
+        </w:pBdr>
+        <w:shd w:val="clear" w:color="auto" w:fill="F3F4F6"/>
+        <w:spacing w:line="250" w:lineRule="auto"/>
+        <w:ind w:left="180"/>
+      </w:pPr>
+      <w:r>
+        <w:rPr>
+          <w:rFonts w:ascii="Consolas" w:eastAsia="Consolas" w:hAnsi="Consolas" w:cs="Consolas"/>
+          <w:sz w:val="17"/>
+          <w:szCs w:val="17"/>
+        </w:rPr>
+        <w:t>        "url": "Appsubscription-now.aspx",</w:t>
+      </w:r>
+    </w:p>
+    <w:p>
+      <w:pPr>
+        <w:keepLines/>
+        <w:pBdr>
+          <w:left w:val="single" w:sz="18" w:space="8" w:color="E84000"/>
+        </w:pBdr>
+        <w:shd w:val="clear" w:color="auto" w:fill="F3F4F6"/>
+        <w:spacing w:line="250" w:lineRule="auto"/>
+        <w:ind w:left="180"/>
+      </w:pPr>
+      <w:r>
+        <w:rPr>
+          <w:rFonts w:ascii="Consolas" w:eastAsia="Consolas" w:hAnsi="Consolas" w:cs="Consolas"/>
+          <w:sz w:val="17"/>
+          <w:szCs w:val="17"/>
+        </w:rPr>
+        <w:t>        "target": "_self",</w:t>
+      </w:r>
+    </w:p>
+    <w:p>
+      <w:pPr>
+        <w:keepLines/>
+        <w:pBdr>
+          <w:left w:val="single" w:sz="18" w:space="8" w:color="E84000"/>
+        </w:pBdr>
+        <w:shd w:val="clear" w:color="auto" w:fill="F3F4F6"/>
+        <w:spacing w:line="250" w:lineRule="auto"/>
+        <w:ind w:left="180"/>
+      </w:pPr>
+      <w:r>
+        <w:rPr>
+          <w:rFonts w:ascii="Consolas" w:eastAsia="Consolas" w:hAnsi="Consolas" w:cs="Consolas"/>
+          <w:sz w:val="17"/>
+          <w:szCs w:val="17"/>
+        </w:rPr>
+        <w:t>        "screen": "subscription",</w:t>
+      </w:r>
+    </w:p>
+    <w:p>
+      <w:pPr>
+        <w:keepLines/>
+        <w:pBdr>
+          <w:left w:val="single" w:sz="18" w:space="8" w:color="E84000"/>
+        </w:pBdr>
+        <w:shd w:val="clear" w:color="auto" w:fill="F3F4F6"/>
+        <w:spacing w:line="250" w:lineRule="auto"/>
+        <w:ind w:left="180"/>
+      </w:pPr>
+      <w:r>
+        <w:rPr>
+          <w:rFonts w:ascii="Consolas" w:eastAsia="Consolas" w:hAnsi="Consolas" w:cs="Consolas"/>
+          <w:sz w:val="17"/>
+          <w:szCs w:val="17"/>
+        </w:rPr>
+        <w:t>        "openurl": "http://localhost:64320/AppWebBridge.aspx?page=Appsubscription-now.aspx&amp;token=5680bcfc99679c3d637ee4998a5224db55f2344f2b7ea67a276d5c5f9d46842f"</w:t>
+      </w:r>
+    </w:p>
+    <w:p>
+      <w:pPr>
+        <w:keepLines/>
+        <w:pBdr>
+          <w:left w:val="single" w:sz="18" w:space="8" w:color="E84000"/>
+        </w:pBdr>
+        <w:shd w:val="clear" w:color="auto" w:fill="F3F4F6"/>
+        <w:spacing w:line="250" w:lineRule="auto"/>
+        <w:ind w:left="180"/>
+      </w:pPr>
+      <w:r>
+        <w:rPr>
+          <w:rFonts w:ascii="Consolas" w:eastAsia="Consolas" w:hAnsi="Consolas" w:cs="Consolas"/>
+          <w:sz w:val="17"/>
+          <w:szCs w:val="17"/>
+        </w:rPr>
+        <w:t>      },</w:t>
+      </w:r>
+    </w:p>
+    <w:p>
+      <w:pPr>
+        <w:keepLines/>
+        <w:pBdr>
+          <w:left w:val="single" w:sz="18" w:space="8" w:color="E84000"/>
+        </w:pBdr>
+        <w:shd w:val="clear" w:color="auto" w:fill="F3F4F6"/>
+        <w:spacing w:line="250" w:lineRule="auto"/>
+        <w:ind w:left="180"/>
+      </w:pPr>
+      <w:r>
+        <w:rPr>
+          <w:rFonts w:ascii="Consolas" w:eastAsia="Consolas" w:hAnsi="Consolas" w:cs="Consolas"/>
+          <w:sz w:val="17"/>
+          <w:szCs w:val="17"/>
+        </w:rPr>
+        <w:t>      {</w:t>
+      </w:r>
+    </w:p>
+    <w:p>
+      <w:pPr>
+        <w:keepLines/>
+        <w:pBdr>
+          <w:left w:val="single" w:sz="18" w:space="8" w:color="E84000"/>
+        </w:pBdr>
+        <w:shd w:val="clear" w:color="auto" w:fill="F3F4F6"/>
+        <w:spacing w:line="250" w:lineRule="auto"/>
+        <w:ind w:left="180"/>
+      </w:pPr>
+      <w:r>
+        <w:rPr>
+          <w:rFonts w:ascii="Consolas" w:eastAsia="Consolas" w:hAnsi="Consolas" w:cs="Consolas"/>
+          <w:sz w:val="17"/>
+          <w:szCs w:val="17"/>
+        </w:rPr>
+        <w:t>        "name": "Activation Points",</w:t>
+      </w:r>
+    </w:p>
+    <w:p>
+      <w:pPr>
+        <w:keepLines/>
+        <w:pBdr>
+          <w:left w:val="single" w:sz="18" w:space="8" w:color="E84000"/>
+        </w:pBdr>
+        <w:shd w:val="clear" w:color="auto" w:fill="F3F4F6"/>
+        <w:spacing w:line="250" w:lineRule="auto"/>
+        <w:ind w:left="180"/>
+      </w:pPr>
+      <w:r>
+        <w:rPr>
+          <w:rFonts w:ascii="Consolas" w:eastAsia="Consolas" w:hAnsi="Consolas" w:cs="Consolas"/>
+          <w:sz w:val="17"/>
+          <w:szCs w:val="17"/>
+        </w:rPr>
+        <w:t>        "icon": "fa fa-chart-bar",</w:t>
+      </w:r>
+    </w:p>
+    <w:p>
+      <w:pPr>
+        <w:keepLines/>
+        <w:pBdr>
+          <w:left w:val="single" w:sz="18" w:space="8" w:color="E84000"/>
+        </w:pBdr>
+        <w:shd w:val="clear" w:color="auto" w:fill="F3F4F6"/>
+        <w:spacing w:line="250" w:lineRule="auto"/>
+        <w:ind w:left="180"/>
+      </w:pPr>
+      <w:r>
+        <w:rPr>
+          <w:rFonts w:ascii="Consolas" w:eastAsia="Consolas" w:hAnsi="Consolas" w:cs="Consolas"/>
+          <w:sz w:val="17"/>
+          <w:szCs w:val="17"/>
+        </w:rPr>
+        <w:t>        "color": "ico-g1",</w:t>
+      </w:r>
+    </w:p>
+    <w:p>
+      <w:pPr>
+        <w:keepLines/>
+        <w:pBdr>
+          <w:left w:val="single" w:sz="18" w:space="8" w:color="E84000"/>
+        </w:pBdr>
+        <w:shd w:val="clear" w:color="auto" w:fill="F3F4F6"/>
+        <w:spacing w:line="250" w:lineRule="auto"/>
+        <w:ind w:left="180"/>
+      </w:pPr>
+      <w:r>
+        <w:rPr>
+          <w:rFonts w:ascii="Consolas" w:eastAsia="Consolas" w:hAnsi="Consolas" w:cs="Consolas"/>
+          <w:sz w:val="17"/>
+          <w:szCs w:val="17"/>
+        </w:rPr>
+        <w:t>        "url": "Appmonthly-activation-points.aspx",</w:t>
+      </w:r>
+    </w:p>
+    <w:p>
+      <w:pPr>
+        <w:keepLines/>
+        <w:pBdr>
+          <w:left w:val="single" w:sz="18" w:space="8" w:color="E84000"/>
+        </w:pBdr>
+        <w:shd w:val="clear" w:color="auto" w:fill="F3F4F6"/>
+        <w:spacing w:line="250" w:lineRule="auto"/>
+        <w:ind w:left="180"/>
+      </w:pPr>
+      <w:r>
+        <w:rPr>
+          <w:rFonts w:ascii="Consolas" w:eastAsia="Consolas" w:hAnsi="Consolas" w:cs="Consolas"/>
+          <w:sz w:val="17"/>
+          <w:szCs w:val="17"/>
+        </w:rPr>
+        <w:t>        "target": "_self",</w:t>
+      </w:r>
+    </w:p>
+    <w:p>
+      <w:pPr>
+        <w:keepLines/>
+        <w:pBdr>
+          <w:left w:val="single" w:sz="18" w:space="8" w:color="E84000"/>
+        </w:pBdr>
+        <w:shd w:val="clear" w:color="auto" w:fill="F3F4F6"/>
+        <w:spacing w:line="250" w:lineRule="auto"/>
+        <w:ind w:left="180"/>
+      </w:pPr>
+      <w:r>
+        <w:rPr>
+          <w:rFonts w:ascii="Consolas" w:eastAsia="Consolas" w:hAnsi="Consolas" w:cs="Consolas"/>
+          <w:sz w:val="17"/>
+          <w:szCs w:val="17"/>
+        </w:rPr>
+        <w:t>        "screen": "monthly",</w:t>
+      </w:r>
+    </w:p>
+    <w:p>
+      <w:pPr>
+        <w:keepLines/>
+        <w:pBdr>
+          <w:left w:val="single" w:sz="18" w:space="8" w:color="E84000"/>
+        </w:pBdr>
+        <w:shd w:val="clear" w:color="auto" w:fill="F3F4F6"/>
+        <w:spacing w:line="250" w:lineRule="auto"/>
+        <w:ind w:left="180"/>
+      </w:pPr>
+      <w:r>
+        <w:rPr>
+          <w:rFonts w:ascii="Consolas" w:eastAsia="Consolas" w:hAnsi="Consolas" w:cs="Consolas"/>
+          <w:sz w:val="17"/>
+          <w:szCs w:val="17"/>
+        </w:rPr>
+        <w:t>        "openurl": "http://localhost:64320/AppWebBridge.aspx?page=Appmonthly-activation-points.aspx&amp;token=5680bcfc99679c3d637ee4998a5224db55f2344f2b7ea67a276d5c5f9d46842f"</w:t>
+      </w:r>
+    </w:p>
+    <w:p>
+      <w:pPr>
+        <w:keepLines/>
+        <w:pBdr>
+          <w:left w:val="single" w:sz="18" w:space="8" w:color="E84000"/>
+        </w:pBdr>
+        <w:shd w:val="clear" w:color="auto" w:fill="F3F4F6"/>
+        <w:spacing w:line="250" w:lineRule="auto"/>
+        <w:ind w:left="180"/>
+      </w:pPr>
+      <w:r>
+        <w:rPr>
+          <w:rFonts w:ascii="Consolas" w:eastAsia="Consolas" w:hAnsi="Consolas" w:cs="Consolas"/>
+          <w:sz w:val="17"/>
+          <w:szCs w:val="17"/>
+        </w:rPr>
+        <w:t>      },</w:t>
+      </w:r>
+    </w:p>
+    <w:p>
+      <w:pPr>
+        <w:keepLines/>
+        <w:pBdr>
+          <w:left w:val="single" w:sz="18" w:space="8" w:color="E84000"/>
+        </w:pBdr>
+        <w:shd w:val="clear" w:color="auto" w:fill="F3F4F6"/>
+        <w:spacing w:line="250" w:lineRule="auto"/>
+        <w:ind w:left="180"/>
+      </w:pPr>
+      <w:r>
+        <w:rPr>
+          <w:rFonts w:ascii="Consolas" w:eastAsia="Consolas" w:hAnsi="Consolas" w:cs="Consolas"/>
+          <w:sz w:val="17"/>
+          <w:szCs w:val="17"/>
+        </w:rPr>
+        <w:t>      {</w:t>
+      </w:r>
+    </w:p>
+    <w:p>
+      <w:pPr>
+        <w:keepLines/>
+        <w:pBdr>
+          <w:left w:val="single" w:sz="18" w:space="8" w:color="E84000"/>
+        </w:pBdr>
+        <w:shd w:val="clear" w:color="auto" w:fill="F3F4F6"/>
+        <w:spacing w:line="250" w:lineRule="auto"/>
+        <w:ind w:left="180"/>
+      </w:pPr>
+      <w:r>
+        <w:rPr>
+          <w:rFonts w:ascii="Consolas" w:eastAsia="Consolas" w:hAnsi="Consolas" w:cs="Consolas"/>
+          <w:sz w:val="17"/>
+          <w:szCs w:val="17"/>
+        </w:rPr>
+        <w:t>        "name": "My Account",</w:t>
+      </w:r>
+    </w:p>
+    <w:p>
+      <w:pPr>
+        <w:keepLines/>
+        <w:pBdr>
+          <w:left w:val="single" w:sz="18" w:space="8" w:color="E84000"/>
+        </w:pBdr>
+        <w:shd w:val="clear" w:color="auto" w:fill="F3F4F6"/>
+        <w:spacing w:line="250" w:lineRule="auto"/>
+        <w:ind w:left="180"/>
+      </w:pPr>
+      <w:r>
+        <w:rPr>
+          <w:rFonts w:ascii="Consolas" w:eastAsia="Consolas" w:hAnsi="Consolas" w:cs="Consolas"/>
+          <w:sz w:val="17"/>
+          <w:szCs w:val="17"/>
+        </w:rPr>
+        <w:t>        "icon": "fa fa-user-circle",</w:t>
+      </w:r>
+    </w:p>
+    <w:p>
+      <w:pPr>
+        <w:keepLines/>
+        <w:pBdr>
+          <w:left w:val="single" w:sz="18" w:space="8" w:color="E84000"/>
+        </w:pBdr>
+        <w:shd w:val="clear" w:color="auto" w:fill="F3F4F6"/>
+        <w:spacing w:line="250" w:lineRule="auto"/>
+        <w:ind w:left="180"/>
+      </w:pPr>
+      <w:r>
+        <w:rPr>
+          <w:rFonts w:ascii="Consolas" w:eastAsia="Consolas" w:hAnsi="Consolas" w:cs="Consolas"/>
+          <w:sz w:val="17"/>
+          <w:szCs w:val="17"/>
+        </w:rPr>
+        <w:t>        "color": "ico-g2",</w:t>
+      </w:r>
+    </w:p>
+    <w:p>
+      <w:pPr>
+        <w:keepLines/>
+        <w:pBdr>
+          <w:left w:val="single" w:sz="18" w:space="8" w:color="E84000"/>
+        </w:pBdr>
+        <w:shd w:val="clear" w:color="auto" w:fill="F3F4F6"/>
+        <w:spacing w:line="250" w:lineRule="auto"/>
+        <w:ind w:left="180"/>
+      </w:pPr>
+      <w:r>
+        <w:rPr>
+          <w:rFonts w:ascii="Consolas" w:eastAsia="Consolas" w:hAnsi="Consolas" w:cs="Consolas"/>
+          <w:sz w:val="17"/>
+          <w:szCs w:val="17"/>
+        </w:rPr>
+        <w:t>        "url": "MainAccountRedirect.ASPX",</w:t>
+      </w:r>
+    </w:p>
+    <w:p>
+      <w:pPr>
+        <w:keepLines/>
+        <w:pBdr>
+          <w:left w:val="single" w:sz="18" w:space="8" w:color="E84000"/>
+        </w:pBdr>
+        <w:shd w:val="clear" w:color="auto" w:fill="F3F4F6"/>
+        <w:spacing w:line="250" w:lineRule="auto"/>
+        <w:ind w:left="180"/>
+      </w:pPr>
+      <w:r>
+        <w:rPr>
+          <w:rFonts w:ascii="Consolas" w:eastAsia="Consolas" w:hAnsi="Consolas" w:cs="Consolas"/>
+          <w:sz w:val="17"/>
+          <w:szCs w:val="17"/>
+        </w:rPr>
+        <w:t>        "target": "_self",</w:t>
+      </w:r>
+    </w:p>
+    <w:p>
+      <w:pPr>
+        <w:keepLines/>
+        <w:pBdr>
+          <w:left w:val="single" w:sz="18" w:space="8" w:color="E84000"/>
+        </w:pBdr>
+        <w:shd w:val="clear" w:color="auto" w:fill="F3F4F6"/>
+        <w:spacing w:line="250" w:lineRule="auto"/>
+        <w:ind w:left="180"/>
+      </w:pPr>
+      <w:r>
+        <w:rPr>
+          <w:rFonts w:ascii="Consolas" w:eastAsia="Consolas" w:hAnsi="Consolas" w:cs="Consolas"/>
+          <w:sz w:val="17"/>
+          <w:szCs w:val="17"/>
+        </w:rPr>
+        <w:t>        "screen": "",</w:t>
+      </w:r>
+    </w:p>
+    <w:p>
+      <w:pPr>
+        <w:keepLines/>
+        <w:pBdr>
+          <w:left w:val="single" w:sz="18" w:space="8" w:color="E84000"/>
+        </w:pBdr>
+        <w:shd w:val="clear" w:color="auto" w:fill="F3F4F6"/>
+        <w:spacing w:line="250" w:lineRule="auto"/>
+        <w:ind w:left="180"/>
+      </w:pPr>
+      <w:r>
+        <w:rPr>
+          <w:rFonts w:ascii="Consolas" w:eastAsia="Consolas" w:hAnsi="Consolas" w:cs="Consolas"/>
+          <w:sz w:val="17"/>
+          <w:szCs w:val="17"/>
+        </w:rPr>
+        <w:t>        "openurl": "http://localhost:64320/AppWebBridge.aspx?page=MainAccountRedirect.ASPX&amp;token=5680bcfc99679c3d637ee4998a5224db55f2344f2b7ea67a276d5c5f9d46842f"</w:t>
+      </w:r>
+    </w:p>
+    <w:p>
+      <w:pPr>
+        <w:keepLines/>
+        <w:pBdr>
+          <w:left w:val="single" w:sz="18" w:space="8" w:color="E84000"/>
+        </w:pBdr>
+        <w:shd w:val="clear" w:color="auto" w:fill="F3F4F6"/>
+        <w:spacing w:line="250" w:lineRule="auto"/>
+        <w:ind w:left="180"/>
+      </w:pPr>
+      <w:r>
+        <w:rPr>
+          <w:rFonts w:ascii="Consolas" w:eastAsia="Consolas" w:hAnsi="Consolas" w:cs="Consolas"/>
+          <w:sz w:val="17"/>
+          <w:szCs w:val="17"/>
+        </w:rPr>
+        <w:t>      }</w:t>
+      </w:r>
+    </w:p>
+    <w:p>
+      <w:pPr>
+        <w:keepLines/>
+        <w:pBdr>
+          <w:left w:val="single" w:sz="18" w:space="8" w:color="E84000"/>
+        </w:pBdr>
+        <w:shd w:val="clear" w:color="auto" w:fill="F3F4F6"/>
+        <w:spacing w:line="250" w:lineRule="auto"/>
+        <w:ind w:left="180"/>
+      </w:pPr>
+      <w:r>
+        <w:rPr>
+          <w:rFonts w:ascii="Consolas" w:eastAsia="Consolas" w:hAnsi="Consolas" w:cs="Consolas"/>
+          <w:sz w:val="17"/>
+          <w:szCs w:val="17"/>
+        </w:rPr>
+        <w:t>    ],</w:t>
+      </w:r>
+    </w:p>
+    <w:p>
+      <w:pPr>
+        <w:keepLines/>
+        <w:pBdr>
+          <w:left w:val="single" w:sz="18" w:space="8" w:color="E84000"/>
+        </w:pBdr>
+        <w:shd w:val="clear" w:color="auto" w:fill="F3F4F6"/>
+        <w:spacing w:line="250" w:lineRule="auto"/>
+        <w:ind w:left="180"/>
+      </w:pPr>
+      <w:r>
+        <w:rPr>
+          <w:rFonts w:ascii="Consolas" w:eastAsia="Consolas" w:hAnsi="Consolas" w:cs="Consolas"/>
+          <w:sz w:val="17"/>
+          <w:szCs w:val="17"/>
+        </w:rPr>
+        <w:t>    "bestselling": [</w:t>
+      </w:r>
+    </w:p>
+    <w:p>
+      <w:pPr>
+        <w:keepLines/>
+        <w:pBdr>
+          <w:left w:val="single" w:sz="18" w:space="8" w:color="E84000"/>
+        </w:pBdr>
+        <w:shd w:val="clear" w:color="auto" w:fill="F3F4F6"/>
+        <w:spacing w:line="250" w:lineRule="auto"/>
+        <w:ind w:left="180"/>
+      </w:pPr>
+      <w:r>
+        <w:rPr>
+          <w:rFonts w:ascii="Consolas" w:eastAsia="Consolas" w:hAnsi="Consolas" w:cs="Consolas"/>
+          <w:sz w:val="17"/>
+          <w:szCs w:val="17"/>
+        </w:rPr>
+        <w:t>      </w:t>
+      </w:r>
+    </w:p>
+    <w:p>
+      <w:pPr>
+        <w:keepLines/>
+        <w:pBdr>
+          <w:left w:val="single" w:sz="18" w:space="8" w:color="E84000"/>
+        </w:pBdr>
+        <w:shd w:val="clear" w:color="auto" w:fill="F3F4F6"/>
+        <w:spacing w:line="250" w:lineRule="auto"/>
+        <w:ind w:left="180"/>
+      </w:pPr>
+      <w:r>
+        <w:rPr>
+          <w:rFonts w:ascii="Consolas" w:eastAsia="Consolas" w:hAnsi="Consolas" w:cs="Consolas"/>
+          <w:sz w:val="17"/>
+          <w:szCs w:val="17"/>
+        </w:rPr>
+        <w:t>    ],</w:t>
+      </w:r>
+    </w:p>
+    <w:p>
+      <w:pPr>
+        <w:keepLines/>
+        <w:pBdr>
+          <w:left w:val="single" w:sz="18" w:space="8" w:color="E84000"/>
+        </w:pBdr>
+        <w:shd w:val="clear" w:color="auto" w:fill="F3F4F6"/>
+        <w:spacing w:line="250" w:lineRule="auto"/>
+        <w:ind w:left="180"/>
+      </w:pPr>
+      <w:r>
+        <w:rPr>
+          <w:rFonts w:ascii="Consolas" w:eastAsia="Consolas" w:hAnsi="Consolas" w:cs="Consolas"/>
+          <w:sz w:val="17"/>
+          <w:szCs w:val="17"/>
+        </w:rPr>
+        <w:t>    "trust": [</w:t>
+      </w:r>
+    </w:p>
+    <w:p>
+      <w:pPr>
+        <w:keepLines/>
+        <w:pBdr>
+          <w:left w:val="single" w:sz="18" w:space="8" w:color="E84000"/>
+        </w:pBdr>
+        <w:shd w:val="clear" w:color="auto" w:fill="F3F4F6"/>
+        <w:spacing w:line="250" w:lineRule="auto"/>
+        <w:ind w:left="180"/>
+      </w:pPr>
+      <w:r>
+        <w:rPr>
+          <w:rFonts w:ascii="Consolas" w:eastAsia="Consolas" w:hAnsi="Consolas" w:cs="Consolas"/>
+          <w:sz w:val="17"/>
+          <w:szCs w:val="17"/>
+        </w:rPr>
+        <w:t>      {</w:t>
+      </w:r>
+    </w:p>
+    <w:p>
+      <w:pPr>
+        <w:keepLines/>
+        <w:pBdr>
+          <w:left w:val="single" w:sz="18" w:space="8" w:color="E84000"/>
+        </w:pBdr>
+        <w:shd w:val="clear" w:color="auto" w:fill="F3F4F6"/>
+        <w:spacing w:line="250" w:lineRule="auto"/>
+        <w:ind w:left="180"/>
+      </w:pPr>
+      <w:r>
+        <w:rPr>
+          <w:rFonts w:ascii="Consolas" w:eastAsia="Consolas" w:hAnsi="Consolas" w:cs="Consolas"/>
+          <w:sz w:val="17"/>
+          <w:szCs w:val="17"/>
+        </w:rPr>
+        <w:t>        "value": "50K+",</w:t>
+      </w:r>
+    </w:p>
+    <w:p>
+      <w:pPr>
+        <w:keepLines/>
+        <w:pBdr>
+          <w:left w:val="single" w:sz="18" w:space="8" w:color="E84000"/>
+        </w:pBdr>
+        <w:shd w:val="clear" w:color="auto" w:fill="F3F4F6"/>
+        <w:spacing w:line="250" w:lineRule="auto"/>
+        <w:ind w:left="180"/>
+      </w:pPr>
+      <w:r>
+        <w:rPr>
+          <w:rFonts w:ascii="Consolas" w:eastAsia="Consolas" w:hAnsi="Consolas" w:cs="Consolas"/>
+          <w:sz w:val="17"/>
+          <w:szCs w:val="17"/>
+        </w:rPr>
+        <w:t>        "label": "Users",</w:t>
+      </w:r>
+    </w:p>
+    <w:p>
+      <w:pPr>
+        <w:keepLines/>
+        <w:pBdr>
+          <w:left w:val="single" w:sz="18" w:space="8" w:color="E84000"/>
+        </w:pBdr>
+        <w:shd w:val="clear" w:color="auto" w:fill="F3F4F6"/>
+        <w:spacing w:line="250" w:lineRule="auto"/>
+        <w:ind w:left="180"/>
+      </w:pPr>
+      <w:r>
+        <w:rPr>
+          <w:rFonts w:ascii="Consolas" w:eastAsia="Consolas" w:hAnsi="Consolas" w:cs="Consolas"/>
+          <w:sz w:val="17"/>
+          <w:szCs w:val="17"/>
+        </w:rPr>
+        <w:t>        "icon": "fa fa-users",</w:t>
+      </w:r>
+    </w:p>
+    <w:p>
+      <w:pPr>
+        <w:keepLines/>
+        <w:pBdr>
+          <w:left w:val="single" w:sz="18" w:space="8" w:color="E84000"/>
+        </w:pBdr>
+        <w:shd w:val="clear" w:color="auto" w:fill="F3F4F6"/>
+        <w:spacing w:line="250" w:lineRule="auto"/>
+        <w:ind w:left="180"/>
+      </w:pPr>
+      <w:r>
+        <w:rPr>
+          <w:rFonts w:ascii="Consolas" w:eastAsia="Consolas" w:hAnsi="Consolas" w:cs="Consolas"/>
+          <w:sz w:val="17"/>
+          <w:szCs w:val="17"/>
+        </w:rPr>
+        <w:t>        "iconcolor": "#E84000",</w:t>
+      </w:r>
+    </w:p>
+    <w:p>
+      <w:pPr>
+        <w:keepLines/>
+        <w:pBdr>
+          <w:left w:val="single" w:sz="18" w:space="8" w:color="E84000"/>
+        </w:pBdr>
+        <w:shd w:val="clear" w:color="auto" w:fill="F3F4F6"/>
+        <w:spacing w:line="250" w:lineRule="auto"/>
+        <w:ind w:left="180"/>
+      </w:pPr>
+      <w:r>
+        <w:rPr>
+          <w:rFonts w:ascii="Consolas" w:eastAsia="Consolas" w:hAnsi="Consolas" w:cs="Consolas"/>
+          <w:sz w:val="17"/>
+          <w:szCs w:val="17"/>
+        </w:rPr>
+        <w:t>        "iconbg": "linear-gradient(135deg,#fff3ec,#ffe5d4)"</w:t>
+      </w:r>
+    </w:p>
+    <w:p>
+      <w:pPr>
+        <w:keepLines/>
+        <w:pBdr>
+          <w:left w:val="single" w:sz="18" w:space="8" w:color="E84000"/>
+        </w:pBdr>
+        <w:shd w:val="clear" w:color="auto" w:fill="F3F4F6"/>
+        <w:spacing w:line="250" w:lineRule="auto"/>
+        <w:ind w:left="180"/>
+      </w:pPr>
+      <w:r>
+        <w:rPr>
+          <w:rFonts w:ascii="Consolas" w:eastAsia="Consolas" w:hAnsi="Consolas" w:cs="Consolas"/>
+          <w:sz w:val="17"/>
+          <w:szCs w:val="17"/>
+        </w:rPr>
+        <w:t>      },</w:t>
+      </w:r>
+    </w:p>
+    <w:p>
+      <w:pPr>
+        <w:keepLines/>
+        <w:pBdr>
+          <w:left w:val="single" w:sz="18" w:space="8" w:color="E84000"/>
+        </w:pBdr>
+        <w:shd w:val="clear" w:color="auto" w:fill="F3F4F6"/>
+        <w:spacing w:line="250" w:lineRule="auto"/>
+        <w:ind w:left="180"/>
+      </w:pPr>
+      <w:r>
+        <w:rPr>
+          <w:rFonts w:ascii="Consolas" w:eastAsia="Consolas" w:hAnsi="Consolas" w:cs="Consolas"/>
+          <w:sz w:val="17"/>
+          <w:szCs w:val="17"/>
+        </w:rPr>
+        <w:t>      {</w:t>
+      </w:r>
+    </w:p>
+    <w:p>
+      <w:pPr>
+        <w:keepLines/>
+        <w:pBdr>
+          <w:left w:val="single" w:sz="18" w:space="8" w:color="E84000"/>
+        </w:pBdr>
+        <w:shd w:val="clear" w:color="auto" w:fill="F3F4F6"/>
+        <w:spacing w:line="250" w:lineRule="auto"/>
+        <w:ind w:left="180"/>
+      </w:pPr>
+      <w:r>
+        <w:rPr>
+          <w:rFonts w:ascii="Consolas" w:eastAsia="Consolas" w:hAnsi="Consolas" w:cs="Consolas"/>
+          <w:sz w:val="17"/>
+          <w:szCs w:val="17"/>
+        </w:rPr>
+        <w:t>        "value": "100%",</w:t>
+      </w:r>
+    </w:p>
+    <w:p>
+      <w:pPr>
+        <w:keepLines/>
+        <w:pBdr>
+          <w:left w:val="single" w:sz="18" w:space="8" w:color="E84000"/>
+        </w:pBdr>
+        <w:shd w:val="clear" w:color="auto" w:fill="F3F4F6"/>
+        <w:spacing w:line="250" w:lineRule="auto"/>
+        <w:ind w:left="180"/>
+      </w:pPr>
+      <w:r>
+        <w:rPr>
+          <w:rFonts w:ascii="Consolas" w:eastAsia="Consolas" w:hAnsi="Consolas" w:cs="Consolas"/>
+          <w:sz w:val="17"/>
+          <w:szCs w:val="17"/>
+        </w:rPr>
+        <w:t>        "label": "Secure Pay",</w:t>
+      </w:r>
+    </w:p>
+    <w:p>
+      <w:pPr>
+        <w:keepLines/>
+        <w:pBdr>
+          <w:left w:val="single" w:sz="18" w:space="8" w:color="E84000"/>
+        </w:pBdr>
+        <w:shd w:val="clear" w:color="auto" w:fill="F3F4F6"/>
+        <w:spacing w:line="250" w:lineRule="auto"/>
+        <w:ind w:left="180"/>
+      </w:pPr>
+      <w:r>
+        <w:rPr>
+          <w:rFonts w:ascii="Consolas" w:eastAsia="Consolas" w:hAnsi="Consolas" w:cs="Consolas"/>
+          <w:sz w:val="17"/>
+          <w:szCs w:val="17"/>
+        </w:rPr>
+        <w:t>        "icon": "fa fa-shield-alt",</w:t>
+      </w:r>
+    </w:p>
+    <w:p>
+      <w:pPr>
+        <w:keepLines/>
+        <w:pBdr>
+          <w:left w:val="single" w:sz="18" w:space="8" w:color="E84000"/>
+        </w:pBdr>
+        <w:shd w:val="clear" w:color="auto" w:fill="F3F4F6"/>
+        <w:spacing w:line="250" w:lineRule="auto"/>
+        <w:ind w:left="180"/>
+      </w:pPr>
+      <w:r>
+        <w:rPr>
+          <w:rFonts w:ascii="Consolas" w:eastAsia="Consolas" w:hAnsi="Consolas" w:cs="Consolas"/>
+          <w:sz w:val="17"/>
+          <w:szCs w:val="17"/>
+        </w:rPr>
+        <w:t>        "iconcolor": "#059669",</w:t>
+      </w:r>
+    </w:p>
+    <w:p>
+      <w:pPr>
+        <w:keepLines/>
+        <w:pBdr>
+          <w:left w:val="single" w:sz="18" w:space="8" w:color="E84000"/>
+        </w:pBdr>
+        <w:shd w:val="clear" w:color="auto" w:fill="F3F4F6"/>
+        <w:spacing w:line="250" w:lineRule="auto"/>
+        <w:ind w:left="180"/>
+      </w:pPr>
+      <w:r>
+        <w:rPr>
+          <w:rFonts w:ascii="Consolas" w:eastAsia="Consolas" w:hAnsi="Consolas" w:cs="Consolas"/>
+          <w:sz w:val="17"/>
+          <w:szCs w:val="17"/>
+        </w:rPr>
+        <w:t>        "iconbg": "linear-gradient(135deg,#f0fdf4,#dcfce7)"</w:t>
+      </w:r>
+    </w:p>
+    <w:p>
+      <w:pPr>
+        <w:keepLines/>
+        <w:pBdr>
+          <w:left w:val="single" w:sz="18" w:space="8" w:color="E84000"/>
+        </w:pBdr>
+        <w:shd w:val="clear" w:color="auto" w:fill="F3F4F6"/>
+        <w:spacing w:line="250" w:lineRule="auto"/>
+        <w:ind w:left="180"/>
+      </w:pPr>
+      <w:r>
+        <w:rPr>
+          <w:rFonts w:ascii="Consolas" w:eastAsia="Consolas" w:hAnsi="Consolas" w:cs="Consolas"/>
+          <w:sz w:val="17"/>
+          <w:szCs w:val="17"/>
+        </w:rPr>
+        <w:t>      },</w:t>
+      </w:r>
+    </w:p>
+    <w:p>
+      <w:pPr>
+        <w:keepLines/>
+        <w:pBdr>
+          <w:left w:val="single" w:sz="18" w:space="8" w:color="E84000"/>
+        </w:pBdr>
+        <w:shd w:val="clear" w:color="auto" w:fill="F3F4F6"/>
+        <w:spacing w:line="250" w:lineRule="auto"/>
+        <w:ind w:left="180"/>
+      </w:pPr>
+      <w:r>
+        <w:rPr>
+          <w:rFonts w:ascii="Consolas" w:eastAsia="Consolas" w:hAnsi="Consolas" w:cs="Consolas"/>
+          <w:sz w:val="17"/>
+          <w:szCs w:val="17"/>
+        </w:rPr>
+        <w:t>      {</w:t>
+      </w:r>
+    </w:p>
+    <w:p>
+      <w:pPr>
+        <w:keepLines/>
+        <w:pBdr>
+          <w:left w:val="single" w:sz="18" w:space="8" w:color="E84000"/>
+        </w:pBdr>
+        <w:shd w:val="clear" w:color="auto" w:fill="F3F4F6"/>
+        <w:spacing w:line="250" w:lineRule="auto"/>
+        <w:ind w:left="180"/>
+      </w:pPr>
+      <w:r>
+        <w:rPr>
+          <w:rFonts w:ascii="Consolas" w:eastAsia="Consolas" w:hAnsi="Consolas" w:cs="Consolas"/>
+          <w:sz w:val="17"/>
+          <w:szCs w:val="17"/>
+        </w:rPr>
+        <w:t>        "value": "24/7",</w:t>
+      </w:r>
+    </w:p>
+    <w:p>
+      <w:pPr>
+        <w:keepLines/>
+        <w:pBdr>
+          <w:left w:val="single" w:sz="18" w:space="8" w:color="E84000"/>
+        </w:pBdr>
+        <w:shd w:val="clear" w:color="auto" w:fill="F3F4F6"/>
+        <w:spacing w:line="250" w:lineRule="auto"/>
+        <w:ind w:left="180"/>
+      </w:pPr>
+      <w:r>
+        <w:rPr>
+          <w:rFonts w:ascii="Consolas" w:eastAsia="Consolas" w:hAnsi="Consolas" w:cs="Consolas"/>
+          <w:sz w:val="17"/>
+          <w:szCs w:val="17"/>
+        </w:rPr>
+        <w:t>        "label": "Support",</w:t>
+      </w:r>
+    </w:p>
+    <w:p>
+      <w:pPr>
+        <w:keepLines/>
+        <w:pBdr>
+          <w:left w:val="single" w:sz="18" w:space="8" w:color="E84000"/>
+        </w:pBdr>
+        <w:shd w:val="clear" w:color="auto" w:fill="F3F4F6"/>
+        <w:spacing w:line="250" w:lineRule="auto"/>
+        <w:ind w:left="180"/>
+      </w:pPr>
+      <w:r>
+        <w:rPr>
+          <w:rFonts w:ascii="Consolas" w:eastAsia="Consolas" w:hAnsi="Consolas" w:cs="Consolas"/>
+          <w:sz w:val="17"/>
+          <w:szCs w:val="17"/>
+        </w:rPr>
+        <w:t>        "icon": "fa fa-bolt",</w:t>
+      </w:r>
+    </w:p>
+    <w:p>
+      <w:pPr>
+        <w:keepLines/>
+        <w:pBdr>
+          <w:left w:val="single" w:sz="18" w:space="8" w:color="E84000"/>
+        </w:pBdr>
+        <w:shd w:val="clear" w:color="auto" w:fill="F3F4F6"/>
+        <w:spacing w:line="250" w:lineRule="auto"/>
+        <w:ind w:left="180"/>
+      </w:pPr>
+      <w:r>
+        <w:rPr>
+          <w:rFonts w:ascii="Consolas" w:eastAsia="Consolas" w:hAnsi="Consolas" w:cs="Consolas"/>
+          <w:sz w:val="17"/>
+          <w:szCs w:val="17"/>
+        </w:rPr>
+        <w:t>        "iconcolor": "#2563eb",</w:t>
+      </w:r>
+    </w:p>
+    <w:p>
+      <w:pPr>
+        <w:keepLines/>
+        <w:pBdr>
+          <w:left w:val="single" w:sz="18" w:space="8" w:color="E84000"/>
+        </w:pBdr>
+        <w:shd w:val="clear" w:color="auto" w:fill="F3F4F6"/>
+        <w:spacing w:line="250" w:lineRule="auto"/>
+        <w:ind w:left="180"/>
+      </w:pPr>
+      <w:r>
+        <w:rPr>
+          <w:rFonts w:ascii="Consolas" w:eastAsia="Consolas" w:hAnsi="Consolas" w:cs="Consolas"/>
+          <w:sz w:val="17"/>
+          <w:szCs w:val="17"/>
+        </w:rPr>
+        <w:t>        "iconbg": "linear-gradient(135deg,#eff6ff,#dbeafe)"</w:t>
+      </w:r>
+    </w:p>
+    <w:p>
+      <w:pPr>
+        <w:keepLines/>
+        <w:pBdr>
+          <w:left w:val="single" w:sz="18" w:space="8" w:color="E84000"/>
+        </w:pBdr>
+        <w:shd w:val="clear" w:color="auto" w:fill="F3F4F6"/>
+        <w:spacing w:line="250" w:lineRule="auto"/>
+        <w:ind w:left="180"/>
+      </w:pPr>
+      <w:r>
+        <w:rPr>
+          <w:rFonts w:ascii="Consolas" w:eastAsia="Consolas" w:hAnsi="Consolas" w:cs="Consolas"/>
+          <w:sz w:val="17"/>
+          <w:szCs w:val="17"/>
+        </w:rPr>
+        <w:t>      },</w:t>
+      </w:r>
+    </w:p>
+    <w:p>
+      <w:pPr>
+        <w:keepLines/>
+        <w:pBdr>
+          <w:left w:val="single" w:sz="18" w:space="8" w:color="E84000"/>
+        </w:pBdr>
+        <w:shd w:val="clear" w:color="auto" w:fill="F3F4F6"/>
+        <w:spacing w:line="250" w:lineRule="auto"/>
+        <w:ind w:left="180"/>
+      </w:pPr>
+      <w:r>
+        <w:rPr>
+          <w:rFonts w:ascii="Consolas" w:eastAsia="Consolas" w:hAnsi="Consolas" w:cs="Consolas"/>
+          <w:sz w:val="17"/>
+          <w:szCs w:val="17"/>
+        </w:rPr>
+        <w:t>      {</w:t>
+      </w:r>
+    </w:p>
+    <w:p>
+      <w:pPr>
+        <w:keepLines/>
+        <w:pBdr>
+          <w:left w:val="single" w:sz="18" w:space="8" w:color="E84000"/>
+        </w:pBdr>
+        <w:shd w:val="clear" w:color="auto" w:fill="F3F4F6"/>
+        <w:spacing w:line="250" w:lineRule="auto"/>
+        <w:ind w:left="180"/>
+      </w:pPr>
+      <w:r>
+        <w:rPr>
+          <w:rFonts w:ascii="Consolas" w:eastAsia="Consolas" w:hAnsi="Consolas" w:cs="Consolas"/>
+          <w:sz w:val="17"/>
+          <w:szCs w:val="17"/>
+        </w:rPr>
+        <w:t>        "value": "Rated",</w:t>
+      </w:r>
+    </w:p>
+    <w:p>
+      <w:pPr>
+        <w:keepLines/>
+        <w:pBdr>
+          <w:left w:val="single" w:sz="18" w:space="8" w:color="E84000"/>
+        </w:pBdr>
+        <w:shd w:val="clear" w:color="auto" w:fill="F3F4F6"/>
+        <w:spacing w:line="250" w:lineRule="auto"/>
+        <w:ind w:left="180"/>
+      </w:pPr>
+      <w:r>
+        <w:rPr>
+          <w:rFonts w:ascii="Consolas" w:eastAsia="Consolas" w:hAnsi="Consolas" w:cs="Consolas"/>
+          <w:sz w:val="17"/>
+          <w:szCs w:val="17"/>
+        </w:rPr>
+        <w:t>        "label": "App",</w:t>
+      </w:r>
+    </w:p>
+    <w:p>
+      <w:pPr>
+        <w:keepLines/>
+        <w:pBdr>
+          <w:left w:val="single" w:sz="18" w:space="8" w:color="E84000"/>
+        </w:pBdr>
+        <w:shd w:val="clear" w:color="auto" w:fill="F3F4F6"/>
+        <w:spacing w:line="250" w:lineRule="auto"/>
+        <w:ind w:left="180"/>
+      </w:pPr>
+      <w:r>
+        <w:rPr>
+          <w:rFonts w:ascii="Consolas" w:eastAsia="Consolas" w:hAnsi="Consolas" w:cs="Consolas"/>
+          <w:sz w:val="17"/>
+          <w:szCs w:val="17"/>
+        </w:rPr>
+        <w:t>        "icon": "fa fa-star",</w:t>
+      </w:r>
+    </w:p>
+    <w:p>
+      <w:pPr>
+        <w:keepLines/>
+        <w:pBdr>
+          <w:left w:val="single" w:sz="18" w:space="8" w:color="E84000"/>
+        </w:pBdr>
+        <w:shd w:val="clear" w:color="auto" w:fill="F3F4F6"/>
+        <w:spacing w:line="250" w:lineRule="auto"/>
+        <w:ind w:left="180"/>
+      </w:pPr>
+      <w:r>
+        <w:rPr>
+          <w:rFonts w:ascii="Consolas" w:eastAsia="Consolas" w:hAnsi="Consolas" w:cs="Consolas"/>
+          <w:sz w:val="17"/>
+          <w:szCs w:val="17"/>
+        </w:rPr>
+        <w:t>        "iconcolor": "#d97706",</w:t>
+      </w:r>
+    </w:p>
+    <w:p>
+      <w:pPr>
+        <w:keepLines/>
+        <w:pBdr>
+          <w:left w:val="single" w:sz="18" w:space="8" w:color="E84000"/>
+        </w:pBdr>
+        <w:shd w:val="clear" w:color="auto" w:fill="F3F4F6"/>
+        <w:spacing w:line="250" w:lineRule="auto"/>
+        <w:ind w:left="180"/>
+      </w:pPr>
+      <w:r>
+        <w:rPr>
+          <w:rFonts w:ascii="Consolas" w:eastAsia="Consolas" w:hAnsi="Consolas" w:cs="Consolas"/>
+          <w:sz w:val="17"/>
+          <w:szCs w:val="17"/>
+        </w:rPr>
+        <w:t>        "iconbg": "linear-gradient(135deg,#fefce8,#fef9c3)"</w:t>
+      </w:r>
+    </w:p>
+    <w:p>
+      <w:pPr>
+        <w:keepLines/>
+        <w:pBdr>
+          <w:left w:val="single" w:sz="18" w:space="8" w:color="E84000"/>
+        </w:pBdr>
+        <w:shd w:val="clear" w:color="auto" w:fill="F3F4F6"/>
+        <w:spacing w:line="250" w:lineRule="auto"/>
+        <w:ind w:left="180"/>
+      </w:pPr>
+      <w:r>
+        <w:rPr>
+          <w:rFonts w:ascii="Consolas" w:eastAsia="Consolas" w:hAnsi="Consolas" w:cs="Consolas"/>
+          <w:sz w:val="17"/>
+          <w:szCs w:val="17"/>
+        </w:rPr>
+        <w:t>      },</w:t>
+      </w:r>
+    </w:p>
+    <w:p>
+      <w:pPr>
+        <w:keepLines/>
+        <w:pBdr>
+          <w:left w:val="single" w:sz="18" w:space="8" w:color="E84000"/>
+        </w:pBdr>
+        <w:shd w:val="clear" w:color="auto" w:fill="F3F4F6"/>
+        <w:spacing w:line="250" w:lineRule="auto"/>
+        <w:ind w:left="180"/>
+      </w:pPr>
+      <w:r>
+        <w:rPr>
+          <w:rFonts w:ascii="Consolas" w:eastAsia="Consolas" w:hAnsi="Consolas" w:cs="Consolas"/>
+          <w:sz w:val="17"/>
+          <w:szCs w:val="17"/>
+        </w:rPr>
+        <w:lastRenderedPageBreak/>
+        <w:t>      {</w:t>
+      </w:r>
+    </w:p>
+    <w:p>
+      <w:pPr>
+        <w:keepLines/>
+        <w:pBdr>
+          <w:left w:val="single" w:sz="18" w:space="8" w:color="E84000"/>
+        </w:pBdr>
+        <w:shd w:val="clear" w:color="auto" w:fill="F3F4F6"/>
+        <w:spacing w:line="250" w:lineRule="auto"/>
+        <w:ind w:left="180"/>
+      </w:pPr>
+      <w:r>
+        <w:rPr>
+          <w:rFonts w:ascii="Consolas" w:eastAsia="Consolas" w:hAnsi="Consolas" w:cs="Consolas"/>
+          <w:sz w:val="17"/>
+          <w:szCs w:val="17"/>
+        </w:rPr>
+        <w:t>        "value": "200+",</w:t>
+      </w:r>
+    </w:p>
+    <w:p>
+      <w:pPr>
+        <w:keepLines/>
+        <w:pBdr>
+          <w:left w:val="single" w:sz="18" w:space="8" w:color="E84000"/>
+        </w:pBdr>
+        <w:shd w:val="clear" w:color="auto" w:fill="F3F4F6"/>
+        <w:spacing w:line="250" w:lineRule="auto"/>
+        <w:ind w:left="180"/>
+      </w:pPr>
+      <w:r>
+        <w:rPr>
+          <w:rFonts w:ascii="Consolas" w:eastAsia="Consolas" w:hAnsi="Consolas" w:cs="Consolas"/>
+          <w:sz w:val="17"/>
+          <w:szCs w:val="17"/>
+        </w:rPr>
+        <w:t>        "label": "Services",</w:t>
+      </w:r>
+    </w:p>
+    <w:p>
+      <w:pPr>
+        <w:keepLines/>
+        <w:pBdr>
+          <w:left w:val="single" w:sz="18" w:space="8" w:color="E84000"/>
+        </w:pBdr>
+        <w:shd w:val="clear" w:color="auto" w:fill="F3F4F6"/>
+        <w:spacing w:line="250" w:lineRule="auto"/>
+        <w:ind w:left="180"/>
+      </w:pPr>
+      <w:r>
+        <w:rPr>
+          <w:rFonts w:ascii="Consolas" w:eastAsia="Consolas" w:hAnsi="Consolas" w:cs="Consolas"/>
+          <w:sz w:val="17"/>
+          <w:szCs w:val="17"/>
+        </w:rPr>
+        <w:t>        "icon": "fa fa-tags",</w:t>
+      </w:r>
+    </w:p>
+    <w:p>
+      <w:pPr>
+        <w:keepLines/>
+        <w:pBdr>
+          <w:left w:val="single" w:sz="18" w:space="8" w:color="E84000"/>
+        </w:pBdr>
+        <w:shd w:val="clear" w:color="auto" w:fill="F3F4F6"/>
+        <w:spacing w:line="250" w:lineRule="auto"/>
+        <w:ind w:left="180"/>
+      </w:pPr>
+      <w:r>
+        <w:rPr>
+          <w:rFonts w:ascii="Consolas" w:eastAsia="Consolas" w:hAnsi="Consolas" w:cs="Consolas"/>
+          <w:sz w:val="17"/>
+          <w:szCs w:val="17"/>
+        </w:rPr>
+        <w:t>        "iconcolor": "#db2777",</w:t>
+      </w:r>
+    </w:p>
+    <w:p>
+      <w:pPr>
+        <w:keepLines/>
+        <w:pBdr>
+          <w:left w:val="single" w:sz="18" w:space="8" w:color="E84000"/>
+        </w:pBdr>
+        <w:shd w:val="clear" w:color="auto" w:fill="F3F4F6"/>
+        <w:spacing w:line="250" w:lineRule="auto"/>
+        <w:ind w:left="180"/>
+      </w:pPr>
+      <w:r>
+        <w:rPr>
+          <w:rFonts w:ascii="Consolas" w:eastAsia="Consolas" w:hAnsi="Consolas" w:cs="Consolas"/>
+          <w:sz w:val="17"/>
+          <w:szCs w:val="17"/>
+        </w:rPr>
+        <w:t>        "iconbg": "linear-gradient(135deg,#fdf2f8,#fce7f3)"</w:t>
+      </w:r>
+    </w:p>
+    <w:p>
+      <w:pPr>
+        <w:keepLines/>
+        <w:pBdr>
+          <w:left w:val="single" w:sz="18" w:space="8" w:color="E84000"/>
+        </w:pBdr>
+        <w:shd w:val="clear" w:color="auto" w:fill="F3F4F6"/>
+        <w:spacing w:line="250" w:lineRule="auto"/>
+        <w:ind w:left="180"/>
+      </w:pPr>
+      <w:r>
+        <w:rPr>
+          <w:rFonts w:ascii="Consolas" w:eastAsia="Consolas" w:hAnsi="Consolas" w:cs="Consolas"/>
+          <w:sz w:val="17"/>
+          <w:szCs w:val="17"/>
+        </w:rPr>
+        <w:t>      }</w:t>
+      </w:r>
+    </w:p>
+    <w:p>
+      <w:pPr>
+        <w:keepLines/>
+        <w:pBdr>
+          <w:left w:val="single" w:sz="18" w:space="8" w:color="E84000"/>
+        </w:pBdr>
+        <w:shd w:val="clear" w:color="auto" w:fill="F3F4F6"/>
+        <w:spacing w:line="250" w:lineRule="auto"/>
+        <w:ind w:left="180"/>
+      </w:pPr>
+      <w:r>
+        <w:rPr>
+          <w:rFonts w:ascii="Consolas" w:eastAsia="Consolas" w:hAnsi="Consolas" w:cs="Consolas"/>
+          <w:sz w:val="17"/>
+          <w:szCs w:val="17"/>
+        </w:rPr>
+        <w:t>    ],</w:t>
+      </w:r>
+    </w:p>
+    <w:p>
+      <w:pPr>
+        <w:keepLines/>
+        <w:pBdr>
+          <w:left w:val="single" w:sz="18" w:space="8" w:color="E84000"/>
+        </w:pBdr>
+        <w:shd w:val="clear" w:color="auto" w:fill="F3F4F6"/>
+        <w:spacing w:line="250" w:lineRule="auto"/>
+        <w:ind w:left="180"/>
+      </w:pPr>
+      <w:r>
+        <w:rPr>
+          <w:rFonts w:ascii="Consolas" w:eastAsia="Consolas" w:hAnsi="Consolas" w:cs="Consolas"/>
+          <w:sz w:val="17"/>
+          <w:szCs w:val="17"/>
+        </w:rPr>
+        <w:t>    "promos": [</w:t>
+      </w:r>
+    </w:p>
+    <w:p>
+      <w:pPr>
+        <w:keepLines/>
+        <w:pBdr>
+          <w:left w:val="single" w:sz="18" w:space="8" w:color="E84000"/>
+        </w:pBdr>
+        <w:shd w:val="clear" w:color="auto" w:fill="F3F4F6"/>
+        <w:spacing w:line="250" w:lineRule="auto"/>
+        <w:ind w:left="180"/>
+      </w:pPr>
+      <w:r>
+        <w:rPr>
+          <w:rFonts w:ascii="Consolas" w:eastAsia="Consolas" w:hAnsi="Consolas" w:cs="Consolas"/>
+          <w:sz w:val="17"/>
+          <w:szCs w:val="17"/>
+        </w:rPr>
+        <w:t>      {</w:t>
+      </w:r>
+    </w:p>
+    <w:p>
+      <w:pPr>
+        <w:keepLines/>
+        <w:pBdr>
+          <w:left w:val="single" w:sz="18" w:space="8" w:color="E84000"/>
+        </w:pBdr>
+        <w:shd w:val="clear" w:color="auto" w:fill="F3F4F6"/>
+        <w:spacing w:line="250" w:lineRule="auto"/>
+        <w:ind w:left="180"/>
+      </w:pPr>
+      <w:r>
+        <w:rPr>
+          <w:rFonts w:ascii="Consolas" w:eastAsia="Consolas" w:hAnsi="Consolas" w:cs="Consolas"/>
+          <w:sz w:val="17"/>
+          <w:szCs w:val="17"/>
+        </w:rPr>
+        <w:t>        "bgclass": "wp-bg-2",</w:t>
+      </w:r>
+    </w:p>
+    <w:p>
+      <w:pPr>
+        <w:keepLines/>
+        <w:pBdr>
+          <w:left w:val="single" w:sz="18" w:space="8" w:color="E84000"/>
+        </w:pBdr>
+        <w:shd w:val="clear" w:color="auto" w:fill="F3F4F6"/>
+        <w:spacing w:line="250" w:lineRule="auto"/>
+        <w:ind w:left="180"/>
+      </w:pPr>
+      <w:r>
+        <w:rPr>
+          <w:rFonts w:ascii="Consolas" w:eastAsia="Consolas" w:hAnsi="Consolas" w:cs="Consolas"/>
+          <w:sz w:val="17"/>
+          <w:szCs w:val="17"/>
+        </w:rPr>
         <w:t>        "deco": "</w:t>
       </w:r>
       <w:r>
@@ -12495,7 +14187,7 @@
           <w:sz w:val="17"/>
           <w:szCs w:val="17"/>
         </w:rPr>
-        <w:t>🎬</w:t>
+        <w:t>👑</w:t>
       </w:r>
       <w:r>
         <w:rPr>
@@ -12522,26 +14214,159 @@
           <w:sz w:val="17"/>
           <w:szCs w:val="17"/>
         </w:rPr>
-        <w:t>        "screen": "couponlist",</w:t>
-      </w:r>
-    </w:p>
-    <w:p>
-      <w:pPr>
-        <w:keepLines/>
-        <w:pBdr>
-          <w:left w:val="single" w:sz="18" w:space="8" w:color="E84000"/>
-        </w:pBdr>
-        <w:shd w:val="clear" w:color="auto" w:fill="F3F4F6"/>
-        <w:spacing w:line="250" w:lineRule="auto"/>
-        <w:ind w:left="180"/>
-      </w:pPr>
-      <w:r>
-        <w:rPr>
-          <w:rFonts w:ascii="Consolas" w:eastAsia="Consolas" w:hAnsi="Consolas" w:cs="Consolas"/>
-          <w:sz w:val="17"/>
-          <w:szCs w:val="17"/>
-        </w:rPr>
-        <w:t>        "openurl": "https://epayindia.in/AppWebBridge.aspx?page=Apppurchase-coupon.aspx&amp;token=..."</w:t>
+        <w:t>        "tag": "✨ PREMIUM PLAN",</w:t>
+      </w:r>
+    </w:p>
+    <w:p>
+      <w:pPr>
+        <w:keepLines/>
+        <w:pBdr>
+          <w:left w:val="single" w:sz="18" w:space="8" w:color="E84000"/>
+        </w:pBdr>
+        <w:shd w:val="clear" w:color="auto" w:fill="F3F4F6"/>
+        <w:spacing w:line="250" w:lineRule="auto"/>
+        <w:ind w:left="180"/>
+      </w:pPr>
+      <w:r>
+        <w:rPr>
+          <w:rFonts w:ascii="Consolas" w:eastAsia="Consolas" w:hAnsi="Consolas" w:cs="Consolas"/>
+          <w:sz w:val="17"/>
+          <w:szCs w:val="17"/>
+        </w:rPr>
+        <w:t>        "title": "Upgrade to PRO&amp; Unlock All Features",</w:t>
+      </w:r>
+    </w:p>
+    <w:p>
+      <w:pPr>
+        <w:keepLines/>
+        <w:pBdr>
+          <w:left w:val="single" w:sz="18" w:space="8" w:color="E84000"/>
+        </w:pBdr>
+        <w:shd w:val="clear" w:color="auto" w:fill="F3F4F6"/>
+        <w:spacing w:line="250" w:lineRule="auto"/>
+        <w:ind w:left="180"/>
+      </w:pPr>
+      <w:r>
+        <w:rPr>
+          <w:rFonts w:ascii="Consolas" w:eastAsia="Consolas" w:hAnsi="Consolas" w:cs="Consolas"/>
+          <w:sz w:val="17"/>
+          <w:szCs w:val="17"/>
+        </w:rPr>
+        <w:t>        "subtitle": "Starting at just ₹99/month",</w:t>
+      </w:r>
+    </w:p>
+    <w:p>
+      <w:pPr>
+        <w:keepLines/>
+        <w:pBdr>
+          <w:left w:val="single" w:sz="18" w:space="8" w:color="E84000"/>
+        </w:pBdr>
+        <w:shd w:val="clear" w:color="auto" w:fill="F3F4F6"/>
+        <w:spacing w:line="250" w:lineRule="auto"/>
+        <w:ind w:left="180"/>
+      </w:pPr>
+      <w:r>
+        <w:rPr>
+          <w:rFonts w:ascii="Consolas" w:eastAsia="Consolas" w:hAnsi="Consolas" w:cs="Consolas"/>
+          <w:sz w:val="17"/>
+          <w:szCs w:val="17"/>
+        </w:rPr>
+        <w:t>        "cta": "Get PRO",</w:t>
+      </w:r>
+    </w:p>
+    <w:p>
+      <w:pPr>
+        <w:keepLines/>
+        <w:pBdr>
+          <w:left w:val="single" w:sz="18" w:space="8" w:color="E84000"/>
+        </w:pBdr>
+        <w:shd w:val="clear" w:color="auto" w:fill="F3F4F6"/>
+        <w:spacing w:line="250" w:lineRule="auto"/>
+        <w:ind w:left="180"/>
+      </w:pPr>
+      <w:r>
+        <w:rPr>
+          <w:rFonts w:ascii="Consolas" w:eastAsia="Consolas" w:hAnsi="Consolas" w:cs="Consolas"/>
+          <w:sz w:val="17"/>
+          <w:szCs w:val="17"/>
+        </w:rPr>
+        <w:t>        "btninv": true,</w:t>
+      </w:r>
+    </w:p>
+    <w:p>
+      <w:pPr>
+        <w:keepLines/>
+        <w:pBdr>
+          <w:left w:val="single" w:sz="18" w:space="8" w:color="E84000"/>
+        </w:pBdr>
+        <w:shd w:val="clear" w:color="auto" w:fill="F3F4F6"/>
+        <w:spacing w:line="250" w:lineRule="auto"/>
+        <w:ind w:left="180"/>
+      </w:pPr>
+      <w:r>
+        <w:rPr>
+          <w:rFonts w:ascii="Consolas" w:eastAsia="Consolas" w:hAnsi="Consolas" w:cs="Consolas"/>
+          <w:sz w:val="17"/>
+          <w:szCs w:val="17"/>
+        </w:rPr>
+        <w:t>        "url": "Appsubscription-now.aspx",</w:t>
+      </w:r>
+    </w:p>
+    <w:p>
+      <w:pPr>
+        <w:keepLines/>
+        <w:pBdr>
+          <w:left w:val="single" w:sz="18" w:space="8" w:color="E84000"/>
+        </w:pBdr>
+        <w:shd w:val="clear" w:color="auto" w:fill="F3F4F6"/>
+        <w:spacing w:line="250" w:lineRule="auto"/>
+        <w:ind w:left="180"/>
+      </w:pPr>
+      <w:r>
+        <w:rPr>
+          <w:rFonts w:ascii="Consolas" w:eastAsia="Consolas" w:hAnsi="Consolas" w:cs="Consolas"/>
+          <w:sz w:val="17"/>
+          <w:szCs w:val="17"/>
+        </w:rPr>
+        <w:t>        "target": "_self",</w:t>
+      </w:r>
+    </w:p>
+    <w:p>
+      <w:pPr>
+        <w:keepLines/>
+        <w:pBdr>
+          <w:left w:val="single" w:sz="18" w:space="8" w:color="E84000"/>
+        </w:pBdr>
+        <w:shd w:val="clear" w:color="auto" w:fill="F3F4F6"/>
+        <w:spacing w:line="250" w:lineRule="auto"/>
+        <w:ind w:left="180"/>
+      </w:pPr>
+      <w:r>
+        <w:rPr>
+          <w:rFonts w:ascii="Consolas" w:eastAsia="Consolas" w:hAnsi="Consolas" w:cs="Consolas"/>
+          <w:sz w:val="17"/>
+          <w:szCs w:val="17"/>
+        </w:rPr>
+        <w:t>        "screen": "subscription",</w:t>
+      </w:r>
+    </w:p>
+    <w:p>
+      <w:pPr>
+        <w:keepLines/>
+        <w:pBdr>
+          <w:left w:val="single" w:sz="18" w:space="8" w:color="E84000"/>
+        </w:pBdr>
+        <w:shd w:val="clear" w:color="auto" w:fill="F3F4F6"/>
+        <w:spacing w:line="250" w:lineRule="auto"/>
+        <w:ind w:left="180"/>
+      </w:pPr>
+      <w:r>
+        <w:rPr>
+          <w:rFonts w:ascii="Consolas" w:eastAsia="Consolas" w:hAnsi="Consolas" w:cs="Consolas"/>
+          <w:sz w:val="17"/>
+          <w:szCs w:val="17"/>
+        </w:rPr>
+        <w:t>        "openurl": "http://localhost:64320/AppWebBridge.aspx?page=Appsubscription-now.aspx&amp;token=5680bcfc99679c3d637ee4998a5224db55f2344f2b7ea67a276d5c5f9d46842f"</w:t>
       </w:r>
     </w:p>
     <w:p>
@@ -12579,954 +14404,6 @@
           <w:sz w:val="17"/>
           <w:szCs w:val="17"/>
         </w:rPr>
-        <w:t>    ],</w:t>
-      </w:r>
-    </w:p>
-    <w:p>
-      <w:pPr>
-        <w:keepLines/>
-        <w:pBdr>
-          <w:left w:val="single" w:sz="18" w:space="8" w:color="E84000"/>
-        </w:pBdr>
-        <w:shd w:val="clear" w:color="auto" w:fill="F3F4F6"/>
-        <w:spacing w:line="250" w:lineRule="auto"/>
-        <w:ind w:left="180"/>
-      </w:pPr>
-      <w:r>
-        <w:rPr>
-          <w:rFonts w:ascii="Consolas" w:eastAsia="Consolas" w:hAnsi="Consolas" w:cs="Consolas"/>
-          <w:sz w:val="17"/>
-          <w:szCs w:val="17"/>
-        </w:rPr>
-        <w:t>    "services": [</w:t>
-      </w:r>
-    </w:p>
-    <w:p>
-      <w:pPr>
-        <w:keepLines/>
-        <w:pBdr>
-          <w:left w:val="single" w:sz="18" w:space="8" w:color="E84000"/>
-        </w:pBdr>
-        <w:shd w:val="clear" w:color="auto" w:fill="F3F4F6"/>
-        <w:spacing w:line="250" w:lineRule="auto"/>
-        <w:ind w:left="180"/>
-      </w:pPr>
-      <w:r>
-        <w:rPr>
-          <w:rFonts w:ascii="Consolas" w:eastAsia="Consolas" w:hAnsi="Consolas" w:cs="Consolas"/>
-          <w:sz w:val="17"/>
-          <w:szCs w:val="17"/>
-        </w:rPr>
-        <w:t>      {</w:t>
-      </w:r>
-    </w:p>
-    <w:p>
-      <w:pPr>
-        <w:keepLines/>
-        <w:pBdr>
-          <w:left w:val="single" w:sz="18" w:space="8" w:color="E84000"/>
-        </w:pBdr>
-        <w:shd w:val="clear" w:color="auto" w:fill="F3F4F6"/>
-        <w:spacing w:line="250" w:lineRule="auto"/>
-        <w:ind w:left="180"/>
-      </w:pPr>
-      <w:r>
-        <w:rPr>
-          <w:rFonts w:ascii="Consolas" w:eastAsia="Consolas" w:hAnsi="Consolas" w:cs="Consolas"/>
-          <w:sz w:val="17"/>
-          <w:szCs w:val="17"/>
-        </w:rPr>
-        <w:t>        "name": "Store",</w:t>
-      </w:r>
-    </w:p>
-    <w:p>
-      <w:pPr>
-        <w:keepLines/>
-        <w:pBdr>
-          <w:left w:val="single" w:sz="18" w:space="8" w:color="E84000"/>
-        </w:pBdr>
-        <w:shd w:val="clear" w:color="auto" w:fill="F3F4F6"/>
-        <w:spacing w:line="250" w:lineRule="auto"/>
-        <w:ind w:left="180"/>
-      </w:pPr>
-      <w:r>
-        <w:rPr>
-          <w:rFonts w:ascii="Consolas" w:eastAsia="Consolas" w:hAnsi="Consolas" w:cs="Consolas"/>
-          <w:sz w:val="17"/>
-          <w:szCs w:val="17"/>
-        </w:rPr>
-        <w:t>        "icon": "fa fa-store",</w:t>
-      </w:r>
-    </w:p>
-    <w:p>
-      <w:pPr>
-        <w:keepLines/>
-        <w:pBdr>
-          <w:left w:val="single" w:sz="18" w:space="8" w:color="E84000"/>
-        </w:pBdr>
-        <w:shd w:val="clear" w:color="auto" w:fill="F3F4F6"/>
-        <w:spacing w:line="250" w:lineRule="auto"/>
-        <w:ind w:left="180"/>
-      </w:pPr>
-      <w:r>
-        <w:rPr>
-          <w:rFonts w:ascii="Consolas" w:eastAsia="Consolas" w:hAnsi="Consolas" w:cs="Consolas"/>
-          <w:sz w:val="17"/>
-          <w:szCs w:val="17"/>
-        </w:rPr>
-        <w:t>        "color": "c-orange",</w:t>
-      </w:r>
-    </w:p>
-    <w:p>
-      <w:pPr>
-        <w:keepLines/>
-        <w:pBdr>
-          <w:left w:val="single" w:sz="18" w:space="8" w:color="E84000"/>
-        </w:pBdr>
-        <w:shd w:val="clear" w:color="auto" w:fill="F3F4F6"/>
-        <w:spacing w:line="250" w:lineRule="auto"/>
-        <w:ind w:left="180"/>
-      </w:pPr>
-      <w:r>
-        <w:rPr>
-          <w:rFonts w:ascii="Consolas" w:eastAsia="Consolas" w:hAnsi="Consolas" w:cs="Consolas"/>
-          <w:sz w:val="17"/>
-          <w:szCs w:val="17"/>
-        </w:rPr>
-        <w:t>        "url": "StoreRedirect.aspx",</w:t>
-      </w:r>
-    </w:p>
-    <w:p>
-      <w:pPr>
-        <w:keepLines/>
-        <w:pBdr>
-          <w:left w:val="single" w:sz="18" w:space="8" w:color="E84000"/>
-        </w:pBdr>
-        <w:shd w:val="clear" w:color="auto" w:fill="F3F4F6"/>
-        <w:spacing w:line="250" w:lineRule="auto"/>
-        <w:ind w:left="180"/>
-      </w:pPr>
-      <w:r>
-        <w:rPr>
-          <w:rFonts w:ascii="Consolas" w:eastAsia="Consolas" w:hAnsi="Consolas" w:cs="Consolas"/>
-          <w:sz w:val="17"/>
-          <w:szCs w:val="17"/>
-        </w:rPr>
-        <w:lastRenderedPageBreak/>
-        <w:t>        "target": "_blank",</w:t>
-      </w:r>
-    </w:p>
-    <w:p>
-      <w:pPr>
-        <w:keepLines/>
-        <w:pBdr>
-          <w:left w:val="single" w:sz="18" w:space="8" w:color="E84000"/>
-        </w:pBdr>
-        <w:shd w:val="clear" w:color="auto" w:fill="F3F4F6"/>
-        <w:spacing w:line="250" w:lineRule="auto"/>
-        <w:ind w:left="180"/>
-      </w:pPr>
-      <w:r>
-        <w:rPr>
-          <w:rFonts w:ascii="Consolas" w:eastAsia="Consolas" w:hAnsi="Consolas" w:cs="Consolas"/>
-          <w:sz w:val="17"/>
-          <w:szCs w:val="17"/>
-        </w:rPr>
-        <w:t>        "screen": "",</w:t>
-      </w:r>
-    </w:p>
-    <w:p>
-      <w:pPr>
-        <w:keepLines/>
-        <w:pBdr>
-          <w:left w:val="single" w:sz="18" w:space="8" w:color="E84000"/>
-        </w:pBdr>
-        <w:shd w:val="clear" w:color="auto" w:fill="F3F4F6"/>
-        <w:spacing w:line="250" w:lineRule="auto"/>
-        <w:ind w:left="180"/>
-      </w:pPr>
-      <w:r>
-        <w:rPr>
-          <w:rFonts w:ascii="Consolas" w:eastAsia="Consolas" w:hAnsi="Consolas" w:cs="Consolas"/>
-          <w:sz w:val="17"/>
-          <w:szCs w:val="17"/>
-        </w:rPr>
-        <w:t>        "openurl": "https://epayindia.in/AppWebBridge.aspx?page=StoreRedirect.aspx&amp;token=..."</w:t>
-      </w:r>
-    </w:p>
-    <w:p>
-      <w:pPr>
-        <w:keepLines/>
-        <w:pBdr>
-          <w:left w:val="single" w:sz="18" w:space="8" w:color="E84000"/>
-        </w:pBdr>
-        <w:shd w:val="clear" w:color="auto" w:fill="F3F4F6"/>
-        <w:spacing w:line="250" w:lineRule="auto"/>
-        <w:ind w:left="180"/>
-      </w:pPr>
-      <w:r>
-        <w:rPr>
-          <w:rFonts w:ascii="Consolas" w:eastAsia="Consolas" w:hAnsi="Consolas" w:cs="Consolas"/>
-          <w:sz w:val="17"/>
-          <w:szCs w:val="17"/>
-        </w:rPr>
-        <w:t>      }</w:t>
-      </w:r>
-    </w:p>
-    <w:p>
-      <w:pPr>
-        <w:keepLines/>
-        <w:pBdr>
-          <w:left w:val="single" w:sz="18" w:space="8" w:color="E84000"/>
-        </w:pBdr>
-        <w:shd w:val="clear" w:color="auto" w:fill="F3F4F6"/>
-        <w:spacing w:line="250" w:lineRule="auto"/>
-        <w:ind w:left="180"/>
-      </w:pPr>
-      <w:r>
-        <w:rPr>
-          <w:rFonts w:ascii="Consolas" w:eastAsia="Consolas" w:hAnsi="Consolas" w:cs="Consolas"/>
-          <w:sz w:val="17"/>
-          <w:szCs w:val="17"/>
-        </w:rPr>
-        <w:t>    ],</w:t>
-      </w:r>
-    </w:p>
-    <w:p>
-      <w:pPr>
-        <w:keepLines/>
-        <w:pBdr>
-          <w:left w:val="single" w:sz="18" w:space="8" w:color="E84000"/>
-        </w:pBdr>
-        <w:shd w:val="clear" w:color="auto" w:fill="F3F4F6"/>
-        <w:spacing w:line="250" w:lineRule="auto"/>
-        <w:ind w:left="180"/>
-      </w:pPr>
-      <w:r>
-        <w:rPr>
-          <w:rFonts w:ascii="Consolas" w:eastAsia="Consolas" w:hAnsi="Consolas" w:cs="Consolas"/>
-          <w:sz w:val="17"/>
-          <w:szCs w:val="17"/>
-        </w:rPr>
-        <w:t>    "bestselling": [</w:t>
-      </w:r>
-    </w:p>
-    <w:p>
-      <w:pPr>
-        <w:keepLines/>
-        <w:pBdr>
-          <w:left w:val="single" w:sz="18" w:space="8" w:color="E84000"/>
-        </w:pBdr>
-        <w:shd w:val="clear" w:color="auto" w:fill="F3F4F6"/>
-        <w:spacing w:line="250" w:lineRule="auto"/>
-        <w:ind w:left="180"/>
-      </w:pPr>
-      <w:r>
-        <w:rPr>
-          <w:rFonts w:ascii="Consolas" w:eastAsia="Consolas" w:hAnsi="Consolas" w:cs="Consolas"/>
-          <w:sz w:val="17"/>
-          <w:szCs w:val="17"/>
-        </w:rPr>
-        <w:t>      {</w:t>
-      </w:r>
-    </w:p>
-    <w:p>
-      <w:pPr>
-        <w:keepLines/>
-        <w:pBdr>
-          <w:left w:val="single" w:sz="18" w:space="8" w:color="E84000"/>
-        </w:pBdr>
-        <w:shd w:val="clear" w:color="auto" w:fill="F3F4F6"/>
-        <w:spacing w:line="250" w:lineRule="auto"/>
-        <w:ind w:left="180"/>
-      </w:pPr>
-      <w:r>
-        <w:rPr>
-          <w:rFonts w:ascii="Consolas" w:eastAsia="Consolas" w:hAnsi="Consolas" w:cs="Consolas"/>
-          <w:sz w:val="17"/>
-          <w:szCs w:val="17"/>
-        </w:rPr>
-        <w:t>        "rank": 1,</w:t>
-      </w:r>
-    </w:p>
-    <w:p>
-      <w:pPr>
-        <w:keepLines/>
-        <w:pBdr>
-          <w:left w:val="single" w:sz="18" w:space="8" w:color="E84000"/>
-        </w:pBdr>
-        <w:shd w:val="clear" w:color="auto" w:fill="F3F4F6"/>
-        <w:spacing w:line="250" w:lineRule="auto"/>
-        <w:ind w:left="180"/>
-      </w:pPr>
-      <w:r>
-        <w:rPr>
-          <w:rFonts w:ascii="Consolas" w:eastAsia="Consolas" w:hAnsi="Consolas" w:cs="Consolas"/>
-          <w:sz w:val="17"/>
-          <w:szCs w:val="17"/>
-        </w:rPr>
-        <w:t>        "name": "Food Coupon",</w:t>
-      </w:r>
-    </w:p>
-    <w:p>
-      <w:pPr>
-        <w:keepLines/>
-        <w:pBdr>
-          <w:left w:val="single" w:sz="18" w:space="8" w:color="E84000"/>
-        </w:pBdr>
-        <w:shd w:val="clear" w:color="auto" w:fill="F3F4F6"/>
-        <w:spacing w:line="250" w:lineRule="auto"/>
-        <w:ind w:left="180"/>
-      </w:pPr>
-      <w:r>
-        <w:rPr>
-          <w:rFonts w:ascii="Consolas" w:eastAsia="Consolas" w:hAnsi="Consolas" w:cs="Consolas"/>
-          <w:sz w:val="17"/>
-          <w:szCs w:val="17"/>
-        </w:rPr>
-        <w:t>        "icon": "fa fa-utensils",</w:t>
-      </w:r>
-    </w:p>
-    <w:p>
-      <w:pPr>
-        <w:keepLines/>
-        <w:pBdr>
-          <w:left w:val="single" w:sz="18" w:space="8" w:color="E84000"/>
-        </w:pBdr>
-        <w:shd w:val="clear" w:color="auto" w:fill="F3F4F6"/>
-        <w:spacing w:line="250" w:lineRule="auto"/>
-        <w:ind w:left="180"/>
-      </w:pPr>
-      <w:r>
-        <w:rPr>
-          <w:rFonts w:ascii="Consolas" w:eastAsia="Consolas" w:hAnsi="Consolas" w:cs="Consolas"/>
-          <w:sz w:val="17"/>
-          <w:szCs w:val="17"/>
-        </w:rPr>
-        <w:t>        "iconbg": "#E84000",</w:t>
-      </w:r>
-    </w:p>
-    <w:p>
-      <w:pPr>
-        <w:keepLines/>
-        <w:pBdr>
-          <w:left w:val="single" w:sz="18" w:space="8" w:color="E84000"/>
-        </w:pBdr>
-        <w:shd w:val="clear" w:color="auto" w:fill="F3F4F6"/>
-        <w:spacing w:line="250" w:lineRule="auto"/>
-        <w:ind w:left="180"/>
-      </w:pPr>
-      <w:r>
-        <w:rPr>
-          <w:rFonts w:ascii="Consolas" w:eastAsia="Consolas" w:hAnsi="Consolas" w:cs="Consolas"/>
-          <w:sz w:val="17"/>
-          <w:szCs w:val="17"/>
-        </w:rPr>
-        <w:t>        "rankbg": "",</w:t>
-      </w:r>
-    </w:p>
-    <w:p>
-      <w:pPr>
-        <w:keepLines/>
-        <w:pBdr>
-          <w:left w:val="single" w:sz="18" w:space="8" w:color="E84000"/>
-        </w:pBdr>
-        <w:shd w:val="clear" w:color="auto" w:fill="F3F4F6"/>
-        <w:spacing w:line="250" w:lineRule="auto"/>
-        <w:ind w:left="180"/>
-      </w:pPr>
-      <w:r>
-        <w:rPr>
-          <w:rFonts w:ascii="Consolas" w:eastAsia="Consolas" w:hAnsi="Consolas" w:cs="Consolas"/>
-          <w:sz w:val="17"/>
-          <w:szCs w:val="17"/>
-        </w:rPr>
-        <w:t>        "users": "10K+ users",</w:t>
-      </w:r>
-    </w:p>
-    <w:p>
-      <w:pPr>
-        <w:keepLines/>
-        <w:pBdr>
-          <w:left w:val="single" w:sz="18" w:space="8" w:color="E84000"/>
-        </w:pBdr>
-        <w:shd w:val="clear" w:color="auto" w:fill="F3F4F6"/>
-        <w:spacing w:line="250" w:lineRule="auto"/>
-        <w:ind w:left="180"/>
-      </w:pPr>
-      <w:r>
-        <w:rPr>
-          <w:rFonts w:ascii="Consolas" w:eastAsia="Consolas" w:hAnsi="Consolas" w:cs="Consolas"/>
-          <w:sz w:val="17"/>
-          <w:szCs w:val="17"/>
-        </w:rPr>
-        <w:t>        "url": "Apppurchase-coupon.aspx",</w:t>
-      </w:r>
-    </w:p>
-    <w:p>
-      <w:pPr>
-        <w:keepLines/>
-        <w:pBdr>
-          <w:left w:val="single" w:sz="18" w:space="8" w:color="E84000"/>
-        </w:pBdr>
-        <w:shd w:val="clear" w:color="auto" w:fill="F3F4F6"/>
-        <w:spacing w:line="250" w:lineRule="auto"/>
-        <w:ind w:left="180"/>
-      </w:pPr>
-      <w:r>
-        <w:rPr>
-          <w:rFonts w:ascii="Consolas" w:eastAsia="Consolas" w:hAnsi="Consolas" w:cs="Consolas"/>
-          <w:sz w:val="17"/>
-          <w:szCs w:val="17"/>
-        </w:rPr>
-        <w:t>        "target": "_self",</w:t>
-      </w:r>
-    </w:p>
-    <w:p>
-      <w:pPr>
-        <w:keepLines/>
-        <w:pBdr>
-          <w:left w:val="single" w:sz="18" w:space="8" w:color="E84000"/>
-        </w:pBdr>
-        <w:shd w:val="clear" w:color="auto" w:fill="F3F4F6"/>
-        <w:spacing w:line="250" w:lineRule="auto"/>
-        <w:ind w:left="180"/>
-      </w:pPr>
-      <w:r>
-        <w:rPr>
-          <w:rFonts w:ascii="Consolas" w:eastAsia="Consolas" w:hAnsi="Consolas" w:cs="Consolas"/>
-          <w:sz w:val="17"/>
-          <w:szCs w:val="17"/>
-        </w:rPr>
-        <w:t>        "screen": "couponlist",</w:t>
-      </w:r>
-    </w:p>
-    <w:p>
-      <w:pPr>
-        <w:keepLines/>
-        <w:pBdr>
-          <w:left w:val="single" w:sz="18" w:space="8" w:color="E84000"/>
-        </w:pBdr>
-        <w:shd w:val="clear" w:color="auto" w:fill="F3F4F6"/>
-        <w:spacing w:line="250" w:lineRule="auto"/>
-        <w:ind w:left="180"/>
-      </w:pPr>
-      <w:r>
-        <w:rPr>
-          <w:rFonts w:ascii="Consolas" w:eastAsia="Consolas" w:hAnsi="Consolas" w:cs="Consolas"/>
-          <w:sz w:val="17"/>
-          <w:szCs w:val="17"/>
-        </w:rPr>
-        <w:t>        "openurl": "https://epayindia.in/AppWebBridge.aspx?page=Apppurchase-coupon.aspx&amp;token=..."</w:t>
-      </w:r>
-    </w:p>
-    <w:p>
-      <w:pPr>
-        <w:keepLines/>
-        <w:pBdr>
-          <w:left w:val="single" w:sz="18" w:space="8" w:color="E84000"/>
-        </w:pBdr>
-        <w:shd w:val="clear" w:color="auto" w:fill="F3F4F6"/>
-        <w:spacing w:line="250" w:lineRule="auto"/>
-        <w:ind w:left="180"/>
-      </w:pPr>
-      <w:r>
-        <w:rPr>
-          <w:rFonts w:ascii="Consolas" w:eastAsia="Consolas" w:hAnsi="Consolas" w:cs="Consolas"/>
-          <w:sz w:val="17"/>
-          <w:szCs w:val="17"/>
-        </w:rPr>
-        <w:t>      }</w:t>
-      </w:r>
-    </w:p>
-    <w:p>
-      <w:pPr>
-        <w:keepLines/>
-        <w:pBdr>
-          <w:left w:val="single" w:sz="18" w:space="8" w:color="E84000"/>
-        </w:pBdr>
-        <w:shd w:val="clear" w:color="auto" w:fill="F3F4F6"/>
-        <w:spacing w:line="250" w:lineRule="auto"/>
-        <w:ind w:left="180"/>
-      </w:pPr>
-      <w:r>
-        <w:rPr>
-          <w:rFonts w:ascii="Consolas" w:eastAsia="Consolas" w:hAnsi="Consolas" w:cs="Consolas"/>
-          <w:sz w:val="17"/>
-          <w:szCs w:val="17"/>
-        </w:rPr>
-        <w:t>    ],</w:t>
-      </w:r>
-    </w:p>
-    <w:p>
-      <w:pPr>
-        <w:keepLines/>
-        <w:pBdr>
-          <w:left w:val="single" w:sz="18" w:space="8" w:color="E84000"/>
-        </w:pBdr>
-        <w:shd w:val="clear" w:color="auto" w:fill="F3F4F6"/>
-        <w:spacing w:line="250" w:lineRule="auto"/>
-        <w:ind w:left="180"/>
-      </w:pPr>
-      <w:r>
-        <w:rPr>
-          <w:rFonts w:ascii="Consolas" w:eastAsia="Consolas" w:hAnsi="Consolas" w:cs="Consolas"/>
-          <w:sz w:val="17"/>
-          <w:szCs w:val="17"/>
-        </w:rPr>
-        <w:t>    "trust": [</w:t>
-      </w:r>
-    </w:p>
-    <w:p>
-      <w:pPr>
-        <w:keepLines/>
-        <w:pBdr>
-          <w:left w:val="single" w:sz="18" w:space="8" w:color="E84000"/>
-        </w:pBdr>
-        <w:shd w:val="clear" w:color="auto" w:fill="F3F4F6"/>
-        <w:spacing w:line="250" w:lineRule="auto"/>
-        <w:ind w:left="180"/>
-      </w:pPr>
-      <w:r>
-        <w:rPr>
-          <w:rFonts w:ascii="Consolas" w:eastAsia="Consolas" w:hAnsi="Consolas" w:cs="Consolas"/>
-          <w:sz w:val="17"/>
-          <w:szCs w:val="17"/>
-        </w:rPr>
-        <w:t>      {</w:t>
-      </w:r>
-    </w:p>
-    <w:p>
-      <w:pPr>
-        <w:keepLines/>
-        <w:pBdr>
-          <w:left w:val="single" w:sz="18" w:space="8" w:color="E84000"/>
-        </w:pBdr>
-        <w:shd w:val="clear" w:color="auto" w:fill="F3F4F6"/>
-        <w:spacing w:line="250" w:lineRule="auto"/>
-        <w:ind w:left="180"/>
-      </w:pPr>
-      <w:r>
-        <w:rPr>
-          <w:rFonts w:ascii="Consolas" w:eastAsia="Consolas" w:hAnsi="Consolas" w:cs="Consolas"/>
-          <w:sz w:val="17"/>
-          <w:szCs w:val="17"/>
-        </w:rPr>
-        <w:t>        "value": "1L+",</w:t>
-      </w:r>
-    </w:p>
-    <w:p>
-      <w:pPr>
-        <w:keepLines/>
-        <w:pBdr>
-          <w:left w:val="single" w:sz="18" w:space="8" w:color="E84000"/>
-        </w:pBdr>
-        <w:shd w:val="clear" w:color="auto" w:fill="F3F4F6"/>
-        <w:spacing w:line="250" w:lineRule="auto"/>
-        <w:ind w:left="180"/>
-      </w:pPr>
-      <w:r>
-        <w:rPr>
-          <w:rFonts w:ascii="Consolas" w:eastAsia="Consolas" w:hAnsi="Consolas" w:cs="Consolas"/>
-          <w:sz w:val="17"/>
-          <w:szCs w:val="17"/>
-        </w:rPr>
-        <w:t>        "label": "Members",</w:t>
-      </w:r>
-    </w:p>
-    <w:p>
-      <w:pPr>
-        <w:keepLines/>
-        <w:pBdr>
-          <w:left w:val="single" w:sz="18" w:space="8" w:color="E84000"/>
-        </w:pBdr>
-        <w:shd w:val="clear" w:color="auto" w:fill="F3F4F6"/>
-        <w:spacing w:line="250" w:lineRule="auto"/>
-        <w:ind w:left="180"/>
-      </w:pPr>
-      <w:r>
-        <w:rPr>
-          <w:rFonts w:ascii="Consolas" w:eastAsia="Consolas" w:hAnsi="Consolas" w:cs="Consolas"/>
-          <w:sz w:val="17"/>
-          <w:szCs w:val="17"/>
-        </w:rPr>
-        <w:t>        "icon": "fa fa-users",</w:t>
-      </w:r>
-    </w:p>
-    <w:p>
-      <w:pPr>
-        <w:keepLines/>
-        <w:pBdr>
-          <w:left w:val="single" w:sz="18" w:space="8" w:color="E84000"/>
-        </w:pBdr>
-        <w:shd w:val="clear" w:color="auto" w:fill="F3F4F6"/>
-        <w:spacing w:line="250" w:lineRule="auto"/>
-        <w:ind w:left="180"/>
-      </w:pPr>
-      <w:r>
-        <w:rPr>
-          <w:rFonts w:ascii="Consolas" w:eastAsia="Consolas" w:hAnsi="Consolas" w:cs="Consolas"/>
-          <w:sz w:val="17"/>
-          <w:szCs w:val="17"/>
-        </w:rPr>
-        <w:t>        "iconcolor": "#157F3D",</w:t>
-      </w:r>
-    </w:p>
-    <w:p>
-      <w:pPr>
-        <w:keepLines/>
-        <w:pBdr>
-          <w:left w:val="single" w:sz="18" w:space="8" w:color="E84000"/>
-        </w:pBdr>
-        <w:shd w:val="clear" w:color="auto" w:fill="F3F4F6"/>
-        <w:spacing w:line="250" w:lineRule="auto"/>
-        <w:ind w:left="180"/>
-      </w:pPr>
-      <w:r>
-        <w:rPr>
-          <w:rFonts w:ascii="Consolas" w:eastAsia="Consolas" w:hAnsi="Consolas" w:cs="Consolas"/>
-          <w:sz w:val="17"/>
-          <w:szCs w:val="17"/>
-        </w:rPr>
-        <w:t>        "iconbg": "#E3F4E8"</w:t>
-      </w:r>
-    </w:p>
-    <w:p>
-      <w:pPr>
-        <w:keepLines/>
-        <w:pBdr>
-          <w:left w:val="single" w:sz="18" w:space="8" w:color="E84000"/>
-        </w:pBdr>
-        <w:shd w:val="clear" w:color="auto" w:fill="F3F4F6"/>
-        <w:spacing w:line="250" w:lineRule="auto"/>
-        <w:ind w:left="180"/>
-      </w:pPr>
-      <w:r>
-        <w:rPr>
-          <w:rFonts w:ascii="Consolas" w:eastAsia="Consolas" w:hAnsi="Consolas" w:cs="Consolas"/>
-          <w:sz w:val="17"/>
-          <w:szCs w:val="17"/>
-        </w:rPr>
-        <w:t>      }</w:t>
-      </w:r>
-    </w:p>
-    <w:p>
-      <w:pPr>
-        <w:keepLines/>
-        <w:pBdr>
-          <w:left w:val="single" w:sz="18" w:space="8" w:color="E84000"/>
-        </w:pBdr>
-        <w:shd w:val="clear" w:color="auto" w:fill="F3F4F6"/>
-        <w:spacing w:line="250" w:lineRule="auto"/>
-        <w:ind w:left="180"/>
-      </w:pPr>
-      <w:r>
-        <w:rPr>
-          <w:rFonts w:ascii="Consolas" w:eastAsia="Consolas" w:hAnsi="Consolas" w:cs="Consolas"/>
-          <w:sz w:val="17"/>
-          <w:szCs w:val="17"/>
-        </w:rPr>
-        <w:t>    ],</w:t>
-      </w:r>
-    </w:p>
-    <w:p>
-      <w:pPr>
-        <w:keepLines/>
-        <w:pBdr>
-          <w:left w:val="single" w:sz="18" w:space="8" w:color="E84000"/>
-        </w:pBdr>
-        <w:shd w:val="clear" w:color="auto" w:fill="F3F4F6"/>
-        <w:spacing w:line="250" w:lineRule="auto"/>
-        <w:ind w:left="180"/>
-      </w:pPr>
-      <w:r>
-        <w:rPr>
-          <w:rFonts w:ascii="Consolas" w:eastAsia="Consolas" w:hAnsi="Consolas" w:cs="Consolas"/>
-          <w:sz w:val="17"/>
-          <w:szCs w:val="17"/>
-        </w:rPr>
-        <w:t>    "promos": [</w:t>
-      </w:r>
-    </w:p>
-    <w:p>
-      <w:pPr>
-        <w:keepLines/>
-        <w:pBdr>
-          <w:left w:val="single" w:sz="18" w:space="8" w:color="E84000"/>
-        </w:pBdr>
-        <w:shd w:val="clear" w:color="auto" w:fill="F3F4F6"/>
-        <w:spacing w:line="250" w:lineRule="auto"/>
-        <w:ind w:left="180"/>
-      </w:pPr>
-      <w:r>
-        <w:rPr>
-          <w:rFonts w:ascii="Consolas" w:eastAsia="Consolas" w:hAnsi="Consolas" w:cs="Consolas"/>
-          <w:sz w:val="17"/>
-          <w:szCs w:val="17"/>
-        </w:rPr>
-        <w:t>      {</w:t>
-      </w:r>
-    </w:p>
-    <w:p>
-      <w:pPr>
-        <w:keepLines/>
-        <w:pBdr>
-          <w:left w:val="single" w:sz="18" w:space="8" w:color="E84000"/>
-        </w:pBdr>
-        <w:shd w:val="clear" w:color="auto" w:fill="F3F4F6"/>
-        <w:spacing w:line="250" w:lineRule="auto"/>
-        <w:ind w:left="180"/>
-      </w:pPr>
-      <w:r>
-        <w:rPr>
-          <w:rFonts w:ascii="Consolas" w:eastAsia="Consolas" w:hAnsi="Consolas" w:cs="Consolas"/>
-          <w:sz w:val="17"/>
-          <w:szCs w:val="17"/>
-        </w:rPr>
-        <w:t>        "bgclass": "wp-blue",</w:t>
-      </w:r>
-    </w:p>
-    <w:p>
-      <w:pPr>
-        <w:keepLines/>
-        <w:pBdr>
-          <w:left w:val="single" w:sz="18" w:space="8" w:color="E84000"/>
-        </w:pBdr>
-        <w:shd w:val="clear" w:color="auto" w:fill="F3F4F6"/>
-        <w:spacing w:line="250" w:lineRule="auto"/>
-        <w:ind w:left="180"/>
-      </w:pPr>
-      <w:r>
-        <w:rPr>
-          <w:rFonts w:ascii="Consolas" w:eastAsia="Consolas" w:hAnsi="Consolas" w:cs="Consolas"/>
-          <w:sz w:val="17"/>
-          <w:szCs w:val="17"/>
-        </w:rPr>
-        <w:t>        "deco": "</w:t>
-      </w:r>
-      <w:r>
-        <w:rPr>
-          <w:rFonts w:ascii="Consolas" w:eastAsia="Consolas" w:hAnsi="Consolas" w:cs="Consolas"/>
-          <w:sz w:val="17"/>
-          <w:szCs w:val="17"/>
-        </w:rPr>
-        <w:t>👑</w:t>
-      </w:r>
-      <w:r>
-        <w:rPr>
-          <w:rFonts w:ascii="Consolas" w:eastAsia="Consolas" w:hAnsi="Consolas" w:cs="Consolas"/>
-          <w:sz w:val="17"/>
-          <w:szCs w:val="17"/>
-        </w:rPr>
-        <w:t>",</w:t>
-      </w:r>
-    </w:p>
-    <w:p>
-      <w:pPr>
-        <w:keepLines/>
-        <w:pBdr>
-          <w:left w:val="single" w:sz="18" w:space="8" w:color="E84000"/>
-        </w:pBdr>
-        <w:shd w:val="clear" w:color="auto" w:fill="F3F4F6"/>
-        <w:spacing w:line="250" w:lineRule="auto"/>
-        <w:ind w:left="180"/>
-      </w:pPr>
-      <w:r>
-        <w:rPr>
-          <w:rFonts w:ascii="Consolas" w:eastAsia="Consolas" w:hAnsi="Consolas" w:cs="Consolas"/>
-          <w:sz w:val="17"/>
-          <w:szCs w:val="17"/>
-        </w:rPr>
-        <w:t>        "tag": "Offer",</w:t>
-      </w:r>
-    </w:p>
-    <w:p>
-      <w:pPr>
-        <w:keepLines/>
-        <w:pBdr>
-          <w:left w:val="single" w:sz="18" w:space="8" w:color="E84000"/>
-        </w:pBdr>
-        <w:shd w:val="clear" w:color="auto" w:fill="F3F4F6"/>
-        <w:spacing w:line="250" w:lineRule="auto"/>
-        <w:ind w:left="180"/>
-      </w:pPr>
-      <w:r>
-        <w:rPr>
-          <w:rFonts w:ascii="Consolas" w:eastAsia="Consolas" w:hAnsi="Consolas" w:cs="Consolas"/>
-          <w:sz w:val="17"/>
-          <w:szCs w:val="17"/>
-        </w:rPr>
-        <w:t>        "title": "Go Premium",</w:t>
-      </w:r>
-    </w:p>
-    <w:p>
-      <w:pPr>
-        <w:keepLines/>
-        <w:pBdr>
-          <w:left w:val="single" w:sz="18" w:space="8" w:color="E84000"/>
-        </w:pBdr>
-        <w:shd w:val="clear" w:color="auto" w:fill="F3F4F6"/>
-        <w:spacing w:line="250" w:lineRule="auto"/>
-        <w:ind w:left="180"/>
-      </w:pPr>
-      <w:r>
-        <w:rPr>
-          <w:rFonts w:ascii="Consolas" w:eastAsia="Consolas" w:hAnsi="Consolas" w:cs="Consolas"/>
-          <w:sz w:val="17"/>
-          <w:szCs w:val="17"/>
-        </w:rPr>
-        <w:t>        "subtitle": "Unlock more cashback",</w:t>
-      </w:r>
-    </w:p>
-    <w:p>
-      <w:pPr>
-        <w:keepLines/>
-        <w:pBdr>
-          <w:left w:val="single" w:sz="18" w:space="8" w:color="E84000"/>
-        </w:pBdr>
-        <w:shd w:val="clear" w:color="auto" w:fill="F3F4F6"/>
-        <w:spacing w:line="250" w:lineRule="auto"/>
-        <w:ind w:left="180"/>
-      </w:pPr>
-      <w:r>
-        <w:rPr>
-          <w:rFonts w:ascii="Consolas" w:eastAsia="Consolas" w:hAnsi="Consolas" w:cs="Consolas"/>
-          <w:sz w:val="17"/>
-          <w:szCs w:val="17"/>
-        </w:rPr>
-        <w:t>        "cta": "Subscribe",</w:t>
-      </w:r>
-    </w:p>
-    <w:p>
-      <w:pPr>
-        <w:keepLines/>
-        <w:pBdr>
-          <w:left w:val="single" w:sz="18" w:space="8" w:color="E84000"/>
-        </w:pBdr>
-        <w:shd w:val="clear" w:color="auto" w:fill="F3F4F6"/>
-        <w:spacing w:line="250" w:lineRule="auto"/>
-        <w:ind w:left="180"/>
-      </w:pPr>
-      <w:r>
-        <w:rPr>
-          <w:rFonts w:ascii="Consolas" w:eastAsia="Consolas" w:hAnsi="Consolas" w:cs="Consolas"/>
-          <w:sz w:val="17"/>
-          <w:szCs w:val="17"/>
-        </w:rPr>
-        <w:t>        "btninv": true,</w:t>
-      </w:r>
-    </w:p>
-    <w:p>
-      <w:pPr>
-        <w:keepLines/>
-        <w:pBdr>
-          <w:left w:val="single" w:sz="18" w:space="8" w:color="E84000"/>
-        </w:pBdr>
-        <w:shd w:val="clear" w:color="auto" w:fill="F3F4F6"/>
-        <w:spacing w:line="250" w:lineRule="auto"/>
-        <w:ind w:left="180"/>
-      </w:pPr>
-      <w:r>
-        <w:rPr>
-          <w:rFonts w:ascii="Consolas" w:eastAsia="Consolas" w:hAnsi="Consolas" w:cs="Consolas"/>
-          <w:sz w:val="17"/>
-          <w:szCs w:val="17"/>
-        </w:rPr>
-        <w:t>        "url": "Appsubscription-now.aspx",</w:t>
-      </w:r>
-    </w:p>
-    <w:p>
-      <w:pPr>
-        <w:keepLines/>
-        <w:pBdr>
-          <w:left w:val="single" w:sz="18" w:space="8" w:color="E84000"/>
-        </w:pBdr>
-        <w:shd w:val="clear" w:color="auto" w:fill="F3F4F6"/>
-        <w:spacing w:line="250" w:lineRule="auto"/>
-        <w:ind w:left="180"/>
-      </w:pPr>
-      <w:r>
-        <w:rPr>
-          <w:rFonts w:ascii="Consolas" w:eastAsia="Consolas" w:hAnsi="Consolas" w:cs="Consolas"/>
-          <w:sz w:val="17"/>
-          <w:szCs w:val="17"/>
-        </w:rPr>
-        <w:t>        "target": "_self",</w:t>
-      </w:r>
-    </w:p>
-    <w:p>
-      <w:pPr>
-        <w:keepLines/>
-        <w:pBdr>
-          <w:left w:val="single" w:sz="18" w:space="8" w:color="E84000"/>
-        </w:pBdr>
-        <w:shd w:val="clear" w:color="auto" w:fill="F3F4F6"/>
-        <w:spacing w:line="250" w:lineRule="auto"/>
-        <w:ind w:left="180"/>
-      </w:pPr>
-      <w:r>
-        <w:rPr>
-          <w:rFonts w:ascii="Consolas" w:eastAsia="Consolas" w:hAnsi="Consolas" w:cs="Consolas"/>
-          <w:sz w:val="17"/>
-          <w:szCs w:val="17"/>
-        </w:rPr>
-        <w:t>        "screen": "subscription",</w:t>
-      </w:r>
-    </w:p>
-    <w:p>
-      <w:pPr>
-        <w:keepLines/>
-        <w:pBdr>
-          <w:left w:val="single" w:sz="18" w:space="8" w:color="E84000"/>
-        </w:pBdr>
-        <w:shd w:val="clear" w:color="auto" w:fill="F3F4F6"/>
-        <w:spacing w:line="250" w:lineRule="auto"/>
-        <w:ind w:left="180"/>
-      </w:pPr>
-      <w:r>
-        <w:rPr>
-          <w:rFonts w:ascii="Consolas" w:eastAsia="Consolas" w:hAnsi="Consolas" w:cs="Consolas"/>
-          <w:sz w:val="17"/>
-          <w:szCs w:val="17"/>
-        </w:rPr>
-        <w:t>        "openurl": "https://epayindia.in/AppWebBridge.aspx?page=Appsubscription-now.aspx&amp;token=..."</w:t>
-      </w:r>
-    </w:p>
-    <w:p>
-      <w:pPr>
-        <w:keepLines/>
-        <w:pBdr>
-          <w:left w:val="single" w:sz="18" w:space="8" w:color="E84000"/>
-        </w:pBdr>
-        <w:shd w:val="clear" w:color="auto" w:fill="F3F4F6"/>
-        <w:spacing w:line="250" w:lineRule="auto"/>
-        <w:ind w:left="180"/>
-      </w:pPr>
-      <w:r>
-        <w:rPr>
-          <w:rFonts w:ascii="Consolas" w:eastAsia="Consolas" w:hAnsi="Consolas" w:cs="Consolas"/>
-          <w:sz w:val="17"/>
-          <w:szCs w:val="17"/>
-        </w:rPr>
-        <w:t>      }</w:t>
-      </w:r>
-    </w:p>
-    <w:p>
-      <w:pPr>
-        <w:keepLines/>
-        <w:pBdr>
-          <w:left w:val="single" w:sz="18" w:space="8" w:color="E84000"/>
-        </w:pBdr>
-        <w:shd w:val="clear" w:color="auto" w:fill="F3F4F6"/>
-        <w:spacing w:line="250" w:lineRule="auto"/>
-        <w:ind w:left="180"/>
-      </w:pPr>
-      <w:r>
-        <w:rPr>
-          <w:rFonts w:ascii="Consolas" w:eastAsia="Consolas" w:hAnsi="Consolas" w:cs="Consolas"/>
-          <w:sz w:val="17"/>
-          <w:szCs w:val="17"/>
-        </w:rPr>
         <w:t>    ]</w:t>
       </w:r>
     </w:p>
@@ -13572,7 +14449,7 @@
       <w:pPr>
         <w:pStyle w:val="Heading2"/>
       </w:pPr>
-      <w:bookmarkStart w:id="13" w:name="_Toc241156466"/>
+      <w:bookmarkStart w:id="13" w:name="_Toc241158078"/>
       <w:r>
         <w:t>9.4 Purchase Coupon</w:t>
       </w:r>
@@ -13958,173 +14835,544 @@
           <w:sz w:val="17"/>
           <w:szCs w:val="17"/>
         </w:rPr>
+        <w:t>RESPONSE (EXAMPLE)</w:t>
+      </w:r>
+    </w:p>
+    <w:p>
+      <w:pPr>
+        <w:keepLines/>
+        <w:pBdr>
+          <w:left w:val="single" w:sz="18" w:space="8" w:color="E84000"/>
+        </w:pBdr>
+        <w:shd w:val="clear" w:color="auto" w:fill="F3F4F6"/>
+        <w:spacing w:before="60" w:line="250" w:lineRule="auto"/>
+        <w:ind w:left="180"/>
+      </w:pPr>
+      <w:r>
+        <w:rPr>
+          <w:rFonts w:ascii="Consolas" w:eastAsia="Consolas" w:hAnsi="Consolas" w:cs="Consolas"/>
+          <w:sz w:val="17"/>
+          <w:szCs w:val="17"/>
+        </w:rPr>
+        <w:t>{</w:t>
+      </w:r>
+    </w:p>
+    <w:p>
+      <w:pPr>
+        <w:keepLines/>
+        <w:pBdr>
+          <w:left w:val="single" w:sz="18" w:space="8" w:color="E84000"/>
+        </w:pBdr>
+        <w:shd w:val="clear" w:color="auto" w:fill="F3F4F6"/>
+        <w:spacing w:line="250" w:lineRule="auto"/>
+        <w:ind w:left="180"/>
+      </w:pPr>
+      <w:r>
+        <w:rPr>
+          <w:rFonts w:ascii="Consolas" w:eastAsia="Consolas" w:hAnsi="Consolas" w:cs="Consolas"/>
+          <w:sz w:val="17"/>
+          <w:szCs w:val="17"/>
+        </w:rPr>
+        <w:t>  "response": "OK",</w:t>
+      </w:r>
+    </w:p>
+    <w:p>
+      <w:pPr>
+        <w:keepLines/>
+        <w:pBdr>
+          <w:left w:val="single" w:sz="18" w:space="8" w:color="E84000"/>
+        </w:pBdr>
+        <w:shd w:val="clear" w:color="auto" w:fill="F3F4F6"/>
+        <w:spacing w:line="250" w:lineRule="auto"/>
+        <w:ind w:left="180"/>
+      </w:pPr>
+      <w:r>
+        <w:rPr>
+          <w:rFonts w:ascii="Consolas" w:eastAsia="Consolas" w:hAnsi="Consolas" w:cs="Consolas"/>
+          <w:sz w:val="17"/>
+          <w:szCs w:val="17"/>
+        </w:rPr>
+        <w:t>  "code": 200,</w:t>
+      </w:r>
+    </w:p>
+    <w:p>
+      <w:pPr>
+        <w:keepLines/>
+        <w:pBdr>
+          <w:left w:val="single" w:sz="18" w:space="8" w:color="E84000"/>
+        </w:pBdr>
+        <w:shd w:val="clear" w:color="auto" w:fill="F3F4F6"/>
+        <w:spacing w:line="250" w:lineRule="auto"/>
+        <w:ind w:left="180"/>
+      </w:pPr>
+      <w:r>
+        <w:rPr>
+          <w:rFonts w:ascii="Consolas" w:eastAsia="Consolas" w:hAnsi="Consolas" w:cs="Consolas"/>
+          <w:sz w:val="17"/>
+          <w:szCs w:val="17"/>
+        </w:rPr>
+        <w:t>  "msg": "",</w:t>
+      </w:r>
+    </w:p>
+    <w:p>
+      <w:pPr>
+        <w:keepLines/>
+        <w:pBdr>
+          <w:left w:val="single" w:sz="18" w:space="8" w:color="E84000"/>
+        </w:pBdr>
+        <w:shd w:val="clear" w:color="auto" w:fill="F3F4F6"/>
+        <w:spacing w:line="250" w:lineRule="auto"/>
+        <w:ind w:left="180"/>
+      </w:pPr>
+      <w:r>
+        <w:rPr>
+          <w:rFonts w:ascii="Consolas" w:eastAsia="Consolas" w:hAnsi="Consolas" w:cs="Consolas"/>
+          <w:sz w:val="17"/>
+          <w:szCs w:val="17"/>
+        </w:rPr>
+        <w:t>  "reqtype": "couponlist",</w:t>
+      </w:r>
+    </w:p>
+    <w:p>
+      <w:pPr>
+        <w:keepLines/>
+        <w:pBdr>
+          <w:left w:val="single" w:sz="18" w:space="8" w:color="E84000"/>
+        </w:pBdr>
+        <w:shd w:val="clear" w:color="auto" w:fill="F3F4F6"/>
+        <w:spacing w:line="250" w:lineRule="auto"/>
+        <w:ind w:left="180"/>
+      </w:pPr>
+      <w:r>
+        <w:rPr>
+          <w:rFonts w:ascii="Consolas" w:eastAsia="Consolas" w:hAnsi="Consolas" w:cs="Consolas"/>
+          <w:sz w:val="17"/>
+          <w:szCs w:val="17"/>
+        </w:rPr>
+        <w:t>  "reqid": "20260924154941445936",</w:t>
+      </w:r>
+    </w:p>
+    <w:p>
+      <w:pPr>
+        <w:keepLines/>
+        <w:pBdr>
+          <w:left w:val="single" w:sz="18" w:space="8" w:color="E84000"/>
+        </w:pBdr>
+        <w:shd w:val="clear" w:color="auto" w:fill="F3F4F6"/>
+        <w:spacing w:line="250" w:lineRule="auto"/>
+        <w:ind w:left="180"/>
+      </w:pPr>
+      <w:r>
+        <w:rPr>
+          <w:rFonts w:ascii="Consolas" w:eastAsia="Consolas" w:hAnsi="Consolas" w:cs="Consolas"/>
+          <w:sz w:val="17"/>
+          <w:szCs w:val="17"/>
+        </w:rPr>
+        <w:t>  "data": {</w:t>
+      </w:r>
+    </w:p>
+    <w:p>
+      <w:pPr>
+        <w:keepLines/>
+        <w:pBdr>
+          <w:left w:val="single" w:sz="18" w:space="8" w:color="E84000"/>
+        </w:pBdr>
+        <w:shd w:val="clear" w:color="auto" w:fill="F3F4F6"/>
+        <w:spacing w:line="250" w:lineRule="auto"/>
+        <w:ind w:left="180"/>
+      </w:pPr>
+      <w:r>
+        <w:rPr>
+          <w:rFonts w:ascii="Consolas" w:eastAsia="Consolas" w:hAnsi="Consolas" w:cs="Consolas"/>
+          <w:sz w:val="17"/>
+          <w:szCs w:val="17"/>
+        </w:rPr>
+        <w:t>    "movies": [</w:t>
+      </w:r>
+    </w:p>
+    <w:p>
+      <w:pPr>
+        <w:keepLines/>
+        <w:pBdr>
+          <w:left w:val="single" w:sz="18" w:space="8" w:color="E84000"/>
+        </w:pBdr>
+        <w:shd w:val="clear" w:color="auto" w:fill="F3F4F6"/>
+        <w:spacing w:line="250" w:lineRule="auto"/>
+        <w:ind w:left="180"/>
+      </w:pPr>
+      <w:r>
+        <w:rPr>
+          <w:rFonts w:ascii="Consolas" w:eastAsia="Consolas" w:hAnsi="Consolas" w:cs="Consolas"/>
+          <w:sz w:val="17"/>
+          <w:szCs w:val="17"/>
+        </w:rPr>
+        <w:t>      {</w:t>
+      </w:r>
+    </w:p>
+    <w:p>
+      <w:pPr>
+        <w:keepLines/>
+        <w:pBdr>
+          <w:left w:val="single" w:sz="18" w:space="8" w:color="E84000"/>
+        </w:pBdr>
+        <w:shd w:val="clear" w:color="auto" w:fill="F3F4F6"/>
+        <w:spacing w:line="250" w:lineRule="auto"/>
+        <w:ind w:left="180"/>
+      </w:pPr>
+      <w:r>
+        <w:rPr>
+          <w:rFonts w:ascii="Consolas" w:eastAsia="Consolas" w:hAnsi="Consolas" w:cs="Consolas"/>
+          <w:sz w:val="17"/>
+          <w:szCs w:val="17"/>
+        </w:rPr>
+        <w:t>        "kitid": 1005,</w:t>
+      </w:r>
+    </w:p>
+    <w:p>
+      <w:pPr>
+        <w:keepLines/>
+        <w:pBdr>
+          <w:left w:val="single" w:sz="18" w:space="8" w:color="E84000"/>
+        </w:pBdr>
+        <w:shd w:val="clear" w:color="auto" w:fill="F3F4F6"/>
+        <w:spacing w:line="250" w:lineRule="auto"/>
+        <w:ind w:left="180"/>
+      </w:pPr>
+      <w:r>
+        <w:rPr>
+          <w:rFonts w:ascii="Consolas" w:eastAsia="Consolas" w:hAnsi="Consolas" w:cs="Consolas"/>
+          <w:sz w:val="17"/>
+          <w:szCs w:val="17"/>
+        </w:rPr>
+        <w:t>        "kitname": "",</w:t>
+      </w:r>
+    </w:p>
+    <w:p>
+      <w:pPr>
+        <w:keepLines/>
+        <w:pBdr>
+          <w:left w:val="single" w:sz="18" w:space="8" w:color="E84000"/>
+        </w:pBdr>
+        <w:shd w:val="clear" w:color="auto" w:fill="F3F4F6"/>
+        <w:spacing w:line="250" w:lineRule="auto"/>
+        <w:ind w:left="180"/>
+      </w:pPr>
+      <w:r>
+        <w:rPr>
+          <w:rFonts w:ascii="Consolas" w:eastAsia="Consolas" w:hAnsi="Consolas" w:cs="Consolas"/>
+          <w:sz w:val="17"/>
+          <w:szCs w:val="17"/>
+        </w:rPr>
+        <w:t>        "category": "MOVIE",</w:t>
+      </w:r>
+    </w:p>
+    <w:p>
+      <w:pPr>
+        <w:keepLines/>
+        <w:pBdr>
+          <w:left w:val="single" w:sz="18" w:space="8" w:color="E84000"/>
+        </w:pBdr>
+        <w:shd w:val="clear" w:color="auto" w:fill="F3F4F6"/>
+        <w:spacing w:line="250" w:lineRule="auto"/>
+        <w:ind w:left="180"/>
+      </w:pPr>
+      <w:r>
+        <w:rPr>
+          <w:rFonts w:ascii="Consolas" w:eastAsia="Consolas" w:hAnsi="Consolas" w:cs="Consolas"/>
+          <w:sz w:val="17"/>
+          <w:szCs w:val="17"/>
+        </w:rPr>
+        <w:t>        "discount": 30.0,</w:t>
+      </w:r>
+    </w:p>
+    <w:p>
+      <w:pPr>
+        <w:keepLines/>
+        <w:pBdr>
+          <w:left w:val="single" w:sz="18" w:space="8" w:color="E84000"/>
+        </w:pBdr>
+        <w:shd w:val="clear" w:color="auto" w:fill="F3F4F6"/>
+        <w:spacing w:line="250" w:lineRule="auto"/>
+        <w:ind w:left="180"/>
+      </w:pPr>
+      <w:r>
+        <w:rPr>
+          <w:rFonts w:ascii="Consolas" w:eastAsia="Consolas" w:hAnsi="Consolas" w:cs="Consolas"/>
+          <w:sz w:val="17"/>
+          <w:szCs w:val="17"/>
+        </w:rPr>
+        <w:t>        "tickets": "10",</w:t>
+      </w:r>
+    </w:p>
+    <w:p>
+      <w:pPr>
+        <w:keepLines/>
+        <w:pBdr>
+          <w:left w:val="single" w:sz="18" w:space="8" w:color="E84000"/>
+        </w:pBdr>
+        <w:shd w:val="clear" w:color="auto" w:fill="F3F4F6"/>
+        <w:spacing w:line="250" w:lineRule="auto"/>
+        <w:ind w:left="180"/>
+      </w:pPr>
+      <w:r>
+        <w:rPr>
+          <w:rFonts w:ascii="Consolas" w:eastAsia="Consolas" w:hAnsi="Consolas" w:cs="Consolas"/>
+          <w:sz w:val="17"/>
+          <w:szCs w:val="17"/>
+        </w:rPr>
+        <w:t>        "couponprice": 3000.0,</w:t>
+      </w:r>
+    </w:p>
+    <w:p>
+      <w:pPr>
+        <w:keepLines/>
+        <w:pBdr>
+          <w:left w:val="single" w:sz="18" w:space="8" w:color="E84000"/>
+        </w:pBdr>
+        <w:shd w:val="clear" w:color="auto" w:fill="F3F4F6"/>
+        <w:spacing w:line="250" w:lineRule="auto"/>
+        <w:ind w:left="180"/>
+      </w:pPr>
+      <w:r>
+        <w:rPr>
+          <w:rFonts w:ascii="Consolas" w:eastAsia="Consolas" w:hAnsi="Consolas" w:cs="Consolas"/>
+          <w:sz w:val="17"/>
+          <w:szCs w:val="17"/>
+        </w:rPr>
+        <w:t>        "kitamount": 2100.0,</w:t>
+      </w:r>
+    </w:p>
+    <w:p>
+      <w:pPr>
+        <w:keepLines/>
+        <w:pBdr>
+          <w:left w:val="single" w:sz="18" w:space="8" w:color="E84000"/>
+        </w:pBdr>
+        <w:shd w:val="clear" w:color="auto" w:fill="F3F4F6"/>
+        <w:spacing w:line="250" w:lineRule="auto"/>
+        <w:ind w:left="180"/>
+      </w:pPr>
+      <w:r>
+        <w:rPr>
+          <w:rFonts w:ascii="Consolas" w:eastAsia="Consolas" w:hAnsi="Consolas" w:cs="Consolas"/>
+          <w:sz w:val="17"/>
+          <w:szCs w:val="17"/>
+        </w:rPr>
+        <w:t>        "saveamount": 900.0</w:t>
+      </w:r>
+    </w:p>
+    <w:p>
+      <w:pPr>
+        <w:keepLines/>
+        <w:pBdr>
+          <w:left w:val="single" w:sz="18" w:space="8" w:color="E84000"/>
+        </w:pBdr>
+        <w:shd w:val="clear" w:color="auto" w:fill="F3F4F6"/>
+        <w:spacing w:line="250" w:lineRule="auto"/>
+        <w:ind w:left="180"/>
+      </w:pPr>
+      <w:r>
+        <w:rPr>
+          <w:rFonts w:ascii="Consolas" w:eastAsia="Consolas" w:hAnsi="Consolas" w:cs="Consolas"/>
+          <w:sz w:val="17"/>
+          <w:szCs w:val="17"/>
+        </w:rPr>
+        <w:t>      },</w:t>
+      </w:r>
+    </w:p>
+    <w:p>
+      <w:pPr>
+        <w:keepLines/>
+        <w:pBdr>
+          <w:left w:val="single" w:sz="18" w:space="8" w:color="E84000"/>
+        </w:pBdr>
+        <w:shd w:val="clear" w:color="auto" w:fill="F3F4F6"/>
+        <w:spacing w:line="250" w:lineRule="auto"/>
+        <w:ind w:left="180"/>
+      </w:pPr>
+      <w:r>
+        <w:rPr>
+          <w:rFonts w:ascii="Consolas" w:eastAsia="Consolas" w:hAnsi="Consolas" w:cs="Consolas"/>
+          <w:sz w:val="17"/>
+          <w:szCs w:val="17"/>
+        </w:rPr>
+        <w:t>      {</w:t>
+      </w:r>
+    </w:p>
+    <w:p>
+      <w:pPr>
+        <w:keepLines/>
+        <w:pBdr>
+          <w:left w:val="single" w:sz="18" w:space="8" w:color="E84000"/>
+        </w:pBdr>
+        <w:shd w:val="clear" w:color="auto" w:fill="F3F4F6"/>
+        <w:spacing w:line="250" w:lineRule="auto"/>
+        <w:ind w:left="180"/>
+      </w:pPr>
+      <w:r>
+        <w:rPr>
+          <w:rFonts w:ascii="Consolas" w:eastAsia="Consolas" w:hAnsi="Consolas" w:cs="Consolas"/>
+          <w:sz w:val="17"/>
+          <w:szCs w:val="17"/>
+        </w:rPr>
+        <w:t>        "kitid": 1006,</w:t>
+      </w:r>
+    </w:p>
+    <w:p>
+      <w:pPr>
+        <w:keepLines/>
+        <w:pBdr>
+          <w:left w:val="single" w:sz="18" w:space="8" w:color="E84000"/>
+        </w:pBdr>
+        <w:shd w:val="clear" w:color="auto" w:fill="F3F4F6"/>
+        <w:spacing w:line="250" w:lineRule="auto"/>
+        <w:ind w:left="180"/>
+      </w:pPr>
+      <w:r>
+        <w:rPr>
+          <w:rFonts w:ascii="Consolas" w:eastAsia="Consolas" w:hAnsi="Consolas" w:cs="Consolas"/>
+          <w:sz w:val="17"/>
+          <w:szCs w:val="17"/>
+        </w:rPr>
         <w:lastRenderedPageBreak/>
-        <w:t>RESPONSE (EXAMPLE)</w:t>
-      </w:r>
-    </w:p>
-    <w:p>
-      <w:pPr>
-        <w:keepNext/>
-        <w:keepLines/>
-        <w:pBdr>
-          <w:left w:val="single" w:sz="18" w:space="8" w:color="E84000"/>
-        </w:pBdr>
-        <w:shd w:val="clear" w:color="auto" w:fill="F3F4F6"/>
-        <w:spacing w:before="60" w:line="250" w:lineRule="auto"/>
-        <w:ind w:left="180"/>
-      </w:pPr>
-      <w:r>
-        <w:rPr>
-          <w:rFonts w:ascii="Consolas" w:eastAsia="Consolas" w:hAnsi="Consolas" w:cs="Consolas"/>
-          <w:sz w:val="17"/>
-          <w:szCs w:val="17"/>
-        </w:rPr>
-        <w:t>{</w:t>
-      </w:r>
-    </w:p>
-    <w:p>
-      <w:pPr>
-        <w:keepNext/>
-        <w:keepLines/>
-        <w:pBdr>
-          <w:left w:val="single" w:sz="18" w:space="8" w:color="E84000"/>
-        </w:pBdr>
-        <w:shd w:val="clear" w:color="auto" w:fill="F3F4F6"/>
-        <w:spacing w:line="250" w:lineRule="auto"/>
-        <w:ind w:left="180"/>
-      </w:pPr>
-      <w:r>
-        <w:rPr>
-          <w:rFonts w:ascii="Consolas" w:eastAsia="Consolas" w:hAnsi="Consolas" w:cs="Consolas"/>
-          <w:sz w:val="17"/>
-          <w:szCs w:val="17"/>
-        </w:rPr>
-        <w:t>  "response": "OK",</w:t>
-      </w:r>
-    </w:p>
-    <w:p>
-      <w:pPr>
-        <w:keepNext/>
-        <w:keepLines/>
-        <w:pBdr>
-          <w:left w:val="single" w:sz="18" w:space="8" w:color="E84000"/>
-        </w:pBdr>
-        <w:shd w:val="clear" w:color="auto" w:fill="F3F4F6"/>
-        <w:spacing w:line="250" w:lineRule="auto"/>
-        <w:ind w:left="180"/>
-      </w:pPr>
-      <w:r>
-        <w:rPr>
-          <w:rFonts w:ascii="Consolas" w:eastAsia="Consolas" w:hAnsi="Consolas" w:cs="Consolas"/>
-          <w:sz w:val="17"/>
-          <w:szCs w:val="17"/>
-        </w:rPr>
-        <w:t>  "code": 200,</w:t>
-      </w:r>
-    </w:p>
-    <w:p>
-      <w:pPr>
-        <w:keepNext/>
-        <w:keepLines/>
-        <w:pBdr>
-          <w:left w:val="single" w:sz="18" w:space="8" w:color="E84000"/>
-        </w:pBdr>
-        <w:shd w:val="clear" w:color="auto" w:fill="F3F4F6"/>
-        <w:spacing w:line="250" w:lineRule="auto"/>
-        <w:ind w:left="180"/>
-      </w:pPr>
-      <w:r>
-        <w:rPr>
-          <w:rFonts w:ascii="Consolas" w:eastAsia="Consolas" w:hAnsi="Consolas" w:cs="Consolas"/>
-          <w:sz w:val="17"/>
-          <w:szCs w:val="17"/>
-        </w:rPr>
-        <w:t>  "msg": "",</w:t>
-      </w:r>
-    </w:p>
-    <w:p>
-      <w:pPr>
-        <w:keepNext/>
-        <w:keepLines/>
-        <w:pBdr>
-          <w:left w:val="single" w:sz="18" w:space="8" w:color="E84000"/>
-        </w:pBdr>
-        <w:shd w:val="clear" w:color="auto" w:fill="F3F4F6"/>
-        <w:spacing w:line="250" w:lineRule="auto"/>
-        <w:ind w:left="180"/>
-      </w:pPr>
-      <w:r>
-        <w:rPr>
-          <w:rFonts w:ascii="Consolas" w:eastAsia="Consolas" w:hAnsi="Consolas" w:cs="Consolas"/>
-          <w:sz w:val="17"/>
-          <w:szCs w:val="17"/>
-        </w:rPr>
-        <w:t>  "reqtype": "couponlist",</w:t>
-      </w:r>
-    </w:p>
-    <w:p>
-      <w:pPr>
-        <w:keepNext/>
-        <w:keepLines/>
-        <w:pBdr>
-          <w:left w:val="single" w:sz="18" w:space="8" w:color="E84000"/>
-        </w:pBdr>
-        <w:shd w:val="clear" w:color="auto" w:fill="F3F4F6"/>
-        <w:spacing w:line="250" w:lineRule="auto"/>
-        <w:ind w:left="180"/>
-      </w:pPr>
-      <w:r>
-        <w:rPr>
-          <w:rFonts w:ascii="Consolas" w:eastAsia="Consolas" w:hAnsi="Consolas" w:cs="Consolas"/>
-          <w:sz w:val="17"/>
-          <w:szCs w:val="17"/>
-        </w:rPr>
-        <w:t>  "reqid": "20260924101505001234",</w:t>
-      </w:r>
-    </w:p>
-    <w:p>
-      <w:pPr>
-        <w:keepNext/>
-        <w:keepLines/>
-        <w:pBdr>
-          <w:left w:val="single" w:sz="18" w:space="8" w:color="E84000"/>
-        </w:pBdr>
-        <w:shd w:val="clear" w:color="auto" w:fill="F3F4F6"/>
-        <w:spacing w:line="250" w:lineRule="auto"/>
-        <w:ind w:left="180"/>
-      </w:pPr>
-      <w:r>
-        <w:rPr>
-          <w:rFonts w:ascii="Consolas" w:eastAsia="Consolas" w:hAnsi="Consolas" w:cs="Consolas"/>
-          <w:sz w:val="17"/>
-          <w:szCs w:val="17"/>
-        </w:rPr>
-        <w:t>  "data": {</w:t>
-      </w:r>
-    </w:p>
-    <w:p>
-      <w:pPr>
-        <w:keepNext/>
-        <w:keepLines/>
-        <w:pBdr>
-          <w:left w:val="single" w:sz="18" w:space="8" w:color="E84000"/>
-        </w:pBdr>
-        <w:shd w:val="clear" w:color="auto" w:fill="F3F4F6"/>
-        <w:spacing w:line="250" w:lineRule="auto"/>
-        <w:ind w:left="180"/>
-      </w:pPr>
-      <w:r>
-        <w:rPr>
-          <w:rFonts w:ascii="Consolas" w:eastAsia="Consolas" w:hAnsi="Consolas" w:cs="Consolas"/>
-          <w:sz w:val="17"/>
-          <w:szCs w:val="17"/>
-        </w:rPr>
-        <w:t>    "movies": [</w:t>
-      </w:r>
-    </w:p>
-    <w:p>
-      <w:pPr>
-        <w:keepNext/>
+        <w:t>        "kitname": "",</w:t>
+      </w:r>
+    </w:p>
+    <w:p>
+      <w:pPr>
+        <w:keepLines/>
+        <w:pBdr>
+          <w:left w:val="single" w:sz="18" w:space="8" w:color="E84000"/>
+        </w:pBdr>
+        <w:shd w:val="clear" w:color="auto" w:fill="F3F4F6"/>
+        <w:spacing w:line="250" w:lineRule="auto"/>
+        <w:ind w:left="180"/>
+      </w:pPr>
+      <w:r>
+        <w:rPr>
+          <w:rFonts w:ascii="Consolas" w:eastAsia="Consolas" w:hAnsi="Consolas" w:cs="Consolas"/>
+          <w:sz w:val="17"/>
+          <w:szCs w:val="17"/>
+        </w:rPr>
+        <w:t>        "category": "MOVIE",</w:t>
+      </w:r>
+    </w:p>
+    <w:p>
+      <w:pPr>
+        <w:keepLines/>
+        <w:pBdr>
+          <w:left w:val="single" w:sz="18" w:space="8" w:color="E84000"/>
+        </w:pBdr>
+        <w:shd w:val="clear" w:color="auto" w:fill="F3F4F6"/>
+        <w:spacing w:line="250" w:lineRule="auto"/>
+        <w:ind w:left="180"/>
+      </w:pPr>
+      <w:r>
+        <w:rPr>
+          <w:rFonts w:ascii="Consolas" w:eastAsia="Consolas" w:hAnsi="Consolas" w:cs="Consolas"/>
+          <w:sz w:val="17"/>
+          <w:szCs w:val="17"/>
+        </w:rPr>
+        <w:t>        "discount": 40.0,</w:t>
+      </w:r>
+    </w:p>
+    <w:p>
+      <w:pPr>
+        <w:keepLines/>
+        <w:pBdr>
+          <w:left w:val="single" w:sz="18" w:space="8" w:color="E84000"/>
+        </w:pBdr>
+        <w:shd w:val="clear" w:color="auto" w:fill="F3F4F6"/>
+        <w:spacing w:line="250" w:lineRule="auto"/>
+        <w:ind w:left="180"/>
+      </w:pPr>
+      <w:r>
+        <w:rPr>
+          <w:rFonts w:ascii="Consolas" w:eastAsia="Consolas" w:hAnsi="Consolas" w:cs="Consolas"/>
+          <w:sz w:val="17"/>
+          <w:szCs w:val="17"/>
+        </w:rPr>
+        <w:t>        "tickets": "20",</w:t>
+      </w:r>
+    </w:p>
+    <w:p>
+      <w:pPr>
+        <w:keepLines/>
+        <w:pBdr>
+          <w:left w:val="single" w:sz="18" w:space="8" w:color="E84000"/>
+        </w:pBdr>
+        <w:shd w:val="clear" w:color="auto" w:fill="F3F4F6"/>
+        <w:spacing w:line="250" w:lineRule="auto"/>
+        <w:ind w:left="180"/>
+      </w:pPr>
+      <w:r>
+        <w:rPr>
+          <w:rFonts w:ascii="Consolas" w:eastAsia="Consolas" w:hAnsi="Consolas" w:cs="Consolas"/>
+          <w:sz w:val="17"/>
+          <w:szCs w:val="17"/>
+        </w:rPr>
+        <w:t>        "couponprice": 6000.0,</w:t>
+      </w:r>
+    </w:p>
+    <w:p>
+      <w:pPr>
+        <w:keepLines/>
+        <w:pBdr>
+          <w:left w:val="single" w:sz="18" w:space="8" w:color="E84000"/>
+        </w:pBdr>
+        <w:shd w:val="clear" w:color="auto" w:fill="F3F4F6"/>
+        <w:spacing w:line="250" w:lineRule="auto"/>
+        <w:ind w:left="180"/>
+      </w:pPr>
+      <w:r>
+        <w:rPr>
+          <w:rFonts w:ascii="Consolas" w:eastAsia="Consolas" w:hAnsi="Consolas" w:cs="Consolas"/>
+          <w:sz w:val="17"/>
+          <w:szCs w:val="17"/>
+        </w:rPr>
+        <w:t>        "kitamount": 3600.0,</w:t>
+      </w:r>
+    </w:p>
+    <w:p>
+      <w:pPr>
+        <w:keepLines/>
+        <w:pBdr>
+          <w:left w:val="single" w:sz="18" w:space="8" w:color="E84000"/>
+        </w:pBdr>
+        <w:shd w:val="clear" w:color="auto" w:fill="F3F4F6"/>
+        <w:spacing w:line="250" w:lineRule="auto"/>
+        <w:ind w:left="180"/>
+      </w:pPr>
+      <w:r>
+        <w:rPr>
+          <w:rFonts w:ascii="Consolas" w:eastAsia="Consolas" w:hAnsi="Consolas" w:cs="Consolas"/>
+          <w:sz w:val="17"/>
+          <w:szCs w:val="17"/>
+        </w:rPr>
+        <w:t>        "saveamount": 2400.0</w:t>
+      </w:r>
+    </w:p>
+    <w:p>
+      <w:pPr>
+        <w:keepLines/>
+        <w:pBdr>
+          <w:left w:val="single" w:sz="18" w:space="8" w:color="E84000"/>
+        </w:pBdr>
+        <w:shd w:val="clear" w:color="auto" w:fill="F3F4F6"/>
+        <w:spacing w:line="250" w:lineRule="auto"/>
+        <w:ind w:left="180"/>
+      </w:pPr>
+      <w:r>
+        <w:rPr>
+          <w:rFonts w:ascii="Consolas" w:eastAsia="Consolas" w:hAnsi="Consolas" w:cs="Consolas"/>
+          <w:sz w:val="17"/>
+          <w:szCs w:val="17"/>
+        </w:rPr>
+        <w:t>      },</w:t>
+      </w:r>
+    </w:p>
+    <w:p>
+      <w:pPr>
         <w:keepLines/>
         <w:pBdr>
           <w:left w:val="single" w:sz="18" w:space="8" w:color="E84000"/>
@@ -14144,47 +15392,44 @@
     </w:p>
     <w:p>
       <w:pPr>
-        <w:keepNext/>
-        <w:keepLines/>
-        <w:pBdr>
-          <w:left w:val="single" w:sz="18" w:space="8" w:color="E84000"/>
-        </w:pBdr>
-        <w:shd w:val="clear" w:color="auto" w:fill="F3F4F6"/>
-        <w:spacing w:line="250" w:lineRule="auto"/>
-        <w:ind w:left="180"/>
-      </w:pPr>
-      <w:r>
-        <w:rPr>
-          <w:rFonts w:ascii="Consolas" w:eastAsia="Consolas" w:hAnsi="Consolas" w:cs="Consolas"/>
-          <w:sz w:val="17"/>
-          <w:szCs w:val="17"/>
-        </w:rPr>
-        <w:t>        "kitid": 1005,</w:t>
-      </w:r>
-    </w:p>
-    <w:p>
-      <w:pPr>
-        <w:keepNext/>
-        <w:keepLines/>
-        <w:pBdr>
-          <w:left w:val="single" w:sz="18" w:space="8" w:color="E84000"/>
-        </w:pBdr>
-        <w:shd w:val="clear" w:color="auto" w:fill="F3F4F6"/>
-        <w:spacing w:line="250" w:lineRule="auto"/>
-        <w:ind w:left="180"/>
-      </w:pPr>
-      <w:r>
-        <w:rPr>
-          <w:rFonts w:ascii="Consolas" w:eastAsia="Consolas" w:hAnsi="Consolas" w:cs="Consolas"/>
-          <w:sz w:val="17"/>
-          <w:szCs w:val="17"/>
-        </w:rPr>
-        <w:t>        "kitname": "Movie Pack 2",</w:t>
-      </w:r>
-    </w:p>
-    <w:p>
-      <w:pPr>
-        <w:keepNext/>
+        <w:keepLines/>
+        <w:pBdr>
+          <w:left w:val="single" w:sz="18" w:space="8" w:color="E84000"/>
+        </w:pBdr>
+        <w:shd w:val="clear" w:color="auto" w:fill="F3F4F6"/>
+        <w:spacing w:line="250" w:lineRule="auto"/>
+        <w:ind w:left="180"/>
+      </w:pPr>
+      <w:r>
+        <w:rPr>
+          <w:rFonts w:ascii="Consolas" w:eastAsia="Consolas" w:hAnsi="Consolas" w:cs="Consolas"/>
+          <w:sz w:val="17"/>
+          <w:szCs w:val="17"/>
+        </w:rPr>
+        <w:t>        "kitid": 1007,</w:t>
+      </w:r>
+    </w:p>
+    <w:p>
+      <w:pPr>
+        <w:keepLines/>
+        <w:pBdr>
+          <w:left w:val="single" w:sz="18" w:space="8" w:color="E84000"/>
+        </w:pBdr>
+        <w:shd w:val="clear" w:color="auto" w:fill="F3F4F6"/>
+        <w:spacing w:line="250" w:lineRule="auto"/>
+        <w:ind w:left="180"/>
+      </w:pPr>
+      <w:r>
+        <w:rPr>
+          <w:rFonts w:ascii="Consolas" w:eastAsia="Consolas" w:hAnsi="Consolas" w:cs="Consolas"/>
+          <w:sz w:val="17"/>
+          <w:szCs w:val="17"/>
+        </w:rPr>
+        <w:t>        "kitname": "",</w:t>
+      </w:r>
+    </w:p>
+    <w:p>
+      <w:pPr>
         <w:keepLines/>
         <w:pBdr>
           <w:left w:val="single" w:sz="18" w:space="8" w:color="E84000"/>
@@ -14204,107 +15449,101 @@
     </w:p>
     <w:p>
       <w:pPr>
-        <w:keepNext/>
-        <w:keepLines/>
-        <w:pBdr>
-          <w:left w:val="single" w:sz="18" w:space="8" w:color="E84000"/>
-        </w:pBdr>
-        <w:shd w:val="clear" w:color="auto" w:fill="F3F4F6"/>
-        <w:spacing w:line="250" w:lineRule="auto"/>
-        <w:ind w:left="180"/>
-      </w:pPr>
-      <w:r>
-        <w:rPr>
-          <w:rFonts w:ascii="Consolas" w:eastAsia="Consolas" w:hAnsi="Consolas" w:cs="Consolas"/>
-          <w:sz w:val="17"/>
-          <w:szCs w:val="17"/>
-        </w:rPr>
-        <w:t>        "discount": 40,</w:t>
-      </w:r>
-    </w:p>
-    <w:p>
-      <w:pPr>
-        <w:keepNext/>
-        <w:keepLines/>
-        <w:pBdr>
-          <w:left w:val="single" w:sz="18" w:space="8" w:color="E84000"/>
-        </w:pBdr>
-        <w:shd w:val="clear" w:color="auto" w:fill="F3F4F6"/>
-        <w:spacing w:line="250" w:lineRule="auto"/>
-        <w:ind w:left="180"/>
-      </w:pPr>
-      <w:r>
-        <w:rPr>
-          <w:rFonts w:ascii="Consolas" w:eastAsia="Consolas" w:hAnsi="Consolas" w:cs="Consolas"/>
-          <w:sz w:val="17"/>
-          <w:szCs w:val="17"/>
-        </w:rPr>
-        <w:t>        "tickets": "2",</w:t>
-      </w:r>
-    </w:p>
-    <w:p>
-      <w:pPr>
-        <w:keepNext/>
-        <w:keepLines/>
-        <w:pBdr>
-          <w:left w:val="single" w:sz="18" w:space="8" w:color="E84000"/>
-        </w:pBdr>
-        <w:shd w:val="clear" w:color="auto" w:fill="F3F4F6"/>
-        <w:spacing w:line="250" w:lineRule="auto"/>
-        <w:ind w:left="180"/>
-      </w:pPr>
-      <w:r>
-        <w:rPr>
-          <w:rFonts w:ascii="Consolas" w:eastAsia="Consolas" w:hAnsi="Consolas" w:cs="Consolas"/>
-          <w:sz w:val="17"/>
-          <w:szCs w:val="17"/>
-        </w:rPr>
-        <w:t>        "couponprice": 500.00,</w:t>
-      </w:r>
-    </w:p>
-    <w:p>
-      <w:pPr>
-        <w:keepNext/>
-        <w:keepLines/>
-        <w:pBdr>
-          <w:left w:val="single" w:sz="18" w:space="8" w:color="E84000"/>
-        </w:pBdr>
-        <w:shd w:val="clear" w:color="auto" w:fill="F3F4F6"/>
-        <w:spacing w:line="250" w:lineRule="auto"/>
-        <w:ind w:left="180"/>
-      </w:pPr>
-      <w:r>
-        <w:rPr>
-          <w:rFonts w:ascii="Consolas" w:eastAsia="Consolas" w:hAnsi="Consolas" w:cs="Consolas"/>
-          <w:sz w:val="17"/>
-          <w:szCs w:val="17"/>
-        </w:rPr>
-        <w:t>        "kitamount": 300.00,</w:t>
-      </w:r>
-    </w:p>
-    <w:p>
-      <w:pPr>
-        <w:keepNext/>
-        <w:keepLines/>
-        <w:pBdr>
-          <w:left w:val="single" w:sz="18" w:space="8" w:color="E84000"/>
-        </w:pBdr>
-        <w:shd w:val="clear" w:color="auto" w:fill="F3F4F6"/>
-        <w:spacing w:line="250" w:lineRule="auto"/>
-        <w:ind w:left="180"/>
-      </w:pPr>
-      <w:r>
-        <w:rPr>
-          <w:rFonts w:ascii="Consolas" w:eastAsia="Consolas" w:hAnsi="Consolas" w:cs="Consolas"/>
-          <w:sz w:val="17"/>
-          <w:szCs w:val="17"/>
-        </w:rPr>
-        <w:t>        "saveamount": 200.00</w:t>
-      </w:r>
-    </w:p>
-    <w:p>
-      <w:pPr>
-        <w:keepNext/>
+        <w:keepLines/>
+        <w:pBdr>
+          <w:left w:val="single" w:sz="18" w:space="8" w:color="E84000"/>
+        </w:pBdr>
+        <w:shd w:val="clear" w:color="auto" w:fill="F3F4F6"/>
+        <w:spacing w:line="250" w:lineRule="auto"/>
+        <w:ind w:left="180"/>
+      </w:pPr>
+      <w:r>
+        <w:rPr>
+          <w:rFonts w:ascii="Consolas" w:eastAsia="Consolas" w:hAnsi="Consolas" w:cs="Consolas"/>
+          <w:sz w:val="17"/>
+          <w:szCs w:val="17"/>
+        </w:rPr>
+        <w:t>        "discount": 50.0,</w:t>
+      </w:r>
+    </w:p>
+    <w:p>
+      <w:pPr>
+        <w:keepLines/>
+        <w:pBdr>
+          <w:left w:val="single" w:sz="18" w:space="8" w:color="E84000"/>
+        </w:pBdr>
+        <w:shd w:val="clear" w:color="auto" w:fill="F3F4F6"/>
+        <w:spacing w:line="250" w:lineRule="auto"/>
+        <w:ind w:left="180"/>
+      </w:pPr>
+      <w:r>
+        <w:rPr>
+          <w:rFonts w:ascii="Consolas" w:eastAsia="Consolas" w:hAnsi="Consolas" w:cs="Consolas"/>
+          <w:sz w:val="17"/>
+          <w:szCs w:val="17"/>
+        </w:rPr>
+        <w:t>        "tickets": "40",</w:t>
+      </w:r>
+    </w:p>
+    <w:p>
+      <w:pPr>
+        <w:keepLines/>
+        <w:pBdr>
+          <w:left w:val="single" w:sz="18" w:space="8" w:color="E84000"/>
+        </w:pBdr>
+        <w:shd w:val="clear" w:color="auto" w:fill="F3F4F6"/>
+        <w:spacing w:line="250" w:lineRule="auto"/>
+        <w:ind w:left="180"/>
+      </w:pPr>
+      <w:r>
+        <w:rPr>
+          <w:rFonts w:ascii="Consolas" w:eastAsia="Consolas" w:hAnsi="Consolas" w:cs="Consolas"/>
+          <w:sz w:val="17"/>
+          <w:szCs w:val="17"/>
+        </w:rPr>
+        <w:t>        "couponprice": 12000.0,</w:t>
+      </w:r>
+    </w:p>
+    <w:p>
+      <w:pPr>
+        <w:keepLines/>
+        <w:pBdr>
+          <w:left w:val="single" w:sz="18" w:space="8" w:color="E84000"/>
+        </w:pBdr>
+        <w:shd w:val="clear" w:color="auto" w:fill="F3F4F6"/>
+        <w:spacing w:line="250" w:lineRule="auto"/>
+        <w:ind w:left="180"/>
+      </w:pPr>
+      <w:r>
+        <w:rPr>
+          <w:rFonts w:ascii="Consolas" w:eastAsia="Consolas" w:hAnsi="Consolas" w:cs="Consolas"/>
+          <w:sz w:val="17"/>
+          <w:szCs w:val="17"/>
+        </w:rPr>
+        <w:t>        "kitamount": 6000.0,</w:t>
+      </w:r>
+    </w:p>
+    <w:p>
+      <w:pPr>
+        <w:keepLines/>
+        <w:pBdr>
+          <w:left w:val="single" w:sz="18" w:space="8" w:color="E84000"/>
+        </w:pBdr>
+        <w:shd w:val="clear" w:color="auto" w:fill="F3F4F6"/>
+        <w:spacing w:line="250" w:lineRule="auto"/>
+        <w:ind w:left="180"/>
+      </w:pPr>
+      <w:r>
+        <w:rPr>
+          <w:rFonts w:ascii="Consolas" w:eastAsia="Consolas" w:hAnsi="Consolas" w:cs="Consolas"/>
+          <w:sz w:val="17"/>
+          <w:szCs w:val="17"/>
+        </w:rPr>
+        <w:t>        "saveamount": 6000.0</w:t>
+      </w:r>
+    </w:p>
+    <w:p>
+      <w:pPr>
         <w:keepLines/>
         <w:pBdr>
           <w:left w:val="single" w:sz="18" w:space="8" w:color="E84000"/>
@@ -14324,7 +15563,6 @@
     </w:p>
     <w:p>
       <w:pPr>
-        <w:keepNext/>
         <w:keepLines/>
         <w:pBdr>
           <w:left w:val="single" w:sz="18" w:space="8" w:color="E84000"/>
@@ -14344,7 +15582,6 @@
     </w:p>
     <w:p>
       <w:pPr>
-        <w:keepNext/>
         <w:keepLines/>
         <w:pBdr>
           <w:left w:val="single" w:sz="18" w:space="8" w:color="E84000"/>
@@ -14364,7 +15601,6 @@
     </w:p>
     <w:p>
       <w:pPr>
-        <w:keepNext/>
         <w:keepLines/>
         <w:pBdr>
           <w:left w:val="single" w:sz="18" w:space="8" w:color="E84000"/>
@@ -14384,7 +15620,6 @@
     </w:p>
     <w:p>
       <w:pPr>
-        <w:keepNext/>
         <w:keepLines/>
         <w:pBdr>
           <w:left w:val="single" w:sz="18" w:space="8" w:color="E84000"/>
@@ -14404,27 +15639,25 @@
     </w:p>
     <w:p>
       <w:pPr>
-        <w:keepNext/>
-        <w:keepLines/>
-        <w:pBdr>
-          <w:left w:val="single" w:sz="18" w:space="8" w:color="E84000"/>
-        </w:pBdr>
-        <w:shd w:val="clear" w:color="auto" w:fill="F3F4F6"/>
-        <w:spacing w:line="250" w:lineRule="auto"/>
-        <w:ind w:left="180"/>
-      </w:pPr>
-      <w:r>
-        <w:rPr>
-          <w:rFonts w:ascii="Consolas" w:eastAsia="Consolas" w:hAnsi="Consolas" w:cs="Consolas"/>
-          <w:sz w:val="17"/>
-          <w:szCs w:val="17"/>
-        </w:rPr>
-        <w:t>        "kitname": "Food Pack 500",</w:t>
-      </w:r>
-    </w:p>
-    <w:p>
-      <w:pPr>
-        <w:keepNext/>
+        <w:keepLines/>
+        <w:pBdr>
+          <w:left w:val="single" w:sz="18" w:space="8" w:color="E84000"/>
+        </w:pBdr>
+        <w:shd w:val="clear" w:color="auto" w:fill="F3F4F6"/>
+        <w:spacing w:line="250" w:lineRule="auto"/>
+        <w:ind w:left="180"/>
+      </w:pPr>
+      <w:r>
+        <w:rPr>
+          <w:rFonts w:ascii="Consolas" w:eastAsia="Consolas" w:hAnsi="Consolas" w:cs="Consolas"/>
+          <w:sz w:val="17"/>
+          <w:szCs w:val="17"/>
+        </w:rPr>
+        <w:t>        "kitname": "",</w:t>
+      </w:r>
+    </w:p>
+    <w:p>
+      <w:pPr>
         <w:keepLines/>
         <w:pBdr>
           <w:left w:val="single" w:sz="18" w:space="8" w:color="E84000"/>
@@ -14444,107 +15677,671 @@
     </w:p>
     <w:p>
       <w:pPr>
-        <w:keepNext/>
-        <w:keepLines/>
-        <w:pBdr>
-          <w:left w:val="single" w:sz="18" w:space="8" w:color="E84000"/>
-        </w:pBdr>
-        <w:shd w:val="clear" w:color="auto" w:fill="F3F4F6"/>
-        <w:spacing w:line="250" w:lineRule="auto"/>
-        <w:ind w:left="180"/>
-      </w:pPr>
-      <w:r>
-        <w:rPr>
-          <w:rFonts w:ascii="Consolas" w:eastAsia="Consolas" w:hAnsi="Consolas" w:cs="Consolas"/>
-          <w:sz w:val="17"/>
-          <w:szCs w:val="17"/>
-        </w:rPr>
-        <w:t>        "discount": 30,</w:t>
-      </w:r>
-    </w:p>
-    <w:p>
-      <w:pPr>
-        <w:keepNext/>
-        <w:keepLines/>
-        <w:pBdr>
-          <w:left w:val="single" w:sz="18" w:space="8" w:color="E84000"/>
-        </w:pBdr>
-        <w:shd w:val="clear" w:color="auto" w:fill="F3F4F6"/>
-        <w:spacing w:line="250" w:lineRule="auto"/>
-        <w:ind w:left="180"/>
-      </w:pPr>
-      <w:r>
-        <w:rPr>
-          <w:rFonts w:ascii="Consolas" w:eastAsia="Consolas" w:hAnsi="Consolas" w:cs="Consolas"/>
-          <w:sz w:val="17"/>
-          <w:szCs w:val="17"/>
-        </w:rPr>
-        <w:t>        "tickets": "1",</w:t>
-      </w:r>
-    </w:p>
-    <w:p>
-      <w:pPr>
-        <w:keepNext/>
-        <w:keepLines/>
-        <w:pBdr>
-          <w:left w:val="single" w:sz="18" w:space="8" w:color="E84000"/>
-        </w:pBdr>
-        <w:shd w:val="clear" w:color="auto" w:fill="F3F4F6"/>
-        <w:spacing w:line="250" w:lineRule="auto"/>
-        <w:ind w:left="180"/>
-      </w:pPr>
-      <w:r>
-        <w:rPr>
-          <w:rFonts w:ascii="Consolas" w:eastAsia="Consolas" w:hAnsi="Consolas" w:cs="Consolas"/>
-          <w:sz w:val="17"/>
-          <w:szCs w:val="17"/>
-        </w:rPr>
-        <w:t>        "couponprice": 500.00,</w:t>
-      </w:r>
-    </w:p>
-    <w:p>
-      <w:pPr>
-        <w:keepNext/>
-        <w:keepLines/>
-        <w:pBdr>
-          <w:left w:val="single" w:sz="18" w:space="8" w:color="E84000"/>
-        </w:pBdr>
-        <w:shd w:val="clear" w:color="auto" w:fill="F3F4F6"/>
-        <w:spacing w:line="250" w:lineRule="auto"/>
-        <w:ind w:left="180"/>
-      </w:pPr>
-      <w:r>
-        <w:rPr>
-          <w:rFonts w:ascii="Consolas" w:eastAsia="Consolas" w:hAnsi="Consolas" w:cs="Consolas"/>
-          <w:sz w:val="17"/>
-          <w:szCs w:val="17"/>
-        </w:rPr>
-        <w:t>        "kitamount": 350.00,</w:t>
-      </w:r>
-    </w:p>
-    <w:p>
-      <w:pPr>
-        <w:keepNext/>
-        <w:keepLines/>
-        <w:pBdr>
-          <w:left w:val="single" w:sz="18" w:space="8" w:color="E84000"/>
-        </w:pBdr>
-        <w:shd w:val="clear" w:color="auto" w:fill="F3F4F6"/>
-        <w:spacing w:line="250" w:lineRule="auto"/>
-        <w:ind w:left="180"/>
-      </w:pPr>
-      <w:r>
-        <w:rPr>
-          <w:rFonts w:ascii="Consolas" w:eastAsia="Consolas" w:hAnsi="Consolas" w:cs="Consolas"/>
-          <w:sz w:val="17"/>
-          <w:szCs w:val="17"/>
-        </w:rPr>
-        <w:t>        "saveamount": 150.00</w:t>
-      </w:r>
-    </w:p>
-    <w:p>
-      <w:pPr>
-        <w:keepNext/>
+        <w:keepLines/>
+        <w:pBdr>
+          <w:left w:val="single" w:sz="18" w:space="8" w:color="E84000"/>
+        </w:pBdr>
+        <w:shd w:val="clear" w:color="auto" w:fill="F3F4F6"/>
+        <w:spacing w:line="250" w:lineRule="auto"/>
+        <w:ind w:left="180"/>
+      </w:pPr>
+      <w:r>
+        <w:rPr>
+          <w:rFonts w:ascii="Consolas" w:eastAsia="Consolas" w:hAnsi="Consolas" w:cs="Consolas"/>
+          <w:sz w:val="17"/>
+          <w:szCs w:val="17"/>
+        </w:rPr>
+        <w:t>        "discount": 20.0,</w:t>
+      </w:r>
+    </w:p>
+    <w:p>
+      <w:pPr>
+        <w:keepLines/>
+        <w:pBdr>
+          <w:left w:val="single" w:sz="18" w:space="8" w:color="E84000"/>
+        </w:pBdr>
+        <w:shd w:val="clear" w:color="auto" w:fill="F3F4F6"/>
+        <w:spacing w:line="250" w:lineRule="auto"/>
+        <w:ind w:left="180"/>
+      </w:pPr>
+      <w:r>
+        <w:rPr>
+          <w:rFonts w:ascii="Consolas" w:eastAsia="Consolas" w:hAnsi="Consolas" w:cs="Consolas"/>
+          <w:sz w:val="17"/>
+          <w:szCs w:val="17"/>
+        </w:rPr>
+        <w:t>        "tickets": "5",</w:t>
+      </w:r>
+    </w:p>
+    <w:p>
+      <w:pPr>
+        <w:keepLines/>
+        <w:pBdr>
+          <w:left w:val="single" w:sz="18" w:space="8" w:color="E84000"/>
+        </w:pBdr>
+        <w:shd w:val="clear" w:color="auto" w:fill="F3F4F6"/>
+        <w:spacing w:line="250" w:lineRule="auto"/>
+        <w:ind w:left="180"/>
+      </w:pPr>
+      <w:r>
+        <w:rPr>
+          <w:rFonts w:ascii="Consolas" w:eastAsia="Consolas" w:hAnsi="Consolas" w:cs="Consolas"/>
+          <w:sz w:val="17"/>
+          <w:szCs w:val="17"/>
+        </w:rPr>
+        <w:t>        "couponprice": 2500.0,</w:t>
+      </w:r>
+    </w:p>
+    <w:p>
+      <w:pPr>
+        <w:keepLines/>
+        <w:pBdr>
+          <w:left w:val="single" w:sz="18" w:space="8" w:color="E84000"/>
+        </w:pBdr>
+        <w:shd w:val="clear" w:color="auto" w:fill="F3F4F6"/>
+        <w:spacing w:line="250" w:lineRule="auto"/>
+        <w:ind w:left="180"/>
+      </w:pPr>
+      <w:r>
+        <w:rPr>
+          <w:rFonts w:ascii="Consolas" w:eastAsia="Consolas" w:hAnsi="Consolas" w:cs="Consolas"/>
+          <w:sz w:val="17"/>
+          <w:szCs w:val="17"/>
+        </w:rPr>
+        <w:t>        "kitamount": 2000.0,</w:t>
+      </w:r>
+    </w:p>
+    <w:p>
+      <w:pPr>
+        <w:keepLines/>
+        <w:pBdr>
+          <w:left w:val="single" w:sz="18" w:space="8" w:color="E84000"/>
+        </w:pBdr>
+        <w:shd w:val="clear" w:color="auto" w:fill="F3F4F6"/>
+        <w:spacing w:line="250" w:lineRule="auto"/>
+        <w:ind w:left="180"/>
+      </w:pPr>
+      <w:r>
+        <w:rPr>
+          <w:rFonts w:ascii="Consolas" w:eastAsia="Consolas" w:hAnsi="Consolas" w:cs="Consolas"/>
+          <w:sz w:val="17"/>
+          <w:szCs w:val="17"/>
+        </w:rPr>
+        <w:t>        "saveamount": 500.0</w:t>
+      </w:r>
+    </w:p>
+    <w:p>
+      <w:pPr>
+        <w:keepLines/>
+        <w:pBdr>
+          <w:left w:val="single" w:sz="18" w:space="8" w:color="E84000"/>
+        </w:pBdr>
+        <w:shd w:val="clear" w:color="auto" w:fill="F3F4F6"/>
+        <w:spacing w:line="250" w:lineRule="auto"/>
+        <w:ind w:left="180"/>
+      </w:pPr>
+      <w:r>
+        <w:rPr>
+          <w:rFonts w:ascii="Consolas" w:eastAsia="Consolas" w:hAnsi="Consolas" w:cs="Consolas"/>
+          <w:sz w:val="17"/>
+          <w:szCs w:val="17"/>
+        </w:rPr>
+        <w:t>      },</w:t>
+      </w:r>
+    </w:p>
+    <w:p>
+      <w:pPr>
+        <w:keepLines/>
+        <w:pBdr>
+          <w:left w:val="single" w:sz="18" w:space="8" w:color="E84000"/>
+        </w:pBdr>
+        <w:shd w:val="clear" w:color="auto" w:fill="F3F4F6"/>
+        <w:spacing w:line="250" w:lineRule="auto"/>
+        <w:ind w:left="180"/>
+      </w:pPr>
+      <w:r>
+        <w:rPr>
+          <w:rFonts w:ascii="Consolas" w:eastAsia="Consolas" w:hAnsi="Consolas" w:cs="Consolas"/>
+          <w:sz w:val="17"/>
+          <w:szCs w:val="17"/>
+        </w:rPr>
+        <w:t>      {</w:t>
+      </w:r>
+    </w:p>
+    <w:p>
+      <w:pPr>
+        <w:keepLines/>
+        <w:pBdr>
+          <w:left w:val="single" w:sz="18" w:space="8" w:color="E84000"/>
+        </w:pBdr>
+        <w:shd w:val="clear" w:color="auto" w:fill="F3F4F6"/>
+        <w:spacing w:line="250" w:lineRule="auto"/>
+        <w:ind w:left="180"/>
+      </w:pPr>
+      <w:r>
+        <w:rPr>
+          <w:rFonts w:ascii="Consolas" w:eastAsia="Consolas" w:hAnsi="Consolas" w:cs="Consolas"/>
+          <w:sz w:val="17"/>
+          <w:szCs w:val="17"/>
+        </w:rPr>
+        <w:t>        "kitid": 1002,</w:t>
+      </w:r>
+    </w:p>
+    <w:p>
+      <w:pPr>
+        <w:keepLines/>
+        <w:pBdr>
+          <w:left w:val="single" w:sz="18" w:space="8" w:color="E84000"/>
+        </w:pBdr>
+        <w:shd w:val="clear" w:color="auto" w:fill="F3F4F6"/>
+        <w:spacing w:line="250" w:lineRule="auto"/>
+        <w:ind w:left="180"/>
+      </w:pPr>
+      <w:r>
+        <w:rPr>
+          <w:rFonts w:ascii="Consolas" w:eastAsia="Consolas" w:hAnsi="Consolas" w:cs="Consolas"/>
+          <w:sz w:val="17"/>
+          <w:szCs w:val="17"/>
+        </w:rPr>
+        <w:t>        "kitname": "",</w:t>
+      </w:r>
+    </w:p>
+    <w:p>
+      <w:pPr>
+        <w:keepLines/>
+        <w:pBdr>
+          <w:left w:val="single" w:sz="18" w:space="8" w:color="E84000"/>
+        </w:pBdr>
+        <w:shd w:val="clear" w:color="auto" w:fill="F3F4F6"/>
+        <w:spacing w:line="250" w:lineRule="auto"/>
+        <w:ind w:left="180"/>
+      </w:pPr>
+      <w:r>
+        <w:rPr>
+          <w:rFonts w:ascii="Consolas" w:eastAsia="Consolas" w:hAnsi="Consolas" w:cs="Consolas"/>
+          <w:sz w:val="17"/>
+          <w:szCs w:val="17"/>
+        </w:rPr>
+        <w:t>        "category": "FOOD",</w:t>
+      </w:r>
+    </w:p>
+    <w:p>
+      <w:pPr>
+        <w:keepLines/>
+        <w:pBdr>
+          <w:left w:val="single" w:sz="18" w:space="8" w:color="E84000"/>
+        </w:pBdr>
+        <w:shd w:val="clear" w:color="auto" w:fill="F3F4F6"/>
+        <w:spacing w:line="250" w:lineRule="auto"/>
+        <w:ind w:left="180"/>
+      </w:pPr>
+      <w:r>
+        <w:rPr>
+          <w:rFonts w:ascii="Consolas" w:eastAsia="Consolas" w:hAnsi="Consolas" w:cs="Consolas"/>
+          <w:sz w:val="17"/>
+          <w:szCs w:val="17"/>
+        </w:rPr>
+        <w:t>        "discount": 30.0,</w:t>
+      </w:r>
+    </w:p>
+    <w:p>
+      <w:pPr>
+        <w:keepLines/>
+        <w:pBdr>
+          <w:left w:val="single" w:sz="18" w:space="8" w:color="E84000"/>
+        </w:pBdr>
+        <w:shd w:val="clear" w:color="auto" w:fill="F3F4F6"/>
+        <w:spacing w:line="250" w:lineRule="auto"/>
+        <w:ind w:left="180"/>
+      </w:pPr>
+      <w:r>
+        <w:rPr>
+          <w:rFonts w:ascii="Consolas" w:eastAsia="Consolas" w:hAnsi="Consolas" w:cs="Consolas"/>
+          <w:sz w:val="17"/>
+          <w:szCs w:val="17"/>
+        </w:rPr>
+        <w:t>        "tickets": "10",</w:t>
+      </w:r>
+    </w:p>
+    <w:p>
+      <w:pPr>
+        <w:keepLines/>
+        <w:pBdr>
+          <w:left w:val="single" w:sz="18" w:space="8" w:color="E84000"/>
+        </w:pBdr>
+        <w:shd w:val="clear" w:color="auto" w:fill="F3F4F6"/>
+        <w:spacing w:line="250" w:lineRule="auto"/>
+        <w:ind w:left="180"/>
+      </w:pPr>
+      <w:r>
+        <w:rPr>
+          <w:rFonts w:ascii="Consolas" w:eastAsia="Consolas" w:hAnsi="Consolas" w:cs="Consolas"/>
+          <w:sz w:val="17"/>
+          <w:szCs w:val="17"/>
+        </w:rPr>
+        <w:t>        "couponprice": 5000.0,</w:t>
+      </w:r>
+    </w:p>
+    <w:p>
+      <w:pPr>
+        <w:keepLines/>
+        <w:pBdr>
+          <w:left w:val="single" w:sz="18" w:space="8" w:color="E84000"/>
+        </w:pBdr>
+        <w:shd w:val="clear" w:color="auto" w:fill="F3F4F6"/>
+        <w:spacing w:line="250" w:lineRule="auto"/>
+        <w:ind w:left="180"/>
+      </w:pPr>
+      <w:r>
+        <w:rPr>
+          <w:rFonts w:ascii="Consolas" w:eastAsia="Consolas" w:hAnsi="Consolas" w:cs="Consolas"/>
+          <w:sz w:val="17"/>
+          <w:szCs w:val="17"/>
+        </w:rPr>
+        <w:t>        "kitamount": 3500.0,</w:t>
+      </w:r>
+    </w:p>
+    <w:p>
+      <w:pPr>
+        <w:keepLines/>
+        <w:pBdr>
+          <w:left w:val="single" w:sz="18" w:space="8" w:color="E84000"/>
+        </w:pBdr>
+        <w:shd w:val="clear" w:color="auto" w:fill="F3F4F6"/>
+        <w:spacing w:line="250" w:lineRule="auto"/>
+        <w:ind w:left="180"/>
+      </w:pPr>
+      <w:r>
+        <w:rPr>
+          <w:rFonts w:ascii="Consolas" w:eastAsia="Consolas" w:hAnsi="Consolas" w:cs="Consolas"/>
+          <w:sz w:val="17"/>
+          <w:szCs w:val="17"/>
+        </w:rPr>
+        <w:t>        "saveamount": 1500.0</w:t>
+      </w:r>
+    </w:p>
+    <w:p>
+      <w:pPr>
+        <w:keepLines/>
+        <w:pBdr>
+          <w:left w:val="single" w:sz="18" w:space="8" w:color="E84000"/>
+        </w:pBdr>
+        <w:shd w:val="clear" w:color="auto" w:fill="F3F4F6"/>
+        <w:spacing w:line="250" w:lineRule="auto"/>
+        <w:ind w:left="180"/>
+      </w:pPr>
+      <w:r>
+        <w:rPr>
+          <w:rFonts w:ascii="Consolas" w:eastAsia="Consolas" w:hAnsi="Consolas" w:cs="Consolas"/>
+          <w:sz w:val="17"/>
+          <w:szCs w:val="17"/>
+        </w:rPr>
+        <w:t>      },</w:t>
+      </w:r>
+    </w:p>
+    <w:p>
+      <w:pPr>
+        <w:keepLines/>
+        <w:pBdr>
+          <w:left w:val="single" w:sz="18" w:space="8" w:color="E84000"/>
+        </w:pBdr>
+        <w:shd w:val="clear" w:color="auto" w:fill="F3F4F6"/>
+        <w:spacing w:line="250" w:lineRule="auto"/>
+        <w:ind w:left="180"/>
+      </w:pPr>
+      <w:r>
+        <w:rPr>
+          <w:rFonts w:ascii="Consolas" w:eastAsia="Consolas" w:hAnsi="Consolas" w:cs="Consolas"/>
+          <w:sz w:val="17"/>
+          <w:szCs w:val="17"/>
+        </w:rPr>
+        <w:t>      {</w:t>
+      </w:r>
+    </w:p>
+    <w:p>
+      <w:pPr>
+        <w:keepLines/>
+        <w:pBdr>
+          <w:left w:val="single" w:sz="18" w:space="8" w:color="E84000"/>
+        </w:pBdr>
+        <w:shd w:val="clear" w:color="auto" w:fill="F3F4F6"/>
+        <w:spacing w:line="250" w:lineRule="auto"/>
+        <w:ind w:left="180"/>
+      </w:pPr>
+      <w:r>
+        <w:rPr>
+          <w:rFonts w:ascii="Consolas" w:eastAsia="Consolas" w:hAnsi="Consolas" w:cs="Consolas"/>
+          <w:sz w:val="17"/>
+          <w:szCs w:val="17"/>
+        </w:rPr>
+        <w:t>        "kitid": 1003,</w:t>
+      </w:r>
+    </w:p>
+    <w:p>
+      <w:pPr>
+        <w:keepLines/>
+        <w:pBdr>
+          <w:left w:val="single" w:sz="18" w:space="8" w:color="E84000"/>
+        </w:pBdr>
+        <w:shd w:val="clear" w:color="auto" w:fill="F3F4F6"/>
+        <w:spacing w:line="250" w:lineRule="auto"/>
+        <w:ind w:left="180"/>
+      </w:pPr>
+      <w:r>
+        <w:rPr>
+          <w:rFonts w:ascii="Consolas" w:eastAsia="Consolas" w:hAnsi="Consolas" w:cs="Consolas"/>
+          <w:sz w:val="17"/>
+          <w:szCs w:val="17"/>
+        </w:rPr>
+        <w:t>        "kitname": "",</w:t>
+      </w:r>
+    </w:p>
+    <w:p>
+      <w:pPr>
+        <w:keepLines/>
+        <w:pBdr>
+          <w:left w:val="single" w:sz="18" w:space="8" w:color="E84000"/>
+        </w:pBdr>
+        <w:shd w:val="clear" w:color="auto" w:fill="F3F4F6"/>
+        <w:spacing w:line="250" w:lineRule="auto"/>
+        <w:ind w:left="180"/>
+      </w:pPr>
+      <w:r>
+        <w:rPr>
+          <w:rFonts w:ascii="Consolas" w:eastAsia="Consolas" w:hAnsi="Consolas" w:cs="Consolas"/>
+          <w:sz w:val="17"/>
+          <w:szCs w:val="17"/>
+        </w:rPr>
+        <w:t>        "category": "FOOD",</w:t>
+      </w:r>
+    </w:p>
+    <w:p>
+      <w:pPr>
+        <w:keepLines/>
+        <w:pBdr>
+          <w:left w:val="single" w:sz="18" w:space="8" w:color="E84000"/>
+        </w:pBdr>
+        <w:shd w:val="clear" w:color="auto" w:fill="F3F4F6"/>
+        <w:spacing w:line="250" w:lineRule="auto"/>
+        <w:ind w:left="180"/>
+      </w:pPr>
+      <w:r>
+        <w:rPr>
+          <w:rFonts w:ascii="Consolas" w:eastAsia="Consolas" w:hAnsi="Consolas" w:cs="Consolas"/>
+          <w:sz w:val="17"/>
+          <w:szCs w:val="17"/>
+        </w:rPr>
+        <w:t>        "discount": 40.0,</w:t>
+      </w:r>
+    </w:p>
+    <w:p>
+      <w:pPr>
+        <w:keepLines/>
+        <w:pBdr>
+          <w:left w:val="single" w:sz="18" w:space="8" w:color="E84000"/>
+        </w:pBdr>
+        <w:shd w:val="clear" w:color="auto" w:fill="F3F4F6"/>
+        <w:spacing w:line="250" w:lineRule="auto"/>
+        <w:ind w:left="180"/>
+      </w:pPr>
+      <w:r>
+        <w:rPr>
+          <w:rFonts w:ascii="Consolas" w:eastAsia="Consolas" w:hAnsi="Consolas" w:cs="Consolas"/>
+          <w:sz w:val="17"/>
+          <w:szCs w:val="17"/>
+        </w:rPr>
+        <w:t>        "tickets": "20",</w:t>
+      </w:r>
+    </w:p>
+    <w:p>
+      <w:pPr>
+        <w:keepLines/>
+        <w:pBdr>
+          <w:left w:val="single" w:sz="18" w:space="8" w:color="E84000"/>
+        </w:pBdr>
+        <w:shd w:val="clear" w:color="auto" w:fill="F3F4F6"/>
+        <w:spacing w:line="250" w:lineRule="auto"/>
+        <w:ind w:left="180"/>
+      </w:pPr>
+      <w:r>
+        <w:rPr>
+          <w:rFonts w:ascii="Consolas" w:eastAsia="Consolas" w:hAnsi="Consolas" w:cs="Consolas"/>
+          <w:sz w:val="17"/>
+          <w:szCs w:val="17"/>
+        </w:rPr>
+        <w:t>        "couponprice": 10000.0,</w:t>
+      </w:r>
+    </w:p>
+    <w:p>
+      <w:pPr>
+        <w:keepLines/>
+        <w:pBdr>
+          <w:left w:val="single" w:sz="18" w:space="8" w:color="E84000"/>
+        </w:pBdr>
+        <w:shd w:val="clear" w:color="auto" w:fill="F3F4F6"/>
+        <w:spacing w:line="250" w:lineRule="auto"/>
+        <w:ind w:left="180"/>
+      </w:pPr>
+      <w:r>
+        <w:rPr>
+          <w:rFonts w:ascii="Consolas" w:eastAsia="Consolas" w:hAnsi="Consolas" w:cs="Consolas"/>
+          <w:sz w:val="17"/>
+          <w:szCs w:val="17"/>
+        </w:rPr>
+        <w:t>        "kitamount": 6000.0,</w:t>
+      </w:r>
+    </w:p>
+    <w:p>
+      <w:pPr>
+        <w:keepLines/>
+        <w:pBdr>
+          <w:left w:val="single" w:sz="18" w:space="8" w:color="E84000"/>
+        </w:pBdr>
+        <w:shd w:val="clear" w:color="auto" w:fill="F3F4F6"/>
+        <w:spacing w:line="250" w:lineRule="auto"/>
+        <w:ind w:left="180"/>
+      </w:pPr>
+      <w:r>
+        <w:rPr>
+          <w:rFonts w:ascii="Consolas" w:eastAsia="Consolas" w:hAnsi="Consolas" w:cs="Consolas"/>
+          <w:sz w:val="17"/>
+          <w:szCs w:val="17"/>
+        </w:rPr>
+        <w:t>        "saveamount": 4000.0</w:t>
+      </w:r>
+    </w:p>
+    <w:p>
+      <w:pPr>
+        <w:keepLines/>
+        <w:pBdr>
+          <w:left w:val="single" w:sz="18" w:space="8" w:color="E84000"/>
+        </w:pBdr>
+        <w:shd w:val="clear" w:color="auto" w:fill="F3F4F6"/>
+        <w:spacing w:line="250" w:lineRule="auto"/>
+        <w:ind w:left="180"/>
+      </w:pPr>
+      <w:r>
+        <w:rPr>
+          <w:rFonts w:ascii="Consolas" w:eastAsia="Consolas" w:hAnsi="Consolas" w:cs="Consolas"/>
+          <w:sz w:val="17"/>
+          <w:szCs w:val="17"/>
+        </w:rPr>
+        <w:t>      },</w:t>
+      </w:r>
+    </w:p>
+    <w:p>
+      <w:pPr>
+        <w:keepLines/>
+        <w:pBdr>
+          <w:left w:val="single" w:sz="18" w:space="8" w:color="E84000"/>
+        </w:pBdr>
+        <w:shd w:val="clear" w:color="auto" w:fill="F3F4F6"/>
+        <w:spacing w:line="250" w:lineRule="auto"/>
+        <w:ind w:left="180"/>
+      </w:pPr>
+      <w:r>
+        <w:rPr>
+          <w:rFonts w:ascii="Consolas" w:eastAsia="Consolas" w:hAnsi="Consolas" w:cs="Consolas"/>
+          <w:sz w:val="17"/>
+          <w:szCs w:val="17"/>
+        </w:rPr>
+        <w:t>      {</w:t>
+      </w:r>
+    </w:p>
+    <w:p>
+      <w:pPr>
+        <w:keepLines/>
+        <w:pBdr>
+          <w:left w:val="single" w:sz="18" w:space="8" w:color="E84000"/>
+        </w:pBdr>
+        <w:shd w:val="clear" w:color="auto" w:fill="F3F4F6"/>
+        <w:spacing w:line="250" w:lineRule="auto"/>
+        <w:ind w:left="180"/>
+      </w:pPr>
+      <w:r>
+        <w:rPr>
+          <w:rFonts w:ascii="Consolas" w:eastAsia="Consolas" w:hAnsi="Consolas" w:cs="Consolas"/>
+          <w:sz w:val="17"/>
+          <w:szCs w:val="17"/>
+        </w:rPr>
+        <w:t>        "kitid": 1004,</w:t>
+      </w:r>
+    </w:p>
+    <w:p>
+      <w:pPr>
+        <w:keepLines/>
+        <w:pBdr>
+          <w:left w:val="single" w:sz="18" w:space="8" w:color="E84000"/>
+        </w:pBdr>
+        <w:shd w:val="clear" w:color="auto" w:fill="F3F4F6"/>
+        <w:spacing w:line="250" w:lineRule="auto"/>
+        <w:ind w:left="180"/>
+      </w:pPr>
+      <w:r>
+        <w:rPr>
+          <w:rFonts w:ascii="Consolas" w:eastAsia="Consolas" w:hAnsi="Consolas" w:cs="Consolas"/>
+          <w:sz w:val="17"/>
+          <w:szCs w:val="17"/>
+        </w:rPr>
+        <w:t>        "kitname": "",</w:t>
+      </w:r>
+    </w:p>
+    <w:p>
+      <w:pPr>
+        <w:keepLines/>
+        <w:pBdr>
+          <w:left w:val="single" w:sz="18" w:space="8" w:color="E84000"/>
+        </w:pBdr>
+        <w:shd w:val="clear" w:color="auto" w:fill="F3F4F6"/>
+        <w:spacing w:line="250" w:lineRule="auto"/>
+        <w:ind w:left="180"/>
+      </w:pPr>
+      <w:r>
+        <w:rPr>
+          <w:rFonts w:ascii="Consolas" w:eastAsia="Consolas" w:hAnsi="Consolas" w:cs="Consolas"/>
+          <w:sz w:val="17"/>
+          <w:szCs w:val="17"/>
+        </w:rPr>
+        <w:t>        "category": "FOOD",</w:t>
+      </w:r>
+    </w:p>
+    <w:p>
+      <w:pPr>
+        <w:keepLines/>
+        <w:pBdr>
+          <w:left w:val="single" w:sz="18" w:space="8" w:color="E84000"/>
+        </w:pBdr>
+        <w:shd w:val="clear" w:color="auto" w:fill="F3F4F6"/>
+        <w:spacing w:line="250" w:lineRule="auto"/>
+        <w:ind w:left="180"/>
+      </w:pPr>
+      <w:r>
+        <w:rPr>
+          <w:rFonts w:ascii="Consolas" w:eastAsia="Consolas" w:hAnsi="Consolas" w:cs="Consolas"/>
+          <w:sz w:val="17"/>
+          <w:szCs w:val="17"/>
+        </w:rPr>
+        <w:t>        "discount": 50.0,</w:t>
+      </w:r>
+    </w:p>
+    <w:p>
+      <w:pPr>
+        <w:keepLines/>
+        <w:pBdr>
+          <w:left w:val="single" w:sz="18" w:space="8" w:color="E84000"/>
+        </w:pBdr>
+        <w:shd w:val="clear" w:color="auto" w:fill="F3F4F6"/>
+        <w:spacing w:line="250" w:lineRule="auto"/>
+        <w:ind w:left="180"/>
+      </w:pPr>
+      <w:r>
+        <w:rPr>
+          <w:rFonts w:ascii="Consolas" w:eastAsia="Consolas" w:hAnsi="Consolas" w:cs="Consolas"/>
+          <w:sz w:val="17"/>
+          <w:szCs w:val="17"/>
+        </w:rPr>
+        <w:t>        "tickets": "50",</w:t>
+      </w:r>
+    </w:p>
+    <w:p>
+      <w:pPr>
+        <w:keepLines/>
+        <w:pBdr>
+          <w:left w:val="single" w:sz="18" w:space="8" w:color="E84000"/>
+        </w:pBdr>
+        <w:shd w:val="clear" w:color="auto" w:fill="F3F4F6"/>
+        <w:spacing w:line="250" w:lineRule="auto"/>
+        <w:ind w:left="180"/>
+      </w:pPr>
+      <w:r>
+        <w:rPr>
+          <w:rFonts w:ascii="Consolas" w:eastAsia="Consolas" w:hAnsi="Consolas" w:cs="Consolas"/>
+          <w:sz w:val="17"/>
+          <w:szCs w:val="17"/>
+        </w:rPr>
+        <w:t>        "couponprice": 25000.0,</w:t>
+      </w:r>
+    </w:p>
+    <w:p>
+      <w:pPr>
+        <w:keepLines/>
+        <w:pBdr>
+          <w:left w:val="single" w:sz="18" w:space="8" w:color="E84000"/>
+        </w:pBdr>
+        <w:shd w:val="clear" w:color="auto" w:fill="F3F4F6"/>
+        <w:spacing w:line="250" w:lineRule="auto"/>
+        <w:ind w:left="180"/>
+      </w:pPr>
+      <w:r>
+        <w:rPr>
+          <w:rFonts w:ascii="Consolas" w:eastAsia="Consolas" w:hAnsi="Consolas" w:cs="Consolas"/>
+          <w:sz w:val="17"/>
+          <w:szCs w:val="17"/>
+        </w:rPr>
+        <w:t>        "kitamount": 12500.0,</w:t>
+      </w:r>
+    </w:p>
+    <w:p>
+      <w:pPr>
+        <w:keepLines/>
+        <w:pBdr>
+          <w:left w:val="single" w:sz="18" w:space="8" w:color="E84000"/>
+        </w:pBdr>
+        <w:shd w:val="clear" w:color="auto" w:fill="F3F4F6"/>
+        <w:spacing w:line="250" w:lineRule="auto"/>
+        <w:ind w:left="180"/>
+      </w:pPr>
+      <w:r>
+        <w:rPr>
+          <w:rFonts w:ascii="Consolas" w:eastAsia="Consolas" w:hAnsi="Consolas" w:cs="Consolas"/>
+          <w:sz w:val="17"/>
+          <w:szCs w:val="17"/>
+        </w:rPr>
+        <w:t>        "saveamount": 12500.0</w:t>
+      </w:r>
+    </w:p>
+    <w:p>
+      <w:pPr>
         <w:keepLines/>
         <w:pBdr>
           <w:left w:val="single" w:sz="18" w:space="8" w:color="E84000"/>
@@ -14564,7 +16361,6 @@
     </w:p>
     <w:p>
       <w:pPr>
-        <w:keepNext/>
         <w:keepLines/>
         <w:pBdr>
           <w:left w:val="single" w:sz="18" w:space="8" w:color="E84000"/>
@@ -14584,7 +16380,6 @@
     </w:p>
     <w:p>
       <w:pPr>
-        <w:keepNext/>
         <w:keepLines/>
         <w:pBdr>
           <w:left w:val="single" w:sz="18" w:space="8" w:color="E84000"/>
@@ -14625,7 +16420,7 @@
       <w:pPr>
         <w:pStyle w:val="Heading2"/>
       </w:pPr>
-      <w:bookmarkStart w:id="14" w:name="_Toc241156467"/>
+      <w:bookmarkStart w:id="14" w:name="_Toc241158079"/>
       <w:r>
         <w:t>9.5 Coupon Detail aur Buy</w:t>
       </w:r>
@@ -14658,6 +16453,7 @@
         <w:pStyle w:val="Heading3"/>
       </w:pPr>
       <w:r>
+        <w:lastRenderedPageBreak/>
         <w:t>reqtype: coupondetail</w:t>
       </w:r>
     </w:p>
@@ -14988,27 +16784,27 @@
           <w:sz w:val="17"/>
           <w:szCs w:val="17"/>
         </w:rPr>
-        <w:t>  "userid": "EP100245",</w:t>
-      </w:r>
-    </w:p>
-    <w:p>
-      <w:pPr>
-        <w:keepNext/>
-        <w:keepLines/>
-        <w:pBdr>
-          <w:left w:val="single" w:sz="18" w:space="8" w:color="E84000"/>
-        </w:pBdr>
-        <w:shd w:val="clear" w:color="auto" w:fill="F3F4F6"/>
-        <w:spacing w:line="250" w:lineRule="auto"/>
-        <w:ind w:left="180"/>
-      </w:pPr>
-      <w:r>
-        <w:rPr>
-          <w:rFonts w:ascii="Consolas" w:eastAsia="Consolas" w:hAnsi="Consolas" w:cs="Consolas"/>
-          <w:sz w:val="17"/>
-          <w:szCs w:val="17"/>
-        </w:rPr>
-        <w:t>  "passwd": "mypassword",</w:t>
+        <w:t>  "userid": "EPI123456",</w:t>
+      </w:r>
+    </w:p>
+    <w:p>
+      <w:pPr>
+        <w:keepNext/>
+        <w:keepLines/>
+        <w:pBdr>
+          <w:left w:val="single" w:sz="18" w:space="8" w:color="E84000"/>
+        </w:pBdr>
+        <w:shd w:val="clear" w:color="auto" w:fill="F3F4F6"/>
+        <w:spacing w:line="250" w:lineRule="auto"/>
+        <w:ind w:left="180"/>
+      </w:pPr>
+      <w:r>
+        <w:rPr>
+          <w:rFonts w:ascii="Consolas" w:eastAsia="Consolas" w:hAnsi="Consolas" w:cs="Consolas"/>
+          <w:sz w:val="17"/>
+          <w:szCs w:val="17"/>
+        </w:rPr>
+        <w:t>  "passwd": "EPI@123456",</w:t>
       </w:r>
     </w:p>
     <w:p>
@@ -15064,7 +16860,6 @@
           <w:sz w:val="17"/>
           <w:szCs w:val="17"/>
         </w:rPr>
-        <w:lastRenderedPageBreak/>
         <w:t>RESPONSE (EXAMPLE)</w:t>
       </w:r>
     </w:p>
@@ -15185,7 +16980,7 @@
           <w:sz w:val="17"/>
           <w:szCs w:val="17"/>
         </w:rPr>
-        <w:t>  "reqid": "20260924101506005678",</w:t>
+        <w:t>  "reqid": "20260924155103147651",</w:t>
       </w:r>
     </w:p>
     <w:p>
@@ -15245,167 +17040,167 @@
           <w:sz w:val="17"/>
           <w:szCs w:val="17"/>
         </w:rPr>
-        <w:t>    "kitname": "Movie Pack 2",</w:t>
-      </w:r>
-    </w:p>
-    <w:p>
-      <w:pPr>
-        <w:keepNext/>
-        <w:keepLines/>
-        <w:pBdr>
-          <w:left w:val="single" w:sz="18" w:space="8" w:color="E84000"/>
-        </w:pBdr>
-        <w:shd w:val="clear" w:color="auto" w:fill="F3F4F6"/>
-        <w:spacing w:line="250" w:lineRule="auto"/>
-        <w:ind w:left="180"/>
-      </w:pPr>
-      <w:r>
-        <w:rPr>
-          <w:rFonts w:ascii="Consolas" w:eastAsia="Consolas" w:hAnsi="Consolas" w:cs="Consolas"/>
-          <w:sz w:val="17"/>
-          <w:szCs w:val="17"/>
-        </w:rPr>
-        <w:t>    "kitamount": 300.00,</w:t>
-      </w:r>
-    </w:p>
-    <w:p>
-      <w:pPr>
-        <w:keepNext/>
-        <w:keepLines/>
-        <w:pBdr>
-          <w:left w:val="single" w:sz="18" w:space="8" w:color="E84000"/>
-        </w:pBdr>
-        <w:shd w:val="clear" w:color="auto" w:fill="F3F4F6"/>
-        <w:spacing w:line="250" w:lineRule="auto"/>
-        <w:ind w:left="180"/>
-      </w:pPr>
-      <w:r>
-        <w:rPr>
-          <w:rFonts w:ascii="Consolas" w:eastAsia="Consolas" w:hAnsi="Consolas" w:cs="Consolas"/>
-          <w:sz w:val="17"/>
-          <w:szCs w:val="17"/>
-        </w:rPr>
-        <w:t>    "couponprice": 500.00,</w:t>
-      </w:r>
-    </w:p>
-    <w:p>
-      <w:pPr>
-        <w:keepNext/>
-        <w:keepLines/>
-        <w:pBdr>
-          <w:left w:val="single" w:sz="18" w:space="8" w:color="E84000"/>
-        </w:pBdr>
-        <w:shd w:val="clear" w:color="auto" w:fill="F3F4F6"/>
-        <w:spacing w:line="250" w:lineRule="auto"/>
-        <w:ind w:left="180"/>
-      </w:pPr>
-      <w:r>
-        <w:rPr>
-          <w:rFonts w:ascii="Consolas" w:eastAsia="Consolas" w:hAnsi="Consolas" w:cs="Consolas"/>
-          <w:sz w:val="17"/>
-          <w:szCs w:val="17"/>
-        </w:rPr>
-        <w:t>    "discount": 40,</w:t>
-      </w:r>
-    </w:p>
-    <w:p>
-      <w:pPr>
-        <w:keepNext/>
-        <w:keepLines/>
-        <w:pBdr>
-          <w:left w:val="single" w:sz="18" w:space="8" w:color="E84000"/>
-        </w:pBdr>
-        <w:shd w:val="clear" w:color="auto" w:fill="F3F4F6"/>
-        <w:spacing w:line="250" w:lineRule="auto"/>
-        <w:ind w:left="180"/>
-      </w:pPr>
-      <w:r>
-        <w:rPr>
-          <w:rFonts w:ascii="Consolas" w:eastAsia="Consolas" w:hAnsi="Consolas" w:cs="Consolas"/>
-          <w:sz w:val="17"/>
-          <w:szCs w:val="17"/>
-        </w:rPr>
-        <w:t>    "saveamount": 200.00,</w:t>
-      </w:r>
-    </w:p>
-    <w:p>
-      <w:pPr>
-        <w:keepNext/>
-        <w:keepLines/>
-        <w:pBdr>
-          <w:left w:val="single" w:sz="18" w:space="8" w:color="E84000"/>
-        </w:pBdr>
-        <w:shd w:val="clear" w:color="auto" w:fill="F3F4F6"/>
-        <w:spacing w:line="250" w:lineRule="auto"/>
-        <w:ind w:left="180"/>
-      </w:pPr>
-      <w:r>
-        <w:rPr>
-          <w:rFonts w:ascii="Consolas" w:eastAsia="Consolas" w:hAnsi="Consolas" w:cs="Consolas"/>
-          <w:sz w:val="17"/>
-          <w:szCs w:val="17"/>
-        </w:rPr>
-        <w:t>    "tickets": "2",</w:t>
-      </w:r>
-    </w:p>
-    <w:p>
-      <w:pPr>
-        <w:keepNext/>
-        <w:keepLines/>
-        <w:pBdr>
-          <w:left w:val="single" w:sz="18" w:space="8" w:color="E84000"/>
-        </w:pBdr>
-        <w:shd w:val="clear" w:color="auto" w:fill="F3F4F6"/>
-        <w:spacing w:line="250" w:lineRule="auto"/>
-        <w:ind w:left="180"/>
-      </w:pPr>
-      <w:r>
-        <w:rPr>
-          <w:rFonts w:ascii="Consolas" w:eastAsia="Consolas" w:hAnsi="Consolas" w:cs="Consolas"/>
-          <w:sz w:val="17"/>
-          <w:szCs w:val="17"/>
-        </w:rPr>
-        <w:t>    "walletcredit": 300.00,</w:t>
-      </w:r>
-    </w:p>
-    <w:p>
-      <w:pPr>
-        <w:keepNext/>
-        <w:keepLines/>
-        <w:pBdr>
-          <w:left w:val="single" w:sz="18" w:space="8" w:color="E84000"/>
-        </w:pBdr>
-        <w:shd w:val="clear" w:color="auto" w:fill="F3F4F6"/>
-        <w:spacing w:line="250" w:lineRule="auto"/>
-        <w:ind w:left="180"/>
-      </w:pPr>
-      <w:r>
-        <w:rPr>
-          <w:rFonts w:ascii="Consolas" w:eastAsia="Consolas" w:hAnsi="Consolas" w:cs="Consolas"/>
-          <w:sz w:val="17"/>
-          <w:szCs w:val="17"/>
-        </w:rPr>
-        <w:t>    "youpay": 300.00,</w:t>
-      </w:r>
-    </w:p>
-    <w:p>
-      <w:pPr>
-        <w:keepNext/>
-        <w:keepLines/>
-        <w:pBdr>
-          <w:left w:val="single" w:sz="18" w:space="8" w:color="E84000"/>
-        </w:pBdr>
-        <w:shd w:val="clear" w:color="auto" w:fill="F3F4F6"/>
-        <w:spacing w:line="250" w:lineRule="auto"/>
-        <w:ind w:left="180"/>
-      </w:pPr>
-      <w:r>
-        <w:rPr>
-          <w:rFonts w:ascii="Consolas" w:eastAsia="Consolas" w:hAnsi="Consolas" w:cs="Consolas"/>
-          <w:sz w:val="17"/>
-          <w:szCs w:val="17"/>
-        </w:rPr>
-        <w:t>    "walletbalance": 1250.00,</w:t>
+        <w:t>    "kitname": "Movie Package (10 Ticket)",</w:t>
+      </w:r>
+    </w:p>
+    <w:p>
+      <w:pPr>
+        <w:keepNext/>
+        <w:keepLines/>
+        <w:pBdr>
+          <w:left w:val="single" w:sz="18" w:space="8" w:color="E84000"/>
+        </w:pBdr>
+        <w:shd w:val="clear" w:color="auto" w:fill="F3F4F6"/>
+        <w:spacing w:line="250" w:lineRule="auto"/>
+        <w:ind w:left="180"/>
+      </w:pPr>
+      <w:r>
+        <w:rPr>
+          <w:rFonts w:ascii="Consolas" w:eastAsia="Consolas" w:hAnsi="Consolas" w:cs="Consolas"/>
+          <w:sz w:val="17"/>
+          <w:szCs w:val="17"/>
+        </w:rPr>
+        <w:t>    "kitamount": 2100.0,</w:t>
+      </w:r>
+    </w:p>
+    <w:p>
+      <w:pPr>
+        <w:keepNext/>
+        <w:keepLines/>
+        <w:pBdr>
+          <w:left w:val="single" w:sz="18" w:space="8" w:color="E84000"/>
+        </w:pBdr>
+        <w:shd w:val="clear" w:color="auto" w:fill="F3F4F6"/>
+        <w:spacing w:line="250" w:lineRule="auto"/>
+        <w:ind w:left="180"/>
+      </w:pPr>
+      <w:r>
+        <w:rPr>
+          <w:rFonts w:ascii="Consolas" w:eastAsia="Consolas" w:hAnsi="Consolas" w:cs="Consolas"/>
+          <w:sz w:val="17"/>
+          <w:szCs w:val="17"/>
+        </w:rPr>
+        <w:t>    "couponprice": 3000.0,</w:t>
+      </w:r>
+    </w:p>
+    <w:p>
+      <w:pPr>
+        <w:keepNext/>
+        <w:keepLines/>
+        <w:pBdr>
+          <w:left w:val="single" w:sz="18" w:space="8" w:color="E84000"/>
+        </w:pBdr>
+        <w:shd w:val="clear" w:color="auto" w:fill="F3F4F6"/>
+        <w:spacing w:line="250" w:lineRule="auto"/>
+        <w:ind w:left="180"/>
+      </w:pPr>
+      <w:r>
+        <w:rPr>
+          <w:rFonts w:ascii="Consolas" w:eastAsia="Consolas" w:hAnsi="Consolas" w:cs="Consolas"/>
+          <w:sz w:val="17"/>
+          <w:szCs w:val="17"/>
+        </w:rPr>
+        <w:t>    "discount": 30.0,</w:t>
+      </w:r>
+    </w:p>
+    <w:p>
+      <w:pPr>
+        <w:keepNext/>
+        <w:keepLines/>
+        <w:pBdr>
+          <w:left w:val="single" w:sz="18" w:space="8" w:color="E84000"/>
+        </w:pBdr>
+        <w:shd w:val="clear" w:color="auto" w:fill="F3F4F6"/>
+        <w:spacing w:line="250" w:lineRule="auto"/>
+        <w:ind w:left="180"/>
+      </w:pPr>
+      <w:r>
+        <w:rPr>
+          <w:rFonts w:ascii="Consolas" w:eastAsia="Consolas" w:hAnsi="Consolas" w:cs="Consolas"/>
+          <w:sz w:val="17"/>
+          <w:szCs w:val="17"/>
+        </w:rPr>
+        <w:t>    "saveamount": 900.0,</w:t>
+      </w:r>
+    </w:p>
+    <w:p>
+      <w:pPr>
+        <w:keepNext/>
+        <w:keepLines/>
+        <w:pBdr>
+          <w:left w:val="single" w:sz="18" w:space="8" w:color="E84000"/>
+        </w:pBdr>
+        <w:shd w:val="clear" w:color="auto" w:fill="F3F4F6"/>
+        <w:spacing w:line="250" w:lineRule="auto"/>
+        <w:ind w:left="180"/>
+      </w:pPr>
+      <w:r>
+        <w:rPr>
+          <w:rFonts w:ascii="Consolas" w:eastAsia="Consolas" w:hAnsi="Consolas" w:cs="Consolas"/>
+          <w:sz w:val="17"/>
+          <w:szCs w:val="17"/>
+        </w:rPr>
+        <w:t>    "tickets": "10",</w:t>
+      </w:r>
+    </w:p>
+    <w:p>
+      <w:pPr>
+        <w:keepNext/>
+        <w:keepLines/>
+        <w:pBdr>
+          <w:left w:val="single" w:sz="18" w:space="8" w:color="E84000"/>
+        </w:pBdr>
+        <w:shd w:val="clear" w:color="auto" w:fill="F3F4F6"/>
+        <w:spacing w:line="250" w:lineRule="auto"/>
+        <w:ind w:left="180"/>
+      </w:pPr>
+      <w:r>
+        <w:rPr>
+          <w:rFonts w:ascii="Consolas" w:eastAsia="Consolas" w:hAnsi="Consolas" w:cs="Consolas"/>
+          <w:sz w:val="17"/>
+          <w:szCs w:val="17"/>
+        </w:rPr>
+        <w:t>    "walletcredit": 2100.0,</w:t>
+      </w:r>
+    </w:p>
+    <w:p>
+      <w:pPr>
+        <w:keepNext/>
+        <w:keepLines/>
+        <w:pBdr>
+          <w:left w:val="single" w:sz="18" w:space="8" w:color="E84000"/>
+        </w:pBdr>
+        <w:shd w:val="clear" w:color="auto" w:fill="F3F4F6"/>
+        <w:spacing w:line="250" w:lineRule="auto"/>
+        <w:ind w:left="180"/>
+      </w:pPr>
+      <w:r>
+        <w:rPr>
+          <w:rFonts w:ascii="Consolas" w:eastAsia="Consolas" w:hAnsi="Consolas" w:cs="Consolas"/>
+          <w:sz w:val="17"/>
+          <w:szCs w:val="17"/>
+        </w:rPr>
+        <w:t>    "youpay": 2100.0,</w:t>
+      </w:r>
+    </w:p>
+    <w:p>
+      <w:pPr>
+        <w:keepNext/>
+        <w:keepLines/>
+        <w:pBdr>
+          <w:left w:val="single" w:sz="18" w:space="8" w:color="E84000"/>
+        </w:pBdr>
+        <w:shd w:val="clear" w:color="auto" w:fill="F3F4F6"/>
+        <w:spacing w:line="250" w:lineRule="auto"/>
+        <w:ind w:left="180"/>
+      </w:pPr>
+      <w:r>
+        <w:rPr>
+          <w:rFonts w:ascii="Consolas" w:eastAsia="Consolas" w:hAnsi="Consolas" w:cs="Consolas"/>
+          <w:sz w:val="17"/>
+          <w:szCs w:val="17"/>
+        </w:rPr>
+        <w:t>    "walletbalance": 99598.5300,</w:t>
       </w:r>
     </w:p>
     <w:p>
@@ -15445,87 +17240,87 @@
           <w:sz w:val="17"/>
           <w:szCs w:val="17"/>
         </w:rPr>
-        <w:t>    "idno": "EP100245",</w:t>
-      </w:r>
-    </w:p>
-    <w:p>
-      <w:pPr>
-        <w:keepNext/>
-        <w:keepLines/>
-        <w:pBdr>
-          <w:left w:val="single" w:sz="18" w:space="8" w:color="E84000"/>
-        </w:pBdr>
-        <w:shd w:val="clear" w:color="auto" w:fill="F3F4F6"/>
-        <w:spacing w:line="250" w:lineRule="auto"/>
-        <w:ind w:left="180"/>
-      </w:pPr>
-      <w:r>
-        <w:rPr>
-          <w:rFonts w:ascii="Consolas" w:eastAsia="Consolas" w:hAnsi="Consolas" w:cs="Consolas"/>
-          <w:sz w:val="17"/>
-          <w:szCs w:val="17"/>
-        </w:rPr>
-        <w:t>    "name": "Ravi Sharma",</w:t>
-      </w:r>
-    </w:p>
-    <w:p>
-      <w:pPr>
-        <w:keepNext/>
-        <w:keepLines/>
-        <w:pBdr>
-          <w:left w:val="single" w:sz="18" w:space="8" w:color="E84000"/>
-        </w:pBdr>
-        <w:shd w:val="clear" w:color="auto" w:fill="F3F4F6"/>
-        <w:spacing w:line="250" w:lineRule="auto"/>
-        <w:ind w:left="180"/>
-      </w:pPr>
-      <w:r>
-        <w:rPr>
-          <w:rFonts w:ascii="Consolas" w:eastAsia="Consolas" w:hAnsi="Consolas" w:cs="Consolas"/>
-          <w:sz w:val="17"/>
-          <w:szCs w:val="17"/>
-        </w:rPr>
-        <w:t>    "description": "Valid on all partner theatres.",</w:t>
-      </w:r>
-    </w:p>
-    <w:p>
-      <w:pPr>
-        <w:keepNext/>
-        <w:keepLines/>
-        <w:pBdr>
-          <w:left w:val="single" w:sz="18" w:space="8" w:color="E84000"/>
-        </w:pBdr>
-        <w:shd w:val="clear" w:color="auto" w:fill="F3F4F6"/>
-        <w:spacing w:line="250" w:lineRule="auto"/>
-        <w:ind w:left="180"/>
-      </w:pPr>
-      <w:r>
-        <w:rPr>
-          <w:rFonts w:ascii="Consolas" w:eastAsia="Consolas" w:hAnsi="Consolas" w:cs="Consolas"/>
-          <w:sz w:val="17"/>
-          <w:szCs w:val="17"/>
-        </w:rPr>
-        <w:t>    "howtouse": "Redeem on movie.epayindia.in",</w:t>
-      </w:r>
-    </w:p>
-    <w:p>
-      <w:pPr>
-        <w:keepNext/>
-        <w:keepLines/>
-        <w:pBdr>
-          <w:left w:val="single" w:sz="18" w:space="8" w:color="E84000"/>
-        </w:pBdr>
-        <w:shd w:val="clear" w:color="auto" w:fill="F3F4F6"/>
-        <w:spacing w:line="250" w:lineRule="auto"/>
-        <w:ind w:left="180"/>
-      </w:pPr>
-      <w:r>
-        <w:rPr>
-          <w:rFonts w:ascii="Consolas" w:eastAsia="Consolas" w:hAnsi="Consolas" w:cs="Consolas"/>
-          <w:sz w:val="17"/>
-          <w:szCs w:val="17"/>
-        </w:rPr>
-        <w:t>    "terms": "Non refundable."</w:t>
+        <w:t>    "idno": "EPI123456",</w:t>
+      </w:r>
+    </w:p>
+    <w:p>
+      <w:pPr>
+        <w:keepNext/>
+        <w:keepLines/>
+        <w:pBdr>
+          <w:left w:val="single" w:sz="18" w:space="8" w:color="E84000"/>
+        </w:pBdr>
+        <w:shd w:val="clear" w:color="auto" w:fill="F3F4F6"/>
+        <w:spacing w:line="250" w:lineRule="auto"/>
+        <w:ind w:left="180"/>
+      </w:pPr>
+      <w:r>
+        <w:rPr>
+          <w:rFonts w:ascii="Consolas" w:eastAsia="Consolas" w:hAnsi="Consolas" w:cs="Consolas"/>
+          <w:sz w:val="17"/>
+          <w:szCs w:val="17"/>
+        </w:rPr>
+        <w:t>    "name": "EPay India",</w:t>
+      </w:r>
+    </w:p>
+    <w:p>
+      <w:pPr>
+        <w:keepNext/>
+        <w:keepLines/>
+        <w:pBdr>
+          <w:left w:val="single" w:sz="18" w:space="8" w:color="E84000"/>
+        </w:pBdr>
+        <w:shd w:val="clear" w:color="auto" w:fill="F3F4F6"/>
+        <w:spacing w:line="250" w:lineRule="auto"/>
+        <w:ind w:left="180"/>
+      </w:pPr>
+      <w:r>
+        <w:rPr>
+          <w:rFonts w:ascii="Consolas" w:eastAsia="Consolas" w:hAnsi="Consolas" w:cs="Consolas"/>
+          <w:sz w:val="17"/>
+          <w:szCs w:val="17"/>
+        </w:rPr>
+        <w:t>    "description": "*Use coupons to book movie.\r\n*Total 10 coupons will be given in a  year.\r\n*Book movies at Indias top theatres  like Inox, PVR, Big Cinema, Cinepolis.\r\n*Fastest bookings without much hassle. ",</w:t>
+      </w:r>
+    </w:p>
+    <w:p>
+      <w:pPr>
+        <w:keepNext/>
+        <w:keepLines/>
+        <w:pBdr>
+          <w:left w:val="single" w:sz="18" w:space="8" w:color="E84000"/>
+        </w:pBdr>
+        <w:shd w:val="clear" w:color="auto" w:fill="F3F4F6"/>
+        <w:spacing w:line="250" w:lineRule="auto"/>
+        <w:ind w:left="180"/>
+      </w:pPr>
+      <w:r>
+        <w:rPr>
+          <w:rFonts w:ascii="Consolas" w:eastAsia="Consolas" w:hAnsi="Consolas" w:cs="Consolas"/>
+          <w:sz w:val="17"/>
+          <w:szCs w:val="17"/>
+        </w:rPr>
+        <w:t>    "howtouse": "*Enter User ID &amp; password to login.\r\n*Choose state and city.\r\n*Choose movie of your choice.\r\n*Choose theatre of your choice.\r\n*Choose the show of your choice.\r\n*Apply coupon and your movie.\r\n*You can use maximum two coupons at same time by comma separation.",</w:t>
+      </w:r>
+    </w:p>
+    <w:p>
+      <w:pPr>
+        <w:keepNext/>
+        <w:keepLines/>
+        <w:pBdr>
+          <w:left w:val="single" w:sz="18" w:space="8" w:color="E84000"/>
+        </w:pBdr>
+        <w:shd w:val="clear" w:color="auto" w:fill="F3F4F6"/>
+        <w:spacing w:line="250" w:lineRule="auto"/>
+        <w:ind w:left="180"/>
+      </w:pPr>
+      <w:r>
+        <w:rPr>
+          <w:rFonts w:ascii="Consolas" w:eastAsia="Consolas" w:hAnsi="Consolas" w:cs="Consolas"/>
+          <w:sz w:val="17"/>
+          <w:szCs w:val="17"/>
+        </w:rPr>
+        <w:t>    "terms": "*No. of coupons depends on the  package selected.\r\n*Only 2 coupons can be used in a  month.\r\n*The coupons left month will not be  carried forward.\r\n*Tickets have to be booked before 2 hrs of the  show."</w:t>
       </w:r>
     </w:p>
     <w:p>
@@ -16009,6 +17804,7 @@
                 <w:sz w:val="19"/>
                 <w:szCs w:val="19"/>
               </w:rPr>
+              <w:lastRenderedPageBreak/>
               <w:t>Fields</w:t>
             </w:r>
           </w:p>
@@ -16035,7 +17831,7 @@
                 <w:sz w:val="19"/>
                 <w:szCs w:val="19"/>
               </w:rPr>
-              <w:t>kitid, transid</w:t>
+              <w:t>kitid</w:t>
             </w:r>
           </w:p>
         </w:tc>
@@ -16261,27 +18057,7 @@
           <w:sz w:val="17"/>
           <w:szCs w:val="17"/>
         </w:rPr>
-        <w:t>  "kitid": 1005,</w:t>
-      </w:r>
-    </w:p>
-    <w:p>
-      <w:pPr>
-        <w:keepNext/>
-        <w:keepLines/>
-        <w:pBdr>
-          <w:left w:val="single" w:sz="18" w:space="8" w:color="E84000"/>
-        </w:pBdr>
-        <w:shd w:val="clear" w:color="auto" w:fill="F3F4F6"/>
-        <w:spacing w:line="250" w:lineRule="auto"/>
-        <w:ind w:left="180"/>
-      </w:pPr>
-      <w:r>
-        <w:rPr>
-          <w:rFonts w:ascii="Consolas" w:eastAsia="Consolas" w:hAnsi="Consolas" w:cs="Consolas"/>
-          <w:sz w:val="17"/>
-          <w:szCs w:val="17"/>
-        </w:rPr>
-        <w:t>  "transid": "583921"</w:t>
+        <w:t>  "kitid": 1005</w:t>
       </w:r>
     </w:p>
     <w:p>
@@ -16317,7 +18093,6 @@
           <w:sz w:val="17"/>
           <w:szCs w:val="17"/>
         </w:rPr>
-        <w:lastRenderedPageBreak/>
         <w:t>RESPONSE (EXAMPLE)</w:t>
       </w:r>
     </w:p>
@@ -16980,7 +18755,7 @@
                 <w:sz w:val="19"/>
                 <w:szCs w:val="19"/>
               </w:rPr>
-              <w:t>Duplicate request. Please try again.</w:t>
+              <w:t>Your previous request is in process. Please wait a moment and try again.</w:t>
             </w:r>
           </w:p>
         </w:tc>
@@ -17059,7 +18834,7 @@
       <w:pPr>
         <w:pStyle w:val="Heading2"/>
       </w:pPr>
-      <w:bookmarkStart w:id="15" w:name="_Toc241156468"/>
+      <w:bookmarkStart w:id="15" w:name="_Toc241158080"/>
       <w:r>
         <w:t>9.6 Thank You / Redeem</w:t>
       </w:r>
@@ -17357,6 +19132,7 @@
           <w:sz w:val="17"/>
           <w:szCs w:val="17"/>
         </w:rPr>
+        <w:lastRenderedPageBreak/>
         <w:t>REQUEST</w:t>
       </w:r>
     </w:p>
@@ -17513,7 +19289,6 @@
           <w:sz w:val="17"/>
           <w:szCs w:val="17"/>
         </w:rPr>
-        <w:lastRenderedPageBreak/>
         <w:t>RESPONSE (EXAMPLE)</w:t>
       </w:r>
     </w:p>
@@ -18676,8 +20451,9 @@
       <w:pPr>
         <w:pStyle w:val="Heading2"/>
       </w:pPr>
-      <w:bookmarkStart w:id="16" w:name="_Toc241156469"/>
-      <w:r>
+      <w:bookmarkStart w:id="16" w:name="_Toc241158081"/>
+      <w:r>
+        <w:lastRenderedPageBreak/>
         <w:t>9.7 Subscription Now</w:t>
       </w:r>
       <w:bookmarkEnd w:id="16"/>
@@ -18709,7 +20485,6 @@
         <w:pStyle w:val="Heading3"/>
       </w:pPr>
       <w:r>
-        <w:lastRenderedPageBreak/>
         <w:t>reqtype: subscriptionpackages</w:t>
       </w:r>
     </w:p>
@@ -20018,7 +21793,7 @@
                 <w:sz w:val="19"/>
                 <w:szCs w:val="19"/>
               </w:rPr>
-              <w:t>kitid, transid</w:t>
+              <w:t>kitid</w:t>
             </w:r>
           </w:p>
         </w:tc>
@@ -20057,6 +21832,7 @@
                 <w:sz w:val="19"/>
                 <w:szCs w:val="19"/>
               </w:rPr>
+              <w:lastRenderedPageBreak/>
               <w:t>Note</w:t>
             </w:r>
           </w:p>
@@ -20116,7 +21892,6 @@
           <w:sz w:val="17"/>
           <w:szCs w:val="17"/>
         </w:rPr>
-        <w:lastRenderedPageBreak/>
         <w:t>REQUEST</w:t>
       </w:r>
     </w:p>
@@ -20217,27 +21992,7 @@
           <w:sz w:val="17"/>
           <w:szCs w:val="17"/>
         </w:rPr>
-        <w:t>  "kitid": 7,</w:t>
-      </w:r>
-    </w:p>
-    <w:p>
-      <w:pPr>
-        <w:keepNext/>
-        <w:keepLines/>
-        <w:pBdr>
-          <w:left w:val="single" w:sz="18" w:space="8" w:color="E84000"/>
-        </w:pBdr>
-        <w:shd w:val="clear" w:color="auto" w:fill="F3F4F6"/>
-        <w:spacing w:line="250" w:lineRule="auto"/>
-        <w:ind w:left="180"/>
-      </w:pPr>
-      <w:r>
-        <w:rPr>
-          <w:rFonts w:ascii="Consolas" w:eastAsia="Consolas" w:hAnsi="Consolas" w:cs="Consolas"/>
-          <w:sz w:val="17"/>
-          <w:szCs w:val="17"/>
-        </w:rPr>
-        <w:t>  "transid": "771204"</w:t>
+        <w:t>  "kitid": 7</w:t>
       </w:r>
     </w:p>
     <w:p>
@@ -20787,7 +22542,7 @@
                 <w:sz w:val="19"/>
                 <w:szCs w:val="19"/>
               </w:rPr>
-              <w:t>Try Again After Some Time.!</w:t>
+              <w:t>Your previous request is in process. Please wait a moment and try again.</w:t>
             </w:r>
           </w:p>
         </w:tc>
@@ -20866,7 +22621,7 @@
       <w:pPr>
         <w:pStyle w:val="Heading2"/>
       </w:pPr>
-      <w:bookmarkStart w:id="17" w:name="_Toc241156470"/>
+      <w:bookmarkStart w:id="17" w:name="_Toc241158082"/>
       <w:r>
         <w:t>9.8 Activation Points</w:t>
       </w:r>
@@ -21956,7 +23711,7 @@
                 <w:sz w:val="19"/>
                 <w:szCs w:val="19"/>
               </w:rPr>
-              <w:t>kitid, transid</w:t>
+              <w:t>kitid</w:t>
             </w:r>
           </w:p>
         </w:tc>
@@ -22154,27 +23909,7 @@
           <w:sz w:val="17"/>
           <w:szCs w:val="17"/>
         </w:rPr>
-        <w:t>  "kitid": 5,</w:t>
-      </w:r>
-    </w:p>
-    <w:p>
-      <w:pPr>
-        <w:keepNext/>
-        <w:keepLines/>
-        <w:pBdr>
-          <w:left w:val="single" w:sz="18" w:space="8" w:color="E84000"/>
-        </w:pBdr>
-        <w:shd w:val="clear" w:color="auto" w:fill="F3F4F6"/>
-        <w:spacing w:line="250" w:lineRule="auto"/>
-        <w:ind w:left="180"/>
-      </w:pPr>
-      <w:r>
-        <w:rPr>
-          <w:rFonts w:ascii="Consolas" w:eastAsia="Consolas" w:hAnsi="Consolas" w:cs="Consolas"/>
-          <w:sz w:val="17"/>
-          <w:szCs w:val="17"/>
-        </w:rPr>
-        <w:t>  "transid": "640318"</w:t>
+        <w:t>  "kitid": 5</w:t>
       </w:r>
     </w:p>
     <w:p>
@@ -22804,7 +24539,7 @@
       <w:pPr>
         <w:pStyle w:val="Heading2"/>
       </w:pPr>
-      <w:bookmarkStart w:id="18" w:name="_Toc241156471"/>
+      <w:bookmarkStart w:id="18" w:name="_Toc241158083"/>
       <w:r>
         <w:t>9.9 Payment Status</w:t>
       </w:r>
@@ -23776,7 +25511,7 @@
       <w:pPr>
         <w:pStyle w:val="Heading2"/>
       </w:pPr>
-      <w:bookmarkStart w:id="19" w:name="_Toc241156472"/>
+      <w:bookmarkStart w:id="19" w:name="_Toc241158084"/>
       <w:r>
         <w:t>9.10 Account Delete</w:t>
       </w:r>
@@ -24658,7 +26393,7 @@
                 <w:sz w:val="19"/>
                 <w:szCs w:val="19"/>
               </w:rPr>
-              <w:t>transid</w:t>
+              <w:t>—</w:t>
             </w:r>
           </w:p>
         </w:tc>
@@ -24771,27 +26506,7 @@
           <w:sz w:val="17"/>
           <w:szCs w:val="17"/>
         </w:rPr>
-        <w:t>  "passwd": "mypassword",</w:t>
-      </w:r>
-    </w:p>
-    <w:p>
-      <w:pPr>
-        <w:keepNext/>
-        <w:keepLines/>
-        <w:pBdr>
-          <w:left w:val="single" w:sz="18" w:space="8" w:color="E84000"/>
-        </w:pBdr>
-        <w:shd w:val="clear" w:color="auto" w:fill="F3F4F6"/>
-        <w:spacing w:line="250" w:lineRule="auto"/>
-        <w:ind w:left="180"/>
-      </w:pPr>
-      <w:r>
-        <w:rPr>
-          <w:rFonts w:ascii="Consolas" w:eastAsia="Consolas" w:hAnsi="Consolas" w:cs="Consolas"/>
-          <w:sz w:val="17"/>
-          <w:szCs w:val="17"/>
-        </w:rPr>
-        <w:t>  "transid": "318845"</w:t>
+        <w:t>  "passwd": "mypassword"</w:t>
       </w:r>
     </w:p>
     <w:p>
@@ -24998,7 +26713,7 @@
       <w:pPr>
         <w:pStyle w:val="Heading1"/>
       </w:pPr>
-      <w:bookmarkStart w:id="20" w:name="_Toc241156473"/>
+      <w:bookmarkStart w:id="20" w:name="_Toc241158085"/>
       <w:r>
         <w:lastRenderedPageBreak/>
         <w:t>10. Support aur logs</w:t>
@@ -25082,7 +26797,7 @@
         <w:t>code: 500</w:t>
       </w:r>
       <w:r>
-        <w:t xml:space="preserve"> par user ko retry ka option do. Same </w:t>
+        <w:t xml:space="preserve"> par user ko retry ka option do. 20 second ke andar dobara same request aayi to server </w:t>
       </w:r>
       <w:r>
         <w:rPr>
@@ -25091,10 +26806,10 @@
           <w:sz w:val="19"/>
           <w:szCs w:val="19"/>
         </w:rPr>
-        <w:t>transid</w:t>
-      </w:r>
-      <w:r>
-        <w:t xml:space="preserve"> se retry karoge to duplicate payment nahi hoga.</w:t>
+        <w:t>409</w:t>
+      </w:r>
+      <w:r>
+        <w:t xml:space="preserve"> dega, isliye double payment nahi hoga.</w:t>
       </w:r>
     </w:p>
     <w:sectPr>
@@ -25293,10 +27008,96 @@
 <file path=word/numbering.xml><?xml version="1.0" encoding="utf-8"?>
 <w:numbering xmlns:wpc="http://schemas.microsoft.com/office/word/2010/wordprocessingCanvas" xmlns:cx="http://schemas.microsoft.com/office/drawing/2014/chartex" xmlns:cx1="http://schemas.microsoft.com/office/drawing/2015/9/8/chartex" xmlns:cx2="http://schemas.microsoft.com/office/drawing/2015/10/21/chartex" xmlns:cx3="http://schemas.microsoft.com/office/drawing/2016/5/9/chartex" xmlns:cx4="http://schemas.microsoft.com/office/drawing/2016/5/10/chartex" xmlns:cx5="http://schemas.microsoft.com/office/drawing/2016/5/11/chartex" xmlns:cx6="http://schemas.microsoft.com/office/drawing/2016/5/12/chartex" xmlns:cx7="http://schemas.microsoft.com/office/drawing/2016/5/13/chartex" xmlns:cx8="http://schemas.microsoft.com/office/drawing/2016/5/14/chartex" xmlns:mc="http://schemas.openxmlformats.org/markup-compatibility/2006" xmlns:aink="http://schemas.microsoft.com/office/drawing/2016/ink" xmlns:am3d="http://schemas.microsoft.com/office/drawing/2017/model3d" xmlns:o="urn:schemas-microsoft-com:office:office" xmlns:oel="http://schemas.microsoft.com/office/2019/extlst" xmlns:r="http://schemas.openxmlformats.org/officeDocument/2006/relationships" xmlns:m="http://schemas.openxmlformats.org/officeDocument/2006/math" xmlns:v="urn:schemas-microsoft-com:vml" xmlns:wp14="http://schemas.microsoft.com/office/word/2010/wordprocessingDrawing" xmlns:wp="http://schemas.openxmlformats.org/drawingml/2006/wordprocessingDrawing" xmlns:w10="urn:schemas-microsoft-com:office:word" xmlns:w="http://schemas.openxmlformats.org/wordprocessingml/2006/main" xmlns:w14="http://schemas.microsoft.com/office/word/2010/wordml" xmlns:w15="http://schemas.microsoft.com/office/word/2012/wordml" xmlns:w16cex="http://schemas.microsoft.com/office/word/2018/wordml/cex" xmlns:w16cid="http://schemas.microsoft.com/office/word/2016/wordml/cid" xmlns:w16="http://schemas.microsoft.com/office/word/2018/wordml" xmlns:w16du="http://schemas.microsoft.com/office/word/2023/wordml/word16du" xmlns:w16sdtdh="http://schemas.microsoft.com/office/word/2020/wordml/sdtdatahash" xmlns:w16sdtfl="http://schemas.microsoft.com/office/word/2024/wordml/sdtformatlock" xmlns:w16se="http://schemas.microsoft.com/office/word/2015/wordml/symex" xmlns:wpg="http://schemas.microsoft.com/office/word/2010/wordprocessingGroup" xmlns:wpi="http://schemas.microsoft.com/office/word/2010/wordprocessingInk" xmlns:wne="http://schemas.microsoft.com/office/word/2006/wordml" xmlns:wps="http://schemas.microsoft.com/office/word/2010/wordprocessingShape" mc:Ignorable="w14 w15 w16se w16cid w16 w16cex w16sdtdh w16sdtfl w16du wp14">
   <w:abstractNum w:abstractNumId="0" w15:restartNumberingAfterBreak="0">
-    <w:nsid w:val="09BA6676"/>
+    <w:nsid w:val="241A4225"/>
     <w:multiLevelType w:val="hybridMultilevel"/>
-    <w:tmpl w:val="1924E3C4"/>
-    <w:lvl w:ilvl="0" w:tplc="76AAEBB0">
+    <w:tmpl w:val="8668C718"/>
+    <w:lvl w:ilvl="0" w:tplc="8C485158">
+      <w:start w:val="1"/>
+      <w:numFmt w:val="bullet"/>
+      <w:lvlText w:val="●"/>
+      <w:lvlJc w:val="left"/>
+      <w:pPr>
+        <w:ind w:left="720" w:hanging="360"/>
+      </w:pPr>
+    </w:lvl>
+    <w:lvl w:ilvl="1" w:tplc="FCFE3FEC">
+      <w:start w:val="1"/>
+      <w:numFmt w:val="bullet"/>
+      <w:lvlText w:val="○"/>
+      <w:lvlJc w:val="left"/>
+      <w:pPr>
+        <w:ind w:left="1440" w:hanging="360"/>
+      </w:pPr>
+    </w:lvl>
+    <w:lvl w:ilvl="2" w:tplc="905A59B2">
+      <w:start w:val="1"/>
+      <w:numFmt w:val="bullet"/>
+      <w:lvlText w:val="■"/>
+      <w:lvlJc w:val="left"/>
+      <w:pPr>
+        <w:ind w:left="2160" w:hanging="360"/>
+      </w:pPr>
+    </w:lvl>
+    <w:lvl w:ilvl="3" w:tplc="88E062AC">
+      <w:start w:val="1"/>
+      <w:numFmt w:val="bullet"/>
+      <w:lvlText w:val="●"/>
+      <w:lvlJc w:val="left"/>
+      <w:pPr>
+        <w:ind w:left="2880" w:hanging="360"/>
+      </w:pPr>
+    </w:lvl>
+    <w:lvl w:ilvl="4" w:tplc="B7665E10">
+      <w:start w:val="1"/>
+      <w:numFmt w:val="bullet"/>
+      <w:lvlText w:val="○"/>
+      <w:lvlJc w:val="left"/>
+      <w:pPr>
+        <w:ind w:left="3600" w:hanging="360"/>
+      </w:pPr>
+    </w:lvl>
+    <w:lvl w:ilvl="5" w:tplc="1CD433BE">
+      <w:start w:val="1"/>
+      <w:numFmt w:val="bullet"/>
+      <w:lvlText w:val="■"/>
+      <w:lvlJc w:val="left"/>
+      <w:pPr>
+        <w:ind w:left="4320" w:hanging="360"/>
+      </w:pPr>
+    </w:lvl>
+    <w:lvl w:ilvl="6" w:tplc="69A084DA">
+      <w:start w:val="1"/>
+      <w:numFmt w:val="bullet"/>
+      <w:lvlText w:val="●"/>
+      <w:lvlJc w:val="left"/>
+      <w:pPr>
+        <w:ind w:left="5040" w:hanging="360"/>
+      </w:pPr>
+    </w:lvl>
+    <w:lvl w:ilvl="7" w:tplc="37843B18">
+      <w:start w:val="1"/>
+      <w:numFmt w:val="bullet"/>
+      <w:lvlText w:val="●"/>
+      <w:lvlJc w:val="left"/>
+      <w:pPr>
+        <w:ind w:left="5760" w:hanging="360"/>
+      </w:pPr>
+    </w:lvl>
+    <w:lvl w:ilvl="8" w:tplc="97200DDC">
+      <w:start w:val="1"/>
+      <w:numFmt w:val="bullet"/>
+      <w:lvlText w:val="●"/>
+      <w:lvlJc w:val="left"/>
+      <w:pPr>
+        <w:ind w:left="6480" w:hanging="360"/>
+      </w:pPr>
+    </w:lvl>
+  </w:abstractNum>
+  <w:abstractNum w:abstractNumId="1" w15:restartNumberingAfterBreak="0">
+    <w:nsid w:val="551C6723"/>
+    <w:multiLevelType w:val="hybridMultilevel"/>
+    <w:tmpl w:val="F93C19EA"/>
+    <w:lvl w:ilvl="0" w:tplc="ABD8227E">
       <w:start w:val="1"/>
       <w:numFmt w:val="bullet"/>
       <w:lvlText w:val="•"/>
@@ -25305,201 +27106,115 @@
         <w:ind w:left="540" w:hanging="270"/>
       </w:pPr>
     </w:lvl>
-    <w:lvl w:ilvl="1" w:tplc="4F527642">
+    <w:lvl w:ilvl="1" w:tplc="A09E76F0">
       <w:numFmt w:val="decimal"/>
       <w:lvlText w:val=""/>
       <w:lvlJc w:val="left"/>
     </w:lvl>
-    <w:lvl w:ilvl="2" w:tplc="27BA5668">
+    <w:lvl w:ilvl="2" w:tplc="6270D010">
       <w:numFmt w:val="decimal"/>
       <w:lvlText w:val=""/>
       <w:lvlJc w:val="left"/>
     </w:lvl>
-    <w:lvl w:ilvl="3" w:tplc="4F306DC2">
+    <w:lvl w:ilvl="3" w:tplc="96ACC11C">
       <w:numFmt w:val="decimal"/>
       <w:lvlText w:val=""/>
       <w:lvlJc w:val="left"/>
     </w:lvl>
-    <w:lvl w:ilvl="4" w:tplc="1FD210E2">
+    <w:lvl w:ilvl="4" w:tplc="FC34ED16">
       <w:numFmt w:val="decimal"/>
       <w:lvlText w:val=""/>
       <w:lvlJc w:val="left"/>
     </w:lvl>
-    <w:lvl w:ilvl="5" w:tplc="32D0BA40">
+    <w:lvl w:ilvl="5" w:tplc="17B60C5C">
       <w:numFmt w:val="decimal"/>
       <w:lvlText w:val=""/>
       <w:lvlJc w:val="left"/>
     </w:lvl>
-    <w:lvl w:ilvl="6" w:tplc="D0803E0C">
+    <w:lvl w:ilvl="6" w:tplc="86F87AC6">
       <w:numFmt w:val="decimal"/>
       <w:lvlText w:val=""/>
       <w:lvlJc w:val="left"/>
     </w:lvl>
-    <w:lvl w:ilvl="7" w:tplc="D4D22A4E">
+    <w:lvl w:ilvl="7" w:tplc="5D1A0F34">
       <w:numFmt w:val="decimal"/>
       <w:lvlText w:val=""/>
       <w:lvlJc w:val="left"/>
     </w:lvl>
-    <w:lvl w:ilvl="8" w:tplc="480C7ED0">
-      <w:numFmt w:val="decimal"/>
-      <w:lvlText w:val=""/>
-      <w:lvlJc w:val="left"/>
-    </w:lvl>
-  </w:abstractNum>
-  <w:abstractNum w:abstractNumId="1" w15:restartNumberingAfterBreak="0">
-    <w:nsid w:val="0F4F7392"/>
-    <w:multiLevelType w:val="hybridMultilevel"/>
-    <w:tmpl w:val="FE28D992"/>
-    <w:lvl w:ilvl="0" w:tplc="71C87A06">
-      <w:start w:val="1"/>
-      <w:numFmt w:val="decimal"/>
-      <w:lvlText w:val="%1."/>
-      <w:lvlJc w:val="left"/>
-      <w:pPr>
-        <w:ind w:left="540" w:hanging="360"/>
-      </w:pPr>
-    </w:lvl>
-    <w:lvl w:ilvl="1" w:tplc="D4CE9582">
-      <w:numFmt w:val="decimal"/>
-      <w:lvlText w:val=""/>
-      <w:lvlJc w:val="left"/>
-    </w:lvl>
-    <w:lvl w:ilvl="2" w:tplc="07F48476">
-      <w:numFmt w:val="decimal"/>
-      <w:lvlText w:val=""/>
-      <w:lvlJc w:val="left"/>
-    </w:lvl>
-    <w:lvl w:ilvl="3" w:tplc="2E828FC0">
-      <w:numFmt w:val="decimal"/>
-      <w:lvlText w:val=""/>
-      <w:lvlJc w:val="left"/>
-    </w:lvl>
-    <w:lvl w:ilvl="4" w:tplc="5AB2C5A2">
-      <w:numFmt w:val="decimal"/>
-      <w:lvlText w:val=""/>
-      <w:lvlJc w:val="left"/>
-    </w:lvl>
-    <w:lvl w:ilvl="5" w:tplc="6DC80976">
-      <w:numFmt w:val="decimal"/>
-      <w:lvlText w:val=""/>
-      <w:lvlJc w:val="left"/>
-    </w:lvl>
-    <w:lvl w:ilvl="6" w:tplc="3968C588">
-      <w:numFmt w:val="decimal"/>
-      <w:lvlText w:val=""/>
-      <w:lvlJc w:val="left"/>
-    </w:lvl>
-    <w:lvl w:ilvl="7" w:tplc="92205200">
-      <w:numFmt w:val="decimal"/>
-      <w:lvlText w:val=""/>
-      <w:lvlJc w:val="left"/>
-    </w:lvl>
-    <w:lvl w:ilvl="8" w:tplc="472A6DD6">
+    <w:lvl w:ilvl="8" w:tplc="981C0910">
       <w:numFmt w:val="decimal"/>
       <w:lvlText w:val=""/>
       <w:lvlJc w:val="left"/>
     </w:lvl>
   </w:abstractNum>
   <w:abstractNum w:abstractNumId="2" w15:restartNumberingAfterBreak="0">
-    <w:nsid w:val="45EA7005"/>
+    <w:nsid w:val="713E17D9"/>
     <w:multiLevelType w:val="hybridMultilevel"/>
-    <w:tmpl w:val="B19A0B20"/>
-    <w:lvl w:ilvl="0" w:tplc="2B502768">
+    <w:tmpl w:val="1340E482"/>
+    <w:lvl w:ilvl="0" w:tplc="01DA5D18">
       <w:start w:val="1"/>
-      <w:numFmt w:val="bullet"/>
-      <w:lvlText w:val="●"/>
+      <w:numFmt w:val="decimal"/>
+      <w:lvlText w:val="%1."/>
       <w:lvlJc w:val="left"/>
       <w:pPr>
-        <w:ind w:left="720" w:hanging="360"/>
+        <w:ind w:left="540" w:hanging="360"/>
       </w:pPr>
     </w:lvl>
-    <w:lvl w:ilvl="1" w:tplc="47087536">
-      <w:start w:val="1"/>
-      <w:numFmt w:val="bullet"/>
-      <w:lvlText w:val="○"/>
+    <w:lvl w:ilvl="1" w:tplc="E6E8E538">
+      <w:numFmt w:val="decimal"/>
+      <w:lvlText w:val=""/>
       <w:lvlJc w:val="left"/>
-      <w:pPr>
-        <w:ind w:left="1440" w:hanging="360"/>
-      </w:pPr>
     </w:lvl>
-    <w:lvl w:ilvl="2" w:tplc="015C7E68">
-      <w:start w:val="1"/>
-      <w:numFmt w:val="bullet"/>
-      <w:lvlText w:val="■"/>
+    <w:lvl w:ilvl="2" w:tplc="27068982">
+      <w:numFmt w:val="decimal"/>
+      <w:lvlText w:val=""/>
       <w:lvlJc w:val="left"/>
-      <w:pPr>
-        <w:ind w:left="2160" w:hanging="360"/>
-      </w:pPr>
     </w:lvl>
-    <w:lvl w:ilvl="3" w:tplc="EDDA82A2">
-      <w:start w:val="1"/>
-      <w:numFmt w:val="bullet"/>
-      <w:lvlText w:val="●"/>
+    <w:lvl w:ilvl="3" w:tplc="C3842A86">
+      <w:numFmt w:val="decimal"/>
+      <w:lvlText w:val=""/>
       <w:lvlJc w:val="left"/>
-      <w:pPr>
-        <w:ind w:left="2880" w:hanging="360"/>
-      </w:pPr>
     </w:lvl>
-    <w:lvl w:ilvl="4" w:tplc="11009C1C">
-      <w:start w:val="1"/>
-      <w:numFmt w:val="bullet"/>
-      <w:lvlText w:val="○"/>
+    <w:lvl w:ilvl="4" w:tplc="D8109C82">
+      <w:numFmt w:val="decimal"/>
+      <w:lvlText w:val=""/>
       <w:lvlJc w:val="left"/>
-      <w:pPr>
-        <w:ind w:left="3600" w:hanging="360"/>
-      </w:pPr>
     </w:lvl>
-    <w:lvl w:ilvl="5" w:tplc="87FC54F8">
-      <w:start w:val="1"/>
-      <w:numFmt w:val="bullet"/>
-      <w:lvlText w:val="■"/>
+    <w:lvl w:ilvl="5" w:tplc="94E2299E">
+      <w:numFmt w:val="decimal"/>
+      <w:lvlText w:val=""/>
       <w:lvlJc w:val="left"/>
-      <w:pPr>
-        <w:ind w:left="4320" w:hanging="360"/>
-      </w:pPr>
     </w:lvl>
-    <w:lvl w:ilvl="6" w:tplc="2496F132">
-      <w:start w:val="1"/>
-      <w:numFmt w:val="bullet"/>
-      <w:lvlText w:val="●"/>
+    <w:lvl w:ilvl="6" w:tplc="0066C2E8">
+      <w:numFmt w:val="decimal"/>
+      <w:lvlText w:val=""/>
       <w:lvlJc w:val="left"/>
-      <w:pPr>
-        <w:ind w:left="5040" w:hanging="360"/>
-      </w:pPr>
     </w:lvl>
-    <w:lvl w:ilvl="7" w:tplc="B0F677EA">
-      <w:start w:val="1"/>
-      <w:numFmt w:val="bullet"/>
-      <w:lvlText w:val="●"/>
+    <w:lvl w:ilvl="7" w:tplc="B4FE06AA">
+      <w:numFmt w:val="decimal"/>
+      <w:lvlText w:val=""/>
       <w:lvlJc w:val="left"/>
-      <w:pPr>
-        <w:ind w:left="5760" w:hanging="360"/>
-      </w:pPr>
     </w:lvl>
-    <w:lvl w:ilvl="8" w:tplc="B6EE5BBA">
-      <w:start w:val="1"/>
-      <w:numFmt w:val="bullet"/>
-      <w:lvlText w:val="●"/>
+    <w:lvl w:ilvl="8" w:tplc="0CC8D770">
+      <w:numFmt w:val="decimal"/>
+      <w:lvlText w:val=""/>
       <w:lvlJc w:val="left"/>
-      <w:pPr>
-        <w:ind w:left="6480" w:hanging="360"/>
-      </w:pPr>
     </w:lvl>
   </w:abstractNum>
-  <w:num w:numId="1" w16cid:durableId="1765881577">
-    <w:abstractNumId w:val="2"/>
-    <w:lvlOverride w:ilvl="0">
-      <w:startOverride w:val="1"/>
-    </w:lvlOverride>
-  </w:num>
-  <w:num w:numId="2" w16cid:durableId="1122453326">
+  <w:num w:numId="1" w16cid:durableId="21594049">
     <w:abstractNumId w:val="0"/>
     <w:lvlOverride w:ilvl="0">
       <w:startOverride w:val="1"/>
     </w:lvlOverride>
   </w:num>
-  <w:num w:numId="3" w16cid:durableId="896088636">
+  <w:num w:numId="2" w16cid:durableId="1280798801">
     <w:abstractNumId w:val="1"/>
+    <w:lvlOverride w:ilvl="0">
+      <w:startOverride w:val="1"/>
+    </w:lvlOverride>
+  </w:num>
+  <w:num w:numId="3" w16cid:durableId="1982153229">
+    <w:abstractNumId w:val="2"/>
     <w:lvlOverride w:ilvl="0">
       <w:startOverride w:val="1"/>
     </w:lvlOverride>
@@ -26125,7 +27840,7 @@
     <w:autoRedefine/>
     <w:uiPriority w:val="39"/>
     <w:unhideWhenUsed/>
-    <w:rsid w:val="00776B61"/>
+    <w:rsid w:val="00F46B21"/>
     <w:pPr>
       <w:spacing w:after="100"/>
     </w:pPr>
@@ -26137,7 +27852,7 @@
     <w:autoRedefine/>
     <w:uiPriority w:val="39"/>
     <w:unhideWhenUsed/>
-    <w:rsid w:val="00776B61"/>
+    <w:rsid w:val="00F46B21"/>
     <w:pPr>
       <w:spacing w:after="100"/>
       <w:ind w:left="210"/>

--- a/Docs/ePay_App_API.docx
+++ b/Docs/ePay_App_API.docx
@@ -489,7 +489,7 @@
     <w:sdt>
       <w:sdtPr>
         <w:alias w:val="Contents"/>
-        <w:id w:val="54128583"/>
+        <w:id w:val="1907643176"/>
       </w:sdtPr>
       <w:sdtEndPr/>
       <w:sdtContent>
@@ -518,7 +518,7 @@
           <w:r>
             <w:fldChar w:fldCharType="separate"/>
           </w:r>
-          <w:hyperlink w:anchor="_Toc241158065" w:history="1">
+          <w:hyperlink w:anchor="_Toc241163785" w:history="1">
             <w:r>
               <w:rPr>
                 <w:rStyle w:val="Hyperlink"/>
@@ -542,7 +542,7 @@
               <w:rPr>
                 <w:noProof/>
               </w:rPr>
-              <w:instrText xml:space="preserve"> PAGEREF _Toc241158065 \h </w:instrText>
+              <w:instrText xml:space="preserve"> PAGEREF _Toc241163785 \h </w:instrText>
             </w:r>
             <w:r>
               <w:rPr>
@@ -585,7 +585,7 @@
               <w14:ligatures w14:val="standardContextual"/>
             </w:rPr>
           </w:pPr>
-          <w:hyperlink w:anchor="_Toc241158066" w:history="1">
+          <w:hyperlink w:anchor="_Toc241163786" w:history="1">
             <w:r>
               <w:rPr>
                 <w:rStyle w:val="Hyperlink"/>
@@ -609,7 +609,7 @@
               <w:rPr>
                 <w:noProof/>
               </w:rPr>
-              <w:instrText xml:space="preserve"> PAGEREF _Toc241158066 \h </w:instrText>
+              <w:instrText xml:space="preserve"> PAGEREF _Toc241163786 \h </w:instrText>
             </w:r>
             <w:r>
               <w:rPr>
@@ -652,7 +652,7 @@
               <w14:ligatures w14:val="standardContextual"/>
             </w:rPr>
           </w:pPr>
-          <w:hyperlink w:anchor="_Toc241158067" w:history="1">
+          <w:hyperlink w:anchor="_Toc241163787" w:history="1">
             <w:r>
               <w:rPr>
                 <w:rStyle w:val="Hyperlink"/>
@@ -676,7 +676,7 @@
               <w:rPr>
                 <w:noProof/>
               </w:rPr>
-              <w:instrText xml:space="preserve"> PAGEREF _Toc241158067 \h </w:instrText>
+              <w:instrText xml:space="preserve"> PAGEREF _Toc241163787 \h </w:instrText>
             </w:r>
             <w:r>
               <w:rPr>
@@ -719,7 +719,7 @@
               <w14:ligatures w14:val="standardContextual"/>
             </w:rPr>
           </w:pPr>
-          <w:hyperlink w:anchor="_Toc241158068" w:history="1">
+          <w:hyperlink w:anchor="_Toc241163788" w:history="1">
             <w:r>
               <w:rPr>
                 <w:rStyle w:val="Hyperlink"/>
@@ -743,7 +743,7 @@
               <w:rPr>
                 <w:noProof/>
               </w:rPr>
-              <w:instrText xml:space="preserve"> PAGEREF _Toc241158068 \h </w:instrText>
+              <w:instrText xml:space="preserve"> PAGEREF _Toc241163788 \h </w:instrText>
             </w:r>
             <w:r>
               <w:rPr>
@@ -786,7 +786,7 @@
               <w14:ligatures w14:val="standardContextual"/>
             </w:rPr>
           </w:pPr>
-          <w:hyperlink w:anchor="_Toc241158069" w:history="1">
+          <w:hyperlink w:anchor="_Toc241163789" w:history="1">
             <w:r>
               <w:rPr>
                 <w:rStyle w:val="Hyperlink"/>
@@ -810,7 +810,7 @@
               <w:rPr>
                 <w:noProof/>
               </w:rPr>
-              <w:instrText xml:space="preserve"> PAGEREF _Toc241158069 \h </w:instrText>
+              <w:instrText xml:space="preserve"> PAGEREF _Toc241163789 \h </w:instrText>
             </w:r>
             <w:r>
               <w:rPr>
@@ -853,7 +853,7 @@
               <w14:ligatures w14:val="standardContextual"/>
             </w:rPr>
           </w:pPr>
-          <w:hyperlink w:anchor="_Toc241158070" w:history="1">
+          <w:hyperlink w:anchor="_Toc241163790" w:history="1">
             <w:r>
               <w:rPr>
                 <w:rStyle w:val="Hyperlink"/>
@@ -877,7 +877,7 @@
               <w:rPr>
                 <w:noProof/>
               </w:rPr>
-              <w:instrText xml:space="preserve"> PAGEREF _Toc241158070 \h </w:instrText>
+              <w:instrText xml:space="preserve"> PAGEREF _Toc241163790 \h </w:instrText>
             </w:r>
             <w:r>
               <w:rPr>
@@ -920,7 +920,7 @@
               <w14:ligatures w14:val="standardContextual"/>
             </w:rPr>
           </w:pPr>
-          <w:hyperlink w:anchor="_Toc241158071" w:history="1">
+          <w:hyperlink w:anchor="_Toc241163791" w:history="1">
             <w:r>
               <w:rPr>
                 <w:rStyle w:val="Hyperlink"/>
@@ -944,7 +944,7 @@
               <w:rPr>
                 <w:noProof/>
               </w:rPr>
-              <w:instrText xml:space="preserve"> PAGEREF _Toc241158071 \h </w:instrText>
+              <w:instrText xml:space="preserve"> PAGEREF _Toc241163791 \h </w:instrText>
             </w:r>
             <w:r>
               <w:rPr>
@@ -987,7 +987,7 @@
               <w14:ligatures w14:val="standardContextual"/>
             </w:rPr>
           </w:pPr>
-          <w:hyperlink w:anchor="_Toc241158072" w:history="1">
+          <w:hyperlink w:anchor="_Toc241163792" w:history="1">
             <w:r>
               <w:rPr>
                 <w:rStyle w:val="Hyperlink"/>
@@ -1011,7 +1011,7 @@
               <w:rPr>
                 <w:noProof/>
               </w:rPr>
-              <w:instrText xml:space="preserve"> PAGEREF _Toc241158072 \h </w:instrText>
+              <w:instrText xml:space="preserve"> PAGEREF _Toc241163792 \h </w:instrText>
             </w:r>
             <w:r>
               <w:rPr>
@@ -1054,7 +1054,7 @@
               <w14:ligatures w14:val="standardContextual"/>
             </w:rPr>
           </w:pPr>
-          <w:hyperlink w:anchor="_Toc241158073" w:history="1">
+          <w:hyperlink w:anchor="_Toc241163793" w:history="1">
             <w:r>
               <w:rPr>
                 <w:rStyle w:val="Hyperlink"/>
@@ -1078,7 +1078,7 @@
               <w:rPr>
                 <w:noProof/>
               </w:rPr>
-              <w:instrText xml:space="preserve"> PAGEREF _Toc241158073 \h </w:instrText>
+              <w:instrText xml:space="preserve"> PAGEREF _Toc241163793 \h </w:instrText>
             </w:r>
             <w:r>
               <w:rPr>
@@ -1121,7 +1121,7 @@
               <w14:ligatures w14:val="standardContextual"/>
             </w:rPr>
           </w:pPr>
-          <w:hyperlink w:anchor="_Toc241158074" w:history="1">
+          <w:hyperlink w:anchor="_Toc241163794" w:history="1">
             <w:r>
               <w:rPr>
                 <w:rStyle w:val="Hyperlink"/>
@@ -1145,7 +1145,7 @@
               <w:rPr>
                 <w:noProof/>
               </w:rPr>
-              <w:instrText xml:space="preserve"> PAGEREF _Toc241158074 \h </w:instrText>
+              <w:instrText xml:space="preserve"> PAGEREF _Toc241163794 \h </w:instrText>
             </w:r>
             <w:r>
               <w:rPr>
@@ -1188,7 +1188,7 @@
               <w14:ligatures w14:val="standardContextual"/>
             </w:rPr>
           </w:pPr>
-          <w:hyperlink w:anchor="_Toc241158075" w:history="1">
+          <w:hyperlink w:anchor="_Toc241163795" w:history="1">
             <w:r>
               <w:rPr>
                 <w:rStyle w:val="Hyperlink"/>
@@ -1212,7 +1212,7 @@
               <w:rPr>
                 <w:noProof/>
               </w:rPr>
-              <w:instrText xml:space="preserve"> PAGEREF _Toc241158075 \h </w:instrText>
+              <w:instrText xml:space="preserve"> PAGEREF _Toc241163795 \h </w:instrText>
             </w:r>
             <w:r>
               <w:rPr>
@@ -1255,13 +1255,13 @@
               <w14:ligatures w14:val="standardContextual"/>
             </w:rPr>
           </w:pPr>
-          <w:hyperlink w:anchor="_Toc241158076" w:history="1">
+          <w:hyperlink w:anchor="_Toc241163796" w:history="1">
             <w:r>
               <w:rPr>
                 <w:rStyle w:val="Hyperlink"/>
                 <w:noProof/>
               </w:rPr>
-              <w:t>9.2 Drawer — naam, ID aur menu</w:t>
+              <w:t>9.2 Drawer — naam, ID aur balance</w:t>
             </w:r>
             <w:r>
               <w:rPr>
@@ -1279,7 +1279,7 @@
               <w:rPr>
                 <w:noProof/>
               </w:rPr>
-              <w:instrText xml:space="preserve"> PAGEREF _Toc241158076 \h </w:instrText>
+              <w:instrText xml:space="preserve"> PAGEREF _Toc241163796 \h </w:instrText>
             </w:r>
             <w:r>
               <w:rPr>
@@ -1322,7 +1322,7 @@
               <w14:ligatures w14:val="standardContextual"/>
             </w:rPr>
           </w:pPr>
-          <w:hyperlink w:anchor="_Toc241158077" w:history="1">
+          <w:hyperlink w:anchor="_Toc241163797" w:history="1">
             <w:r>
               <w:rPr>
                 <w:rStyle w:val="Hyperlink"/>
@@ -1346,7 +1346,7 @@
               <w:rPr>
                 <w:noProof/>
               </w:rPr>
-              <w:instrText xml:space="preserve"> PAGEREF _Toc241158077 \h </w:instrText>
+              <w:instrText xml:space="preserve"> PAGEREF _Toc241163797 \h </w:instrText>
             </w:r>
             <w:r>
               <w:rPr>
@@ -1363,7 +1363,7 @@
               <w:rPr>
                 <w:noProof/>
               </w:rPr>
-              <w:t>10</w:t>
+              <w:t>9</w:t>
             </w:r>
             <w:r>
               <w:rPr>
@@ -1389,7 +1389,7 @@
               <w14:ligatures w14:val="standardContextual"/>
             </w:rPr>
           </w:pPr>
-          <w:hyperlink w:anchor="_Toc241158078" w:history="1">
+          <w:hyperlink w:anchor="_Toc241163798" w:history="1">
             <w:r>
               <w:rPr>
                 <w:rStyle w:val="Hyperlink"/>
@@ -1413,7 +1413,7 @@
               <w:rPr>
                 <w:noProof/>
               </w:rPr>
-              <w:instrText xml:space="preserve"> PAGEREF _Toc241158078 \h </w:instrText>
+              <w:instrText xml:space="preserve"> PAGEREF _Toc241163798 \h </w:instrText>
             </w:r>
             <w:r>
               <w:rPr>
@@ -1456,7 +1456,7 @@
               <w14:ligatures w14:val="standardContextual"/>
             </w:rPr>
           </w:pPr>
-          <w:hyperlink w:anchor="_Toc241158079" w:history="1">
+          <w:hyperlink w:anchor="_Toc241163799" w:history="1">
             <w:r>
               <w:rPr>
                 <w:rStyle w:val="Hyperlink"/>
@@ -1480,7 +1480,7 @@
               <w:rPr>
                 <w:noProof/>
               </w:rPr>
-              <w:instrText xml:space="preserve"> PAGEREF _Toc241158079 \h </w:instrText>
+              <w:instrText xml:space="preserve"> PAGEREF _Toc241163799 \h </w:instrText>
             </w:r>
             <w:r>
               <w:rPr>
@@ -1523,7 +1523,7 @@
               <w14:ligatures w14:val="standardContextual"/>
             </w:rPr>
           </w:pPr>
-          <w:hyperlink w:anchor="_Toc241158080" w:history="1">
+          <w:hyperlink w:anchor="_Toc241163800" w:history="1">
             <w:r>
               <w:rPr>
                 <w:rStyle w:val="Hyperlink"/>
@@ -1547,7 +1547,7 @@
               <w:rPr>
                 <w:noProof/>
               </w:rPr>
-              <w:instrText xml:space="preserve"> PAGEREF _Toc241158080 \h </w:instrText>
+              <w:instrText xml:space="preserve"> PAGEREF _Toc241163800 \h </w:instrText>
             </w:r>
             <w:r>
               <w:rPr>
@@ -1590,7 +1590,7 @@
               <w14:ligatures w14:val="standardContextual"/>
             </w:rPr>
           </w:pPr>
-          <w:hyperlink w:anchor="_Toc241158081" w:history="1">
+          <w:hyperlink w:anchor="_Toc241163801" w:history="1">
             <w:r>
               <w:rPr>
                 <w:rStyle w:val="Hyperlink"/>
@@ -1614,7 +1614,7 @@
               <w:rPr>
                 <w:noProof/>
               </w:rPr>
-              <w:instrText xml:space="preserve"> PAGEREF _Toc241158081 \h </w:instrText>
+              <w:instrText xml:space="preserve"> PAGEREF _Toc241163801 \h </w:instrText>
             </w:r>
             <w:r>
               <w:rPr>
@@ -1631,7 +1631,7 @@
               <w:rPr>
                 <w:noProof/>
               </w:rPr>
-              <w:t>17</w:t>
+              <w:t>16</w:t>
             </w:r>
             <w:r>
               <w:rPr>
@@ -1657,7 +1657,7 @@
               <w14:ligatures w14:val="standardContextual"/>
             </w:rPr>
           </w:pPr>
-          <w:hyperlink w:anchor="_Toc241158082" w:history="1">
+          <w:hyperlink w:anchor="_Toc241163802" w:history="1">
             <w:r>
               <w:rPr>
                 <w:rStyle w:val="Hyperlink"/>
@@ -1681,7 +1681,7 @@
               <w:rPr>
                 <w:noProof/>
               </w:rPr>
-              <w:instrText xml:space="preserve"> PAGEREF _Toc241158082 \h </w:instrText>
+              <w:instrText xml:space="preserve"> PAGEREF _Toc241163802 \h </w:instrText>
             </w:r>
             <w:r>
               <w:rPr>
@@ -1724,7 +1724,7 @@
               <w14:ligatures w14:val="standardContextual"/>
             </w:rPr>
           </w:pPr>
-          <w:hyperlink w:anchor="_Toc241158083" w:history="1">
+          <w:hyperlink w:anchor="_Toc241163803" w:history="1">
             <w:r>
               <w:rPr>
                 <w:rStyle w:val="Hyperlink"/>
@@ -1748,7 +1748,7 @@
               <w:rPr>
                 <w:noProof/>
               </w:rPr>
-              <w:instrText xml:space="preserve"> PAGEREF _Toc241158083 \h </w:instrText>
+              <w:instrText xml:space="preserve"> PAGEREF _Toc241163803 \h </w:instrText>
             </w:r>
             <w:r>
               <w:rPr>
@@ -1791,7 +1791,7 @@
               <w14:ligatures w14:val="standardContextual"/>
             </w:rPr>
           </w:pPr>
-          <w:hyperlink w:anchor="_Toc241158084" w:history="1">
+          <w:hyperlink w:anchor="_Toc241163804" w:history="1">
             <w:r>
               <w:rPr>
                 <w:rStyle w:val="Hyperlink"/>
@@ -1815,7 +1815,7 @@
               <w:rPr>
                 <w:noProof/>
               </w:rPr>
-              <w:instrText xml:space="preserve"> PAGEREF _Toc241158084 \h </w:instrText>
+              <w:instrText xml:space="preserve"> PAGEREF _Toc241163804 \h </w:instrText>
             </w:r>
             <w:r>
               <w:rPr>
@@ -1832,7 +1832,7 @@
               <w:rPr>
                 <w:noProof/>
               </w:rPr>
-              <w:t>20</w:t>
+              <w:t>21</w:t>
             </w:r>
             <w:r>
               <w:rPr>
@@ -1858,7 +1858,7 @@
               <w14:ligatures w14:val="standardContextual"/>
             </w:rPr>
           </w:pPr>
-          <w:hyperlink w:anchor="_Toc241158085" w:history="1">
+          <w:hyperlink w:anchor="_Toc241163805" w:history="1">
             <w:r>
               <w:rPr>
                 <w:rStyle w:val="Hyperlink"/>
@@ -1882,7 +1882,7 @@
               <w:rPr>
                 <w:noProof/>
               </w:rPr>
-              <w:instrText xml:space="preserve"> PAGEREF _Toc241158085 \h </w:instrText>
+              <w:instrText xml:space="preserve"> PAGEREF _Toc241163805 \h </w:instrText>
             </w:r>
             <w:r>
               <w:rPr>
@@ -1899,7 +1899,7 @@
               <w:rPr>
                 <w:noProof/>
               </w:rPr>
-              <w:t>22</w:t>
+              <w:t>23</w:t>
             </w:r>
             <w:r>
               <w:rPr>
@@ -1925,7 +1925,7 @@
       <w:pPr>
         <w:pStyle w:val="Heading1"/>
       </w:pPr>
-      <w:bookmarkStart w:id="0" w:name="_Toc241158065"/>
+      <w:bookmarkStart w:id="0" w:name="_Toc241163785"/>
       <w:r>
         <w:lastRenderedPageBreak/>
         <w:t>1. Overview</w:t>
@@ -2379,7 +2379,7 @@
       <w:pPr>
         <w:pStyle w:val="Heading1"/>
       </w:pPr>
-      <w:bookmarkStart w:id="1" w:name="_Toc241158066"/>
+      <w:bookmarkStart w:id="1" w:name="_Toc241163786"/>
       <w:r>
         <w:t>2. Request fields</w:t>
       </w:r>
@@ -2976,7 +2976,7 @@
       <w:pPr>
         <w:pStyle w:val="Heading1"/>
       </w:pPr>
-      <w:bookmarkStart w:id="2" w:name="_Toc241158067"/>
+      <w:bookmarkStart w:id="2" w:name="_Toc241163787"/>
       <w:r>
         <w:t>3. Response format</w:t>
       </w:r>
@@ -3936,7 +3936,7 @@
       <w:pPr>
         <w:pStyle w:val="Heading2"/>
       </w:pPr>
-      <w:bookmarkStart w:id="3" w:name="_Toc241158068"/>
+      <w:bookmarkStart w:id="3" w:name="_Toc241163788"/>
       <w:r>
         <w:t>3.1 Codes aur app ka action</w:t>
       </w:r>
@@ -4795,7 +4795,7 @@
       <w:pPr>
         <w:pStyle w:val="Heading1"/>
       </w:pPr>
-      <w:bookmarkStart w:id="4" w:name="_Toc241158069"/>
+      <w:bookmarkStart w:id="4" w:name="_Toc241163789"/>
       <w:r>
         <w:t>4. userid aur passwd</w:t>
       </w:r>
@@ -4972,7 +4972,7 @@
       <w:pPr>
         <w:pStyle w:val="Heading1"/>
       </w:pPr>
-      <w:bookmarkStart w:id="5" w:name="_Toc241158070"/>
+      <w:bookmarkStart w:id="5" w:name="_Toc241163790"/>
       <w:r>
         <w:lastRenderedPageBreak/>
         <w:t>5. Double tap se bachao</w:t>
@@ -5123,7 +5123,7 @@
       <w:pPr>
         <w:pStyle w:val="Heading1"/>
       </w:pPr>
-      <w:bookmarkStart w:id="6" w:name="_Toc241158071"/>
+      <w:bookmarkStart w:id="6" w:name="_Toc241163791"/>
       <w:r>
         <w:t>6. Payment flow (Subscription aur Activation Points)</w:t>
       </w:r>
@@ -5321,7 +5321,7 @@
       <w:pPr>
         <w:pStyle w:val="Heading1"/>
       </w:pPr>
-      <w:bookmarkStart w:id="7" w:name="_Toc241158072"/>
+      <w:bookmarkStart w:id="7" w:name="_Toc241163792"/>
       <w:r>
         <w:t>7. WebView bridge</w:t>
       </w:r>
@@ -5540,7 +5540,7 @@
       <w:pPr>
         <w:pStyle w:val="Heading1"/>
       </w:pPr>
-      <w:bookmarkStart w:id="8" w:name="_Toc241158073"/>
+      <w:bookmarkStart w:id="8" w:name="_Toc241163793"/>
       <w:r>
         <w:t>8. Saari APIs ek nazar mein</w:t>
       </w:r>
@@ -7683,7 +7683,7 @@
       <w:pPr>
         <w:pStyle w:val="Heading1"/>
       </w:pPr>
-      <w:bookmarkStart w:id="9" w:name="_Toc241158074"/>
+      <w:bookmarkStart w:id="9" w:name="_Toc241163794"/>
       <w:r>
         <w:lastRenderedPageBreak/>
         <w:t>9. Screen-wise APIs</w:t>
@@ -7702,7 +7702,7 @@
       <w:pPr>
         <w:pStyle w:val="Heading2"/>
       </w:pPr>
-      <w:bookmarkStart w:id="10" w:name="_Toc241158075"/>
+      <w:bookmarkStart w:id="10" w:name="_Toc241163795"/>
       <w:r>
         <w:t>9.1 Login / Logout</w:t>
       </w:r>
@@ -9474,9 +9474,9 @@
       <w:pPr>
         <w:pStyle w:val="Heading2"/>
       </w:pPr>
-      <w:bookmarkStart w:id="11" w:name="_Toc241158076"/>
-      <w:r>
-        <w:t>9.2 Drawer — naam, ID aur menu</w:t>
+      <w:bookmarkStart w:id="11" w:name="_Toc241163796"/>
+      <w:r>
+        <w:t>9.2 Drawer — naam, ID aur balance</w:t>
       </w:r>
       <w:bookmarkEnd w:id="11"/>
     </w:p>
@@ -9755,24 +9755,7 @@
         <w:t>initial</w:t>
       </w:r>
       <w:r>
-        <w:t>), naam, ID, wallet balance aur menu.</w:t>
-      </w:r>
-    </w:p>
-    <w:p>
-      <w:pPr>
-        <w:spacing w:after="120"/>
-      </w:pPr>
-      <w:r>
-        <w:rPr>
-          <w:rFonts w:ascii="Consolas" w:eastAsia="Consolas" w:hAnsi="Consolas" w:cs="Consolas"/>
-          <w:color w:val="B83300"/>
-          <w:sz w:val="19"/>
-          <w:szCs w:val="19"/>
-        </w:rPr>
-        <w:t>menu[].reqtype</w:t>
-      </w:r>
-      <w:r>
-        <w:t xml:space="preserve"> batata hai ki us screen par kaunsi API pehle call karni hai.</w:t>
+        <w:t>), naam, ID aur wallet balance. Drawer menu app khud banayega.</w:t>
       </w:r>
     </w:p>
     <w:p>
@@ -9905,11 +9888,13 @@
           <w:sz w:val="17"/>
           <w:szCs w:val="17"/>
         </w:rPr>
+        <w:lastRenderedPageBreak/>
         <w:t>RESPONSE (EXAMPLE)</w:t>
       </w:r>
     </w:p>
     <w:p>
       <w:pPr>
+        <w:keepNext/>
         <w:keepLines/>
         <w:pBdr>
           <w:left w:val="single" w:sz="18" w:space="8" w:color="E84000"/>
@@ -9929,6 +9914,7 @@
     </w:p>
     <w:p>
       <w:pPr>
+        <w:keepNext/>
         <w:keepLines/>
         <w:pBdr>
           <w:left w:val="single" w:sz="18" w:space="8" w:color="E84000"/>
@@ -9948,6 +9934,7 @@
     </w:p>
     <w:p>
       <w:pPr>
+        <w:keepNext/>
         <w:keepLines/>
         <w:pBdr>
           <w:left w:val="single" w:sz="18" w:space="8" w:color="E84000"/>
@@ -9967,6 +9954,7 @@
     </w:p>
     <w:p>
       <w:pPr>
+        <w:keepNext/>
         <w:keepLines/>
         <w:pBdr>
           <w:left w:val="single" w:sz="18" w:space="8" w:color="E84000"/>
@@ -9986,6 +9974,7 @@
     </w:p>
     <w:p>
       <w:pPr>
+        <w:keepNext/>
         <w:keepLines/>
         <w:pBdr>
           <w:left w:val="single" w:sz="18" w:space="8" w:color="E84000"/>
@@ -10005,6 +9994,7 @@
     </w:p>
     <w:p>
       <w:pPr>
+        <w:keepNext/>
         <w:keepLines/>
         <w:pBdr>
           <w:left w:val="single" w:sz="18" w:space="8" w:color="E84000"/>
@@ -10024,6 +10014,7 @@
     </w:p>
     <w:p>
       <w:pPr>
+        <w:keepNext/>
         <w:keepLines/>
         <w:pBdr>
           <w:left w:val="single" w:sz="18" w:space="8" w:color="E84000"/>
@@ -10043,6 +10034,7 @@
     </w:p>
     <w:p>
       <w:pPr>
+        <w:keepNext/>
         <w:keepLines/>
         <w:pBdr>
           <w:left w:val="single" w:sz="18" w:space="8" w:color="E84000"/>
@@ -10062,6 +10054,7 @@
     </w:p>
     <w:p>
       <w:pPr>
+        <w:keepNext/>
         <w:keepLines/>
         <w:pBdr>
           <w:left w:val="single" w:sz="18" w:space="8" w:color="E84000"/>
@@ -10081,6 +10074,7 @@
     </w:p>
     <w:p>
       <w:pPr>
+        <w:keepNext/>
         <w:keepLines/>
         <w:pBdr>
           <w:left w:val="single" w:sz="18" w:space="8" w:color="E84000"/>
@@ -10100,6 +10094,7 @@
     </w:p>
     <w:p>
       <w:pPr>
+        <w:keepNext/>
         <w:keepLines/>
         <w:pBdr>
           <w:left w:val="single" w:sz="18" w:space="8" w:color="E84000"/>
@@ -10119,6 +10114,7 @@
     </w:p>
     <w:p>
       <w:pPr>
+        <w:keepNext/>
         <w:keepLines/>
         <w:pBdr>
           <w:left w:val="single" w:sz="18" w:space="8" w:color="E84000"/>
@@ -10138,6 +10134,7 @@
     </w:p>
     <w:p>
       <w:pPr>
+        <w:keepNext/>
         <w:keepLines/>
         <w:pBdr>
           <w:left w:val="single" w:sz="18" w:space="8" w:color="E84000"/>
@@ -10157,6 +10154,7 @@
     </w:p>
     <w:p>
       <w:pPr>
+        <w:keepNext/>
         <w:keepLines/>
         <w:pBdr>
           <w:left w:val="single" w:sz="18" w:space="8" w:color="E84000"/>
@@ -10176,6 +10174,7 @@
     </w:p>
     <w:p>
       <w:pPr>
+        <w:keepNext/>
         <w:keepLines/>
         <w:pBdr>
           <w:left w:val="single" w:sz="18" w:space="8" w:color="E84000"/>
@@ -10195,26 +10194,27 @@
     </w:p>
     <w:p>
       <w:pPr>
-        <w:keepLines/>
-        <w:pBdr>
-          <w:left w:val="single" w:sz="18" w:space="8" w:color="E84000"/>
-        </w:pBdr>
-        <w:shd w:val="clear" w:color="auto" w:fill="F3F4F6"/>
-        <w:spacing w:line="250" w:lineRule="auto"/>
-        <w:ind w:left="180"/>
-      </w:pPr>
-      <w:r>
-        <w:rPr>
-          <w:rFonts w:ascii="Consolas" w:eastAsia="Consolas" w:hAnsi="Consolas" w:cs="Consolas"/>
-          <w:sz w:val="17"/>
-          <w:szCs w:val="17"/>
-        </w:rPr>
-        <w:lastRenderedPageBreak/>
+        <w:keepNext/>
+        <w:keepLines/>
+        <w:pBdr>
+          <w:left w:val="single" w:sz="18" w:space="8" w:color="E84000"/>
+        </w:pBdr>
+        <w:shd w:val="clear" w:color="auto" w:fill="F3F4F6"/>
+        <w:spacing w:line="250" w:lineRule="auto"/>
+        <w:ind w:left="180"/>
+      </w:pPr>
+      <w:r>
+        <w:rPr>
+          <w:rFonts w:ascii="Consolas" w:eastAsia="Consolas" w:hAnsi="Consolas" w:cs="Consolas"/>
+          <w:sz w:val="17"/>
+          <w:szCs w:val="17"/>
+        </w:rPr>
         <w:t>      "profilepic": "",</w:t>
       </w:r>
     </w:p>
     <w:p>
       <w:pPr>
+        <w:keepNext/>
         <w:keepLines/>
         <w:pBdr>
           <w:left w:val="single" w:sz="18" w:space="8" w:color="E84000"/>
@@ -10234,6 +10234,7 @@
     </w:p>
     <w:p>
       <w:pPr>
+        <w:keepNext/>
         <w:keepLines/>
         <w:pBdr>
           <w:left w:val="single" w:sz="18" w:space="8" w:color="E84000"/>
@@ -10253,6 +10254,7 @@
     </w:p>
     <w:p>
       <w:pPr>
+        <w:keepNext/>
         <w:keepLines/>
         <w:pBdr>
           <w:left w:val="single" w:sz="18" w:space="8" w:color="E84000"/>
@@ -10272,6 +10274,7 @@
     </w:p>
     <w:p>
       <w:pPr>
+        <w:keepNext/>
         <w:keepLines/>
         <w:pBdr>
           <w:left w:val="single" w:sz="18" w:space="8" w:color="E84000"/>
@@ -10291,6 +10294,7 @@
     </w:p>
     <w:p>
       <w:pPr>
+        <w:keepNext/>
         <w:keepLines/>
         <w:pBdr>
           <w:left w:val="single" w:sz="18" w:space="8" w:color="E84000"/>
@@ -10310,6 +10314,7 @@
     </w:p>
     <w:p>
       <w:pPr>
+        <w:keepNext/>
         <w:keepLines/>
         <w:pBdr>
           <w:left w:val="single" w:sz="18" w:space="8" w:color="E84000"/>
@@ -10329,747 +10334,27 @@
     </w:p>
     <w:p>
       <w:pPr>
-        <w:keepLines/>
-        <w:pBdr>
-          <w:left w:val="single" w:sz="18" w:space="8" w:color="E84000"/>
-        </w:pBdr>
-        <w:shd w:val="clear" w:color="auto" w:fill="F3F4F6"/>
-        <w:spacing w:line="250" w:lineRule="auto"/>
-        <w:ind w:left="180"/>
-      </w:pPr>
-      <w:r>
-        <w:rPr>
-          <w:rFonts w:ascii="Consolas" w:eastAsia="Consolas" w:hAnsi="Consolas" w:cs="Consolas"/>
-          <w:sz w:val="17"/>
-          <w:szCs w:val="17"/>
-        </w:rPr>
-        <w:t>    "walletbalance": 99598.5300,</w:t>
-      </w:r>
-    </w:p>
-    <w:p>
-      <w:pPr>
-        <w:keepLines/>
-        <w:pBdr>
-          <w:left w:val="single" w:sz="18" w:space="8" w:color="E84000"/>
-        </w:pBdr>
-        <w:shd w:val="clear" w:color="auto" w:fill="F3F4F6"/>
-        <w:spacing w:line="250" w:lineRule="auto"/>
-        <w:ind w:left="180"/>
-      </w:pPr>
-      <w:r>
-        <w:rPr>
-          <w:rFonts w:ascii="Consolas" w:eastAsia="Consolas" w:hAnsi="Consolas" w:cs="Consolas"/>
-          <w:sz w:val="17"/>
-          <w:szCs w:val="17"/>
-        </w:rPr>
-        <w:t>    "menu": [</w:t>
-      </w:r>
-    </w:p>
-    <w:p>
-      <w:pPr>
-        <w:keepLines/>
-        <w:pBdr>
-          <w:left w:val="single" w:sz="18" w:space="8" w:color="E84000"/>
-        </w:pBdr>
-        <w:shd w:val="clear" w:color="auto" w:fill="F3F4F6"/>
-        <w:spacing w:line="250" w:lineRule="auto"/>
-        <w:ind w:left="180"/>
-      </w:pPr>
-      <w:r>
-        <w:rPr>
-          <w:rFonts w:ascii="Consolas" w:eastAsia="Consolas" w:hAnsi="Consolas" w:cs="Consolas"/>
-          <w:sz w:val="17"/>
-          <w:szCs w:val="17"/>
-        </w:rPr>
-        <w:t>      {</w:t>
-      </w:r>
-    </w:p>
-    <w:p>
-      <w:pPr>
-        <w:keepLines/>
-        <w:pBdr>
-          <w:left w:val="single" w:sz="18" w:space="8" w:color="E84000"/>
-        </w:pBdr>
-        <w:shd w:val="clear" w:color="auto" w:fill="F3F4F6"/>
-        <w:spacing w:line="250" w:lineRule="auto"/>
-        <w:ind w:left="180"/>
-      </w:pPr>
-      <w:r>
-        <w:rPr>
-          <w:rFonts w:ascii="Consolas" w:eastAsia="Consolas" w:hAnsi="Consolas" w:cs="Consolas"/>
-          <w:sz w:val="17"/>
-          <w:szCs w:val="17"/>
-        </w:rPr>
-        <w:t>        "title": "Home",</w:t>
-      </w:r>
-    </w:p>
-    <w:p>
-      <w:pPr>
-        <w:keepLines/>
-        <w:pBdr>
-          <w:left w:val="single" w:sz="18" w:space="8" w:color="E84000"/>
-        </w:pBdr>
-        <w:shd w:val="clear" w:color="auto" w:fill="F3F4F6"/>
-        <w:spacing w:line="250" w:lineRule="auto"/>
-        <w:ind w:left="180"/>
-      </w:pPr>
-      <w:r>
-        <w:rPr>
-          <w:rFonts w:ascii="Consolas" w:eastAsia="Consolas" w:hAnsi="Consolas" w:cs="Consolas"/>
-          <w:sz w:val="17"/>
-          <w:szCs w:val="17"/>
-        </w:rPr>
-        <w:t>        "icon": "fa fa-home",</w:t>
-      </w:r>
-    </w:p>
-    <w:p>
-      <w:pPr>
-        <w:keepLines/>
-        <w:pBdr>
-          <w:left w:val="single" w:sz="18" w:space="8" w:color="E84000"/>
-        </w:pBdr>
-        <w:shd w:val="clear" w:color="auto" w:fill="F3F4F6"/>
-        <w:spacing w:line="250" w:lineRule="auto"/>
-        <w:ind w:left="180"/>
-      </w:pPr>
-      <w:r>
-        <w:rPr>
-          <w:rFonts w:ascii="Consolas" w:eastAsia="Consolas" w:hAnsi="Consolas" w:cs="Consolas"/>
-          <w:sz w:val="17"/>
-          <w:szCs w:val="17"/>
-        </w:rPr>
-        <w:t>        "screen": "home",</w:t>
-      </w:r>
-    </w:p>
-    <w:p>
-      <w:pPr>
-        <w:keepLines/>
-        <w:pBdr>
-          <w:left w:val="single" w:sz="18" w:space="8" w:color="E84000"/>
-        </w:pBdr>
-        <w:shd w:val="clear" w:color="auto" w:fill="F3F4F6"/>
-        <w:spacing w:line="250" w:lineRule="auto"/>
-        <w:ind w:left="180"/>
-      </w:pPr>
-      <w:r>
-        <w:rPr>
-          <w:rFonts w:ascii="Consolas" w:eastAsia="Consolas" w:hAnsi="Consolas" w:cs="Consolas"/>
-          <w:sz w:val="17"/>
-          <w:szCs w:val="17"/>
-        </w:rPr>
-        <w:t>        "reqtype": "home"</w:t>
-      </w:r>
-    </w:p>
-    <w:p>
-      <w:pPr>
-        <w:keepLines/>
-        <w:pBdr>
-          <w:left w:val="single" w:sz="18" w:space="8" w:color="E84000"/>
-        </w:pBdr>
-        <w:shd w:val="clear" w:color="auto" w:fill="F3F4F6"/>
-        <w:spacing w:line="250" w:lineRule="auto"/>
-        <w:ind w:left="180"/>
-      </w:pPr>
-      <w:r>
-        <w:rPr>
-          <w:rFonts w:ascii="Consolas" w:eastAsia="Consolas" w:hAnsi="Consolas" w:cs="Consolas"/>
-          <w:sz w:val="17"/>
-          <w:szCs w:val="17"/>
-        </w:rPr>
-        <w:t>      },</w:t>
-      </w:r>
-    </w:p>
-    <w:p>
-      <w:pPr>
-        <w:keepLines/>
-        <w:pBdr>
-          <w:left w:val="single" w:sz="18" w:space="8" w:color="E84000"/>
-        </w:pBdr>
-        <w:shd w:val="clear" w:color="auto" w:fill="F3F4F6"/>
-        <w:spacing w:line="250" w:lineRule="auto"/>
-        <w:ind w:left="180"/>
-      </w:pPr>
-      <w:r>
-        <w:rPr>
-          <w:rFonts w:ascii="Consolas" w:eastAsia="Consolas" w:hAnsi="Consolas" w:cs="Consolas"/>
-          <w:sz w:val="17"/>
-          <w:szCs w:val="17"/>
-        </w:rPr>
-        <w:t>      {</w:t>
-      </w:r>
-    </w:p>
-    <w:p>
-      <w:pPr>
-        <w:keepLines/>
-        <w:pBdr>
-          <w:left w:val="single" w:sz="18" w:space="8" w:color="E84000"/>
-        </w:pBdr>
-        <w:shd w:val="clear" w:color="auto" w:fill="F3F4F6"/>
-        <w:spacing w:line="250" w:lineRule="auto"/>
-        <w:ind w:left="180"/>
-      </w:pPr>
-      <w:r>
-        <w:rPr>
-          <w:rFonts w:ascii="Consolas" w:eastAsia="Consolas" w:hAnsi="Consolas" w:cs="Consolas"/>
-          <w:sz w:val="17"/>
-          <w:szCs w:val="17"/>
-        </w:rPr>
-        <w:t>        "title": "Purchase Coupon",</w:t>
-      </w:r>
-    </w:p>
-    <w:p>
-      <w:pPr>
-        <w:keepLines/>
-        <w:pBdr>
-          <w:left w:val="single" w:sz="18" w:space="8" w:color="E84000"/>
-        </w:pBdr>
-        <w:shd w:val="clear" w:color="auto" w:fill="F3F4F6"/>
-        <w:spacing w:line="250" w:lineRule="auto"/>
-        <w:ind w:left="180"/>
-      </w:pPr>
-      <w:r>
-        <w:rPr>
-          <w:rFonts w:ascii="Consolas" w:eastAsia="Consolas" w:hAnsi="Consolas" w:cs="Consolas"/>
-          <w:sz w:val="17"/>
-          <w:szCs w:val="17"/>
-        </w:rPr>
-        <w:t>        "icon": "fa fa-ticket-alt",</w:t>
-      </w:r>
-    </w:p>
-    <w:p>
-      <w:pPr>
-        <w:keepLines/>
-        <w:pBdr>
-          <w:left w:val="single" w:sz="18" w:space="8" w:color="E84000"/>
-        </w:pBdr>
-        <w:shd w:val="clear" w:color="auto" w:fill="F3F4F6"/>
-        <w:spacing w:line="250" w:lineRule="auto"/>
-        <w:ind w:left="180"/>
-      </w:pPr>
-      <w:r>
-        <w:rPr>
-          <w:rFonts w:ascii="Consolas" w:eastAsia="Consolas" w:hAnsi="Consolas" w:cs="Consolas"/>
-          <w:sz w:val="17"/>
-          <w:szCs w:val="17"/>
-        </w:rPr>
-        <w:t>        "screen": "couponlist",</w:t>
-      </w:r>
-    </w:p>
-    <w:p>
-      <w:pPr>
-        <w:keepLines/>
-        <w:pBdr>
-          <w:left w:val="single" w:sz="18" w:space="8" w:color="E84000"/>
-        </w:pBdr>
-        <w:shd w:val="clear" w:color="auto" w:fill="F3F4F6"/>
-        <w:spacing w:line="250" w:lineRule="auto"/>
-        <w:ind w:left="180"/>
-      </w:pPr>
-      <w:r>
-        <w:rPr>
-          <w:rFonts w:ascii="Consolas" w:eastAsia="Consolas" w:hAnsi="Consolas" w:cs="Consolas"/>
-          <w:sz w:val="17"/>
-          <w:szCs w:val="17"/>
-        </w:rPr>
-        <w:t>        "reqtype": "couponlist"</w:t>
-      </w:r>
-    </w:p>
-    <w:p>
-      <w:pPr>
-        <w:keepLines/>
-        <w:pBdr>
-          <w:left w:val="single" w:sz="18" w:space="8" w:color="E84000"/>
-        </w:pBdr>
-        <w:shd w:val="clear" w:color="auto" w:fill="F3F4F6"/>
-        <w:spacing w:line="250" w:lineRule="auto"/>
-        <w:ind w:left="180"/>
-      </w:pPr>
-      <w:r>
-        <w:rPr>
-          <w:rFonts w:ascii="Consolas" w:eastAsia="Consolas" w:hAnsi="Consolas" w:cs="Consolas"/>
-          <w:sz w:val="17"/>
-          <w:szCs w:val="17"/>
-        </w:rPr>
-        <w:t>      },</w:t>
-      </w:r>
-    </w:p>
-    <w:p>
-      <w:pPr>
-        <w:keepLines/>
-        <w:pBdr>
-          <w:left w:val="single" w:sz="18" w:space="8" w:color="E84000"/>
-        </w:pBdr>
-        <w:shd w:val="clear" w:color="auto" w:fill="F3F4F6"/>
-        <w:spacing w:line="250" w:lineRule="auto"/>
-        <w:ind w:left="180"/>
-      </w:pPr>
-      <w:r>
-        <w:rPr>
-          <w:rFonts w:ascii="Consolas" w:eastAsia="Consolas" w:hAnsi="Consolas" w:cs="Consolas"/>
-          <w:sz w:val="17"/>
-          <w:szCs w:val="17"/>
-        </w:rPr>
-        <w:t>      {</w:t>
-      </w:r>
-    </w:p>
-    <w:p>
-      <w:pPr>
-        <w:keepLines/>
-        <w:pBdr>
-          <w:left w:val="single" w:sz="18" w:space="8" w:color="E84000"/>
-        </w:pBdr>
-        <w:shd w:val="clear" w:color="auto" w:fill="F3F4F6"/>
-        <w:spacing w:line="250" w:lineRule="auto"/>
-        <w:ind w:left="180"/>
-      </w:pPr>
-      <w:r>
-        <w:rPr>
-          <w:rFonts w:ascii="Consolas" w:eastAsia="Consolas" w:hAnsi="Consolas" w:cs="Consolas"/>
-          <w:sz w:val="17"/>
-          <w:szCs w:val="17"/>
-        </w:rPr>
-        <w:t>        "title": "Subscription Now",</w:t>
-      </w:r>
-    </w:p>
-    <w:p>
-      <w:pPr>
-        <w:keepLines/>
-        <w:pBdr>
-          <w:left w:val="single" w:sz="18" w:space="8" w:color="E84000"/>
-        </w:pBdr>
-        <w:shd w:val="clear" w:color="auto" w:fill="F3F4F6"/>
-        <w:spacing w:line="250" w:lineRule="auto"/>
-        <w:ind w:left="180"/>
-      </w:pPr>
-      <w:r>
-        <w:rPr>
-          <w:rFonts w:ascii="Consolas" w:eastAsia="Consolas" w:hAnsi="Consolas" w:cs="Consolas"/>
-          <w:sz w:val="17"/>
-          <w:szCs w:val="17"/>
-        </w:rPr>
-        <w:t>        "icon": "fa fa-crown",</w:t>
-      </w:r>
-    </w:p>
-    <w:p>
-      <w:pPr>
-        <w:keepLines/>
-        <w:pBdr>
-          <w:left w:val="single" w:sz="18" w:space="8" w:color="E84000"/>
-        </w:pBdr>
-        <w:shd w:val="clear" w:color="auto" w:fill="F3F4F6"/>
-        <w:spacing w:line="250" w:lineRule="auto"/>
-        <w:ind w:left="180"/>
-      </w:pPr>
-      <w:r>
-        <w:rPr>
-          <w:rFonts w:ascii="Consolas" w:eastAsia="Consolas" w:hAnsi="Consolas" w:cs="Consolas"/>
-          <w:sz w:val="17"/>
-          <w:szCs w:val="17"/>
-        </w:rPr>
-        <w:t>        "screen": "subscription",</w:t>
-      </w:r>
-    </w:p>
-    <w:p>
-      <w:pPr>
-        <w:keepLines/>
-        <w:pBdr>
-          <w:left w:val="single" w:sz="18" w:space="8" w:color="E84000"/>
-        </w:pBdr>
-        <w:shd w:val="clear" w:color="auto" w:fill="F3F4F6"/>
-        <w:spacing w:line="250" w:lineRule="auto"/>
-        <w:ind w:left="180"/>
-      </w:pPr>
-      <w:r>
-        <w:rPr>
-          <w:rFonts w:ascii="Consolas" w:eastAsia="Consolas" w:hAnsi="Consolas" w:cs="Consolas"/>
-          <w:sz w:val="17"/>
-          <w:szCs w:val="17"/>
-        </w:rPr>
-        <w:t>        "reqtype": "subscriptionpackages"</w:t>
-      </w:r>
-    </w:p>
-    <w:p>
-      <w:pPr>
-        <w:keepLines/>
-        <w:pBdr>
-          <w:left w:val="single" w:sz="18" w:space="8" w:color="E84000"/>
-        </w:pBdr>
-        <w:shd w:val="clear" w:color="auto" w:fill="F3F4F6"/>
-        <w:spacing w:line="250" w:lineRule="auto"/>
-        <w:ind w:left="180"/>
-      </w:pPr>
-      <w:r>
-        <w:rPr>
-          <w:rFonts w:ascii="Consolas" w:eastAsia="Consolas" w:hAnsi="Consolas" w:cs="Consolas"/>
-          <w:sz w:val="17"/>
-          <w:szCs w:val="17"/>
-        </w:rPr>
-        <w:t>      },</w:t>
-      </w:r>
-    </w:p>
-    <w:p>
-      <w:pPr>
-        <w:keepLines/>
-        <w:pBdr>
-          <w:left w:val="single" w:sz="18" w:space="8" w:color="E84000"/>
-        </w:pBdr>
-        <w:shd w:val="clear" w:color="auto" w:fill="F3F4F6"/>
-        <w:spacing w:line="250" w:lineRule="auto"/>
-        <w:ind w:left="180"/>
-      </w:pPr>
-      <w:r>
-        <w:rPr>
-          <w:rFonts w:ascii="Consolas" w:eastAsia="Consolas" w:hAnsi="Consolas" w:cs="Consolas"/>
-          <w:sz w:val="17"/>
-          <w:szCs w:val="17"/>
-        </w:rPr>
-        <w:t>      {</w:t>
-      </w:r>
-    </w:p>
-    <w:p>
-      <w:pPr>
-        <w:keepLines/>
-        <w:pBdr>
-          <w:left w:val="single" w:sz="18" w:space="8" w:color="E84000"/>
-        </w:pBdr>
-        <w:shd w:val="clear" w:color="auto" w:fill="F3F4F6"/>
-        <w:spacing w:line="250" w:lineRule="auto"/>
-        <w:ind w:left="180"/>
-      </w:pPr>
-      <w:r>
-        <w:rPr>
-          <w:rFonts w:ascii="Consolas" w:eastAsia="Consolas" w:hAnsi="Consolas" w:cs="Consolas"/>
-          <w:sz w:val="17"/>
-          <w:szCs w:val="17"/>
-        </w:rPr>
-        <w:t>        "title": "Activation Points",</w:t>
-      </w:r>
-    </w:p>
-    <w:p>
-      <w:pPr>
-        <w:keepLines/>
-        <w:pBdr>
-          <w:left w:val="single" w:sz="18" w:space="8" w:color="E84000"/>
-        </w:pBdr>
-        <w:shd w:val="clear" w:color="auto" w:fill="F3F4F6"/>
-        <w:spacing w:line="250" w:lineRule="auto"/>
-        <w:ind w:left="180"/>
-      </w:pPr>
-      <w:r>
-        <w:rPr>
-          <w:rFonts w:ascii="Consolas" w:eastAsia="Consolas" w:hAnsi="Consolas" w:cs="Consolas"/>
-          <w:sz w:val="17"/>
-          <w:szCs w:val="17"/>
-        </w:rPr>
-        <w:t>        "icon": "fa fa-chart-bar",</w:t>
-      </w:r>
-    </w:p>
-    <w:p>
-      <w:pPr>
-        <w:keepLines/>
-        <w:pBdr>
-          <w:left w:val="single" w:sz="18" w:space="8" w:color="E84000"/>
-        </w:pBdr>
-        <w:shd w:val="clear" w:color="auto" w:fill="F3F4F6"/>
-        <w:spacing w:line="250" w:lineRule="auto"/>
-        <w:ind w:left="180"/>
-      </w:pPr>
-      <w:r>
-        <w:rPr>
-          <w:rFonts w:ascii="Consolas" w:eastAsia="Consolas" w:hAnsi="Consolas" w:cs="Consolas"/>
-          <w:sz w:val="17"/>
-          <w:szCs w:val="17"/>
-        </w:rPr>
-        <w:t>        "screen": "monthly",</w:t>
-      </w:r>
-    </w:p>
-    <w:p>
-      <w:pPr>
-        <w:keepLines/>
-        <w:pBdr>
-          <w:left w:val="single" w:sz="18" w:space="8" w:color="E84000"/>
-        </w:pBdr>
-        <w:shd w:val="clear" w:color="auto" w:fill="F3F4F6"/>
-        <w:spacing w:line="250" w:lineRule="auto"/>
-        <w:ind w:left="180"/>
-      </w:pPr>
-      <w:r>
-        <w:rPr>
-          <w:rFonts w:ascii="Consolas" w:eastAsia="Consolas" w:hAnsi="Consolas" w:cs="Consolas"/>
-          <w:sz w:val="17"/>
-          <w:szCs w:val="17"/>
-        </w:rPr>
-        <w:t>        "reqtype": "monthlypackages"</w:t>
-      </w:r>
-    </w:p>
-    <w:p>
-      <w:pPr>
-        <w:keepLines/>
-        <w:pBdr>
-          <w:left w:val="single" w:sz="18" w:space="8" w:color="E84000"/>
-        </w:pBdr>
-        <w:shd w:val="clear" w:color="auto" w:fill="F3F4F6"/>
-        <w:spacing w:line="250" w:lineRule="auto"/>
-        <w:ind w:left="180"/>
-      </w:pPr>
-      <w:r>
-        <w:rPr>
-          <w:rFonts w:ascii="Consolas" w:eastAsia="Consolas" w:hAnsi="Consolas" w:cs="Consolas"/>
-          <w:sz w:val="17"/>
-          <w:szCs w:val="17"/>
-        </w:rPr>
-        <w:t>      },</w:t>
-      </w:r>
-    </w:p>
-    <w:p>
-      <w:pPr>
-        <w:keepLines/>
-        <w:pBdr>
-          <w:left w:val="single" w:sz="18" w:space="8" w:color="E84000"/>
-        </w:pBdr>
-        <w:shd w:val="clear" w:color="auto" w:fill="F3F4F6"/>
-        <w:spacing w:line="250" w:lineRule="auto"/>
-        <w:ind w:left="180"/>
-      </w:pPr>
-      <w:r>
-        <w:rPr>
-          <w:rFonts w:ascii="Consolas" w:eastAsia="Consolas" w:hAnsi="Consolas" w:cs="Consolas"/>
-          <w:sz w:val="17"/>
-          <w:szCs w:val="17"/>
-        </w:rPr>
-        <w:t>      {</w:t>
-      </w:r>
-    </w:p>
-    <w:p>
-      <w:pPr>
-        <w:keepLines/>
-        <w:pBdr>
-          <w:left w:val="single" w:sz="18" w:space="8" w:color="E84000"/>
-        </w:pBdr>
-        <w:shd w:val="clear" w:color="auto" w:fill="F3F4F6"/>
-        <w:spacing w:line="250" w:lineRule="auto"/>
-        <w:ind w:left="180"/>
-      </w:pPr>
-      <w:r>
-        <w:rPr>
-          <w:rFonts w:ascii="Consolas" w:eastAsia="Consolas" w:hAnsi="Consolas" w:cs="Consolas"/>
-          <w:sz w:val="17"/>
-          <w:szCs w:val="17"/>
-        </w:rPr>
-        <w:t>        "title": "Account Delete",</w:t>
-      </w:r>
-    </w:p>
-    <w:p>
-      <w:pPr>
-        <w:keepLines/>
-        <w:pBdr>
-          <w:left w:val="single" w:sz="18" w:space="8" w:color="E84000"/>
-        </w:pBdr>
-        <w:shd w:val="clear" w:color="auto" w:fill="F3F4F6"/>
-        <w:spacing w:line="250" w:lineRule="auto"/>
-        <w:ind w:left="180"/>
-      </w:pPr>
-      <w:r>
-        <w:rPr>
-          <w:rFonts w:ascii="Consolas" w:eastAsia="Consolas" w:hAnsi="Consolas" w:cs="Consolas"/>
-          <w:sz w:val="17"/>
-          <w:szCs w:val="17"/>
-        </w:rPr>
-        <w:t>        "icon": "fa fa-globe",</w:t>
-      </w:r>
-    </w:p>
-    <w:p>
-      <w:pPr>
-        <w:keepLines/>
-        <w:pBdr>
-          <w:left w:val="single" w:sz="18" w:space="8" w:color="E84000"/>
-        </w:pBdr>
-        <w:shd w:val="clear" w:color="auto" w:fill="F3F4F6"/>
-        <w:spacing w:line="250" w:lineRule="auto"/>
-        <w:ind w:left="180"/>
-      </w:pPr>
-      <w:r>
-        <w:rPr>
-          <w:rFonts w:ascii="Consolas" w:eastAsia="Consolas" w:hAnsi="Consolas" w:cs="Consolas"/>
-          <w:sz w:val="17"/>
-          <w:szCs w:val="17"/>
-        </w:rPr>
-        <w:t>        "screen": "deleteaccount",</w:t>
-      </w:r>
-    </w:p>
-    <w:p>
-      <w:pPr>
-        <w:keepLines/>
-        <w:pBdr>
-          <w:left w:val="single" w:sz="18" w:space="8" w:color="E84000"/>
-        </w:pBdr>
-        <w:shd w:val="clear" w:color="auto" w:fill="F3F4F6"/>
-        <w:spacing w:line="250" w:lineRule="auto"/>
-        <w:ind w:left="180"/>
-      </w:pPr>
-      <w:r>
-        <w:rPr>
-          <w:rFonts w:ascii="Consolas" w:eastAsia="Consolas" w:hAnsi="Consolas" w:cs="Consolas"/>
-          <w:sz w:val="17"/>
-          <w:szCs w:val="17"/>
-        </w:rPr>
-        <w:t>        "reqtype": "deleteaccountcheck"</w:t>
-      </w:r>
-    </w:p>
-    <w:p>
-      <w:pPr>
-        <w:keepLines/>
-        <w:pBdr>
-          <w:left w:val="single" w:sz="18" w:space="8" w:color="E84000"/>
-        </w:pBdr>
-        <w:shd w:val="clear" w:color="auto" w:fill="F3F4F6"/>
-        <w:spacing w:line="250" w:lineRule="auto"/>
-        <w:ind w:left="180"/>
-      </w:pPr>
-      <w:r>
-        <w:rPr>
-          <w:rFonts w:ascii="Consolas" w:eastAsia="Consolas" w:hAnsi="Consolas" w:cs="Consolas"/>
-          <w:sz w:val="17"/>
-          <w:szCs w:val="17"/>
-        </w:rPr>
-        <w:t>      },</w:t>
-      </w:r>
-    </w:p>
-    <w:p>
-      <w:pPr>
-        <w:keepLines/>
-        <w:pBdr>
-          <w:left w:val="single" w:sz="18" w:space="8" w:color="E84000"/>
-        </w:pBdr>
-        <w:shd w:val="clear" w:color="auto" w:fill="F3F4F6"/>
-        <w:spacing w:line="250" w:lineRule="auto"/>
-        <w:ind w:left="180"/>
-      </w:pPr>
-      <w:r>
-        <w:rPr>
-          <w:rFonts w:ascii="Consolas" w:eastAsia="Consolas" w:hAnsi="Consolas" w:cs="Consolas"/>
-          <w:sz w:val="17"/>
-          <w:szCs w:val="17"/>
-        </w:rPr>
-        <w:t>      {</w:t>
-      </w:r>
-    </w:p>
-    <w:p>
-      <w:pPr>
-        <w:keepLines/>
-        <w:pBdr>
-          <w:left w:val="single" w:sz="18" w:space="8" w:color="E84000"/>
-        </w:pBdr>
-        <w:shd w:val="clear" w:color="auto" w:fill="F3F4F6"/>
-        <w:spacing w:line="250" w:lineRule="auto"/>
-        <w:ind w:left="180"/>
-      </w:pPr>
-      <w:r>
-        <w:rPr>
-          <w:rFonts w:ascii="Consolas" w:eastAsia="Consolas" w:hAnsi="Consolas" w:cs="Consolas"/>
-          <w:sz w:val="17"/>
-          <w:szCs w:val="17"/>
-        </w:rPr>
-        <w:t>        "title": "Logout",</w:t>
-      </w:r>
-    </w:p>
-    <w:p>
-      <w:pPr>
-        <w:keepLines/>
-        <w:pBdr>
-          <w:left w:val="single" w:sz="18" w:space="8" w:color="E84000"/>
-        </w:pBdr>
-        <w:shd w:val="clear" w:color="auto" w:fill="F3F4F6"/>
-        <w:spacing w:line="250" w:lineRule="auto"/>
-        <w:ind w:left="180"/>
-      </w:pPr>
-      <w:r>
-        <w:rPr>
-          <w:rFonts w:ascii="Consolas" w:eastAsia="Consolas" w:hAnsi="Consolas" w:cs="Consolas"/>
-          <w:sz w:val="17"/>
-          <w:szCs w:val="17"/>
-        </w:rPr>
-        <w:t>        "icon": "fa fa-sign-out-alt",</w:t>
-      </w:r>
-    </w:p>
-    <w:p>
-      <w:pPr>
-        <w:keepLines/>
-        <w:pBdr>
-          <w:left w:val="single" w:sz="18" w:space="8" w:color="E84000"/>
-        </w:pBdr>
-        <w:shd w:val="clear" w:color="auto" w:fill="F3F4F6"/>
-        <w:spacing w:line="250" w:lineRule="auto"/>
-        <w:ind w:left="180"/>
-      </w:pPr>
-      <w:r>
-        <w:rPr>
-          <w:rFonts w:ascii="Consolas" w:eastAsia="Consolas" w:hAnsi="Consolas" w:cs="Consolas"/>
-          <w:sz w:val="17"/>
-          <w:szCs w:val="17"/>
-        </w:rPr>
-        <w:t>        "screen": "logout",</w:t>
-      </w:r>
-    </w:p>
-    <w:p>
-      <w:pPr>
-        <w:keepLines/>
-        <w:pBdr>
-          <w:left w:val="single" w:sz="18" w:space="8" w:color="E84000"/>
-        </w:pBdr>
-        <w:shd w:val="clear" w:color="auto" w:fill="F3F4F6"/>
-        <w:spacing w:line="250" w:lineRule="auto"/>
-        <w:ind w:left="180"/>
-      </w:pPr>
-      <w:r>
-        <w:rPr>
-          <w:rFonts w:ascii="Consolas" w:eastAsia="Consolas" w:hAnsi="Consolas" w:cs="Consolas"/>
-          <w:sz w:val="17"/>
-          <w:szCs w:val="17"/>
-        </w:rPr>
-        <w:t>        "reqtype": "logout"</w:t>
-      </w:r>
-    </w:p>
-    <w:p>
-      <w:pPr>
-        <w:keepLines/>
-        <w:pBdr>
-          <w:left w:val="single" w:sz="18" w:space="8" w:color="E84000"/>
-        </w:pBdr>
-        <w:shd w:val="clear" w:color="auto" w:fill="F3F4F6"/>
-        <w:spacing w:line="250" w:lineRule="auto"/>
-        <w:ind w:left="180"/>
-      </w:pPr>
-      <w:r>
-        <w:rPr>
-          <w:rFonts w:ascii="Consolas" w:eastAsia="Consolas" w:hAnsi="Consolas" w:cs="Consolas"/>
-          <w:sz w:val="17"/>
-          <w:szCs w:val="17"/>
-        </w:rPr>
-        <w:t>      }</w:t>
-      </w:r>
-    </w:p>
-    <w:p>
-      <w:pPr>
-        <w:keepLines/>
-        <w:pBdr>
-          <w:left w:val="single" w:sz="18" w:space="8" w:color="E84000"/>
-        </w:pBdr>
-        <w:shd w:val="clear" w:color="auto" w:fill="F3F4F6"/>
-        <w:spacing w:line="250" w:lineRule="auto"/>
-        <w:ind w:left="180"/>
-      </w:pPr>
-      <w:r>
-        <w:rPr>
-          <w:rFonts w:ascii="Consolas" w:eastAsia="Consolas" w:hAnsi="Consolas" w:cs="Consolas"/>
-          <w:sz w:val="17"/>
-          <w:szCs w:val="17"/>
-        </w:rPr>
-        <w:t>    ]</w:t>
-      </w:r>
-    </w:p>
-    <w:p>
-      <w:pPr>
+        <w:keepNext/>
+        <w:keepLines/>
+        <w:pBdr>
+          <w:left w:val="single" w:sz="18" w:space="8" w:color="E84000"/>
+        </w:pBdr>
+        <w:shd w:val="clear" w:color="auto" w:fill="F3F4F6"/>
+        <w:spacing w:line="250" w:lineRule="auto"/>
+        <w:ind w:left="180"/>
+      </w:pPr>
+      <w:r>
+        <w:rPr>
+          <w:rFonts w:ascii="Consolas" w:eastAsia="Consolas" w:hAnsi="Consolas" w:cs="Consolas"/>
+          <w:sz w:val="17"/>
+          <w:szCs w:val="17"/>
+        </w:rPr>
+        <w:t>    "walletbalance": 99598.5300</w:t>
+      </w:r>
+    </w:p>
+    <w:p>
+      <w:pPr>
+        <w:keepNext/>
         <w:keepLines/>
         <w:pBdr>
           <w:left w:val="single" w:sz="18" w:space="8" w:color="E84000"/>
@@ -11492,7 +10777,6 @@
           <w:sz w:val="17"/>
           <w:szCs w:val="17"/>
         </w:rPr>
-        <w:lastRenderedPageBreak/>
         <w:t>RESPONSE (EXAMPLE)</w:t>
       </w:r>
     </w:p>
@@ -11699,7 +10983,7 @@
       <w:pPr>
         <w:pStyle w:val="Heading2"/>
       </w:pPr>
-      <w:bookmarkStart w:id="12" w:name="_Toc241158077"/>
+      <w:bookmarkStart w:id="12" w:name="_Toc241163797"/>
       <w:r>
         <w:t>9.3 Home</w:t>
       </w:r>
@@ -12733,8 +12017,521 @@
           <w:sz w:val="17"/>
           <w:szCs w:val="17"/>
         </w:rPr>
+        <w:t>        "url": "Apppurchase-coupon.aspx",</w:t>
+      </w:r>
+    </w:p>
+    <w:p>
+      <w:pPr>
+        <w:keepLines/>
+        <w:pBdr>
+          <w:left w:val="single" w:sz="18" w:space="8" w:color="E84000"/>
+        </w:pBdr>
+        <w:shd w:val="clear" w:color="auto" w:fill="F3F4F6"/>
+        <w:spacing w:line="250" w:lineRule="auto"/>
+        <w:ind w:left="180"/>
+      </w:pPr>
+      <w:r>
+        <w:rPr>
+          <w:rFonts w:ascii="Consolas" w:eastAsia="Consolas" w:hAnsi="Consolas" w:cs="Consolas"/>
+          <w:sz w:val="17"/>
+          <w:szCs w:val="17"/>
+        </w:rPr>
+        <w:t>        "target": "_self",</w:t>
+      </w:r>
+    </w:p>
+    <w:p>
+      <w:pPr>
+        <w:keepLines/>
+        <w:pBdr>
+          <w:left w:val="single" w:sz="18" w:space="8" w:color="E84000"/>
+        </w:pBdr>
+        <w:shd w:val="clear" w:color="auto" w:fill="F3F4F6"/>
+        <w:spacing w:line="250" w:lineRule="auto"/>
+        <w:ind w:left="180"/>
+      </w:pPr>
+      <w:r>
+        <w:rPr>
+          <w:rFonts w:ascii="Consolas" w:eastAsia="Consolas" w:hAnsi="Consolas" w:cs="Consolas"/>
+          <w:sz w:val="17"/>
+          <w:szCs w:val="17"/>
+        </w:rPr>
+        <w:t>        "screen": "couponlist",</w:t>
+      </w:r>
+    </w:p>
+    <w:p>
+      <w:pPr>
+        <w:keepLines/>
+        <w:pBdr>
+          <w:left w:val="single" w:sz="18" w:space="8" w:color="E84000"/>
+        </w:pBdr>
+        <w:shd w:val="clear" w:color="auto" w:fill="F3F4F6"/>
+        <w:spacing w:line="250" w:lineRule="auto"/>
+        <w:ind w:left="180"/>
+      </w:pPr>
+      <w:r>
+        <w:rPr>
+          <w:rFonts w:ascii="Consolas" w:eastAsia="Consolas" w:hAnsi="Consolas" w:cs="Consolas"/>
+          <w:sz w:val="17"/>
+          <w:szCs w:val="17"/>
+        </w:rPr>
+        <w:t>        "openurl": "http://localhost:64320/AppWebBridge.aspx?page=Apppurchase-coupon.aspx&amp;token=5680bcfc99679c3d637ee4998a5224db55f2344f2b7ea67a276d5c5f9d46842f"</w:t>
+      </w:r>
+    </w:p>
+    <w:p>
+      <w:pPr>
+        <w:keepLines/>
+        <w:pBdr>
+          <w:left w:val="single" w:sz="18" w:space="8" w:color="E84000"/>
+        </w:pBdr>
+        <w:shd w:val="clear" w:color="auto" w:fill="F3F4F6"/>
+        <w:spacing w:line="250" w:lineRule="auto"/>
+        <w:ind w:left="180"/>
+      </w:pPr>
+      <w:r>
+        <w:rPr>
+          <w:rFonts w:ascii="Consolas" w:eastAsia="Consolas" w:hAnsi="Consolas" w:cs="Consolas"/>
+          <w:sz w:val="17"/>
+          <w:szCs w:val="17"/>
+        </w:rPr>
+        <w:t>      },</w:t>
+      </w:r>
+    </w:p>
+    <w:p>
+      <w:pPr>
+        <w:keepLines/>
+        <w:pBdr>
+          <w:left w:val="single" w:sz="18" w:space="8" w:color="E84000"/>
+        </w:pBdr>
+        <w:shd w:val="clear" w:color="auto" w:fill="F3F4F6"/>
+        <w:spacing w:line="250" w:lineRule="auto"/>
+        <w:ind w:left="180"/>
+      </w:pPr>
+      <w:r>
+        <w:rPr>
+          <w:rFonts w:ascii="Consolas" w:eastAsia="Consolas" w:hAnsi="Consolas" w:cs="Consolas"/>
+          <w:sz w:val="17"/>
+          <w:szCs w:val="17"/>
+        </w:rPr>
+        <w:t>      {</w:t>
+      </w:r>
+    </w:p>
+    <w:p>
+      <w:pPr>
+        <w:keepLines/>
+        <w:pBdr>
+          <w:left w:val="single" w:sz="18" w:space="8" w:color="E84000"/>
+        </w:pBdr>
+        <w:shd w:val="clear" w:color="auto" w:fill="F3F4F6"/>
+        <w:spacing w:line="250" w:lineRule="auto"/>
+        <w:ind w:left="180"/>
+      </w:pPr>
+      <w:r>
+        <w:rPr>
+          <w:rFonts w:ascii="Consolas" w:eastAsia="Consolas" w:hAnsi="Consolas" w:cs="Consolas"/>
+          <w:sz w:val="17"/>
+          <w:szCs w:val="17"/>
+        </w:rPr>
+        <w:t>        "name": "Subscription",</w:t>
+      </w:r>
+    </w:p>
+    <w:p>
+      <w:pPr>
+        <w:keepLines/>
+        <w:pBdr>
+          <w:left w:val="single" w:sz="18" w:space="8" w:color="E84000"/>
+        </w:pBdr>
+        <w:shd w:val="clear" w:color="auto" w:fill="F3F4F6"/>
+        <w:spacing w:line="250" w:lineRule="auto"/>
+        <w:ind w:left="180"/>
+      </w:pPr>
+      <w:r>
+        <w:rPr>
+          <w:rFonts w:ascii="Consolas" w:eastAsia="Consolas" w:hAnsi="Consolas" w:cs="Consolas"/>
+          <w:sz w:val="17"/>
+          <w:szCs w:val="17"/>
+        </w:rPr>
+        <w:t>        "icon": "fa fa-crown",</w:t>
+      </w:r>
+    </w:p>
+    <w:p>
+      <w:pPr>
+        <w:keepLines/>
+        <w:pBdr>
+          <w:left w:val="single" w:sz="18" w:space="8" w:color="E84000"/>
+        </w:pBdr>
+        <w:shd w:val="clear" w:color="auto" w:fill="F3F4F6"/>
+        <w:spacing w:line="250" w:lineRule="auto"/>
+        <w:ind w:left="180"/>
+      </w:pPr>
+      <w:r>
+        <w:rPr>
+          <w:rFonts w:ascii="Consolas" w:eastAsia="Consolas" w:hAnsi="Consolas" w:cs="Consolas"/>
+          <w:sz w:val="17"/>
+          <w:szCs w:val="17"/>
+        </w:rPr>
+        <w:t>        "color": "ico-g12",</w:t>
+      </w:r>
+    </w:p>
+    <w:p>
+      <w:pPr>
+        <w:keepLines/>
+        <w:pBdr>
+          <w:left w:val="single" w:sz="18" w:space="8" w:color="E84000"/>
+        </w:pBdr>
+        <w:shd w:val="clear" w:color="auto" w:fill="F3F4F6"/>
+        <w:spacing w:line="250" w:lineRule="auto"/>
+        <w:ind w:left="180"/>
+      </w:pPr>
+      <w:r>
+        <w:rPr>
+          <w:rFonts w:ascii="Consolas" w:eastAsia="Consolas" w:hAnsi="Consolas" w:cs="Consolas"/>
+          <w:sz w:val="17"/>
+          <w:szCs w:val="17"/>
+        </w:rPr>
+        <w:t>        "url": "Appsubscription-now.aspx",</w:t>
+      </w:r>
+    </w:p>
+    <w:p>
+      <w:pPr>
+        <w:keepLines/>
+        <w:pBdr>
+          <w:left w:val="single" w:sz="18" w:space="8" w:color="E84000"/>
+        </w:pBdr>
+        <w:shd w:val="clear" w:color="auto" w:fill="F3F4F6"/>
+        <w:spacing w:line="250" w:lineRule="auto"/>
+        <w:ind w:left="180"/>
+      </w:pPr>
+      <w:r>
+        <w:rPr>
+          <w:rFonts w:ascii="Consolas" w:eastAsia="Consolas" w:hAnsi="Consolas" w:cs="Consolas"/>
+          <w:sz w:val="17"/>
+          <w:szCs w:val="17"/>
+        </w:rPr>
+        <w:t>        "target": "_self",</w:t>
+      </w:r>
+    </w:p>
+    <w:p>
+      <w:pPr>
+        <w:keepLines/>
+        <w:pBdr>
+          <w:left w:val="single" w:sz="18" w:space="8" w:color="E84000"/>
+        </w:pBdr>
+        <w:shd w:val="clear" w:color="auto" w:fill="F3F4F6"/>
+        <w:spacing w:line="250" w:lineRule="auto"/>
+        <w:ind w:left="180"/>
+      </w:pPr>
+      <w:r>
+        <w:rPr>
+          <w:rFonts w:ascii="Consolas" w:eastAsia="Consolas" w:hAnsi="Consolas" w:cs="Consolas"/>
+          <w:sz w:val="17"/>
+          <w:szCs w:val="17"/>
+        </w:rPr>
+        <w:t>        "screen": "subscription",</w:t>
+      </w:r>
+    </w:p>
+    <w:p>
+      <w:pPr>
+        <w:keepLines/>
+        <w:pBdr>
+          <w:left w:val="single" w:sz="18" w:space="8" w:color="E84000"/>
+        </w:pBdr>
+        <w:shd w:val="clear" w:color="auto" w:fill="F3F4F6"/>
+        <w:spacing w:line="250" w:lineRule="auto"/>
+        <w:ind w:left="180"/>
+      </w:pPr>
+      <w:r>
+        <w:rPr>
+          <w:rFonts w:ascii="Consolas" w:eastAsia="Consolas" w:hAnsi="Consolas" w:cs="Consolas"/>
+          <w:sz w:val="17"/>
+          <w:szCs w:val="17"/>
+        </w:rPr>
+        <w:t>        "openurl": "http://localhost:64320/AppWebBridge.aspx?page=Appsubscription-now.aspx&amp;token=5680bcfc99679c3d637ee4998a5224db55f2344f2b7ea67a276d5c5f9d46842f"</w:t>
+      </w:r>
+    </w:p>
+    <w:p>
+      <w:pPr>
+        <w:keepLines/>
+        <w:pBdr>
+          <w:left w:val="single" w:sz="18" w:space="8" w:color="E84000"/>
+        </w:pBdr>
+        <w:shd w:val="clear" w:color="auto" w:fill="F3F4F6"/>
+        <w:spacing w:line="250" w:lineRule="auto"/>
+        <w:ind w:left="180"/>
+      </w:pPr>
+      <w:r>
+        <w:rPr>
+          <w:rFonts w:ascii="Consolas" w:eastAsia="Consolas" w:hAnsi="Consolas" w:cs="Consolas"/>
+          <w:sz w:val="17"/>
+          <w:szCs w:val="17"/>
+        </w:rPr>
+        <w:t>      },</w:t>
+      </w:r>
+    </w:p>
+    <w:p>
+      <w:pPr>
+        <w:keepLines/>
+        <w:pBdr>
+          <w:left w:val="single" w:sz="18" w:space="8" w:color="E84000"/>
+        </w:pBdr>
+        <w:shd w:val="clear" w:color="auto" w:fill="F3F4F6"/>
+        <w:spacing w:line="250" w:lineRule="auto"/>
+        <w:ind w:left="180"/>
+      </w:pPr>
+      <w:r>
+        <w:rPr>
+          <w:rFonts w:ascii="Consolas" w:eastAsia="Consolas" w:hAnsi="Consolas" w:cs="Consolas"/>
+          <w:sz w:val="17"/>
+          <w:szCs w:val="17"/>
+        </w:rPr>
+        <w:t>      {</w:t>
+      </w:r>
+    </w:p>
+    <w:p>
+      <w:pPr>
+        <w:keepLines/>
+        <w:pBdr>
+          <w:left w:val="single" w:sz="18" w:space="8" w:color="E84000"/>
+        </w:pBdr>
+        <w:shd w:val="clear" w:color="auto" w:fill="F3F4F6"/>
+        <w:spacing w:line="250" w:lineRule="auto"/>
+        <w:ind w:left="180"/>
+      </w:pPr>
+      <w:r>
+        <w:rPr>
+          <w:rFonts w:ascii="Consolas" w:eastAsia="Consolas" w:hAnsi="Consolas" w:cs="Consolas"/>
+          <w:sz w:val="17"/>
+          <w:szCs w:val="17"/>
+        </w:rPr>
+        <w:t>        "name": "Activation Points",</w:t>
+      </w:r>
+    </w:p>
+    <w:p>
+      <w:pPr>
+        <w:keepLines/>
+        <w:pBdr>
+          <w:left w:val="single" w:sz="18" w:space="8" w:color="E84000"/>
+        </w:pBdr>
+        <w:shd w:val="clear" w:color="auto" w:fill="F3F4F6"/>
+        <w:spacing w:line="250" w:lineRule="auto"/>
+        <w:ind w:left="180"/>
+      </w:pPr>
+      <w:r>
+        <w:rPr>
+          <w:rFonts w:ascii="Consolas" w:eastAsia="Consolas" w:hAnsi="Consolas" w:cs="Consolas"/>
+          <w:sz w:val="17"/>
+          <w:szCs w:val="17"/>
+        </w:rPr>
+        <w:t>        "icon": "fa fa-chart-bar",</w:t>
+      </w:r>
+    </w:p>
+    <w:p>
+      <w:pPr>
+        <w:keepLines/>
+        <w:pBdr>
+          <w:left w:val="single" w:sz="18" w:space="8" w:color="E84000"/>
+        </w:pBdr>
+        <w:shd w:val="clear" w:color="auto" w:fill="F3F4F6"/>
+        <w:spacing w:line="250" w:lineRule="auto"/>
+        <w:ind w:left="180"/>
+      </w:pPr>
+      <w:r>
+        <w:rPr>
+          <w:rFonts w:ascii="Consolas" w:eastAsia="Consolas" w:hAnsi="Consolas" w:cs="Consolas"/>
+          <w:sz w:val="17"/>
+          <w:szCs w:val="17"/>
+        </w:rPr>
+        <w:t>        "color": "ico-g1",</w:t>
+      </w:r>
+    </w:p>
+    <w:p>
+      <w:pPr>
+        <w:keepLines/>
+        <w:pBdr>
+          <w:left w:val="single" w:sz="18" w:space="8" w:color="E84000"/>
+        </w:pBdr>
+        <w:shd w:val="clear" w:color="auto" w:fill="F3F4F6"/>
+        <w:spacing w:line="250" w:lineRule="auto"/>
+        <w:ind w:left="180"/>
+      </w:pPr>
+      <w:r>
+        <w:rPr>
+          <w:rFonts w:ascii="Consolas" w:eastAsia="Consolas" w:hAnsi="Consolas" w:cs="Consolas"/>
+          <w:sz w:val="17"/>
+          <w:szCs w:val="17"/>
+        </w:rPr>
+        <w:t>        "url": "Appmonthly-activation-points.aspx",</w:t>
+      </w:r>
+    </w:p>
+    <w:p>
+      <w:pPr>
+        <w:keepLines/>
+        <w:pBdr>
+          <w:left w:val="single" w:sz="18" w:space="8" w:color="E84000"/>
+        </w:pBdr>
+        <w:shd w:val="clear" w:color="auto" w:fill="F3F4F6"/>
+        <w:spacing w:line="250" w:lineRule="auto"/>
+        <w:ind w:left="180"/>
+      </w:pPr>
+      <w:r>
+        <w:rPr>
+          <w:rFonts w:ascii="Consolas" w:eastAsia="Consolas" w:hAnsi="Consolas" w:cs="Consolas"/>
+          <w:sz w:val="17"/>
+          <w:szCs w:val="17"/>
+        </w:rPr>
+        <w:t>        "target": "_self",</w:t>
+      </w:r>
+    </w:p>
+    <w:p>
+      <w:pPr>
+        <w:keepLines/>
+        <w:pBdr>
+          <w:left w:val="single" w:sz="18" w:space="8" w:color="E84000"/>
+        </w:pBdr>
+        <w:shd w:val="clear" w:color="auto" w:fill="F3F4F6"/>
+        <w:spacing w:line="250" w:lineRule="auto"/>
+        <w:ind w:left="180"/>
+      </w:pPr>
+      <w:r>
+        <w:rPr>
+          <w:rFonts w:ascii="Consolas" w:eastAsia="Consolas" w:hAnsi="Consolas" w:cs="Consolas"/>
+          <w:sz w:val="17"/>
+          <w:szCs w:val="17"/>
+        </w:rPr>
+        <w:t>        "screen": "monthly",</w:t>
+      </w:r>
+    </w:p>
+    <w:p>
+      <w:pPr>
+        <w:keepLines/>
+        <w:pBdr>
+          <w:left w:val="single" w:sz="18" w:space="8" w:color="E84000"/>
+        </w:pBdr>
+        <w:shd w:val="clear" w:color="auto" w:fill="F3F4F6"/>
+        <w:spacing w:line="250" w:lineRule="auto"/>
+        <w:ind w:left="180"/>
+      </w:pPr>
+      <w:r>
+        <w:rPr>
+          <w:rFonts w:ascii="Consolas" w:eastAsia="Consolas" w:hAnsi="Consolas" w:cs="Consolas"/>
+          <w:sz w:val="17"/>
+          <w:szCs w:val="17"/>
+        </w:rPr>
+        <w:t>        "openurl": "http://localhost:64320/AppWebBridge.aspx?page=Appmonthly-activation-points.aspx&amp;token=5680bcfc99679c3d637ee4998a5224db55f2344f2b7ea67a276d5c5f9d46842f"</w:t>
+      </w:r>
+    </w:p>
+    <w:p>
+      <w:pPr>
+        <w:keepLines/>
+        <w:pBdr>
+          <w:left w:val="single" w:sz="18" w:space="8" w:color="E84000"/>
+        </w:pBdr>
+        <w:shd w:val="clear" w:color="auto" w:fill="F3F4F6"/>
+        <w:spacing w:line="250" w:lineRule="auto"/>
+        <w:ind w:left="180"/>
+      </w:pPr>
+      <w:r>
+        <w:rPr>
+          <w:rFonts w:ascii="Consolas" w:eastAsia="Consolas" w:hAnsi="Consolas" w:cs="Consolas"/>
+          <w:sz w:val="17"/>
+          <w:szCs w:val="17"/>
+        </w:rPr>
         <w:lastRenderedPageBreak/>
-        <w:t>        "url": "Apppurchase-coupon.aspx",</w:t>
+        <w:t>      },</w:t>
+      </w:r>
+    </w:p>
+    <w:p>
+      <w:pPr>
+        <w:keepLines/>
+        <w:pBdr>
+          <w:left w:val="single" w:sz="18" w:space="8" w:color="E84000"/>
+        </w:pBdr>
+        <w:shd w:val="clear" w:color="auto" w:fill="F3F4F6"/>
+        <w:spacing w:line="250" w:lineRule="auto"/>
+        <w:ind w:left="180"/>
+      </w:pPr>
+      <w:r>
+        <w:rPr>
+          <w:rFonts w:ascii="Consolas" w:eastAsia="Consolas" w:hAnsi="Consolas" w:cs="Consolas"/>
+          <w:sz w:val="17"/>
+          <w:szCs w:val="17"/>
+        </w:rPr>
+        <w:t>      {</w:t>
+      </w:r>
+    </w:p>
+    <w:p>
+      <w:pPr>
+        <w:keepLines/>
+        <w:pBdr>
+          <w:left w:val="single" w:sz="18" w:space="8" w:color="E84000"/>
+        </w:pBdr>
+        <w:shd w:val="clear" w:color="auto" w:fill="F3F4F6"/>
+        <w:spacing w:line="250" w:lineRule="auto"/>
+        <w:ind w:left="180"/>
+      </w:pPr>
+      <w:r>
+        <w:rPr>
+          <w:rFonts w:ascii="Consolas" w:eastAsia="Consolas" w:hAnsi="Consolas" w:cs="Consolas"/>
+          <w:sz w:val="17"/>
+          <w:szCs w:val="17"/>
+        </w:rPr>
+        <w:t>        "name": "My Account",</w:t>
+      </w:r>
+    </w:p>
+    <w:p>
+      <w:pPr>
+        <w:keepLines/>
+        <w:pBdr>
+          <w:left w:val="single" w:sz="18" w:space="8" w:color="E84000"/>
+        </w:pBdr>
+        <w:shd w:val="clear" w:color="auto" w:fill="F3F4F6"/>
+        <w:spacing w:line="250" w:lineRule="auto"/>
+        <w:ind w:left="180"/>
+      </w:pPr>
+      <w:r>
+        <w:rPr>
+          <w:rFonts w:ascii="Consolas" w:eastAsia="Consolas" w:hAnsi="Consolas" w:cs="Consolas"/>
+          <w:sz w:val="17"/>
+          <w:szCs w:val="17"/>
+        </w:rPr>
+        <w:t>        "icon": "fa fa-user-circle",</w:t>
+      </w:r>
+    </w:p>
+    <w:p>
+      <w:pPr>
+        <w:keepLines/>
+        <w:pBdr>
+          <w:left w:val="single" w:sz="18" w:space="8" w:color="E84000"/>
+        </w:pBdr>
+        <w:shd w:val="clear" w:color="auto" w:fill="F3F4F6"/>
+        <w:spacing w:line="250" w:lineRule="auto"/>
+        <w:ind w:left="180"/>
+      </w:pPr>
+      <w:r>
+        <w:rPr>
+          <w:rFonts w:ascii="Consolas" w:eastAsia="Consolas" w:hAnsi="Consolas" w:cs="Consolas"/>
+          <w:sz w:val="17"/>
+          <w:szCs w:val="17"/>
+        </w:rPr>
+        <w:t>        "color": "ico-g2",</w:t>
+      </w:r>
+    </w:p>
+    <w:p>
+      <w:pPr>
+        <w:keepLines/>
+        <w:pBdr>
+          <w:left w:val="single" w:sz="18" w:space="8" w:color="E84000"/>
+        </w:pBdr>
+        <w:shd w:val="clear" w:color="auto" w:fill="F3F4F6"/>
+        <w:spacing w:line="250" w:lineRule="auto"/>
+        <w:ind w:left="180"/>
+      </w:pPr>
+      <w:r>
+        <w:rPr>
+          <w:rFonts w:ascii="Consolas" w:eastAsia="Consolas" w:hAnsi="Consolas" w:cs="Consolas"/>
+          <w:sz w:val="17"/>
+          <w:szCs w:val="17"/>
+        </w:rPr>
+        <w:t>        "url": "MainAccountRedirect.ASPX",</w:t>
       </w:r>
     </w:p>
     <w:p>
@@ -12772,26 +12569,254 @@
           <w:sz w:val="17"/>
           <w:szCs w:val="17"/>
         </w:rPr>
-        <w:t>        "screen": "couponlist",</w:t>
-      </w:r>
-    </w:p>
-    <w:p>
-      <w:pPr>
-        <w:keepLines/>
-        <w:pBdr>
-          <w:left w:val="single" w:sz="18" w:space="8" w:color="E84000"/>
-        </w:pBdr>
-        <w:shd w:val="clear" w:color="auto" w:fill="F3F4F6"/>
-        <w:spacing w:line="250" w:lineRule="auto"/>
-        <w:ind w:left="180"/>
-      </w:pPr>
-      <w:r>
-        <w:rPr>
-          <w:rFonts w:ascii="Consolas" w:eastAsia="Consolas" w:hAnsi="Consolas" w:cs="Consolas"/>
-          <w:sz w:val="17"/>
-          <w:szCs w:val="17"/>
-        </w:rPr>
-        <w:t>        "openurl": "http://localhost:64320/AppWebBridge.aspx?page=Apppurchase-coupon.aspx&amp;token=5680bcfc99679c3d637ee4998a5224db55f2344f2b7ea67a276d5c5f9d46842f"</w:t>
+        <w:t>        "screen": "",</w:t>
+      </w:r>
+    </w:p>
+    <w:p>
+      <w:pPr>
+        <w:keepLines/>
+        <w:pBdr>
+          <w:left w:val="single" w:sz="18" w:space="8" w:color="E84000"/>
+        </w:pBdr>
+        <w:shd w:val="clear" w:color="auto" w:fill="F3F4F6"/>
+        <w:spacing w:line="250" w:lineRule="auto"/>
+        <w:ind w:left="180"/>
+      </w:pPr>
+      <w:r>
+        <w:rPr>
+          <w:rFonts w:ascii="Consolas" w:eastAsia="Consolas" w:hAnsi="Consolas" w:cs="Consolas"/>
+          <w:sz w:val="17"/>
+          <w:szCs w:val="17"/>
+        </w:rPr>
+        <w:t>        "openurl": "http://localhost:64320/AppWebBridge.aspx?page=MainAccountRedirect.ASPX&amp;token=5680bcfc99679c3d637ee4998a5224db55f2344f2b7ea67a276d5c5f9d46842f"</w:t>
+      </w:r>
+    </w:p>
+    <w:p>
+      <w:pPr>
+        <w:keepLines/>
+        <w:pBdr>
+          <w:left w:val="single" w:sz="18" w:space="8" w:color="E84000"/>
+        </w:pBdr>
+        <w:shd w:val="clear" w:color="auto" w:fill="F3F4F6"/>
+        <w:spacing w:line="250" w:lineRule="auto"/>
+        <w:ind w:left="180"/>
+      </w:pPr>
+      <w:r>
+        <w:rPr>
+          <w:rFonts w:ascii="Consolas" w:eastAsia="Consolas" w:hAnsi="Consolas" w:cs="Consolas"/>
+          <w:sz w:val="17"/>
+          <w:szCs w:val="17"/>
+        </w:rPr>
+        <w:t>      }</w:t>
+      </w:r>
+    </w:p>
+    <w:p>
+      <w:pPr>
+        <w:keepLines/>
+        <w:pBdr>
+          <w:left w:val="single" w:sz="18" w:space="8" w:color="E84000"/>
+        </w:pBdr>
+        <w:shd w:val="clear" w:color="auto" w:fill="F3F4F6"/>
+        <w:spacing w:line="250" w:lineRule="auto"/>
+        <w:ind w:left="180"/>
+      </w:pPr>
+      <w:r>
+        <w:rPr>
+          <w:rFonts w:ascii="Consolas" w:eastAsia="Consolas" w:hAnsi="Consolas" w:cs="Consolas"/>
+          <w:sz w:val="17"/>
+          <w:szCs w:val="17"/>
+        </w:rPr>
+        <w:t>    ],</w:t>
+      </w:r>
+    </w:p>
+    <w:p>
+      <w:pPr>
+        <w:keepLines/>
+        <w:pBdr>
+          <w:left w:val="single" w:sz="18" w:space="8" w:color="E84000"/>
+        </w:pBdr>
+        <w:shd w:val="clear" w:color="auto" w:fill="F3F4F6"/>
+        <w:spacing w:line="250" w:lineRule="auto"/>
+        <w:ind w:left="180"/>
+      </w:pPr>
+      <w:r>
+        <w:rPr>
+          <w:rFonts w:ascii="Consolas" w:eastAsia="Consolas" w:hAnsi="Consolas" w:cs="Consolas"/>
+          <w:sz w:val="17"/>
+          <w:szCs w:val="17"/>
+        </w:rPr>
+        <w:t>    "bestselling": [</w:t>
+      </w:r>
+    </w:p>
+    <w:p>
+      <w:pPr>
+        <w:keepLines/>
+        <w:pBdr>
+          <w:left w:val="single" w:sz="18" w:space="8" w:color="E84000"/>
+        </w:pBdr>
+        <w:shd w:val="clear" w:color="auto" w:fill="F3F4F6"/>
+        <w:spacing w:line="250" w:lineRule="auto"/>
+        <w:ind w:left="180"/>
+      </w:pPr>
+      <w:r>
+        <w:rPr>
+          <w:rFonts w:ascii="Consolas" w:eastAsia="Consolas" w:hAnsi="Consolas" w:cs="Consolas"/>
+          <w:sz w:val="17"/>
+          <w:szCs w:val="17"/>
+        </w:rPr>
+        <w:t>      </w:t>
+      </w:r>
+    </w:p>
+    <w:p>
+      <w:pPr>
+        <w:keepLines/>
+        <w:pBdr>
+          <w:left w:val="single" w:sz="18" w:space="8" w:color="E84000"/>
+        </w:pBdr>
+        <w:shd w:val="clear" w:color="auto" w:fill="F3F4F6"/>
+        <w:spacing w:line="250" w:lineRule="auto"/>
+        <w:ind w:left="180"/>
+      </w:pPr>
+      <w:r>
+        <w:rPr>
+          <w:rFonts w:ascii="Consolas" w:eastAsia="Consolas" w:hAnsi="Consolas" w:cs="Consolas"/>
+          <w:sz w:val="17"/>
+          <w:szCs w:val="17"/>
+        </w:rPr>
+        <w:t>    ],</w:t>
+      </w:r>
+    </w:p>
+    <w:p>
+      <w:pPr>
+        <w:keepLines/>
+        <w:pBdr>
+          <w:left w:val="single" w:sz="18" w:space="8" w:color="E84000"/>
+        </w:pBdr>
+        <w:shd w:val="clear" w:color="auto" w:fill="F3F4F6"/>
+        <w:spacing w:line="250" w:lineRule="auto"/>
+        <w:ind w:left="180"/>
+      </w:pPr>
+      <w:r>
+        <w:rPr>
+          <w:rFonts w:ascii="Consolas" w:eastAsia="Consolas" w:hAnsi="Consolas" w:cs="Consolas"/>
+          <w:sz w:val="17"/>
+          <w:szCs w:val="17"/>
+        </w:rPr>
+        <w:t>    "trust": [</w:t>
+      </w:r>
+    </w:p>
+    <w:p>
+      <w:pPr>
+        <w:keepLines/>
+        <w:pBdr>
+          <w:left w:val="single" w:sz="18" w:space="8" w:color="E84000"/>
+        </w:pBdr>
+        <w:shd w:val="clear" w:color="auto" w:fill="F3F4F6"/>
+        <w:spacing w:line="250" w:lineRule="auto"/>
+        <w:ind w:left="180"/>
+      </w:pPr>
+      <w:r>
+        <w:rPr>
+          <w:rFonts w:ascii="Consolas" w:eastAsia="Consolas" w:hAnsi="Consolas" w:cs="Consolas"/>
+          <w:sz w:val="17"/>
+          <w:szCs w:val="17"/>
+        </w:rPr>
+        <w:t>      {</w:t>
+      </w:r>
+    </w:p>
+    <w:p>
+      <w:pPr>
+        <w:keepLines/>
+        <w:pBdr>
+          <w:left w:val="single" w:sz="18" w:space="8" w:color="E84000"/>
+        </w:pBdr>
+        <w:shd w:val="clear" w:color="auto" w:fill="F3F4F6"/>
+        <w:spacing w:line="250" w:lineRule="auto"/>
+        <w:ind w:left="180"/>
+      </w:pPr>
+      <w:r>
+        <w:rPr>
+          <w:rFonts w:ascii="Consolas" w:eastAsia="Consolas" w:hAnsi="Consolas" w:cs="Consolas"/>
+          <w:sz w:val="17"/>
+          <w:szCs w:val="17"/>
+        </w:rPr>
+        <w:t>        "value": "50K+",</w:t>
+      </w:r>
+    </w:p>
+    <w:p>
+      <w:pPr>
+        <w:keepLines/>
+        <w:pBdr>
+          <w:left w:val="single" w:sz="18" w:space="8" w:color="E84000"/>
+        </w:pBdr>
+        <w:shd w:val="clear" w:color="auto" w:fill="F3F4F6"/>
+        <w:spacing w:line="250" w:lineRule="auto"/>
+        <w:ind w:left="180"/>
+      </w:pPr>
+      <w:r>
+        <w:rPr>
+          <w:rFonts w:ascii="Consolas" w:eastAsia="Consolas" w:hAnsi="Consolas" w:cs="Consolas"/>
+          <w:sz w:val="17"/>
+          <w:szCs w:val="17"/>
+        </w:rPr>
+        <w:t>        "label": "Users",</w:t>
+      </w:r>
+    </w:p>
+    <w:p>
+      <w:pPr>
+        <w:keepLines/>
+        <w:pBdr>
+          <w:left w:val="single" w:sz="18" w:space="8" w:color="E84000"/>
+        </w:pBdr>
+        <w:shd w:val="clear" w:color="auto" w:fill="F3F4F6"/>
+        <w:spacing w:line="250" w:lineRule="auto"/>
+        <w:ind w:left="180"/>
+      </w:pPr>
+      <w:r>
+        <w:rPr>
+          <w:rFonts w:ascii="Consolas" w:eastAsia="Consolas" w:hAnsi="Consolas" w:cs="Consolas"/>
+          <w:sz w:val="17"/>
+          <w:szCs w:val="17"/>
+        </w:rPr>
+        <w:t>        "icon": "fa fa-users",</w:t>
+      </w:r>
+    </w:p>
+    <w:p>
+      <w:pPr>
+        <w:keepLines/>
+        <w:pBdr>
+          <w:left w:val="single" w:sz="18" w:space="8" w:color="E84000"/>
+        </w:pBdr>
+        <w:shd w:val="clear" w:color="auto" w:fill="F3F4F6"/>
+        <w:spacing w:line="250" w:lineRule="auto"/>
+        <w:ind w:left="180"/>
+      </w:pPr>
+      <w:r>
+        <w:rPr>
+          <w:rFonts w:ascii="Consolas" w:eastAsia="Consolas" w:hAnsi="Consolas" w:cs="Consolas"/>
+          <w:sz w:val="17"/>
+          <w:szCs w:val="17"/>
+        </w:rPr>
+        <w:t>        "iconcolor": "#E84000",</w:t>
+      </w:r>
+    </w:p>
+    <w:p>
+      <w:pPr>
+        <w:keepLines/>
+        <w:pBdr>
+          <w:left w:val="single" w:sz="18" w:space="8" w:color="E84000"/>
+        </w:pBdr>
+        <w:shd w:val="clear" w:color="auto" w:fill="F3F4F6"/>
+        <w:spacing w:line="250" w:lineRule="auto"/>
+        <w:ind w:left="180"/>
+      </w:pPr>
+      <w:r>
+        <w:rPr>
+          <w:rFonts w:ascii="Consolas" w:eastAsia="Consolas" w:hAnsi="Consolas" w:cs="Consolas"/>
+          <w:sz w:val="17"/>
+          <w:szCs w:val="17"/>
+        </w:rPr>
+        <w:t>        "iconbg": "linear-gradient(135deg,#fff3ec,#ffe5d4)"</w:t>
       </w:r>
     </w:p>
     <w:p>
@@ -12848,45 +12873,707 @@
           <w:sz w:val="17"/>
           <w:szCs w:val="17"/>
         </w:rPr>
-        <w:t>        "name": "Subscription",</w:t>
-      </w:r>
-    </w:p>
-    <w:p>
-      <w:pPr>
-        <w:keepLines/>
-        <w:pBdr>
-          <w:left w:val="single" w:sz="18" w:space="8" w:color="E84000"/>
-        </w:pBdr>
-        <w:shd w:val="clear" w:color="auto" w:fill="F3F4F6"/>
-        <w:spacing w:line="250" w:lineRule="auto"/>
-        <w:ind w:left="180"/>
-      </w:pPr>
-      <w:r>
-        <w:rPr>
-          <w:rFonts w:ascii="Consolas" w:eastAsia="Consolas" w:hAnsi="Consolas" w:cs="Consolas"/>
-          <w:sz w:val="17"/>
-          <w:szCs w:val="17"/>
-        </w:rPr>
-        <w:t>        "icon": "fa fa-crown",</w:t>
-      </w:r>
-    </w:p>
-    <w:p>
-      <w:pPr>
-        <w:keepLines/>
-        <w:pBdr>
-          <w:left w:val="single" w:sz="18" w:space="8" w:color="E84000"/>
-        </w:pBdr>
-        <w:shd w:val="clear" w:color="auto" w:fill="F3F4F6"/>
-        <w:spacing w:line="250" w:lineRule="auto"/>
-        <w:ind w:left="180"/>
-      </w:pPr>
-      <w:r>
-        <w:rPr>
-          <w:rFonts w:ascii="Consolas" w:eastAsia="Consolas" w:hAnsi="Consolas" w:cs="Consolas"/>
-          <w:sz w:val="17"/>
-          <w:szCs w:val="17"/>
-        </w:rPr>
-        <w:t>        "color": "ico-g12",</w:t>
+        <w:t>        "value": "100%",</w:t>
+      </w:r>
+    </w:p>
+    <w:p>
+      <w:pPr>
+        <w:keepLines/>
+        <w:pBdr>
+          <w:left w:val="single" w:sz="18" w:space="8" w:color="E84000"/>
+        </w:pBdr>
+        <w:shd w:val="clear" w:color="auto" w:fill="F3F4F6"/>
+        <w:spacing w:line="250" w:lineRule="auto"/>
+        <w:ind w:left="180"/>
+      </w:pPr>
+      <w:r>
+        <w:rPr>
+          <w:rFonts w:ascii="Consolas" w:eastAsia="Consolas" w:hAnsi="Consolas" w:cs="Consolas"/>
+          <w:sz w:val="17"/>
+          <w:szCs w:val="17"/>
+        </w:rPr>
+        <w:t>        "label": "Secure Pay",</w:t>
+      </w:r>
+    </w:p>
+    <w:p>
+      <w:pPr>
+        <w:keepLines/>
+        <w:pBdr>
+          <w:left w:val="single" w:sz="18" w:space="8" w:color="E84000"/>
+        </w:pBdr>
+        <w:shd w:val="clear" w:color="auto" w:fill="F3F4F6"/>
+        <w:spacing w:line="250" w:lineRule="auto"/>
+        <w:ind w:left="180"/>
+      </w:pPr>
+      <w:r>
+        <w:rPr>
+          <w:rFonts w:ascii="Consolas" w:eastAsia="Consolas" w:hAnsi="Consolas" w:cs="Consolas"/>
+          <w:sz w:val="17"/>
+          <w:szCs w:val="17"/>
+        </w:rPr>
+        <w:t>        "icon": "fa fa-shield-alt",</w:t>
+      </w:r>
+    </w:p>
+    <w:p>
+      <w:pPr>
+        <w:keepLines/>
+        <w:pBdr>
+          <w:left w:val="single" w:sz="18" w:space="8" w:color="E84000"/>
+        </w:pBdr>
+        <w:shd w:val="clear" w:color="auto" w:fill="F3F4F6"/>
+        <w:spacing w:line="250" w:lineRule="auto"/>
+        <w:ind w:left="180"/>
+      </w:pPr>
+      <w:r>
+        <w:rPr>
+          <w:rFonts w:ascii="Consolas" w:eastAsia="Consolas" w:hAnsi="Consolas" w:cs="Consolas"/>
+          <w:sz w:val="17"/>
+          <w:szCs w:val="17"/>
+        </w:rPr>
+        <w:t>        "iconcolor": "#059669",</w:t>
+      </w:r>
+    </w:p>
+    <w:p>
+      <w:pPr>
+        <w:keepLines/>
+        <w:pBdr>
+          <w:left w:val="single" w:sz="18" w:space="8" w:color="E84000"/>
+        </w:pBdr>
+        <w:shd w:val="clear" w:color="auto" w:fill="F3F4F6"/>
+        <w:spacing w:line="250" w:lineRule="auto"/>
+        <w:ind w:left="180"/>
+      </w:pPr>
+      <w:r>
+        <w:rPr>
+          <w:rFonts w:ascii="Consolas" w:eastAsia="Consolas" w:hAnsi="Consolas" w:cs="Consolas"/>
+          <w:sz w:val="17"/>
+          <w:szCs w:val="17"/>
+        </w:rPr>
+        <w:t>        "iconbg": "linear-gradient(135deg,#f0fdf4,#dcfce7)"</w:t>
+      </w:r>
+    </w:p>
+    <w:p>
+      <w:pPr>
+        <w:keepLines/>
+        <w:pBdr>
+          <w:left w:val="single" w:sz="18" w:space="8" w:color="E84000"/>
+        </w:pBdr>
+        <w:shd w:val="clear" w:color="auto" w:fill="F3F4F6"/>
+        <w:spacing w:line="250" w:lineRule="auto"/>
+        <w:ind w:left="180"/>
+      </w:pPr>
+      <w:r>
+        <w:rPr>
+          <w:rFonts w:ascii="Consolas" w:eastAsia="Consolas" w:hAnsi="Consolas" w:cs="Consolas"/>
+          <w:sz w:val="17"/>
+          <w:szCs w:val="17"/>
+        </w:rPr>
+        <w:t>      },</w:t>
+      </w:r>
+    </w:p>
+    <w:p>
+      <w:pPr>
+        <w:keepLines/>
+        <w:pBdr>
+          <w:left w:val="single" w:sz="18" w:space="8" w:color="E84000"/>
+        </w:pBdr>
+        <w:shd w:val="clear" w:color="auto" w:fill="F3F4F6"/>
+        <w:spacing w:line="250" w:lineRule="auto"/>
+        <w:ind w:left="180"/>
+      </w:pPr>
+      <w:r>
+        <w:rPr>
+          <w:rFonts w:ascii="Consolas" w:eastAsia="Consolas" w:hAnsi="Consolas" w:cs="Consolas"/>
+          <w:sz w:val="17"/>
+          <w:szCs w:val="17"/>
+        </w:rPr>
+        <w:t>      {</w:t>
+      </w:r>
+    </w:p>
+    <w:p>
+      <w:pPr>
+        <w:keepLines/>
+        <w:pBdr>
+          <w:left w:val="single" w:sz="18" w:space="8" w:color="E84000"/>
+        </w:pBdr>
+        <w:shd w:val="clear" w:color="auto" w:fill="F3F4F6"/>
+        <w:spacing w:line="250" w:lineRule="auto"/>
+        <w:ind w:left="180"/>
+      </w:pPr>
+      <w:r>
+        <w:rPr>
+          <w:rFonts w:ascii="Consolas" w:eastAsia="Consolas" w:hAnsi="Consolas" w:cs="Consolas"/>
+          <w:sz w:val="17"/>
+          <w:szCs w:val="17"/>
+        </w:rPr>
+        <w:t>        "value": "24/7",</w:t>
+      </w:r>
+    </w:p>
+    <w:p>
+      <w:pPr>
+        <w:keepLines/>
+        <w:pBdr>
+          <w:left w:val="single" w:sz="18" w:space="8" w:color="E84000"/>
+        </w:pBdr>
+        <w:shd w:val="clear" w:color="auto" w:fill="F3F4F6"/>
+        <w:spacing w:line="250" w:lineRule="auto"/>
+        <w:ind w:left="180"/>
+      </w:pPr>
+      <w:r>
+        <w:rPr>
+          <w:rFonts w:ascii="Consolas" w:eastAsia="Consolas" w:hAnsi="Consolas" w:cs="Consolas"/>
+          <w:sz w:val="17"/>
+          <w:szCs w:val="17"/>
+        </w:rPr>
+        <w:t>        "label": "Support",</w:t>
+      </w:r>
+    </w:p>
+    <w:p>
+      <w:pPr>
+        <w:keepLines/>
+        <w:pBdr>
+          <w:left w:val="single" w:sz="18" w:space="8" w:color="E84000"/>
+        </w:pBdr>
+        <w:shd w:val="clear" w:color="auto" w:fill="F3F4F6"/>
+        <w:spacing w:line="250" w:lineRule="auto"/>
+        <w:ind w:left="180"/>
+      </w:pPr>
+      <w:r>
+        <w:rPr>
+          <w:rFonts w:ascii="Consolas" w:eastAsia="Consolas" w:hAnsi="Consolas" w:cs="Consolas"/>
+          <w:sz w:val="17"/>
+          <w:szCs w:val="17"/>
+        </w:rPr>
+        <w:t>        "icon": "fa fa-bolt",</w:t>
+      </w:r>
+    </w:p>
+    <w:p>
+      <w:pPr>
+        <w:keepLines/>
+        <w:pBdr>
+          <w:left w:val="single" w:sz="18" w:space="8" w:color="E84000"/>
+        </w:pBdr>
+        <w:shd w:val="clear" w:color="auto" w:fill="F3F4F6"/>
+        <w:spacing w:line="250" w:lineRule="auto"/>
+        <w:ind w:left="180"/>
+      </w:pPr>
+      <w:r>
+        <w:rPr>
+          <w:rFonts w:ascii="Consolas" w:eastAsia="Consolas" w:hAnsi="Consolas" w:cs="Consolas"/>
+          <w:sz w:val="17"/>
+          <w:szCs w:val="17"/>
+        </w:rPr>
+        <w:t>        "iconcolor": "#2563eb",</w:t>
+      </w:r>
+    </w:p>
+    <w:p>
+      <w:pPr>
+        <w:keepLines/>
+        <w:pBdr>
+          <w:left w:val="single" w:sz="18" w:space="8" w:color="E84000"/>
+        </w:pBdr>
+        <w:shd w:val="clear" w:color="auto" w:fill="F3F4F6"/>
+        <w:spacing w:line="250" w:lineRule="auto"/>
+        <w:ind w:left="180"/>
+      </w:pPr>
+      <w:r>
+        <w:rPr>
+          <w:rFonts w:ascii="Consolas" w:eastAsia="Consolas" w:hAnsi="Consolas" w:cs="Consolas"/>
+          <w:sz w:val="17"/>
+          <w:szCs w:val="17"/>
+        </w:rPr>
+        <w:t>        "iconbg": "linear-gradient(135deg,#eff6ff,#dbeafe)"</w:t>
+      </w:r>
+    </w:p>
+    <w:p>
+      <w:pPr>
+        <w:keepLines/>
+        <w:pBdr>
+          <w:left w:val="single" w:sz="18" w:space="8" w:color="E84000"/>
+        </w:pBdr>
+        <w:shd w:val="clear" w:color="auto" w:fill="F3F4F6"/>
+        <w:spacing w:line="250" w:lineRule="auto"/>
+        <w:ind w:left="180"/>
+      </w:pPr>
+      <w:r>
+        <w:rPr>
+          <w:rFonts w:ascii="Consolas" w:eastAsia="Consolas" w:hAnsi="Consolas" w:cs="Consolas"/>
+          <w:sz w:val="17"/>
+          <w:szCs w:val="17"/>
+        </w:rPr>
+        <w:t>      },</w:t>
+      </w:r>
+    </w:p>
+    <w:p>
+      <w:pPr>
+        <w:keepLines/>
+        <w:pBdr>
+          <w:left w:val="single" w:sz="18" w:space="8" w:color="E84000"/>
+        </w:pBdr>
+        <w:shd w:val="clear" w:color="auto" w:fill="F3F4F6"/>
+        <w:spacing w:line="250" w:lineRule="auto"/>
+        <w:ind w:left="180"/>
+      </w:pPr>
+      <w:r>
+        <w:rPr>
+          <w:rFonts w:ascii="Consolas" w:eastAsia="Consolas" w:hAnsi="Consolas" w:cs="Consolas"/>
+          <w:sz w:val="17"/>
+          <w:szCs w:val="17"/>
+        </w:rPr>
+        <w:t>      {</w:t>
+      </w:r>
+    </w:p>
+    <w:p>
+      <w:pPr>
+        <w:keepLines/>
+        <w:pBdr>
+          <w:left w:val="single" w:sz="18" w:space="8" w:color="E84000"/>
+        </w:pBdr>
+        <w:shd w:val="clear" w:color="auto" w:fill="F3F4F6"/>
+        <w:spacing w:line="250" w:lineRule="auto"/>
+        <w:ind w:left="180"/>
+      </w:pPr>
+      <w:r>
+        <w:rPr>
+          <w:rFonts w:ascii="Consolas" w:eastAsia="Consolas" w:hAnsi="Consolas" w:cs="Consolas"/>
+          <w:sz w:val="17"/>
+          <w:szCs w:val="17"/>
+        </w:rPr>
+        <w:t>        "value": "Rated",</w:t>
+      </w:r>
+    </w:p>
+    <w:p>
+      <w:pPr>
+        <w:keepLines/>
+        <w:pBdr>
+          <w:left w:val="single" w:sz="18" w:space="8" w:color="E84000"/>
+        </w:pBdr>
+        <w:shd w:val="clear" w:color="auto" w:fill="F3F4F6"/>
+        <w:spacing w:line="250" w:lineRule="auto"/>
+        <w:ind w:left="180"/>
+      </w:pPr>
+      <w:r>
+        <w:rPr>
+          <w:rFonts w:ascii="Consolas" w:eastAsia="Consolas" w:hAnsi="Consolas" w:cs="Consolas"/>
+          <w:sz w:val="17"/>
+          <w:szCs w:val="17"/>
+        </w:rPr>
+        <w:t>        "label": "App",</w:t>
+      </w:r>
+    </w:p>
+    <w:p>
+      <w:pPr>
+        <w:keepLines/>
+        <w:pBdr>
+          <w:left w:val="single" w:sz="18" w:space="8" w:color="E84000"/>
+        </w:pBdr>
+        <w:shd w:val="clear" w:color="auto" w:fill="F3F4F6"/>
+        <w:spacing w:line="250" w:lineRule="auto"/>
+        <w:ind w:left="180"/>
+      </w:pPr>
+      <w:r>
+        <w:rPr>
+          <w:rFonts w:ascii="Consolas" w:eastAsia="Consolas" w:hAnsi="Consolas" w:cs="Consolas"/>
+          <w:sz w:val="17"/>
+          <w:szCs w:val="17"/>
+        </w:rPr>
+        <w:t>        "icon": "fa fa-star",</w:t>
+      </w:r>
+    </w:p>
+    <w:p>
+      <w:pPr>
+        <w:keepLines/>
+        <w:pBdr>
+          <w:left w:val="single" w:sz="18" w:space="8" w:color="E84000"/>
+        </w:pBdr>
+        <w:shd w:val="clear" w:color="auto" w:fill="F3F4F6"/>
+        <w:spacing w:line="250" w:lineRule="auto"/>
+        <w:ind w:left="180"/>
+      </w:pPr>
+      <w:r>
+        <w:rPr>
+          <w:rFonts w:ascii="Consolas" w:eastAsia="Consolas" w:hAnsi="Consolas" w:cs="Consolas"/>
+          <w:sz w:val="17"/>
+          <w:szCs w:val="17"/>
+        </w:rPr>
+        <w:t>        "iconcolor": "#d97706",</w:t>
+      </w:r>
+    </w:p>
+    <w:p>
+      <w:pPr>
+        <w:keepLines/>
+        <w:pBdr>
+          <w:left w:val="single" w:sz="18" w:space="8" w:color="E84000"/>
+        </w:pBdr>
+        <w:shd w:val="clear" w:color="auto" w:fill="F3F4F6"/>
+        <w:spacing w:line="250" w:lineRule="auto"/>
+        <w:ind w:left="180"/>
+      </w:pPr>
+      <w:r>
+        <w:rPr>
+          <w:rFonts w:ascii="Consolas" w:eastAsia="Consolas" w:hAnsi="Consolas" w:cs="Consolas"/>
+          <w:sz w:val="17"/>
+          <w:szCs w:val="17"/>
+        </w:rPr>
+        <w:t>        "iconbg": "linear-gradient(135deg,#fefce8,#fef9c3)"</w:t>
+      </w:r>
+    </w:p>
+    <w:p>
+      <w:pPr>
+        <w:keepLines/>
+        <w:pBdr>
+          <w:left w:val="single" w:sz="18" w:space="8" w:color="E84000"/>
+        </w:pBdr>
+        <w:shd w:val="clear" w:color="auto" w:fill="F3F4F6"/>
+        <w:spacing w:line="250" w:lineRule="auto"/>
+        <w:ind w:left="180"/>
+      </w:pPr>
+      <w:r>
+        <w:rPr>
+          <w:rFonts w:ascii="Consolas" w:eastAsia="Consolas" w:hAnsi="Consolas" w:cs="Consolas"/>
+          <w:sz w:val="17"/>
+          <w:szCs w:val="17"/>
+        </w:rPr>
+        <w:t>      },</w:t>
+      </w:r>
+    </w:p>
+    <w:p>
+      <w:pPr>
+        <w:keepLines/>
+        <w:pBdr>
+          <w:left w:val="single" w:sz="18" w:space="8" w:color="E84000"/>
+        </w:pBdr>
+        <w:shd w:val="clear" w:color="auto" w:fill="F3F4F6"/>
+        <w:spacing w:line="250" w:lineRule="auto"/>
+        <w:ind w:left="180"/>
+      </w:pPr>
+      <w:r>
+        <w:rPr>
+          <w:rFonts w:ascii="Consolas" w:eastAsia="Consolas" w:hAnsi="Consolas" w:cs="Consolas"/>
+          <w:sz w:val="17"/>
+          <w:szCs w:val="17"/>
+        </w:rPr>
+        <w:t>      {</w:t>
+      </w:r>
+    </w:p>
+    <w:p>
+      <w:pPr>
+        <w:keepLines/>
+        <w:pBdr>
+          <w:left w:val="single" w:sz="18" w:space="8" w:color="E84000"/>
+        </w:pBdr>
+        <w:shd w:val="clear" w:color="auto" w:fill="F3F4F6"/>
+        <w:spacing w:line="250" w:lineRule="auto"/>
+        <w:ind w:left="180"/>
+      </w:pPr>
+      <w:r>
+        <w:rPr>
+          <w:rFonts w:ascii="Consolas" w:eastAsia="Consolas" w:hAnsi="Consolas" w:cs="Consolas"/>
+          <w:sz w:val="17"/>
+          <w:szCs w:val="17"/>
+        </w:rPr>
+        <w:t>        "value": "200+",</w:t>
+      </w:r>
+    </w:p>
+    <w:p>
+      <w:pPr>
+        <w:keepLines/>
+        <w:pBdr>
+          <w:left w:val="single" w:sz="18" w:space="8" w:color="E84000"/>
+        </w:pBdr>
+        <w:shd w:val="clear" w:color="auto" w:fill="F3F4F6"/>
+        <w:spacing w:line="250" w:lineRule="auto"/>
+        <w:ind w:left="180"/>
+      </w:pPr>
+      <w:r>
+        <w:rPr>
+          <w:rFonts w:ascii="Consolas" w:eastAsia="Consolas" w:hAnsi="Consolas" w:cs="Consolas"/>
+          <w:sz w:val="17"/>
+          <w:szCs w:val="17"/>
+        </w:rPr>
+        <w:t>        "label": "Services",</w:t>
+      </w:r>
+    </w:p>
+    <w:p>
+      <w:pPr>
+        <w:keepLines/>
+        <w:pBdr>
+          <w:left w:val="single" w:sz="18" w:space="8" w:color="E84000"/>
+        </w:pBdr>
+        <w:shd w:val="clear" w:color="auto" w:fill="F3F4F6"/>
+        <w:spacing w:line="250" w:lineRule="auto"/>
+        <w:ind w:left="180"/>
+      </w:pPr>
+      <w:r>
+        <w:rPr>
+          <w:rFonts w:ascii="Consolas" w:eastAsia="Consolas" w:hAnsi="Consolas" w:cs="Consolas"/>
+          <w:sz w:val="17"/>
+          <w:szCs w:val="17"/>
+        </w:rPr>
+        <w:t>        "icon": "fa fa-tags",</w:t>
+      </w:r>
+    </w:p>
+    <w:p>
+      <w:pPr>
+        <w:keepLines/>
+        <w:pBdr>
+          <w:left w:val="single" w:sz="18" w:space="8" w:color="E84000"/>
+        </w:pBdr>
+        <w:shd w:val="clear" w:color="auto" w:fill="F3F4F6"/>
+        <w:spacing w:line="250" w:lineRule="auto"/>
+        <w:ind w:left="180"/>
+      </w:pPr>
+      <w:r>
+        <w:rPr>
+          <w:rFonts w:ascii="Consolas" w:eastAsia="Consolas" w:hAnsi="Consolas" w:cs="Consolas"/>
+          <w:sz w:val="17"/>
+          <w:szCs w:val="17"/>
+        </w:rPr>
+        <w:t>        "iconcolor": "#db2777",</w:t>
+      </w:r>
+    </w:p>
+    <w:p>
+      <w:pPr>
+        <w:keepLines/>
+        <w:pBdr>
+          <w:left w:val="single" w:sz="18" w:space="8" w:color="E84000"/>
+        </w:pBdr>
+        <w:shd w:val="clear" w:color="auto" w:fill="F3F4F6"/>
+        <w:spacing w:line="250" w:lineRule="auto"/>
+        <w:ind w:left="180"/>
+      </w:pPr>
+      <w:r>
+        <w:rPr>
+          <w:rFonts w:ascii="Consolas" w:eastAsia="Consolas" w:hAnsi="Consolas" w:cs="Consolas"/>
+          <w:sz w:val="17"/>
+          <w:szCs w:val="17"/>
+        </w:rPr>
+        <w:t>        "iconbg": "linear-gradient(135deg,#fdf2f8,#fce7f3)"</w:t>
+      </w:r>
+    </w:p>
+    <w:p>
+      <w:pPr>
+        <w:keepLines/>
+        <w:pBdr>
+          <w:left w:val="single" w:sz="18" w:space="8" w:color="E84000"/>
+        </w:pBdr>
+        <w:shd w:val="clear" w:color="auto" w:fill="F3F4F6"/>
+        <w:spacing w:line="250" w:lineRule="auto"/>
+        <w:ind w:left="180"/>
+      </w:pPr>
+      <w:r>
+        <w:rPr>
+          <w:rFonts w:ascii="Consolas" w:eastAsia="Consolas" w:hAnsi="Consolas" w:cs="Consolas"/>
+          <w:sz w:val="17"/>
+          <w:szCs w:val="17"/>
+        </w:rPr>
+        <w:t>      }</w:t>
+      </w:r>
+    </w:p>
+    <w:p>
+      <w:pPr>
+        <w:keepLines/>
+        <w:pBdr>
+          <w:left w:val="single" w:sz="18" w:space="8" w:color="E84000"/>
+        </w:pBdr>
+        <w:shd w:val="clear" w:color="auto" w:fill="F3F4F6"/>
+        <w:spacing w:line="250" w:lineRule="auto"/>
+        <w:ind w:left="180"/>
+      </w:pPr>
+      <w:r>
+        <w:rPr>
+          <w:rFonts w:ascii="Consolas" w:eastAsia="Consolas" w:hAnsi="Consolas" w:cs="Consolas"/>
+          <w:sz w:val="17"/>
+          <w:szCs w:val="17"/>
+        </w:rPr>
+        <w:t>    ],</w:t>
+      </w:r>
+    </w:p>
+    <w:p>
+      <w:pPr>
+        <w:keepLines/>
+        <w:pBdr>
+          <w:left w:val="single" w:sz="18" w:space="8" w:color="E84000"/>
+        </w:pBdr>
+        <w:shd w:val="clear" w:color="auto" w:fill="F3F4F6"/>
+        <w:spacing w:line="250" w:lineRule="auto"/>
+        <w:ind w:left="180"/>
+      </w:pPr>
+      <w:r>
+        <w:rPr>
+          <w:rFonts w:ascii="Consolas" w:eastAsia="Consolas" w:hAnsi="Consolas" w:cs="Consolas"/>
+          <w:sz w:val="17"/>
+          <w:szCs w:val="17"/>
+        </w:rPr>
+        <w:t>    "promos": [</w:t>
+      </w:r>
+    </w:p>
+    <w:p>
+      <w:pPr>
+        <w:keepLines/>
+        <w:pBdr>
+          <w:left w:val="single" w:sz="18" w:space="8" w:color="E84000"/>
+        </w:pBdr>
+        <w:shd w:val="clear" w:color="auto" w:fill="F3F4F6"/>
+        <w:spacing w:line="250" w:lineRule="auto"/>
+        <w:ind w:left="180"/>
+      </w:pPr>
+      <w:r>
+        <w:rPr>
+          <w:rFonts w:ascii="Consolas" w:eastAsia="Consolas" w:hAnsi="Consolas" w:cs="Consolas"/>
+          <w:sz w:val="17"/>
+          <w:szCs w:val="17"/>
+        </w:rPr>
+        <w:t>      {</w:t>
+      </w:r>
+    </w:p>
+    <w:p>
+      <w:pPr>
+        <w:keepLines/>
+        <w:pBdr>
+          <w:left w:val="single" w:sz="18" w:space="8" w:color="E84000"/>
+        </w:pBdr>
+        <w:shd w:val="clear" w:color="auto" w:fill="F3F4F6"/>
+        <w:spacing w:line="250" w:lineRule="auto"/>
+        <w:ind w:left="180"/>
+      </w:pPr>
+      <w:r>
+        <w:rPr>
+          <w:rFonts w:ascii="Consolas" w:eastAsia="Consolas" w:hAnsi="Consolas" w:cs="Consolas"/>
+          <w:sz w:val="17"/>
+          <w:szCs w:val="17"/>
+        </w:rPr>
+        <w:t>        "bgclass": "wp-bg-2",</w:t>
+      </w:r>
+    </w:p>
+    <w:p>
+      <w:pPr>
+        <w:keepLines/>
+        <w:pBdr>
+          <w:left w:val="single" w:sz="18" w:space="8" w:color="E84000"/>
+        </w:pBdr>
+        <w:shd w:val="clear" w:color="auto" w:fill="F3F4F6"/>
+        <w:spacing w:line="250" w:lineRule="auto"/>
+        <w:ind w:left="180"/>
+      </w:pPr>
+      <w:r>
+        <w:rPr>
+          <w:rFonts w:ascii="Consolas" w:eastAsia="Consolas" w:hAnsi="Consolas" w:cs="Consolas"/>
+          <w:sz w:val="17"/>
+          <w:szCs w:val="17"/>
+        </w:rPr>
+        <w:t>        "deco": "</w:t>
+      </w:r>
+      <w:r>
+        <w:rPr>
+          <w:rFonts w:ascii="Consolas" w:eastAsia="Consolas" w:hAnsi="Consolas" w:cs="Consolas"/>
+          <w:sz w:val="17"/>
+          <w:szCs w:val="17"/>
+        </w:rPr>
+        <w:t>👑</w:t>
+      </w:r>
+      <w:r>
+        <w:rPr>
+          <w:rFonts w:ascii="Consolas" w:eastAsia="Consolas" w:hAnsi="Consolas" w:cs="Consolas"/>
+          <w:sz w:val="17"/>
+          <w:szCs w:val="17"/>
+        </w:rPr>
+        <w:t>",</w:t>
+      </w:r>
+    </w:p>
+    <w:p>
+      <w:pPr>
+        <w:keepLines/>
+        <w:pBdr>
+          <w:left w:val="single" w:sz="18" w:space="8" w:color="E84000"/>
+        </w:pBdr>
+        <w:shd w:val="clear" w:color="auto" w:fill="F3F4F6"/>
+        <w:spacing w:line="250" w:lineRule="auto"/>
+        <w:ind w:left="180"/>
+      </w:pPr>
+      <w:r>
+        <w:rPr>
+          <w:rFonts w:ascii="Consolas" w:eastAsia="Consolas" w:hAnsi="Consolas" w:cs="Consolas"/>
+          <w:sz w:val="17"/>
+          <w:szCs w:val="17"/>
+        </w:rPr>
+        <w:t>        "tag": "✨ PREMIUM PLAN",</w:t>
+      </w:r>
+    </w:p>
+    <w:p>
+      <w:pPr>
+        <w:keepLines/>
+        <w:pBdr>
+          <w:left w:val="single" w:sz="18" w:space="8" w:color="E84000"/>
+        </w:pBdr>
+        <w:shd w:val="clear" w:color="auto" w:fill="F3F4F6"/>
+        <w:spacing w:line="250" w:lineRule="auto"/>
+        <w:ind w:left="180"/>
+      </w:pPr>
+      <w:r>
+        <w:rPr>
+          <w:rFonts w:ascii="Consolas" w:eastAsia="Consolas" w:hAnsi="Consolas" w:cs="Consolas"/>
+          <w:sz w:val="17"/>
+          <w:szCs w:val="17"/>
+        </w:rPr>
+        <w:t>        "title": "Upgrade to PRO&amp; Unlock All Features",</w:t>
+      </w:r>
+    </w:p>
+    <w:p>
+      <w:pPr>
+        <w:keepLines/>
+        <w:pBdr>
+          <w:left w:val="single" w:sz="18" w:space="8" w:color="E84000"/>
+        </w:pBdr>
+        <w:shd w:val="clear" w:color="auto" w:fill="F3F4F6"/>
+        <w:spacing w:line="250" w:lineRule="auto"/>
+        <w:ind w:left="180"/>
+      </w:pPr>
+      <w:r>
+        <w:rPr>
+          <w:rFonts w:ascii="Consolas" w:eastAsia="Consolas" w:hAnsi="Consolas" w:cs="Consolas"/>
+          <w:sz w:val="17"/>
+          <w:szCs w:val="17"/>
+        </w:rPr>
+        <w:t>        "subtitle": "Starting at just ₹99/month",</w:t>
+      </w:r>
+    </w:p>
+    <w:p>
+      <w:pPr>
+        <w:keepLines/>
+        <w:pBdr>
+          <w:left w:val="single" w:sz="18" w:space="8" w:color="E84000"/>
+        </w:pBdr>
+        <w:shd w:val="clear" w:color="auto" w:fill="F3F4F6"/>
+        <w:spacing w:line="250" w:lineRule="auto"/>
+        <w:ind w:left="180"/>
+      </w:pPr>
+      <w:r>
+        <w:rPr>
+          <w:rFonts w:ascii="Consolas" w:eastAsia="Consolas" w:hAnsi="Consolas" w:cs="Consolas"/>
+          <w:sz w:val="17"/>
+          <w:szCs w:val="17"/>
+        </w:rPr>
+        <w:t>        "cta": "Get PRO",</w:t>
+      </w:r>
+    </w:p>
+    <w:p>
+      <w:pPr>
+        <w:keepLines/>
+        <w:pBdr>
+          <w:left w:val="single" w:sz="18" w:space="8" w:color="E84000"/>
+        </w:pBdr>
+        <w:shd w:val="clear" w:color="auto" w:fill="F3F4F6"/>
+        <w:spacing w:line="250" w:lineRule="auto"/>
+        <w:ind w:left="180"/>
+      </w:pPr>
+      <w:r>
+        <w:rPr>
+          <w:rFonts w:ascii="Consolas" w:eastAsia="Consolas" w:hAnsi="Consolas" w:cs="Consolas"/>
+          <w:sz w:val="17"/>
+          <w:szCs w:val="17"/>
+        </w:rPr>
+        <w:t>        "btninv": true,</w:t>
       </w:r>
     </w:p>
     <w:p>
@@ -12981,348 +13668,6 @@
           <w:sz w:val="17"/>
           <w:szCs w:val="17"/>
         </w:rPr>
-        <w:t>      },</w:t>
-      </w:r>
-    </w:p>
-    <w:p>
-      <w:pPr>
-        <w:keepLines/>
-        <w:pBdr>
-          <w:left w:val="single" w:sz="18" w:space="8" w:color="E84000"/>
-        </w:pBdr>
-        <w:shd w:val="clear" w:color="auto" w:fill="F3F4F6"/>
-        <w:spacing w:line="250" w:lineRule="auto"/>
-        <w:ind w:left="180"/>
-      </w:pPr>
-      <w:r>
-        <w:rPr>
-          <w:rFonts w:ascii="Consolas" w:eastAsia="Consolas" w:hAnsi="Consolas" w:cs="Consolas"/>
-          <w:sz w:val="17"/>
-          <w:szCs w:val="17"/>
-        </w:rPr>
-        <w:t>      {</w:t>
-      </w:r>
-    </w:p>
-    <w:p>
-      <w:pPr>
-        <w:keepLines/>
-        <w:pBdr>
-          <w:left w:val="single" w:sz="18" w:space="8" w:color="E84000"/>
-        </w:pBdr>
-        <w:shd w:val="clear" w:color="auto" w:fill="F3F4F6"/>
-        <w:spacing w:line="250" w:lineRule="auto"/>
-        <w:ind w:left="180"/>
-      </w:pPr>
-      <w:r>
-        <w:rPr>
-          <w:rFonts w:ascii="Consolas" w:eastAsia="Consolas" w:hAnsi="Consolas" w:cs="Consolas"/>
-          <w:sz w:val="17"/>
-          <w:szCs w:val="17"/>
-        </w:rPr>
-        <w:t>        "name": "Activation Points",</w:t>
-      </w:r>
-    </w:p>
-    <w:p>
-      <w:pPr>
-        <w:keepLines/>
-        <w:pBdr>
-          <w:left w:val="single" w:sz="18" w:space="8" w:color="E84000"/>
-        </w:pBdr>
-        <w:shd w:val="clear" w:color="auto" w:fill="F3F4F6"/>
-        <w:spacing w:line="250" w:lineRule="auto"/>
-        <w:ind w:left="180"/>
-      </w:pPr>
-      <w:r>
-        <w:rPr>
-          <w:rFonts w:ascii="Consolas" w:eastAsia="Consolas" w:hAnsi="Consolas" w:cs="Consolas"/>
-          <w:sz w:val="17"/>
-          <w:szCs w:val="17"/>
-        </w:rPr>
-        <w:t>        "icon": "fa fa-chart-bar",</w:t>
-      </w:r>
-    </w:p>
-    <w:p>
-      <w:pPr>
-        <w:keepLines/>
-        <w:pBdr>
-          <w:left w:val="single" w:sz="18" w:space="8" w:color="E84000"/>
-        </w:pBdr>
-        <w:shd w:val="clear" w:color="auto" w:fill="F3F4F6"/>
-        <w:spacing w:line="250" w:lineRule="auto"/>
-        <w:ind w:left="180"/>
-      </w:pPr>
-      <w:r>
-        <w:rPr>
-          <w:rFonts w:ascii="Consolas" w:eastAsia="Consolas" w:hAnsi="Consolas" w:cs="Consolas"/>
-          <w:sz w:val="17"/>
-          <w:szCs w:val="17"/>
-        </w:rPr>
-        <w:t>        "color": "ico-g1",</w:t>
-      </w:r>
-    </w:p>
-    <w:p>
-      <w:pPr>
-        <w:keepLines/>
-        <w:pBdr>
-          <w:left w:val="single" w:sz="18" w:space="8" w:color="E84000"/>
-        </w:pBdr>
-        <w:shd w:val="clear" w:color="auto" w:fill="F3F4F6"/>
-        <w:spacing w:line="250" w:lineRule="auto"/>
-        <w:ind w:left="180"/>
-      </w:pPr>
-      <w:r>
-        <w:rPr>
-          <w:rFonts w:ascii="Consolas" w:eastAsia="Consolas" w:hAnsi="Consolas" w:cs="Consolas"/>
-          <w:sz w:val="17"/>
-          <w:szCs w:val="17"/>
-        </w:rPr>
-        <w:t>        "url": "Appmonthly-activation-points.aspx",</w:t>
-      </w:r>
-    </w:p>
-    <w:p>
-      <w:pPr>
-        <w:keepLines/>
-        <w:pBdr>
-          <w:left w:val="single" w:sz="18" w:space="8" w:color="E84000"/>
-        </w:pBdr>
-        <w:shd w:val="clear" w:color="auto" w:fill="F3F4F6"/>
-        <w:spacing w:line="250" w:lineRule="auto"/>
-        <w:ind w:left="180"/>
-      </w:pPr>
-      <w:r>
-        <w:rPr>
-          <w:rFonts w:ascii="Consolas" w:eastAsia="Consolas" w:hAnsi="Consolas" w:cs="Consolas"/>
-          <w:sz w:val="17"/>
-          <w:szCs w:val="17"/>
-        </w:rPr>
-        <w:t>        "target": "_self",</w:t>
-      </w:r>
-    </w:p>
-    <w:p>
-      <w:pPr>
-        <w:keepLines/>
-        <w:pBdr>
-          <w:left w:val="single" w:sz="18" w:space="8" w:color="E84000"/>
-        </w:pBdr>
-        <w:shd w:val="clear" w:color="auto" w:fill="F3F4F6"/>
-        <w:spacing w:line="250" w:lineRule="auto"/>
-        <w:ind w:left="180"/>
-      </w:pPr>
-      <w:r>
-        <w:rPr>
-          <w:rFonts w:ascii="Consolas" w:eastAsia="Consolas" w:hAnsi="Consolas" w:cs="Consolas"/>
-          <w:sz w:val="17"/>
-          <w:szCs w:val="17"/>
-        </w:rPr>
-        <w:t>        "screen": "monthly",</w:t>
-      </w:r>
-    </w:p>
-    <w:p>
-      <w:pPr>
-        <w:keepLines/>
-        <w:pBdr>
-          <w:left w:val="single" w:sz="18" w:space="8" w:color="E84000"/>
-        </w:pBdr>
-        <w:shd w:val="clear" w:color="auto" w:fill="F3F4F6"/>
-        <w:spacing w:line="250" w:lineRule="auto"/>
-        <w:ind w:left="180"/>
-      </w:pPr>
-      <w:r>
-        <w:rPr>
-          <w:rFonts w:ascii="Consolas" w:eastAsia="Consolas" w:hAnsi="Consolas" w:cs="Consolas"/>
-          <w:sz w:val="17"/>
-          <w:szCs w:val="17"/>
-        </w:rPr>
-        <w:t>        "openurl": "http://localhost:64320/AppWebBridge.aspx?page=Appmonthly-activation-points.aspx&amp;token=5680bcfc99679c3d637ee4998a5224db55f2344f2b7ea67a276d5c5f9d46842f"</w:t>
-      </w:r>
-    </w:p>
-    <w:p>
-      <w:pPr>
-        <w:keepLines/>
-        <w:pBdr>
-          <w:left w:val="single" w:sz="18" w:space="8" w:color="E84000"/>
-        </w:pBdr>
-        <w:shd w:val="clear" w:color="auto" w:fill="F3F4F6"/>
-        <w:spacing w:line="250" w:lineRule="auto"/>
-        <w:ind w:left="180"/>
-      </w:pPr>
-      <w:r>
-        <w:rPr>
-          <w:rFonts w:ascii="Consolas" w:eastAsia="Consolas" w:hAnsi="Consolas" w:cs="Consolas"/>
-          <w:sz w:val="17"/>
-          <w:szCs w:val="17"/>
-        </w:rPr>
-        <w:t>      },</w:t>
-      </w:r>
-    </w:p>
-    <w:p>
-      <w:pPr>
-        <w:keepLines/>
-        <w:pBdr>
-          <w:left w:val="single" w:sz="18" w:space="8" w:color="E84000"/>
-        </w:pBdr>
-        <w:shd w:val="clear" w:color="auto" w:fill="F3F4F6"/>
-        <w:spacing w:line="250" w:lineRule="auto"/>
-        <w:ind w:left="180"/>
-      </w:pPr>
-      <w:r>
-        <w:rPr>
-          <w:rFonts w:ascii="Consolas" w:eastAsia="Consolas" w:hAnsi="Consolas" w:cs="Consolas"/>
-          <w:sz w:val="17"/>
-          <w:szCs w:val="17"/>
-        </w:rPr>
-        <w:t>      {</w:t>
-      </w:r>
-    </w:p>
-    <w:p>
-      <w:pPr>
-        <w:keepLines/>
-        <w:pBdr>
-          <w:left w:val="single" w:sz="18" w:space="8" w:color="E84000"/>
-        </w:pBdr>
-        <w:shd w:val="clear" w:color="auto" w:fill="F3F4F6"/>
-        <w:spacing w:line="250" w:lineRule="auto"/>
-        <w:ind w:left="180"/>
-      </w:pPr>
-      <w:r>
-        <w:rPr>
-          <w:rFonts w:ascii="Consolas" w:eastAsia="Consolas" w:hAnsi="Consolas" w:cs="Consolas"/>
-          <w:sz w:val="17"/>
-          <w:szCs w:val="17"/>
-        </w:rPr>
-        <w:t>        "name": "My Account",</w:t>
-      </w:r>
-    </w:p>
-    <w:p>
-      <w:pPr>
-        <w:keepLines/>
-        <w:pBdr>
-          <w:left w:val="single" w:sz="18" w:space="8" w:color="E84000"/>
-        </w:pBdr>
-        <w:shd w:val="clear" w:color="auto" w:fill="F3F4F6"/>
-        <w:spacing w:line="250" w:lineRule="auto"/>
-        <w:ind w:left="180"/>
-      </w:pPr>
-      <w:r>
-        <w:rPr>
-          <w:rFonts w:ascii="Consolas" w:eastAsia="Consolas" w:hAnsi="Consolas" w:cs="Consolas"/>
-          <w:sz w:val="17"/>
-          <w:szCs w:val="17"/>
-        </w:rPr>
-        <w:t>        "icon": "fa fa-user-circle",</w:t>
-      </w:r>
-    </w:p>
-    <w:p>
-      <w:pPr>
-        <w:keepLines/>
-        <w:pBdr>
-          <w:left w:val="single" w:sz="18" w:space="8" w:color="E84000"/>
-        </w:pBdr>
-        <w:shd w:val="clear" w:color="auto" w:fill="F3F4F6"/>
-        <w:spacing w:line="250" w:lineRule="auto"/>
-        <w:ind w:left="180"/>
-      </w:pPr>
-      <w:r>
-        <w:rPr>
-          <w:rFonts w:ascii="Consolas" w:eastAsia="Consolas" w:hAnsi="Consolas" w:cs="Consolas"/>
-          <w:sz w:val="17"/>
-          <w:szCs w:val="17"/>
-        </w:rPr>
-        <w:t>        "color": "ico-g2",</w:t>
-      </w:r>
-    </w:p>
-    <w:p>
-      <w:pPr>
-        <w:keepLines/>
-        <w:pBdr>
-          <w:left w:val="single" w:sz="18" w:space="8" w:color="E84000"/>
-        </w:pBdr>
-        <w:shd w:val="clear" w:color="auto" w:fill="F3F4F6"/>
-        <w:spacing w:line="250" w:lineRule="auto"/>
-        <w:ind w:left="180"/>
-      </w:pPr>
-      <w:r>
-        <w:rPr>
-          <w:rFonts w:ascii="Consolas" w:eastAsia="Consolas" w:hAnsi="Consolas" w:cs="Consolas"/>
-          <w:sz w:val="17"/>
-          <w:szCs w:val="17"/>
-        </w:rPr>
-        <w:t>        "url": "MainAccountRedirect.ASPX",</w:t>
-      </w:r>
-    </w:p>
-    <w:p>
-      <w:pPr>
-        <w:keepLines/>
-        <w:pBdr>
-          <w:left w:val="single" w:sz="18" w:space="8" w:color="E84000"/>
-        </w:pBdr>
-        <w:shd w:val="clear" w:color="auto" w:fill="F3F4F6"/>
-        <w:spacing w:line="250" w:lineRule="auto"/>
-        <w:ind w:left="180"/>
-      </w:pPr>
-      <w:r>
-        <w:rPr>
-          <w:rFonts w:ascii="Consolas" w:eastAsia="Consolas" w:hAnsi="Consolas" w:cs="Consolas"/>
-          <w:sz w:val="17"/>
-          <w:szCs w:val="17"/>
-        </w:rPr>
-        <w:t>        "target": "_self",</w:t>
-      </w:r>
-    </w:p>
-    <w:p>
-      <w:pPr>
-        <w:keepLines/>
-        <w:pBdr>
-          <w:left w:val="single" w:sz="18" w:space="8" w:color="E84000"/>
-        </w:pBdr>
-        <w:shd w:val="clear" w:color="auto" w:fill="F3F4F6"/>
-        <w:spacing w:line="250" w:lineRule="auto"/>
-        <w:ind w:left="180"/>
-      </w:pPr>
-      <w:r>
-        <w:rPr>
-          <w:rFonts w:ascii="Consolas" w:eastAsia="Consolas" w:hAnsi="Consolas" w:cs="Consolas"/>
-          <w:sz w:val="17"/>
-          <w:szCs w:val="17"/>
-        </w:rPr>
-        <w:t>        "screen": "",</w:t>
-      </w:r>
-    </w:p>
-    <w:p>
-      <w:pPr>
-        <w:keepLines/>
-        <w:pBdr>
-          <w:left w:val="single" w:sz="18" w:space="8" w:color="E84000"/>
-        </w:pBdr>
-        <w:shd w:val="clear" w:color="auto" w:fill="F3F4F6"/>
-        <w:spacing w:line="250" w:lineRule="auto"/>
-        <w:ind w:left="180"/>
-      </w:pPr>
-      <w:r>
-        <w:rPr>
-          <w:rFonts w:ascii="Consolas" w:eastAsia="Consolas" w:hAnsi="Consolas" w:cs="Consolas"/>
-          <w:sz w:val="17"/>
-          <w:szCs w:val="17"/>
-        </w:rPr>
-        <w:t>        "openurl": "http://localhost:64320/AppWebBridge.aspx?page=MainAccountRedirect.ASPX&amp;token=5680bcfc99679c3d637ee4998a5224db55f2344f2b7ea67a276d5c5f9d46842f"</w:t>
-      </w:r>
-    </w:p>
-    <w:p>
-      <w:pPr>
-        <w:keepLines/>
-        <w:pBdr>
-          <w:left w:val="single" w:sz="18" w:space="8" w:color="E84000"/>
-        </w:pBdr>
-        <w:shd w:val="clear" w:color="auto" w:fill="F3F4F6"/>
-        <w:spacing w:line="250" w:lineRule="auto"/>
-        <w:ind w:left="180"/>
-      </w:pPr>
-      <w:r>
-        <w:rPr>
-          <w:rFonts w:ascii="Consolas" w:eastAsia="Consolas" w:hAnsi="Consolas" w:cs="Consolas"/>
-          <w:sz w:val="17"/>
-          <w:szCs w:val="17"/>
-        </w:rPr>
         <w:t>      }</w:t>
       </w:r>
     </w:p>
@@ -13342,625 +13687,36 @@
           <w:sz w:val="17"/>
           <w:szCs w:val="17"/>
         </w:rPr>
-        <w:t>    ],</w:t>
-      </w:r>
-    </w:p>
-    <w:p>
-      <w:pPr>
-        <w:keepLines/>
-        <w:pBdr>
-          <w:left w:val="single" w:sz="18" w:space="8" w:color="E84000"/>
-        </w:pBdr>
-        <w:shd w:val="clear" w:color="auto" w:fill="F3F4F6"/>
-        <w:spacing w:line="250" w:lineRule="auto"/>
-        <w:ind w:left="180"/>
-      </w:pPr>
-      <w:r>
-        <w:rPr>
-          <w:rFonts w:ascii="Consolas" w:eastAsia="Consolas" w:hAnsi="Consolas" w:cs="Consolas"/>
-          <w:sz w:val="17"/>
-          <w:szCs w:val="17"/>
-        </w:rPr>
-        <w:t>    "bestselling": [</w:t>
-      </w:r>
-    </w:p>
-    <w:p>
-      <w:pPr>
-        <w:keepLines/>
-        <w:pBdr>
-          <w:left w:val="single" w:sz="18" w:space="8" w:color="E84000"/>
-        </w:pBdr>
-        <w:shd w:val="clear" w:color="auto" w:fill="F3F4F6"/>
-        <w:spacing w:line="250" w:lineRule="auto"/>
-        <w:ind w:left="180"/>
-      </w:pPr>
-      <w:r>
-        <w:rPr>
-          <w:rFonts w:ascii="Consolas" w:eastAsia="Consolas" w:hAnsi="Consolas" w:cs="Consolas"/>
-          <w:sz w:val="17"/>
-          <w:szCs w:val="17"/>
-        </w:rPr>
-        <w:t>      </w:t>
-      </w:r>
-    </w:p>
-    <w:p>
-      <w:pPr>
-        <w:keepLines/>
-        <w:pBdr>
-          <w:left w:val="single" w:sz="18" w:space="8" w:color="E84000"/>
-        </w:pBdr>
-        <w:shd w:val="clear" w:color="auto" w:fill="F3F4F6"/>
-        <w:spacing w:line="250" w:lineRule="auto"/>
-        <w:ind w:left="180"/>
-      </w:pPr>
-      <w:r>
-        <w:rPr>
-          <w:rFonts w:ascii="Consolas" w:eastAsia="Consolas" w:hAnsi="Consolas" w:cs="Consolas"/>
-          <w:sz w:val="17"/>
-          <w:szCs w:val="17"/>
-        </w:rPr>
-        <w:t>    ],</w:t>
-      </w:r>
-    </w:p>
-    <w:p>
-      <w:pPr>
-        <w:keepLines/>
-        <w:pBdr>
-          <w:left w:val="single" w:sz="18" w:space="8" w:color="E84000"/>
-        </w:pBdr>
-        <w:shd w:val="clear" w:color="auto" w:fill="F3F4F6"/>
-        <w:spacing w:line="250" w:lineRule="auto"/>
-        <w:ind w:left="180"/>
-      </w:pPr>
-      <w:r>
-        <w:rPr>
-          <w:rFonts w:ascii="Consolas" w:eastAsia="Consolas" w:hAnsi="Consolas" w:cs="Consolas"/>
-          <w:sz w:val="17"/>
-          <w:szCs w:val="17"/>
-        </w:rPr>
-        <w:t>    "trust": [</w:t>
-      </w:r>
-    </w:p>
-    <w:p>
-      <w:pPr>
-        <w:keepLines/>
-        <w:pBdr>
-          <w:left w:val="single" w:sz="18" w:space="8" w:color="E84000"/>
-        </w:pBdr>
-        <w:shd w:val="clear" w:color="auto" w:fill="F3F4F6"/>
-        <w:spacing w:line="250" w:lineRule="auto"/>
-        <w:ind w:left="180"/>
-      </w:pPr>
-      <w:r>
-        <w:rPr>
-          <w:rFonts w:ascii="Consolas" w:eastAsia="Consolas" w:hAnsi="Consolas" w:cs="Consolas"/>
-          <w:sz w:val="17"/>
-          <w:szCs w:val="17"/>
-        </w:rPr>
-        <w:t>      {</w:t>
-      </w:r>
-    </w:p>
-    <w:p>
-      <w:pPr>
-        <w:keepLines/>
-        <w:pBdr>
-          <w:left w:val="single" w:sz="18" w:space="8" w:color="E84000"/>
-        </w:pBdr>
-        <w:shd w:val="clear" w:color="auto" w:fill="F3F4F6"/>
-        <w:spacing w:line="250" w:lineRule="auto"/>
-        <w:ind w:left="180"/>
-      </w:pPr>
-      <w:r>
-        <w:rPr>
-          <w:rFonts w:ascii="Consolas" w:eastAsia="Consolas" w:hAnsi="Consolas" w:cs="Consolas"/>
-          <w:sz w:val="17"/>
-          <w:szCs w:val="17"/>
-        </w:rPr>
-        <w:t>        "value": "50K+",</w:t>
-      </w:r>
-    </w:p>
-    <w:p>
-      <w:pPr>
-        <w:keepLines/>
-        <w:pBdr>
-          <w:left w:val="single" w:sz="18" w:space="8" w:color="E84000"/>
-        </w:pBdr>
-        <w:shd w:val="clear" w:color="auto" w:fill="F3F4F6"/>
-        <w:spacing w:line="250" w:lineRule="auto"/>
-        <w:ind w:left="180"/>
-      </w:pPr>
-      <w:r>
-        <w:rPr>
-          <w:rFonts w:ascii="Consolas" w:eastAsia="Consolas" w:hAnsi="Consolas" w:cs="Consolas"/>
-          <w:sz w:val="17"/>
-          <w:szCs w:val="17"/>
-        </w:rPr>
-        <w:t>        "label": "Users",</w:t>
-      </w:r>
-    </w:p>
-    <w:p>
-      <w:pPr>
-        <w:keepLines/>
-        <w:pBdr>
-          <w:left w:val="single" w:sz="18" w:space="8" w:color="E84000"/>
-        </w:pBdr>
-        <w:shd w:val="clear" w:color="auto" w:fill="F3F4F6"/>
-        <w:spacing w:line="250" w:lineRule="auto"/>
-        <w:ind w:left="180"/>
-      </w:pPr>
-      <w:r>
-        <w:rPr>
-          <w:rFonts w:ascii="Consolas" w:eastAsia="Consolas" w:hAnsi="Consolas" w:cs="Consolas"/>
-          <w:sz w:val="17"/>
-          <w:szCs w:val="17"/>
-        </w:rPr>
-        <w:t>        "icon": "fa fa-users",</w:t>
-      </w:r>
-    </w:p>
-    <w:p>
-      <w:pPr>
-        <w:keepLines/>
-        <w:pBdr>
-          <w:left w:val="single" w:sz="18" w:space="8" w:color="E84000"/>
-        </w:pBdr>
-        <w:shd w:val="clear" w:color="auto" w:fill="F3F4F6"/>
-        <w:spacing w:line="250" w:lineRule="auto"/>
-        <w:ind w:left="180"/>
-      </w:pPr>
-      <w:r>
-        <w:rPr>
-          <w:rFonts w:ascii="Consolas" w:eastAsia="Consolas" w:hAnsi="Consolas" w:cs="Consolas"/>
-          <w:sz w:val="17"/>
-          <w:szCs w:val="17"/>
-        </w:rPr>
-        <w:t>        "iconcolor": "#E84000",</w:t>
-      </w:r>
-    </w:p>
-    <w:p>
-      <w:pPr>
-        <w:keepLines/>
-        <w:pBdr>
-          <w:left w:val="single" w:sz="18" w:space="8" w:color="E84000"/>
-        </w:pBdr>
-        <w:shd w:val="clear" w:color="auto" w:fill="F3F4F6"/>
-        <w:spacing w:line="250" w:lineRule="auto"/>
-        <w:ind w:left="180"/>
-      </w:pPr>
-      <w:r>
-        <w:rPr>
-          <w:rFonts w:ascii="Consolas" w:eastAsia="Consolas" w:hAnsi="Consolas" w:cs="Consolas"/>
-          <w:sz w:val="17"/>
-          <w:szCs w:val="17"/>
-        </w:rPr>
-        <w:t>        "iconbg": "linear-gradient(135deg,#fff3ec,#ffe5d4)"</w:t>
-      </w:r>
-    </w:p>
-    <w:p>
-      <w:pPr>
-        <w:keepLines/>
-        <w:pBdr>
-          <w:left w:val="single" w:sz="18" w:space="8" w:color="E84000"/>
-        </w:pBdr>
-        <w:shd w:val="clear" w:color="auto" w:fill="F3F4F6"/>
-        <w:spacing w:line="250" w:lineRule="auto"/>
-        <w:ind w:left="180"/>
-      </w:pPr>
-      <w:r>
-        <w:rPr>
-          <w:rFonts w:ascii="Consolas" w:eastAsia="Consolas" w:hAnsi="Consolas" w:cs="Consolas"/>
-          <w:sz w:val="17"/>
-          <w:szCs w:val="17"/>
-        </w:rPr>
-        <w:t>      },</w:t>
-      </w:r>
-    </w:p>
-    <w:p>
-      <w:pPr>
-        <w:keepLines/>
-        <w:pBdr>
-          <w:left w:val="single" w:sz="18" w:space="8" w:color="E84000"/>
-        </w:pBdr>
-        <w:shd w:val="clear" w:color="auto" w:fill="F3F4F6"/>
-        <w:spacing w:line="250" w:lineRule="auto"/>
-        <w:ind w:left="180"/>
-      </w:pPr>
-      <w:r>
-        <w:rPr>
-          <w:rFonts w:ascii="Consolas" w:eastAsia="Consolas" w:hAnsi="Consolas" w:cs="Consolas"/>
-          <w:sz w:val="17"/>
-          <w:szCs w:val="17"/>
-        </w:rPr>
-        <w:t>      {</w:t>
-      </w:r>
-    </w:p>
-    <w:p>
-      <w:pPr>
-        <w:keepLines/>
-        <w:pBdr>
-          <w:left w:val="single" w:sz="18" w:space="8" w:color="E84000"/>
-        </w:pBdr>
-        <w:shd w:val="clear" w:color="auto" w:fill="F3F4F6"/>
-        <w:spacing w:line="250" w:lineRule="auto"/>
-        <w:ind w:left="180"/>
-      </w:pPr>
-      <w:r>
-        <w:rPr>
-          <w:rFonts w:ascii="Consolas" w:eastAsia="Consolas" w:hAnsi="Consolas" w:cs="Consolas"/>
-          <w:sz w:val="17"/>
-          <w:szCs w:val="17"/>
-        </w:rPr>
-        <w:t>        "value": "100%",</w:t>
-      </w:r>
-    </w:p>
-    <w:p>
-      <w:pPr>
-        <w:keepLines/>
-        <w:pBdr>
-          <w:left w:val="single" w:sz="18" w:space="8" w:color="E84000"/>
-        </w:pBdr>
-        <w:shd w:val="clear" w:color="auto" w:fill="F3F4F6"/>
-        <w:spacing w:line="250" w:lineRule="auto"/>
-        <w:ind w:left="180"/>
-      </w:pPr>
-      <w:r>
-        <w:rPr>
-          <w:rFonts w:ascii="Consolas" w:eastAsia="Consolas" w:hAnsi="Consolas" w:cs="Consolas"/>
-          <w:sz w:val="17"/>
-          <w:szCs w:val="17"/>
-        </w:rPr>
-        <w:t>        "label": "Secure Pay",</w:t>
-      </w:r>
-    </w:p>
-    <w:p>
-      <w:pPr>
-        <w:keepLines/>
-        <w:pBdr>
-          <w:left w:val="single" w:sz="18" w:space="8" w:color="E84000"/>
-        </w:pBdr>
-        <w:shd w:val="clear" w:color="auto" w:fill="F3F4F6"/>
-        <w:spacing w:line="250" w:lineRule="auto"/>
-        <w:ind w:left="180"/>
-      </w:pPr>
-      <w:r>
-        <w:rPr>
-          <w:rFonts w:ascii="Consolas" w:eastAsia="Consolas" w:hAnsi="Consolas" w:cs="Consolas"/>
-          <w:sz w:val="17"/>
-          <w:szCs w:val="17"/>
-        </w:rPr>
-        <w:t>        "icon": "fa fa-shield-alt",</w:t>
-      </w:r>
-    </w:p>
-    <w:p>
-      <w:pPr>
-        <w:keepLines/>
-        <w:pBdr>
-          <w:left w:val="single" w:sz="18" w:space="8" w:color="E84000"/>
-        </w:pBdr>
-        <w:shd w:val="clear" w:color="auto" w:fill="F3F4F6"/>
-        <w:spacing w:line="250" w:lineRule="auto"/>
-        <w:ind w:left="180"/>
-      </w:pPr>
-      <w:r>
-        <w:rPr>
-          <w:rFonts w:ascii="Consolas" w:eastAsia="Consolas" w:hAnsi="Consolas" w:cs="Consolas"/>
-          <w:sz w:val="17"/>
-          <w:szCs w:val="17"/>
-        </w:rPr>
-        <w:t>        "iconcolor": "#059669",</w:t>
-      </w:r>
-    </w:p>
-    <w:p>
-      <w:pPr>
-        <w:keepLines/>
-        <w:pBdr>
-          <w:left w:val="single" w:sz="18" w:space="8" w:color="E84000"/>
-        </w:pBdr>
-        <w:shd w:val="clear" w:color="auto" w:fill="F3F4F6"/>
-        <w:spacing w:line="250" w:lineRule="auto"/>
-        <w:ind w:left="180"/>
-      </w:pPr>
-      <w:r>
-        <w:rPr>
-          <w:rFonts w:ascii="Consolas" w:eastAsia="Consolas" w:hAnsi="Consolas" w:cs="Consolas"/>
-          <w:sz w:val="17"/>
-          <w:szCs w:val="17"/>
-        </w:rPr>
-        <w:t>        "iconbg": "linear-gradient(135deg,#f0fdf4,#dcfce7)"</w:t>
-      </w:r>
-    </w:p>
-    <w:p>
-      <w:pPr>
-        <w:keepLines/>
-        <w:pBdr>
-          <w:left w:val="single" w:sz="18" w:space="8" w:color="E84000"/>
-        </w:pBdr>
-        <w:shd w:val="clear" w:color="auto" w:fill="F3F4F6"/>
-        <w:spacing w:line="250" w:lineRule="auto"/>
-        <w:ind w:left="180"/>
-      </w:pPr>
-      <w:r>
-        <w:rPr>
-          <w:rFonts w:ascii="Consolas" w:eastAsia="Consolas" w:hAnsi="Consolas" w:cs="Consolas"/>
-          <w:sz w:val="17"/>
-          <w:szCs w:val="17"/>
-        </w:rPr>
-        <w:t>      },</w:t>
-      </w:r>
-    </w:p>
-    <w:p>
-      <w:pPr>
-        <w:keepLines/>
-        <w:pBdr>
-          <w:left w:val="single" w:sz="18" w:space="8" w:color="E84000"/>
-        </w:pBdr>
-        <w:shd w:val="clear" w:color="auto" w:fill="F3F4F6"/>
-        <w:spacing w:line="250" w:lineRule="auto"/>
-        <w:ind w:left="180"/>
-      </w:pPr>
-      <w:r>
-        <w:rPr>
-          <w:rFonts w:ascii="Consolas" w:eastAsia="Consolas" w:hAnsi="Consolas" w:cs="Consolas"/>
-          <w:sz w:val="17"/>
-          <w:szCs w:val="17"/>
-        </w:rPr>
-        <w:t>      {</w:t>
-      </w:r>
-    </w:p>
-    <w:p>
-      <w:pPr>
-        <w:keepLines/>
-        <w:pBdr>
-          <w:left w:val="single" w:sz="18" w:space="8" w:color="E84000"/>
-        </w:pBdr>
-        <w:shd w:val="clear" w:color="auto" w:fill="F3F4F6"/>
-        <w:spacing w:line="250" w:lineRule="auto"/>
-        <w:ind w:left="180"/>
-      </w:pPr>
-      <w:r>
-        <w:rPr>
-          <w:rFonts w:ascii="Consolas" w:eastAsia="Consolas" w:hAnsi="Consolas" w:cs="Consolas"/>
-          <w:sz w:val="17"/>
-          <w:szCs w:val="17"/>
-        </w:rPr>
-        <w:t>        "value": "24/7",</w:t>
-      </w:r>
-    </w:p>
-    <w:p>
-      <w:pPr>
-        <w:keepLines/>
-        <w:pBdr>
-          <w:left w:val="single" w:sz="18" w:space="8" w:color="E84000"/>
-        </w:pBdr>
-        <w:shd w:val="clear" w:color="auto" w:fill="F3F4F6"/>
-        <w:spacing w:line="250" w:lineRule="auto"/>
-        <w:ind w:left="180"/>
-      </w:pPr>
-      <w:r>
-        <w:rPr>
-          <w:rFonts w:ascii="Consolas" w:eastAsia="Consolas" w:hAnsi="Consolas" w:cs="Consolas"/>
-          <w:sz w:val="17"/>
-          <w:szCs w:val="17"/>
-        </w:rPr>
-        <w:t>        "label": "Support",</w:t>
-      </w:r>
-    </w:p>
-    <w:p>
-      <w:pPr>
-        <w:keepLines/>
-        <w:pBdr>
-          <w:left w:val="single" w:sz="18" w:space="8" w:color="E84000"/>
-        </w:pBdr>
-        <w:shd w:val="clear" w:color="auto" w:fill="F3F4F6"/>
-        <w:spacing w:line="250" w:lineRule="auto"/>
-        <w:ind w:left="180"/>
-      </w:pPr>
-      <w:r>
-        <w:rPr>
-          <w:rFonts w:ascii="Consolas" w:eastAsia="Consolas" w:hAnsi="Consolas" w:cs="Consolas"/>
-          <w:sz w:val="17"/>
-          <w:szCs w:val="17"/>
-        </w:rPr>
-        <w:t>        "icon": "fa fa-bolt",</w:t>
-      </w:r>
-    </w:p>
-    <w:p>
-      <w:pPr>
-        <w:keepLines/>
-        <w:pBdr>
-          <w:left w:val="single" w:sz="18" w:space="8" w:color="E84000"/>
-        </w:pBdr>
-        <w:shd w:val="clear" w:color="auto" w:fill="F3F4F6"/>
-        <w:spacing w:line="250" w:lineRule="auto"/>
-        <w:ind w:left="180"/>
-      </w:pPr>
-      <w:r>
-        <w:rPr>
-          <w:rFonts w:ascii="Consolas" w:eastAsia="Consolas" w:hAnsi="Consolas" w:cs="Consolas"/>
-          <w:sz w:val="17"/>
-          <w:szCs w:val="17"/>
-        </w:rPr>
-        <w:t>        "iconcolor": "#2563eb",</w:t>
-      </w:r>
-    </w:p>
-    <w:p>
-      <w:pPr>
-        <w:keepLines/>
-        <w:pBdr>
-          <w:left w:val="single" w:sz="18" w:space="8" w:color="E84000"/>
-        </w:pBdr>
-        <w:shd w:val="clear" w:color="auto" w:fill="F3F4F6"/>
-        <w:spacing w:line="250" w:lineRule="auto"/>
-        <w:ind w:left="180"/>
-      </w:pPr>
-      <w:r>
-        <w:rPr>
-          <w:rFonts w:ascii="Consolas" w:eastAsia="Consolas" w:hAnsi="Consolas" w:cs="Consolas"/>
-          <w:sz w:val="17"/>
-          <w:szCs w:val="17"/>
-        </w:rPr>
-        <w:t>        "iconbg": "linear-gradient(135deg,#eff6ff,#dbeafe)"</w:t>
-      </w:r>
-    </w:p>
-    <w:p>
-      <w:pPr>
-        <w:keepLines/>
-        <w:pBdr>
-          <w:left w:val="single" w:sz="18" w:space="8" w:color="E84000"/>
-        </w:pBdr>
-        <w:shd w:val="clear" w:color="auto" w:fill="F3F4F6"/>
-        <w:spacing w:line="250" w:lineRule="auto"/>
-        <w:ind w:left="180"/>
-      </w:pPr>
-      <w:r>
-        <w:rPr>
-          <w:rFonts w:ascii="Consolas" w:eastAsia="Consolas" w:hAnsi="Consolas" w:cs="Consolas"/>
-          <w:sz w:val="17"/>
-          <w:szCs w:val="17"/>
-        </w:rPr>
-        <w:t>      },</w:t>
-      </w:r>
-    </w:p>
-    <w:p>
-      <w:pPr>
-        <w:keepLines/>
-        <w:pBdr>
-          <w:left w:val="single" w:sz="18" w:space="8" w:color="E84000"/>
-        </w:pBdr>
-        <w:shd w:val="clear" w:color="auto" w:fill="F3F4F6"/>
-        <w:spacing w:line="250" w:lineRule="auto"/>
-        <w:ind w:left="180"/>
-      </w:pPr>
-      <w:r>
-        <w:rPr>
-          <w:rFonts w:ascii="Consolas" w:eastAsia="Consolas" w:hAnsi="Consolas" w:cs="Consolas"/>
-          <w:sz w:val="17"/>
-          <w:szCs w:val="17"/>
-        </w:rPr>
-        <w:t>      {</w:t>
-      </w:r>
-    </w:p>
-    <w:p>
-      <w:pPr>
-        <w:keepLines/>
-        <w:pBdr>
-          <w:left w:val="single" w:sz="18" w:space="8" w:color="E84000"/>
-        </w:pBdr>
-        <w:shd w:val="clear" w:color="auto" w:fill="F3F4F6"/>
-        <w:spacing w:line="250" w:lineRule="auto"/>
-        <w:ind w:left="180"/>
-      </w:pPr>
-      <w:r>
-        <w:rPr>
-          <w:rFonts w:ascii="Consolas" w:eastAsia="Consolas" w:hAnsi="Consolas" w:cs="Consolas"/>
-          <w:sz w:val="17"/>
-          <w:szCs w:val="17"/>
-        </w:rPr>
-        <w:t>        "value": "Rated",</w:t>
-      </w:r>
-    </w:p>
-    <w:p>
-      <w:pPr>
-        <w:keepLines/>
-        <w:pBdr>
-          <w:left w:val="single" w:sz="18" w:space="8" w:color="E84000"/>
-        </w:pBdr>
-        <w:shd w:val="clear" w:color="auto" w:fill="F3F4F6"/>
-        <w:spacing w:line="250" w:lineRule="auto"/>
-        <w:ind w:left="180"/>
-      </w:pPr>
-      <w:r>
-        <w:rPr>
-          <w:rFonts w:ascii="Consolas" w:eastAsia="Consolas" w:hAnsi="Consolas" w:cs="Consolas"/>
-          <w:sz w:val="17"/>
-          <w:szCs w:val="17"/>
-        </w:rPr>
-        <w:t>        "label": "App",</w:t>
-      </w:r>
-    </w:p>
-    <w:p>
-      <w:pPr>
-        <w:keepLines/>
-        <w:pBdr>
-          <w:left w:val="single" w:sz="18" w:space="8" w:color="E84000"/>
-        </w:pBdr>
-        <w:shd w:val="clear" w:color="auto" w:fill="F3F4F6"/>
-        <w:spacing w:line="250" w:lineRule="auto"/>
-        <w:ind w:left="180"/>
-      </w:pPr>
-      <w:r>
-        <w:rPr>
-          <w:rFonts w:ascii="Consolas" w:eastAsia="Consolas" w:hAnsi="Consolas" w:cs="Consolas"/>
-          <w:sz w:val="17"/>
-          <w:szCs w:val="17"/>
-        </w:rPr>
-        <w:t>        "icon": "fa fa-star",</w:t>
-      </w:r>
-    </w:p>
-    <w:p>
-      <w:pPr>
-        <w:keepLines/>
-        <w:pBdr>
-          <w:left w:val="single" w:sz="18" w:space="8" w:color="E84000"/>
-        </w:pBdr>
-        <w:shd w:val="clear" w:color="auto" w:fill="F3F4F6"/>
-        <w:spacing w:line="250" w:lineRule="auto"/>
-        <w:ind w:left="180"/>
-      </w:pPr>
-      <w:r>
-        <w:rPr>
-          <w:rFonts w:ascii="Consolas" w:eastAsia="Consolas" w:hAnsi="Consolas" w:cs="Consolas"/>
-          <w:sz w:val="17"/>
-          <w:szCs w:val="17"/>
-        </w:rPr>
-        <w:t>        "iconcolor": "#d97706",</w:t>
-      </w:r>
-    </w:p>
-    <w:p>
-      <w:pPr>
-        <w:keepLines/>
-        <w:pBdr>
-          <w:left w:val="single" w:sz="18" w:space="8" w:color="E84000"/>
-        </w:pBdr>
-        <w:shd w:val="clear" w:color="auto" w:fill="F3F4F6"/>
-        <w:spacing w:line="250" w:lineRule="auto"/>
-        <w:ind w:left="180"/>
-      </w:pPr>
-      <w:r>
-        <w:rPr>
-          <w:rFonts w:ascii="Consolas" w:eastAsia="Consolas" w:hAnsi="Consolas" w:cs="Consolas"/>
-          <w:sz w:val="17"/>
-          <w:szCs w:val="17"/>
-        </w:rPr>
-        <w:t>        "iconbg": "linear-gradient(135deg,#fefce8,#fef9c3)"</w:t>
-      </w:r>
-    </w:p>
-    <w:p>
-      <w:pPr>
-        <w:keepLines/>
-        <w:pBdr>
-          <w:left w:val="single" w:sz="18" w:space="8" w:color="E84000"/>
-        </w:pBdr>
-        <w:shd w:val="clear" w:color="auto" w:fill="F3F4F6"/>
-        <w:spacing w:line="250" w:lineRule="auto"/>
-        <w:ind w:left="180"/>
-      </w:pPr>
-      <w:r>
-        <w:rPr>
-          <w:rFonts w:ascii="Consolas" w:eastAsia="Consolas" w:hAnsi="Consolas" w:cs="Consolas"/>
-          <w:sz w:val="17"/>
-          <w:szCs w:val="17"/>
-        </w:rPr>
-        <w:t>      },</w:t>
-      </w:r>
-    </w:p>
-    <w:p>
-      <w:pPr>
-        <w:keepLines/>
-        <w:pBdr>
-          <w:left w:val="single" w:sz="18" w:space="8" w:color="E84000"/>
-        </w:pBdr>
-        <w:shd w:val="clear" w:color="auto" w:fill="F3F4F6"/>
-        <w:spacing w:line="250" w:lineRule="auto"/>
+        <w:t>    ]</w:t>
+      </w:r>
+    </w:p>
+    <w:p>
+      <w:pPr>
+        <w:keepLines/>
+        <w:pBdr>
+          <w:left w:val="single" w:sz="18" w:space="8" w:color="E84000"/>
+        </w:pBdr>
+        <w:shd w:val="clear" w:color="auto" w:fill="F3F4F6"/>
+        <w:spacing w:line="250" w:lineRule="auto"/>
+        <w:ind w:left="180"/>
+      </w:pPr>
+      <w:r>
+        <w:rPr>
+          <w:rFonts w:ascii="Consolas" w:eastAsia="Consolas" w:hAnsi="Consolas" w:cs="Consolas"/>
+          <w:sz w:val="17"/>
+          <w:szCs w:val="17"/>
+        </w:rPr>
+        <w:t>  }</w:t>
+      </w:r>
+    </w:p>
+    <w:p>
+      <w:pPr>
+        <w:keepLines/>
+        <w:pBdr>
+          <w:left w:val="single" w:sz="18" w:space="8" w:color="E84000"/>
+        </w:pBdr>
+        <w:shd w:val="clear" w:color="auto" w:fill="F3F4F6"/>
+        <w:spacing w:after="160" w:line="250" w:lineRule="auto"/>
         <w:ind w:left="180"/>
       </w:pPr>
       <w:r>
@@ -13970,478 +13726,6 @@
           <w:szCs w:val="17"/>
         </w:rPr>
         <w:lastRenderedPageBreak/>
-        <w:t>      {</w:t>
-      </w:r>
-    </w:p>
-    <w:p>
-      <w:pPr>
-        <w:keepLines/>
-        <w:pBdr>
-          <w:left w:val="single" w:sz="18" w:space="8" w:color="E84000"/>
-        </w:pBdr>
-        <w:shd w:val="clear" w:color="auto" w:fill="F3F4F6"/>
-        <w:spacing w:line="250" w:lineRule="auto"/>
-        <w:ind w:left="180"/>
-      </w:pPr>
-      <w:r>
-        <w:rPr>
-          <w:rFonts w:ascii="Consolas" w:eastAsia="Consolas" w:hAnsi="Consolas" w:cs="Consolas"/>
-          <w:sz w:val="17"/>
-          <w:szCs w:val="17"/>
-        </w:rPr>
-        <w:t>        "value": "200+",</w:t>
-      </w:r>
-    </w:p>
-    <w:p>
-      <w:pPr>
-        <w:keepLines/>
-        <w:pBdr>
-          <w:left w:val="single" w:sz="18" w:space="8" w:color="E84000"/>
-        </w:pBdr>
-        <w:shd w:val="clear" w:color="auto" w:fill="F3F4F6"/>
-        <w:spacing w:line="250" w:lineRule="auto"/>
-        <w:ind w:left="180"/>
-      </w:pPr>
-      <w:r>
-        <w:rPr>
-          <w:rFonts w:ascii="Consolas" w:eastAsia="Consolas" w:hAnsi="Consolas" w:cs="Consolas"/>
-          <w:sz w:val="17"/>
-          <w:szCs w:val="17"/>
-        </w:rPr>
-        <w:t>        "label": "Services",</w:t>
-      </w:r>
-    </w:p>
-    <w:p>
-      <w:pPr>
-        <w:keepLines/>
-        <w:pBdr>
-          <w:left w:val="single" w:sz="18" w:space="8" w:color="E84000"/>
-        </w:pBdr>
-        <w:shd w:val="clear" w:color="auto" w:fill="F3F4F6"/>
-        <w:spacing w:line="250" w:lineRule="auto"/>
-        <w:ind w:left="180"/>
-      </w:pPr>
-      <w:r>
-        <w:rPr>
-          <w:rFonts w:ascii="Consolas" w:eastAsia="Consolas" w:hAnsi="Consolas" w:cs="Consolas"/>
-          <w:sz w:val="17"/>
-          <w:szCs w:val="17"/>
-        </w:rPr>
-        <w:t>        "icon": "fa fa-tags",</w:t>
-      </w:r>
-    </w:p>
-    <w:p>
-      <w:pPr>
-        <w:keepLines/>
-        <w:pBdr>
-          <w:left w:val="single" w:sz="18" w:space="8" w:color="E84000"/>
-        </w:pBdr>
-        <w:shd w:val="clear" w:color="auto" w:fill="F3F4F6"/>
-        <w:spacing w:line="250" w:lineRule="auto"/>
-        <w:ind w:left="180"/>
-      </w:pPr>
-      <w:r>
-        <w:rPr>
-          <w:rFonts w:ascii="Consolas" w:eastAsia="Consolas" w:hAnsi="Consolas" w:cs="Consolas"/>
-          <w:sz w:val="17"/>
-          <w:szCs w:val="17"/>
-        </w:rPr>
-        <w:t>        "iconcolor": "#db2777",</w:t>
-      </w:r>
-    </w:p>
-    <w:p>
-      <w:pPr>
-        <w:keepLines/>
-        <w:pBdr>
-          <w:left w:val="single" w:sz="18" w:space="8" w:color="E84000"/>
-        </w:pBdr>
-        <w:shd w:val="clear" w:color="auto" w:fill="F3F4F6"/>
-        <w:spacing w:line="250" w:lineRule="auto"/>
-        <w:ind w:left="180"/>
-      </w:pPr>
-      <w:r>
-        <w:rPr>
-          <w:rFonts w:ascii="Consolas" w:eastAsia="Consolas" w:hAnsi="Consolas" w:cs="Consolas"/>
-          <w:sz w:val="17"/>
-          <w:szCs w:val="17"/>
-        </w:rPr>
-        <w:t>        "iconbg": "linear-gradient(135deg,#fdf2f8,#fce7f3)"</w:t>
-      </w:r>
-    </w:p>
-    <w:p>
-      <w:pPr>
-        <w:keepLines/>
-        <w:pBdr>
-          <w:left w:val="single" w:sz="18" w:space="8" w:color="E84000"/>
-        </w:pBdr>
-        <w:shd w:val="clear" w:color="auto" w:fill="F3F4F6"/>
-        <w:spacing w:line="250" w:lineRule="auto"/>
-        <w:ind w:left="180"/>
-      </w:pPr>
-      <w:r>
-        <w:rPr>
-          <w:rFonts w:ascii="Consolas" w:eastAsia="Consolas" w:hAnsi="Consolas" w:cs="Consolas"/>
-          <w:sz w:val="17"/>
-          <w:szCs w:val="17"/>
-        </w:rPr>
-        <w:t>      }</w:t>
-      </w:r>
-    </w:p>
-    <w:p>
-      <w:pPr>
-        <w:keepLines/>
-        <w:pBdr>
-          <w:left w:val="single" w:sz="18" w:space="8" w:color="E84000"/>
-        </w:pBdr>
-        <w:shd w:val="clear" w:color="auto" w:fill="F3F4F6"/>
-        <w:spacing w:line="250" w:lineRule="auto"/>
-        <w:ind w:left="180"/>
-      </w:pPr>
-      <w:r>
-        <w:rPr>
-          <w:rFonts w:ascii="Consolas" w:eastAsia="Consolas" w:hAnsi="Consolas" w:cs="Consolas"/>
-          <w:sz w:val="17"/>
-          <w:szCs w:val="17"/>
-        </w:rPr>
-        <w:t>    ],</w:t>
-      </w:r>
-    </w:p>
-    <w:p>
-      <w:pPr>
-        <w:keepLines/>
-        <w:pBdr>
-          <w:left w:val="single" w:sz="18" w:space="8" w:color="E84000"/>
-        </w:pBdr>
-        <w:shd w:val="clear" w:color="auto" w:fill="F3F4F6"/>
-        <w:spacing w:line="250" w:lineRule="auto"/>
-        <w:ind w:left="180"/>
-      </w:pPr>
-      <w:r>
-        <w:rPr>
-          <w:rFonts w:ascii="Consolas" w:eastAsia="Consolas" w:hAnsi="Consolas" w:cs="Consolas"/>
-          <w:sz w:val="17"/>
-          <w:szCs w:val="17"/>
-        </w:rPr>
-        <w:t>    "promos": [</w:t>
-      </w:r>
-    </w:p>
-    <w:p>
-      <w:pPr>
-        <w:keepLines/>
-        <w:pBdr>
-          <w:left w:val="single" w:sz="18" w:space="8" w:color="E84000"/>
-        </w:pBdr>
-        <w:shd w:val="clear" w:color="auto" w:fill="F3F4F6"/>
-        <w:spacing w:line="250" w:lineRule="auto"/>
-        <w:ind w:left="180"/>
-      </w:pPr>
-      <w:r>
-        <w:rPr>
-          <w:rFonts w:ascii="Consolas" w:eastAsia="Consolas" w:hAnsi="Consolas" w:cs="Consolas"/>
-          <w:sz w:val="17"/>
-          <w:szCs w:val="17"/>
-        </w:rPr>
-        <w:t>      {</w:t>
-      </w:r>
-    </w:p>
-    <w:p>
-      <w:pPr>
-        <w:keepLines/>
-        <w:pBdr>
-          <w:left w:val="single" w:sz="18" w:space="8" w:color="E84000"/>
-        </w:pBdr>
-        <w:shd w:val="clear" w:color="auto" w:fill="F3F4F6"/>
-        <w:spacing w:line="250" w:lineRule="auto"/>
-        <w:ind w:left="180"/>
-      </w:pPr>
-      <w:r>
-        <w:rPr>
-          <w:rFonts w:ascii="Consolas" w:eastAsia="Consolas" w:hAnsi="Consolas" w:cs="Consolas"/>
-          <w:sz w:val="17"/>
-          <w:szCs w:val="17"/>
-        </w:rPr>
-        <w:t>        "bgclass": "wp-bg-2",</w:t>
-      </w:r>
-    </w:p>
-    <w:p>
-      <w:pPr>
-        <w:keepLines/>
-        <w:pBdr>
-          <w:left w:val="single" w:sz="18" w:space="8" w:color="E84000"/>
-        </w:pBdr>
-        <w:shd w:val="clear" w:color="auto" w:fill="F3F4F6"/>
-        <w:spacing w:line="250" w:lineRule="auto"/>
-        <w:ind w:left="180"/>
-      </w:pPr>
-      <w:r>
-        <w:rPr>
-          <w:rFonts w:ascii="Consolas" w:eastAsia="Consolas" w:hAnsi="Consolas" w:cs="Consolas"/>
-          <w:sz w:val="17"/>
-          <w:szCs w:val="17"/>
-        </w:rPr>
-        <w:t>        "deco": "</w:t>
-      </w:r>
-      <w:r>
-        <w:rPr>
-          <w:rFonts w:ascii="Consolas" w:eastAsia="Consolas" w:hAnsi="Consolas" w:cs="Consolas"/>
-          <w:sz w:val="17"/>
-          <w:szCs w:val="17"/>
-        </w:rPr>
-        <w:t>👑</w:t>
-      </w:r>
-      <w:r>
-        <w:rPr>
-          <w:rFonts w:ascii="Consolas" w:eastAsia="Consolas" w:hAnsi="Consolas" w:cs="Consolas"/>
-          <w:sz w:val="17"/>
-          <w:szCs w:val="17"/>
-        </w:rPr>
-        <w:t>",</w:t>
-      </w:r>
-    </w:p>
-    <w:p>
-      <w:pPr>
-        <w:keepLines/>
-        <w:pBdr>
-          <w:left w:val="single" w:sz="18" w:space="8" w:color="E84000"/>
-        </w:pBdr>
-        <w:shd w:val="clear" w:color="auto" w:fill="F3F4F6"/>
-        <w:spacing w:line="250" w:lineRule="auto"/>
-        <w:ind w:left="180"/>
-      </w:pPr>
-      <w:r>
-        <w:rPr>
-          <w:rFonts w:ascii="Consolas" w:eastAsia="Consolas" w:hAnsi="Consolas" w:cs="Consolas"/>
-          <w:sz w:val="17"/>
-          <w:szCs w:val="17"/>
-        </w:rPr>
-        <w:t>        "tag": "✨ PREMIUM PLAN",</w:t>
-      </w:r>
-    </w:p>
-    <w:p>
-      <w:pPr>
-        <w:keepLines/>
-        <w:pBdr>
-          <w:left w:val="single" w:sz="18" w:space="8" w:color="E84000"/>
-        </w:pBdr>
-        <w:shd w:val="clear" w:color="auto" w:fill="F3F4F6"/>
-        <w:spacing w:line="250" w:lineRule="auto"/>
-        <w:ind w:left="180"/>
-      </w:pPr>
-      <w:r>
-        <w:rPr>
-          <w:rFonts w:ascii="Consolas" w:eastAsia="Consolas" w:hAnsi="Consolas" w:cs="Consolas"/>
-          <w:sz w:val="17"/>
-          <w:szCs w:val="17"/>
-        </w:rPr>
-        <w:t>        "title": "Upgrade to PRO&amp; Unlock All Features",</w:t>
-      </w:r>
-    </w:p>
-    <w:p>
-      <w:pPr>
-        <w:keepLines/>
-        <w:pBdr>
-          <w:left w:val="single" w:sz="18" w:space="8" w:color="E84000"/>
-        </w:pBdr>
-        <w:shd w:val="clear" w:color="auto" w:fill="F3F4F6"/>
-        <w:spacing w:line="250" w:lineRule="auto"/>
-        <w:ind w:left="180"/>
-      </w:pPr>
-      <w:r>
-        <w:rPr>
-          <w:rFonts w:ascii="Consolas" w:eastAsia="Consolas" w:hAnsi="Consolas" w:cs="Consolas"/>
-          <w:sz w:val="17"/>
-          <w:szCs w:val="17"/>
-        </w:rPr>
-        <w:t>        "subtitle": "Starting at just ₹99/month",</w:t>
-      </w:r>
-    </w:p>
-    <w:p>
-      <w:pPr>
-        <w:keepLines/>
-        <w:pBdr>
-          <w:left w:val="single" w:sz="18" w:space="8" w:color="E84000"/>
-        </w:pBdr>
-        <w:shd w:val="clear" w:color="auto" w:fill="F3F4F6"/>
-        <w:spacing w:line="250" w:lineRule="auto"/>
-        <w:ind w:left="180"/>
-      </w:pPr>
-      <w:r>
-        <w:rPr>
-          <w:rFonts w:ascii="Consolas" w:eastAsia="Consolas" w:hAnsi="Consolas" w:cs="Consolas"/>
-          <w:sz w:val="17"/>
-          <w:szCs w:val="17"/>
-        </w:rPr>
-        <w:t>        "cta": "Get PRO",</w:t>
-      </w:r>
-    </w:p>
-    <w:p>
-      <w:pPr>
-        <w:keepLines/>
-        <w:pBdr>
-          <w:left w:val="single" w:sz="18" w:space="8" w:color="E84000"/>
-        </w:pBdr>
-        <w:shd w:val="clear" w:color="auto" w:fill="F3F4F6"/>
-        <w:spacing w:line="250" w:lineRule="auto"/>
-        <w:ind w:left="180"/>
-      </w:pPr>
-      <w:r>
-        <w:rPr>
-          <w:rFonts w:ascii="Consolas" w:eastAsia="Consolas" w:hAnsi="Consolas" w:cs="Consolas"/>
-          <w:sz w:val="17"/>
-          <w:szCs w:val="17"/>
-        </w:rPr>
-        <w:t>        "btninv": true,</w:t>
-      </w:r>
-    </w:p>
-    <w:p>
-      <w:pPr>
-        <w:keepLines/>
-        <w:pBdr>
-          <w:left w:val="single" w:sz="18" w:space="8" w:color="E84000"/>
-        </w:pBdr>
-        <w:shd w:val="clear" w:color="auto" w:fill="F3F4F6"/>
-        <w:spacing w:line="250" w:lineRule="auto"/>
-        <w:ind w:left="180"/>
-      </w:pPr>
-      <w:r>
-        <w:rPr>
-          <w:rFonts w:ascii="Consolas" w:eastAsia="Consolas" w:hAnsi="Consolas" w:cs="Consolas"/>
-          <w:sz w:val="17"/>
-          <w:szCs w:val="17"/>
-        </w:rPr>
-        <w:t>        "url": "Appsubscription-now.aspx",</w:t>
-      </w:r>
-    </w:p>
-    <w:p>
-      <w:pPr>
-        <w:keepLines/>
-        <w:pBdr>
-          <w:left w:val="single" w:sz="18" w:space="8" w:color="E84000"/>
-        </w:pBdr>
-        <w:shd w:val="clear" w:color="auto" w:fill="F3F4F6"/>
-        <w:spacing w:line="250" w:lineRule="auto"/>
-        <w:ind w:left="180"/>
-      </w:pPr>
-      <w:r>
-        <w:rPr>
-          <w:rFonts w:ascii="Consolas" w:eastAsia="Consolas" w:hAnsi="Consolas" w:cs="Consolas"/>
-          <w:sz w:val="17"/>
-          <w:szCs w:val="17"/>
-        </w:rPr>
-        <w:t>        "target": "_self",</w:t>
-      </w:r>
-    </w:p>
-    <w:p>
-      <w:pPr>
-        <w:keepLines/>
-        <w:pBdr>
-          <w:left w:val="single" w:sz="18" w:space="8" w:color="E84000"/>
-        </w:pBdr>
-        <w:shd w:val="clear" w:color="auto" w:fill="F3F4F6"/>
-        <w:spacing w:line="250" w:lineRule="auto"/>
-        <w:ind w:left="180"/>
-      </w:pPr>
-      <w:r>
-        <w:rPr>
-          <w:rFonts w:ascii="Consolas" w:eastAsia="Consolas" w:hAnsi="Consolas" w:cs="Consolas"/>
-          <w:sz w:val="17"/>
-          <w:szCs w:val="17"/>
-        </w:rPr>
-        <w:t>        "screen": "subscription",</w:t>
-      </w:r>
-    </w:p>
-    <w:p>
-      <w:pPr>
-        <w:keepLines/>
-        <w:pBdr>
-          <w:left w:val="single" w:sz="18" w:space="8" w:color="E84000"/>
-        </w:pBdr>
-        <w:shd w:val="clear" w:color="auto" w:fill="F3F4F6"/>
-        <w:spacing w:line="250" w:lineRule="auto"/>
-        <w:ind w:left="180"/>
-      </w:pPr>
-      <w:r>
-        <w:rPr>
-          <w:rFonts w:ascii="Consolas" w:eastAsia="Consolas" w:hAnsi="Consolas" w:cs="Consolas"/>
-          <w:sz w:val="17"/>
-          <w:szCs w:val="17"/>
-        </w:rPr>
-        <w:t>        "openurl": "http://localhost:64320/AppWebBridge.aspx?page=Appsubscription-now.aspx&amp;token=5680bcfc99679c3d637ee4998a5224db55f2344f2b7ea67a276d5c5f9d46842f"</w:t>
-      </w:r>
-    </w:p>
-    <w:p>
-      <w:pPr>
-        <w:keepLines/>
-        <w:pBdr>
-          <w:left w:val="single" w:sz="18" w:space="8" w:color="E84000"/>
-        </w:pBdr>
-        <w:shd w:val="clear" w:color="auto" w:fill="F3F4F6"/>
-        <w:spacing w:line="250" w:lineRule="auto"/>
-        <w:ind w:left="180"/>
-      </w:pPr>
-      <w:r>
-        <w:rPr>
-          <w:rFonts w:ascii="Consolas" w:eastAsia="Consolas" w:hAnsi="Consolas" w:cs="Consolas"/>
-          <w:sz w:val="17"/>
-          <w:szCs w:val="17"/>
-        </w:rPr>
-        <w:t>      }</w:t>
-      </w:r>
-    </w:p>
-    <w:p>
-      <w:pPr>
-        <w:keepLines/>
-        <w:pBdr>
-          <w:left w:val="single" w:sz="18" w:space="8" w:color="E84000"/>
-        </w:pBdr>
-        <w:shd w:val="clear" w:color="auto" w:fill="F3F4F6"/>
-        <w:spacing w:line="250" w:lineRule="auto"/>
-        <w:ind w:left="180"/>
-      </w:pPr>
-      <w:r>
-        <w:rPr>
-          <w:rFonts w:ascii="Consolas" w:eastAsia="Consolas" w:hAnsi="Consolas" w:cs="Consolas"/>
-          <w:sz w:val="17"/>
-          <w:szCs w:val="17"/>
-        </w:rPr>
-        <w:t>    ]</w:t>
-      </w:r>
-    </w:p>
-    <w:p>
-      <w:pPr>
-        <w:keepLines/>
-        <w:pBdr>
-          <w:left w:val="single" w:sz="18" w:space="8" w:color="E84000"/>
-        </w:pBdr>
-        <w:shd w:val="clear" w:color="auto" w:fill="F3F4F6"/>
-        <w:spacing w:line="250" w:lineRule="auto"/>
-        <w:ind w:left="180"/>
-      </w:pPr>
-      <w:r>
-        <w:rPr>
-          <w:rFonts w:ascii="Consolas" w:eastAsia="Consolas" w:hAnsi="Consolas" w:cs="Consolas"/>
-          <w:sz w:val="17"/>
-          <w:szCs w:val="17"/>
-        </w:rPr>
-        <w:t>  }</w:t>
-      </w:r>
-    </w:p>
-    <w:p>
-      <w:pPr>
-        <w:keepLines/>
-        <w:pBdr>
-          <w:left w:val="single" w:sz="18" w:space="8" w:color="E84000"/>
-        </w:pBdr>
-        <w:shd w:val="clear" w:color="auto" w:fill="F3F4F6"/>
-        <w:spacing w:after="160" w:line="250" w:lineRule="auto"/>
-        <w:ind w:left="180"/>
-      </w:pPr>
-      <w:r>
-        <w:rPr>
-          <w:rFonts w:ascii="Consolas" w:eastAsia="Consolas" w:hAnsi="Consolas" w:cs="Consolas"/>
-          <w:sz w:val="17"/>
-          <w:szCs w:val="17"/>
-        </w:rPr>
         <w:t>}</w:t>
       </w:r>
     </w:p>
@@ -14449,7 +13733,7 @@
       <w:pPr>
         <w:pStyle w:val="Heading2"/>
       </w:pPr>
-      <w:bookmarkStart w:id="13" w:name="_Toc241158078"/>
+      <w:bookmarkStart w:id="13" w:name="_Toc241163798"/>
       <w:r>
         <w:t>9.4 Purchase Coupon</w:t>
       </w:r>
@@ -15234,7 +14518,615 @@
           <w:sz w:val="17"/>
           <w:szCs w:val="17"/>
         </w:rPr>
+        <w:t>        "kitname": "",</w:t>
+      </w:r>
+    </w:p>
+    <w:p>
+      <w:pPr>
+        <w:keepLines/>
+        <w:pBdr>
+          <w:left w:val="single" w:sz="18" w:space="8" w:color="E84000"/>
+        </w:pBdr>
+        <w:shd w:val="clear" w:color="auto" w:fill="F3F4F6"/>
+        <w:spacing w:line="250" w:lineRule="auto"/>
+        <w:ind w:left="180"/>
+      </w:pPr>
+      <w:r>
+        <w:rPr>
+          <w:rFonts w:ascii="Consolas" w:eastAsia="Consolas" w:hAnsi="Consolas" w:cs="Consolas"/>
+          <w:sz w:val="17"/>
+          <w:szCs w:val="17"/>
+        </w:rPr>
+        <w:t>        "category": "MOVIE",</w:t>
+      </w:r>
+    </w:p>
+    <w:p>
+      <w:pPr>
+        <w:keepLines/>
+        <w:pBdr>
+          <w:left w:val="single" w:sz="18" w:space="8" w:color="E84000"/>
+        </w:pBdr>
+        <w:shd w:val="clear" w:color="auto" w:fill="F3F4F6"/>
+        <w:spacing w:line="250" w:lineRule="auto"/>
+        <w:ind w:left="180"/>
+      </w:pPr>
+      <w:r>
+        <w:rPr>
+          <w:rFonts w:ascii="Consolas" w:eastAsia="Consolas" w:hAnsi="Consolas" w:cs="Consolas"/>
+          <w:sz w:val="17"/>
+          <w:szCs w:val="17"/>
+        </w:rPr>
+        <w:t>        "discount": 40.0,</w:t>
+      </w:r>
+    </w:p>
+    <w:p>
+      <w:pPr>
+        <w:keepLines/>
+        <w:pBdr>
+          <w:left w:val="single" w:sz="18" w:space="8" w:color="E84000"/>
+        </w:pBdr>
+        <w:shd w:val="clear" w:color="auto" w:fill="F3F4F6"/>
+        <w:spacing w:line="250" w:lineRule="auto"/>
+        <w:ind w:left="180"/>
+      </w:pPr>
+      <w:r>
+        <w:rPr>
+          <w:rFonts w:ascii="Consolas" w:eastAsia="Consolas" w:hAnsi="Consolas" w:cs="Consolas"/>
+          <w:sz w:val="17"/>
+          <w:szCs w:val="17"/>
+        </w:rPr>
+        <w:t>        "tickets": "20",</w:t>
+      </w:r>
+    </w:p>
+    <w:p>
+      <w:pPr>
+        <w:keepLines/>
+        <w:pBdr>
+          <w:left w:val="single" w:sz="18" w:space="8" w:color="E84000"/>
+        </w:pBdr>
+        <w:shd w:val="clear" w:color="auto" w:fill="F3F4F6"/>
+        <w:spacing w:line="250" w:lineRule="auto"/>
+        <w:ind w:left="180"/>
+      </w:pPr>
+      <w:r>
+        <w:rPr>
+          <w:rFonts w:ascii="Consolas" w:eastAsia="Consolas" w:hAnsi="Consolas" w:cs="Consolas"/>
+          <w:sz w:val="17"/>
+          <w:szCs w:val="17"/>
+        </w:rPr>
+        <w:t>        "couponprice": 6000.0,</w:t>
+      </w:r>
+    </w:p>
+    <w:p>
+      <w:pPr>
+        <w:keepLines/>
+        <w:pBdr>
+          <w:left w:val="single" w:sz="18" w:space="8" w:color="E84000"/>
+        </w:pBdr>
+        <w:shd w:val="clear" w:color="auto" w:fill="F3F4F6"/>
+        <w:spacing w:line="250" w:lineRule="auto"/>
+        <w:ind w:left="180"/>
+      </w:pPr>
+      <w:r>
+        <w:rPr>
+          <w:rFonts w:ascii="Consolas" w:eastAsia="Consolas" w:hAnsi="Consolas" w:cs="Consolas"/>
+          <w:sz w:val="17"/>
+          <w:szCs w:val="17"/>
+        </w:rPr>
+        <w:t>        "kitamount": 3600.0,</w:t>
+      </w:r>
+    </w:p>
+    <w:p>
+      <w:pPr>
+        <w:keepLines/>
+        <w:pBdr>
+          <w:left w:val="single" w:sz="18" w:space="8" w:color="E84000"/>
+        </w:pBdr>
+        <w:shd w:val="clear" w:color="auto" w:fill="F3F4F6"/>
+        <w:spacing w:line="250" w:lineRule="auto"/>
+        <w:ind w:left="180"/>
+      </w:pPr>
+      <w:r>
+        <w:rPr>
+          <w:rFonts w:ascii="Consolas" w:eastAsia="Consolas" w:hAnsi="Consolas" w:cs="Consolas"/>
+          <w:sz w:val="17"/>
+          <w:szCs w:val="17"/>
+        </w:rPr>
+        <w:t>        "saveamount": 2400.0</w:t>
+      </w:r>
+    </w:p>
+    <w:p>
+      <w:pPr>
+        <w:keepLines/>
+        <w:pBdr>
+          <w:left w:val="single" w:sz="18" w:space="8" w:color="E84000"/>
+        </w:pBdr>
+        <w:shd w:val="clear" w:color="auto" w:fill="F3F4F6"/>
+        <w:spacing w:line="250" w:lineRule="auto"/>
+        <w:ind w:left="180"/>
+      </w:pPr>
+      <w:r>
+        <w:rPr>
+          <w:rFonts w:ascii="Consolas" w:eastAsia="Consolas" w:hAnsi="Consolas" w:cs="Consolas"/>
+          <w:sz w:val="17"/>
+          <w:szCs w:val="17"/>
+        </w:rPr>
+        <w:t>      },</w:t>
+      </w:r>
+    </w:p>
+    <w:p>
+      <w:pPr>
+        <w:keepLines/>
+        <w:pBdr>
+          <w:left w:val="single" w:sz="18" w:space="8" w:color="E84000"/>
+        </w:pBdr>
+        <w:shd w:val="clear" w:color="auto" w:fill="F3F4F6"/>
+        <w:spacing w:line="250" w:lineRule="auto"/>
+        <w:ind w:left="180"/>
+      </w:pPr>
+      <w:r>
+        <w:rPr>
+          <w:rFonts w:ascii="Consolas" w:eastAsia="Consolas" w:hAnsi="Consolas" w:cs="Consolas"/>
+          <w:sz w:val="17"/>
+          <w:szCs w:val="17"/>
+        </w:rPr>
+        <w:t>      {</w:t>
+      </w:r>
+    </w:p>
+    <w:p>
+      <w:pPr>
+        <w:keepLines/>
+        <w:pBdr>
+          <w:left w:val="single" w:sz="18" w:space="8" w:color="E84000"/>
+        </w:pBdr>
+        <w:shd w:val="clear" w:color="auto" w:fill="F3F4F6"/>
+        <w:spacing w:line="250" w:lineRule="auto"/>
+        <w:ind w:left="180"/>
+      </w:pPr>
+      <w:r>
+        <w:rPr>
+          <w:rFonts w:ascii="Consolas" w:eastAsia="Consolas" w:hAnsi="Consolas" w:cs="Consolas"/>
+          <w:sz w:val="17"/>
+          <w:szCs w:val="17"/>
+        </w:rPr>
+        <w:t>        "kitid": 1007,</w:t>
+      </w:r>
+    </w:p>
+    <w:p>
+      <w:pPr>
+        <w:keepLines/>
+        <w:pBdr>
+          <w:left w:val="single" w:sz="18" w:space="8" w:color="E84000"/>
+        </w:pBdr>
+        <w:shd w:val="clear" w:color="auto" w:fill="F3F4F6"/>
+        <w:spacing w:line="250" w:lineRule="auto"/>
+        <w:ind w:left="180"/>
+      </w:pPr>
+      <w:r>
+        <w:rPr>
+          <w:rFonts w:ascii="Consolas" w:eastAsia="Consolas" w:hAnsi="Consolas" w:cs="Consolas"/>
+          <w:sz w:val="17"/>
+          <w:szCs w:val="17"/>
+        </w:rPr>
+        <w:t>        "kitname": "",</w:t>
+      </w:r>
+    </w:p>
+    <w:p>
+      <w:pPr>
+        <w:keepLines/>
+        <w:pBdr>
+          <w:left w:val="single" w:sz="18" w:space="8" w:color="E84000"/>
+        </w:pBdr>
+        <w:shd w:val="clear" w:color="auto" w:fill="F3F4F6"/>
+        <w:spacing w:line="250" w:lineRule="auto"/>
+        <w:ind w:left="180"/>
+      </w:pPr>
+      <w:r>
+        <w:rPr>
+          <w:rFonts w:ascii="Consolas" w:eastAsia="Consolas" w:hAnsi="Consolas" w:cs="Consolas"/>
+          <w:sz w:val="17"/>
+          <w:szCs w:val="17"/>
+        </w:rPr>
+        <w:t>        "category": "MOVIE",</w:t>
+      </w:r>
+    </w:p>
+    <w:p>
+      <w:pPr>
+        <w:keepLines/>
+        <w:pBdr>
+          <w:left w:val="single" w:sz="18" w:space="8" w:color="E84000"/>
+        </w:pBdr>
+        <w:shd w:val="clear" w:color="auto" w:fill="F3F4F6"/>
+        <w:spacing w:line="250" w:lineRule="auto"/>
+        <w:ind w:left="180"/>
+      </w:pPr>
+      <w:r>
+        <w:rPr>
+          <w:rFonts w:ascii="Consolas" w:eastAsia="Consolas" w:hAnsi="Consolas" w:cs="Consolas"/>
+          <w:sz w:val="17"/>
+          <w:szCs w:val="17"/>
+        </w:rPr>
+        <w:t>        "discount": 50.0,</w:t>
+      </w:r>
+    </w:p>
+    <w:p>
+      <w:pPr>
+        <w:keepLines/>
+        <w:pBdr>
+          <w:left w:val="single" w:sz="18" w:space="8" w:color="E84000"/>
+        </w:pBdr>
+        <w:shd w:val="clear" w:color="auto" w:fill="F3F4F6"/>
+        <w:spacing w:line="250" w:lineRule="auto"/>
+        <w:ind w:left="180"/>
+      </w:pPr>
+      <w:r>
+        <w:rPr>
+          <w:rFonts w:ascii="Consolas" w:eastAsia="Consolas" w:hAnsi="Consolas" w:cs="Consolas"/>
+          <w:sz w:val="17"/>
+          <w:szCs w:val="17"/>
+        </w:rPr>
+        <w:t>        "tickets": "40",</w:t>
+      </w:r>
+    </w:p>
+    <w:p>
+      <w:pPr>
+        <w:keepLines/>
+        <w:pBdr>
+          <w:left w:val="single" w:sz="18" w:space="8" w:color="E84000"/>
+        </w:pBdr>
+        <w:shd w:val="clear" w:color="auto" w:fill="F3F4F6"/>
+        <w:spacing w:line="250" w:lineRule="auto"/>
+        <w:ind w:left="180"/>
+      </w:pPr>
+      <w:r>
+        <w:rPr>
+          <w:rFonts w:ascii="Consolas" w:eastAsia="Consolas" w:hAnsi="Consolas" w:cs="Consolas"/>
+          <w:sz w:val="17"/>
+          <w:szCs w:val="17"/>
+        </w:rPr>
+        <w:t>        "couponprice": 12000.0,</w:t>
+      </w:r>
+    </w:p>
+    <w:p>
+      <w:pPr>
+        <w:keepLines/>
+        <w:pBdr>
+          <w:left w:val="single" w:sz="18" w:space="8" w:color="E84000"/>
+        </w:pBdr>
+        <w:shd w:val="clear" w:color="auto" w:fill="F3F4F6"/>
+        <w:spacing w:line="250" w:lineRule="auto"/>
+        <w:ind w:left="180"/>
+      </w:pPr>
+      <w:r>
+        <w:rPr>
+          <w:rFonts w:ascii="Consolas" w:eastAsia="Consolas" w:hAnsi="Consolas" w:cs="Consolas"/>
+          <w:sz w:val="17"/>
+          <w:szCs w:val="17"/>
+        </w:rPr>
+        <w:t>        "kitamount": 6000.0,</w:t>
+      </w:r>
+    </w:p>
+    <w:p>
+      <w:pPr>
+        <w:keepLines/>
+        <w:pBdr>
+          <w:left w:val="single" w:sz="18" w:space="8" w:color="E84000"/>
+        </w:pBdr>
+        <w:shd w:val="clear" w:color="auto" w:fill="F3F4F6"/>
+        <w:spacing w:line="250" w:lineRule="auto"/>
+        <w:ind w:left="180"/>
+      </w:pPr>
+      <w:r>
+        <w:rPr>
+          <w:rFonts w:ascii="Consolas" w:eastAsia="Consolas" w:hAnsi="Consolas" w:cs="Consolas"/>
+          <w:sz w:val="17"/>
+          <w:szCs w:val="17"/>
+        </w:rPr>
+        <w:t>        "saveamount": 6000.0</w:t>
+      </w:r>
+    </w:p>
+    <w:p>
+      <w:pPr>
+        <w:keepLines/>
+        <w:pBdr>
+          <w:left w:val="single" w:sz="18" w:space="8" w:color="E84000"/>
+        </w:pBdr>
+        <w:shd w:val="clear" w:color="auto" w:fill="F3F4F6"/>
+        <w:spacing w:line="250" w:lineRule="auto"/>
+        <w:ind w:left="180"/>
+      </w:pPr>
+      <w:r>
+        <w:rPr>
+          <w:rFonts w:ascii="Consolas" w:eastAsia="Consolas" w:hAnsi="Consolas" w:cs="Consolas"/>
+          <w:sz w:val="17"/>
+          <w:szCs w:val="17"/>
+        </w:rPr>
+        <w:t>      }</w:t>
+      </w:r>
+    </w:p>
+    <w:p>
+      <w:pPr>
+        <w:keepLines/>
+        <w:pBdr>
+          <w:left w:val="single" w:sz="18" w:space="8" w:color="E84000"/>
+        </w:pBdr>
+        <w:shd w:val="clear" w:color="auto" w:fill="F3F4F6"/>
+        <w:spacing w:line="250" w:lineRule="auto"/>
+        <w:ind w:left="180"/>
+      </w:pPr>
+      <w:r>
+        <w:rPr>
+          <w:rFonts w:ascii="Consolas" w:eastAsia="Consolas" w:hAnsi="Consolas" w:cs="Consolas"/>
+          <w:sz w:val="17"/>
+          <w:szCs w:val="17"/>
+        </w:rPr>
+        <w:t>    ],</w:t>
+      </w:r>
+    </w:p>
+    <w:p>
+      <w:pPr>
+        <w:keepLines/>
+        <w:pBdr>
+          <w:left w:val="single" w:sz="18" w:space="8" w:color="E84000"/>
+        </w:pBdr>
+        <w:shd w:val="clear" w:color="auto" w:fill="F3F4F6"/>
+        <w:spacing w:line="250" w:lineRule="auto"/>
+        <w:ind w:left="180"/>
+      </w:pPr>
+      <w:r>
+        <w:rPr>
+          <w:rFonts w:ascii="Consolas" w:eastAsia="Consolas" w:hAnsi="Consolas" w:cs="Consolas"/>
+          <w:sz w:val="17"/>
+          <w:szCs w:val="17"/>
+        </w:rPr>
+        <w:t>    "food": [</w:t>
+      </w:r>
+    </w:p>
+    <w:p>
+      <w:pPr>
+        <w:keepLines/>
+        <w:pBdr>
+          <w:left w:val="single" w:sz="18" w:space="8" w:color="E84000"/>
+        </w:pBdr>
+        <w:shd w:val="clear" w:color="auto" w:fill="F3F4F6"/>
+        <w:spacing w:line="250" w:lineRule="auto"/>
+        <w:ind w:left="180"/>
+      </w:pPr>
+      <w:r>
+        <w:rPr>
+          <w:rFonts w:ascii="Consolas" w:eastAsia="Consolas" w:hAnsi="Consolas" w:cs="Consolas"/>
+          <w:sz w:val="17"/>
+          <w:szCs w:val="17"/>
+        </w:rPr>
+        <w:t>      {</w:t>
+      </w:r>
+    </w:p>
+    <w:p>
+      <w:pPr>
+        <w:keepLines/>
+        <w:pBdr>
+          <w:left w:val="single" w:sz="18" w:space="8" w:color="E84000"/>
+        </w:pBdr>
+        <w:shd w:val="clear" w:color="auto" w:fill="F3F4F6"/>
+        <w:spacing w:line="250" w:lineRule="auto"/>
+        <w:ind w:left="180"/>
+      </w:pPr>
+      <w:r>
+        <w:rPr>
+          <w:rFonts w:ascii="Consolas" w:eastAsia="Consolas" w:hAnsi="Consolas" w:cs="Consolas"/>
+          <w:sz w:val="17"/>
+          <w:szCs w:val="17"/>
+        </w:rPr>
+        <w:t>        "kitid": 1001,</w:t>
+      </w:r>
+    </w:p>
+    <w:p>
+      <w:pPr>
+        <w:keepLines/>
+        <w:pBdr>
+          <w:left w:val="single" w:sz="18" w:space="8" w:color="E84000"/>
+        </w:pBdr>
+        <w:shd w:val="clear" w:color="auto" w:fill="F3F4F6"/>
+        <w:spacing w:line="250" w:lineRule="auto"/>
+        <w:ind w:left="180"/>
+      </w:pPr>
+      <w:r>
+        <w:rPr>
+          <w:rFonts w:ascii="Consolas" w:eastAsia="Consolas" w:hAnsi="Consolas" w:cs="Consolas"/>
+          <w:sz w:val="17"/>
+          <w:szCs w:val="17"/>
+        </w:rPr>
+        <w:t>        "kitname": "",</w:t>
+      </w:r>
+    </w:p>
+    <w:p>
+      <w:pPr>
+        <w:keepLines/>
+        <w:pBdr>
+          <w:left w:val="single" w:sz="18" w:space="8" w:color="E84000"/>
+        </w:pBdr>
+        <w:shd w:val="clear" w:color="auto" w:fill="F3F4F6"/>
+        <w:spacing w:line="250" w:lineRule="auto"/>
+        <w:ind w:left="180"/>
+      </w:pPr>
+      <w:r>
+        <w:rPr>
+          <w:rFonts w:ascii="Consolas" w:eastAsia="Consolas" w:hAnsi="Consolas" w:cs="Consolas"/>
+          <w:sz w:val="17"/>
+          <w:szCs w:val="17"/>
+        </w:rPr>
+        <w:t>        "category": "FOOD",</w:t>
+      </w:r>
+    </w:p>
+    <w:p>
+      <w:pPr>
+        <w:keepLines/>
+        <w:pBdr>
+          <w:left w:val="single" w:sz="18" w:space="8" w:color="E84000"/>
+        </w:pBdr>
+        <w:shd w:val="clear" w:color="auto" w:fill="F3F4F6"/>
+        <w:spacing w:line="250" w:lineRule="auto"/>
+        <w:ind w:left="180"/>
+      </w:pPr>
+      <w:r>
+        <w:rPr>
+          <w:rFonts w:ascii="Consolas" w:eastAsia="Consolas" w:hAnsi="Consolas" w:cs="Consolas"/>
+          <w:sz w:val="17"/>
+          <w:szCs w:val="17"/>
+        </w:rPr>
+        <w:t>        "discount": 20.0,</w:t>
+      </w:r>
+    </w:p>
+    <w:p>
+      <w:pPr>
+        <w:keepLines/>
+        <w:pBdr>
+          <w:left w:val="single" w:sz="18" w:space="8" w:color="E84000"/>
+        </w:pBdr>
+        <w:shd w:val="clear" w:color="auto" w:fill="F3F4F6"/>
+        <w:spacing w:line="250" w:lineRule="auto"/>
+        <w:ind w:left="180"/>
+      </w:pPr>
+      <w:r>
+        <w:rPr>
+          <w:rFonts w:ascii="Consolas" w:eastAsia="Consolas" w:hAnsi="Consolas" w:cs="Consolas"/>
+          <w:sz w:val="17"/>
+          <w:szCs w:val="17"/>
+        </w:rPr>
         <w:lastRenderedPageBreak/>
+        <w:t>        "tickets": "5",</w:t>
+      </w:r>
+    </w:p>
+    <w:p>
+      <w:pPr>
+        <w:keepLines/>
+        <w:pBdr>
+          <w:left w:val="single" w:sz="18" w:space="8" w:color="E84000"/>
+        </w:pBdr>
+        <w:shd w:val="clear" w:color="auto" w:fill="F3F4F6"/>
+        <w:spacing w:line="250" w:lineRule="auto"/>
+        <w:ind w:left="180"/>
+      </w:pPr>
+      <w:r>
+        <w:rPr>
+          <w:rFonts w:ascii="Consolas" w:eastAsia="Consolas" w:hAnsi="Consolas" w:cs="Consolas"/>
+          <w:sz w:val="17"/>
+          <w:szCs w:val="17"/>
+        </w:rPr>
+        <w:t>        "couponprice": 2500.0,</w:t>
+      </w:r>
+    </w:p>
+    <w:p>
+      <w:pPr>
+        <w:keepLines/>
+        <w:pBdr>
+          <w:left w:val="single" w:sz="18" w:space="8" w:color="E84000"/>
+        </w:pBdr>
+        <w:shd w:val="clear" w:color="auto" w:fill="F3F4F6"/>
+        <w:spacing w:line="250" w:lineRule="auto"/>
+        <w:ind w:left="180"/>
+      </w:pPr>
+      <w:r>
+        <w:rPr>
+          <w:rFonts w:ascii="Consolas" w:eastAsia="Consolas" w:hAnsi="Consolas" w:cs="Consolas"/>
+          <w:sz w:val="17"/>
+          <w:szCs w:val="17"/>
+        </w:rPr>
+        <w:t>        "kitamount": 2000.0,</w:t>
+      </w:r>
+    </w:p>
+    <w:p>
+      <w:pPr>
+        <w:keepLines/>
+        <w:pBdr>
+          <w:left w:val="single" w:sz="18" w:space="8" w:color="E84000"/>
+        </w:pBdr>
+        <w:shd w:val="clear" w:color="auto" w:fill="F3F4F6"/>
+        <w:spacing w:line="250" w:lineRule="auto"/>
+        <w:ind w:left="180"/>
+      </w:pPr>
+      <w:r>
+        <w:rPr>
+          <w:rFonts w:ascii="Consolas" w:eastAsia="Consolas" w:hAnsi="Consolas" w:cs="Consolas"/>
+          <w:sz w:val="17"/>
+          <w:szCs w:val="17"/>
+        </w:rPr>
+        <w:t>        "saveamount": 500.0</w:t>
+      </w:r>
+    </w:p>
+    <w:p>
+      <w:pPr>
+        <w:keepLines/>
+        <w:pBdr>
+          <w:left w:val="single" w:sz="18" w:space="8" w:color="E84000"/>
+        </w:pBdr>
+        <w:shd w:val="clear" w:color="auto" w:fill="F3F4F6"/>
+        <w:spacing w:line="250" w:lineRule="auto"/>
+        <w:ind w:left="180"/>
+      </w:pPr>
+      <w:r>
+        <w:rPr>
+          <w:rFonts w:ascii="Consolas" w:eastAsia="Consolas" w:hAnsi="Consolas" w:cs="Consolas"/>
+          <w:sz w:val="17"/>
+          <w:szCs w:val="17"/>
+        </w:rPr>
+        <w:t>      },</w:t>
+      </w:r>
+    </w:p>
+    <w:p>
+      <w:pPr>
+        <w:keepLines/>
+        <w:pBdr>
+          <w:left w:val="single" w:sz="18" w:space="8" w:color="E84000"/>
+        </w:pBdr>
+        <w:shd w:val="clear" w:color="auto" w:fill="F3F4F6"/>
+        <w:spacing w:line="250" w:lineRule="auto"/>
+        <w:ind w:left="180"/>
+      </w:pPr>
+      <w:r>
+        <w:rPr>
+          <w:rFonts w:ascii="Consolas" w:eastAsia="Consolas" w:hAnsi="Consolas" w:cs="Consolas"/>
+          <w:sz w:val="17"/>
+          <w:szCs w:val="17"/>
+        </w:rPr>
+        <w:t>      {</w:t>
+      </w:r>
+    </w:p>
+    <w:p>
+      <w:pPr>
+        <w:keepLines/>
+        <w:pBdr>
+          <w:left w:val="single" w:sz="18" w:space="8" w:color="E84000"/>
+        </w:pBdr>
+        <w:shd w:val="clear" w:color="auto" w:fill="F3F4F6"/>
+        <w:spacing w:line="250" w:lineRule="auto"/>
+        <w:ind w:left="180"/>
+      </w:pPr>
+      <w:r>
+        <w:rPr>
+          <w:rFonts w:ascii="Consolas" w:eastAsia="Consolas" w:hAnsi="Consolas" w:cs="Consolas"/>
+          <w:sz w:val="17"/>
+          <w:szCs w:val="17"/>
+        </w:rPr>
+        <w:t>        "kitid": 1002,</w:t>
+      </w:r>
+    </w:p>
+    <w:p>
+      <w:pPr>
+        <w:keepLines/>
+        <w:pBdr>
+          <w:left w:val="single" w:sz="18" w:space="8" w:color="E84000"/>
+        </w:pBdr>
+        <w:shd w:val="clear" w:color="auto" w:fill="F3F4F6"/>
+        <w:spacing w:line="250" w:lineRule="auto"/>
+        <w:ind w:left="180"/>
+      </w:pPr>
+      <w:r>
+        <w:rPr>
+          <w:rFonts w:ascii="Consolas" w:eastAsia="Consolas" w:hAnsi="Consolas" w:cs="Consolas"/>
+          <w:sz w:val="17"/>
+          <w:szCs w:val="17"/>
+        </w:rPr>
         <w:t>        "kitname": "",</w:t>
       </w:r>
     </w:p>
@@ -15254,7 +15146,197 @@
           <w:sz w:val="17"/>
           <w:szCs w:val="17"/>
         </w:rPr>
-        <w:t>        "category": "MOVIE",</w:t>
+        <w:t>        "category": "FOOD",</w:t>
+      </w:r>
+    </w:p>
+    <w:p>
+      <w:pPr>
+        <w:keepLines/>
+        <w:pBdr>
+          <w:left w:val="single" w:sz="18" w:space="8" w:color="E84000"/>
+        </w:pBdr>
+        <w:shd w:val="clear" w:color="auto" w:fill="F3F4F6"/>
+        <w:spacing w:line="250" w:lineRule="auto"/>
+        <w:ind w:left="180"/>
+      </w:pPr>
+      <w:r>
+        <w:rPr>
+          <w:rFonts w:ascii="Consolas" w:eastAsia="Consolas" w:hAnsi="Consolas" w:cs="Consolas"/>
+          <w:sz w:val="17"/>
+          <w:szCs w:val="17"/>
+        </w:rPr>
+        <w:t>        "discount": 30.0,</w:t>
+      </w:r>
+    </w:p>
+    <w:p>
+      <w:pPr>
+        <w:keepLines/>
+        <w:pBdr>
+          <w:left w:val="single" w:sz="18" w:space="8" w:color="E84000"/>
+        </w:pBdr>
+        <w:shd w:val="clear" w:color="auto" w:fill="F3F4F6"/>
+        <w:spacing w:line="250" w:lineRule="auto"/>
+        <w:ind w:left="180"/>
+      </w:pPr>
+      <w:r>
+        <w:rPr>
+          <w:rFonts w:ascii="Consolas" w:eastAsia="Consolas" w:hAnsi="Consolas" w:cs="Consolas"/>
+          <w:sz w:val="17"/>
+          <w:szCs w:val="17"/>
+        </w:rPr>
+        <w:t>        "tickets": "10",</w:t>
+      </w:r>
+    </w:p>
+    <w:p>
+      <w:pPr>
+        <w:keepLines/>
+        <w:pBdr>
+          <w:left w:val="single" w:sz="18" w:space="8" w:color="E84000"/>
+        </w:pBdr>
+        <w:shd w:val="clear" w:color="auto" w:fill="F3F4F6"/>
+        <w:spacing w:line="250" w:lineRule="auto"/>
+        <w:ind w:left="180"/>
+      </w:pPr>
+      <w:r>
+        <w:rPr>
+          <w:rFonts w:ascii="Consolas" w:eastAsia="Consolas" w:hAnsi="Consolas" w:cs="Consolas"/>
+          <w:sz w:val="17"/>
+          <w:szCs w:val="17"/>
+        </w:rPr>
+        <w:t>        "couponprice": 5000.0,</w:t>
+      </w:r>
+    </w:p>
+    <w:p>
+      <w:pPr>
+        <w:keepLines/>
+        <w:pBdr>
+          <w:left w:val="single" w:sz="18" w:space="8" w:color="E84000"/>
+        </w:pBdr>
+        <w:shd w:val="clear" w:color="auto" w:fill="F3F4F6"/>
+        <w:spacing w:line="250" w:lineRule="auto"/>
+        <w:ind w:left="180"/>
+      </w:pPr>
+      <w:r>
+        <w:rPr>
+          <w:rFonts w:ascii="Consolas" w:eastAsia="Consolas" w:hAnsi="Consolas" w:cs="Consolas"/>
+          <w:sz w:val="17"/>
+          <w:szCs w:val="17"/>
+        </w:rPr>
+        <w:t>        "kitamount": 3500.0,</w:t>
+      </w:r>
+    </w:p>
+    <w:p>
+      <w:pPr>
+        <w:keepLines/>
+        <w:pBdr>
+          <w:left w:val="single" w:sz="18" w:space="8" w:color="E84000"/>
+        </w:pBdr>
+        <w:shd w:val="clear" w:color="auto" w:fill="F3F4F6"/>
+        <w:spacing w:line="250" w:lineRule="auto"/>
+        <w:ind w:left="180"/>
+      </w:pPr>
+      <w:r>
+        <w:rPr>
+          <w:rFonts w:ascii="Consolas" w:eastAsia="Consolas" w:hAnsi="Consolas" w:cs="Consolas"/>
+          <w:sz w:val="17"/>
+          <w:szCs w:val="17"/>
+        </w:rPr>
+        <w:t>        "saveamount": 1500.0</w:t>
+      </w:r>
+    </w:p>
+    <w:p>
+      <w:pPr>
+        <w:keepLines/>
+        <w:pBdr>
+          <w:left w:val="single" w:sz="18" w:space="8" w:color="E84000"/>
+        </w:pBdr>
+        <w:shd w:val="clear" w:color="auto" w:fill="F3F4F6"/>
+        <w:spacing w:line="250" w:lineRule="auto"/>
+        <w:ind w:left="180"/>
+      </w:pPr>
+      <w:r>
+        <w:rPr>
+          <w:rFonts w:ascii="Consolas" w:eastAsia="Consolas" w:hAnsi="Consolas" w:cs="Consolas"/>
+          <w:sz w:val="17"/>
+          <w:szCs w:val="17"/>
+        </w:rPr>
+        <w:t>      },</w:t>
+      </w:r>
+    </w:p>
+    <w:p>
+      <w:pPr>
+        <w:keepLines/>
+        <w:pBdr>
+          <w:left w:val="single" w:sz="18" w:space="8" w:color="E84000"/>
+        </w:pBdr>
+        <w:shd w:val="clear" w:color="auto" w:fill="F3F4F6"/>
+        <w:spacing w:line="250" w:lineRule="auto"/>
+        <w:ind w:left="180"/>
+      </w:pPr>
+      <w:r>
+        <w:rPr>
+          <w:rFonts w:ascii="Consolas" w:eastAsia="Consolas" w:hAnsi="Consolas" w:cs="Consolas"/>
+          <w:sz w:val="17"/>
+          <w:szCs w:val="17"/>
+        </w:rPr>
+        <w:t>      {</w:t>
+      </w:r>
+    </w:p>
+    <w:p>
+      <w:pPr>
+        <w:keepLines/>
+        <w:pBdr>
+          <w:left w:val="single" w:sz="18" w:space="8" w:color="E84000"/>
+        </w:pBdr>
+        <w:shd w:val="clear" w:color="auto" w:fill="F3F4F6"/>
+        <w:spacing w:line="250" w:lineRule="auto"/>
+        <w:ind w:left="180"/>
+      </w:pPr>
+      <w:r>
+        <w:rPr>
+          <w:rFonts w:ascii="Consolas" w:eastAsia="Consolas" w:hAnsi="Consolas" w:cs="Consolas"/>
+          <w:sz w:val="17"/>
+          <w:szCs w:val="17"/>
+        </w:rPr>
+        <w:t>        "kitid": 1003,</w:t>
+      </w:r>
+    </w:p>
+    <w:p>
+      <w:pPr>
+        <w:keepLines/>
+        <w:pBdr>
+          <w:left w:val="single" w:sz="18" w:space="8" w:color="E84000"/>
+        </w:pBdr>
+        <w:shd w:val="clear" w:color="auto" w:fill="F3F4F6"/>
+        <w:spacing w:line="250" w:lineRule="auto"/>
+        <w:ind w:left="180"/>
+      </w:pPr>
+      <w:r>
+        <w:rPr>
+          <w:rFonts w:ascii="Consolas" w:eastAsia="Consolas" w:hAnsi="Consolas" w:cs="Consolas"/>
+          <w:sz w:val="17"/>
+          <w:szCs w:val="17"/>
+        </w:rPr>
+        <w:t>        "kitname": "",</w:t>
+      </w:r>
+    </w:p>
+    <w:p>
+      <w:pPr>
+        <w:keepLines/>
+        <w:pBdr>
+          <w:left w:val="single" w:sz="18" w:space="8" w:color="E84000"/>
+        </w:pBdr>
+        <w:shd w:val="clear" w:color="auto" w:fill="F3F4F6"/>
+        <w:spacing w:line="250" w:lineRule="auto"/>
+        <w:ind w:left="180"/>
+      </w:pPr>
+      <w:r>
+        <w:rPr>
+          <w:rFonts w:ascii="Consolas" w:eastAsia="Consolas" w:hAnsi="Consolas" w:cs="Consolas"/>
+          <w:sz w:val="17"/>
+          <w:szCs w:val="17"/>
+        </w:rPr>
+        <w:t>        "category": "FOOD",</w:t>
       </w:r>
     </w:p>
     <w:p>
@@ -15311,45 +15393,45 @@
           <w:sz w:val="17"/>
           <w:szCs w:val="17"/>
         </w:rPr>
-        <w:t>        "couponprice": 6000.0,</w:t>
-      </w:r>
-    </w:p>
-    <w:p>
-      <w:pPr>
-        <w:keepLines/>
-        <w:pBdr>
-          <w:left w:val="single" w:sz="18" w:space="8" w:color="E84000"/>
-        </w:pBdr>
-        <w:shd w:val="clear" w:color="auto" w:fill="F3F4F6"/>
-        <w:spacing w:line="250" w:lineRule="auto"/>
-        <w:ind w:left="180"/>
-      </w:pPr>
-      <w:r>
-        <w:rPr>
-          <w:rFonts w:ascii="Consolas" w:eastAsia="Consolas" w:hAnsi="Consolas" w:cs="Consolas"/>
-          <w:sz w:val="17"/>
-          <w:szCs w:val="17"/>
-        </w:rPr>
-        <w:t>        "kitamount": 3600.0,</w:t>
-      </w:r>
-    </w:p>
-    <w:p>
-      <w:pPr>
-        <w:keepLines/>
-        <w:pBdr>
-          <w:left w:val="single" w:sz="18" w:space="8" w:color="E84000"/>
-        </w:pBdr>
-        <w:shd w:val="clear" w:color="auto" w:fill="F3F4F6"/>
-        <w:spacing w:line="250" w:lineRule="auto"/>
-        <w:ind w:left="180"/>
-      </w:pPr>
-      <w:r>
-        <w:rPr>
-          <w:rFonts w:ascii="Consolas" w:eastAsia="Consolas" w:hAnsi="Consolas" w:cs="Consolas"/>
-          <w:sz w:val="17"/>
-          <w:szCs w:val="17"/>
-        </w:rPr>
-        <w:t>        "saveamount": 2400.0</w:t>
+        <w:t>        "couponprice": 10000.0,</w:t>
+      </w:r>
+    </w:p>
+    <w:p>
+      <w:pPr>
+        <w:keepLines/>
+        <w:pBdr>
+          <w:left w:val="single" w:sz="18" w:space="8" w:color="E84000"/>
+        </w:pBdr>
+        <w:shd w:val="clear" w:color="auto" w:fill="F3F4F6"/>
+        <w:spacing w:line="250" w:lineRule="auto"/>
+        <w:ind w:left="180"/>
+      </w:pPr>
+      <w:r>
+        <w:rPr>
+          <w:rFonts w:ascii="Consolas" w:eastAsia="Consolas" w:hAnsi="Consolas" w:cs="Consolas"/>
+          <w:sz w:val="17"/>
+          <w:szCs w:val="17"/>
+        </w:rPr>
+        <w:t>        "kitamount": 6000.0,</w:t>
+      </w:r>
+    </w:p>
+    <w:p>
+      <w:pPr>
+        <w:keepLines/>
+        <w:pBdr>
+          <w:left w:val="single" w:sz="18" w:space="8" w:color="E84000"/>
+        </w:pBdr>
+        <w:shd w:val="clear" w:color="auto" w:fill="F3F4F6"/>
+        <w:spacing w:line="250" w:lineRule="auto"/>
+        <w:ind w:left="180"/>
+      </w:pPr>
+      <w:r>
+        <w:rPr>
+          <w:rFonts w:ascii="Consolas" w:eastAsia="Consolas" w:hAnsi="Consolas" w:cs="Consolas"/>
+          <w:sz w:val="17"/>
+          <w:szCs w:val="17"/>
+        </w:rPr>
+        <w:t>        "saveamount": 4000.0</w:t>
       </w:r>
     </w:p>
     <w:p>
@@ -15406,7 +15488,7 @@
           <w:sz w:val="17"/>
           <w:szCs w:val="17"/>
         </w:rPr>
-        <w:t>        "kitid": 1007,</w:t>
+        <w:t>        "kitid": 1004,</w:t>
       </w:r>
     </w:p>
     <w:p>
@@ -15444,7 +15526,7 @@
           <w:sz w:val="17"/>
           <w:szCs w:val="17"/>
         </w:rPr>
-        <w:t>        "category": "MOVIE",</w:t>
+        <w:t>        "category": "FOOD",</w:t>
       </w:r>
     </w:p>
     <w:p>
@@ -15482,64 +15564,64 @@
           <w:sz w:val="17"/>
           <w:szCs w:val="17"/>
         </w:rPr>
-        <w:t>        "tickets": "40",</w:t>
-      </w:r>
-    </w:p>
-    <w:p>
-      <w:pPr>
-        <w:keepLines/>
-        <w:pBdr>
-          <w:left w:val="single" w:sz="18" w:space="8" w:color="E84000"/>
-        </w:pBdr>
-        <w:shd w:val="clear" w:color="auto" w:fill="F3F4F6"/>
-        <w:spacing w:line="250" w:lineRule="auto"/>
-        <w:ind w:left="180"/>
-      </w:pPr>
-      <w:r>
-        <w:rPr>
-          <w:rFonts w:ascii="Consolas" w:eastAsia="Consolas" w:hAnsi="Consolas" w:cs="Consolas"/>
-          <w:sz w:val="17"/>
-          <w:szCs w:val="17"/>
-        </w:rPr>
-        <w:t>        "couponprice": 12000.0,</w:t>
-      </w:r>
-    </w:p>
-    <w:p>
-      <w:pPr>
-        <w:keepLines/>
-        <w:pBdr>
-          <w:left w:val="single" w:sz="18" w:space="8" w:color="E84000"/>
-        </w:pBdr>
-        <w:shd w:val="clear" w:color="auto" w:fill="F3F4F6"/>
-        <w:spacing w:line="250" w:lineRule="auto"/>
-        <w:ind w:left="180"/>
-      </w:pPr>
-      <w:r>
-        <w:rPr>
-          <w:rFonts w:ascii="Consolas" w:eastAsia="Consolas" w:hAnsi="Consolas" w:cs="Consolas"/>
-          <w:sz w:val="17"/>
-          <w:szCs w:val="17"/>
-        </w:rPr>
-        <w:t>        "kitamount": 6000.0,</w:t>
-      </w:r>
-    </w:p>
-    <w:p>
-      <w:pPr>
-        <w:keepLines/>
-        <w:pBdr>
-          <w:left w:val="single" w:sz="18" w:space="8" w:color="E84000"/>
-        </w:pBdr>
-        <w:shd w:val="clear" w:color="auto" w:fill="F3F4F6"/>
-        <w:spacing w:line="250" w:lineRule="auto"/>
-        <w:ind w:left="180"/>
-      </w:pPr>
-      <w:r>
-        <w:rPr>
-          <w:rFonts w:ascii="Consolas" w:eastAsia="Consolas" w:hAnsi="Consolas" w:cs="Consolas"/>
-          <w:sz w:val="17"/>
-          <w:szCs w:val="17"/>
-        </w:rPr>
-        <w:t>        "saveamount": 6000.0</w:t>
+        <w:t>        "tickets": "50",</w:t>
+      </w:r>
+    </w:p>
+    <w:p>
+      <w:pPr>
+        <w:keepLines/>
+        <w:pBdr>
+          <w:left w:val="single" w:sz="18" w:space="8" w:color="E84000"/>
+        </w:pBdr>
+        <w:shd w:val="clear" w:color="auto" w:fill="F3F4F6"/>
+        <w:spacing w:line="250" w:lineRule="auto"/>
+        <w:ind w:left="180"/>
+      </w:pPr>
+      <w:r>
+        <w:rPr>
+          <w:rFonts w:ascii="Consolas" w:eastAsia="Consolas" w:hAnsi="Consolas" w:cs="Consolas"/>
+          <w:sz w:val="17"/>
+          <w:szCs w:val="17"/>
+        </w:rPr>
+        <w:t>        "couponprice": 25000.0,</w:t>
+      </w:r>
+    </w:p>
+    <w:p>
+      <w:pPr>
+        <w:keepLines/>
+        <w:pBdr>
+          <w:left w:val="single" w:sz="18" w:space="8" w:color="E84000"/>
+        </w:pBdr>
+        <w:shd w:val="clear" w:color="auto" w:fill="F3F4F6"/>
+        <w:spacing w:line="250" w:lineRule="auto"/>
+        <w:ind w:left="180"/>
+      </w:pPr>
+      <w:r>
+        <w:rPr>
+          <w:rFonts w:ascii="Consolas" w:eastAsia="Consolas" w:hAnsi="Consolas" w:cs="Consolas"/>
+          <w:sz w:val="17"/>
+          <w:szCs w:val="17"/>
+        </w:rPr>
+        <w:t>        "kitamount": 12500.0,</w:t>
+      </w:r>
+    </w:p>
+    <w:p>
+      <w:pPr>
+        <w:keepLines/>
+        <w:pBdr>
+          <w:left w:val="single" w:sz="18" w:space="8" w:color="E84000"/>
+        </w:pBdr>
+        <w:shd w:val="clear" w:color="auto" w:fill="F3F4F6"/>
+        <w:spacing w:line="250" w:lineRule="auto"/>
+        <w:ind w:left="180"/>
+      </w:pPr>
+      <w:r>
+        <w:rPr>
+          <w:rFonts w:ascii="Consolas" w:eastAsia="Consolas" w:hAnsi="Consolas" w:cs="Consolas"/>
+          <w:sz w:val="17"/>
+          <w:szCs w:val="17"/>
+        </w:rPr>
+        <w:t>        "saveamount": 12500.0</w:t>
       </w:r>
     </w:p>
     <w:p>
@@ -15577,804 +15659,6 @@
           <w:sz w:val="17"/>
           <w:szCs w:val="17"/>
         </w:rPr>
-        <w:t>    ],</w:t>
-      </w:r>
-    </w:p>
-    <w:p>
-      <w:pPr>
-        <w:keepLines/>
-        <w:pBdr>
-          <w:left w:val="single" w:sz="18" w:space="8" w:color="E84000"/>
-        </w:pBdr>
-        <w:shd w:val="clear" w:color="auto" w:fill="F3F4F6"/>
-        <w:spacing w:line="250" w:lineRule="auto"/>
-        <w:ind w:left="180"/>
-      </w:pPr>
-      <w:r>
-        <w:rPr>
-          <w:rFonts w:ascii="Consolas" w:eastAsia="Consolas" w:hAnsi="Consolas" w:cs="Consolas"/>
-          <w:sz w:val="17"/>
-          <w:szCs w:val="17"/>
-        </w:rPr>
-        <w:t>    "food": [</w:t>
-      </w:r>
-    </w:p>
-    <w:p>
-      <w:pPr>
-        <w:keepLines/>
-        <w:pBdr>
-          <w:left w:val="single" w:sz="18" w:space="8" w:color="E84000"/>
-        </w:pBdr>
-        <w:shd w:val="clear" w:color="auto" w:fill="F3F4F6"/>
-        <w:spacing w:line="250" w:lineRule="auto"/>
-        <w:ind w:left="180"/>
-      </w:pPr>
-      <w:r>
-        <w:rPr>
-          <w:rFonts w:ascii="Consolas" w:eastAsia="Consolas" w:hAnsi="Consolas" w:cs="Consolas"/>
-          <w:sz w:val="17"/>
-          <w:szCs w:val="17"/>
-        </w:rPr>
-        <w:t>      {</w:t>
-      </w:r>
-    </w:p>
-    <w:p>
-      <w:pPr>
-        <w:keepLines/>
-        <w:pBdr>
-          <w:left w:val="single" w:sz="18" w:space="8" w:color="E84000"/>
-        </w:pBdr>
-        <w:shd w:val="clear" w:color="auto" w:fill="F3F4F6"/>
-        <w:spacing w:line="250" w:lineRule="auto"/>
-        <w:ind w:left="180"/>
-      </w:pPr>
-      <w:r>
-        <w:rPr>
-          <w:rFonts w:ascii="Consolas" w:eastAsia="Consolas" w:hAnsi="Consolas" w:cs="Consolas"/>
-          <w:sz w:val="17"/>
-          <w:szCs w:val="17"/>
-        </w:rPr>
-        <w:t>        "kitid": 1001,</w:t>
-      </w:r>
-    </w:p>
-    <w:p>
-      <w:pPr>
-        <w:keepLines/>
-        <w:pBdr>
-          <w:left w:val="single" w:sz="18" w:space="8" w:color="E84000"/>
-        </w:pBdr>
-        <w:shd w:val="clear" w:color="auto" w:fill="F3F4F6"/>
-        <w:spacing w:line="250" w:lineRule="auto"/>
-        <w:ind w:left="180"/>
-      </w:pPr>
-      <w:r>
-        <w:rPr>
-          <w:rFonts w:ascii="Consolas" w:eastAsia="Consolas" w:hAnsi="Consolas" w:cs="Consolas"/>
-          <w:sz w:val="17"/>
-          <w:szCs w:val="17"/>
-        </w:rPr>
-        <w:t>        "kitname": "",</w:t>
-      </w:r>
-    </w:p>
-    <w:p>
-      <w:pPr>
-        <w:keepLines/>
-        <w:pBdr>
-          <w:left w:val="single" w:sz="18" w:space="8" w:color="E84000"/>
-        </w:pBdr>
-        <w:shd w:val="clear" w:color="auto" w:fill="F3F4F6"/>
-        <w:spacing w:line="250" w:lineRule="auto"/>
-        <w:ind w:left="180"/>
-      </w:pPr>
-      <w:r>
-        <w:rPr>
-          <w:rFonts w:ascii="Consolas" w:eastAsia="Consolas" w:hAnsi="Consolas" w:cs="Consolas"/>
-          <w:sz w:val="17"/>
-          <w:szCs w:val="17"/>
-        </w:rPr>
-        <w:t>        "category": "FOOD",</w:t>
-      </w:r>
-    </w:p>
-    <w:p>
-      <w:pPr>
-        <w:keepLines/>
-        <w:pBdr>
-          <w:left w:val="single" w:sz="18" w:space="8" w:color="E84000"/>
-        </w:pBdr>
-        <w:shd w:val="clear" w:color="auto" w:fill="F3F4F6"/>
-        <w:spacing w:line="250" w:lineRule="auto"/>
-        <w:ind w:left="180"/>
-      </w:pPr>
-      <w:r>
-        <w:rPr>
-          <w:rFonts w:ascii="Consolas" w:eastAsia="Consolas" w:hAnsi="Consolas" w:cs="Consolas"/>
-          <w:sz w:val="17"/>
-          <w:szCs w:val="17"/>
-        </w:rPr>
-        <w:t>        "discount": 20.0,</w:t>
-      </w:r>
-    </w:p>
-    <w:p>
-      <w:pPr>
-        <w:keepLines/>
-        <w:pBdr>
-          <w:left w:val="single" w:sz="18" w:space="8" w:color="E84000"/>
-        </w:pBdr>
-        <w:shd w:val="clear" w:color="auto" w:fill="F3F4F6"/>
-        <w:spacing w:line="250" w:lineRule="auto"/>
-        <w:ind w:left="180"/>
-      </w:pPr>
-      <w:r>
-        <w:rPr>
-          <w:rFonts w:ascii="Consolas" w:eastAsia="Consolas" w:hAnsi="Consolas" w:cs="Consolas"/>
-          <w:sz w:val="17"/>
-          <w:szCs w:val="17"/>
-        </w:rPr>
-        <w:t>        "tickets": "5",</w:t>
-      </w:r>
-    </w:p>
-    <w:p>
-      <w:pPr>
-        <w:keepLines/>
-        <w:pBdr>
-          <w:left w:val="single" w:sz="18" w:space="8" w:color="E84000"/>
-        </w:pBdr>
-        <w:shd w:val="clear" w:color="auto" w:fill="F3F4F6"/>
-        <w:spacing w:line="250" w:lineRule="auto"/>
-        <w:ind w:left="180"/>
-      </w:pPr>
-      <w:r>
-        <w:rPr>
-          <w:rFonts w:ascii="Consolas" w:eastAsia="Consolas" w:hAnsi="Consolas" w:cs="Consolas"/>
-          <w:sz w:val="17"/>
-          <w:szCs w:val="17"/>
-        </w:rPr>
-        <w:t>        "couponprice": 2500.0,</w:t>
-      </w:r>
-    </w:p>
-    <w:p>
-      <w:pPr>
-        <w:keepLines/>
-        <w:pBdr>
-          <w:left w:val="single" w:sz="18" w:space="8" w:color="E84000"/>
-        </w:pBdr>
-        <w:shd w:val="clear" w:color="auto" w:fill="F3F4F6"/>
-        <w:spacing w:line="250" w:lineRule="auto"/>
-        <w:ind w:left="180"/>
-      </w:pPr>
-      <w:r>
-        <w:rPr>
-          <w:rFonts w:ascii="Consolas" w:eastAsia="Consolas" w:hAnsi="Consolas" w:cs="Consolas"/>
-          <w:sz w:val="17"/>
-          <w:szCs w:val="17"/>
-        </w:rPr>
-        <w:t>        "kitamount": 2000.0,</w:t>
-      </w:r>
-    </w:p>
-    <w:p>
-      <w:pPr>
-        <w:keepLines/>
-        <w:pBdr>
-          <w:left w:val="single" w:sz="18" w:space="8" w:color="E84000"/>
-        </w:pBdr>
-        <w:shd w:val="clear" w:color="auto" w:fill="F3F4F6"/>
-        <w:spacing w:line="250" w:lineRule="auto"/>
-        <w:ind w:left="180"/>
-      </w:pPr>
-      <w:r>
-        <w:rPr>
-          <w:rFonts w:ascii="Consolas" w:eastAsia="Consolas" w:hAnsi="Consolas" w:cs="Consolas"/>
-          <w:sz w:val="17"/>
-          <w:szCs w:val="17"/>
-        </w:rPr>
-        <w:t>        "saveamount": 500.0</w:t>
-      </w:r>
-    </w:p>
-    <w:p>
-      <w:pPr>
-        <w:keepLines/>
-        <w:pBdr>
-          <w:left w:val="single" w:sz="18" w:space="8" w:color="E84000"/>
-        </w:pBdr>
-        <w:shd w:val="clear" w:color="auto" w:fill="F3F4F6"/>
-        <w:spacing w:line="250" w:lineRule="auto"/>
-        <w:ind w:left="180"/>
-      </w:pPr>
-      <w:r>
-        <w:rPr>
-          <w:rFonts w:ascii="Consolas" w:eastAsia="Consolas" w:hAnsi="Consolas" w:cs="Consolas"/>
-          <w:sz w:val="17"/>
-          <w:szCs w:val="17"/>
-        </w:rPr>
-        <w:t>      },</w:t>
-      </w:r>
-    </w:p>
-    <w:p>
-      <w:pPr>
-        <w:keepLines/>
-        <w:pBdr>
-          <w:left w:val="single" w:sz="18" w:space="8" w:color="E84000"/>
-        </w:pBdr>
-        <w:shd w:val="clear" w:color="auto" w:fill="F3F4F6"/>
-        <w:spacing w:line="250" w:lineRule="auto"/>
-        <w:ind w:left="180"/>
-      </w:pPr>
-      <w:r>
-        <w:rPr>
-          <w:rFonts w:ascii="Consolas" w:eastAsia="Consolas" w:hAnsi="Consolas" w:cs="Consolas"/>
-          <w:sz w:val="17"/>
-          <w:szCs w:val="17"/>
-        </w:rPr>
-        <w:t>      {</w:t>
-      </w:r>
-    </w:p>
-    <w:p>
-      <w:pPr>
-        <w:keepLines/>
-        <w:pBdr>
-          <w:left w:val="single" w:sz="18" w:space="8" w:color="E84000"/>
-        </w:pBdr>
-        <w:shd w:val="clear" w:color="auto" w:fill="F3F4F6"/>
-        <w:spacing w:line="250" w:lineRule="auto"/>
-        <w:ind w:left="180"/>
-      </w:pPr>
-      <w:r>
-        <w:rPr>
-          <w:rFonts w:ascii="Consolas" w:eastAsia="Consolas" w:hAnsi="Consolas" w:cs="Consolas"/>
-          <w:sz w:val="17"/>
-          <w:szCs w:val="17"/>
-        </w:rPr>
-        <w:t>        "kitid": 1002,</w:t>
-      </w:r>
-    </w:p>
-    <w:p>
-      <w:pPr>
-        <w:keepLines/>
-        <w:pBdr>
-          <w:left w:val="single" w:sz="18" w:space="8" w:color="E84000"/>
-        </w:pBdr>
-        <w:shd w:val="clear" w:color="auto" w:fill="F3F4F6"/>
-        <w:spacing w:line="250" w:lineRule="auto"/>
-        <w:ind w:left="180"/>
-      </w:pPr>
-      <w:r>
-        <w:rPr>
-          <w:rFonts w:ascii="Consolas" w:eastAsia="Consolas" w:hAnsi="Consolas" w:cs="Consolas"/>
-          <w:sz w:val="17"/>
-          <w:szCs w:val="17"/>
-        </w:rPr>
-        <w:t>        "kitname": "",</w:t>
-      </w:r>
-    </w:p>
-    <w:p>
-      <w:pPr>
-        <w:keepLines/>
-        <w:pBdr>
-          <w:left w:val="single" w:sz="18" w:space="8" w:color="E84000"/>
-        </w:pBdr>
-        <w:shd w:val="clear" w:color="auto" w:fill="F3F4F6"/>
-        <w:spacing w:line="250" w:lineRule="auto"/>
-        <w:ind w:left="180"/>
-      </w:pPr>
-      <w:r>
-        <w:rPr>
-          <w:rFonts w:ascii="Consolas" w:eastAsia="Consolas" w:hAnsi="Consolas" w:cs="Consolas"/>
-          <w:sz w:val="17"/>
-          <w:szCs w:val="17"/>
-        </w:rPr>
-        <w:t>        "category": "FOOD",</w:t>
-      </w:r>
-    </w:p>
-    <w:p>
-      <w:pPr>
-        <w:keepLines/>
-        <w:pBdr>
-          <w:left w:val="single" w:sz="18" w:space="8" w:color="E84000"/>
-        </w:pBdr>
-        <w:shd w:val="clear" w:color="auto" w:fill="F3F4F6"/>
-        <w:spacing w:line="250" w:lineRule="auto"/>
-        <w:ind w:left="180"/>
-      </w:pPr>
-      <w:r>
-        <w:rPr>
-          <w:rFonts w:ascii="Consolas" w:eastAsia="Consolas" w:hAnsi="Consolas" w:cs="Consolas"/>
-          <w:sz w:val="17"/>
-          <w:szCs w:val="17"/>
-        </w:rPr>
-        <w:t>        "discount": 30.0,</w:t>
-      </w:r>
-    </w:p>
-    <w:p>
-      <w:pPr>
-        <w:keepLines/>
-        <w:pBdr>
-          <w:left w:val="single" w:sz="18" w:space="8" w:color="E84000"/>
-        </w:pBdr>
-        <w:shd w:val="clear" w:color="auto" w:fill="F3F4F6"/>
-        <w:spacing w:line="250" w:lineRule="auto"/>
-        <w:ind w:left="180"/>
-      </w:pPr>
-      <w:r>
-        <w:rPr>
-          <w:rFonts w:ascii="Consolas" w:eastAsia="Consolas" w:hAnsi="Consolas" w:cs="Consolas"/>
-          <w:sz w:val="17"/>
-          <w:szCs w:val="17"/>
-        </w:rPr>
-        <w:t>        "tickets": "10",</w:t>
-      </w:r>
-    </w:p>
-    <w:p>
-      <w:pPr>
-        <w:keepLines/>
-        <w:pBdr>
-          <w:left w:val="single" w:sz="18" w:space="8" w:color="E84000"/>
-        </w:pBdr>
-        <w:shd w:val="clear" w:color="auto" w:fill="F3F4F6"/>
-        <w:spacing w:line="250" w:lineRule="auto"/>
-        <w:ind w:left="180"/>
-      </w:pPr>
-      <w:r>
-        <w:rPr>
-          <w:rFonts w:ascii="Consolas" w:eastAsia="Consolas" w:hAnsi="Consolas" w:cs="Consolas"/>
-          <w:sz w:val="17"/>
-          <w:szCs w:val="17"/>
-        </w:rPr>
-        <w:t>        "couponprice": 5000.0,</w:t>
-      </w:r>
-    </w:p>
-    <w:p>
-      <w:pPr>
-        <w:keepLines/>
-        <w:pBdr>
-          <w:left w:val="single" w:sz="18" w:space="8" w:color="E84000"/>
-        </w:pBdr>
-        <w:shd w:val="clear" w:color="auto" w:fill="F3F4F6"/>
-        <w:spacing w:line="250" w:lineRule="auto"/>
-        <w:ind w:left="180"/>
-      </w:pPr>
-      <w:r>
-        <w:rPr>
-          <w:rFonts w:ascii="Consolas" w:eastAsia="Consolas" w:hAnsi="Consolas" w:cs="Consolas"/>
-          <w:sz w:val="17"/>
-          <w:szCs w:val="17"/>
-        </w:rPr>
-        <w:t>        "kitamount": 3500.0,</w:t>
-      </w:r>
-    </w:p>
-    <w:p>
-      <w:pPr>
-        <w:keepLines/>
-        <w:pBdr>
-          <w:left w:val="single" w:sz="18" w:space="8" w:color="E84000"/>
-        </w:pBdr>
-        <w:shd w:val="clear" w:color="auto" w:fill="F3F4F6"/>
-        <w:spacing w:line="250" w:lineRule="auto"/>
-        <w:ind w:left="180"/>
-      </w:pPr>
-      <w:r>
-        <w:rPr>
-          <w:rFonts w:ascii="Consolas" w:eastAsia="Consolas" w:hAnsi="Consolas" w:cs="Consolas"/>
-          <w:sz w:val="17"/>
-          <w:szCs w:val="17"/>
-        </w:rPr>
-        <w:t>        "saveamount": 1500.0</w:t>
-      </w:r>
-    </w:p>
-    <w:p>
-      <w:pPr>
-        <w:keepLines/>
-        <w:pBdr>
-          <w:left w:val="single" w:sz="18" w:space="8" w:color="E84000"/>
-        </w:pBdr>
-        <w:shd w:val="clear" w:color="auto" w:fill="F3F4F6"/>
-        <w:spacing w:line="250" w:lineRule="auto"/>
-        <w:ind w:left="180"/>
-      </w:pPr>
-      <w:r>
-        <w:rPr>
-          <w:rFonts w:ascii="Consolas" w:eastAsia="Consolas" w:hAnsi="Consolas" w:cs="Consolas"/>
-          <w:sz w:val="17"/>
-          <w:szCs w:val="17"/>
-        </w:rPr>
-        <w:t>      },</w:t>
-      </w:r>
-    </w:p>
-    <w:p>
-      <w:pPr>
-        <w:keepLines/>
-        <w:pBdr>
-          <w:left w:val="single" w:sz="18" w:space="8" w:color="E84000"/>
-        </w:pBdr>
-        <w:shd w:val="clear" w:color="auto" w:fill="F3F4F6"/>
-        <w:spacing w:line="250" w:lineRule="auto"/>
-        <w:ind w:left="180"/>
-      </w:pPr>
-      <w:r>
-        <w:rPr>
-          <w:rFonts w:ascii="Consolas" w:eastAsia="Consolas" w:hAnsi="Consolas" w:cs="Consolas"/>
-          <w:sz w:val="17"/>
-          <w:szCs w:val="17"/>
-        </w:rPr>
-        <w:t>      {</w:t>
-      </w:r>
-    </w:p>
-    <w:p>
-      <w:pPr>
-        <w:keepLines/>
-        <w:pBdr>
-          <w:left w:val="single" w:sz="18" w:space="8" w:color="E84000"/>
-        </w:pBdr>
-        <w:shd w:val="clear" w:color="auto" w:fill="F3F4F6"/>
-        <w:spacing w:line="250" w:lineRule="auto"/>
-        <w:ind w:left="180"/>
-      </w:pPr>
-      <w:r>
-        <w:rPr>
-          <w:rFonts w:ascii="Consolas" w:eastAsia="Consolas" w:hAnsi="Consolas" w:cs="Consolas"/>
-          <w:sz w:val="17"/>
-          <w:szCs w:val="17"/>
-        </w:rPr>
-        <w:t>        "kitid": 1003,</w:t>
-      </w:r>
-    </w:p>
-    <w:p>
-      <w:pPr>
-        <w:keepLines/>
-        <w:pBdr>
-          <w:left w:val="single" w:sz="18" w:space="8" w:color="E84000"/>
-        </w:pBdr>
-        <w:shd w:val="clear" w:color="auto" w:fill="F3F4F6"/>
-        <w:spacing w:line="250" w:lineRule="auto"/>
-        <w:ind w:left="180"/>
-      </w:pPr>
-      <w:r>
-        <w:rPr>
-          <w:rFonts w:ascii="Consolas" w:eastAsia="Consolas" w:hAnsi="Consolas" w:cs="Consolas"/>
-          <w:sz w:val="17"/>
-          <w:szCs w:val="17"/>
-        </w:rPr>
-        <w:t>        "kitname": "",</w:t>
-      </w:r>
-    </w:p>
-    <w:p>
-      <w:pPr>
-        <w:keepLines/>
-        <w:pBdr>
-          <w:left w:val="single" w:sz="18" w:space="8" w:color="E84000"/>
-        </w:pBdr>
-        <w:shd w:val="clear" w:color="auto" w:fill="F3F4F6"/>
-        <w:spacing w:line="250" w:lineRule="auto"/>
-        <w:ind w:left="180"/>
-      </w:pPr>
-      <w:r>
-        <w:rPr>
-          <w:rFonts w:ascii="Consolas" w:eastAsia="Consolas" w:hAnsi="Consolas" w:cs="Consolas"/>
-          <w:sz w:val="17"/>
-          <w:szCs w:val="17"/>
-        </w:rPr>
-        <w:t>        "category": "FOOD",</w:t>
-      </w:r>
-    </w:p>
-    <w:p>
-      <w:pPr>
-        <w:keepLines/>
-        <w:pBdr>
-          <w:left w:val="single" w:sz="18" w:space="8" w:color="E84000"/>
-        </w:pBdr>
-        <w:shd w:val="clear" w:color="auto" w:fill="F3F4F6"/>
-        <w:spacing w:line="250" w:lineRule="auto"/>
-        <w:ind w:left="180"/>
-      </w:pPr>
-      <w:r>
-        <w:rPr>
-          <w:rFonts w:ascii="Consolas" w:eastAsia="Consolas" w:hAnsi="Consolas" w:cs="Consolas"/>
-          <w:sz w:val="17"/>
-          <w:szCs w:val="17"/>
-        </w:rPr>
-        <w:t>        "discount": 40.0,</w:t>
-      </w:r>
-    </w:p>
-    <w:p>
-      <w:pPr>
-        <w:keepLines/>
-        <w:pBdr>
-          <w:left w:val="single" w:sz="18" w:space="8" w:color="E84000"/>
-        </w:pBdr>
-        <w:shd w:val="clear" w:color="auto" w:fill="F3F4F6"/>
-        <w:spacing w:line="250" w:lineRule="auto"/>
-        <w:ind w:left="180"/>
-      </w:pPr>
-      <w:r>
-        <w:rPr>
-          <w:rFonts w:ascii="Consolas" w:eastAsia="Consolas" w:hAnsi="Consolas" w:cs="Consolas"/>
-          <w:sz w:val="17"/>
-          <w:szCs w:val="17"/>
-        </w:rPr>
-        <w:t>        "tickets": "20",</w:t>
-      </w:r>
-    </w:p>
-    <w:p>
-      <w:pPr>
-        <w:keepLines/>
-        <w:pBdr>
-          <w:left w:val="single" w:sz="18" w:space="8" w:color="E84000"/>
-        </w:pBdr>
-        <w:shd w:val="clear" w:color="auto" w:fill="F3F4F6"/>
-        <w:spacing w:line="250" w:lineRule="auto"/>
-        <w:ind w:left="180"/>
-      </w:pPr>
-      <w:r>
-        <w:rPr>
-          <w:rFonts w:ascii="Consolas" w:eastAsia="Consolas" w:hAnsi="Consolas" w:cs="Consolas"/>
-          <w:sz w:val="17"/>
-          <w:szCs w:val="17"/>
-        </w:rPr>
-        <w:t>        "couponprice": 10000.0,</w:t>
-      </w:r>
-    </w:p>
-    <w:p>
-      <w:pPr>
-        <w:keepLines/>
-        <w:pBdr>
-          <w:left w:val="single" w:sz="18" w:space="8" w:color="E84000"/>
-        </w:pBdr>
-        <w:shd w:val="clear" w:color="auto" w:fill="F3F4F6"/>
-        <w:spacing w:line="250" w:lineRule="auto"/>
-        <w:ind w:left="180"/>
-      </w:pPr>
-      <w:r>
-        <w:rPr>
-          <w:rFonts w:ascii="Consolas" w:eastAsia="Consolas" w:hAnsi="Consolas" w:cs="Consolas"/>
-          <w:sz w:val="17"/>
-          <w:szCs w:val="17"/>
-        </w:rPr>
-        <w:t>        "kitamount": 6000.0,</w:t>
-      </w:r>
-    </w:p>
-    <w:p>
-      <w:pPr>
-        <w:keepLines/>
-        <w:pBdr>
-          <w:left w:val="single" w:sz="18" w:space="8" w:color="E84000"/>
-        </w:pBdr>
-        <w:shd w:val="clear" w:color="auto" w:fill="F3F4F6"/>
-        <w:spacing w:line="250" w:lineRule="auto"/>
-        <w:ind w:left="180"/>
-      </w:pPr>
-      <w:r>
-        <w:rPr>
-          <w:rFonts w:ascii="Consolas" w:eastAsia="Consolas" w:hAnsi="Consolas" w:cs="Consolas"/>
-          <w:sz w:val="17"/>
-          <w:szCs w:val="17"/>
-        </w:rPr>
-        <w:t>        "saveamount": 4000.0</w:t>
-      </w:r>
-    </w:p>
-    <w:p>
-      <w:pPr>
-        <w:keepLines/>
-        <w:pBdr>
-          <w:left w:val="single" w:sz="18" w:space="8" w:color="E84000"/>
-        </w:pBdr>
-        <w:shd w:val="clear" w:color="auto" w:fill="F3F4F6"/>
-        <w:spacing w:line="250" w:lineRule="auto"/>
-        <w:ind w:left="180"/>
-      </w:pPr>
-      <w:r>
-        <w:rPr>
-          <w:rFonts w:ascii="Consolas" w:eastAsia="Consolas" w:hAnsi="Consolas" w:cs="Consolas"/>
-          <w:sz w:val="17"/>
-          <w:szCs w:val="17"/>
-        </w:rPr>
-        <w:t>      },</w:t>
-      </w:r>
-    </w:p>
-    <w:p>
-      <w:pPr>
-        <w:keepLines/>
-        <w:pBdr>
-          <w:left w:val="single" w:sz="18" w:space="8" w:color="E84000"/>
-        </w:pBdr>
-        <w:shd w:val="clear" w:color="auto" w:fill="F3F4F6"/>
-        <w:spacing w:line="250" w:lineRule="auto"/>
-        <w:ind w:left="180"/>
-      </w:pPr>
-      <w:r>
-        <w:rPr>
-          <w:rFonts w:ascii="Consolas" w:eastAsia="Consolas" w:hAnsi="Consolas" w:cs="Consolas"/>
-          <w:sz w:val="17"/>
-          <w:szCs w:val="17"/>
-        </w:rPr>
-        <w:t>      {</w:t>
-      </w:r>
-    </w:p>
-    <w:p>
-      <w:pPr>
-        <w:keepLines/>
-        <w:pBdr>
-          <w:left w:val="single" w:sz="18" w:space="8" w:color="E84000"/>
-        </w:pBdr>
-        <w:shd w:val="clear" w:color="auto" w:fill="F3F4F6"/>
-        <w:spacing w:line="250" w:lineRule="auto"/>
-        <w:ind w:left="180"/>
-      </w:pPr>
-      <w:r>
-        <w:rPr>
-          <w:rFonts w:ascii="Consolas" w:eastAsia="Consolas" w:hAnsi="Consolas" w:cs="Consolas"/>
-          <w:sz w:val="17"/>
-          <w:szCs w:val="17"/>
-        </w:rPr>
-        <w:t>        "kitid": 1004,</w:t>
-      </w:r>
-    </w:p>
-    <w:p>
-      <w:pPr>
-        <w:keepLines/>
-        <w:pBdr>
-          <w:left w:val="single" w:sz="18" w:space="8" w:color="E84000"/>
-        </w:pBdr>
-        <w:shd w:val="clear" w:color="auto" w:fill="F3F4F6"/>
-        <w:spacing w:line="250" w:lineRule="auto"/>
-        <w:ind w:left="180"/>
-      </w:pPr>
-      <w:r>
-        <w:rPr>
-          <w:rFonts w:ascii="Consolas" w:eastAsia="Consolas" w:hAnsi="Consolas" w:cs="Consolas"/>
-          <w:sz w:val="17"/>
-          <w:szCs w:val="17"/>
-        </w:rPr>
-        <w:t>        "kitname": "",</w:t>
-      </w:r>
-    </w:p>
-    <w:p>
-      <w:pPr>
-        <w:keepLines/>
-        <w:pBdr>
-          <w:left w:val="single" w:sz="18" w:space="8" w:color="E84000"/>
-        </w:pBdr>
-        <w:shd w:val="clear" w:color="auto" w:fill="F3F4F6"/>
-        <w:spacing w:line="250" w:lineRule="auto"/>
-        <w:ind w:left="180"/>
-      </w:pPr>
-      <w:r>
-        <w:rPr>
-          <w:rFonts w:ascii="Consolas" w:eastAsia="Consolas" w:hAnsi="Consolas" w:cs="Consolas"/>
-          <w:sz w:val="17"/>
-          <w:szCs w:val="17"/>
-        </w:rPr>
-        <w:t>        "category": "FOOD",</w:t>
-      </w:r>
-    </w:p>
-    <w:p>
-      <w:pPr>
-        <w:keepLines/>
-        <w:pBdr>
-          <w:left w:val="single" w:sz="18" w:space="8" w:color="E84000"/>
-        </w:pBdr>
-        <w:shd w:val="clear" w:color="auto" w:fill="F3F4F6"/>
-        <w:spacing w:line="250" w:lineRule="auto"/>
-        <w:ind w:left="180"/>
-      </w:pPr>
-      <w:r>
-        <w:rPr>
-          <w:rFonts w:ascii="Consolas" w:eastAsia="Consolas" w:hAnsi="Consolas" w:cs="Consolas"/>
-          <w:sz w:val="17"/>
-          <w:szCs w:val="17"/>
-        </w:rPr>
-        <w:t>        "discount": 50.0,</w:t>
-      </w:r>
-    </w:p>
-    <w:p>
-      <w:pPr>
-        <w:keepLines/>
-        <w:pBdr>
-          <w:left w:val="single" w:sz="18" w:space="8" w:color="E84000"/>
-        </w:pBdr>
-        <w:shd w:val="clear" w:color="auto" w:fill="F3F4F6"/>
-        <w:spacing w:line="250" w:lineRule="auto"/>
-        <w:ind w:left="180"/>
-      </w:pPr>
-      <w:r>
-        <w:rPr>
-          <w:rFonts w:ascii="Consolas" w:eastAsia="Consolas" w:hAnsi="Consolas" w:cs="Consolas"/>
-          <w:sz w:val="17"/>
-          <w:szCs w:val="17"/>
-        </w:rPr>
-        <w:t>        "tickets": "50",</w:t>
-      </w:r>
-    </w:p>
-    <w:p>
-      <w:pPr>
-        <w:keepLines/>
-        <w:pBdr>
-          <w:left w:val="single" w:sz="18" w:space="8" w:color="E84000"/>
-        </w:pBdr>
-        <w:shd w:val="clear" w:color="auto" w:fill="F3F4F6"/>
-        <w:spacing w:line="250" w:lineRule="auto"/>
-        <w:ind w:left="180"/>
-      </w:pPr>
-      <w:r>
-        <w:rPr>
-          <w:rFonts w:ascii="Consolas" w:eastAsia="Consolas" w:hAnsi="Consolas" w:cs="Consolas"/>
-          <w:sz w:val="17"/>
-          <w:szCs w:val="17"/>
-        </w:rPr>
-        <w:t>        "couponprice": 25000.0,</w:t>
-      </w:r>
-    </w:p>
-    <w:p>
-      <w:pPr>
-        <w:keepLines/>
-        <w:pBdr>
-          <w:left w:val="single" w:sz="18" w:space="8" w:color="E84000"/>
-        </w:pBdr>
-        <w:shd w:val="clear" w:color="auto" w:fill="F3F4F6"/>
-        <w:spacing w:line="250" w:lineRule="auto"/>
-        <w:ind w:left="180"/>
-      </w:pPr>
-      <w:r>
-        <w:rPr>
-          <w:rFonts w:ascii="Consolas" w:eastAsia="Consolas" w:hAnsi="Consolas" w:cs="Consolas"/>
-          <w:sz w:val="17"/>
-          <w:szCs w:val="17"/>
-        </w:rPr>
-        <w:t>        "kitamount": 12500.0,</w:t>
-      </w:r>
-    </w:p>
-    <w:p>
-      <w:pPr>
-        <w:keepLines/>
-        <w:pBdr>
-          <w:left w:val="single" w:sz="18" w:space="8" w:color="E84000"/>
-        </w:pBdr>
-        <w:shd w:val="clear" w:color="auto" w:fill="F3F4F6"/>
-        <w:spacing w:line="250" w:lineRule="auto"/>
-        <w:ind w:left="180"/>
-      </w:pPr>
-      <w:r>
-        <w:rPr>
-          <w:rFonts w:ascii="Consolas" w:eastAsia="Consolas" w:hAnsi="Consolas" w:cs="Consolas"/>
-          <w:sz w:val="17"/>
-          <w:szCs w:val="17"/>
-        </w:rPr>
-        <w:t>        "saveamount": 12500.0</w:t>
-      </w:r>
-    </w:p>
-    <w:p>
-      <w:pPr>
-        <w:keepLines/>
-        <w:pBdr>
-          <w:left w:val="single" w:sz="18" w:space="8" w:color="E84000"/>
-        </w:pBdr>
-        <w:shd w:val="clear" w:color="auto" w:fill="F3F4F6"/>
-        <w:spacing w:line="250" w:lineRule="auto"/>
-        <w:ind w:left="180"/>
-      </w:pPr>
-      <w:r>
-        <w:rPr>
-          <w:rFonts w:ascii="Consolas" w:eastAsia="Consolas" w:hAnsi="Consolas" w:cs="Consolas"/>
-          <w:sz w:val="17"/>
-          <w:szCs w:val="17"/>
-        </w:rPr>
-        <w:t>      }</w:t>
-      </w:r>
-    </w:p>
-    <w:p>
-      <w:pPr>
-        <w:keepLines/>
-        <w:pBdr>
-          <w:left w:val="single" w:sz="18" w:space="8" w:color="E84000"/>
-        </w:pBdr>
-        <w:shd w:val="clear" w:color="auto" w:fill="F3F4F6"/>
-        <w:spacing w:line="250" w:lineRule="auto"/>
-        <w:ind w:left="180"/>
-      </w:pPr>
-      <w:r>
-        <w:rPr>
-          <w:rFonts w:ascii="Consolas" w:eastAsia="Consolas" w:hAnsi="Consolas" w:cs="Consolas"/>
-          <w:sz w:val="17"/>
-          <w:szCs w:val="17"/>
-        </w:rPr>
         <w:t>    ]</w:t>
       </w:r>
     </w:p>
@@ -16420,7 +15704,7 @@
       <w:pPr>
         <w:pStyle w:val="Heading2"/>
       </w:pPr>
-      <w:bookmarkStart w:id="14" w:name="_Toc241158079"/>
+      <w:bookmarkStart w:id="14" w:name="_Toc241163799"/>
       <w:r>
         <w:t>9.5 Coupon Detail aur Buy</w:t>
       </w:r>
@@ -16453,7 +15737,6 @@
         <w:pStyle w:val="Heading3"/>
       </w:pPr>
       <w:r>
-        <w:lastRenderedPageBreak/>
         <w:t>reqtype: coupondetail</w:t>
       </w:r>
     </w:p>
@@ -16860,6 +16143,7 @@
           <w:sz w:val="17"/>
           <w:szCs w:val="17"/>
         </w:rPr>
+        <w:lastRenderedPageBreak/>
         <w:t>RESPONSE (EXAMPLE)</w:t>
       </w:r>
     </w:p>
@@ -17804,7 +17088,6 @@
                 <w:sz w:val="19"/>
                 <w:szCs w:val="19"/>
               </w:rPr>
-              <w:lastRenderedPageBreak/>
               <w:t>Fields</w:t>
             </w:r>
           </w:p>
@@ -18017,27 +17300,27 @@
           <w:sz w:val="17"/>
           <w:szCs w:val="17"/>
         </w:rPr>
-        <w:t>  "userid": "EP100245",</w:t>
-      </w:r>
-    </w:p>
-    <w:p>
-      <w:pPr>
-        <w:keepNext/>
-        <w:keepLines/>
-        <w:pBdr>
-          <w:left w:val="single" w:sz="18" w:space="8" w:color="E84000"/>
-        </w:pBdr>
-        <w:shd w:val="clear" w:color="auto" w:fill="F3F4F6"/>
-        <w:spacing w:line="250" w:lineRule="auto"/>
-        <w:ind w:left="180"/>
-      </w:pPr>
-      <w:r>
-        <w:rPr>
-          <w:rFonts w:ascii="Consolas" w:eastAsia="Consolas" w:hAnsi="Consolas" w:cs="Consolas"/>
-          <w:sz w:val="17"/>
-          <w:szCs w:val="17"/>
-        </w:rPr>
-        <w:t>  "passwd": "mypassword",</w:t>
+        <w:t>  "userid": "EPI123456",</w:t>
+      </w:r>
+    </w:p>
+    <w:p>
+      <w:pPr>
+        <w:keepNext/>
+        <w:keepLines/>
+        <w:pBdr>
+          <w:left w:val="single" w:sz="18" w:space="8" w:color="E84000"/>
+        </w:pBdr>
+        <w:shd w:val="clear" w:color="auto" w:fill="F3F4F6"/>
+        <w:spacing w:line="250" w:lineRule="auto"/>
+        <w:ind w:left="180"/>
+      </w:pPr>
+      <w:r>
+        <w:rPr>
+          <w:rFonts w:ascii="Consolas" w:eastAsia="Consolas" w:hAnsi="Consolas" w:cs="Consolas"/>
+          <w:sz w:val="17"/>
+          <w:szCs w:val="17"/>
+        </w:rPr>
+        <w:t>  "passwd": "EPI@123456",</w:t>
       </w:r>
     </w:p>
     <w:p>
@@ -18093,6 +17376,7 @@
           <w:sz w:val="17"/>
           <w:szCs w:val="17"/>
         </w:rPr>
+        <w:lastRenderedPageBreak/>
         <w:t>RESPONSE (EXAMPLE)</w:t>
       </w:r>
     </w:p>
@@ -18213,7 +17497,7 @@
           <w:sz w:val="17"/>
           <w:szCs w:val="17"/>
         </w:rPr>
-        <w:t>  "reqid": "20260924101507009012",</w:t>
+        <w:t>  "reqid": "20260924170200737013",</w:t>
       </w:r>
     </w:p>
     <w:p>
@@ -18253,7 +17537,7 @@
           <w:sz w:val="17"/>
           <w:szCs w:val="17"/>
         </w:rPr>
-        <w:t>    "billno": "482913",</w:t>
+        <w:t>    "billno": "633846",</w:t>
       </w:r>
     </w:p>
     <w:p>
@@ -18293,47 +17577,47 @@
           <w:sz w:val="17"/>
           <w:szCs w:val="17"/>
         </w:rPr>
-        <w:t>    "kitname": "Movie Pack 2",</w:t>
-      </w:r>
-    </w:p>
-    <w:p>
-      <w:pPr>
-        <w:keepNext/>
-        <w:keepLines/>
-        <w:pBdr>
-          <w:left w:val="single" w:sz="18" w:space="8" w:color="E84000"/>
-        </w:pBdr>
-        <w:shd w:val="clear" w:color="auto" w:fill="F3F4F6"/>
-        <w:spacing w:line="250" w:lineRule="auto"/>
-        <w:ind w:left="180"/>
-      </w:pPr>
-      <w:r>
-        <w:rPr>
-          <w:rFonts w:ascii="Consolas" w:eastAsia="Consolas" w:hAnsi="Consolas" w:cs="Consolas"/>
-          <w:sz w:val="17"/>
-          <w:szCs w:val="17"/>
-        </w:rPr>
-        <w:t>    "amount": 300.00,</w:t>
-      </w:r>
-    </w:p>
-    <w:p>
-      <w:pPr>
-        <w:keepNext/>
-        <w:keepLines/>
-        <w:pBdr>
-          <w:left w:val="single" w:sz="18" w:space="8" w:color="E84000"/>
-        </w:pBdr>
-        <w:shd w:val="clear" w:color="auto" w:fill="F3F4F6"/>
-        <w:spacing w:line="250" w:lineRule="auto"/>
-        <w:ind w:left="180"/>
-      </w:pPr>
-      <w:r>
-        <w:rPr>
-          <w:rFonts w:ascii="Consolas" w:eastAsia="Consolas" w:hAnsi="Consolas" w:cs="Consolas"/>
-          <w:sz w:val="17"/>
-          <w:szCs w:val="17"/>
-        </w:rPr>
-        <w:t>    "walletbalance": 950.00,</w:t>
+        <w:t>    "kitname": "Movie Package (10 Ticket)",</w:t>
+      </w:r>
+    </w:p>
+    <w:p>
+      <w:pPr>
+        <w:keepNext/>
+        <w:keepLines/>
+        <w:pBdr>
+          <w:left w:val="single" w:sz="18" w:space="8" w:color="E84000"/>
+        </w:pBdr>
+        <w:shd w:val="clear" w:color="auto" w:fill="F3F4F6"/>
+        <w:spacing w:line="250" w:lineRule="auto"/>
+        <w:ind w:left="180"/>
+      </w:pPr>
+      <w:r>
+        <w:rPr>
+          <w:rFonts w:ascii="Consolas" w:eastAsia="Consolas" w:hAnsi="Consolas" w:cs="Consolas"/>
+          <w:sz w:val="17"/>
+          <w:szCs w:val="17"/>
+        </w:rPr>
+        <w:t>    "amount": 2100.0,</w:t>
+      </w:r>
+    </w:p>
+    <w:p>
+      <w:pPr>
+        <w:keepNext/>
+        <w:keepLines/>
+        <w:pBdr>
+          <w:left w:val="single" w:sz="18" w:space="8" w:color="E84000"/>
+        </w:pBdr>
+        <w:shd w:val="clear" w:color="auto" w:fill="F3F4F6"/>
+        <w:spacing w:line="250" w:lineRule="auto"/>
+        <w:ind w:left="180"/>
+      </w:pPr>
+      <w:r>
+        <w:rPr>
+          <w:rFonts w:ascii="Consolas" w:eastAsia="Consolas" w:hAnsi="Consolas" w:cs="Consolas"/>
+          <w:sz w:val="17"/>
+          <w:szCs w:val="17"/>
+        </w:rPr>
+        <w:t>    "walletbalance": 95398.5300,</w:t>
       </w:r>
     </w:p>
     <w:p>
@@ -18834,7 +18118,7 @@
       <w:pPr>
         <w:pStyle w:val="Heading2"/>
       </w:pPr>
-      <w:bookmarkStart w:id="15" w:name="_Toc241158080"/>
+      <w:bookmarkStart w:id="15" w:name="_Toc241163800"/>
       <w:r>
         <w:t>9.6 Thank You / Redeem</w:t>
       </w:r>
@@ -19132,7 +18416,6 @@
           <w:sz w:val="17"/>
           <w:szCs w:val="17"/>
         </w:rPr>
-        <w:lastRenderedPageBreak/>
         <w:t>REQUEST</w:t>
       </w:r>
     </w:p>
@@ -19193,47 +18476,47 @@
           <w:sz w:val="17"/>
           <w:szCs w:val="17"/>
         </w:rPr>
-        <w:t>  "userid": "EP100245",</w:t>
-      </w:r>
-    </w:p>
-    <w:p>
-      <w:pPr>
-        <w:keepNext/>
-        <w:keepLines/>
-        <w:pBdr>
-          <w:left w:val="single" w:sz="18" w:space="8" w:color="E84000"/>
-        </w:pBdr>
-        <w:shd w:val="clear" w:color="auto" w:fill="F3F4F6"/>
-        <w:spacing w:line="250" w:lineRule="auto"/>
-        <w:ind w:left="180"/>
-      </w:pPr>
-      <w:r>
-        <w:rPr>
-          <w:rFonts w:ascii="Consolas" w:eastAsia="Consolas" w:hAnsi="Consolas" w:cs="Consolas"/>
-          <w:sz w:val="17"/>
-          <w:szCs w:val="17"/>
-        </w:rPr>
-        <w:t>  "passwd": "mypassword",</w:t>
-      </w:r>
-    </w:p>
-    <w:p>
-      <w:pPr>
-        <w:keepNext/>
-        <w:keepLines/>
-        <w:pBdr>
-          <w:left w:val="single" w:sz="18" w:space="8" w:color="E84000"/>
-        </w:pBdr>
-        <w:shd w:val="clear" w:color="auto" w:fill="F3F4F6"/>
-        <w:spacing w:line="250" w:lineRule="auto"/>
-        <w:ind w:left="180"/>
-      </w:pPr>
-      <w:r>
-        <w:rPr>
-          <w:rFonts w:ascii="Consolas" w:eastAsia="Consolas" w:hAnsi="Consolas" w:cs="Consolas"/>
-          <w:sz w:val="17"/>
-          <w:szCs w:val="17"/>
-        </w:rPr>
-        <w:t>  "billno": "482913",</w:t>
+        <w:t>  "userid": "EPI123456",</w:t>
+      </w:r>
+    </w:p>
+    <w:p>
+      <w:pPr>
+        <w:keepNext/>
+        <w:keepLines/>
+        <w:pBdr>
+          <w:left w:val="single" w:sz="18" w:space="8" w:color="E84000"/>
+        </w:pBdr>
+        <w:shd w:val="clear" w:color="auto" w:fill="F3F4F6"/>
+        <w:spacing w:line="250" w:lineRule="auto"/>
+        <w:ind w:left="180"/>
+      </w:pPr>
+      <w:r>
+        <w:rPr>
+          <w:rFonts w:ascii="Consolas" w:eastAsia="Consolas" w:hAnsi="Consolas" w:cs="Consolas"/>
+          <w:sz w:val="17"/>
+          <w:szCs w:val="17"/>
+        </w:rPr>
+        <w:t>  "passwd": "EPI@123456",</w:t>
+      </w:r>
+    </w:p>
+    <w:p>
+      <w:pPr>
+        <w:keepNext/>
+        <w:keepLines/>
+        <w:pBdr>
+          <w:left w:val="single" w:sz="18" w:space="8" w:color="E84000"/>
+        </w:pBdr>
+        <w:shd w:val="clear" w:color="auto" w:fill="F3F4F6"/>
+        <w:spacing w:line="250" w:lineRule="auto"/>
+        <w:ind w:left="180"/>
+      </w:pPr>
+      <w:r>
+        <w:rPr>
+          <w:rFonts w:ascii="Consolas" w:eastAsia="Consolas" w:hAnsi="Consolas" w:cs="Consolas"/>
+          <w:sz w:val="17"/>
+          <w:szCs w:val="17"/>
+        </w:rPr>
+        <w:t>  "billno": "633846",</w:t>
       </w:r>
     </w:p>
     <w:p>
@@ -19289,6 +18572,7 @@
           <w:sz w:val="17"/>
           <w:szCs w:val="17"/>
         </w:rPr>
+        <w:lastRenderedPageBreak/>
         <w:t>RESPONSE (EXAMPLE)</w:t>
       </w:r>
     </w:p>
@@ -19409,7 +18693,7 @@
           <w:sz w:val="17"/>
           <w:szCs w:val="17"/>
         </w:rPr>
-        <w:t>  "reqid": "20260924101508003344",</w:t>
+        <w:t>  "reqid": "20260924170326751948",</w:t>
       </w:r>
     </w:p>
     <w:p>
@@ -19449,27 +18733,27 @@
           <w:sz w:val="17"/>
           <w:szCs w:val="17"/>
         </w:rPr>
-        <w:t>    "billno": "482913",</w:t>
-      </w:r>
-    </w:p>
-    <w:p>
-      <w:pPr>
-        <w:keepNext/>
-        <w:keepLines/>
-        <w:pBdr>
-          <w:left w:val="single" w:sz="18" w:space="8" w:color="E84000"/>
-        </w:pBdr>
-        <w:shd w:val="clear" w:color="auto" w:fill="F3F4F6"/>
-        <w:spacing w:line="250" w:lineRule="auto"/>
-        <w:ind w:left="180"/>
-      </w:pPr>
-      <w:r>
-        <w:rPr>
-          <w:rFonts w:ascii="Consolas" w:eastAsia="Consolas" w:hAnsi="Consolas" w:cs="Consolas"/>
-          <w:sz w:val="17"/>
-          <w:szCs w:val="17"/>
-        </w:rPr>
-        <w:t>    "ordernumber": "482913",</w:t>
+        <w:t>    "billno": "633846",</w:t>
+      </w:r>
+    </w:p>
+    <w:p>
+      <w:pPr>
+        <w:keepNext/>
+        <w:keepLines/>
+        <w:pBdr>
+          <w:left w:val="single" w:sz="18" w:space="8" w:color="E84000"/>
+        </w:pBdr>
+        <w:shd w:val="clear" w:color="auto" w:fill="F3F4F6"/>
+        <w:spacing w:line="250" w:lineRule="auto"/>
+        <w:ind w:left="180"/>
+      </w:pPr>
+      <w:r>
+        <w:rPr>
+          <w:rFonts w:ascii="Consolas" w:eastAsia="Consolas" w:hAnsi="Consolas" w:cs="Consolas"/>
+          <w:sz w:val="17"/>
+          <w:szCs w:val="17"/>
+        </w:rPr>
+        <w:t>    "ordernumber": "633846",</w:t>
       </w:r>
     </w:p>
     <w:p>
@@ -19509,7 +18793,7 @@
           <w:sz w:val="17"/>
           <w:szCs w:val="17"/>
         </w:rPr>
-        <w:t>    "kitname": "Movie Pack 2",</w:t>
+        <w:t>    "kitname": "Movie Package (10 Ticket)",</w:t>
       </w:r>
     </w:p>
     <w:p>
@@ -19549,7 +18833,7 @@
           <w:sz w:val="17"/>
           <w:szCs w:val="17"/>
         </w:rPr>
-        <w:t>    "amount": 300.00,</w:t>
+        <w:t>    "amount": 2100.00,</w:t>
       </w:r>
     </w:p>
     <w:p>
@@ -20149,27 +19433,27 @@
           <w:sz w:val="17"/>
           <w:szCs w:val="17"/>
         </w:rPr>
-        <w:t>  "userid": "EP100245",</w:t>
-      </w:r>
-    </w:p>
-    <w:p>
-      <w:pPr>
-        <w:keepNext/>
-        <w:keepLines/>
-        <w:pBdr>
-          <w:left w:val="single" w:sz="18" w:space="8" w:color="E84000"/>
-        </w:pBdr>
-        <w:shd w:val="clear" w:color="auto" w:fill="F3F4F6"/>
-        <w:spacing w:line="250" w:lineRule="auto"/>
-        <w:ind w:left="180"/>
-      </w:pPr>
-      <w:r>
-        <w:rPr>
-          <w:rFonts w:ascii="Consolas" w:eastAsia="Consolas" w:hAnsi="Consolas" w:cs="Consolas"/>
-          <w:sz w:val="17"/>
-          <w:szCs w:val="17"/>
-        </w:rPr>
-        <w:t>  "passwd": "mypassword",</w:t>
+        <w:t>  "userid": "EPI123456",</w:t>
+      </w:r>
+    </w:p>
+    <w:p>
+      <w:pPr>
+        <w:keepNext/>
+        <w:keepLines/>
+        <w:pBdr>
+          <w:left w:val="single" w:sz="18" w:space="8" w:color="E84000"/>
+        </w:pBdr>
+        <w:shd w:val="clear" w:color="auto" w:fill="F3F4F6"/>
+        <w:spacing w:line="250" w:lineRule="auto"/>
+        <w:ind w:left="180"/>
+      </w:pPr>
+      <w:r>
+        <w:rPr>
+          <w:rFonts w:ascii="Consolas" w:eastAsia="Consolas" w:hAnsi="Consolas" w:cs="Consolas"/>
+          <w:sz w:val="17"/>
+          <w:szCs w:val="17"/>
+        </w:rPr>
+        <w:t>  "passwd": "EPI@123456",</w:t>
       </w:r>
     </w:p>
     <w:p>
@@ -20345,7 +19629,7 @@
           <w:sz w:val="17"/>
           <w:szCs w:val="17"/>
         </w:rPr>
-        <w:t>  "reqid": "20260924101509006677",</w:t>
+        <w:t>  "reqid": "20260924170422410052",</w:t>
       </w:r>
     </w:p>
     <w:p>
@@ -20405,7 +19689,7 @@
           <w:sz w:val="17"/>
           <w:szCs w:val="17"/>
         </w:rPr>
-        <w:t>    "url": "https://movie.epayindia.in/controller.aspx?user_info=...&amp;log_key=..."</w:t>
+        <w:t>    "url": "https://movie.epayindia.in/controller.aspx?user_info=RVBJMTIzNDU2O0VQSUAxMjM0NTY=&amp;log_key=14040576-4E2C-499B-A46B-7192579BA03E"</w:t>
       </w:r>
     </w:p>
     <w:p>
@@ -20451,9 +19735,8 @@
       <w:pPr>
         <w:pStyle w:val="Heading2"/>
       </w:pPr>
-      <w:bookmarkStart w:id="16" w:name="_Toc241158081"/>
-      <w:r>
-        <w:lastRenderedPageBreak/>
+      <w:bookmarkStart w:id="16" w:name="_Toc241163801"/>
+      <w:r>
         <w:t>9.7 Subscription Now</w:t>
       </w:r>
       <w:bookmarkEnd w:id="16"/>
@@ -20485,6 +19768,7 @@
         <w:pStyle w:val="Heading3"/>
       </w:pPr>
       <w:r>
+        <w:lastRenderedPageBreak/>
         <w:t>reqtype: subscriptionpackages</w:t>
       </w:r>
     </w:p>
@@ -20810,27 +20094,27 @@
           <w:sz w:val="17"/>
           <w:szCs w:val="17"/>
         </w:rPr>
-        <w:t>  "userid": "EP100245",</w:t>
-      </w:r>
-    </w:p>
-    <w:p>
-      <w:pPr>
-        <w:keepNext/>
-        <w:keepLines/>
-        <w:pBdr>
-          <w:left w:val="single" w:sz="18" w:space="8" w:color="E84000"/>
-        </w:pBdr>
-        <w:shd w:val="clear" w:color="auto" w:fill="F3F4F6"/>
-        <w:spacing w:line="250" w:lineRule="auto"/>
-        <w:ind w:left="180"/>
-      </w:pPr>
-      <w:r>
-        <w:rPr>
-          <w:rFonts w:ascii="Consolas" w:eastAsia="Consolas" w:hAnsi="Consolas" w:cs="Consolas"/>
-          <w:sz w:val="17"/>
-          <w:szCs w:val="17"/>
-        </w:rPr>
-        <w:t>  "passwd": "mypassword"</w:t>
+        <w:t>  "userid": "EPI123456",</w:t>
+      </w:r>
+    </w:p>
+    <w:p>
+      <w:pPr>
+        <w:keepNext/>
+        <w:keepLines/>
+        <w:pBdr>
+          <w:left w:val="single" w:sz="18" w:space="8" w:color="E84000"/>
+        </w:pBdr>
+        <w:shd w:val="clear" w:color="auto" w:fill="F3F4F6"/>
+        <w:spacing w:line="250" w:lineRule="auto"/>
+        <w:ind w:left="180"/>
+      </w:pPr>
+      <w:r>
+        <w:rPr>
+          <w:rFonts w:ascii="Consolas" w:eastAsia="Consolas" w:hAnsi="Consolas" w:cs="Consolas"/>
+          <w:sz w:val="17"/>
+          <w:szCs w:val="17"/>
+        </w:rPr>
+        <w:t>  "passwd": "EPI@123456"</w:t>
       </w:r>
     </w:p>
     <w:p>
@@ -20986,7 +20270,7 @@
           <w:sz w:val="17"/>
           <w:szCs w:val="17"/>
         </w:rPr>
-        <w:t>  "reqid": "20260924101510001199",</w:t>
+        <w:t>  "reqid": "20260924171403853817",</w:t>
       </w:r>
     </w:p>
     <w:p>
@@ -21066,6 +20350,246 @@
           <w:sz w:val="17"/>
           <w:szCs w:val="17"/>
         </w:rPr>
+        <w:t>        "kitid": 7,</w:t>
+      </w:r>
+    </w:p>
+    <w:p>
+      <w:pPr>
+        <w:keepNext/>
+        <w:keepLines/>
+        <w:pBdr>
+          <w:left w:val="single" w:sz="18" w:space="8" w:color="E84000"/>
+        </w:pBdr>
+        <w:shd w:val="clear" w:color="auto" w:fill="F3F4F6"/>
+        <w:spacing w:line="250" w:lineRule="auto"/>
+        <w:ind w:left="180"/>
+      </w:pPr>
+      <w:r>
+        <w:rPr>
+          <w:rFonts w:ascii="Consolas" w:eastAsia="Consolas" w:hAnsi="Consolas" w:cs="Consolas"/>
+          <w:sz w:val="17"/>
+          <w:szCs w:val="17"/>
+        </w:rPr>
+        <w:t>        "kitname": "PREMIUM PACKAGE 9999/-",</w:t>
+      </w:r>
+    </w:p>
+    <w:p>
+      <w:pPr>
+        <w:keepNext/>
+        <w:keepLines/>
+        <w:pBdr>
+          <w:left w:val="single" w:sz="18" w:space="8" w:color="E84000"/>
+        </w:pBdr>
+        <w:shd w:val="clear" w:color="auto" w:fill="F3F4F6"/>
+        <w:spacing w:line="250" w:lineRule="auto"/>
+        <w:ind w:left="180"/>
+      </w:pPr>
+      <w:r>
+        <w:rPr>
+          <w:rFonts w:ascii="Consolas" w:eastAsia="Consolas" w:hAnsi="Consolas" w:cs="Consolas"/>
+          <w:sz w:val="17"/>
+          <w:szCs w:val="17"/>
+        </w:rPr>
+        <w:t>        "amount": 9999.00,</w:t>
+      </w:r>
+    </w:p>
+    <w:p>
+      <w:pPr>
+        <w:keepNext/>
+        <w:keepLines/>
+        <w:pBdr>
+          <w:left w:val="single" w:sz="18" w:space="8" w:color="E84000"/>
+        </w:pBdr>
+        <w:shd w:val="clear" w:color="auto" w:fill="F3F4F6"/>
+        <w:spacing w:line="250" w:lineRule="auto"/>
+        <w:ind w:left="180"/>
+      </w:pPr>
+      <w:r>
+        <w:rPr>
+          <w:rFonts w:ascii="Consolas" w:eastAsia="Consolas" w:hAnsi="Consolas" w:cs="Consolas"/>
+          <w:sz w:val="17"/>
+          <w:szCs w:val="17"/>
+        </w:rPr>
+        <w:t>        "isallowed": false</w:t>
+      </w:r>
+    </w:p>
+    <w:p>
+      <w:pPr>
+        <w:keepNext/>
+        <w:keepLines/>
+        <w:pBdr>
+          <w:left w:val="single" w:sz="18" w:space="8" w:color="E84000"/>
+        </w:pBdr>
+        <w:shd w:val="clear" w:color="auto" w:fill="F3F4F6"/>
+        <w:spacing w:line="250" w:lineRule="auto"/>
+        <w:ind w:left="180"/>
+      </w:pPr>
+      <w:r>
+        <w:rPr>
+          <w:rFonts w:ascii="Consolas" w:eastAsia="Consolas" w:hAnsi="Consolas" w:cs="Consolas"/>
+          <w:sz w:val="17"/>
+          <w:szCs w:val="17"/>
+        </w:rPr>
+        <w:t>      },</w:t>
+      </w:r>
+    </w:p>
+    <w:p>
+      <w:pPr>
+        <w:keepNext/>
+        <w:keepLines/>
+        <w:pBdr>
+          <w:left w:val="single" w:sz="18" w:space="8" w:color="E84000"/>
+        </w:pBdr>
+        <w:shd w:val="clear" w:color="auto" w:fill="F3F4F6"/>
+        <w:spacing w:line="250" w:lineRule="auto"/>
+        <w:ind w:left="180"/>
+      </w:pPr>
+      <w:r>
+        <w:rPr>
+          <w:rFonts w:ascii="Consolas" w:eastAsia="Consolas" w:hAnsi="Consolas" w:cs="Consolas"/>
+          <w:sz w:val="17"/>
+          <w:szCs w:val="17"/>
+        </w:rPr>
+        <w:t>      {</w:t>
+      </w:r>
+    </w:p>
+    <w:p>
+      <w:pPr>
+        <w:keepNext/>
+        <w:keepLines/>
+        <w:pBdr>
+          <w:left w:val="single" w:sz="18" w:space="8" w:color="E84000"/>
+        </w:pBdr>
+        <w:shd w:val="clear" w:color="auto" w:fill="F3F4F6"/>
+        <w:spacing w:line="250" w:lineRule="auto"/>
+        <w:ind w:left="180"/>
+      </w:pPr>
+      <w:r>
+        <w:rPr>
+          <w:rFonts w:ascii="Consolas" w:eastAsia="Consolas" w:hAnsi="Consolas" w:cs="Consolas"/>
+          <w:sz w:val="17"/>
+          <w:szCs w:val="17"/>
+        </w:rPr>
+        <w:t>        "kitid": 6,</w:t>
+      </w:r>
+    </w:p>
+    <w:p>
+      <w:pPr>
+        <w:keepNext/>
+        <w:keepLines/>
+        <w:pBdr>
+          <w:left w:val="single" w:sz="18" w:space="8" w:color="E84000"/>
+        </w:pBdr>
+        <w:shd w:val="clear" w:color="auto" w:fill="F3F4F6"/>
+        <w:spacing w:line="250" w:lineRule="auto"/>
+        <w:ind w:left="180"/>
+      </w:pPr>
+      <w:r>
+        <w:rPr>
+          <w:rFonts w:ascii="Consolas" w:eastAsia="Consolas" w:hAnsi="Consolas" w:cs="Consolas"/>
+          <w:sz w:val="17"/>
+          <w:szCs w:val="17"/>
+        </w:rPr>
+        <w:t>        "kitname": "PRO PACKAGE 4999/-",</w:t>
+      </w:r>
+    </w:p>
+    <w:p>
+      <w:pPr>
+        <w:keepNext/>
+        <w:keepLines/>
+        <w:pBdr>
+          <w:left w:val="single" w:sz="18" w:space="8" w:color="E84000"/>
+        </w:pBdr>
+        <w:shd w:val="clear" w:color="auto" w:fill="F3F4F6"/>
+        <w:spacing w:line="250" w:lineRule="auto"/>
+        <w:ind w:left="180"/>
+      </w:pPr>
+      <w:r>
+        <w:rPr>
+          <w:rFonts w:ascii="Consolas" w:eastAsia="Consolas" w:hAnsi="Consolas" w:cs="Consolas"/>
+          <w:sz w:val="17"/>
+          <w:szCs w:val="17"/>
+        </w:rPr>
+        <w:t>        "amount": 4999.00,</w:t>
+      </w:r>
+    </w:p>
+    <w:p>
+      <w:pPr>
+        <w:keepNext/>
+        <w:keepLines/>
+        <w:pBdr>
+          <w:left w:val="single" w:sz="18" w:space="8" w:color="E84000"/>
+        </w:pBdr>
+        <w:shd w:val="clear" w:color="auto" w:fill="F3F4F6"/>
+        <w:spacing w:line="250" w:lineRule="auto"/>
+        <w:ind w:left="180"/>
+      </w:pPr>
+      <w:r>
+        <w:rPr>
+          <w:rFonts w:ascii="Consolas" w:eastAsia="Consolas" w:hAnsi="Consolas" w:cs="Consolas"/>
+          <w:sz w:val="17"/>
+          <w:szCs w:val="17"/>
+        </w:rPr>
+        <w:t>        "isallowed": false</w:t>
+      </w:r>
+    </w:p>
+    <w:p>
+      <w:pPr>
+        <w:keepNext/>
+        <w:keepLines/>
+        <w:pBdr>
+          <w:left w:val="single" w:sz="18" w:space="8" w:color="E84000"/>
+        </w:pBdr>
+        <w:shd w:val="clear" w:color="auto" w:fill="F3F4F6"/>
+        <w:spacing w:line="250" w:lineRule="auto"/>
+        <w:ind w:left="180"/>
+      </w:pPr>
+      <w:r>
+        <w:rPr>
+          <w:rFonts w:ascii="Consolas" w:eastAsia="Consolas" w:hAnsi="Consolas" w:cs="Consolas"/>
+          <w:sz w:val="17"/>
+          <w:szCs w:val="17"/>
+        </w:rPr>
+        <w:t>      },</w:t>
+      </w:r>
+    </w:p>
+    <w:p>
+      <w:pPr>
+        <w:keepNext/>
+        <w:keepLines/>
+        <w:pBdr>
+          <w:left w:val="single" w:sz="18" w:space="8" w:color="E84000"/>
+        </w:pBdr>
+        <w:shd w:val="clear" w:color="auto" w:fill="F3F4F6"/>
+        <w:spacing w:line="250" w:lineRule="auto"/>
+        <w:ind w:left="180"/>
+      </w:pPr>
+      <w:r>
+        <w:rPr>
+          <w:rFonts w:ascii="Consolas" w:eastAsia="Consolas" w:hAnsi="Consolas" w:cs="Consolas"/>
+          <w:sz w:val="17"/>
+          <w:szCs w:val="17"/>
+        </w:rPr>
+        <w:t>      {</w:t>
+      </w:r>
+    </w:p>
+    <w:p>
+      <w:pPr>
+        <w:keepNext/>
+        <w:keepLines/>
+        <w:pBdr>
+          <w:left w:val="single" w:sz="18" w:space="8" w:color="E84000"/>
+        </w:pBdr>
+        <w:shd w:val="clear" w:color="auto" w:fill="F3F4F6"/>
+        <w:spacing w:line="250" w:lineRule="auto"/>
+        <w:ind w:left="180"/>
+      </w:pPr>
+      <w:r>
+        <w:rPr>
+          <w:rFonts w:ascii="Consolas" w:eastAsia="Consolas" w:hAnsi="Consolas" w:cs="Consolas"/>
+          <w:sz w:val="17"/>
+          <w:szCs w:val="17"/>
+        </w:rPr>
         <w:t>        "kitid": 11,</w:t>
       </w:r>
     </w:p>
@@ -21086,47 +20610,47 @@
           <w:sz w:val="17"/>
           <w:szCs w:val="17"/>
         </w:rPr>
-        <w:t>        "kitname": "Diamond",</w:t>
-      </w:r>
-    </w:p>
-    <w:p>
-      <w:pPr>
-        <w:keepNext/>
-        <w:keepLines/>
-        <w:pBdr>
-          <w:left w:val="single" w:sz="18" w:space="8" w:color="E84000"/>
-        </w:pBdr>
-        <w:shd w:val="clear" w:color="auto" w:fill="F3F4F6"/>
-        <w:spacing w:line="250" w:lineRule="auto"/>
-        <w:ind w:left="180"/>
-      </w:pPr>
-      <w:r>
-        <w:rPr>
-          <w:rFonts w:ascii="Consolas" w:eastAsia="Consolas" w:hAnsi="Consolas" w:cs="Consolas"/>
-          <w:sz w:val="17"/>
-          <w:szCs w:val="17"/>
-        </w:rPr>
-        <w:t>        "amount": 4999.00,</w:t>
-      </w:r>
-    </w:p>
-    <w:p>
-      <w:pPr>
-        <w:keepNext/>
-        <w:keepLines/>
-        <w:pBdr>
-          <w:left w:val="single" w:sz="18" w:space="8" w:color="E84000"/>
-        </w:pBdr>
-        <w:shd w:val="clear" w:color="auto" w:fill="F3F4F6"/>
-        <w:spacing w:line="250" w:lineRule="auto"/>
-        <w:ind w:left="180"/>
-      </w:pPr>
-      <w:r>
-        <w:rPr>
-          <w:rFonts w:ascii="Consolas" w:eastAsia="Consolas" w:hAnsi="Consolas" w:cs="Consolas"/>
-          <w:sz w:val="17"/>
-          <w:szCs w:val="17"/>
-        </w:rPr>
-        <w:t>        "isallowed": true</w:t>
+        <w:t>        "kitname": "GOLD PACKAGE 1899/-",</w:t>
+      </w:r>
+    </w:p>
+    <w:p>
+      <w:pPr>
+        <w:keepNext/>
+        <w:keepLines/>
+        <w:pBdr>
+          <w:left w:val="single" w:sz="18" w:space="8" w:color="E84000"/>
+        </w:pBdr>
+        <w:shd w:val="clear" w:color="auto" w:fill="F3F4F6"/>
+        <w:spacing w:line="250" w:lineRule="auto"/>
+        <w:ind w:left="180"/>
+      </w:pPr>
+      <w:r>
+        <w:rPr>
+          <w:rFonts w:ascii="Consolas" w:eastAsia="Consolas" w:hAnsi="Consolas" w:cs="Consolas"/>
+          <w:sz w:val="17"/>
+          <w:szCs w:val="17"/>
+        </w:rPr>
+        <w:t>        "amount": 1899.00,</w:t>
+      </w:r>
+    </w:p>
+    <w:p>
+      <w:pPr>
+        <w:keepNext/>
+        <w:keepLines/>
+        <w:pBdr>
+          <w:left w:val="single" w:sz="18" w:space="8" w:color="E84000"/>
+        </w:pBdr>
+        <w:shd w:val="clear" w:color="auto" w:fill="F3F4F6"/>
+        <w:spacing w:line="250" w:lineRule="auto"/>
+        <w:ind w:left="180"/>
+      </w:pPr>
+      <w:r>
+        <w:rPr>
+          <w:rFonts w:ascii="Consolas" w:eastAsia="Consolas" w:hAnsi="Consolas" w:cs="Consolas"/>
+          <w:sz w:val="17"/>
+          <w:szCs w:val="17"/>
+        </w:rPr>
+        <w:t>        "isallowed": false</w:t>
       </w:r>
     </w:p>
     <w:p>
@@ -21186,147 +20710,27 @@
           <w:sz w:val="17"/>
           <w:szCs w:val="17"/>
         </w:rPr>
-        <w:t>        "kitid": 7,</w:t>
-      </w:r>
-    </w:p>
-    <w:p>
-      <w:pPr>
-        <w:keepNext/>
-        <w:keepLines/>
-        <w:pBdr>
-          <w:left w:val="single" w:sz="18" w:space="8" w:color="E84000"/>
-        </w:pBdr>
-        <w:shd w:val="clear" w:color="auto" w:fill="F3F4F6"/>
-        <w:spacing w:line="250" w:lineRule="auto"/>
-        <w:ind w:left="180"/>
-      </w:pPr>
-      <w:r>
-        <w:rPr>
-          <w:rFonts w:ascii="Consolas" w:eastAsia="Consolas" w:hAnsi="Consolas" w:cs="Consolas"/>
-          <w:sz w:val="17"/>
-          <w:szCs w:val="17"/>
-        </w:rPr>
-        <w:t>        "kitname": "Platinum",</w:t>
-      </w:r>
-    </w:p>
-    <w:p>
-      <w:pPr>
-        <w:keepNext/>
-        <w:keepLines/>
-        <w:pBdr>
-          <w:left w:val="single" w:sz="18" w:space="8" w:color="E84000"/>
-        </w:pBdr>
-        <w:shd w:val="clear" w:color="auto" w:fill="F3F4F6"/>
-        <w:spacing w:line="250" w:lineRule="auto"/>
-        <w:ind w:left="180"/>
-      </w:pPr>
-      <w:r>
-        <w:rPr>
-          <w:rFonts w:ascii="Consolas" w:eastAsia="Consolas" w:hAnsi="Consolas" w:cs="Consolas"/>
-          <w:sz w:val="17"/>
-          <w:szCs w:val="17"/>
-        </w:rPr>
-        <w:t>        "amount": 2499.00,</w:t>
-      </w:r>
-    </w:p>
-    <w:p>
-      <w:pPr>
-        <w:keepNext/>
-        <w:keepLines/>
-        <w:pBdr>
-          <w:left w:val="single" w:sz="18" w:space="8" w:color="E84000"/>
-        </w:pBdr>
-        <w:shd w:val="clear" w:color="auto" w:fill="F3F4F6"/>
-        <w:spacing w:line="250" w:lineRule="auto"/>
-        <w:ind w:left="180"/>
-      </w:pPr>
-      <w:r>
-        <w:rPr>
-          <w:rFonts w:ascii="Consolas" w:eastAsia="Consolas" w:hAnsi="Consolas" w:cs="Consolas"/>
-          <w:sz w:val="17"/>
-          <w:szCs w:val="17"/>
-        </w:rPr>
-        <w:t>        "isallowed": true</w:t>
-      </w:r>
-    </w:p>
-    <w:p>
-      <w:pPr>
-        <w:keepNext/>
-        <w:keepLines/>
-        <w:pBdr>
-          <w:left w:val="single" w:sz="18" w:space="8" w:color="E84000"/>
-        </w:pBdr>
-        <w:shd w:val="clear" w:color="auto" w:fill="F3F4F6"/>
-        <w:spacing w:line="250" w:lineRule="auto"/>
-        <w:ind w:left="180"/>
-      </w:pPr>
-      <w:r>
-        <w:rPr>
-          <w:rFonts w:ascii="Consolas" w:eastAsia="Consolas" w:hAnsi="Consolas" w:cs="Consolas"/>
-          <w:sz w:val="17"/>
-          <w:szCs w:val="17"/>
-        </w:rPr>
-        <w:t>      },</w:t>
-      </w:r>
-    </w:p>
-    <w:p>
-      <w:pPr>
-        <w:keepNext/>
-        <w:keepLines/>
-        <w:pBdr>
-          <w:left w:val="single" w:sz="18" w:space="8" w:color="E84000"/>
-        </w:pBdr>
-        <w:shd w:val="clear" w:color="auto" w:fill="F3F4F6"/>
-        <w:spacing w:line="250" w:lineRule="auto"/>
-        <w:ind w:left="180"/>
-      </w:pPr>
-      <w:r>
-        <w:rPr>
-          <w:rFonts w:ascii="Consolas" w:eastAsia="Consolas" w:hAnsi="Consolas" w:cs="Consolas"/>
-          <w:sz w:val="17"/>
-          <w:szCs w:val="17"/>
-        </w:rPr>
-        <w:t>      {</w:t>
-      </w:r>
-    </w:p>
-    <w:p>
-      <w:pPr>
-        <w:keepNext/>
-        <w:keepLines/>
-        <w:pBdr>
-          <w:left w:val="single" w:sz="18" w:space="8" w:color="E84000"/>
-        </w:pBdr>
-        <w:shd w:val="clear" w:color="auto" w:fill="F3F4F6"/>
-        <w:spacing w:line="250" w:lineRule="auto"/>
-        <w:ind w:left="180"/>
-      </w:pPr>
-      <w:r>
-        <w:rPr>
-          <w:rFonts w:ascii="Consolas" w:eastAsia="Consolas" w:hAnsi="Consolas" w:cs="Consolas"/>
-          <w:sz w:val="17"/>
-          <w:szCs w:val="17"/>
-        </w:rPr>
-        <w:t>        "kitid": 6,</w:t>
-      </w:r>
-    </w:p>
-    <w:p>
-      <w:pPr>
-        <w:keepNext/>
-        <w:keepLines/>
-        <w:pBdr>
-          <w:left w:val="single" w:sz="18" w:space="8" w:color="E84000"/>
-        </w:pBdr>
-        <w:shd w:val="clear" w:color="auto" w:fill="F3F4F6"/>
-        <w:spacing w:line="250" w:lineRule="auto"/>
-        <w:ind w:left="180"/>
-      </w:pPr>
-      <w:r>
-        <w:rPr>
-          <w:rFonts w:ascii="Consolas" w:eastAsia="Consolas" w:hAnsi="Consolas" w:cs="Consolas"/>
-          <w:sz w:val="17"/>
-          <w:szCs w:val="17"/>
-        </w:rPr>
-        <w:t>        "kitname": "Gold",</w:t>
+        <w:t>        "kitid": 4,</w:t>
+      </w:r>
+    </w:p>
+    <w:p>
+      <w:pPr>
+        <w:keepNext/>
+        <w:keepLines/>
+        <w:pBdr>
+          <w:left w:val="single" w:sz="18" w:space="8" w:color="E84000"/>
+        </w:pBdr>
+        <w:shd w:val="clear" w:color="auto" w:fill="F3F4F6"/>
+        <w:spacing w:line="250" w:lineRule="auto"/>
+        <w:ind w:left="180"/>
+      </w:pPr>
+      <w:r>
+        <w:rPr>
+          <w:rFonts w:ascii="Consolas" w:eastAsia="Consolas" w:hAnsi="Consolas" w:cs="Consolas"/>
+          <w:sz w:val="17"/>
+          <w:szCs w:val="17"/>
+        </w:rPr>
+        <w:t>        "kitname": "PRIME PACKAGE 999/-",</w:t>
       </w:r>
     </w:p>
     <w:p>
@@ -21347,126 +20751,6 @@
           <w:szCs w:val="17"/>
         </w:rPr>
         <w:t>        "amount": 999.00,</w:t>
-      </w:r>
-    </w:p>
-    <w:p>
-      <w:pPr>
-        <w:keepNext/>
-        <w:keepLines/>
-        <w:pBdr>
-          <w:left w:val="single" w:sz="18" w:space="8" w:color="E84000"/>
-        </w:pBdr>
-        <w:shd w:val="clear" w:color="auto" w:fill="F3F4F6"/>
-        <w:spacing w:line="250" w:lineRule="auto"/>
-        <w:ind w:left="180"/>
-      </w:pPr>
-      <w:r>
-        <w:rPr>
-          <w:rFonts w:ascii="Consolas" w:eastAsia="Consolas" w:hAnsi="Consolas" w:cs="Consolas"/>
-          <w:sz w:val="17"/>
-          <w:szCs w:val="17"/>
-        </w:rPr>
-        <w:t>        "isallowed": false</w:t>
-      </w:r>
-    </w:p>
-    <w:p>
-      <w:pPr>
-        <w:keepNext/>
-        <w:keepLines/>
-        <w:pBdr>
-          <w:left w:val="single" w:sz="18" w:space="8" w:color="E84000"/>
-        </w:pBdr>
-        <w:shd w:val="clear" w:color="auto" w:fill="F3F4F6"/>
-        <w:spacing w:line="250" w:lineRule="auto"/>
-        <w:ind w:left="180"/>
-      </w:pPr>
-      <w:r>
-        <w:rPr>
-          <w:rFonts w:ascii="Consolas" w:eastAsia="Consolas" w:hAnsi="Consolas" w:cs="Consolas"/>
-          <w:sz w:val="17"/>
-          <w:szCs w:val="17"/>
-        </w:rPr>
-        <w:t>      },</w:t>
-      </w:r>
-    </w:p>
-    <w:p>
-      <w:pPr>
-        <w:keepNext/>
-        <w:keepLines/>
-        <w:pBdr>
-          <w:left w:val="single" w:sz="18" w:space="8" w:color="E84000"/>
-        </w:pBdr>
-        <w:shd w:val="clear" w:color="auto" w:fill="F3F4F6"/>
-        <w:spacing w:line="250" w:lineRule="auto"/>
-        <w:ind w:left="180"/>
-      </w:pPr>
-      <w:r>
-        <w:rPr>
-          <w:rFonts w:ascii="Consolas" w:eastAsia="Consolas" w:hAnsi="Consolas" w:cs="Consolas"/>
-          <w:sz w:val="17"/>
-          <w:szCs w:val="17"/>
-        </w:rPr>
-        <w:t>      {</w:t>
-      </w:r>
-    </w:p>
-    <w:p>
-      <w:pPr>
-        <w:keepNext/>
-        <w:keepLines/>
-        <w:pBdr>
-          <w:left w:val="single" w:sz="18" w:space="8" w:color="E84000"/>
-        </w:pBdr>
-        <w:shd w:val="clear" w:color="auto" w:fill="F3F4F6"/>
-        <w:spacing w:line="250" w:lineRule="auto"/>
-        <w:ind w:left="180"/>
-      </w:pPr>
-      <w:r>
-        <w:rPr>
-          <w:rFonts w:ascii="Consolas" w:eastAsia="Consolas" w:hAnsi="Consolas" w:cs="Consolas"/>
-          <w:sz w:val="17"/>
-          <w:szCs w:val="17"/>
-        </w:rPr>
-        <w:t>        "kitid": 4,</w:t>
-      </w:r>
-    </w:p>
-    <w:p>
-      <w:pPr>
-        <w:keepNext/>
-        <w:keepLines/>
-        <w:pBdr>
-          <w:left w:val="single" w:sz="18" w:space="8" w:color="E84000"/>
-        </w:pBdr>
-        <w:shd w:val="clear" w:color="auto" w:fill="F3F4F6"/>
-        <w:spacing w:line="250" w:lineRule="auto"/>
-        <w:ind w:left="180"/>
-      </w:pPr>
-      <w:r>
-        <w:rPr>
-          <w:rFonts w:ascii="Consolas" w:eastAsia="Consolas" w:hAnsi="Consolas" w:cs="Consolas"/>
-          <w:sz w:val="17"/>
-          <w:szCs w:val="17"/>
-        </w:rPr>
-        <w:t>        "kitname": "Silver",</w:t>
-      </w:r>
-    </w:p>
-    <w:p>
-      <w:pPr>
-        <w:keepNext/>
-        <w:keepLines/>
-        <w:pBdr>
-          <w:left w:val="single" w:sz="18" w:space="8" w:color="E84000"/>
-        </w:pBdr>
-        <w:shd w:val="clear" w:color="auto" w:fill="F3F4F6"/>
-        <w:spacing w:line="250" w:lineRule="auto"/>
-        <w:ind w:left="180"/>
-      </w:pPr>
-      <w:r>
-        <w:rPr>
-          <w:rFonts w:ascii="Consolas" w:eastAsia="Consolas" w:hAnsi="Consolas" w:cs="Consolas"/>
-          <w:sz w:val="17"/>
-          <w:szCs w:val="17"/>
-        </w:rPr>
-        <w:t>        "amount": 499.00,</w:t>
       </w:r>
     </w:p>
     <w:p>
@@ -21832,7 +21116,6 @@
                 <w:sz w:val="19"/>
                 <w:szCs w:val="19"/>
               </w:rPr>
-              <w:lastRenderedPageBreak/>
               <w:t>Note</w:t>
             </w:r>
           </w:p>
@@ -21892,6 +21175,7 @@
           <w:sz w:val="17"/>
           <w:szCs w:val="17"/>
         </w:rPr>
+        <w:lastRenderedPageBreak/>
         <w:t>REQUEST</w:t>
       </w:r>
     </w:p>
@@ -22621,7 +21905,7 @@
       <w:pPr>
         <w:pStyle w:val="Heading2"/>
       </w:pPr>
-      <w:bookmarkStart w:id="17" w:name="_Toc241158082"/>
+      <w:bookmarkStart w:id="17" w:name="_Toc241163802"/>
       <w:r>
         <w:t>9.8 Activation Points</w:t>
       </w:r>
@@ -23104,7 +22388,7 @@
           <w:sz w:val="17"/>
           <w:szCs w:val="17"/>
         </w:rPr>
-        <w:t>  "reqid": "20260924101512007755",</w:t>
+        <w:t>  "reqid": "20260924171520056716",</w:t>
       </w:r>
     </w:p>
     <w:p>
@@ -23184,6 +22468,426 @@
           <w:sz w:val="17"/>
           <w:szCs w:val="17"/>
         </w:rPr>
+        <w:t>        "kitid": 10,</w:t>
+      </w:r>
+    </w:p>
+    <w:p>
+      <w:pPr>
+        <w:keepNext/>
+        <w:keepLines/>
+        <w:pBdr>
+          <w:left w:val="single" w:sz="18" w:space="8" w:color="E84000"/>
+        </w:pBdr>
+        <w:shd w:val="clear" w:color="auto" w:fill="F3F4F6"/>
+        <w:spacing w:line="250" w:lineRule="auto"/>
+        <w:ind w:left="180"/>
+      </w:pPr>
+      <w:r>
+        <w:rPr>
+          <w:rFonts w:ascii="Consolas" w:eastAsia="Consolas" w:hAnsi="Consolas" w:cs="Consolas"/>
+          <w:sz w:val="17"/>
+          <w:szCs w:val="17"/>
+        </w:rPr>
+        <w:t>        "kitname": "",</w:t>
+      </w:r>
+    </w:p>
+    <w:p>
+      <w:pPr>
+        <w:keepNext/>
+        <w:keepLines/>
+        <w:pBdr>
+          <w:left w:val="single" w:sz="18" w:space="8" w:color="E84000"/>
+        </w:pBdr>
+        <w:shd w:val="clear" w:color="auto" w:fill="F3F4F6"/>
+        <w:spacing w:line="250" w:lineRule="auto"/>
+        <w:ind w:left="180"/>
+      </w:pPr>
+      <w:r>
+        <w:rPr>
+          <w:rFonts w:ascii="Consolas" w:eastAsia="Consolas" w:hAnsi="Consolas" w:cs="Consolas"/>
+          <w:sz w:val="17"/>
+          <w:szCs w:val="17"/>
+        </w:rPr>
+        <w:t>        "amount": 3600.0,</w:t>
+      </w:r>
+    </w:p>
+    <w:p>
+      <w:pPr>
+        <w:keepNext/>
+        <w:keepLines/>
+        <w:pBdr>
+          <w:left w:val="single" w:sz="18" w:space="8" w:color="E84000"/>
+        </w:pBdr>
+        <w:shd w:val="clear" w:color="auto" w:fill="F3F4F6"/>
+        <w:spacing w:line="250" w:lineRule="auto"/>
+        <w:ind w:left="180"/>
+      </w:pPr>
+      <w:r>
+        <w:rPr>
+          <w:rFonts w:ascii="Consolas" w:eastAsia="Consolas" w:hAnsi="Consolas" w:cs="Consolas"/>
+          <w:sz w:val="17"/>
+          <w:szCs w:val="17"/>
+        </w:rPr>
+        <w:t>        "validdays": 0,</w:t>
+      </w:r>
+    </w:p>
+    <w:p>
+      <w:pPr>
+        <w:keepNext/>
+        <w:keepLines/>
+        <w:pBdr>
+          <w:left w:val="single" w:sz="18" w:space="8" w:color="E84000"/>
+        </w:pBdr>
+        <w:shd w:val="clear" w:color="auto" w:fill="F3F4F6"/>
+        <w:spacing w:line="250" w:lineRule="auto"/>
+        <w:ind w:left="180"/>
+      </w:pPr>
+      <w:r>
+        <w:rPr>
+          <w:rFonts w:ascii="Consolas" w:eastAsia="Consolas" w:hAnsi="Consolas" w:cs="Consolas"/>
+          <w:sz w:val="17"/>
+          <w:szCs w:val="17"/>
+        </w:rPr>
+        <w:t>        "cashbackpoints": 0.0</w:t>
+      </w:r>
+    </w:p>
+    <w:p>
+      <w:pPr>
+        <w:keepNext/>
+        <w:keepLines/>
+        <w:pBdr>
+          <w:left w:val="single" w:sz="18" w:space="8" w:color="E84000"/>
+        </w:pBdr>
+        <w:shd w:val="clear" w:color="auto" w:fill="F3F4F6"/>
+        <w:spacing w:line="250" w:lineRule="auto"/>
+        <w:ind w:left="180"/>
+      </w:pPr>
+      <w:r>
+        <w:rPr>
+          <w:rFonts w:ascii="Consolas" w:eastAsia="Consolas" w:hAnsi="Consolas" w:cs="Consolas"/>
+          <w:sz w:val="17"/>
+          <w:szCs w:val="17"/>
+        </w:rPr>
+        <w:t>      },</w:t>
+      </w:r>
+    </w:p>
+    <w:p>
+      <w:pPr>
+        <w:keepNext/>
+        <w:keepLines/>
+        <w:pBdr>
+          <w:left w:val="single" w:sz="18" w:space="8" w:color="E84000"/>
+        </w:pBdr>
+        <w:shd w:val="clear" w:color="auto" w:fill="F3F4F6"/>
+        <w:spacing w:line="250" w:lineRule="auto"/>
+        <w:ind w:left="180"/>
+      </w:pPr>
+      <w:r>
+        <w:rPr>
+          <w:rFonts w:ascii="Consolas" w:eastAsia="Consolas" w:hAnsi="Consolas" w:cs="Consolas"/>
+          <w:sz w:val="17"/>
+          <w:szCs w:val="17"/>
+        </w:rPr>
+        <w:t>      {</w:t>
+      </w:r>
+    </w:p>
+    <w:p>
+      <w:pPr>
+        <w:keepNext/>
+        <w:keepLines/>
+        <w:pBdr>
+          <w:left w:val="single" w:sz="18" w:space="8" w:color="E84000"/>
+        </w:pBdr>
+        <w:shd w:val="clear" w:color="auto" w:fill="F3F4F6"/>
+        <w:spacing w:line="250" w:lineRule="auto"/>
+        <w:ind w:left="180"/>
+      </w:pPr>
+      <w:r>
+        <w:rPr>
+          <w:rFonts w:ascii="Consolas" w:eastAsia="Consolas" w:hAnsi="Consolas" w:cs="Consolas"/>
+          <w:sz w:val="17"/>
+          <w:szCs w:val="17"/>
+        </w:rPr>
+        <w:t>        "kitid": 9,</w:t>
+      </w:r>
+    </w:p>
+    <w:p>
+      <w:pPr>
+        <w:keepNext/>
+        <w:keepLines/>
+        <w:pBdr>
+          <w:left w:val="single" w:sz="18" w:space="8" w:color="E84000"/>
+        </w:pBdr>
+        <w:shd w:val="clear" w:color="auto" w:fill="F3F4F6"/>
+        <w:spacing w:line="250" w:lineRule="auto"/>
+        <w:ind w:left="180"/>
+      </w:pPr>
+      <w:r>
+        <w:rPr>
+          <w:rFonts w:ascii="Consolas" w:eastAsia="Consolas" w:hAnsi="Consolas" w:cs="Consolas"/>
+          <w:sz w:val="17"/>
+          <w:szCs w:val="17"/>
+        </w:rPr>
+        <w:t>        "kitname": "",</w:t>
+      </w:r>
+    </w:p>
+    <w:p>
+      <w:pPr>
+        <w:keepNext/>
+        <w:keepLines/>
+        <w:pBdr>
+          <w:left w:val="single" w:sz="18" w:space="8" w:color="E84000"/>
+        </w:pBdr>
+        <w:shd w:val="clear" w:color="auto" w:fill="F3F4F6"/>
+        <w:spacing w:line="250" w:lineRule="auto"/>
+        <w:ind w:left="180"/>
+      </w:pPr>
+      <w:r>
+        <w:rPr>
+          <w:rFonts w:ascii="Consolas" w:eastAsia="Consolas" w:hAnsi="Consolas" w:cs="Consolas"/>
+          <w:sz w:val="17"/>
+          <w:szCs w:val="17"/>
+        </w:rPr>
+        <w:t>        "amount": 1800.0,</w:t>
+      </w:r>
+    </w:p>
+    <w:p>
+      <w:pPr>
+        <w:keepNext/>
+        <w:keepLines/>
+        <w:pBdr>
+          <w:left w:val="single" w:sz="18" w:space="8" w:color="E84000"/>
+        </w:pBdr>
+        <w:shd w:val="clear" w:color="auto" w:fill="F3F4F6"/>
+        <w:spacing w:line="250" w:lineRule="auto"/>
+        <w:ind w:left="180"/>
+      </w:pPr>
+      <w:r>
+        <w:rPr>
+          <w:rFonts w:ascii="Consolas" w:eastAsia="Consolas" w:hAnsi="Consolas" w:cs="Consolas"/>
+          <w:sz w:val="17"/>
+          <w:szCs w:val="17"/>
+        </w:rPr>
+        <w:t>        "validdays": 0,</w:t>
+      </w:r>
+    </w:p>
+    <w:p>
+      <w:pPr>
+        <w:keepNext/>
+        <w:keepLines/>
+        <w:pBdr>
+          <w:left w:val="single" w:sz="18" w:space="8" w:color="E84000"/>
+        </w:pBdr>
+        <w:shd w:val="clear" w:color="auto" w:fill="F3F4F6"/>
+        <w:spacing w:line="250" w:lineRule="auto"/>
+        <w:ind w:left="180"/>
+      </w:pPr>
+      <w:r>
+        <w:rPr>
+          <w:rFonts w:ascii="Consolas" w:eastAsia="Consolas" w:hAnsi="Consolas" w:cs="Consolas"/>
+          <w:sz w:val="17"/>
+          <w:szCs w:val="17"/>
+        </w:rPr>
+        <w:t>        "cashbackpoints": 0.0</w:t>
+      </w:r>
+    </w:p>
+    <w:p>
+      <w:pPr>
+        <w:keepNext/>
+        <w:keepLines/>
+        <w:pBdr>
+          <w:left w:val="single" w:sz="18" w:space="8" w:color="E84000"/>
+        </w:pBdr>
+        <w:shd w:val="clear" w:color="auto" w:fill="F3F4F6"/>
+        <w:spacing w:line="250" w:lineRule="auto"/>
+        <w:ind w:left="180"/>
+      </w:pPr>
+      <w:r>
+        <w:rPr>
+          <w:rFonts w:ascii="Consolas" w:eastAsia="Consolas" w:hAnsi="Consolas" w:cs="Consolas"/>
+          <w:sz w:val="17"/>
+          <w:szCs w:val="17"/>
+        </w:rPr>
+        <w:t>      },</w:t>
+      </w:r>
+    </w:p>
+    <w:p>
+      <w:pPr>
+        <w:keepNext/>
+        <w:keepLines/>
+        <w:pBdr>
+          <w:left w:val="single" w:sz="18" w:space="8" w:color="E84000"/>
+        </w:pBdr>
+        <w:shd w:val="clear" w:color="auto" w:fill="F3F4F6"/>
+        <w:spacing w:line="250" w:lineRule="auto"/>
+        <w:ind w:left="180"/>
+      </w:pPr>
+      <w:r>
+        <w:rPr>
+          <w:rFonts w:ascii="Consolas" w:eastAsia="Consolas" w:hAnsi="Consolas" w:cs="Consolas"/>
+          <w:sz w:val="17"/>
+          <w:szCs w:val="17"/>
+        </w:rPr>
+        <w:t>      {</w:t>
+      </w:r>
+    </w:p>
+    <w:p>
+      <w:pPr>
+        <w:keepNext/>
+        <w:keepLines/>
+        <w:pBdr>
+          <w:left w:val="single" w:sz="18" w:space="8" w:color="E84000"/>
+        </w:pBdr>
+        <w:shd w:val="clear" w:color="auto" w:fill="F3F4F6"/>
+        <w:spacing w:line="250" w:lineRule="auto"/>
+        <w:ind w:left="180"/>
+      </w:pPr>
+      <w:r>
+        <w:rPr>
+          <w:rFonts w:ascii="Consolas" w:eastAsia="Consolas" w:hAnsi="Consolas" w:cs="Consolas"/>
+          <w:sz w:val="17"/>
+          <w:szCs w:val="17"/>
+        </w:rPr>
+        <w:t>        "kitid": 8,</w:t>
+      </w:r>
+    </w:p>
+    <w:p>
+      <w:pPr>
+        <w:keepNext/>
+        <w:keepLines/>
+        <w:pBdr>
+          <w:left w:val="single" w:sz="18" w:space="8" w:color="E84000"/>
+        </w:pBdr>
+        <w:shd w:val="clear" w:color="auto" w:fill="F3F4F6"/>
+        <w:spacing w:line="250" w:lineRule="auto"/>
+        <w:ind w:left="180"/>
+      </w:pPr>
+      <w:r>
+        <w:rPr>
+          <w:rFonts w:ascii="Consolas" w:eastAsia="Consolas" w:hAnsi="Consolas" w:cs="Consolas"/>
+          <w:sz w:val="17"/>
+          <w:szCs w:val="17"/>
+        </w:rPr>
+        <w:t>        "kitname": "",</w:t>
+      </w:r>
+    </w:p>
+    <w:p>
+      <w:pPr>
+        <w:keepNext/>
+        <w:keepLines/>
+        <w:pBdr>
+          <w:left w:val="single" w:sz="18" w:space="8" w:color="E84000"/>
+        </w:pBdr>
+        <w:shd w:val="clear" w:color="auto" w:fill="F3F4F6"/>
+        <w:spacing w:line="250" w:lineRule="auto"/>
+        <w:ind w:left="180"/>
+      </w:pPr>
+      <w:r>
+        <w:rPr>
+          <w:rFonts w:ascii="Consolas" w:eastAsia="Consolas" w:hAnsi="Consolas" w:cs="Consolas"/>
+          <w:sz w:val="17"/>
+          <w:szCs w:val="17"/>
+        </w:rPr>
+        <w:t>        "amount": 900.0,</w:t>
+      </w:r>
+    </w:p>
+    <w:p>
+      <w:pPr>
+        <w:keepNext/>
+        <w:keepLines/>
+        <w:pBdr>
+          <w:left w:val="single" w:sz="18" w:space="8" w:color="E84000"/>
+        </w:pBdr>
+        <w:shd w:val="clear" w:color="auto" w:fill="F3F4F6"/>
+        <w:spacing w:line="250" w:lineRule="auto"/>
+        <w:ind w:left="180"/>
+      </w:pPr>
+      <w:r>
+        <w:rPr>
+          <w:rFonts w:ascii="Consolas" w:eastAsia="Consolas" w:hAnsi="Consolas" w:cs="Consolas"/>
+          <w:sz w:val="17"/>
+          <w:szCs w:val="17"/>
+        </w:rPr>
+        <w:t>        "validdays": 0,</w:t>
+      </w:r>
+    </w:p>
+    <w:p>
+      <w:pPr>
+        <w:keepNext/>
+        <w:keepLines/>
+        <w:pBdr>
+          <w:left w:val="single" w:sz="18" w:space="8" w:color="E84000"/>
+        </w:pBdr>
+        <w:shd w:val="clear" w:color="auto" w:fill="F3F4F6"/>
+        <w:spacing w:line="250" w:lineRule="auto"/>
+        <w:ind w:left="180"/>
+      </w:pPr>
+      <w:r>
+        <w:rPr>
+          <w:rFonts w:ascii="Consolas" w:eastAsia="Consolas" w:hAnsi="Consolas" w:cs="Consolas"/>
+          <w:sz w:val="17"/>
+          <w:szCs w:val="17"/>
+        </w:rPr>
+        <w:t>        "cashbackpoints": 0.0</w:t>
+      </w:r>
+    </w:p>
+    <w:p>
+      <w:pPr>
+        <w:keepNext/>
+        <w:keepLines/>
+        <w:pBdr>
+          <w:left w:val="single" w:sz="18" w:space="8" w:color="E84000"/>
+        </w:pBdr>
+        <w:shd w:val="clear" w:color="auto" w:fill="F3F4F6"/>
+        <w:spacing w:line="250" w:lineRule="auto"/>
+        <w:ind w:left="180"/>
+      </w:pPr>
+      <w:r>
+        <w:rPr>
+          <w:rFonts w:ascii="Consolas" w:eastAsia="Consolas" w:hAnsi="Consolas" w:cs="Consolas"/>
+          <w:sz w:val="17"/>
+          <w:szCs w:val="17"/>
+        </w:rPr>
+        <w:t>      },</w:t>
+      </w:r>
+    </w:p>
+    <w:p>
+      <w:pPr>
+        <w:keepNext/>
+        <w:keepLines/>
+        <w:pBdr>
+          <w:left w:val="single" w:sz="18" w:space="8" w:color="E84000"/>
+        </w:pBdr>
+        <w:shd w:val="clear" w:color="auto" w:fill="F3F4F6"/>
+        <w:spacing w:line="250" w:lineRule="auto"/>
+        <w:ind w:left="180"/>
+      </w:pPr>
+      <w:r>
+        <w:rPr>
+          <w:rFonts w:ascii="Consolas" w:eastAsia="Consolas" w:hAnsi="Consolas" w:cs="Consolas"/>
+          <w:sz w:val="17"/>
+          <w:szCs w:val="17"/>
+        </w:rPr>
+        <w:t>      {</w:t>
+      </w:r>
+    </w:p>
+    <w:p>
+      <w:pPr>
+        <w:keepNext/>
+        <w:keepLines/>
+        <w:pBdr>
+          <w:left w:val="single" w:sz="18" w:space="8" w:color="E84000"/>
+        </w:pBdr>
+        <w:shd w:val="clear" w:color="auto" w:fill="F3F4F6"/>
+        <w:spacing w:line="250" w:lineRule="auto"/>
+        <w:ind w:left="180"/>
+      </w:pPr>
+      <w:r>
+        <w:rPr>
+          <w:rFonts w:ascii="Consolas" w:eastAsia="Consolas" w:hAnsi="Consolas" w:cs="Consolas"/>
+          <w:sz w:val="17"/>
+          <w:szCs w:val="17"/>
+        </w:rPr>
         <w:t>        "kitid": 5,</w:t>
       </w:r>
     </w:p>
@@ -23204,207 +22908,67 @@
           <w:sz w:val="17"/>
           <w:szCs w:val="17"/>
         </w:rPr>
-        <w:t>        "kitname": "Monthly 299",</w:t>
-      </w:r>
-    </w:p>
-    <w:p>
-      <w:pPr>
-        <w:keepNext/>
-        <w:keepLines/>
-        <w:pBdr>
-          <w:left w:val="single" w:sz="18" w:space="8" w:color="E84000"/>
-        </w:pBdr>
-        <w:shd w:val="clear" w:color="auto" w:fill="F3F4F6"/>
-        <w:spacing w:line="250" w:lineRule="auto"/>
-        <w:ind w:left="180"/>
-      </w:pPr>
-      <w:r>
-        <w:rPr>
-          <w:rFonts w:ascii="Consolas" w:eastAsia="Consolas" w:hAnsi="Consolas" w:cs="Consolas"/>
-          <w:sz w:val="17"/>
-          <w:szCs w:val="17"/>
-        </w:rPr>
-        <w:t>        "amount": 299.00,</w:t>
-      </w:r>
-    </w:p>
-    <w:p>
-      <w:pPr>
-        <w:keepNext/>
-        <w:keepLines/>
-        <w:pBdr>
-          <w:left w:val="single" w:sz="18" w:space="8" w:color="E84000"/>
-        </w:pBdr>
-        <w:shd w:val="clear" w:color="auto" w:fill="F3F4F6"/>
-        <w:spacing w:line="250" w:lineRule="auto"/>
-        <w:ind w:left="180"/>
-      </w:pPr>
-      <w:r>
-        <w:rPr>
-          <w:rFonts w:ascii="Consolas" w:eastAsia="Consolas" w:hAnsi="Consolas" w:cs="Consolas"/>
-          <w:sz w:val="17"/>
-          <w:szCs w:val="17"/>
-        </w:rPr>
-        <w:t>        "validdays": 30,</w:t>
-      </w:r>
-    </w:p>
-    <w:p>
-      <w:pPr>
-        <w:keepNext/>
-        <w:keepLines/>
-        <w:pBdr>
-          <w:left w:val="single" w:sz="18" w:space="8" w:color="E84000"/>
-        </w:pBdr>
-        <w:shd w:val="clear" w:color="auto" w:fill="F3F4F6"/>
-        <w:spacing w:line="250" w:lineRule="auto"/>
-        <w:ind w:left="180"/>
-      </w:pPr>
-      <w:r>
-        <w:rPr>
-          <w:rFonts w:ascii="Consolas" w:eastAsia="Consolas" w:hAnsi="Consolas" w:cs="Consolas"/>
-          <w:sz w:val="17"/>
-          <w:szCs w:val="17"/>
-        </w:rPr>
-        <w:t>        "cashbackpoints": 300</w:t>
-      </w:r>
-    </w:p>
-    <w:p>
-      <w:pPr>
-        <w:keepNext/>
-        <w:keepLines/>
-        <w:pBdr>
-          <w:left w:val="single" w:sz="18" w:space="8" w:color="E84000"/>
-        </w:pBdr>
-        <w:shd w:val="clear" w:color="auto" w:fill="F3F4F6"/>
-        <w:spacing w:line="250" w:lineRule="auto"/>
-        <w:ind w:left="180"/>
-      </w:pPr>
-      <w:r>
-        <w:rPr>
-          <w:rFonts w:ascii="Consolas" w:eastAsia="Consolas" w:hAnsi="Consolas" w:cs="Consolas"/>
-          <w:sz w:val="17"/>
-          <w:szCs w:val="17"/>
-        </w:rPr>
-        <w:t>      },</w:t>
-      </w:r>
-    </w:p>
-    <w:p>
-      <w:pPr>
-        <w:keepNext/>
-        <w:keepLines/>
-        <w:pBdr>
-          <w:left w:val="single" w:sz="18" w:space="8" w:color="E84000"/>
-        </w:pBdr>
-        <w:shd w:val="clear" w:color="auto" w:fill="F3F4F6"/>
-        <w:spacing w:line="250" w:lineRule="auto"/>
-        <w:ind w:left="180"/>
-      </w:pPr>
-      <w:r>
-        <w:rPr>
-          <w:rFonts w:ascii="Consolas" w:eastAsia="Consolas" w:hAnsi="Consolas" w:cs="Consolas"/>
-          <w:sz w:val="17"/>
-          <w:szCs w:val="17"/>
-        </w:rPr>
-        <w:t>      {</w:t>
-      </w:r>
-    </w:p>
-    <w:p>
-      <w:pPr>
-        <w:keepNext/>
-        <w:keepLines/>
-        <w:pBdr>
-          <w:left w:val="single" w:sz="18" w:space="8" w:color="E84000"/>
-        </w:pBdr>
-        <w:shd w:val="clear" w:color="auto" w:fill="F3F4F6"/>
-        <w:spacing w:line="250" w:lineRule="auto"/>
-        <w:ind w:left="180"/>
-      </w:pPr>
-      <w:r>
-        <w:rPr>
-          <w:rFonts w:ascii="Consolas" w:eastAsia="Consolas" w:hAnsi="Consolas" w:cs="Consolas"/>
-          <w:sz w:val="17"/>
-          <w:szCs w:val="17"/>
-        </w:rPr>
-        <w:t>        "kitid": 8,</w:t>
-      </w:r>
-    </w:p>
-    <w:p>
-      <w:pPr>
-        <w:keepNext/>
-        <w:keepLines/>
-        <w:pBdr>
-          <w:left w:val="single" w:sz="18" w:space="8" w:color="E84000"/>
-        </w:pBdr>
-        <w:shd w:val="clear" w:color="auto" w:fill="F3F4F6"/>
-        <w:spacing w:line="250" w:lineRule="auto"/>
-        <w:ind w:left="180"/>
-      </w:pPr>
-      <w:r>
-        <w:rPr>
-          <w:rFonts w:ascii="Consolas" w:eastAsia="Consolas" w:hAnsi="Consolas" w:cs="Consolas"/>
-          <w:sz w:val="17"/>
-          <w:szCs w:val="17"/>
-        </w:rPr>
-        <w:t>        "kitname": "Monthly 599",</w:t>
-      </w:r>
-    </w:p>
-    <w:p>
-      <w:pPr>
-        <w:keepNext/>
-        <w:keepLines/>
-        <w:pBdr>
-          <w:left w:val="single" w:sz="18" w:space="8" w:color="E84000"/>
-        </w:pBdr>
-        <w:shd w:val="clear" w:color="auto" w:fill="F3F4F6"/>
-        <w:spacing w:line="250" w:lineRule="auto"/>
-        <w:ind w:left="180"/>
-      </w:pPr>
-      <w:r>
-        <w:rPr>
-          <w:rFonts w:ascii="Consolas" w:eastAsia="Consolas" w:hAnsi="Consolas" w:cs="Consolas"/>
-          <w:sz w:val="17"/>
-          <w:szCs w:val="17"/>
-        </w:rPr>
-        <w:t>        "amount": 599.00,</w:t>
-      </w:r>
-    </w:p>
-    <w:p>
-      <w:pPr>
-        <w:keepNext/>
-        <w:keepLines/>
-        <w:pBdr>
-          <w:left w:val="single" w:sz="18" w:space="8" w:color="E84000"/>
-        </w:pBdr>
-        <w:shd w:val="clear" w:color="auto" w:fill="F3F4F6"/>
-        <w:spacing w:line="250" w:lineRule="auto"/>
-        <w:ind w:left="180"/>
-      </w:pPr>
-      <w:r>
-        <w:rPr>
-          <w:rFonts w:ascii="Consolas" w:eastAsia="Consolas" w:hAnsi="Consolas" w:cs="Consolas"/>
-          <w:sz w:val="17"/>
-          <w:szCs w:val="17"/>
-        </w:rPr>
-        <w:t>        "validdays": 30,</w:t>
-      </w:r>
-    </w:p>
-    <w:p>
-      <w:pPr>
-        <w:keepNext/>
-        <w:keepLines/>
-        <w:pBdr>
-          <w:left w:val="single" w:sz="18" w:space="8" w:color="E84000"/>
-        </w:pBdr>
-        <w:shd w:val="clear" w:color="auto" w:fill="F3F4F6"/>
-        <w:spacing w:line="250" w:lineRule="auto"/>
-        <w:ind w:left="180"/>
-      </w:pPr>
-      <w:r>
-        <w:rPr>
-          <w:rFonts w:ascii="Consolas" w:eastAsia="Consolas" w:hAnsi="Consolas" w:cs="Consolas"/>
-          <w:sz w:val="17"/>
-          <w:szCs w:val="17"/>
-        </w:rPr>
-        <w:t>        "cashbackpoints": 650</w:t>
+        <w:t>        "kitname": "",</w:t>
+      </w:r>
+    </w:p>
+    <w:p>
+      <w:pPr>
+        <w:keepNext/>
+        <w:keepLines/>
+        <w:pBdr>
+          <w:left w:val="single" w:sz="18" w:space="8" w:color="E84000"/>
+        </w:pBdr>
+        <w:shd w:val="clear" w:color="auto" w:fill="F3F4F6"/>
+        <w:spacing w:line="250" w:lineRule="auto"/>
+        <w:ind w:left="180"/>
+      </w:pPr>
+      <w:r>
+        <w:rPr>
+          <w:rFonts w:ascii="Consolas" w:eastAsia="Consolas" w:hAnsi="Consolas" w:cs="Consolas"/>
+          <w:sz w:val="17"/>
+          <w:szCs w:val="17"/>
+        </w:rPr>
+        <w:t>        "amount": 300.0,</w:t>
+      </w:r>
+    </w:p>
+    <w:p>
+      <w:pPr>
+        <w:keepNext/>
+        <w:keepLines/>
+        <w:pBdr>
+          <w:left w:val="single" w:sz="18" w:space="8" w:color="E84000"/>
+        </w:pBdr>
+        <w:shd w:val="clear" w:color="auto" w:fill="F3F4F6"/>
+        <w:spacing w:line="250" w:lineRule="auto"/>
+        <w:ind w:left="180"/>
+      </w:pPr>
+      <w:r>
+        <w:rPr>
+          <w:rFonts w:ascii="Consolas" w:eastAsia="Consolas" w:hAnsi="Consolas" w:cs="Consolas"/>
+          <w:sz w:val="17"/>
+          <w:szCs w:val="17"/>
+        </w:rPr>
+        <w:t>        "validdays": 0,</w:t>
+      </w:r>
+    </w:p>
+    <w:p>
+      <w:pPr>
+        <w:keepNext/>
+        <w:keepLines/>
+        <w:pBdr>
+          <w:left w:val="single" w:sz="18" w:space="8" w:color="E84000"/>
+        </w:pBdr>
+        <w:shd w:val="clear" w:color="auto" w:fill="F3F4F6"/>
+        <w:spacing w:line="250" w:lineRule="auto"/>
+        <w:ind w:left="180"/>
+      </w:pPr>
+      <w:r>
+        <w:rPr>
+          <w:rFonts w:ascii="Consolas" w:eastAsia="Consolas" w:hAnsi="Consolas" w:cs="Consolas"/>
+          <w:sz w:val="17"/>
+          <w:szCs w:val="17"/>
+        </w:rPr>
+        <w:t>        "cashbackpoints": 0.0</w:t>
       </w:r>
     </w:p>
     <w:p>
@@ -23945,6 +23509,7 @@
           <w:sz w:val="17"/>
           <w:szCs w:val="17"/>
         </w:rPr>
+        <w:lastRenderedPageBreak/>
         <w:t>RESPONSE (EXAMPLE)</w:t>
       </w:r>
     </w:p>
@@ -24241,7 +23806,6 @@
           <w:sz w:val="17"/>
           <w:szCs w:val="17"/>
         </w:rPr>
-        <w:lastRenderedPageBreak/>
         <w:t>POSSIBLE ERRORS</w:t>
       </w:r>
     </w:p>
@@ -24539,7 +24103,7 @@
       <w:pPr>
         <w:pStyle w:val="Heading2"/>
       </w:pPr>
-      <w:bookmarkStart w:id="18" w:name="_Toc241158083"/>
+      <w:bookmarkStart w:id="18" w:name="_Toc241163803"/>
       <w:r>
         <w:t>9.9 Payment Status</w:t>
       </w:r>
@@ -25342,6 +24906,7 @@
           <w:sz w:val="17"/>
           <w:szCs w:val="17"/>
         </w:rPr>
+        <w:lastRenderedPageBreak/>
         <w:t>POSSIBLE ERRORS</w:t>
       </w:r>
     </w:p>
@@ -25511,7 +25076,7 @@
       <w:pPr>
         <w:pStyle w:val="Heading2"/>
       </w:pPr>
-      <w:bookmarkStart w:id="19" w:name="_Toc241158084"/>
+      <w:bookmarkStart w:id="19" w:name="_Toc241163804"/>
       <w:r>
         <w:t>9.10 Account Delete</w:t>
       </w:r>
@@ -25544,7 +25109,6 @@
         <w:pStyle w:val="Heading3"/>
       </w:pPr>
       <w:r>
-        <w:lastRenderedPageBreak/>
         <w:t>reqtype: deleteaccountcheck</w:t>
       </w:r>
     </w:p>
@@ -26542,6 +26106,7 @@
           <w:sz w:val="17"/>
           <w:szCs w:val="17"/>
         </w:rPr>
+        <w:lastRenderedPageBreak/>
         <w:t>RESPONSE (EXAMPLE)</w:t>
       </w:r>
     </w:p>
@@ -26713,7 +26278,7 @@
       <w:pPr>
         <w:pStyle w:val="Heading1"/>
       </w:pPr>
-      <w:bookmarkStart w:id="20" w:name="_Toc241158085"/>
+      <w:bookmarkStart w:id="20" w:name="_Toc241163805"/>
       <w:r>
         <w:lastRenderedPageBreak/>
         <w:t>10. Support aur logs</w:t>
@@ -27008,10 +26573,10 @@
 <file path=word/numbering.xml><?xml version="1.0" encoding="utf-8"?>
 <w:numbering xmlns:wpc="http://schemas.microsoft.com/office/word/2010/wordprocessingCanvas" xmlns:cx="http://schemas.microsoft.com/office/drawing/2014/chartex" xmlns:cx1="http://schemas.microsoft.com/office/drawing/2015/9/8/chartex" xmlns:cx2="http://schemas.microsoft.com/office/drawing/2015/10/21/chartex" xmlns:cx3="http://schemas.microsoft.com/office/drawing/2016/5/9/chartex" xmlns:cx4="http://schemas.microsoft.com/office/drawing/2016/5/10/chartex" xmlns:cx5="http://schemas.microsoft.com/office/drawing/2016/5/11/chartex" xmlns:cx6="http://schemas.microsoft.com/office/drawing/2016/5/12/chartex" xmlns:cx7="http://schemas.microsoft.com/office/drawing/2016/5/13/chartex" xmlns:cx8="http://schemas.microsoft.com/office/drawing/2016/5/14/chartex" xmlns:mc="http://schemas.openxmlformats.org/markup-compatibility/2006" xmlns:aink="http://schemas.microsoft.com/office/drawing/2016/ink" xmlns:am3d="http://schemas.microsoft.com/office/drawing/2017/model3d" xmlns:o="urn:schemas-microsoft-com:office:office" xmlns:oel="http://schemas.microsoft.com/office/2019/extlst" xmlns:r="http://schemas.openxmlformats.org/officeDocument/2006/relationships" xmlns:m="http://schemas.openxmlformats.org/officeDocument/2006/math" xmlns:v="urn:schemas-microsoft-com:vml" xmlns:wp14="http://schemas.microsoft.com/office/word/2010/wordprocessingDrawing" xmlns:wp="http://schemas.openxmlformats.org/drawingml/2006/wordprocessingDrawing" xmlns:w10="urn:schemas-microsoft-com:office:word" xmlns:w="http://schemas.openxmlformats.org/wordprocessingml/2006/main" xmlns:w14="http://schemas.microsoft.com/office/word/2010/wordml" xmlns:w15="http://schemas.microsoft.com/office/word/2012/wordml" xmlns:w16cex="http://schemas.microsoft.com/office/word/2018/wordml/cex" xmlns:w16cid="http://schemas.microsoft.com/office/word/2016/wordml/cid" xmlns:w16="http://schemas.microsoft.com/office/word/2018/wordml" xmlns:w16du="http://schemas.microsoft.com/office/word/2023/wordml/word16du" xmlns:w16sdtdh="http://schemas.microsoft.com/office/word/2020/wordml/sdtdatahash" xmlns:w16sdtfl="http://schemas.microsoft.com/office/word/2024/wordml/sdtformatlock" xmlns:w16se="http://schemas.microsoft.com/office/word/2015/wordml/symex" xmlns:wpg="http://schemas.microsoft.com/office/word/2010/wordprocessingGroup" xmlns:wpi="http://schemas.microsoft.com/office/word/2010/wordprocessingInk" xmlns:wne="http://schemas.microsoft.com/office/word/2006/wordml" xmlns:wps="http://schemas.microsoft.com/office/word/2010/wordprocessingShape" mc:Ignorable="w14 w15 w16se w16cid w16 w16cex w16sdtdh w16sdtfl w16du wp14">
   <w:abstractNum w:abstractNumId="0" w15:restartNumberingAfterBreak="0">
-    <w:nsid w:val="241A4225"/>
+    <w:nsid w:val="0F776881"/>
     <w:multiLevelType w:val="hybridMultilevel"/>
-    <w:tmpl w:val="8668C718"/>
-    <w:lvl w:ilvl="0" w:tplc="8C485158">
+    <w:tmpl w:val="312003F8"/>
+    <w:lvl w:ilvl="0" w:tplc="9D08D9D8">
       <w:start w:val="1"/>
       <w:numFmt w:val="bullet"/>
       <w:lvlText w:val="●"/>
@@ -27020,7 +26585,7 @@
         <w:ind w:left="720" w:hanging="360"/>
       </w:pPr>
     </w:lvl>
-    <w:lvl w:ilvl="1" w:tplc="FCFE3FEC">
+    <w:lvl w:ilvl="1" w:tplc="C24C8702">
       <w:start w:val="1"/>
       <w:numFmt w:val="bullet"/>
       <w:lvlText w:val="○"/>
@@ -27029,7 +26594,7 @@
         <w:ind w:left="1440" w:hanging="360"/>
       </w:pPr>
     </w:lvl>
-    <w:lvl w:ilvl="2" w:tplc="905A59B2">
+    <w:lvl w:ilvl="2" w:tplc="E5545644">
       <w:start w:val="1"/>
       <w:numFmt w:val="bullet"/>
       <w:lvlText w:val="■"/>
@@ -27038,7 +26603,7 @@
         <w:ind w:left="2160" w:hanging="360"/>
       </w:pPr>
     </w:lvl>
-    <w:lvl w:ilvl="3" w:tplc="88E062AC">
+    <w:lvl w:ilvl="3" w:tplc="E5B4E95E">
       <w:start w:val="1"/>
       <w:numFmt w:val="bullet"/>
       <w:lvlText w:val="●"/>
@@ -27047,7 +26612,7 @@
         <w:ind w:left="2880" w:hanging="360"/>
       </w:pPr>
     </w:lvl>
-    <w:lvl w:ilvl="4" w:tplc="B7665E10">
+    <w:lvl w:ilvl="4" w:tplc="72F227C0">
       <w:start w:val="1"/>
       <w:numFmt w:val="bullet"/>
       <w:lvlText w:val="○"/>
@@ -27056,7 +26621,7 @@
         <w:ind w:left="3600" w:hanging="360"/>
       </w:pPr>
     </w:lvl>
-    <w:lvl w:ilvl="5" w:tplc="1CD433BE">
+    <w:lvl w:ilvl="5" w:tplc="4106EABC">
       <w:start w:val="1"/>
       <w:numFmt w:val="bullet"/>
       <w:lvlText w:val="■"/>
@@ -27065,7 +26630,7 @@
         <w:ind w:left="4320" w:hanging="360"/>
       </w:pPr>
     </w:lvl>
-    <w:lvl w:ilvl="6" w:tplc="69A084DA">
+    <w:lvl w:ilvl="6" w:tplc="B442CC04">
       <w:start w:val="1"/>
       <w:numFmt w:val="bullet"/>
       <w:lvlText w:val="●"/>
@@ -27074,7 +26639,7 @@
         <w:ind w:left="5040" w:hanging="360"/>
       </w:pPr>
     </w:lvl>
-    <w:lvl w:ilvl="7" w:tplc="37843B18">
+    <w:lvl w:ilvl="7" w:tplc="40BE2250">
       <w:start w:val="1"/>
       <w:numFmt w:val="bullet"/>
       <w:lvlText w:val="●"/>
@@ -27083,7 +26648,7 @@
         <w:ind w:left="5760" w:hanging="360"/>
       </w:pPr>
     </w:lvl>
-    <w:lvl w:ilvl="8" w:tplc="97200DDC">
+    <w:lvl w:ilvl="8" w:tplc="A6BC288E">
       <w:start w:val="1"/>
       <w:numFmt w:val="bullet"/>
       <w:lvlText w:val="●"/>
@@ -27094,127 +26659,127 @@
     </w:lvl>
   </w:abstractNum>
   <w:abstractNum w:abstractNumId="1" w15:restartNumberingAfterBreak="0">
-    <w:nsid w:val="551C6723"/>
+    <w:nsid w:val="204E0861"/>
     <w:multiLevelType w:val="hybridMultilevel"/>
-    <w:tmpl w:val="F93C19EA"/>
-    <w:lvl w:ilvl="0" w:tplc="ABD8227E">
+    <w:tmpl w:val="4D7AC11C"/>
+    <w:lvl w:ilvl="0" w:tplc="E4762CB6">
       <w:start w:val="1"/>
-      <w:numFmt w:val="bullet"/>
-      <w:lvlText w:val="•"/>
+      <w:numFmt w:val="decimal"/>
+      <w:lvlText w:val="%1."/>
       <w:lvlJc w:val="left"/>
       <w:pPr>
-        <w:ind w:left="540" w:hanging="270"/>
+        <w:ind w:left="540" w:hanging="360"/>
       </w:pPr>
     </w:lvl>
-    <w:lvl w:ilvl="1" w:tplc="A09E76F0">
+    <w:lvl w:ilvl="1" w:tplc="8A08D526">
       <w:numFmt w:val="decimal"/>
       <w:lvlText w:val=""/>
       <w:lvlJc w:val="left"/>
     </w:lvl>
-    <w:lvl w:ilvl="2" w:tplc="6270D010">
+    <w:lvl w:ilvl="2" w:tplc="A3185390">
       <w:numFmt w:val="decimal"/>
       <w:lvlText w:val=""/>
       <w:lvlJc w:val="left"/>
     </w:lvl>
-    <w:lvl w:ilvl="3" w:tplc="96ACC11C">
+    <w:lvl w:ilvl="3" w:tplc="4F503294">
       <w:numFmt w:val="decimal"/>
       <w:lvlText w:val=""/>
       <w:lvlJc w:val="left"/>
     </w:lvl>
-    <w:lvl w:ilvl="4" w:tplc="FC34ED16">
+    <w:lvl w:ilvl="4" w:tplc="E68E6E14">
       <w:numFmt w:val="decimal"/>
       <w:lvlText w:val=""/>
       <w:lvlJc w:val="left"/>
     </w:lvl>
-    <w:lvl w:ilvl="5" w:tplc="17B60C5C">
+    <w:lvl w:ilvl="5" w:tplc="5D48FD6A">
       <w:numFmt w:val="decimal"/>
       <w:lvlText w:val=""/>
       <w:lvlJc w:val="left"/>
     </w:lvl>
-    <w:lvl w:ilvl="6" w:tplc="86F87AC6">
+    <w:lvl w:ilvl="6" w:tplc="78EEDCF8">
       <w:numFmt w:val="decimal"/>
       <w:lvlText w:val=""/>
       <w:lvlJc w:val="left"/>
     </w:lvl>
-    <w:lvl w:ilvl="7" w:tplc="5D1A0F34">
+    <w:lvl w:ilvl="7" w:tplc="BD922572">
       <w:numFmt w:val="decimal"/>
       <w:lvlText w:val=""/>
       <w:lvlJc w:val="left"/>
     </w:lvl>
-    <w:lvl w:ilvl="8" w:tplc="981C0910">
+    <w:lvl w:ilvl="8" w:tplc="0E367A42">
       <w:numFmt w:val="decimal"/>
       <w:lvlText w:val=""/>
       <w:lvlJc w:val="left"/>
     </w:lvl>
   </w:abstractNum>
   <w:abstractNum w:abstractNumId="2" w15:restartNumberingAfterBreak="0">
-    <w:nsid w:val="713E17D9"/>
+    <w:nsid w:val="719365F5"/>
     <w:multiLevelType w:val="hybridMultilevel"/>
-    <w:tmpl w:val="1340E482"/>
-    <w:lvl w:ilvl="0" w:tplc="01DA5D18">
+    <w:tmpl w:val="8E3C28E4"/>
+    <w:lvl w:ilvl="0" w:tplc="21342BA0">
       <w:start w:val="1"/>
-      <w:numFmt w:val="decimal"/>
-      <w:lvlText w:val="%1."/>
+      <w:numFmt w:val="bullet"/>
+      <w:lvlText w:val="•"/>
       <w:lvlJc w:val="left"/>
       <w:pPr>
-        <w:ind w:left="540" w:hanging="360"/>
+        <w:ind w:left="540" w:hanging="270"/>
       </w:pPr>
     </w:lvl>
-    <w:lvl w:ilvl="1" w:tplc="E6E8E538">
+    <w:lvl w:ilvl="1" w:tplc="1B54D42C">
       <w:numFmt w:val="decimal"/>
       <w:lvlText w:val=""/>
       <w:lvlJc w:val="left"/>
     </w:lvl>
-    <w:lvl w:ilvl="2" w:tplc="27068982">
+    <w:lvl w:ilvl="2" w:tplc="18AE34B0">
       <w:numFmt w:val="decimal"/>
       <w:lvlText w:val=""/>
       <w:lvlJc w:val="left"/>
     </w:lvl>
-    <w:lvl w:ilvl="3" w:tplc="C3842A86">
+    <w:lvl w:ilvl="3" w:tplc="A9189654">
       <w:numFmt w:val="decimal"/>
       <w:lvlText w:val=""/>
       <w:lvlJc w:val="left"/>
     </w:lvl>
-    <w:lvl w:ilvl="4" w:tplc="D8109C82">
+    <w:lvl w:ilvl="4" w:tplc="8264B21A">
       <w:numFmt w:val="decimal"/>
       <w:lvlText w:val=""/>
       <w:lvlJc w:val="left"/>
     </w:lvl>
-    <w:lvl w:ilvl="5" w:tplc="94E2299E">
+    <w:lvl w:ilvl="5" w:tplc="0BBCACC8">
       <w:numFmt w:val="decimal"/>
       <w:lvlText w:val=""/>
       <w:lvlJc w:val="left"/>
     </w:lvl>
-    <w:lvl w:ilvl="6" w:tplc="0066C2E8">
+    <w:lvl w:ilvl="6" w:tplc="FD3A56B6">
       <w:numFmt w:val="decimal"/>
       <w:lvlText w:val=""/>
       <w:lvlJc w:val="left"/>
     </w:lvl>
-    <w:lvl w:ilvl="7" w:tplc="B4FE06AA">
+    <w:lvl w:ilvl="7" w:tplc="188E826C">
       <w:numFmt w:val="decimal"/>
       <w:lvlText w:val=""/>
       <w:lvlJc w:val="left"/>
     </w:lvl>
-    <w:lvl w:ilvl="8" w:tplc="0CC8D770">
+    <w:lvl w:ilvl="8" w:tplc="11E288EE">
       <w:numFmt w:val="decimal"/>
       <w:lvlText w:val=""/>
       <w:lvlJc w:val="left"/>
     </w:lvl>
   </w:abstractNum>
-  <w:num w:numId="1" w16cid:durableId="21594049">
+  <w:num w:numId="1" w16cid:durableId="1984851521">
     <w:abstractNumId w:val="0"/>
     <w:lvlOverride w:ilvl="0">
       <w:startOverride w:val="1"/>
     </w:lvlOverride>
   </w:num>
-  <w:num w:numId="2" w16cid:durableId="1280798801">
-    <w:abstractNumId w:val="1"/>
+  <w:num w:numId="2" w16cid:durableId="200287366">
+    <w:abstractNumId w:val="2"/>
     <w:lvlOverride w:ilvl="0">
       <w:startOverride w:val="1"/>
     </w:lvlOverride>
   </w:num>
-  <w:num w:numId="3" w16cid:durableId="1982153229">
-    <w:abstractNumId w:val="2"/>
+  <w:num w:numId="3" w16cid:durableId="602493000">
+    <w:abstractNumId w:val="1"/>
     <w:lvlOverride w:ilvl="0">
       <w:startOverride w:val="1"/>
     </w:lvlOverride>
@@ -27840,7 +27405,7 @@
     <w:autoRedefine/>
     <w:uiPriority w:val="39"/>
     <w:unhideWhenUsed/>
-    <w:rsid w:val="00F46B21"/>
+    <w:rsid w:val="006875F1"/>
     <w:pPr>
       <w:spacing w:after="100"/>
     </w:pPr>
@@ -27852,7 +27417,7 @@
     <w:autoRedefine/>
     <w:uiPriority w:val="39"/>
     <w:unhideWhenUsed/>
-    <w:rsid w:val="00F46B21"/>
+    <w:rsid w:val="006875F1"/>
     <w:pPr>
       <w:spacing w:after="100"/>
       <w:ind w:left="210"/>

--- a/Docs/ePay_App_API.docx
+++ b/Docs/ePay_App_API.docx
@@ -330,7 +330,7 @@
                 <w:sz w:val="19"/>
                 <w:szCs w:val="19"/>
               </w:rPr>
-              <w:t>17</w:t>
+              <w:t>22</w:t>
             </w:r>
           </w:p>
         </w:tc>
@@ -489,7 +489,7 @@
     <w:sdt>
       <w:sdtPr>
         <w:alias w:val="Contents"/>
-        <w:id w:val="1907643176"/>
+        <w:id w:val="1327548338"/>
       </w:sdtPr>
       <w:sdtEndPr/>
       <w:sdtContent>
@@ -518,7 +518,7 @@
           <w:r>
             <w:fldChar w:fldCharType="separate"/>
           </w:r>
-          <w:hyperlink w:anchor="_Toc241163785" w:history="1">
+          <w:hyperlink w:anchor="_Toc241165990" w:history="1">
             <w:r>
               <w:rPr>
                 <w:rStyle w:val="Hyperlink"/>
@@ -542,7 +542,7 @@
               <w:rPr>
                 <w:noProof/>
               </w:rPr>
-              <w:instrText xml:space="preserve"> PAGEREF _Toc241163785 \h </w:instrText>
+              <w:instrText xml:space="preserve"> PAGEREF _Toc241165990 \h </w:instrText>
             </w:r>
             <w:r>
               <w:rPr>
@@ -585,7 +585,7 @@
               <w14:ligatures w14:val="standardContextual"/>
             </w:rPr>
           </w:pPr>
-          <w:hyperlink w:anchor="_Toc241163786" w:history="1">
+          <w:hyperlink w:anchor="_Toc241165991" w:history="1">
             <w:r>
               <w:rPr>
                 <w:rStyle w:val="Hyperlink"/>
@@ -609,7 +609,7 @@
               <w:rPr>
                 <w:noProof/>
               </w:rPr>
-              <w:instrText xml:space="preserve"> PAGEREF _Toc241163786 \h </w:instrText>
+              <w:instrText xml:space="preserve"> PAGEREF _Toc241165991 \h </w:instrText>
             </w:r>
             <w:r>
               <w:rPr>
@@ -652,7 +652,7 @@
               <w14:ligatures w14:val="standardContextual"/>
             </w:rPr>
           </w:pPr>
-          <w:hyperlink w:anchor="_Toc241163787" w:history="1">
+          <w:hyperlink w:anchor="_Toc241165992" w:history="1">
             <w:r>
               <w:rPr>
                 <w:rStyle w:val="Hyperlink"/>
@@ -676,7 +676,7 @@
               <w:rPr>
                 <w:noProof/>
               </w:rPr>
-              <w:instrText xml:space="preserve"> PAGEREF _Toc241163787 \h </w:instrText>
+              <w:instrText xml:space="preserve"> PAGEREF _Toc241165992 \h </w:instrText>
             </w:r>
             <w:r>
               <w:rPr>
@@ -719,7 +719,7 @@
               <w14:ligatures w14:val="standardContextual"/>
             </w:rPr>
           </w:pPr>
-          <w:hyperlink w:anchor="_Toc241163788" w:history="1">
+          <w:hyperlink w:anchor="_Toc241165993" w:history="1">
             <w:r>
               <w:rPr>
                 <w:rStyle w:val="Hyperlink"/>
@@ -743,7 +743,7 @@
               <w:rPr>
                 <w:noProof/>
               </w:rPr>
-              <w:instrText xml:space="preserve"> PAGEREF _Toc241163788 \h </w:instrText>
+              <w:instrText xml:space="preserve"> PAGEREF _Toc241165993 \h </w:instrText>
             </w:r>
             <w:r>
               <w:rPr>
@@ -786,7 +786,7 @@
               <w14:ligatures w14:val="standardContextual"/>
             </w:rPr>
           </w:pPr>
-          <w:hyperlink w:anchor="_Toc241163789" w:history="1">
+          <w:hyperlink w:anchor="_Toc241165994" w:history="1">
             <w:r>
               <w:rPr>
                 <w:rStyle w:val="Hyperlink"/>
@@ -810,7 +810,7 @@
               <w:rPr>
                 <w:noProof/>
               </w:rPr>
-              <w:instrText xml:space="preserve"> PAGEREF _Toc241163789 \h </w:instrText>
+              <w:instrText xml:space="preserve"> PAGEREF _Toc241165994 \h </w:instrText>
             </w:r>
             <w:r>
               <w:rPr>
@@ -853,7 +853,7 @@
               <w14:ligatures w14:val="standardContextual"/>
             </w:rPr>
           </w:pPr>
-          <w:hyperlink w:anchor="_Toc241163790" w:history="1">
+          <w:hyperlink w:anchor="_Toc241165995" w:history="1">
             <w:r>
               <w:rPr>
                 <w:rStyle w:val="Hyperlink"/>
@@ -877,7 +877,7 @@
               <w:rPr>
                 <w:noProof/>
               </w:rPr>
-              <w:instrText xml:space="preserve"> PAGEREF _Toc241163790 \h </w:instrText>
+              <w:instrText xml:space="preserve"> PAGEREF _Toc241165995 \h </w:instrText>
             </w:r>
             <w:r>
               <w:rPr>
@@ -920,7 +920,7 @@
               <w14:ligatures w14:val="standardContextual"/>
             </w:rPr>
           </w:pPr>
-          <w:hyperlink w:anchor="_Toc241163791" w:history="1">
+          <w:hyperlink w:anchor="_Toc241165996" w:history="1">
             <w:r>
               <w:rPr>
                 <w:rStyle w:val="Hyperlink"/>
@@ -944,7 +944,7 @@
               <w:rPr>
                 <w:noProof/>
               </w:rPr>
-              <w:instrText xml:space="preserve"> PAGEREF _Toc241163791 \h </w:instrText>
+              <w:instrText xml:space="preserve"> PAGEREF _Toc241165996 \h </w:instrText>
             </w:r>
             <w:r>
               <w:rPr>
@@ -987,7 +987,7 @@
               <w14:ligatures w14:val="standardContextual"/>
             </w:rPr>
           </w:pPr>
-          <w:hyperlink w:anchor="_Toc241163792" w:history="1">
+          <w:hyperlink w:anchor="_Toc241165997" w:history="1">
             <w:r>
               <w:rPr>
                 <w:rStyle w:val="Hyperlink"/>
@@ -1011,7 +1011,7 @@
               <w:rPr>
                 <w:noProof/>
               </w:rPr>
-              <w:instrText xml:space="preserve"> PAGEREF _Toc241163792 \h </w:instrText>
+              <w:instrText xml:space="preserve"> PAGEREF _Toc241165997 \h </w:instrText>
             </w:r>
             <w:r>
               <w:rPr>
@@ -1054,7 +1054,7 @@
               <w14:ligatures w14:val="standardContextual"/>
             </w:rPr>
           </w:pPr>
-          <w:hyperlink w:anchor="_Toc241163793" w:history="1">
+          <w:hyperlink w:anchor="_Toc241165998" w:history="1">
             <w:r>
               <w:rPr>
                 <w:rStyle w:val="Hyperlink"/>
@@ -1078,7 +1078,7 @@
               <w:rPr>
                 <w:noProof/>
               </w:rPr>
-              <w:instrText xml:space="preserve"> PAGEREF _Toc241163793 \h </w:instrText>
+              <w:instrText xml:space="preserve"> PAGEREF _Toc241165998 \h </w:instrText>
             </w:r>
             <w:r>
               <w:rPr>
@@ -1121,7 +1121,7 @@
               <w14:ligatures w14:val="standardContextual"/>
             </w:rPr>
           </w:pPr>
-          <w:hyperlink w:anchor="_Toc241163794" w:history="1">
+          <w:hyperlink w:anchor="_Toc241165999" w:history="1">
             <w:r>
               <w:rPr>
                 <w:rStyle w:val="Hyperlink"/>
@@ -1145,7 +1145,7 @@
               <w:rPr>
                 <w:noProof/>
               </w:rPr>
-              <w:instrText xml:space="preserve"> PAGEREF _Toc241163794 \h </w:instrText>
+              <w:instrText xml:space="preserve"> PAGEREF _Toc241165999 \h </w:instrText>
             </w:r>
             <w:r>
               <w:rPr>
@@ -1188,7 +1188,7 @@
               <w14:ligatures w14:val="standardContextual"/>
             </w:rPr>
           </w:pPr>
-          <w:hyperlink w:anchor="_Toc241163795" w:history="1">
+          <w:hyperlink w:anchor="_Toc241166000" w:history="1">
             <w:r>
               <w:rPr>
                 <w:rStyle w:val="Hyperlink"/>
@@ -1212,7 +1212,7 @@
               <w:rPr>
                 <w:noProof/>
               </w:rPr>
-              <w:instrText xml:space="preserve"> PAGEREF _Toc241163795 \h </w:instrText>
+              <w:instrText xml:space="preserve"> PAGEREF _Toc241166000 \h </w:instrText>
             </w:r>
             <w:r>
               <w:rPr>
@@ -1255,7 +1255,7 @@
               <w14:ligatures w14:val="standardContextual"/>
             </w:rPr>
           </w:pPr>
-          <w:hyperlink w:anchor="_Toc241163796" w:history="1">
+          <w:hyperlink w:anchor="_Toc241166001" w:history="1">
             <w:r>
               <w:rPr>
                 <w:rStyle w:val="Hyperlink"/>
@@ -1279,7 +1279,7 @@
               <w:rPr>
                 <w:noProof/>
               </w:rPr>
-              <w:instrText xml:space="preserve"> PAGEREF _Toc241163796 \h </w:instrText>
+              <w:instrText xml:space="preserve"> PAGEREF _Toc241166001 \h </w:instrText>
             </w:r>
             <w:r>
               <w:rPr>
@@ -1322,7 +1322,7 @@
               <w14:ligatures w14:val="standardContextual"/>
             </w:rPr>
           </w:pPr>
-          <w:hyperlink w:anchor="_Toc241163797" w:history="1">
+          <w:hyperlink w:anchor="_Toc241166002" w:history="1">
             <w:r>
               <w:rPr>
                 <w:rStyle w:val="Hyperlink"/>
@@ -1346,7 +1346,7 @@
               <w:rPr>
                 <w:noProof/>
               </w:rPr>
-              <w:instrText xml:space="preserve"> PAGEREF _Toc241163797 \h </w:instrText>
+              <w:instrText xml:space="preserve"> PAGEREF _Toc241166002 \h </w:instrText>
             </w:r>
             <w:r>
               <w:rPr>
@@ -1389,7 +1389,7 @@
               <w14:ligatures w14:val="standardContextual"/>
             </w:rPr>
           </w:pPr>
-          <w:hyperlink w:anchor="_Toc241163798" w:history="1">
+          <w:hyperlink w:anchor="_Toc241166003" w:history="1">
             <w:r>
               <w:rPr>
                 <w:rStyle w:val="Hyperlink"/>
@@ -1413,7 +1413,7 @@
               <w:rPr>
                 <w:noProof/>
               </w:rPr>
-              <w:instrText xml:space="preserve"> PAGEREF _Toc241163798 \h </w:instrText>
+              <w:instrText xml:space="preserve"> PAGEREF _Toc241166003 \h </w:instrText>
             </w:r>
             <w:r>
               <w:rPr>
@@ -1456,7 +1456,7 @@
               <w14:ligatures w14:val="standardContextual"/>
             </w:rPr>
           </w:pPr>
-          <w:hyperlink w:anchor="_Toc241163799" w:history="1">
+          <w:hyperlink w:anchor="_Toc241166004" w:history="1">
             <w:r>
               <w:rPr>
                 <w:rStyle w:val="Hyperlink"/>
@@ -1480,7 +1480,7 @@
               <w:rPr>
                 <w:noProof/>
               </w:rPr>
-              <w:instrText xml:space="preserve"> PAGEREF _Toc241163799 \h </w:instrText>
+              <w:instrText xml:space="preserve"> PAGEREF _Toc241166004 \h </w:instrText>
             </w:r>
             <w:r>
               <w:rPr>
@@ -1523,7 +1523,7 @@
               <w14:ligatures w14:val="standardContextual"/>
             </w:rPr>
           </w:pPr>
-          <w:hyperlink w:anchor="_Toc241163800" w:history="1">
+          <w:hyperlink w:anchor="_Toc241166005" w:history="1">
             <w:r>
               <w:rPr>
                 <w:rStyle w:val="Hyperlink"/>
@@ -1547,7 +1547,7 @@
               <w:rPr>
                 <w:noProof/>
               </w:rPr>
-              <w:instrText xml:space="preserve"> PAGEREF _Toc241163800 \h </w:instrText>
+              <w:instrText xml:space="preserve"> PAGEREF _Toc241166005 \h </w:instrText>
             </w:r>
             <w:r>
               <w:rPr>
@@ -1590,7 +1590,7 @@
               <w14:ligatures w14:val="standardContextual"/>
             </w:rPr>
           </w:pPr>
-          <w:hyperlink w:anchor="_Toc241163801" w:history="1">
+          <w:hyperlink w:anchor="_Toc241166006" w:history="1">
             <w:r>
               <w:rPr>
                 <w:rStyle w:val="Hyperlink"/>
@@ -1614,7 +1614,7 @@
               <w:rPr>
                 <w:noProof/>
               </w:rPr>
-              <w:instrText xml:space="preserve"> PAGEREF _Toc241163801 \h </w:instrText>
+              <w:instrText xml:space="preserve"> PAGEREF _Toc241166006 \h </w:instrText>
             </w:r>
             <w:r>
               <w:rPr>
@@ -1657,7 +1657,7 @@
               <w14:ligatures w14:val="standardContextual"/>
             </w:rPr>
           </w:pPr>
-          <w:hyperlink w:anchor="_Toc241163802" w:history="1">
+          <w:hyperlink w:anchor="_Toc241166007" w:history="1">
             <w:r>
               <w:rPr>
                 <w:rStyle w:val="Hyperlink"/>
@@ -1681,7 +1681,7 @@
               <w:rPr>
                 <w:noProof/>
               </w:rPr>
-              <w:instrText xml:space="preserve"> PAGEREF _Toc241163802 \h </w:instrText>
+              <w:instrText xml:space="preserve"> PAGEREF _Toc241166007 \h </w:instrText>
             </w:r>
             <w:r>
               <w:rPr>
@@ -1724,7 +1724,7 @@
               <w14:ligatures w14:val="standardContextual"/>
             </w:rPr>
           </w:pPr>
-          <w:hyperlink w:anchor="_Toc241163803" w:history="1">
+          <w:hyperlink w:anchor="_Toc241166008" w:history="1">
             <w:r>
               <w:rPr>
                 <w:rStyle w:val="Hyperlink"/>
@@ -1748,7 +1748,7 @@
               <w:rPr>
                 <w:noProof/>
               </w:rPr>
-              <w:instrText xml:space="preserve"> PAGEREF _Toc241163803 \h </w:instrText>
+              <w:instrText xml:space="preserve"> PAGEREF _Toc241166008 \h </w:instrText>
             </w:r>
             <w:r>
               <w:rPr>
@@ -1791,7 +1791,7 @@
               <w14:ligatures w14:val="standardContextual"/>
             </w:rPr>
           </w:pPr>
-          <w:hyperlink w:anchor="_Toc241163804" w:history="1">
+          <w:hyperlink w:anchor="_Toc241166009" w:history="1">
             <w:r>
               <w:rPr>
                 <w:rStyle w:val="Hyperlink"/>
@@ -1815,7 +1815,7 @@
               <w:rPr>
                 <w:noProof/>
               </w:rPr>
-              <w:instrText xml:space="preserve"> PAGEREF _Toc241163804 \h </w:instrText>
+              <w:instrText xml:space="preserve"> PAGEREF _Toc241166009 \h </w:instrText>
             </w:r>
             <w:r>
               <w:rPr>
@@ -1833,6 +1833,140 @@
                 <w:noProof/>
               </w:rPr>
               <w:t>21</w:t>
+            </w:r>
+            <w:r>
+              <w:rPr>
+                <w:noProof/>
+              </w:rPr>
+              <w:fldChar w:fldCharType="end"/>
+            </w:r>
+          </w:hyperlink>
+        </w:p>
+        <w:p>
+          <w:pPr>
+            <w:pStyle w:val="TOC2"/>
+            <w:tabs>
+              <w:tab w:val="right" w:leader="dot" w:pos="9628"/>
+            </w:tabs>
+            <w:rPr>
+              <w:rFonts w:asciiTheme="minorHAnsi" w:eastAsiaTheme="minorEastAsia" w:hAnsiTheme="minorHAnsi" w:cstheme="minorBidi"/>
+              <w:noProof/>
+              <w:color w:val="auto"/>
+              <w:kern w:val="2"/>
+              <w:sz w:val="24"/>
+              <w:szCs w:val="24"/>
+              <w14:ligatures w14:val="standardContextual"/>
+            </w:rPr>
+          </w:pPr>
+          <w:hyperlink w:anchor="_Toc241166010" w:history="1">
+            <w:r>
+              <w:rPr>
+                <w:rStyle w:val="Hyperlink"/>
+                <w:noProof/>
+              </w:rPr>
+              <w:t>9.11 Purchase Reports</w:t>
+            </w:r>
+            <w:r>
+              <w:rPr>
+                <w:noProof/>
+              </w:rPr>
+              <w:tab/>
+            </w:r>
+            <w:r>
+              <w:rPr>
+                <w:noProof/>
+              </w:rPr>
+              <w:fldChar w:fldCharType="begin"/>
+            </w:r>
+            <w:r>
+              <w:rPr>
+                <w:noProof/>
+              </w:rPr>
+              <w:instrText xml:space="preserve"> PAGEREF _Toc241166010 \h </w:instrText>
+            </w:r>
+            <w:r>
+              <w:rPr>
+                <w:noProof/>
+              </w:rPr>
+            </w:r>
+            <w:r>
+              <w:rPr>
+                <w:noProof/>
+              </w:rPr>
+              <w:fldChar w:fldCharType="separate"/>
+            </w:r>
+            <w:r>
+              <w:rPr>
+                <w:noProof/>
+              </w:rPr>
+              <w:t>22</w:t>
+            </w:r>
+            <w:r>
+              <w:rPr>
+                <w:noProof/>
+              </w:rPr>
+              <w:fldChar w:fldCharType="end"/>
+            </w:r>
+          </w:hyperlink>
+        </w:p>
+        <w:p>
+          <w:pPr>
+            <w:pStyle w:val="TOC2"/>
+            <w:tabs>
+              <w:tab w:val="right" w:leader="dot" w:pos="9628"/>
+            </w:tabs>
+            <w:rPr>
+              <w:rFonts w:asciiTheme="minorHAnsi" w:eastAsiaTheme="minorEastAsia" w:hAnsiTheme="minorHAnsi" w:cstheme="minorBidi"/>
+              <w:noProof/>
+              <w:color w:val="auto"/>
+              <w:kern w:val="2"/>
+              <w:sz w:val="24"/>
+              <w:szCs w:val="24"/>
+              <w14:ligatures w14:val="standardContextual"/>
+            </w:rPr>
+          </w:pPr>
+          <w:hyperlink w:anchor="_Toc241166011" w:history="1">
+            <w:r>
+              <w:rPr>
+                <w:rStyle w:val="Hyperlink"/>
+                <w:noProof/>
+              </w:rPr>
+              <w:t>9.12 Petro Card Purchase</w:t>
+            </w:r>
+            <w:r>
+              <w:rPr>
+                <w:noProof/>
+              </w:rPr>
+              <w:tab/>
+            </w:r>
+            <w:r>
+              <w:rPr>
+                <w:noProof/>
+              </w:rPr>
+              <w:fldChar w:fldCharType="begin"/>
+            </w:r>
+            <w:r>
+              <w:rPr>
+                <w:noProof/>
+              </w:rPr>
+              <w:instrText xml:space="preserve"> PAGEREF _Toc241166011 \h </w:instrText>
+            </w:r>
+            <w:r>
+              <w:rPr>
+                <w:noProof/>
+              </w:rPr>
+            </w:r>
+            <w:r>
+              <w:rPr>
+                <w:noProof/>
+              </w:rPr>
+              <w:fldChar w:fldCharType="separate"/>
+            </w:r>
+            <w:r>
+              <w:rPr>
+                <w:noProof/>
+              </w:rPr>
+              <w:t>24</w:t>
             </w:r>
             <w:r>
               <w:rPr>
@@ -1858,7 +1992,7 @@
               <w14:ligatures w14:val="standardContextual"/>
             </w:rPr>
           </w:pPr>
-          <w:hyperlink w:anchor="_Toc241163805" w:history="1">
+          <w:hyperlink w:anchor="_Toc241166012" w:history="1">
             <w:r>
               <w:rPr>
                 <w:rStyle w:val="Hyperlink"/>
@@ -1882,7 +2016,7 @@
               <w:rPr>
                 <w:noProof/>
               </w:rPr>
-              <w:instrText xml:space="preserve"> PAGEREF _Toc241163805 \h </w:instrText>
+              <w:instrText xml:space="preserve"> PAGEREF _Toc241166012 \h </w:instrText>
             </w:r>
             <w:r>
               <w:rPr>
@@ -1899,7 +2033,7 @@
               <w:rPr>
                 <w:noProof/>
               </w:rPr>
-              <w:t>23</w:t>
+              <w:t>28</w:t>
             </w:r>
             <w:r>
               <w:rPr>
@@ -1925,7 +2059,7 @@
       <w:pPr>
         <w:pStyle w:val="Heading1"/>
       </w:pPr>
-      <w:bookmarkStart w:id="0" w:name="_Toc241163785"/>
+      <w:bookmarkStart w:id="0" w:name="_Toc241165990"/>
       <w:r>
         <w:lastRenderedPageBreak/>
         <w:t>1. Overview</w:t>
@@ -2379,7 +2513,7 @@
       <w:pPr>
         <w:pStyle w:val="Heading1"/>
       </w:pPr>
-      <w:bookmarkStart w:id="1" w:name="_Toc241163786"/>
+      <w:bookmarkStart w:id="1" w:name="_Toc241165991"/>
       <w:r>
         <w:t>2. Request fields</w:t>
       </w:r>
@@ -2976,7 +3110,7 @@
       <w:pPr>
         <w:pStyle w:val="Heading1"/>
       </w:pPr>
-      <w:bookmarkStart w:id="2" w:name="_Toc241163787"/>
+      <w:bookmarkStart w:id="2" w:name="_Toc241165992"/>
       <w:r>
         <w:t>3. Response format</w:t>
       </w:r>
@@ -3936,7 +4070,7 @@
       <w:pPr>
         <w:pStyle w:val="Heading2"/>
       </w:pPr>
-      <w:bookmarkStart w:id="3" w:name="_Toc241163788"/>
+      <w:bookmarkStart w:id="3" w:name="_Toc241165993"/>
       <w:r>
         <w:t>3.1 Codes aur app ka action</w:t>
       </w:r>
@@ -4795,7 +4929,7 @@
       <w:pPr>
         <w:pStyle w:val="Heading1"/>
       </w:pPr>
-      <w:bookmarkStart w:id="4" w:name="_Toc241163789"/>
+      <w:bookmarkStart w:id="4" w:name="_Toc241165994"/>
       <w:r>
         <w:t>4. userid aur passwd</w:t>
       </w:r>
@@ -4972,7 +5106,7 @@
       <w:pPr>
         <w:pStyle w:val="Heading1"/>
       </w:pPr>
-      <w:bookmarkStart w:id="5" w:name="_Toc241163790"/>
+      <w:bookmarkStart w:id="5" w:name="_Toc241165995"/>
       <w:r>
         <w:lastRenderedPageBreak/>
         <w:t>5. Double tap se bachao</w:t>
@@ -5123,7 +5257,7 @@
       <w:pPr>
         <w:pStyle w:val="Heading1"/>
       </w:pPr>
-      <w:bookmarkStart w:id="6" w:name="_Toc241163791"/>
+      <w:bookmarkStart w:id="6" w:name="_Toc241165996"/>
       <w:r>
         <w:t>6. Payment flow (Subscription aur Activation Points)</w:t>
       </w:r>
@@ -5321,7 +5455,7 @@
       <w:pPr>
         <w:pStyle w:val="Heading1"/>
       </w:pPr>
-      <w:bookmarkStart w:id="7" w:name="_Toc241163792"/>
+      <w:bookmarkStart w:id="7" w:name="_Toc241165997"/>
       <w:r>
         <w:t>7. WebView bridge</w:t>
       </w:r>
@@ -5540,7 +5674,7 @@
       <w:pPr>
         <w:pStyle w:val="Heading1"/>
       </w:pPr>
-      <w:bookmarkStart w:id="8" w:name="_Toc241163793"/>
+      <w:bookmarkStart w:id="8" w:name="_Toc241165998"/>
       <w:r>
         <w:t>8. Saari APIs ek nazar mein</w:t>
       </w:r>
@@ -7673,6 +7807,586 @@
           </w:p>
         </w:tc>
       </w:tr>
+      <w:tr>
+        <w:tblPrEx>
+          <w:tblCellMar>
+            <w:top w:w="0" w:type="dxa"/>
+            <w:bottom w:w="0" w:type="dxa"/>
+          </w:tblCellMar>
+        </w:tblPrEx>
+        <w:trPr>
+          <w:cantSplit/>
+        </w:trPr>
+        <w:tc>
+          <w:tcPr>
+            <w:tcW w:w="2200" w:type="dxa"/>
+            <w:tcBorders>
+              <w:top w:val="single" w:sz="4" w:space="0" w:color="D9DDE3"/>
+              <w:left w:val="single" w:sz="4" w:space="0" w:color="D9DDE3"/>
+              <w:bottom w:val="single" w:sz="4" w:space="0" w:color="D9DDE3"/>
+              <w:right w:val="single" w:sz="4" w:space="0" w:color="D9DDE3"/>
+            </w:tcBorders>
+            <w:tcMar>
+              <w:top w:w="70" w:type="dxa"/>
+              <w:left w:w="110" w:type="dxa"/>
+              <w:bottom w:w="70" w:type="dxa"/>
+              <w:right w:w="110" w:type="dxa"/>
+            </w:tcMar>
+          </w:tcPr>
+          <w:p>
+            <w:r>
+              <w:rPr>
+                <w:rFonts w:ascii="Consolas" w:eastAsia="Consolas" w:hAnsi="Consolas" w:cs="Consolas"/>
+                <w:sz w:val="18"/>
+                <w:szCs w:val="18"/>
+              </w:rPr>
+              <w:t>purchasehistory</w:t>
+            </w:r>
+          </w:p>
+        </w:tc>
+        <w:tc>
+          <w:tcPr>
+            <w:tcW w:w="1500" w:type="dxa"/>
+            <w:tcBorders>
+              <w:top w:val="single" w:sz="4" w:space="0" w:color="D9DDE3"/>
+              <w:left w:val="single" w:sz="4" w:space="0" w:color="D9DDE3"/>
+              <w:bottom w:val="single" w:sz="4" w:space="0" w:color="D9DDE3"/>
+              <w:right w:val="single" w:sz="4" w:space="0" w:color="D9DDE3"/>
+            </w:tcBorders>
+            <w:tcMar>
+              <w:top w:w="70" w:type="dxa"/>
+              <w:left w:w="110" w:type="dxa"/>
+              <w:bottom w:w="70" w:type="dxa"/>
+              <w:right w:w="110" w:type="dxa"/>
+            </w:tcMar>
+          </w:tcPr>
+          <w:p>
+            <w:r>
+              <w:rPr>
+                <w:sz w:val="19"/>
+                <w:szCs w:val="19"/>
+              </w:rPr>
+              <w:t>Zaroori</w:t>
+            </w:r>
+          </w:p>
+        </w:tc>
+        <w:tc>
+          <w:tcPr>
+            <w:tcW w:w="2600" w:type="dxa"/>
+            <w:tcBorders>
+              <w:top w:val="single" w:sz="4" w:space="0" w:color="D9DDE3"/>
+              <w:left w:val="single" w:sz="4" w:space="0" w:color="D9DDE3"/>
+              <w:bottom w:val="single" w:sz="4" w:space="0" w:color="D9DDE3"/>
+              <w:right w:val="single" w:sz="4" w:space="0" w:color="D9DDE3"/>
+            </w:tcBorders>
+            <w:tcMar>
+              <w:top w:w="70" w:type="dxa"/>
+              <w:left w:w="110" w:type="dxa"/>
+              <w:bottom w:w="70" w:type="dxa"/>
+              <w:right w:w="110" w:type="dxa"/>
+            </w:tcMar>
+          </w:tcPr>
+          <w:p>
+            <w:r>
+              <w:rPr>
+                <w:sz w:val="19"/>
+                <w:szCs w:val="19"/>
+              </w:rPr>
+              <w:t>page, pagesize (optional)</w:t>
+            </w:r>
+          </w:p>
+        </w:tc>
+        <w:tc>
+          <w:tcPr>
+            <w:tcW w:w="3338" w:type="dxa"/>
+            <w:tcBorders>
+              <w:top w:val="single" w:sz="4" w:space="0" w:color="D9DDE3"/>
+              <w:left w:val="single" w:sz="4" w:space="0" w:color="D9DDE3"/>
+              <w:bottom w:val="single" w:sz="4" w:space="0" w:color="D9DDE3"/>
+              <w:right w:val="single" w:sz="4" w:space="0" w:color="D9DDE3"/>
+            </w:tcBorders>
+            <w:tcMar>
+              <w:top w:w="70" w:type="dxa"/>
+              <w:left w:w="110" w:type="dxa"/>
+              <w:bottom w:w="70" w:type="dxa"/>
+              <w:right w:w="110" w:type="dxa"/>
+            </w:tcMar>
+          </w:tcPr>
+          <w:p>
+            <w:r>
+              <w:rPr>
+                <w:sz w:val="19"/>
+                <w:szCs w:val="19"/>
+              </w:rPr>
+              <w:t>MyPurchaseDetail.aspx, PetroCardPurchaseReport.aspx</w:t>
+            </w:r>
+          </w:p>
+        </w:tc>
+      </w:tr>
+      <w:tr>
+        <w:tblPrEx>
+          <w:tblCellMar>
+            <w:top w:w="0" w:type="dxa"/>
+            <w:bottom w:w="0" w:type="dxa"/>
+          </w:tblCellMar>
+        </w:tblPrEx>
+        <w:trPr>
+          <w:cantSplit/>
+        </w:trPr>
+        <w:tc>
+          <w:tcPr>
+            <w:tcW w:w="2200" w:type="dxa"/>
+            <w:tcBorders>
+              <w:top w:val="single" w:sz="4" w:space="0" w:color="D9DDE3"/>
+              <w:left w:val="single" w:sz="4" w:space="0" w:color="D9DDE3"/>
+              <w:bottom w:val="single" w:sz="4" w:space="0" w:color="D9DDE3"/>
+              <w:right w:val="single" w:sz="4" w:space="0" w:color="D9DDE3"/>
+            </w:tcBorders>
+            <w:tcMar>
+              <w:top w:w="70" w:type="dxa"/>
+              <w:left w:w="110" w:type="dxa"/>
+              <w:bottom w:w="70" w:type="dxa"/>
+              <w:right w:w="110" w:type="dxa"/>
+            </w:tcMar>
+          </w:tcPr>
+          <w:p>
+            <w:r>
+              <w:rPr>
+                <w:rFonts w:ascii="Consolas" w:eastAsia="Consolas" w:hAnsi="Consolas" w:cs="Consolas"/>
+                <w:sz w:val="18"/>
+                <w:szCs w:val="18"/>
+              </w:rPr>
+              <w:t>petrocardreport</w:t>
+            </w:r>
+          </w:p>
+        </w:tc>
+        <w:tc>
+          <w:tcPr>
+            <w:tcW w:w="1500" w:type="dxa"/>
+            <w:tcBorders>
+              <w:top w:val="single" w:sz="4" w:space="0" w:color="D9DDE3"/>
+              <w:left w:val="single" w:sz="4" w:space="0" w:color="D9DDE3"/>
+              <w:bottom w:val="single" w:sz="4" w:space="0" w:color="D9DDE3"/>
+              <w:right w:val="single" w:sz="4" w:space="0" w:color="D9DDE3"/>
+            </w:tcBorders>
+            <w:tcMar>
+              <w:top w:w="70" w:type="dxa"/>
+              <w:left w:w="110" w:type="dxa"/>
+              <w:bottom w:w="70" w:type="dxa"/>
+              <w:right w:w="110" w:type="dxa"/>
+            </w:tcMar>
+          </w:tcPr>
+          <w:p>
+            <w:r>
+              <w:rPr>
+                <w:sz w:val="19"/>
+                <w:szCs w:val="19"/>
+              </w:rPr>
+              <w:t>Zaroori</w:t>
+            </w:r>
+          </w:p>
+        </w:tc>
+        <w:tc>
+          <w:tcPr>
+            <w:tcW w:w="2600" w:type="dxa"/>
+            <w:tcBorders>
+              <w:top w:val="single" w:sz="4" w:space="0" w:color="D9DDE3"/>
+              <w:left w:val="single" w:sz="4" w:space="0" w:color="D9DDE3"/>
+              <w:bottom w:val="single" w:sz="4" w:space="0" w:color="D9DDE3"/>
+              <w:right w:val="single" w:sz="4" w:space="0" w:color="D9DDE3"/>
+            </w:tcBorders>
+            <w:tcMar>
+              <w:top w:w="70" w:type="dxa"/>
+              <w:left w:w="110" w:type="dxa"/>
+              <w:bottom w:w="70" w:type="dxa"/>
+              <w:right w:w="110" w:type="dxa"/>
+            </w:tcMar>
+          </w:tcPr>
+          <w:p>
+            <w:r>
+              <w:rPr>
+                <w:sz w:val="19"/>
+                <w:szCs w:val="19"/>
+              </w:rPr>
+              <w:t>page, pagesize (optional)</w:t>
+            </w:r>
+          </w:p>
+        </w:tc>
+        <w:tc>
+          <w:tcPr>
+            <w:tcW w:w="3338" w:type="dxa"/>
+            <w:tcBorders>
+              <w:top w:val="single" w:sz="4" w:space="0" w:color="D9DDE3"/>
+              <w:left w:val="single" w:sz="4" w:space="0" w:color="D9DDE3"/>
+              <w:bottom w:val="single" w:sz="4" w:space="0" w:color="D9DDE3"/>
+              <w:right w:val="single" w:sz="4" w:space="0" w:color="D9DDE3"/>
+            </w:tcBorders>
+            <w:tcMar>
+              <w:top w:w="70" w:type="dxa"/>
+              <w:left w:w="110" w:type="dxa"/>
+              <w:bottom w:w="70" w:type="dxa"/>
+              <w:right w:w="110" w:type="dxa"/>
+            </w:tcMar>
+          </w:tcPr>
+          <w:p>
+            <w:r>
+              <w:rPr>
+                <w:sz w:val="19"/>
+                <w:szCs w:val="19"/>
+              </w:rPr>
+              <w:t>MyPurchaseDetail.aspx, PetroCardPurchaseReport.aspx</w:t>
+            </w:r>
+          </w:p>
+        </w:tc>
+      </w:tr>
+      <w:tr>
+        <w:tblPrEx>
+          <w:tblCellMar>
+            <w:top w:w="0" w:type="dxa"/>
+            <w:bottom w:w="0" w:type="dxa"/>
+          </w:tblCellMar>
+        </w:tblPrEx>
+        <w:trPr>
+          <w:cantSplit/>
+        </w:trPr>
+        <w:tc>
+          <w:tcPr>
+            <w:tcW w:w="2200" w:type="dxa"/>
+            <w:tcBorders>
+              <w:top w:val="single" w:sz="4" w:space="0" w:color="D9DDE3"/>
+              <w:left w:val="single" w:sz="4" w:space="0" w:color="D9DDE3"/>
+              <w:bottom w:val="single" w:sz="4" w:space="0" w:color="D9DDE3"/>
+              <w:right w:val="single" w:sz="4" w:space="0" w:color="D9DDE3"/>
+            </w:tcBorders>
+            <w:tcMar>
+              <w:top w:w="70" w:type="dxa"/>
+              <w:left w:w="110" w:type="dxa"/>
+              <w:bottom w:w="70" w:type="dxa"/>
+              <w:right w:w="110" w:type="dxa"/>
+            </w:tcMar>
+          </w:tcPr>
+          <w:p>
+            <w:r>
+              <w:rPr>
+                <w:rFonts w:ascii="Consolas" w:eastAsia="Consolas" w:hAnsi="Consolas" w:cs="Consolas"/>
+                <w:sz w:val="18"/>
+                <w:szCs w:val="18"/>
+              </w:rPr>
+              <w:t>petrocardkits</w:t>
+            </w:r>
+          </w:p>
+        </w:tc>
+        <w:tc>
+          <w:tcPr>
+            <w:tcW w:w="1500" w:type="dxa"/>
+            <w:tcBorders>
+              <w:top w:val="single" w:sz="4" w:space="0" w:color="D9DDE3"/>
+              <w:left w:val="single" w:sz="4" w:space="0" w:color="D9DDE3"/>
+              <w:bottom w:val="single" w:sz="4" w:space="0" w:color="D9DDE3"/>
+              <w:right w:val="single" w:sz="4" w:space="0" w:color="D9DDE3"/>
+            </w:tcBorders>
+            <w:tcMar>
+              <w:top w:w="70" w:type="dxa"/>
+              <w:left w:w="110" w:type="dxa"/>
+              <w:bottom w:w="70" w:type="dxa"/>
+              <w:right w:w="110" w:type="dxa"/>
+            </w:tcMar>
+          </w:tcPr>
+          <w:p>
+            <w:r>
+              <w:rPr>
+                <w:sz w:val="19"/>
+                <w:szCs w:val="19"/>
+              </w:rPr>
+              <w:t>Zaroori</w:t>
+            </w:r>
+          </w:p>
+        </w:tc>
+        <w:tc>
+          <w:tcPr>
+            <w:tcW w:w="2600" w:type="dxa"/>
+            <w:tcBorders>
+              <w:top w:val="single" w:sz="4" w:space="0" w:color="D9DDE3"/>
+              <w:left w:val="single" w:sz="4" w:space="0" w:color="D9DDE3"/>
+              <w:bottom w:val="single" w:sz="4" w:space="0" w:color="D9DDE3"/>
+              <w:right w:val="single" w:sz="4" w:space="0" w:color="D9DDE3"/>
+            </w:tcBorders>
+            <w:tcMar>
+              <w:top w:w="70" w:type="dxa"/>
+              <w:left w:w="110" w:type="dxa"/>
+              <w:bottom w:w="70" w:type="dxa"/>
+              <w:right w:w="110" w:type="dxa"/>
+            </w:tcMar>
+          </w:tcPr>
+          <w:p>
+            <w:r>
+              <w:rPr>
+                <w:sz w:val="19"/>
+                <w:szCs w:val="19"/>
+              </w:rPr>
+              <w:t>—</w:t>
+            </w:r>
+          </w:p>
+        </w:tc>
+        <w:tc>
+          <w:tcPr>
+            <w:tcW w:w="3338" w:type="dxa"/>
+            <w:tcBorders>
+              <w:top w:val="single" w:sz="4" w:space="0" w:color="D9DDE3"/>
+              <w:left w:val="single" w:sz="4" w:space="0" w:color="D9DDE3"/>
+              <w:bottom w:val="single" w:sz="4" w:space="0" w:color="D9DDE3"/>
+              <w:right w:val="single" w:sz="4" w:space="0" w:color="D9DDE3"/>
+            </w:tcBorders>
+            <w:tcMar>
+              <w:top w:w="70" w:type="dxa"/>
+              <w:left w:w="110" w:type="dxa"/>
+              <w:bottom w:w="70" w:type="dxa"/>
+              <w:right w:w="110" w:type="dxa"/>
+            </w:tcMar>
+          </w:tcPr>
+          <w:p>
+            <w:r>
+              <w:rPr>
+                <w:sz w:val="19"/>
+                <w:szCs w:val="19"/>
+              </w:rPr>
+              <w:t>PETROCARDPurchase.aspx, PetroCardFinalPurchase.aspx</w:t>
+            </w:r>
+          </w:p>
+        </w:tc>
+      </w:tr>
+      <w:tr>
+        <w:tblPrEx>
+          <w:tblCellMar>
+            <w:top w:w="0" w:type="dxa"/>
+            <w:bottom w:w="0" w:type="dxa"/>
+          </w:tblCellMar>
+        </w:tblPrEx>
+        <w:trPr>
+          <w:cantSplit/>
+        </w:trPr>
+        <w:tc>
+          <w:tcPr>
+            <w:tcW w:w="2200" w:type="dxa"/>
+            <w:tcBorders>
+              <w:top w:val="single" w:sz="4" w:space="0" w:color="D9DDE3"/>
+              <w:left w:val="single" w:sz="4" w:space="0" w:color="D9DDE3"/>
+              <w:bottom w:val="single" w:sz="4" w:space="0" w:color="D9DDE3"/>
+              <w:right w:val="single" w:sz="4" w:space="0" w:color="D9DDE3"/>
+            </w:tcBorders>
+            <w:tcMar>
+              <w:top w:w="70" w:type="dxa"/>
+              <w:left w:w="110" w:type="dxa"/>
+              <w:bottom w:w="70" w:type="dxa"/>
+              <w:right w:w="110" w:type="dxa"/>
+            </w:tcMar>
+          </w:tcPr>
+          <w:p>
+            <w:r>
+              <w:rPr>
+                <w:rFonts w:ascii="Consolas" w:eastAsia="Consolas" w:hAnsi="Consolas" w:cs="Consolas"/>
+                <w:sz w:val="18"/>
+                <w:szCs w:val="18"/>
+              </w:rPr>
+              <w:t>petrocardform</w:t>
+            </w:r>
+          </w:p>
+        </w:tc>
+        <w:tc>
+          <w:tcPr>
+            <w:tcW w:w="1500" w:type="dxa"/>
+            <w:tcBorders>
+              <w:top w:val="single" w:sz="4" w:space="0" w:color="D9DDE3"/>
+              <w:left w:val="single" w:sz="4" w:space="0" w:color="D9DDE3"/>
+              <w:bottom w:val="single" w:sz="4" w:space="0" w:color="D9DDE3"/>
+              <w:right w:val="single" w:sz="4" w:space="0" w:color="D9DDE3"/>
+            </w:tcBorders>
+            <w:tcMar>
+              <w:top w:w="70" w:type="dxa"/>
+              <w:left w:w="110" w:type="dxa"/>
+              <w:bottom w:w="70" w:type="dxa"/>
+              <w:right w:w="110" w:type="dxa"/>
+            </w:tcMar>
+          </w:tcPr>
+          <w:p>
+            <w:r>
+              <w:rPr>
+                <w:sz w:val="19"/>
+                <w:szCs w:val="19"/>
+              </w:rPr>
+              <w:t>Zaroori</w:t>
+            </w:r>
+          </w:p>
+        </w:tc>
+        <w:tc>
+          <w:tcPr>
+            <w:tcW w:w="2600" w:type="dxa"/>
+            <w:tcBorders>
+              <w:top w:val="single" w:sz="4" w:space="0" w:color="D9DDE3"/>
+              <w:left w:val="single" w:sz="4" w:space="0" w:color="D9DDE3"/>
+              <w:bottom w:val="single" w:sz="4" w:space="0" w:color="D9DDE3"/>
+              <w:right w:val="single" w:sz="4" w:space="0" w:color="D9DDE3"/>
+            </w:tcBorders>
+            <w:tcMar>
+              <w:top w:w="70" w:type="dxa"/>
+              <w:left w:w="110" w:type="dxa"/>
+              <w:bottom w:w="70" w:type="dxa"/>
+              <w:right w:w="110" w:type="dxa"/>
+            </w:tcMar>
+          </w:tcPr>
+          <w:p>
+            <w:r>
+              <w:rPr>
+                <w:sz w:val="19"/>
+                <w:szCs w:val="19"/>
+              </w:rPr>
+              <w:t>kitid</w:t>
+            </w:r>
+          </w:p>
+        </w:tc>
+        <w:tc>
+          <w:tcPr>
+            <w:tcW w:w="3338" w:type="dxa"/>
+            <w:tcBorders>
+              <w:top w:val="single" w:sz="4" w:space="0" w:color="D9DDE3"/>
+              <w:left w:val="single" w:sz="4" w:space="0" w:color="D9DDE3"/>
+              <w:bottom w:val="single" w:sz="4" w:space="0" w:color="D9DDE3"/>
+              <w:right w:val="single" w:sz="4" w:space="0" w:color="D9DDE3"/>
+            </w:tcBorders>
+            <w:tcMar>
+              <w:top w:w="70" w:type="dxa"/>
+              <w:left w:w="110" w:type="dxa"/>
+              <w:bottom w:w="70" w:type="dxa"/>
+              <w:right w:w="110" w:type="dxa"/>
+            </w:tcMar>
+          </w:tcPr>
+          <w:p>
+            <w:r>
+              <w:rPr>
+                <w:sz w:val="19"/>
+                <w:szCs w:val="19"/>
+              </w:rPr>
+              <w:t>PETROCARDPurchase.aspx, PetroCardFinalPurchase.aspx</w:t>
+            </w:r>
+          </w:p>
+        </w:tc>
+      </w:tr>
+      <w:tr>
+        <w:tblPrEx>
+          <w:tblCellMar>
+            <w:top w:w="0" w:type="dxa"/>
+            <w:bottom w:w="0" w:type="dxa"/>
+          </w:tblCellMar>
+        </w:tblPrEx>
+        <w:trPr>
+          <w:cantSplit/>
+        </w:trPr>
+        <w:tc>
+          <w:tcPr>
+            <w:tcW w:w="2200" w:type="dxa"/>
+            <w:tcBorders>
+              <w:top w:val="single" w:sz="4" w:space="0" w:color="D9DDE3"/>
+              <w:left w:val="single" w:sz="4" w:space="0" w:color="D9DDE3"/>
+              <w:bottom w:val="single" w:sz="4" w:space="0" w:color="D9DDE3"/>
+              <w:right w:val="single" w:sz="4" w:space="0" w:color="D9DDE3"/>
+            </w:tcBorders>
+            <w:tcMar>
+              <w:top w:w="70" w:type="dxa"/>
+              <w:left w:w="110" w:type="dxa"/>
+              <w:bottom w:w="70" w:type="dxa"/>
+              <w:right w:w="110" w:type="dxa"/>
+            </w:tcMar>
+          </w:tcPr>
+          <w:p>
+            <w:r>
+              <w:rPr>
+                <w:rFonts w:ascii="Consolas" w:eastAsia="Consolas" w:hAnsi="Consolas" w:cs="Consolas"/>
+                <w:sz w:val="18"/>
+                <w:szCs w:val="18"/>
+              </w:rPr>
+              <w:t>petrocardpurchase</w:t>
+            </w:r>
+          </w:p>
+        </w:tc>
+        <w:tc>
+          <w:tcPr>
+            <w:tcW w:w="1500" w:type="dxa"/>
+            <w:tcBorders>
+              <w:top w:val="single" w:sz="4" w:space="0" w:color="D9DDE3"/>
+              <w:left w:val="single" w:sz="4" w:space="0" w:color="D9DDE3"/>
+              <w:bottom w:val="single" w:sz="4" w:space="0" w:color="D9DDE3"/>
+              <w:right w:val="single" w:sz="4" w:space="0" w:color="D9DDE3"/>
+            </w:tcBorders>
+            <w:tcMar>
+              <w:top w:w="70" w:type="dxa"/>
+              <w:left w:w="110" w:type="dxa"/>
+              <w:bottom w:w="70" w:type="dxa"/>
+              <w:right w:w="110" w:type="dxa"/>
+            </w:tcMar>
+          </w:tcPr>
+          <w:p>
+            <w:r>
+              <w:rPr>
+                <w:sz w:val="19"/>
+                <w:szCs w:val="19"/>
+              </w:rPr>
+              <w:t>Zaroori</w:t>
+            </w:r>
+          </w:p>
+        </w:tc>
+        <w:tc>
+          <w:tcPr>
+            <w:tcW w:w="2600" w:type="dxa"/>
+            <w:tcBorders>
+              <w:top w:val="single" w:sz="4" w:space="0" w:color="D9DDE3"/>
+              <w:left w:val="single" w:sz="4" w:space="0" w:color="D9DDE3"/>
+              <w:bottom w:val="single" w:sz="4" w:space="0" w:color="D9DDE3"/>
+              <w:right w:val="single" w:sz="4" w:space="0" w:color="D9DDE3"/>
+            </w:tcBorders>
+            <w:tcMar>
+              <w:top w:w="70" w:type="dxa"/>
+              <w:left w:w="110" w:type="dxa"/>
+              <w:bottom w:w="70" w:type="dxa"/>
+              <w:right w:w="110" w:type="dxa"/>
+            </w:tcMar>
+          </w:tcPr>
+          <w:p>
+            <w:r>
+              <w:rPr>
+                <w:sz w:val="19"/>
+                <w:szCs w:val="19"/>
+              </w:rPr>
+              <w:t>kitid, paymentmode, wallettype, gender, dob, email, mobile, whatsappno, panno, address, pincode, statecode, city, district</w:t>
+            </w:r>
+          </w:p>
+        </w:tc>
+        <w:tc>
+          <w:tcPr>
+            <w:tcW w:w="3338" w:type="dxa"/>
+            <w:tcBorders>
+              <w:top w:val="single" w:sz="4" w:space="0" w:color="D9DDE3"/>
+              <w:left w:val="single" w:sz="4" w:space="0" w:color="D9DDE3"/>
+              <w:bottom w:val="single" w:sz="4" w:space="0" w:color="D9DDE3"/>
+              <w:right w:val="single" w:sz="4" w:space="0" w:color="D9DDE3"/>
+            </w:tcBorders>
+            <w:tcMar>
+              <w:top w:w="70" w:type="dxa"/>
+              <w:left w:w="110" w:type="dxa"/>
+              <w:bottom w:w="70" w:type="dxa"/>
+              <w:right w:w="110" w:type="dxa"/>
+            </w:tcMar>
+          </w:tcPr>
+          <w:p>
+            <w:r>
+              <w:rPr>
+                <w:sz w:val="19"/>
+                <w:szCs w:val="19"/>
+              </w:rPr>
+              <w:t>PETROCARDPurchase.aspx, PetroCardFinalPurchase.aspx</w:t>
+            </w:r>
+          </w:p>
+        </w:tc>
+      </w:tr>
     </w:tbl>
     <w:p>
       <w:r>
@@ -7683,7 +8397,7 @@
       <w:pPr>
         <w:pStyle w:val="Heading1"/>
       </w:pPr>
-      <w:bookmarkStart w:id="9" w:name="_Toc241163794"/>
+      <w:bookmarkStart w:id="9" w:name="_Toc241165999"/>
       <w:r>
         <w:lastRenderedPageBreak/>
         <w:t>9. Screen-wise APIs</w:t>
@@ -7702,7 +8416,7 @@
       <w:pPr>
         <w:pStyle w:val="Heading2"/>
       </w:pPr>
-      <w:bookmarkStart w:id="10" w:name="_Toc241163795"/>
+      <w:bookmarkStart w:id="10" w:name="_Toc241166000"/>
       <w:r>
         <w:t>9.1 Login / Logout</w:t>
       </w:r>
@@ -9474,7 +10188,7 @@
       <w:pPr>
         <w:pStyle w:val="Heading2"/>
       </w:pPr>
-      <w:bookmarkStart w:id="11" w:name="_Toc241163796"/>
+      <w:bookmarkStart w:id="11" w:name="_Toc241166001"/>
       <w:r>
         <w:t>9.2 Drawer — naam, ID aur balance</w:t>
       </w:r>
@@ -10983,7 +11697,7 @@
       <w:pPr>
         <w:pStyle w:val="Heading2"/>
       </w:pPr>
-      <w:bookmarkStart w:id="12" w:name="_Toc241163797"/>
+      <w:bookmarkStart w:id="12" w:name="_Toc241166002"/>
       <w:r>
         <w:t>9.3 Home</w:t>
       </w:r>
@@ -13733,7 +14447,7 @@
       <w:pPr>
         <w:pStyle w:val="Heading2"/>
       </w:pPr>
-      <w:bookmarkStart w:id="13" w:name="_Toc241163798"/>
+      <w:bookmarkStart w:id="13" w:name="_Toc241166003"/>
       <w:r>
         <w:t>9.4 Purchase Coupon</w:t>
       </w:r>
@@ -15704,7 +16418,7 @@
       <w:pPr>
         <w:pStyle w:val="Heading2"/>
       </w:pPr>
-      <w:bookmarkStart w:id="14" w:name="_Toc241163799"/>
+      <w:bookmarkStart w:id="14" w:name="_Toc241166004"/>
       <w:r>
         <w:t>9.5 Coupon Detail aur Buy</w:t>
       </w:r>
@@ -18118,7 +18832,7 @@
       <w:pPr>
         <w:pStyle w:val="Heading2"/>
       </w:pPr>
-      <w:bookmarkStart w:id="15" w:name="_Toc241163800"/>
+      <w:bookmarkStart w:id="15" w:name="_Toc241166005"/>
       <w:r>
         <w:t>9.6 Thank You / Redeem</w:t>
       </w:r>
@@ -19735,7 +20449,7 @@
       <w:pPr>
         <w:pStyle w:val="Heading2"/>
       </w:pPr>
-      <w:bookmarkStart w:id="16" w:name="_Toc241163801"/>
+      <w:bookmarkStart w:id="16" w:name="_Toc241166006"/>
       <w:r>
         <w:t>9.7 Subscription Now</w:t>
       </w:r>
@@ -21905,7 +22619,7 @@
       <w:pPr>
         <w:pStyle w:val="Heading2"/>
       </w:pPr>
-      <w:bookmarkStart w:id="17" w:name="_Toc241163802"/>
+      <w:bookmarkStart w:id="17" w:name="_Toc241166007"/>
       <w:r>
         <w:t>9.8 Activation Points</w:t>
       </w:r>
@@ -24103,7 +24817,7 @@
       <w:pPr>
         <w:pStyle w:val="Heading2"/>
       </w:pPr>
-      <w:bookmarkStart w:id="18" w:name="_Toc241163803"/>
+      <w:bookmarkStart w:id="18" w:name="_Toc241166008"/>
       <w:r>
         <w:t>9.9 Payment Status</w:t>
       </w:r>
@@ -24790,6 +25504,26 @@
           <w:sz w:val="17"/>
           <w:szCs w:val="17"/>
         </w:rPr>
+        <w:t>    "ordertype": "SUBSCRIPTION",</w:t>
+      </w:r>
+    </w:p>
+    <w:p>
+      <w:pPr>
+        <w:keepNext/>
+        <w:keepLines/>
+        <w:pBdr>
+          <w:left w:val="single" w:sz="18" w:space="8" w:color="E84000"/>
+        </w:pBdr>
+        <w:shd w:val="clear" w:color="auto" w:fill="F3F4F6"/>
+        <w:spacing w:line="250" w:lineRule="auto"/>
+        <w:ind w:left="180"/>
+      </w:pPr>
+      <w:r>
+        <w:rPr>
+          <w:rFonts w:ascii="Consolas" w:eastAsia="Consolas" w:hAnsi="Consolas" w:cs="Consolas"/>
+          <w:sz w:val="17"/>
+          <w:szCs w:val="17"/>
+        </w:rPr>
         <w:t>    "amount": 2499.00,</w:t>
       </w:r>
     </w:p>
@@ -25076,7 +25810,7 @@
       <w:pPr>
         <w:pStyle w:val="Heading2"/>
       </w:pPr>
-      <w:bookmarkStart w:id="19" w:name="_Toc241163804"/>
+      <w:bookmarkStart w:id="19" w:name="_Toc241166009"/>
       <w:r>
         <w:t>9.10 Account Delete</w:t>
       </w:r>
@@ -26270,6 +27004,6931 @@
       </w:r>
     </w:p>
     <w:p>
+      <w:pPr>
+        <w:pStyle w:val="Heading2"/>
+      </w:pPr>
+      <w:bookmarkStart w:id="20" w:name="_Toc241166010"/>
+      <w:r>
+        <w:t>9.11 Purchase Reports</w:t>
+      </w:r>
+      <w:bookmarkEnd w:id="20"/>
+    </w:p>
+    <w:p>
+      <w:pPr>
+        <w:spacing w:after="120"/>
+      </w:pPr>
+      <w:r>
+        <w:rPr>
+          <w:color w:val="5A6170"/>
+          <w:sz w:val="19"/>
+          <w:szCs w:val="19"/>
+        </w:rPr>
+        <w:t xml:space="preserve">Web page: </w:t>
+      </w:r>
+      <w:r>
+        <w:rPr>
+          <w:rFonts w:ascii="Consolas" w:eastAsia="Consolas" w:hAnsi="Consolas" w:cs="Consolas"/>
+          <w:color w:val="5A6170"/>
+          <w:sz w:val="18"/>
+          <w:szCs w:val="18"/>
+        </w:rPr>
+        <w:t>MyPurchaseDetail.aspx, PetroCardPurchaseReport.aspx</w:t>
+      </w:r>
+    </w:p>
+    <w:p>
+      <w:pPr>
+        <w:pStyle w:val="Heading3"/>
+      </w:pPr>
+      <w:r>
+        <w:t>reqtype: purchasehistory</w:t>
+      </w:r>
+    </w:p>
+    <w:tbl>
+      <w:tblPr>
+        <w:tblW w:w="9638" w:type="dxa"/>
+        <w:tblBorders>
+          <w:top w:val="single" w:sz="4" w:space="0" w:color="auto"/>
+          <w:left w:val="single" w:sz="4" w:space="0" w:color="auto"/>
+          <w:bottom w:val="single" w:sz="4" w:space="0" w:color="auto"/>
+          <w:right w:val="single" w:sz="4" w:space="0" w:color="auto"/>
+          <w:insideH w:val="single" w:sz="4" w:space="0" w:color="auto"/>
+          <w:insideV w:val="single" w:sz="4" w:space="0" w:color="auto"/>
+        </w:tblBorders>
+        <w:tblCellMar>
+          <w:left w:w="10" w:type="dxa"/>
+          <w:right w:w="10" w:type="dxa"/>
+        </w:tblCellMar>
+        <w:tblLook w:val="04A0" w:firstRow="1" w:lastRow="0" w:firstColumn="1" w:lastColumn="0" w:noHBand="0" w:noVBand="1"/>
+      </w:tblPr>
+      <w:tblGrid>
+        <w:gridCol w:w="2200"/>
+        <w:gridCol w:w="7438"/>
+      </w:tblGrid>
+      <w:tr>
+        <w:tblPrEx>
+          <w:tblCellMar>
+            <w:top w:w="0" w:type="dxa"/>
+            <w:bottom w:w="0" w:type="dxa"/>
+          </w:tblCellMar>
+        </w:tblPrEx>
+        <w:trPr>
+          <w:tblHeader/>
+        </w:trPr>
+        <w:tc>
+          <w:tcPr>
+            <w:tcW w:w="2200" w:type="dxa"/>
+            <w:tcBorders>
+              <w:top w:val="single" w:sz="4" w:space="0" w:color="D9DDE3"/>
+              <w:left w:val="single" w:sz="4" w:space="0" w:color="D9DDE3"/>
+              <w:bottom w:val="single" w:sz="4" w:space="0" w:color="D9DDE3"/>
+              <w:right w:val="single" w:sz="4" w:space="0" w:color="D9DDE3"/>
+            </w:tcBorders>
+            <w:shd w:val="clear" w:color="auto" w:fill="FDEBE3"/>
+            <w:tcMar>
+              <w:top w:w="70" w:type="dxa"/>
+              <w:left w:w="110" w:type="dxa"/>
+              <w:bottom w:w="70" w:type="dxa"/>
+              <w:right w:w="110" w:type="dxa"/>
+            </w:tcMar>
+          </w:tcPr>
+          <w:p>
+            <w:r>
+              <w:rPr>
+                <w:b/>
+                <w:bCs/>
+                <w:color w:val="B83300"/>
+                <w:sz w:val="18"/>
+                <w:szCs w:val="18"/>
+              </w:rPr>
+              <w:t>Item</w:t>
+            </w:r>
+          </w:p>
+        </w:tc>
+        <w:tc>
+          <w:tcPr>
+            <w:tcW w:w="7438" w:type="dxa"/>
+            <w:tcBorders>
+              <w:top w:val="single" w:sz="4" w:space="0" w:color="D9DDE3"/>
+              <w:left w:val="single" w:sz="4" w:space="0" w:color="D9DDE3"/>
+              <w:bottom w:val="single" w:sz="4" w:space="0" w:color="D9DDE3"/>
+              <w:right w:val="single" w:sz="4" w:space="0" w:color="D9DDE3"/>
+            </w:tcBorders>
+            <w:shd w:val="clear" w:color="auto" w:fill="FDEBE3"/>
+            <w:tcMar>
+              <w:top w:w="70" w:type="dxa"/>
+              <w:left w:w="110" w:type="dxa"/>
+              <w:bottom w:w="70" w:type="dxa"/>
+              <w:right w:w="110" w:type="dxa"/>
+            </w:tcMar>
+          </w:tcPr>
+          <w:p>
+            <w:r>
+              <w:rPr>
+                <w:b/>
+                <w:bCs/>
+                <w:color w:val="B83300"/>
+                <w:sz w:val="18"/>
+                <w:szCs w:val="18"/>
+              </w:rPr>
+              <w:t>Value</w:t>
+            </w:r>
+          </w:p>
+        </w:tc>
+      </w:tr>
+      <w:tr>
+        <w:tblPrEx>
+          <w:tblCellMar>
+            <w:top w:w="0" w:type="dxa"/>
+            <w:bottom w:w="0" w:type="dxa"/>
+          </w:tblCellMar>
+        </w:tblPrEx>
+        <w:trPr>
+          <w:cantSplit/>
+        </w:trPr>
+        <w:tc>
+          <w:tcPr>
+            <w:tcW w:w="2200" w:type="dxa"/>
+            <w:tcBorders>
+              <w:top w:val="single" w:sz="4" w:space="0" w:color="D9DDE3"/>
+              <w:left w:val="single" w:sz="4" w:space="0" w:color="D9DDE3"/>
+              <w:bottom w:val="single" w:sz="4" w:space="0" w:color="D9DDE3"/>
+              <w:right w:val="single" w:sz="4" w:space="0" w:color="D9DDE3"/>
+            </w:tcBorders>
+            <w:tcMar>
+              <w:top w:w="70" w:type="dxa"/>
+              <w:left w:w="110" w:type="dxa"/>
+              <w:bottom w:w="70" w:type="dxa"/>
+              <w:right w:w="110" w:type="dxa"/>
+            </w:tcMar>
+          </w:tcPr>
+          <w:p>
+            <w:r>
+              <w:rPr>
+                <w:b/>
+                <w:bCs/>
+                <w:sz w:val="19"/>
+                <w:szCs w:val="19"/>
+              </w:rPr>
+              <w:t>Login details</w:t>
+            </w:r>
+          </w:p>
+        </w:tc>
+        <w:tc>
+          <w:tcPr>
+            <w:tcW w:w="7438" w:type="dxa"/>
+            <w:tcBorders>
+              <w:top w:val="single" w:sz="4" w:space="0" w:color="D9DDE3"/>
+              <w:left w:val="single" w:sz="4" w:space="0" w:color="D9DDE3"/>
+              <w:bottom w:val="single" w:sz="4" w:space="0" w:color="D9DDE3"/>
+              <w:right w:val="single" w:sz="4" w:space="0" w:color="D9DDE3"/>
+            </w:tcBorders>
+            <w:tcMar>
+              <w:top w:w="70" w:type="dxa"/>
+              <w:left w:w="110" w:type="dxa"/>
+              <w:bottom w:w="70" w:type="dxa"/>
+              <w:right w:w="110" w:type="dxa"/>
+            </w:tcMar>
+          </w:tcPr>
+          <w:p>
+            <w:r>
+              <w:rPr>
+                <w:sz w:val="19"/>
+                <w:szCs w:val="19"/>
+              </w:rPr>
+              <w:t>userid + passwd zaroori</w:t>
+            </w:r>
+          </w:p>
+        </w:tc>
+      </w:tr>
+      <w:tr>
+        <w:tblPrEx>
+          <w:tblCellMar>
+            <w:top w:w="0" w:type="dxa"/>
+            <w:bottom w:w="0" w:type="dxa"/>
+          </w:tblCellMar>
+        </w:tblPrEx>
+        <w:trPr>
+          <w:cantSplit/>
+        </w:trPr>
+        <w:tc>
+          <w:tcPr>
+            <w:tcW w:w="2200" w:type="dxa"/>
+            <w:tcBorders>
+              <w:top w:val="single" w:sz="4" w:space="0" w:color="D9DDE3"/>
+              <w:left w:val="single" w:sz="4" w:space="0" w:color="D9DDE3"/>
+              <w:bottom w:val="single" w:sz="4" w:space="0" w:color="D9DDE3"/>
+              <w:right w:val="single" w:sz="4" w:space="0" w:color="D9DDE3"/>
+            </w:tcBorders>
+            <w:tcMar>
+              <w:top w:w="70" w:type="dxa"/>
+              <w:left w:w="110" w:type="dxa"/>
+              <w:bottom w:w="70" w:type="dxa"/>
+              <w:right w:w="110" w:type="dxa"/>
+            </w:tcMar>
+          </w:tcPr>
+          <w:p>
+            <w:r>
+              <w:rPr>
+                <w:b/>
+                <w:bCs/>
+                <w:sz w:val="19"/>
+                <w:szCs w:val="19"/>
+              </w:rPr>
+              <w:t>Fields</w:t>
+            </w:r>
+          </w:p>
+        </w:tc>
+        <w:tc>
+          <w:tcPr>
+            <w:tcW w:w="7438" w:type="dxa"/>
+            <w:tcBorders>
+              <w:top w:val="single" w:sz="4" w:space="0" w:color="D9DDE3"/>
+              <w:left w:val="single" w:sz="4" w:space="0" w:color="D9DDE3"/>
+              <w:bottom w:val="single" w:sz="4" w:space="0" w:color="D9DDE3"/>
+              <w:right w:val="single" w:sz="4" w:space="0" w:color="D9DDE3"/>
+            </w:tcBorders>
+            <w:tcMar>
+              <w:top w:w="70" w:type="dxa"/>
+              <w:left w:w="110" w:type="dxa"/>
+              <w:bottom w:w="70" w:type="dxa"/>
+              <w:right w:w="110" w:type="dxa"/>
+            </w:tcMar>
+          </w:tcPr>
+          <w:p>
+            <w:r>
+              <w:rPr>
+                <w:sz w:val="19"/>
+                <w:szCs w:val="19"/>
+              </w:rPr>
+              <w:t>page, pagesize (optional)</w:t>
+            </w:r>
+          </w:p>
+        </w:tc>
+      </w:tr>
+    </w:tbl>
+    <w:p>
+      <w:pPr>
+        <w:spacing w:after="80"/>
+      </w:pPr>
+    </w:p>
+    <w:p>
+      <w:pPr>
+        <w:spacing w:after="120"/>
+      </w:pPr>
+      <w:r>
+        <w:t>Member ke coupon purchase records, naya sabse pehle.</w:t>
+      </w:r>
+    </w:p>
+    <w:p>
+      <w:pPr>
+        <w:spacing w:after="120"/>
+      </w:pPr>
+      <w:r>
+        <w:rPr>
+          <w:rFonts w:ascii="Consolas" w:eastAsia="Consolas" w:hAnsi="Consolas" w:cs="Consolas"/>
+          <w:color w:val="B83300"/>
+          <w:sz w:val="19"/>
+          <w:szCs w:val="19"/>
+        </w:rPr>
+        <w:t>page</w:t>
+      </w:r>
+      <w:r>
+        <w:t xml:space="preserve"> / </w:t>
+      </w:r>
+      <w:r>
+        <w:rPr>
+          <w:rFonts w:ascii="Consolas" w:eastAsia="Consolas" w:hAnsi="Consolas" w:cs="Consolas"/>
+          <w:color w:val="B83300"/>
+          <w:sz w:val="19"/>
+          <w:szCs w:val="19"/>
+        </w:rPr>
+        <w:t>pagesize</w:t>
+      </w:r>
+      <w:r>
+        <w:t xml:space="preserve"> optional hain (pagesize default 20, max 100). </w:t>
+      </w:r>
+      <w:r>
+        <w:rPr>
+          <w:rFonts w:ascii="Consolas" w:eastAsia="Consolas" w:hAnsi="Consolas" w:cs="Consolas"/>
+          <w:color w:val="B83300"/>
+          <w:sz w:val="19"/>
+          <w:szCs w:val="19"/>
+        </w:rPr>
+        <w:t>page</w:t>
+      </w:r>
+      <w:r>
+        <w:t xml:space="preserve"> na bhejo to saare records aate hain.</w:t>
+      </w:r>
+    </w:p>
+    <w:p>
+      <w:pPr>
+        <w:keepNext/>
+        <w:spacing w:before="160" w:after="60"/>
+      </w:pPr>
+      <w:r>
+        <w:rPr>
+          <w:b/>
+          <w:bCs/>
+          <w:color w:val="5A6170"/>
+          <w:spacing w:val="20"/>
+          <w:sz w:val="17"/>
+          <w:szCs w:val="17"/>
+        </w:rPr>
+        <w:t>REQUEST</w:t>
+      </w:r>
+    </w:p>
+    <w:p>
+      <w:pPr>
+        <w:keepNext/>
+        <w:keepLines/>
+        <w:pBdr>
+          <w:left w:val="single" w:sz="18" w:space="8" w:color="E84000"/>
+        </w:pBdr>
+        <w:shd w:val="clear" w:color="auto" w:fill="F3F4F6"/>
+        <w:spacing w:before="60" w:line="250" w:lineRule="auto"/>
+        <w:ind w:left="180"/>
+      </w:pPr>
+      <w:r>
+        <w:rPr>
+          <w:rFonts w:ascii="Consolas" w:eastAsia="Consolas" w:hAnsi="Consolas" w:cs="Consolas"/>
+          <w:sz w:val="17"/>
+          <w:szCs w:val="17"/>
+        </w:rPr>
+        <w:t>{</w:t>
+      </w:r>
+    </w:p>
+    <w:p>
+      <w:pPr>
+        <w:keepNext/>
+        <w:keepLines/>
+        <w:pBdr>
+          <w:left w:val="single" w:sz="18" w:space="8" w:color="E84000"/>
+        </w:pBdr>
+        <w:shd w:val="clear" w:color="auto" w:fill="F3F4F6"/>
+        <w:spacing w:line="250" w:lineRule="auto"/>
+        <w:ind w:left="180"/>
+      </w:pPr>
+      <w:r>
+        <w:rPr>
+          <w:rFonts w:ascii="Consolas" w:eastAsia="Consolas" w:hAnsi="Consolas" w:cs="Consolas"/>
+          <w:sz w:val="17"/>
+          <w:szCs w:val="17"/>
+        </w:rPr>
+        <w:t>  "reqtype": "purchasehistory",</w:t>
+      </w:r>
+    </w:p>
+    <w:p>
+      <w:pPr>
+        <w:keepNext/>
+        <w:keepLines/>
+        <w:pBdr>
+          <w:left w:val="single" w:sz="18" w:space="8" w:color="E84000"/>
+        </w:pBdr>
+        <w:shd w:val="clear" w:color="auto" w:fill="F3F4F6"/>
+        <w:spacing w:line="250" w:lineRule="auto"/>
+        <w:ind w:left="180"/>
+      </w:pPr>
+      <w:r>
+        <w:rPr>
+          <w:rFonts w:ascii="Consolas" w:eastAsia="Consolas" w:hAnsi="Consolas" w:cs="Consolas"/>
+          <w:sz w:val="17"/>
+          <w:szCs w:val="17"/>
+        </w:rPr>
+        <w:t>  "userid": "EPI123456",</w:t>
+      </w:r>
+    </w:p>
+    <w:p>
+      <w:pPr>
+        <w:keepNext/>
+        <w:keepLines/>
+        <w:pBdr>
+          <w:left w:val="single" w:sz="18" w:space="8" w:color="E84000"/>
+        </w:pBdr>
+        <w:shd w:val="clear" w:color="auto" w:fill="F3F4F6"/>
+        <w:spacing w:line="250" w:lineRule="auto"/>
+        <w:ind w:left="180"/>
+      </w:pPr>
+      <w:r>
+        <w:rPr>
+          <w:rFonts w:ascii="Consolas" w:eastAsia="Consolas" w:hAnsi="Consolas" w:cs="Consolas"/>
+          <w:sz w:val="17"/>
+          <w:szCs w:val="17"/>
+        </w:rPr>
+        <w:t>  "passwd": "EPI@123456",</w:t>
+      </w:r>
+    </w:p>
+    <w:p>
+      <w:pPr>
+        <w:keepNext/>
+        <w:keepLines/>
+        <w:pBdr>
+          <w:left w:val="single" w:sz="18" w:space="8" w:color="E84000"/>
+        </w:pBdr>
+        <w:shd w:val="clear" w:color="auto" w:fill="F3F4F6"/>
+        <w:spacing w:line="250" w:lineRule="auto"/>
+        <w:ind w:left="180"/>
+      </w:pPr>
+      <w:r>
+        <w:rPr>
+          <w:rFonts w:ascii="Consolas" w:eastAsia="Consolas" w:hAnsi="Consolas" w:cs="Consolas"/>
+          <w:sz w:val="17"/>
+          <w:szCs w:val="17"/>
+        </w:rPr>
+        <w:t>  "page": 1,</w:t>
+      </w:r>
+    </w:p>
+    <w:p>
+      <w:pPr>
+        <w:keepNext/>
+        <w:keepLines/>
+        <w:pBdr>
+          <w:left w:val="single" w:sz="18" w:space="8" w:color="E84000"/>
+        </w:pBdr>
+        <w:shd w:val="clear" w:color="auto" w:fill="F3F4F6"/>
+        <w:spacing w:line="250" w:lineRule="auto"/>
+        <w:ind w:left="180"/>
+      </w:pPr>
+      <w:r>
+        <w:rPr>
+          <w:rFonts w:ascii="Consolas" w:eastAsia="Consolas" w:hAnsi="Consolas" w:cs="Consolas"/>
+          <w:sz w:val="17"/>
+          <w:szCs w:val="17"/>
+        </w:rPr>
+        <w:t>  "pagesize": 20</w:t>
+      </w:r>
+    </w:p>
+    <w:p>
+      <w:pPr>
+        <w:keepLines/>
+        <w:pBdr>
+          <w:left w:val="single" w:sz="18" w:space="8" w:color="E84000"/>
+        </w:pBdr>
+        <w:shd w:val="clear" w:color="auto" w:fill="F3F4F6"/>
+        <w:spacing w:after="160" w:line="250" w:lineRule="auto"/>
+        <w:ind w:left="180"/>
+      </w:pPr>
+      <w:r>
+        <w:rPr>
+          <w:rFonts w:ascii="Consolas" w:eastAsia="Consolas" w:hAnsi="Consolas" w:cs="Consolas"/>
+          <w:sz w:val="17"/>
+          <w:szCs w:val="17"/>
+        </w:rPr>
+        <w:t>}</w:t>
+      </w:r>
+    </w:p>
+    <w:p>
+      <w:pPr>
+        <w:keepNext/>
+        <w:spacing w:before="160" w:after="60"/>
+      </w:pPr>
+      <w:r>
+        <w:rPr>
+          <w:b/>
+          <w:bCs/>
+          <w:color w:val="5A6170"/>
+          <w:spacing w:val="20"/>
+          <w:sz w:val="17"/>
+          <w:szCs w:val="17"/>
+        </w:rPr>
+        <w:lastRenderedPageBreak/>
+        <w:t>RESPONSE (EXAMPLE)</w:t>
+      </w:r>
+    </w:p>
+    <w:p>
+      <w:pPr>
+        <w:keepNext/>
+        <w:keepLines/>
+        <w:pBdr>
+          <w:left w:val="single" w:sz="18" w:space="8" w:color="E84000"/>
+        </w:pBdr>
+        <w:shd w:val="clear" w:color="auto" w:fill="F3F4F6"/>
+        <w:spacing w:before="60" w:line="250" w:lineRule="auto"/>
+        <w:ind w:left="180"/>
+      </w:pPr>
+      <w:r>
+        <w:rPr>
+          <w:rFonts w:ascii="Consolas" w:eastAsia="Consolas" w:hAnsi="Consolas" w:cs="Consolas"/>
+          <w:sz w:val="17"/>
+          <w:szCs w:val="17"/>
+        </w:rPr>
+        <w:t>{</w:t>
+      </w:r>
+    </w:p>
+    <w:p>
+      <w:pPr>
+        <w:keepNext/>
+        <w:keepLines/>
+        <w:pBdr>
+          <w:left w:val="single" w:sz="18" w:space="8" w:color="E84000"/>
+        </w:pBdr>
+        <w:shd w:val="clear" w:color="auto" w:fill="F3F4F6"/>
+        <w:spacing w:line="250" w:lineRule="auto"/>
+        <w:ind w:left="180"/>
+      </w:pPr>
+      <w:r>
+        <w:rPr>
+          <w:rFonts w:ascii="Consolas" w:eastAsia="Consolas" w:hAnsi="Consolas" w:cs="Consolas"/>
+          <w:sz w:val="17"/>
+          <w:szCs w:val="17"/>
+        </w:rPr>
+        <w:t>  "response": "OK",</w:t>
+      </w:r>
+    </w:p>
+    <w:p>
+      <w:pPr>
+        <w:keepNext/>
+        <w:keepLines/>
+        <w:pBdr>
+          <w:left w:val="single" w:sz="18" w:space="8" w:color="E84000"/>
+        </w:pBdr>
+        <w:shd w:val="clear" w:color="auto" w:fill="F3F4F6"/>
+        <w:spacing w:line="250" w:lineRule="auto"/>
+        <w:ind w:left="180"/>
+      </w:pPr>
+      <w:r>
+        <w:rPr>
+          <w:rFonts w:ascii="Consolas" w:eastAsia="Consolas" w:hAnsi="Consolas" w:cs="Consolas"/>
+          <w:sz w:val="17"/>
+          <w:szCs w:val="17"/>
+        </w:rPr>
+        <w:t>  "code": 200,</w:t>
+      </w:r>
+    </w:p>
+    <w:p>
+      <w:pPr>
+        <w:keepNext/>
+        <w:keepLines/>
+        <w:pBdr>
+          <w:left w:val="single" w:sz="18" w:space="8" w:color="E84000"/>
+        </w:pBdr>
+        <w:shd w:val="clear" w:color="auto" w:fill="F3F4F6"/>
+        <w:spacing w:line="250" w:lineRule="auto"/>
+        <w:ind w:left="180"/>
+      </w:pPr>
+      <w:r>
+        <w:rPr>
+          <w:rFonts w:ascii="Consolas" w:eastAsia="Consolas" w:hAnsi="Consolas" w:cs="Consolas"/>
+          <w:sz w:val="17"/>
+          <w:szCs w:val="17"/>
+        </w:rPr>
+        <w:t>  "msg": "",</w:t>
+      </w:r>
+    </w:p>
+    <w:p>
+      <w:pPr>
+        <w:keepNext/>
+        <w:keepLines/>
+        <w:pBdr>
+          <w:left w:val="single" w:sz="18" w:space="8" w:color="E84000"/>
+        </w:pBdr>
+        <w:shd w:val="clear" w:color="auto" w:fill="F3F4F6"/>
+        <w:spacing w:line="250" w:lineRule="auto"/>
+        <w:ind w:left="180"/>
+      </w:pPr>
+      <w:r>
+        <w:rPr>
+          <w:rFonts w:ascii="Consolas" w:eastAsia="Consolas" w:hAnsi="Consolas" w:cs="Consolas"/>
+          <w:sz w:val="17"/>
+          <w:szCs w:val="17"/>
+        </w:rPr>
+        <w:t>  "reqtype": "purchasehistory",</w:t>
+      </w:r>
+    </w:p>
+    <w:p>
+      <w:pPr>
+        <w:keepNext/>
+        <w:keepLines/>
+        <w:pBdr>
+          <w:left w:val="single" w:sz="18" w:space="8" w:color="E84000"/>
+        </w:pBdr>
+        <w:shd w:val="clear" w:color="auto" w:fill="F3F4F6"/>
+        <w:spacing w:line="250" w:lineRule="auto"/>
+        <w:ind w:left="180"/>
+      </w:pPr>
+      <w:r>
+        <w:rPr>
+          <w:rFonts w:ascii="Consolas" w:eastAsia="Consolas" w:hAnsi="Consolas" w:cs="Consolas"/>
+          <w:sz w:val="17"/>
+          <w:szCs w:val="17"/>
+        </w:rPr>
+        <w:t>  "reqid": "20260924180105112233",</w:t>
+      </w:r>
+    </w:p>
+    <w:p>
+      <w:pPr>
+        <w:keepNext/>
+        <w:keepLines/>
+        <w:pBdr>
+          <w:left w:val="single" w:sz="18" w:space="8" w:color="E84000"/>
+        </w:pBdr>
+        <w:shd w:val="clear" w:color="auto" w:fill="F3F4F6"/>
+        <w:spacing w:line="250" w:lineRule="auto"/>
+        <w:ind w:left="180"/>
+      </w:pPr>
+      <w:r>
+        <w:rPr>
+          <w:rFonts w:ascii="Consolas" w:eastAsia="Consolas" w:hAnsi="Consolas" w:cs="Consolas"/>
+          <w:sz w:val="17"/>
+          <w:szCs w:val="17"/>
+        </w:rPr>
+        <w:t>  "data": {</w:t>
+      </w:r>
+    </w:p>
+    <w:p>
+      <w:pPr>
+        <w:keepNext/>
+        <w:keepLines/>
+        <w:pBdr>
+          <w:left w:val="single" w:sz="18" w:space="8" w:color="E84000"/>
+        </w:pBdr>
+        <w:shd w:val="clear" w:color="auto" w:fill="F3F4F6"/>
+        <w:spacing w:line="250" w:lineRule="auto"/>
+        <w:ind w:left="180"/>
+      </w:pPr>
+      <w:r>
+        <w:rPr>
+          <w:rFonts w:ascii="Consolas" w:eastAsia="Consolas" w:hAnsi="Consolas" w:cs="Consolas"/>
+          <w:sz w:val="17"/>
+          <w:szCs w:val="17"/>
+        </w:rPr>
+        <w:t>    "total": 2,</w:t>
+      </w:r>
+    </w:p>
+    <w:p>
+      <w:pPr>
+        <w:keepNext/>
+        <w:keepLines/>
+        <w:pBdr>
+          <w:left w:val="single" w:sz="18" w:space="8" w:color="E84000"/>
+        </w:pBdr>
+        <w:shd w:val="clear" w:color="auto" w:fill="F3F4F6"/>
+        <w:spacing w:line="250" w:lineRule="auto"/>
+        <w:ind w:left="180"/>
+      </w:pPr>
+      <w:r>
+        <w:rPr>
+          <w:rFonts w:ascii="Consolas" w:eastAsia="Consolas" w:hAnsi="Consolas" w:cs="Consolas"/>
+          <w:sz w:val="17"/>
+          <w:szCs w:val="17"/>
+        </w:rPr>
+        <w:t>    "page": 1,</w:t>
+      </w:r>
+    </w:p>
+    <w:p>
+      <w:pPr>
+        <w:keepNext/>
+        <w:keepLines/>
+        <w:pBdr>
+          <w:left w:val="single" w:sz="18" w:space="8" w:color="E84000"/>
+        </w:pBdr>
+        <w:shd w:val="clear" w:color="auto" w:fill="F3F4F6"/>
+        <w:spacing w:line="250" w:lineRule="auto"/>
+        <w:ind w:left="180"/>
+      </w:pPr>
+      <w:r>
+        <w:rPr>
+          <w:rFonts w:ascii="Consolas" w:eastAsia="Consolas" w:hAnsi="Consolas" w:cs="Consolas"/>
+          <w:sz w:val="17"/>
+          <w:szCs w:val="17"/>
+        </w:rPr>
+        <w:t>    "pagesize": 20,</w:t>
+      </w:r>
+    </w:p>
+    <w:p>
+      <w:pPr>
+        <w:keepNext/>
+        <w:keepLines/>
+        <w:pBdr>
+          <w:left w:val="single" w:sz="18" w:space="8" w:color="E84000"/>
+        </w:pBdr>
+        <w:shd w:val="clear" w:color="auto" w:fill="F3F4F6"/>
+        <w:spacing w:line="250" w:lineRule="auto"/>
+        <w:ind w:left="180"/>
+      </w:pPr>
+      <w:r>
+        <w:rPr>
+          <w:rFonts w:ascii="Consolas" w:eastAsia="Consolas" w:hAnsi="Consolas" w:cs="Consolas"/>
+          <w:sz w:val="17"/>
+          <w:szCs w:val="17"/>
+        </w:rPr>
+        <w:t>    "totalpages": 1,</w:t>
+      </w:r>
+    </w:p>
+    <w:p>
+      <w:pPr>
+        <w:keepNext/>
+        <w:keepLines/>
+        <w:pBdr>
+          <w:left w:val="single" w:sz="18" w:space="8" w:color="E84000"/>
+        </w:pBdr>
+        <w:shd w:val="clear" w:color="auto" w:fill="F3F4F6"/>
+        <w:spacing w:line="250" w:lineRule="auto"/>
+        <w:ind w:left="180"/>
+      </w:pPr>
+      <w:r>
+        <w:rPr>
+          <w:rFonts w:ascii="Consolas" w:eastAsia="Consolas" w:hAnsi="Consolas" w:cs="Consolas"/>
+          <w:sz w:val="17"/>
+          <w:szCs w:val="17"/>
+        </w:rPr>
+        <w:t>    "records": [</w:t>
+      </w:r>
+    </w:p>
+    <w:p>
+      <w:pPr>
+        <w:keepNext/>
+        <w:keepLines/>
+        <w:pBdr>
+          <w:left w:val="single" w:sz="18" w:space="8" w:color="E84000"/>
+        </w:pBdr>
+        <w:shd w:val="clear" w:color="auto" w:fill="F3F4F6"/>
+        <w:spacing w:line="250" w:lineRule="auto"/>
+        <w:ind w:left="180"/>
+      </w:pPr>
+      <w:r>
+        <w:rPr>
+          <w:rFonts w:ascii="Consolas" w:eastAsia="Consolas" w:hAnsi="Consolas" w:cs="Consolas"/>
+          <w:sz w:val="17"/>
+          <w:szCs w:val="17"/>
+        </w:rPr>
+        <w:t>      {</w:t>
+      </w:r>
+    </w:p>
+    <w:p>
+      <w:pPr>
+        <w:keepNext/>
+        <w:keepLines/>
+        <w:pBdr>
+          <w:left w:val="single" w:sz="18" w:space="8" w:color="E84000"/>
+        </w:pBdr>
+        <w:shd w:val="clear" w:color="auto" w:fill="F3F4F6"/>
+        <w:spacing w:line="250" w:lineRule="auto"/>
+        <w:ind w:left="180"/>
+      </w:pPr>
+      <w:r>
+        <w:rPr>
+          <w:rFonts w:ascii="Consolas" w:eastAsia="Consolas" w:hAnsi="Consolas" w:cs="Consolas"/>
+          <w:sz w:val="17"/>
+          <w:szCs w:val="17"/>
+        </w:rPr>
+        <w:t>        "billno": "482913",</w:t>
+      </w:r>
+    </w:p>
+    <w:p>
+      <w:pPr>
+        <w:keepNext/>
+        <w:keepLines/>
+        <w:pBdr>
+          <w:left w:val="single" w:sz="18" w:space="8" w:color="E84000"/>
+        </w:pBdr>
+        <w:shd w:val="clear" w:color="auto" w:fill="F3F4F6"/>
+        <w:spacing w:line="250" w:lineRule="auto"/>
+        <w:ind w:left="180"/>
+      </w:pPr>
+      <w:r>
+        <w:rPr>
+          <w:rFonts w:ascii="Consolas" w:eastAsia="Consolas" w:hAnsi="Consolas" w:cs="Consolas"/>
+          <w:sz w:val="17"/>
+          <w:szCs w:val="17"/>
+        </w:rPr>
+        <w:t>        "amount": 2100.00,</w:t>
+      </w:r>
+    </w:p>
+    <w:p>
+      <w:pPr>
+        <w:keepNext/>
+        <w:keepLines/>
+        <w:pBdr>
+          <w:left w:val="single" w:sz="18" w:space="8" w:color="E84000"/>
+        </w:pBdr>
+        <w:shd w:val="clear" w:color="auto" w:fill="F3F4F6"/>
+        <w:spacing w:line="250" w:lineRule="auto"/>
+        <w:ind w:left="180"/>
+      </w:pPr>
+      <w:r>
+        <w:rPr>
+          <w:rFonts w:ascii="Consolas" w:eastAsia="Consolas" w:hAnsi="Consolas" w:cs="Consolas"/>
+          <w:sz w:val="17"/>
+          <w:szCs w:val="17"/>
+        </w:rPr>
+        <w:t>        "kitid": 1005,</w:t>
+      </w:r>
+    </w:p>
+    <w:p>
+      <w:pPr>
+        <w:keepNext/>
+        <w:keepLines/>
+        <w:pBdr>
+          <w:left w:val="single" w:sz="18" w:space="8" w:color="E84000"/>
+        </w:pBdr>
+        <w:shd w:val="clear" w:color="auto" w:fill="F3F4F6"/>
+        <w:spacing w:line="250" w:lineRule="auto"/>
+        <w:ind w:left="180"/>
+      </w:pPr>
+      <w:r>
+        <w:rPr>
+          <w:rFonts w:ascii="Consolas" w:eastAsia="Consolas" w:hAnsi="Consolas" w:cs="Consolas"/>
+          <w:sz w:val="17"/>
+          <w:szCs w:val="17"/>
+        </w:rPr>
+        <w:t>        "kitname": "Movie Package (10 Ticket)",</w:t>
+      </w:r>
+    </w:p>
+    <w:p>
+      <w:pPr>
+        <w:keepNext/>
+        <w:keepLines/>
+        <w:pBdr>
+          <w:left w:val="single" w:sz="18" w:space="8" w:color="E84000"/>
+        </w:pBdr>
+        <w:shd w:val="clear" w:color="auto" w:fill="F3F4F6"/>
+        <w:spacing w:line="250" w:lineRule="auto"/>
+        <w:ind w:left="180"/>
+      </w:pPr>
+      <w:r>
+        <w:rPr>
+          <w:rFonts w:ascii="Consolas" w:eastAsia="Consolas" w:hAnsi="Consolas" w:cs="Consolas"/>
+          <w:sz w:val="17"/>
+          <w:szCs w:val="17"/>
+        </w:rPr>
+        <w:t>        "orderdate": "24-Sep-2026",</w:t>
+      </w:r>
+    </w:p>
+    <w:p>
+      <w:pPr>
+        <w:keepNext/>
+        <w:keepLines/>
+        <w:pBdr>
+          <w:left w:val="single" w:sz="18" w:space="8" w:color="E84000"/>
+        </w:pBdr>
+        <w:shd w:val="clear" w:color="auto" w:fill="F3F4F6"/>
+        <w:spacing w:line="250" w:lineRule="auto"/>
+        <w:ind w:left="180"/>
+      </w:pPr>
+      <w:r>
+        <w:rPr>
+          <w:rFonts w:ascii="Consolas" w:eastAsia="Consolas" w:hAnsi="Consolas" w:cs="Consolas"/>
+          <w:sz w:val="17"/>
+          <w:szCs w:val="17"/>
+        </w:rPr>
+        <w:t>        "redeemtype": "MOVIE"</w:t>
+      </w:r>
+    </w:p>
+    <w:p>
+      <w:pPr>
+        <w:keepNext/>
+        <w:keepLines/>
+        <w:pBdr>
+          <w:left w:val="single" w:sz="18" w:space="8" w:color="E84000"/>
+        </w:pBdr>
+        <w:shd w:val="clear" w:color="auto" w:fill="F3F4F6"/>
+        <w:spacing w:line="250" w:lineRule="auto"/>
+        <w:ind w:left="180"/>
+      </w:pPr>
+      <w:r>
+        <w:rPr>
+          <w:rFonts w:ascii="Consolas" w:eastAsia="Consolas" w:hAnsi="Consolas" w:cs="Consolas"/>
+          <w:sz w:val="17"/>
+          <w:szCs w:val="17"/>
+        </w:rPr>
+        <w:t>      },</w:t>
+      </w:r>
+    </w:p>
+    <w:p>
+      <w:pPr>
+        <w:keepNext/>
+        <w:keepLines/>
+        <w:pBdr>
+          <w:left w:val="single" w:sz="18" w:space="8" w:color="E84000"/>
+        </w:pBdr>
+        <w:shd w:val="clear" w:color="auto" w:fill="F3F4F6"/>
+        <w:spacing w:line="250" w:lineRule="auto"/>
+        <w:ind w:left="180"/>
+      </w:pPr>
+      <w:r>
+        <w:rPr>
+          <w:rFonts w:ascii="Consolas" w:eastAsia="Consolas" w:hAnsi="Consolas" w:cs="Consolas"/>
+          <w:sz w:val="17"/>
+          <w:szCs w:val="17"/>
+        </w:rPr>
+        <w:t>      {</w:t>
+      </w:r>
+    </w:p>
+    <w:p>
+      <w:pPr>
+        <w:keepNext/>
+        <w:keepLines/>
+        <w:pBdr>
+          <w:left w:val="single" w:sz="18" w:space="8" w:color="E84000"/>
+        </w:pBdr>
+        <w:shd w:val="clear" w:color="auto" w:fill="F3F4F6"/>
+        <w:spacing w:line="250" w:lineRule="auto"/>
+        <w:ind w:left="180"/>
+      </w:pPr>
+      <w:r>
+        <w:rPr>
+          <w:rFonts w:ascii="Consolas" w:eastAsia="Consolas" w:hAnsi="Consolas" w:cs="Consolas"/>
+          <w:sz w:val="17"/>
+          <w:szCs w:val="17"/>
+        </w:rPr>
+        <w:t>        "billno": "375108",</w:t>
+      </w:r>
+    </w:p>
+    <w:p>
+      <w:pPr>
+        <w:keepNext/>
+        <w:keepLines/>
+        <w:pBdr>
+          <w:left w:val="single" w:sz="18" w:space="8" w:color="E84000"/>
+        </w:pBdr>
+        <w:shd w:val="clear" w:color="auto" w:fill="F3F4F6"/>
+        <w:spacing w:line="250" w:lineRule="auto"/>
+        <w:ind w:left="180"/>
+      </w:pPr>
+      <w:r>
+        <w:rPr>
+          <w:rFonts w:ascii="Consolas" w:eastAsia="Consolas" w:hAnsi="Consolas" w:cs="Consolas"/>
+          <w:sz w:val="17"/>
+          <w:szCs w:val="17"/>
+        </w:rPr>
+        <w:t>        "amount": 2000.00,</w:t>
+      </w:r>
+    </w:p>
+    <w:p>
+      <w:pPr>
+        <w:keepNext/>
+        <w:keepLines/>
+        <w:pBdr>
+          <w:left w:val="single" w:sz="18" w:space="8" w:color="E84000"/>
+        </w:pBdr>
+        <w:shd w:val="clear" w:color="auto" w:fill="F3F4F6"/>
+        <w:spacing w:line="250" w:lineRule="auto"/>
+        <w:ind w:left="180"/>
+      </w:pPr>
+      <w:r>
+        <w:rPr>
+          <w:rFonts w:ascii="Consolas" w:eastAsia="Consolas" w:hAnsi="Consolas" w:cs="Consolas"/>
+          <w:sz w:val="17"/>
+          <w:szCs w:val="17"/>
+        </w:rPr>
+        <w:t>        "kitid": 1001,</w:t>
+      </w:r>
+    </w:p>
+    <w:p>
+      <w:pPr>
+        <w:keepNext/>
+        <w:keepLines/>
+        <w:pBdr>
+          <w:left w:val="single" w:sz="18" w:space="8" w:color="E84000"/>
+        </w:pBdr>
+        <w:shd w:val="clear" w:color="auto" w:fill="F3F4F6"/>
+        <w:spacing w:line="250" w:lineRule="auto"/>
+        <w:ind w:left="180"/>
+      </w:pPr>
+      <w:r>
+        <w:rPr>
+          <w:rFonts w:ascii="Consolas" w:eastAsia="Consolas" w:hAnsi="Consolas" w:cs="Consolas"/>
+          <w:sz w:val="17"/>
+          <w:szCs w:val="17"/>
+        </w:rPr>
+        <w:t>        "kitname": "Food Package (5 Coupon)",</w:t>
+      </w:r>
+    </w:p>
+    <w:p>
+      <w:pPr>
+        <w:keepNext/>
+        <w:keepLines/>
+        <w:pBdr>
+          <w:left w:val="single" w:sz="18" w:space="8" w:color="E84000"/>
+        </w:pBdr>
+        <w:shd w:val="clear" w:color="auto" w:fill="F3F4F6"/>
+        <w:spacing w:line="250" w:lineRule="auto"/>
+        <w:ind w:left="180"/>
+      </w:pPr>
+      <w:r>
+        <w:rPr>
+          <w:rFonts w:ascii="Consolas" w:eastAsia="Consolas" w:hAnsi="Consolas" w:cs="Consolas"/>
+          <w:sz w:val="17"/>
+          <w:szCs w:val="17"/>
+        </w:rPr>
+        <w:t>        "orderdate": "02-Sep-2026",</w:t>
+      </w:r>
+    </w:p>
+    <w:p>
+      <w:pPr>
+        <w:keepNext/>
+        <w:keepLines/>
+        <w:pBdr>
+          <w:left w:val="single" w:sz="18" w:space="8" w:color="E84000"/>
+        </w:pBdr>
+        <w:shd w:val="clear" w:color="auto" w:fill="F3F4F6"/>
+        <w:spacing w:line="250" w:lineRule="auto"/>
+        <w:ind w:left="180"/>
+      </w:pPr>
+      <w:r>
+        <w:rPr>
+          <w:rFonts w:ascii="Consolas" w:eastAsia="Consolas" w:hAnsi="Consolas" w:cs="Consolas"/>
+          <w:sz w:val="17"/>
+          <w:szCs w:val="17"/>
+        </w:rPr>
+        <w:t>        "redeemtype": "FOOD"</w:t>
+      </w:r>
+    </w:p>
+    <w:p>
+      <w:pPr>
+        <w:keepNext/>
+        <w:keepLines/>
+        <w:pBdr>
+          <w:left w:val="single" w:sz="18" w:space="8" w:color="E84000"/>
+        </w:pBdr>
+        <w:shd w:val="clear" w:color="auto" w:fill="F3F4F6"/>
+        <w:spacing w:line="250" w:lineRule="auto"/>
+        <w:ind w:left="180"/>
+      </w:pPr>
+      <w:r>
+        <w:rPr>
+          <w:rFonts w:ascii="Consolas" w:eastAsia="Consolas" w:hAnsi="Consolas" w:cs="Consolas"/>
+          <w:sz w:val="17"/>
+          <w:szCs w:val="17"/>
+        </w:rPr>
+        <w:t>      }</w:t>
+      </w:r>
+    </w:p>
+    <w:p>
+      <w:pPr>
+        <w:keepNext/>
+        <w:keepLines/>
+        <w:pBdr>
+          <w:left w:val="single" w:sz="18" w:space="8" w:color="E84000"/>
+        </w:pBdr>
+        <w:shd w:val="clear" w:color="auto" w:fill="F3F4F6"/>
+        <w:spacing w:line="250" w:lineRule="auto"/>
+        <w:ind w:left="180"/>
+      </w:pPr>
+      <w:r>
+        <w:rPr>
+          <w:rFonts w:ascii="Consolas" w:eastAsia="Consolas" w:hAnsi="Consolas" w:cs="Consolas"/>
+          <w:sz w:val="17"/>
+          <w:szCs w:val="17"/>
+        </w:rPr>
+        <w:t>    ]</w:t>
+      </w:r>
+    </w:p>
+    <w:p>
+      <w:pPr>
+        <w:keepNext/>
+        <w:keepLines/>
+        <w:pBdr>
+          <w:left w:val="single" w:sz="18" w:space="8" w:color="E84000"/>
+        </w:pBdr>
+        <w:shd w:val="clear" w:color="auto" w:fill="F3F4F6"/>
+        <w:spacing w:line="250" w:lineRule="auto"/>
+        <w:ind w:left="180"/>
+      </w:pPr>
+      <w:r>
+        <w:rPr>
+          <w:rFonts w:ascii="Consolas" w:eastAsia="Consolas" w:hAnsi="Consolas" w:cs="Consolas"/>
+          <w:sz w:val="17"/>
+          <w:szCs w:val="17"/>
+        </w:rPr>
+        <w:t>  }</w:t>
+      </w:r>
+    </w:p>
+    <w:p>
+      <w:pPr>
+        <w:keepLines/>
+        <w:pBdr>
+          <w:left w:val="single" w:sz="18" w:space="8" w:color="E84000"/>
+        </w:pBdr>
+        <w:shd w:val="clear" w:color="auto" w:fill="F3F4F6"/>
+        <w:spacing w:after="160" w:line="250" w:lineRule="auto"/>
+        <w:ind w:left="180"/>
+      </w:pPr>
+      <w:r>
+        <w:rPr>
+          <w:rFonts w:ascii="Consolas" w:eastAsia="Consolas" w:hAnsi="Consolas" w:cs="Consolas"/>
+          <w:sz w:val="17"/>
+          <w:szCs w:val="17"/>
+        </w:rPr>
+        <w:t>}</w:t>
+      </w:r>
+    </w:p>
+    <w:p>
+      <w:pPr>
+        <w:pStyle w:val="Heading3"/>
+      </w:pPr>
+      <w:r>
+        <w:t>reqtype: petrocardreport</w:t>
+      </w:r>
+    </w:p>
+    <w:tbl>
+      <w:tblPr>
+        <w:tblW w:w="9638" w:type="dxa"/>
+        <w:tblBorders>
+          <w:top w:val="single" w:sz="4" w:space="0" w:color="auto"/>
+          <w:left w:val="single" w:sz="4" w:space="0" w:color="auto"/>
+          <w:bottom w:val="single" w:sz="4" w:space="0" w:color="auto"/>
+          <w:right w:val="single" w:sz="4" w:space="0" w:color="auto"/>
+          <w:insideH w:val="single" w:sz="4" w:space="0" w:color="auto"/>
+          <w:insideV w:val="single" w:sz="4" w:space="0" w:color="auto"/>
+        </w:tblBorders>
+        <w:tblCellMar>
+          <w:left w:w="10" w:type="dxa"/>
+          <w:right w:w="10" w:type="dxa"/>
+        </w:tblCellMar>
+        <w:tblLook w:val="04A0" w:firstRow="1" w:lastRow="0" w:firstColumn="1" w:lastColumn="0" w:noHBand="0" w:noVBand="1"/>
+      </w:tblPr>
+      <w:tblGrid>
+        <w:gridCol w:w="2200"/>
+        <w:gridCol w:w="7438"/>
+      </w:tblGrid>
+      <w:tr>
+        <w:tblPrEx>
+          <w:tblCellMar>
+            <w:top w:w="0" w:type="dxa"/>
+            <w:bottom w:w="0" w:type="dxa"/>
+          </w:tblCellMar>
+        </w:tblPrEx>
+        <w:trPr>
+          <w:tblHeader/>
+        </w:trPr>
+        <w:tc>
+          <w:tcPr>
+            <w:tcW w:w="2200" w:type="dxa"/>
+            <w:tcBorders>
+              <w:top w:val="single" w:sz="4" w:space="0" w:color="D9DDE3"/>
+              <w:left w:val="single" w:sz="4" w:space="0" w:color="D9DDE3"/>
+              <w:bottom w:val="single" w:sz="4" w:space="0" w:color="D9DDE3"/>
+              <w:right w:val="single" w:sz="4" w:space="0" w:color="D9DDE3"/>
+            </w:tcBorders>
+            <w:shd w:val="clear" w:color="auto" w:fill="FDEBE3"/>
+            <w:tcMar>
+              <w:top w:w="70" w:type="dxa"/>
+              <w:left w:w="110" w:type="dxa"/>
+              <w:bottom w:w="70" w:type="dxa"/>
+              <w:right w:w="110" w:type="dxa"/>
+            </w:tcMar>
+          </w:tcPr>
+          <w:p>
+            <w:r>
+              <w:rPr>
+                <w:b/>
+                <w:bCs/>
+                <w:color w:val="B83300"/>
+                <w:sz w:val="18"/>
+                <w:szCs w:val="18"/>
+              </w:rPr>
+              <w:t>Item</w:t>
+            </w:r>
+          </w:p>
+        </w:tc>
+        <w:tc>
+          <w:tcPr>
+            <w:tcW w:w="7438" w:type="dxa"/>
+            <w:tcBorders>
+              <w:top w:val="single" w:sz="4" w:space="0" w:color="D9DDE3"/>
+              <w:left w:val="single" w:sz="4" w:space="0" w:color="D9DDE3"/>
+              <w:bottom w:val="single" w:sz="4" w:space="0" w:color="D9DDE3"/>
+              <w:right w:val="single" w:sz="4" w:space="0" w:color="D9DDE3"/>
+            </w:tcBorders>
+            <w:shd w:val="clear" w:color="auto" w:fill="FDEBE3"/>
+            <w:tcMar>
+              <w:top w:w="70" w:type="dxa"/>
+              <w:left w:w="110" w:type="dxa"/>
+              <w:bottom w:w="70" w:type="dxa"/>
+              <w:right w:w="110" w:type="dxa"/>
+            </w:tcMar>
+          </w:tcPr>
+          <w:p>
+            <w:r>
+              <w:rPr>
+                <w:b/>
+                <w:bCs/>
+                <w:color w:val="B83300"/>
+                <w:sz w:val="18"/>
+                <w:szCs w:val="18"/>
+              </w:rPr>
+              <w:t>Value</w:t>
+            </w:r>
+          </w:p>
+        </w:tc>
+      </w:tr>
+      <w:tr>
+        <w:tblPrEx>
+          <w:tblCellMar>
+            <w:top w:w="0" w:type="dxa"/>
+            <w:bottom w:w="0" w:type="dxa"/>
+          </w:tblCellMar>
+        </w:tblPrEx>
+        <w:trPr>
+          <w:cantSplit/>
+        </w:trPr>
+        <w:tc>
+          <w:tcPr>
+            <w:tcW w:w="2200" w:type="dxa"/>
+            <w:tcBorders>
+              <w:top w:val="single" w:sz="4" w:space="0" w:color="D9DDE3"/>
+              <w:left w:val="single" w:sz="4" w:space="0" w:color="D9DDE3"/>
+              <w:bottom w:val="single" w:sz="4" w:space="0" w:color="D9DDE3"/>
+              <w:right w:val="single" w:sz="4" w:space="0" w:color="D9DDE3"/>
+            </w:tcBorders>
+            <w:tcMar>
+              <w:top w:w="70" w:type="dxa"/>
+              <w:left w:w="110" w:type="dxa"/>
+              <w:bottom w:w="70" w:type="dxa"/>
+              <w:right w:w="110" w:type="dxa"/>
+            </w:tcMar>
+          </w:tcPr>
+          <w:p>
+            <w:r>
+              <w:rPr>
+                <w:b/>
+                <w:bCs/>
+                <w:sz w:val="19"/>
+                <w:szCs w:val="19"/>
+              </w:rPr>
+              <w:t>Login details</w:t>
+            </w:r>
+          </w:p>
+        </w:tc>
+        <w:tc>
+          <w:tcPr>
+            <w:tcW w:w="7438" w:type="dxa"/>
+            <w:tcBorders>
+              <w:top w:val="single" w:sz="4" w:space="0" w:color="D9DDE3"/>
+              <w:left w:val="single" w:sz="4" w:space="0" w:color="D9DDE3"/>
+              <w:bottom w:val="single" w:sz="4" w:space="0" w:color="D9DDE3"/>
+              <w:right w:val="single" w:sz="4" w:space="0" w:color="D9DDE3"/>
+            </w:tcBorders>
+            <w:tcMar>
+              <w:top w:w="70" w:type="dxa"/>
+              <w:left w:w="110" w:type="dxa"/>
+              <w:bottom w:w="70" w:type="dxa"/>
+              <w:right w:w="110" w:type="dxa"/>
+            </w:tcMar>
+          </w:tcPr>
+          <w:p>
+            <w:r>
+              <w:rPr>
+                <w:sz w:val="19"/>
+                <w:szCs w:val="19"/>
+              </w:rPr>
+              <w:t>userid + passwd zaroori</w:t>
+            </w:r>
+          </w:p>
+        </w:tc>
+      </w:tr>
+      <w:tr>
+        <w:tblPrEx>
+          <w:tblCellMar>
+            <w:top w:w="0" w:type="dxa"/>
+            <w:bottom w:w="0" w:type="dxa"/>
+          </w:tblCellMar>
+        </w:tblPrEx>
+        <w:trPr>
+          <w:cantSplit/>
+        </w:trPr>
+        <w:tc>
+          <w:tcPr>
+            <w:tcW w:w="2200" w:type="dxa"/>
+            <w:tcBorders>
+              <w:top w:val="single" w:sz="4" w:space="0" w:color="D9DDE3"/>
+              <w:left w:val="single" w:sz="4" w:space="0" w:color="D9DDE3"/>
+              <w:bottom w:val="single" w:sz="4" w:space="0" w:color="D9DDE3"/>
+              <w:right w:val="single" w:sz="4" w:space="0" w:color="D9DDE3"/>
+            </w:tcBorders>
+            <w:tcMar>
+              <w:top w:w="70" w:type="dxa"/>
+              <w:left w:w="110" w:type="dxa"/>
+              <w:bottom w:w="70" w:type="dxa"/>
+              <w:right w:w="110" w:type="dxa"/>
+            </w:tcMar>
+          </w:tcPr>
+          <w:p>
+            <w:r>
+              <w:rPr>
+                <w:b/>
+                <w:bCs/>
+                <w:sz w:val="19"/>
+                <w:szCs w:val="19"/>
+              </w:rPr>
+              <w:t>Fields</w:t>
+            </w:r>
+          </w:p>
+        </w:tc>
+        <w:tc>
+          <w:tcPr>
+            <w:tcW w:w="7438" w:type="dxa"/>
+            <w:tcBorders>
+              <w:top w:val="single" w:sz="4" w:space="0" w:color="D9DDE3"/>
+              <w:left w:val="single" w:sz="4" w:space="0" w:color="D9DDE3"/>
+              <w:bottom w:val="single" w:sz="4" w:space="0" w:color="D9DDE3"/>
+              <w:right w:val="single" w:sz="4" w:space="0" w:color="D9DDE3"/>
+            </w:tcBorders>
+            <w:tcMar>
+              <w:top w:w="70" w:type="dxa"/>
+              <w:left w:w="110" w:type="dxa"/>
+              <w:bottom w:w="70" w:type="dxa"/>
+              <w:right w:w="110" w:type="dxa"/>
+            </w:tcMar>
+          </w:tcPr>
+          <w:p>
+            <w:r>
+              <w:rPr>
+                <w:sz w:val="19"/>
+                <w:szCs w:val="19"/>
+              </w:rPr>
+              <w:t>page, pagesize (optional)</w:t>
+            </w:r>
+          </w:p>
+        </w:tc>
+      </w:tr>
+    </w:tbl>
+    <w:p>
+      <w:pPr>
+        <w:spacing w:after="80"/>
+      </w:pPr>
+    </w:p>
+    <w:p>
+      <w:pPr>
+        <w:spacing w:after="120"/>
+      </w:pPr>
+      <w:r>
+        <w:t>Petro Card purchase history, website report jaise hi saare columns ke saath.</w:t>
+      </w:r>
+    </w:p>
+    <w:p>
+      <w:pPr>
+        <w:spacing w:after="120"/>
+      </w:pPr>
+      <w:r>
+        <w:rPr>
+          <w:rFonts w:ascii="Consolas" w:eastAsia="Consolas" w:hAnsi="Consolas" w:cs="Consolas"/>
+          <w:color w:val="B83300"/>
+          <w:sz w:val="19"/>
+          <w:szCs w:val="19"/>
+        </w:rPr>
+        <w:t>columns[]</w:t>
+      </w:r>
+      <w:r>
+        <w:t xml:space="preserve"> mein har column ka </w:t>
+      </w:r>
+      <w:r>
+        <w:rPr>
+          <w:rFonts w:ascii="Consolas" w:eastAsia="Consolas" w:hAnsi="Consolas" w:cs="Consolas"/>
+          <w:color w:val="B83300"/>
+          <w:sz w:val="19"/>
+          <w:szCs w:val="19"/>
+        </w:rPr>
+        <w:t>title</w:t>
+      </w:r>
+      <w:r>
+        <w:t xml:space="preserve"> (heading) aur </w:t>
+      </w:r>
+      <w:r>
+        <w:rPr>
+          <w:rFonts w:ascii="Consolas" w:eastAsia="Consolas" w:hAnsi="Consolas" w:cs="Consolas"/>
+          <w:color w:val="B83300"/>
+          <w:sz w:val="19"/>
+          <w:szCs w:val="19"/>
+        </w:rPr>
+        <w:t>key</w:t>
+      </w:r>
+      <w:r>
+        <w:t xml:space="preserve"> hai. Table isi se banao aur </w:t>
+      </w:r>
+      <w:r>
+        <w:rPr>
+          <w:rFonts w:ascii="Consolas" w:eastAsia="Consolas" w:hAnsi="Consolas" w:cs="Consolas"/>
+          <w:color w:val="B83300"/>
+          <w:sz w:val="19"/>
+          <w:szCs w:val="19"/>
+        </w:rPr>
+        <w:t>records[]</w:t>
+      </w:r>
+      <w:r>
+        <w:t xml:space="preserve"> se usi key ki value padho.</w:t>
+      </w:r>
+    </w:p>
+    <w:p>
+      <w:pPr>
+        <w:spacing w:after="120"/>
+      </w:pPr>
+      <w:r>
+        <w:t>Example ke column names asli report se alag ho sakte hain.</w:t>
+      </w:r>
+    </w:p>
+    <w:p>
+      <w:pPr>
+        <w:keepNext/>
+        <w:spacing w:before="160" w:after="60"/>
+      </w:pPr>
+      <w:r>
+        <w:rPr>
+          <w:b/>
+          <w:bCs/>
+          <w:color w:val="5A6170"/>
+          <w:spacing w:val="20"/>
+          <w:sz w:val="17"/>
+          <w:szCs w:val="17"/>
+        </w:rPr>
+        <w:t>REQUEST</w:t>
+      </w:r>
+    </w:p>
+    <w:p>
+      <w:pPr>
+        <w:keepNext/>
+        <w:keepLines/>
+        <w:pBdr>
+          <w:left w:val="single" w:sz="18" w:space="8" w:color="E84000"/>
+        </w:pBdr>
+        <w:shd w:val="clear" w:color="auto" w:fill="F3F4F6"/>
+        <w:spacing w:before="60" w:line="250" w:lineRule="auto"/>
+        <w:ind w:left="180"/>
+      </w:pPr>
+      <w:r>
+        <w:rPr>
+          <w:rFonts w:ascii="Consolas" w:eastAsia="Consolas" w:hAnsi="Consolas" w:cs="Consolas"/>
+          <w:sz w:val="17"/>
+          <w:szCs w:val="17"/>
+        </w:rPr>
+        <w:t>{</w:t>
+      </w:r>
+    </w:p>
+    <w:p>
+      <w:pPr>
+        <w:keepNext/>
+        <w:keepLines/>
+        <w:pBdr>
+          <w:left w:val="single" w:sz="18" w:space="8" w:color="E84000"/>
+        </w:pBdr>
+        <w:shd w:val="clear" w:color="auto" w:fill="F3F4F6"/>
+        <w:spacing w:line="250" w:lineRule="auto"/>
+        <w:ind w:left="180"/>
+      </w:pPr>
+      <w:r>
+        <w:rPr>
+          <w:rFonts w:ascii="Consolas" w:eastAsia="Consolas" w:hAnsi="Consolas" w:cs="Consolas"/>
+          <w:sz w:val="17"/>
+          <w:szCs w:val="17"/>
+        </w:rPr>
+        <w:t>  "reqtype": "petrocardreport",</w:t>
+      </w:r>
+    </w:p>
+    <w:p>
+      <w:pPr>
+        <w:keepNext/>
+        <w:keepLines/>
+        <w:pBdr>
+          <w:left w:val="single" w:sz="18" w:space="8" w:color="E84000"/>
+        </w:pBdr>
+        <w:shd w:val="clear" w:color="auto" w:fill="F3F4F6"/>
+        <w:spacing w:line="250" w:lineRule="auto"/>
+        <w:ind w:left="180"/>
+      </w:pPr>
+      <w:r>
+        <w:rPr>
+          <w:rFonts w:ascii="Consolas" w:eastAsia="Consolas" w:hAnsi="Consolas" w:cs="Consolas"/>
+          <w:sz w:val="17"/>
+          <w:szCs w:val="17"/>
+        </w:rPr>
+        <w:t>  "userid": "EPI123456",</w:t>
+      </w:r>
+    </w:p>
+    <w:p>
+      <w:pPr>
+        <w:keepNext/>
+        <w:keepLines/>
+        <w:pBdr>
+          <w:left w:val="single" w:sz="18" w:space="8" w:color="E84000"/>
+        </w:pBdr>
+        <w:shd w:val="clear" w:color="auto" w:fill="F3F4F6"/>
+        <w:spacing w:line="250" w:lineRule="auto"/>
+        <w:ind w:left="180"/>
+      </w:pPr>
+      <w:r>
+        <w:rPr>
+          <w:rFonts w:ascii="Consolas" w:eastAsia="Consolas" w:hAnsi="Consolas" w:cs="Consolas"/>
+          <w:sz w:val="17"/>
+          <w:szCs w:val="17"/>
+        </w:rPr>
+        <w:t>  "passwd": "EPI@123456",</w:t>
+      </w:r>
+    </w:p>
+    <w:p>
+      <w:pPr>
+        <w:keepNext/>
+        <w:keepLines/>
+        <w:pBdr>
+          <w:left w:val="single" w:sz="18" w:space="8" w:color="E84000"/>
+        </w:pBdr>
+        <w:shd w:val="clear" w:color="auto" w:fill="F3F4F6"/>
+        <w:spacing w:line="250" w:lineRule="auto"/>
+        <w:ind w:left="180"/>
+      </w:pPr>
+      <w:r>
+        <w:rPr>
+          <w:rFonts w:ascii="Consolas" w:eastAsia="Consolas" w:hAnsi="Consolas" w:cs="Consolas"/>
+          <w:sz w:val="17"/>
+          <w:szCs w:val="17"/>
+        </w:rPr>
+        <w:t>  "page": 1,</w:t>
+      </w:r>
+    </w:p>
+    <w:p>
+      <w:pPr>
+        <w:keepNext/>
+        <w:keepLines/>
+        <w:pBdr>
+          <w:left w:val="single" w:sz="18" w:space="8" w:color="E84000"/>
+        </w:pBdr>
+        <w:shd w:val="clear" w:color="auto" w:fill="F3F4F6"/>
+        <w:spacing w:line="250" w:lineRule="auto"/>
+        <w:ind w:left="180"/>
+      </w:pPr>
+      <w:r>
+        <w:rPr>
+          <w:rFonts w:ascii="Consolas" w:eastAsia="Consolas" w:hAnsi="Consolas" w:cs="Consolas"/>
+          <w:sz w:val="17"/>
+          <w:szCs w:val="17"/>
+        </w:rPr>
+        <w:t>  "pagesize": 20</w:t>
+      </w:r>
+    </w:p>
+    <w:p>
+      <w:pPr>
+        <w:keepLines/>
+        <w:pBdr>
+          <w:left w:val="single" w:sz="18" w:space="8" w:color="E84000"/>
+        </w:pBdr>
+        <w:shd w:val="clear" w:color="auto" w:fill="F3F4F6"/>
+        <w:spacing w:after="160" w:line="250" w:lineRule="auto"/>
+        <w:ind w:left="180"/>
+      </w:pPr>
+      <w:r>
+        <w:rPr>
+          <w:rFonts w:ascii="Consolas" w:eastAsia="Consolas" w:hAnsi="Consolas" w:cs="Consolas"/>
+          <w:sz w:val="17"/>
+          <w:szCs w:val="17"/>
+        </w:rPr>
+        <w:t>}</w:t>
+      </w:r>
+    </w:p>
+    <w:p>
+      <w:pPr>
+        <w:keepNext/>
+        <w:spacing w:before="160" w:after="60"/>
+      </w:pPr>
+      <w:r>
+        <w:rPr>
+          <w:b/>
+          <w:bCs/>
+          <w:color w:val="5A6170"/>
+          <w:spacing w:val="20"/>
+          <w:sz w:val="17"/>
+          <w:szCs w:val="17"/>
+        </w:rPr>
+        <w:lastRenderedPageBreak/>
+        <w:t>RESPONSE (EXAMPLE)</w:t>
+      </w:r>
+    </w:p>
+    <w:p>
+      <w:pPr>
+        <w:keepNext/>
+        <w:keepLines/>
+        <w:pBdr>
+          <w:left w:val="single" w:sz="18" w:space="8" w:color="E84000"/>
+        </w:pBdr>
+        <w:shd w:val="clear" w:color="auto" w:fill="F3F4F6"/>
+        <w:spacing w:before="60" w:line="250" w:lineRule="auto"/>
+        <w:ind w:left="180"/>
+      </w:pPr>
+      <w:r>
+        <w:rPr>
+          <w:rFonts w:ascii="Consolas" w:eastAsia="Consolas" w:hAnsi="Consolas" w:cs="Consolas"/>
+          <w:sz w:val="17"/>
+          <w:szCs w:val="17"/>
+        </w:rPr>
+        <w:t>{</w:t>
+      </w:r>
+    </w:p>
+    <w:p>
+      <w:pPr>
+        <w:keepNext/>
+        <w:keepLines/>
+        <w:pBdr>
+          <w:left w:val="single" w:sz="18" w:space="8" w:color="E84000"/>
+        </w:pBdr>
+        <w:shd w:val="clear" w:color="auto" w:fill="F3F4F6"/>
+        <w:spacing w:line="250" w:lineRule="auto"/>
+        <w:ind w:left="180"/>
+      </w:pPr>
+      <w:r>
+        <w:rPr>
+          <w:rFonts w:ascii="Consolas" w:eastAsia="Consolas" w:hAnsi="Consolas" w:cs="Consolas"/>
+          <w:sz w:val="17"/>
+          <w:szCs w:val="17"/>
+        </w:rPr>
+        <w:t>  "response": "OK",</w:t>
+      </w:r>
+    </w:p>
+    <w:p>
+      <w:pPr>
+        <w:keepNext/>
+        <w:keepLines/>
+        <w:pBdr>
+          <w:left w:val="single" w:sz="18" w:space="8" w:color="E84000"/>
+        </w:pBdr>
+        <w:shd w:val="clear" w:color="auto" w:fill="F3F4F6"/>
+        <w:spacing w:line="250" w:lineRule="auto"/>
+        <w:ind w:left="180"/>
+      </w:pPr>
+      <w:r>
+        <w:rPr>
+          <w:rFonts w:ascii="Consolas" w:eastAsia="Consolas" w:hAnsi="Consolas" w:cs="Consolas"/>
+          <w:sz w:val="17"/>
+          <w:szCs w:val="17"/>
+        </w:rPr>
+        <w:t>  "code": 200,</w:t>
+      </w:r>
+    </w:p>
+    <w:p>
+      <w:pPr>
+        <w:keepNext/>
+        <w:keepLines/>
+        <w:pBdr>
+          <w:left w:val="single" w:sz="18" w:space="8" w:color="E84000"/>
+        </w:pBdr>
+        <w:shd w:val="clear" w:color="auto" w:fill="F3F4F6"/>
+        <w:spacing w:line="250" w:lineRule="auto"/>
+        <w:ind w:left="180"/>
+      </w:pPr>
+      <w:r>
+        <w:rPr>
+          <w:rFonts w:ascii="Consolas" w:eastAsia="Consolas" w:hAnsi="Consolas" w:cs="Consolas"/>
+          <w:sz w:val="17"/>
+          <w:szCs w:val="17"/>
+        </w:rPr>
+        <w:t>  "msg": "",</w:t>
+      </w:r>
+    </w:p>
+    <w:p>
+      <w:pPr>
+        <w:keepNext/>
+        <w:keepLines/>
+        <w:pBdr>
+          <w:left w:val="single" w:sz="18" w:space="8" w:color="E84000"/>
+        </w:pBdr>
+        <w:shd w:val="clear" w:color="auto" w:fill="F3F4F6"/>
+        <w:spacing w:line="250" w:lineRule="auto"/>
+        <w:ind w:left="180"/>
+      </w:pPr>
+      <w:r>
+        <w:rPr>
+          <w:rFonts w:ascii="Consolas" w:eastAsia="Consolas" w:hAnsi="Consolas" w:cs="Consolas"/>
+          <w:sz w:val="17"/>
+          <w:szCs w:val="17"/>
+        </w:rPr>
+        <w:t>  "reqtype": "petrocardreport",</w:t>
+      </w:r>
+    </w:p>
+    <w:p>
+      <w:pPr>
+        <w:keepNext/>
+        <w:keepLines/>
+        <w:pBdr>
+          <w:left w:val="single" w:sz="18" w:space="8" w:color="E84000"/>
+        </w:pBdr>
+        <w:shd w:val="clear" w:color="auto" w:fill="F3F4F6"/>
+        <w:spacing w:line="250" w:lineRule="auto"/>
+        <w:ind w:left="180"/>
+      </w:pPr>
+      <w:r>
+        <w:rPr>
+          <w:rFonts w:ascii="Consolas" w:eastAsia="Consolas" w:hAnsi="Consolas" w:cs="Consolas"/>
+          <w:sz w:val="17"/>
+          <w:szCs w:val="17"/>
+        </w:rPr>
+        <w:t>  "reqid": "20260924180210445566",</w:t>
+      </w:r>
+    </w:p>
+    <w:p>
+      <w:pPr>
+        <w:keepNext/>
+        <w:keepLines/>
+        <w:pBdr>
+          <w:left w:val="single" w:sz="18" w:space="8" w:color="E84000"/>
+        </w:pBdr>
+        <w:shd w:val="clear" w:color="auto" w:fill="F3F4F6"/>
+        <w:spacing w:line="250" w:lineRule="auto"/>
+        <w:ind w:left="180"/>
+      </w:pPr>
+      <w:r>
+        <w:rPr>
+          <w:rFonts w:ascii="Consolas" w:eastAsia="Consolas" w:hAnsi="Consolas" w:cs="Consolas"/>
+          <w:sz w:val="17"/>
+          <w:szCs w:val="17"/>
+        </w:rPr>
+        <w:t>  "data": {</w:t>
+      </w:r>
+    </w:p>
+    <w:p>
+      <w:pPr>
+        <w:keepNext/>
+        <w:keepLines/>
+        <w:pBdr>
+          <w:left w:val="single" w:sz="18" w:space="8" w:color="E84000"/>
+        </w:pBdr>
+        <w:shd w:val="clear" w:color="auto" w:fill="F3F4F6"/>
+        <w:spacing w:line="250" w:lineRule="auto"/>
+        <w:ind w:left="180"/>
+      </w:pPr>
+      <w:r>
+        <w:rPr>
+          <w:rFonts w:ascii="Consolas" w:eastAsia="Consolas" w:hAnsi="Consolas" w:cs="Consolas"/>
+          <w:sz w:val="17"/>
+          <w:szCs w:val="17"/>
+        </w:rPr>
+        <w:t>    "columns": [</w:t>
+      </w:r>
+    </w:p>
+    <w:p>
+      <w:pPr>
+        <w:keepNext/>
+        <w:keepLines/>
+        <w:pBdr>
+          <w:left w:val="single" w:sz="18" w:space="8" w:color="E84000"/>
+        </w:pBdr>
+        <w:shd w:val="clear" w:color="auto" w:fill="F3F4F6"/>
+        <w:spacing w:line="250" w:lineRule="auto"/>
+        <w:ind w:left="180"/>
+      </w:pPr>
+      <w:r>
+        <w:rPr>
+          <w:rFonts w:ascii="Consolas" w:eastAsia="Consolas" w:hAnsi="Consolas" w:cs="Consolas"/>
+          <w:sz w:val="17"/>
+          <w:szCs w:val="17"/>
+        </w:rPr>
+        <w:t>      {</w:t>
+      </w:r>
+    </w:p>
+    <w:p>
+      <w:pPr>
+        <w:keepNext/>
+        <w:keepLines/>
+        <w:pBdr>
+          <w:left w:val="single" w:sz="18" w:space="8" w:color="E84000"/>
+        </w:pBdr>
+        <w:shd w:val="clear" w:color="auto" w:fill="F3F4F6"/>
+        <w:spacing w:line="250" w:lineRule="auto"/>
+        <w:ind w:left="180"/>
+      </w:pPr>
+      <w:r>
+        <w:rPr>
+          <w:rFonts w:ascii="Consolas" w:eastAsia="Consolas" w:hAnsi="Consolas" w:cs="Consolas"/>
+          <w:sz w:val="17"/>
+          <w:szCs w:val="17"/>
+        </w:rPr>
+        <w:t>        "key": "orderno",</w:t>
+      </w:r>
+    </w:p>
+    <w:p>
+      <w:pPr>
+        <w:keepNext/>
+        <w:keepLines/>
+        <w:pBdr>
+          <w:left w:val="single" w:sz="18" w:space="8" w:color="E84000"/>
+        </w:pBdr>
+        <w:shd w:val="clear" w:color="auto" w:fill="F3F4F6"/>
+        <w:spacing w:line="250" w:lineRule="auto"/>
+        <w:ind w:left="180"/>
+      </w:pPr>
+      <w:r>
+        <w:rPr>
+          <w:rFonts w:ascii="Consolas" w:eastAsia="Consolas" w:hAnsi="Consolas" w:cs="Consolas"/>
+          <w:sz w:val="17"/>
+          <w:szCs w:val="17"/>
+        </w:rPr>
+        <w:t>        "title": "Order No."</w:t>
+      </w:r>
+    </w:p>
+    <w:p>
+      <w:pPr>
+        <w:keepNext/>
+        <w:keepLines/>
+        <w:pBdr>
+          <w:left w:val="single" w:sz="18" w:space="8" w:color="E84000"/>
+        </w:pBdr>
+        <w:shd w:val="clear" w:color="auto" w:fill="F3F4F6"/>
+        <w:spacing w:line="250" w:lineRule="auto"/>
+        <w:ind w:left="180"/>
+      </w:pPr>
+      <w:r>
+        <w:rPr>
+          <w:rFonts w:ascii="Consolas" w:eastAsia="Consolas" w:hAnsi="Consolas" w:cs="Consolas"/>
+          <w:sz w:val="17"/>
+          <w:szCs w:val="17"/>
+        </w:rPr>
+        <w:t>      },</w:t>
+      </w:r>
+    </w:p>
+    <w:p>
+      <w:pPr>
+        <w:keepNext/>
+        <w:keepLines/>
+        <w:pBdr>
+          <w:left w:val="single" w:sz="18" w:space="8" w:color="E84000"/>
+        </w:pBdr>
+        <w:shd w:val="clear" w:color="auto" w:fill="F3F4F6"/>
+        <w:spacing w:line="250" w:lineRule="auto"/>
+        <w:ind w:left="180"/>
+      </w:pPr>
+      <w:r>
+        <w:rPr>
+          <w:rFonts w:ascii="Consolas" w:eastAsia="Consolas" w:hAnsi="Consolas" w:cs="Consolas"/>
+          <w:sz w:val="17"/>
+          <w:szCs w:val="17"/>
+        </w:rPr>
+        <w:t>      {</w:t>
+      </w:r>
+    </w:p>
+    <w:p>
+      <w:pPr>
+        <w:keepNext/>
+        <w:keepLines/>
+        <w:pBdr>
+          <w:left w:val="single" w:sz="18" w:space="8" w:color="E84000"/>
+        </w:pBdr>
+        <w:shd w:val="clear" w:color="auto" w:fill="F3F4F6"/>
+        <w:spacing w:line="250" w:lineRule="auto"/>
+        <w:ind w:left="180"/>
+      </w:pPr>
+      <w:r>
+        <w:rPr>
+          <w:rFonts w:ascii="Consolas" w:eastAsia="Consolas" w:hAnsi="Consolas" w:cs="Consolas"/>
+          <w:sz w:val="17"/>
+          <w:szCs w:val="17"/>
+        </w:rPr>
+        <w:t>        "key": "kitname",</w:t>
+      </w:r>
+    </w:p>
+    <w:p>
+      <w:pPr>
+        <w:keepNext/>
+        <w:keepLines/>
+        <w:pBdr>
+          <w:left w:val="single" w:sz="18" w:space="8" w:color="E84000"/>
+        </w:pBdr>
+        <w:shd w:val="clear" w:color="auto" w:fill="F3F4F6"/>
+        <w:spacing w:line="250" w:lineRule="auto"/>
+        <w:ind w:left="180"/>
+      </w:pPr>
+      <w:r>
+        <w:rPr>
+          <w:rFonts w:ascii="Consolas" w:eastAsia="Consolas" w:hAnsi="Consolas" w:cs="Consolas"/>
+          <w:sz w:val="17"/>
+          <w:szCs w:val="17"/>
+        </w:rPr>
+        <w:t>        "title": "Kit Name"</w:t>
+      </w:r>
+    </w:p>
+    <w:p>
+      <w:pPr>
+        <w:keepNext/>
+        <w:keepLines/>
+        <w:pBdr>
+          <w:left w:val="single" w:sz="18" w:space="8" w:color="E84000"/>
+        </w:pBdr>
+        <w:shd w:val="clear" w:color="auto" w:fill="F3F4F6"/>
+        <w:spacing w:line="250" w:lineRule="auto"/>
+        <w:ind w:left="180"/>
+      </w:pPr>
+      <w:r>
+        <w:rPr>
+          <w:rFonts w:ascii="Consolas" w:eastAsia="Consolas" w:hAnsi="Consolas" w:cs="Consolas"/>
+          <w:sz w:val="17"/>
+          <w:szCs w:val="17"/>
+        </w:rPr>
+        <w:t>      },</w:t>
+      </w:r>
+    </w:p>
+    <w:p>
+      <w:pPr>
+        <w:keepNext/>
+        <w:keepLines/>
+        <w:pBdr>
+          <w:left w:val="single" w:sz="18" w:space="8" w:color="E84000"/>
+        </w:pBdr>
+        <w:shd w:val="clear" w:color="auto" w:fill="F3F4F6"/>
+        <w:spacing w:line="250" w:lineRule="auto"/>
+        <w:ind w:left="180"/>
+      </w:pPr>
+      <w:r>
+        <w:rPr>
+          <w:rFonts w:ascii="Consolas" w:eastAsia="Consolas" w:hAnsi="Consolas" w:cs="Consolas"/>
+          <w:sz w:val="17"/>
+          <w:szCs w:val="17"/>
+        </w:rPr>
+        <w:t>      {</w:t>
+      </w:r>
+    </w:p>
+    <w:p>
+      <w:pPr>
+        <w:keepNext/>
+        <w:keepLines/>
+        <w:pBdr>
+          <w:left w:val="single" w:sz="18" w:space="8" w:color="E84000"/>
+        </w:pBdr>
+        <w:shd w:val="clear" w:color="auto" w:fill="F3F4F6"/>
+        <w:spacing w:line="250" w:lineRule="auto"/>
+        <w:ind w:left="180"/>
+      </w:pPr>
+      <w:r>
+        <w:rPr>
+          <w:rFonts w:ascii="Consolas" w:eastAsia="Consolas" w:hAnsi="Consolas" w:cs="Consolas"/>
+          <w:sz w:val="17"/>
+          <w:szCs w:val="17"/>
+        </w:rPr>
+        <w:t>        "key": "amount",</w:t>
+      </w:r>
+    </w:p>
+    <w:p>
+      <w:pPr>
+        <w:keepNext/>
+        <w:keepLines/>
+        <w:pBdr>
+          <w:left w:val="single" w:sz="18" w:space="8" w:color="E84000"/>
+        </w:pBdr>
+        <w:shd w:val="clear" w:color="auto" w:fill="F3F4F6"/>
+        <w:spacing w:line="250" w:lineRule="auto"/>
+        <w:ind w:left="180"/>
+      </w:pPr>
+      <w:r>
+        <w:rPr>
+          <w:rFonts w:ascii="Consolas" w:eastAsia="Consolas" w:hAnsi="Consolas" w:cs="Consolas"/>
+          <w:sz w:val="17"/>
+          <w:szCs w:val="17"/>
+        </w:rPr>
+        <w:t>        "title": "Amount"</w:t>
+      </w:r>
+    </w:p>
+    <w:p>
+      <w:pPr>
+        <w:keepNext/>
+        <w:keepLines/>
+        <w:pBdr>
+          <w:left w:val="single" w:sz="18" w:space="8" w:color="E84000"/>
+        </w:pBdr>
+        <w:shd w:val="clear" w:color="auto" w:fill="F3F4F6"/>
+        <w:spacing w:line="250" w:lineRule="auto"/>
+        <w:ind w:left="180"/>
+      </w:pPr>
+      <w:r>
+        <w:rPr>
+          <w:rFonts w:ascii="Consolas" w:eastAsia="Consolas" w:hAnsi="Consolas" w:cs="Consolas"/>
+          <w:sz w:val="17"/>
+          <w:szCs w:val="17"/>
+        </w:rPr>
+        <w:t>      },</w:t>
+      </w:r>
+    </w:p>
+    <w:p>
+      <w:pPr>
+        <w:keepNext/>
+        <w:keepLines/>
+        <w:pBdr>
+          <w:left w:val="single" w:sz="18" w:space="8" w:color="E84000"/>
+        </w:pBdr>
+        <w:shd w:val="clear" w:color="auto" w:fill="F3F4F6"/>
+        <w:spacing w:line="250" w:lineRule="auto"/>
+        <w:ind w:left="180"/>
+      </w:pPr>
+      <w:r>
+        <w:rPr>
+          <w:rFonts w:ascii="Consolas" w:eastAsia="Consolas" w:hAnsi="Consolas" w:cs="Consolas"/>
+          <w:sz w:val="17"/>
+          <w:szCs w:val="17"/>
+        </w:rPr>
+        <w:t>      {</w:t>
+      </w:r>
+    </w:p>
+    <w:p>
+      <w:pPr>
+        <w:keepNext/>
+        <w:keepLines/>
+        <w:pBdr>
+          <w:left w:val="single" w:sz="18" w:space="8" w:color="E84000"/>
+        </w:pBdr>
+        <w:shd w:val="clear" w:color="auto" w:fill="F3F4F6"/>
+        <w:spacing w:line="250" w:lineRule="auto"/>
+        <w:ind w:left="180"/>
+      </w:pPr>
+      <w:r>
+        <w:rPr>
+          <w:rFonts w:ascii="Consolas" w:eastAsia="Consolas" w:hAnsi="Consolas" w:cs="Consolas"/>
+          <w:sz w:val="17"/>
+          <w:szCs w:val="17"/>
+        </w:rPr>
+        <w:t>        "key": "purchasedate",</w:t>
+      </w:r>
+    </w:p>
+    <w:p>
+      <w:pPr>
+        <w:keepNext/>
+        <w:keepLines/>
+        <w:pBdr>
+          <w:left w:val="single" w:sz="18" w:space="8" w:color="E84000"/>
+        </w:pBdr>
+        <w:shd w:val="clear" w:color="auto" w:fill="F3F4F6"/>
+        <w:spacing w:line="250" w:lineRule="auto"/>
+        <w:ind w:left="180"/>
+      </w:pPr>
+      <w:r>
+        <w:rPr>
+          <w:rFonts w:ascii="Consolas" w:eastAsia="Consolas" w:hAnsi="Consolas" w:cs="Consolas"/>
+          <w:sz w:val="17"/>
+          <w:szCs w:val="17"/>
+        </w:rPr>
+        <w:t>        "title": "Purchase Date"</w:t>
+      </w:r>
+    </w:p>
+    <w:p>
+      <w:pPr>
+        <w:keepNext/>
+        <w:keepLines/>
+        <w:pBdr>
+          <w:left w:val="single" w:sz="18" w:space="8" w:color="E84000"/>
+        </w:pBdr>
+        <w:shd w:val="clear" w:color="auto" w:fill="F3F4F6"/>
+        <w:spacing w:line="250" w:lineRule="auto"/>
+        <w:ind w:left="180"/>
+      </w:pPr>
+      <w:r>
+        <w:rPr>
+          <w:rFonts w:ascii="Consolas" w:eastAsia="Consolas" w:hAnsi="Consolas" w:cs="Consolas"/>
+          <w:sz w:val="17"/>
+          <w:szCs w:val="17"/>
+        </w:rPr>
+        <w:t>      }</w:t>
+      </w:r>
+    </w:p>
+    <w:p>
+      <w:pPr>
+        <w:keepNext/>
+        <w:keepLines/>
+        <w:pBdr>
+          <w:left w:val="single" w:sz="18" w:space="8" w:color="E84000"/>
+        </w:pBdr>
+        <w:shd w:val="clear" w:color="auto" w:fill="F3F4F6"/>
+        <w:spacing w:line="250" w:lineRule="auto"/>
+        <w:ind w:left="180"/>
+      </w:pPr>
+      <w:r>
+        <w:rPr>
+          <w:rFonts w:ascii="Consolas" w:eastAsia="Consolas" w:hAnsi="Consolas" w:cs="Consolas"/>
+          <w:sz w:val="17"/>
+          <w:szCs w:val="17"/>
+        </w:rPr>
+        <w:t>    ],</w:t>
+      </w:r>
+    </w:p>
+    <w:p>
+      <w:pPr>
+        <w:keepNext/>
+        <w:keepLines/>
+        <w:pBdr>
+          <w:left w:val="single" w:sz="18" w:space="8" w:color="E84000"/>
+        </w:pBdr>
+        <w:shd w:val="clear" w:color="auto" w:fill="F3F4F6"/>
+        <w:spacing w:line="250" w:lineRule="auto"/>
+        <w:ind w:left="180"/>
+      </w:pPr>
+      <w:r>
+        <w:rPr>
+          <w:rFonts w:ascii="Consolas" w:eastAsia="Consolas" w:hAnsi="Consolas" w:cs="Consolas"/>
+          <w:sz w:val="17"/>
+          <w:szCs w:val="17"/>
+        </w:rPr>
+        <w:t>    "total": 1,</w:t>
+      </w:r>
+    </w:p>
+    <w:p>
+      <w:pPr>
+        <w:keepNext/>
+        <w:keepLines/>
+        <w:pBdr>
+          <w:left w:val="single" w:sz="18" w:space="8" w:color="E84000"/>
+        </w:pBdr>
+        <w:shd w:val="clear" w:color="auto" w:fill="F3F4F6"/>
+        <w:spacing w:line="250" w:lineRule="auto"/>
+        <w:ind w:left="180"/>
+      </w:pPr>
+      <w:r>
+        <w:rPr>
+          <w:rFonts w:ascii="Consolas" w:eastAsia="Consolas" w:hAnsi="Consolas" w:cs="Consolas"/>
+          <w:sz w:val="17"/>
+          <w:szCs w:val="17"/>
+        </w:rPr>
+        <w:t>    "page": 1,</w:t>
+      </w:r>
+    </w:p>
+    <w:p>
+      <w:pPr>
+        <w:keepNext/>
+        <w:keepLines/>
+        <w:pBdr>
+          <w:left w:val="single" w:sz="18" w:space="8" w:color="E84000"/>
+        </w:pBdr>
+        <w:shd w:val="clear" w:color="auto" w:fill="F3F4F6"/>
+        <w:spacing w:line="250" w:lineRule="auto"/>
+        <w:ind w:left="180"/>
+      </w:pPr>
+      <w:r>
+        <w:rPr>
+          <w:rFonts w:ascii="Consolas" w:eastAsia="Consolas" w:hAnsi="Consolas" w:cs="Consolas"/>
+          <w:sz w:val="17"/>
+          <w:szCs w:val="17"/>
+        </w:rPr>
+        <w:t>    "pagesize": 20,</w:t>
+      </w:r>
+    </w:p>
+    <w:p>
+      <w:pPr>
+        <w:keepNext/>
+        <w:keepLines/>
+        <w:pBdr>
+          <w:left w:val="single" w:sz="18" w:space="8" w:color="E84000"/>
+        </w:pBdr>
+        <w:shd w:val="clear" w:color="auto" w:fill="F3F4F6"/>
+        <w:spacing w:line="250" w:lineRule="auto"/>
+        <w:ind w:left="180"/>
+      </w:pPr>
+      <w:r>
+        <w:rPr>
+          <w:rFonts w:ascii="Consolas" w:eastAsia="Consolas" w:hAnsi="Consolas" w:cs="Consolas"/>
+          <w:sz w:val="17"/>
+          <w:szCs w:val="17"/>
+        </w:rPr>
+        <w:t>    "totalpages": 1,</w:t>
+      </w:r>
+    </w:p>
+    <w:p>
+      <w:pPr>
+        <w:keepNext/>
+        <w:keepLines/>
+        <w:pBdr>
+          <w:left w:val="single" w:sz="18" w:space="8" w:color="E84000"/>
+        </w:pBdr>
+        <w:shd w:val="clear" w:color="auto" w:fill="F3F4F6"/>
+        <w:spacing w:line="250" w:lineRule="auto"/>
+        <w:ind w:left="180"/>
+      </w:pPr>
+      <w:r>
+        <w:rPr>
+          <w:rFonts w:ascii="Consolas" w:eastAsia="Consolas" w:hAnsi="Consolas" w:cs="Consolas"/>
+          <w:sz w:val="17"/>
+          <w:szCs w:val="17"/>
+        </w:rPr>
+        <w:t>    "records": [</w:t>
+      </w:r>
+    </w:p>
+    <w:p>
+      <w:pPr>
+        <w:keepNext/>
+        <w:keepLines/>
+        <w:pBdr>
+          <w:left w:val="single" w:sz="18" w:space="8" w:color="E84000"/>
+        </w:pBdr>
+        <w:shd w:val="clear" w:color="auto" w:fill="F3F4F6"/>
+        <w:spacing w:line="250" w:lineRule="auto"/>
+        <w:ind w:left="180"/>
+      </w:pPr>
+      <w:r>
+        <w:rPr>
+          <w:rFonts w:ascii="Consolas" w:eastAsia="Consolas" w:hAnsi="Consolas" w:cs="Consolas"/>
+          <w:sz w:val="17"/>
+          <w:szCs w:val="17"/>
+        </w:rPr>
+        <w:t>      {</w:t>
+      </w:r>
+    </w:p>
+    <w:p>
+      <w:pPr>
+        <w:keepNext/>
+        <w:keepLines/>
+        <w:pBdr>
+          <w:left w:val="single" w:sz="18" w:space="8" w:color="E84000"/>
+        </w:pBdr>
+        <w:shd w:val="clear" w:color="auto" w:fill="F3F4F6"/>
+        <w:spacing w:line="250" w:lineRule="auto"/>
+        <w:ind w:left="180"/>
+      </w:pPr>
+      <w:r>
+        <w:rPr>
+          <w:rFonts w:ascii="Consolas" w:eastAsia="Consolas" w:hAnsi="Consolas" w:cs="Consolas"/>
+          <w:sz w:val="17"/>
+          <w:szCs w:val="17"/>
+        </w:rPr>
+        <w:t>        "orderno": "PC250912001",</w:t>
+      </w:r>
+    </w:p>
+    <w:p>
+      <w:pPr>
+        <w:keepNext/>
+        <w:keepLines/>
+        <w:pBdr>
+          <w:left w:val="single" w:sz="18" w:space="8" w:color="E84000"/>
+        </w:pBdr>
+        <w:shd w:val="clear" w:color="auto" w:fill="F3F4F6"/>
+        <w:spacing w:line="250" w:lineRule="auto"/>
+        <w:ind w:left="180"/>
+      </w:pPr>
+      <w:r>
+        <w:rPr>
+          <w:rFonts w:ascii="Consolas" w:eastAsia="Consolas" w:hAnsi="Consolas" w:cs="Consolas"/>
+          <w:sz w:val="17"/>
+          <w:szCs w:val="17"/>
+        </w:rPr>
+        <w:t>        "kitname": "PETRO CARD SILVER RS. 5000/-",</w:t>
+      </w:r>
+    </w:p>
+    <w:p>
+      <w:pPr>
+        <w:keepNext/>
+        <w:keepLines/>
+        <w:pBdr>
+          <w:left w:val="single" w:sz="18" w:space="8" w:color="E84000"/>
+        </w:pBdr>
+        <w:shd w:val="clear" w:color="auto" w:fill="F3F4F6"/>
+        <w:spacing w:line="250" w:lineRule="auto"/>
+        <w:ind w:left="180"/>
+      </w:pPr>
+      <w:r>
+        <w:rPr>
+          <w:rFonts w:ascii="Consolas" w:eastAsia="Consolas" w:hAnsi="Consolas" w:cs="Consolas"/>
+          <w:sz w:val="17"/>
+          <w:szCs w:val="17"/>
+        </w:rPr>
+        <w:t>        "amount": 5000.00,</w:t>
+      </w:r>
+    </w:p>
+    <w:p>
+      <w:pPr>
+        <w:keepNext/>
+        <w:keepLines/>
+        <w:pBdr>
+          <w:left w:val="single" w:sz="18" w:space="8" w:color="E84000"/>
+        </w:pBdr>
+        <w:shd w:val="clear" w:color="auto" w:fill="F3F4F6"/>
+        <w:spacing w:line="250" w:lineRule="auto"/>
+        <w:ind w:left="180"/>
+      </w:pPr>
+      <w:r>
+        <w:rPr>
+          <w:rFonts w:ascii="Consolas" w:eastAsia="Consolas" w:hAnsi="Consolas" w:cs="Consolas"/>
+          <w:sz w:val="17"/>
+          <w:szCs w:val="17"/>
+        </w:rPr>
+        <w:t>        "purchasedate": "18-Dec-2025"</w:t>
+      </w:r>
+    </w:p>
+    <w:p>
+      <w:pPr>
+        <w:keepNext/>
+        <w:keepLines/>
+        <w:pBdr>
+          <w:left w:val="single" w:sz="18" w:space="8" w:color="E84000"/>
+        </w:pBdr>
+        <w:shd w:val="clear" w:color="auto" w:fill="F3F4F6"/>
+        <w:spacing w:line="250" w:lineRule="auto"/>
+        <w:ind w:left="180"/>
+      </w:pPr>
+      <w:r>
+        <w:rPr>
+          <w:rFonts w:ascii="Consolas" w:eastAsia="Consolas" w:hAnsi="Consolas" w:cs="Consolas"/>
+          <w:sz w:val="17"/>
+          <w:szCs w:val="17"/>
+        </w:rPr>
+        <w:t>      }</w:t>
+      </w:r>
+    </w:p>
+    <w:p>
+      <w:pPr>
+        <w:keepNext/>
+        <w:keepLines/>
+        <w:pBdr>
+          <w:left w:val="single" w:sz="18" w:space="8" w:color="E84000"/>
+        </w:pBdr>
+        <w:shd w:val="clear" w:color="auto" w:fill="F3F4F6"/>
+        <w:spacing w:line="250" w:lineRule="auto"/>
+        <w:ind w:left="180"/>
+      </w:pPr>
+      <w:r>
+        <w:rPr>
+          <w:rFonts w:ascii="Consolas" w:eastAsia="Consolas" w:hAnsi="Consolas" w:cs="Consolas"/>
+          <w:sz w:val="17"/>
+          <w:szCs w:val="17"/>
+        </w:rPr>
+        <w:t>    ]</w:t>
+      </w:r>
+    </w:p>
+    <w:p>
+      <w:pPr>
+        <w:keepNext/>
+        <w:keepLines/>
+        <w:pBdr>
+          <w:left w:val="single" w:sz="18" w:space="8" w:color="E84000"/>
+        </w:pBdr>
+        <w:shd w:val="clear" w:color="auto" w:fill="F3F4F6"/>
+        <w:spacing w:line="250" w:lineRule="auto"/>
+        <w:ind w:left="180"/>
+      </w:pPr>
+      <w:r>
+        <w:rPr>
+          <w:rFonts w:ascii="Consolas" w:eastAsia="Consolas" w:hAnsi="Consolas" w:cs="Consolas"/>
+          <w:sz w:val="17"/>
+          <w:szCs w:val="17"/>
+        </w:rPr>
+        <w:t>  }</w:t>
+      </w:r>
+    </w:p>
+    <w:p>
+      <w:pPr>
+        <w:keepLines/>
+        <w:pBdr>
+          <w:left w:val="single" w:sz="18" w:space="8" w:color="E84000"/>
+        </w:pBdr>
+        <w:shd w:val="clear" w:color="auto" w:fill="F3F4F6"/>
+        <w:spacing w:after="160" w:line="250" w:lineRule="auto"/>
+        <w:ind w:left="180"/>
+      </w:pPr>
+      <w:r>
+        <w:rPr>
+          <w:rFonts w:ascii="Consolas" w:eastAsia="Consolas" w:hAnsi="Consolas" w:cs="Consolas"/>
+          <w:sz w:val="17"/>
+          <w:szCs w:val="17"/>
+        </w:rPr>
+        <w:t>}</w:t>
+      </w:r>
+    </w:p>
+    <w:p>
+      <w:pPr>
+        <w:pStyle w:val="Heading2"/>
+      </w:pPr>
+      <w:bookmarkStart w:id="21" w:name="_Toc241166011"/>
+      <w:r>
+        <w:t>9.12 Petro Card Purchase</w:t>
+      </w:r>
+      <w:bookmarkEnd w:id="21"/>
+    </w:p>
+    <w:p>
+      <w:pPr>
+        <w:spacing w:after="120"/>
+      </w:pPr>
+      <w:r>
+        <w:rPr>
+          <w:color w:val="5A6170"/>
+          <w:sz w:val="19"/>
+          <w:szCs w:val="19"/>
+        </w:rPr>
+        <w:t xml:space="preserve">Web page: </w:t>
+      </w:r>
+      <w:r>
+        <w:rPr>
+          <w:rFonts w:ascii="Consolas" w:eastAsia="Consolas" w:hAnsi="Consolas" w:cs="Consolas"/>
+          <w:color w:val="5A6170"/>
+          <w:sz w:val="18"/>
+          <w:szCs w:val="18"/>
+        </w:rPr>
+        <w:t>PETROCARDPurchase.aspx, PetroCardFinalPurchase.aspx</w:t>
+      </w:r>
+    </w:p>
+    <w:p>
+      <w:pPr>
+        <w:pStyle w:val="Heading3"/>
+      </w:pPr>
+      <w:r>
+        <w:t>reqtype: petrocardkits</w:t>
+      </w:r>
+    </w:p>
+    <w:tbl>
+      <w:tblPr>
+        <w:tblW w:w="9638" w:type="dxa"/>
+        <w:tblBorders>
+          <w:top w:val="single" w:sz="4" w:space="0" w:color="auto"/>
+          <w:left w:val="single" w:sz="4" w:space="0" w:color="auto"/>
+          <w:bottom w:val="single" w:sz="4" w:space="0" w:color="auto"/>
+          <w:right w:val="single" w:sz="4" w:space="0" w:color="auto"/>
+          <w:insideH w:val="single" w:sz="4" w:space="0" w:color="auto"/>
+          <w:insideV w:val="single" w:sz="4" w:space="0" w:color="auto"/>
+        </w:tblBorders>
+        <w:tblCellMar>
+          <w:left w:w="10" w:type="dxa"/>
+          <w:right w:w="10" w:type="dxa"/>
+        </w:tblCellMar>
+        <w:tblLook w:val="04A0" w:firstRow="1" w:lastRow="0" w:firstColumn="1" w:lastColumn="0" w:noHBand="0" w:noVBand="1"/>
+      </w:tblPr>
+      <w:tblGrid>
+        <w:gridCol w:w="2200"/>
+        <w:gridCol w:w="7438"/>
+      </w:tblGrid>
+      <w:tr>
+        <w:tblPrEx>
+          <w:tblCellMar>
+            <w:top w:w="0" w:type="dxa"/>
+            <w:bottom w:w="0" w:type="dxa"/>
+          </w:tblCellMar>
+        </w:tblPrEx>
+        <w:trPr>
+          <w:tblHeader/>
+        </w:trPr>
+        <w:tc>
+          <w:tcPr>
+            <w:tcW w:w="2200" w:type="dxa"/>
+            <w:tcBorders>
+              <w:top w:val="single" w:sz="4" w:space="0" w:color="D9DDE3"/>
+              <w:left w:val="single" w:sz="4" w:space="0" w:color="D9DDE3"/>
+              <w:bottom w:val="single" w:sz="4" w:space="0" w:color="D9DDE3"/>
+              <w:right w:val="single" w:sz="4" w:space="0" w:color="D9DDE3"/>
+            </w:tcBorders>
+            <w:shd w:val="clear" w:color="auto" w:fill="FDEBE3"/>
+            <w:tcMar>
+              <w:top w:w="70" w:type="dxa"/>
+              <w:left w:w="110" w:type="dxa"/>
+              <w:bottom w:w="70" w:type="dxa"/>
+              <w:right w:w="110" w:type="dxa"/>
+            </w:tcMar>
+          </w:tcPr>
+          <w:p>
+            <w:r>
+              <w:rPr>
+                <w:b/>
+                <w:bCs/>
+                <w:color w:val="B83300"/>
+                <w:sz w:val="18"/>
+                <w:szCs w:val="18"/>
+              </w:rPr>
+              <w:t>Item</w:t>
+            </w:r>
+          </w:p>
+        </w:tc>
+        <w:tc>
+          <w:tcPr>
+            <w:tcW w:w="7438" w:type="dxa"/>
+            <w:tcBorders>
+              <w:top w:val="single" w:sz="4" w:space="0" w:color="D9DDE3"/>
+              <w:left w:val="single" w:sz="4" w:space="0" w:color="D9DDE3"/>
+              <w:bottom w:val="single" w:sz="4" w:space="0" w:color="D9DDE3"/>
+              <w:right w:val="single" w:sz="4" w:space="0" w:color="D9DDE3"/>
+            </w:tcBorders>
+            <w:shd w:val="clear" w:color="auto" w:fill="FDEBE3"/>
+            <w:tcMar>
+              <w:top w:w="70" w:type="dxa"/>
+              <w:left w:w="110" w:type="dxa"/>
+              <w:bottom w:w="70" w:type="dxa"/>
+              <w:right w:w="110" w:type="dxa"/>
+            </w:tcMar>
+          </w:tcPr>
+          <w:p>
+            <w:r>
+              <w:rPr>
+                <w:b/>
+                <w:bCs/>
+                <w:color w:val="B83300"/>
+                <w:sz w:val="18"/>
+                <w:szCs w:val="18"/>
+              </w:rPr>
+              <w:t>Value</w:t>
+            </w:r>
+          </w:p>
+        </w:tc>
+      </w:tr>
+      <w:tr>
+        <w:tblPrEx>
+          <w:tblCellMar>
+            <w:top w:w="0" w:type="dxa"/>
+            <w:bottom w:w="0" w:type="dxa"/>
+          </w:tblCellMar>
+        </w:tblPrEx>
+        <w:trPr>
+          <w:cantSplit/>
+        </w:trPr>
+        <w:tc>
+          <w:tcPr>
+            <w:tcW w:w="2200" w:type="dxa"/>
+            <w:tcBorders>
+              <w:top w:val="single" w:sz="4" w:space="0" w:color="D9DDE3"/>
+              <w:left w:val="single" w:sz="4" w:space="0" w:color="D9DDE3"/>
+              <w:bottom w:val="single" w:sz="4" w:space="0" w:color="D9DDE3"/>
+              <w:right w:val="single" w:sz="4" w:space="0" w:color="D9DDE3"/>
+            </w:tcBorders>
+            <w:tcMar>
+              <w:top w:w="70" w:type="dxa"/>
+              <w:left w:w="110" w:type="dxa"/>
+              <w:bottom w:w="70" w:type="dxa"/>
+              <w:right w:w="110" w:type="dxa"/>
+            </w:tcMar>
+          </w:tcPr>
+          <w:p>
+            <w:r>
+              <w:rPr>
+                <w:b/>
+                <w:bCs/>
+                <w:sz w:val="19"/>
+                <w:szCs w:val="19"/>
+              </w:rPr>
+              <w:t>Login details</w:t>
+            </w:r>
+          </w:p>
+        </w:tc>
+        <w:tc>
+          <w:tcPr>
+            <w:tcW w:w="7438" w:type="dxa"/>
+            <w:tcBorders>
+              <w:top w:val="single" w:sz="4" w:space="0" w:color="D9DDE3"/>
+              <w:left w:val="single" w:sz="4" w:space="0" w:color="D9DDE3"/>
+              <w:bottom w:val="single" w:sz="4" w:space="0" w:color="D9DDE3"/>
+              <w:right w:val="single" w:sz="4" w:space="0" w:color="D9DDE3"/>
+            </w:tcBorders>
+            <w:tcMar>
+              <w:top w:w="70" w:type="dxa"/>
+              <w:left w:w="110" w:type="dxa"/>
+              <w:bottom w:w="70" w:type="dxa"/>
+              <w:right w:w="110" w:type="dxa"/>
+            </w:tcMar>
+          </w:tcPr>
+          <w:p>
+            <w:r>
+              <w:rPr>
+                <w:sz w:val="19"/>
+                <w:szCs w:val="19"/>
+              </w:rPr>
+              <w:t>userid + passwd zaroori</w:t>
+            </w:r>
+          </w:p>
+        </w:tc>
+      </w:tr>
+      <w:tr>
+        <w:tblPrEx>
+          <w:tblCellMar>
+            <w:top w:w="0" w:type="dxa"/>
+            <w:bottom w:w="0" w:type="dxa"/>
+          </w:tblCellMar>
+        </w:tblPrEx>
+        <w:trPr>
+          <w:cantSplit/>
+        </w:trPr>
+        <w:tc>
+          <w:tcPr>
+            <w:tcW w:w="2200" w:type="dxa"/>
+            <w:tcBorders>
+              <w:top w:val="single" w:sz="4" w:space="0" w:color="D9DDE3"/>
+              <w:left w:val="single" w:sz="4" w:space="0" w:color="D9DDE3"/>
+              <w:bottom w:val="single" w:sz="4" w:space="0" w:color="D9DDE3"/>
+              <w:right w:val="single" w:sz="4" w:space="0" w:color="D9DDE3"/>
+            </w:tcBorders>
+            <w:tcMar>
+              <w:top w:w="70" w:type="dxa"/>
+              <w:left w:w="110" w:type="dxa"/>
+              <w:bottom w:w="70" w:type="dxa"/>
+              <w:right w:w="110" w:type="dxa"/>
+            </w:tcMar>
+          </w:tcPr>
+          <w:p>
+            <w:r>
+              <w:rPr>
+                <w:b/>
+                <w:bCs/>
+                <w:sz w:val="19"/>
+                <w:szCs w:val="19"/>
+              </w:rPr>
+              <w:t>Fields</w:t>
+            </w:r>
+          </w:p>
+        </w:tc>
+        <w:tc>
+          <w:tcPr>
+            <w:tcW w:w="7438" w:type="dxa"/>
+            <w:tcBorders>
+              <w:top w:val="single" w:sz="4" w:space="0" w:color="D9DDE3"/>
+              <w:left w:val="single" w:sz="4" w:space="0" w:color="D9DDE3"/>
+              <w:bottom w:val="single" w:sz="4" w:space="0" w:color="D9DDE3"/>
+              <w:right w:val="single" w:sz="4" w:space="0" w:color="D9DDE3"/>
+            </w:tcBorders>
+            <w:tcMar>
+              <w:top w:w="70" w:type="dxa"/>
+              <w:left w:w="110" w:type="dxa"/>
+              <w:bottom w:w="70" w:type="dxa"/>
+              <w:right w:w="110" w:type="dxa"/>
+            </w:tcMar>
+          </w:tcPr>
+          <w:p>
+            <w:r>
+              <w:rPr>
+                <w:sz w:val="19"/>
+                <w:szCs w:val="19"/>
+              </w:rPr>
+              <w:t>—</w:t>
+            </w:r>
+          </w:p>
+        </w:tc>
+      </w:tr>
+    </w:tbl>
+    <w:p>
+      <w:pPr>
+        <w:spacing w:after="80"/>
+      </w:pPr>
+    </w:p>
+    <w:p>
+      <w:pPr>
+        <w:spacing w:after="120"/>
+      </w:pPr>
+      <w:r>
+        <w:t xml:space="preserve">Flow: </w:t>
+      </w:r>
+      <w:r>
+        <w:rPr>
+          <w:rFonts w:ascii="Consolas" w:eastAsia="Consolas" w:hAnsi="Consolas" w:cs="Consolas"/>
+          <w:color w:val="B83300"/>
+          <w:sz w:val="19"/>
+          <w:szCs w:val="19"/>
+        </w:rPr>
+        <w:t>petrocardkits</w:t>
+      </w:r>
+      <w:r>
+        <w:t xml:space="preserve"> (list) → kit par tap → </w:t>
+      </w:r>
+      <w:r>
+        <w:rPr>
+          <w:rFonts w:ascii="Consolas" w:eastAsia="Consolas" w:hAnsi="Consolas" w:cs="Consolas"/>
+          <w:color w:val="B83300"/>
+          <w:sz w:val="19"/>
+          <w:szCs w:val="19"/>
+        </w:rPr>
+        <w:t>petrocardform</w:t>
+      </w:r>
+      <w:r>
+        <w:t xml:space="preserve"> → Submit → </w:t>
+      </w:r>
+      <w:r>
+        <w:rPr>
+          <w:rFonts w:ascii="Consolas" w:eastAsia="Consolas" w:hAnsi="Consolas" w:cs="Consolas"/>
+          <w:color w:val="B83300"/>
+          <w:sz w:val="19"/>
+          <w:szCs w:val="19"/>
+        </w:rPr>
+        <w:t>petrocardpurchase</w:t>
+      </w:r>
+      <w:r>
+        <w:t>.</w:t>
+      </w:r>
+    </w:p>
+    <w:p>
+      <w:pPr>
+        <w:spacing w:after="120"/>
+      </w:pPr>
+      <w:r>
+        <w:t xml:space="preserve">Har kit ka </w:t>
+      </w:r>
+      <w:r>
+        <w:rPr>
+          <w:rFonts w:ascii="Consolas" w:eastAsia="Consolas" w:hAnsi="Consolas" w:cs="Consolas"/>
+          <w:color w:val="B83300"/>
+          <w:sz w:val="19"/>
+          <w:szCs w:val="19"/>
+        </w:rPr>
+        <w:t>status</w:t>
+      </w:r>
+      <w:r>
+        <w:t xml:space="preserve">: </w:t>
+      </w:r>
+      <w:r>
+        <w:rPr>
+          <w:rFonts w:ascii="Consolas" w:eastAsia="Consolas" w:hAnsi="Consolas" w:cs="Consolas"/>
+          <w:color w:val="B83300"/>
+          <w:sz w:val="19"/>
+          <w:szCs w:val="19"/>
+        </w:rPr>
+        <w:t>AVAILABLE</w:t>
+      </w:r>
+      <w:r>
+        <w:t xml:space="preserve">, </w:t>
+      </w:r>
+      <w:r>
+        <w:rPr>
+          <w:rFonts w:ascii="Consolas" w:eastAsia="Consolas" w:hAnsi="Consolas" w:cs="Consolas"/>
+          <w:color w:val="B83300"/>
+          <w:sz w:val="19"/>
+          <w:szCs w:val="19"/>
+        </w:rPr>
+        <w:t>PURCHASED</w:t>
+      </w:r>
+      <w:r>
+        <w:t xml:space="preserve">, </w:t>
+      </w:r>
+      <w:r>
+        <w:rPr>
+          <w:rFonts w:ascii="Consolas" w:eastAsia="Consolas" w:hAnsi="Consolas" w:cs="Consolas"/>
+          <w:color w:val="B83300"/>
+          <w:sz w:val="19"/>
+          <w:szCs w:val="19"/>
+        </w:rPr>
+        <w:t>LOCKED</w:t>
+      </w:r>
+      <w:r>
+        <w:t xml:space="preserve"> (dusra kit pehle se liya hai), </w:t>
+      </w:r>
+      <w:r>
+        <w:rPr>
+          <w:rFonts w:ascii="Consolas" w:eastAsia="Consolas" w:hAnsi="Consolas" w:cs="Consolas"/>
+          <w:color w:val="B83300"/>
+          <w:sz w:val="19"/>
+          <w:szCs w:val="19"/>
+        </w:rPr>
+        <w:t>KYC_REQUIRED</w:t>
+      </w:r>
+      <w:r>
+        <w:t xml:space="preserve"> (PAN verify nahi hai). </w:t>
+      </w:r>
+      <w:r>
+        <w:rPr>
+          <w:rFonts w:ascii="Consolas" w:eastAsia="Consolas" w:hAnsi="Consolas" w:cs="Consolas"/>
+          <w:color w:val="B83300"/>
+          <w:sz w:val="19"/>
+          <w:szCs w:val="19"/>
+        </w:rPr>
+        <w:t>canbuy</w:t>
+      </w:r>
+      <w:r>
+        <w:t xml:space="preserve"> true ho tabhi Buy Now chalao, warna </w:t>
+      </w:r>
+      <w:r>
+        <w:rPr>
+          <w:rFonts w:ascii="Consolas" w:eastAsia="Consolas" w:hAnsi="Consolas" w:cs="Consolas"/>
+          <w:color w:val="B83300"/>
+          <w:sz w:val="19"/>
+          <w:szCs w:val="19"/>
+        </w:rPr>
+        <w:t>message</w:t>
+      </w:r>
+      <w:r>
+        <w:t xml:space="preserve"> dikhao.</w:t>
+      </w:r>
+    </w:p>
+    <w:p>
+      <w:pPr>
+        <w:spacing w:after="120"/>
+      </w:pPr>
+      <w:r>
+        <w:rPr>
+          <w:rFonts w:ascii="Consolas" w:eastAsia="Consolas" w:hAnsi="Consolas" w:cs="Consolas"/>
+          <w:color w:val="B83300"/>
+          <w:sz w:val="19"/>
+          <w:szCs w:val="19"/>
+        </w:rPr>
+        <w:t>pankyc.verified</w:t>
+      </w:r>
+      <w:r>
+        <w:t xml:space="preserve"> false ho to banner aur button dikhao; button par </w:t>
+      </w:r>
+      <w:r>
+        <w:rPr>
+          <w:rFonts w:ascii="Consolas" w:eastAsia="Consolas" w:hAnsi="Consolas" w:cs="Consolas"/>
+          <w:color w:val="B83300"/>
+          <w:sz w:val="19"/>
+          <w:szCs w:val="19"/>
+        </w:rPr>
+        <w:t>kycurl</w:t>
+      </w:r>
+      <w:r>
+        <w:t xml:space="preserve"> browser mein kholo (thodi der hi chalta hai, save mat karo).</w:t>
+      </w:r>
+    </w:p>
+    <w:p>
+      <w:pPr>
+        <w:keepNext/>
+        <w:spacing w:before="160" w:after="60"/>
+      </w:pPr>
+      <w:r>
+        <w:rPr>
+          <w:b/>
+          <w:bCs/>
+          <w:color w:val="5A6170"/>
+          <w:spacing w:val="20"/>
+          <w:sz w:val="17"/>
+          <w:szCs w:val="17"/>
+        </w:rPr>
+        <w:t>REQUEST</w:t>
+      </w:r>
+    </w:p>
+    <w:p>
+      <w:pPr>
+        <w:keepNext/>
+        <w:keepLines/>
+        <w:pBdr>
+          <w:left w:val="single" w:sz="18" w:space="8" w:color="E84000"/>
+        </w:pBdr>
+        <w:shd w:val="clear" w:color="auto" w:fill="F3F4F6"/>
+        <w:spacing w:before="60" w:line="250" w:lineRule="auto"/>
+        <w:ind w:left="180"/>
+      </w:pPr>
+      <w:r>
+        <w:rPr>
+          <w:rFonts w:ascii="Consolas" w:eastAsia="Consolas" w:hAnsi="Consolas" w:cs="Consolas"/>
+          <w:sz w:val="17"/>
+          <w:szCs w:val="17"/>
+        </w:rPr>
+        <w:t>{</w:t>
+      </w:r>
+    </w:p>
+    <w:p>
+      <w:pPr>
+        <w:keepNext/>
+        <w:keepLines/>
+        <w:pBdr>
+          <w:left w:val="single" w:sz="18" w:space="8" w:color="E84000"/>
+        </w:pBdr>
+        <w:shd w:val="clear" w:color="auto" w:fill="F3F4F6"/>
+        <w:spacing w:line="250" w:lineRule="auto"/>
+        <w:ind w:left="180"/>
+      </w:pPr>
+      <w:r>
+        <w:rPr>
+          <w:rFonts w:ascii="Consolas" w:eastAsia="Consolas" w:hAnsi="Consolas" w:cs="Consolas"/>
+          <w:sz w:val="17"/>
+          <w:szCs w:val="17"/>
+        </w:rPr>
+        <w:t>  "reqtype": "petrocardkits",</w:t>
+      </w:r>
+    </w:p>
+    <w:p>
+      <w:pPr>
+        <w:keepNext/>
+        <w:keepLines/>
+        <w:pBdr>
+          <w:left w:val="single" w:sz="18" w:space="8" w:color="E84000"/>
+        </w:pBdr>
+        <w:shd w:val="clear" w:color="auto" w:fill="F3F4F6"/>
+        <w:spacing w:line="250" w:lineRule="auto"/>
+        <w:ind w:left="180"/>
+      </w:pPr>
+      <w:r>
+        <w:rPr>
+          <w:rFonts w:ascii="Consolas" w:eastAsia="Consolas" w:hAnsi="Consolas" w:cs="Consolas"/>
+          <w:sz w:val="17"/>
+          <w:szCs w:val="17"/>
+        </w:rPr>
+        <w:t>  "userid": "EPI123456",</w:t>
+      </w:r>
+    </w:p>
+    <w:p>
+      <w:pPr>
+        <w:keepNext/>
+        <w:keepLines/>
+        <w:pBdr>
+          <w:left w:val="single" w:sz="18" w:space="8" w:color="E84000"/>
+        </w:pBdr>
+        <w:shd w:val="clear" w:color="auto" w:fill="F3F4F6"/>
+        <w:spacing w:line="250" w:lineRule="auto"/>
+        <w:ind w:left="180"/>
+      </w:pPr>
+      <w:r>
+        <w:rPr>
+          <w:rFonts w:ascii="Consolas" w:eastAsia="Consolas" w:hAnsi="Consolas" w:cs="Consolas"/>
+          <w:sz w:val="17"/>
+          <w:szCs w:val="17"/>
+        </w:rPr>
+        <w:t>  "passwd": "EPI@123456"</w:t>
+      </w:r>
+    </w:p>
+    <w:p>
+      <w:pPr>
+        <w:keepLines/>
+        <w:pBdr>
+          <w:left w:val="single" w:sz="18" w:space="8" w:color="E84000"/>
+        </w:pBdr>
+        <w:shd w:val="clear" w:color="auto" w:fill="F3F4F6"/>
+        <w:spacing w:after="160" w:line="250" w:lineRule="auto"/>
+        <w:ind w:left="180"/>
+      </w:pPr>
+      <w:r>
+        <w:rPr>
+          <w:rFonts w:ascii="Consolas" w:eastAsia="Consolas" w:hAnsi="Consolas" w:cs="Consolas"/>
+          <w:sz w:val="17"/>
+          <w:szCs w:val="17"/>
+        </w:rPr>
+        <w:t>}</w:t>
+      </w:r>
+    </w:p>
+    <w:p>
+      <w:pPr>
+        <w:keepNext/>
+        <w:spacing w:before="160" w:after="60"/>
+      </w:pPr>
+      <w:r>
+        <w:rPr>
+          <w:b/>
+          <w:bCs/>
+          <w:color w:val="5A6170"/>
+          <w:spacing w:val="20"/>
+          <w:sz w:val="17"/>
+          <w:szCs w:val="17"/>
+        </w:rPr>
+        <w:lastRenderedPageBreak/>
+        <w:t>RESPONSE (EXAMPLE)</w:t>
+      </w:r>
+    </w:p>
+    <w:p>
+      <w:pPr>
+        <w:keepNext/>
+        <w:keepLines/>
+        <w:pBdr>
+          <w:left w:val="single" w:sz="18" w:space="8" w:color="E84000"/>
+        </w:pBdr>
+        <w:shd w:val="clear" w:color="auto" w:fill="F3F4F6"/>
+        <w:spacing w:before="60" w:line="250" w:lineRule="auto"/>
+        <w:ind w:left="180"/>
+      </w:pPr>
+      <w:r>
+        <w:rPr>
+          <w:rFonts w:ascii="Consolas" w:eastAsia="Consolas" w:hAnsi="Consolas" w:cs="Consolas"/>
+          <w:sz w:val="17"/>
+          <w:szCs w:val="17"/>
+        </w:rPr>
+        <w:t>{</w:t>
+      </w:r>
+    </w:p>
+    <w:p>
+      <w:pPr>
+        <w:keepNext/>
+        <w:keepLines/>
+        <w:pBdr>
+          <w:left w:val="single" w:sz="18" w:space="8" w:color="E84000"/>
+        </w:pBdr>
+        <w:shd w:val="clear" w:color="auto" w:fill="F3F4F6"/>
+        <w:spacing w:line="250" w:lineRule="auto"/>
+        <w:ind w:left="180"/>
+      </w:pPr>
+      <w:r>
+        <w:rPr>
+          <w:rFonts w:ascii="Consolas" w:eastAsia="Consolas" w:hAnsi="Consolas" w:cs="Consolas"/>
+          <w:sz w:val="17"/>
+          <w:szCs w:val="17"/>
+        </w:rPr>
+        <w:t>  "response": "OK",</w:t>
+      </w:r>
+    </w:p>
+    <w:p>
+      <w:pPr>
+        <w:keepNext/>
+        <w:keepLines/>
+        <w:pBdr>
+          <w:left w:val="single" w:sz="18" w:space="8" w:color="E84000"/>
+        </w:pBdr>
+        <w:shd w:val="clear" w:color="auto" w:fill="F3F4F6"/>
+        <w:spacing w:line="250" w:lineRule="auto"/>
+        <w:ind w:left="180"/>
+      </w:pPr>
+      <w:r>
+        <w:rPr>
+          <w:rFonts w:ascii="Consolas" w:eastAsia="Consolas" w:hAnsi="Consolas" w:cs="Consolas"/>
+          <w:sz w:val="17"/>
+          <w:szCs w:val="17"/>
+        </w:rPr>
+        <w:t>  "code": 200,</w:t>
+      </w:r>
+    </w:p>
+    <w:p>
+      <w:pPr>
+        <w:keepNext/>
+        <w:keepLines/>
+        <w:pBdr>
+          <w:left w:val="single" w:sz="18" w:space="8" w:color="E84000"/>
+        </w:pBdr>
+        <w:shd w:val="clear" w:color="auto" w:fill="F3F4F6"/>
+        <w:spacing w:line="250" w:lineRule="auto"/>
+        <w:ind w:left="180"/>
+      </w:pPr>
+      <w:r>
+        <w:rPr>
+          <w:rFonts w:ascii="Consolas" w:eastAsia="Consolas" w:hAnsi="Consolas" w:cs="Consolas"/>
+          <w:sz w:val="17"/>
+          <w:szCs w:val="17"/>
+        </w:rPr>
+        <w:t>  "msg": "",</w:t>
+      </w:r>
+    </w:p>
+    <w:p>
+      <w:pPr>
+        <w:keepNext/>
+        <w:keepLines/>
+        <w:pBdr>
+          <w:left w:val="single" w:sz="18" w:space="8" w:color="E84000"/>
+        </w:pBdr>
+        <w:shd w:val="clear" w:color="auto" w:fill="F3F4F6"/>
+        <w:spacing w:line="250" w:lineRule="auto"/>
+        <w:ind w:left="180"/>
+      </w:pPr>
+      <w:r>
+        <w:rPr>
+          <w:rFonts w:ascii="Consolas" w:eastAsia="Consolas" w:hAnsi="Consolas" w:cs="Consolas"/>
+          <w:sz w:val="17"/>
+          <w:szCs w:val="17"/>
+        </w:rPr>
+        <w:t>  "reqtype": "petrocardkits",</w:t>
+      </w:r>
+    </w:p>
+    <w:p>
+      <w:pPr>
+        <w:keepNext/>
+        <w:keepLines/>
+        <w:pBdr>
+          <w:left w:val="single" w:sz="18" w:space="8" w:color="E84000"/>
+        </w:pBdr>
+        <w:shd w:val="clear" w:color="auto" w:fill="F3F4F6"/>
+        <w:spacing w:line="250" w:lineRule="auto"/>
+        <w:ind w:left="180"/>
+      </w:pPr>
+      <w:r>
+        <w:rPr>
+          <w:rFonts w:ascii="Consolas" w:eastAsia="Consolas" w:hAnsi="Consolas" w:cs="Consolas"/>
+          <w:sz w:val="17"/>
+          <w:szCs w:val="17"/>
+        </w:rPr>
+        <w:t>  "reqid": "20260924190101223344",</w:t>
+      </w:r>
+    </w:p>
+    <w:p>
+      <w:pPr>
+        <w:keepNext/>
+        <w:keepLines/>
+        <w:pBdr>
+          <w:left w:val="single" w:sz="18" w:space="8" w:color="E84000"/>
+        </w:pBdr>
+        <w:shd w:val="clear" w:color="auto" w:fill="F3F4F6"/>
+        <w:spacing w:line="250" w:lineRule="auto"/>
+        <w:ind w:left="180"/>
+      </w:pPr>
+      <w:r>
+        <w:rPr>
+          <w:rFonts w:ascii="Consolas" w:eastAsia="Consolas" w:hAnsi="Consolas" w:cs="Consolas"/>
+          <w:sz w:val="17"/>
+          <w:szCs w:val="17"/>
+        </w:rPr>
+        <w:t>  "data": {</w:t>
+      </w:r>
+    </w:p>
+    <w:p>
+      <w:pPr>
+        <w:keepNext/>
+        <w:keepLines/>
+        <w:pBdr>
+          <w:left w:val="single" w:sz="18" w:space="8" w:color="E84000"/>
+        </w:pBdr>
+        <w:shd w:val="clear" w:color="auto" w:fill="F3F4F6"/>
+        <w:spacing w:line="250" w:lineRule="auto"/>
+        <w:ind w:left="180"/>
+      </w:pPr>
+      <w:r>
+        <w:rPr>
+          <w:rFonts w:ascii="Consolas" w:eastAsia="Consolas" w:hAnsi="Consolas" w:cs="Consolas"/>
+          <w:sz w:val="17"/>
+          <w:szCs w:val="17"/>
+        </w:rPr>
+        <w:t>    "walletbalance": 12500.00,</w:t>
+      </w:r>
+    </w:p>
+    <w:p>
+      <w:pPr>
+        <w:keepNext/>
+        <w:keepLines/>
+        <w:pBdr>
+          <w:left w:val="single" w:sz="18" w:space="8" w:color="E84000"/>
+        </w:pBdr>
+        <w:shd w:val="clear" w:color="auto" w:fill="F3F4F6"/>
+        <w:spacing w:line="250" w:lineRule="auto"/>
+        <w:ind w:left="180"/>
+      </w:pPr>
+      <w:r>
+        <w:rPr>
+          <w:rFonts w:ascii="Consolas" w:eastAsia="Consolas" w:hAnsi="Consolas" w:cs="Consolas"/>
+          <w:sz w:val="17"/>
+          <w:szCs w:val="17"/>
+        </w:rPr>
+        <w:t>    "pankyc": {</w:t>
+      </w:r>
+    </w:p>
+    <w:p>
+      <w:pPr>
+        <w:keepNext/>
+        <w:keepLines/>
+        <w:pBdr>
+          <w:left w:val="single" w:sz="18" w:space="8" w:color="E84000"/>
+        </w:pBdr>
+        <w:shd w:val="clear" w:color="auto" w:fill="F3F4F6"/>
+        <w:spacing w:line="250" w:lineRule="auto"/>
+        <w:ind w:left="180"/>
+      </w:pPr>
+      <w:r>
+        <w:rPr>
+          <w:rFonts w:ascii="Consolas" w:eastAsia="Consolas" w:hAnsi="Consolas" w:cs="Consolas"/>
+          <w:sz w:val="17"/>
+          <w:szCs w:val="17"/>
+        </w:rPr>
+        <w:t>      "status": "VERIFIED",</w:t>
+      </w:r>
+    </w:p>
+    <w:p>
+      <w:pPr>
+        <w:keepNext/>
+        <w:keepLines/>
+        <w:pBdr>
+          <w:left w:val="single" w:sz="18" w:space="8" w:color="E84000"/>
+        </w:pBdr>
+        <w:shd w:val="clear" w:color="auto" w:fill="F3F4F6"/>
+        <w:spacing w:line="250" w:lineRule="auto"/>
+        <w:ind w:left="180"/>
+      </w:pPr>
+      <w:r>
+        <w:rPr>
+          <w:rFonts w:ascii="Consolas" w:eastAsia="Consolas" w:hAnsi="Consolas" w:cs="Consolas"/>
+          <w:sz w:val="17"/>
+          <w:szCs w:val="17"/>
+        </w:rPr>
+        <w:t>      "verified": true,</w:t>
+      </w:r>
+    </w:p>
+    <w:p>
+      <w:pPr>
+        <w:keepNext/>
+        <w:keepLines/>
+        <w:pBdr>
+          <w:left w:val="single" w:sz="18" w:space="8" w:color="E84000"/>
+        </w:pBdr>
+        <w:shd w:val="clear" w:color="auto" w:fill="F3F4F6"/>
+        <w:spacing w:line="250" w:lineRule="auto"/>
+        <w:ind w:left="180"/>
+      </w:pPr>
+      <w:r>
+        <w:rPr>
+          <w:rFonts w:ascii="Consolas" w:eastAsia="Consolas" w:hAnsi="Consolas" w:cs="Consolas"/>
+          <w:sz w:val="17"/>
+          <w:szCs w:val="17"/>
+        </w:rPr>
+        <w:t>      "title": "PAN Verified",</w:t>
+      </w:r>
+    </w:p>
+    <w:p>
+      <w:pPr>
+        <w:keepNext/>
+        <w:keepLines/>
+        <w:pBdr>
+          <w:left w:val="single" w:sz="18" w:space="8" w:color="E84000"/>
+        </w:pBdr>
+        <w:shd w:val="clear" w:color="auto" w:fill="F3F4F6"/>
+        <w:spacing w:line="250" w:lineRule="auto"/>
+        <w:ind w:left="180"/>
+      </w:pPr>
+      <w:r>
+        <w:rPr>
+          <w:rFonts w:ascii="Consolas" w:eastAsia="Consolas" w:hAnsi="Consolas" w:cs="Consolas"/>
+          <w:sz w:val="17"/>
+          <w:szCs w:val="17"/>
+        </w:rPr>
+        <w:t>      "message": "Your PAN verification is complete. You can proceed with your Petro Card Package purchase.",</w:t>
+      </w:r>
+    </w:p>
+    <w:p>
+      <w:pPr>
+        <w:keepNext/>
+        <w:keepLines/>
+        <w:pBdr>
+          <w:left w:val="single" w:sz="18" w:space="8" w:color="E84000"/>
+        </w:pBdr>
+        <w:shd w:val="clear" w:color="auto" w:fill="F3F4F6"/>
+        <w:spacing w:line="250" w:lineRule="auto"/>
+        <w:ind w:left="180"/>
+      </w:pPr>
+      <w:r>
+        <w:rPr>
+          <w:rFonts w:ascii="Consolas" w:eastAsia="Consolas" w:hAnsi="Consolas" w:cs="Consolas"/>
+          <w:sz w:val="17"/>
+          <w:szCs w:val="17"/>
+        </w:rPr>
+        <w:t>      "buttontext": "",</w:t>
+      </w:r>
+    </w:p>
+    <w:p>
+      <w:pPr>
+        <w:keepNext/>
+        <w:keepLines/>
+        <w:pBdr>
+          <w:left w:val="single" w:sz="18" w:space="8" w:color="E84000"/>
+        </w:pBdr>
+        <w:shd w:val="clear" w:color="auto" w:fill="F3F4F6"/>
+        <w:spacing w:line="250" w:lineRule="auto"/>
+        <w:ind w:left="180"/>
+      </w:pPr>
+      <w:r>
+        <w:rPr>
+          <w:rFonts w:ascii="Consolas" w:eastAsia="Consolas" w:hAnsi="Consolas" w:cs="Consolas"/>
+          <w:sz w:val="17"/>
+          <w:szCs w:val="17"/>
+        </w:rPr>
+        <w:t>      "kycurl": ""</w:t>
+      </w:r>
+    </w:p>
+    <w:p>
+      <w:pPr>
+        <w:keepNext/>
+        <w:keepLines/>
+        <w:pBdr>
+          <w:left w:val="single" w:sz="18" w:space="8" w:color="E84000"/>
+        </w:pBdr>
+        <w:shd w:val="clear" w:color="auto" w:fill="F3F4F6"/>
+        <w:spacing w:line="250" w:lineRule="auto"/>
+        <w:ind w:left="180"/>
+      </w:pPr>
+      <w:r>
+        <w:rPr>
+          <w:rFonts w:ascii="Consolas" w:eastAsia="Consolas" w:hAnsi="Consolas" w:cs="Consolas"/>
+          <w:sz w:val="17"/>
+          <w:szCs w:val="17"/>
+        </w:rPr>
+        <w:t>    },</w:t>
+      </w:r>
+    </w:p>
+    <w:p>
+      <w:pPr>
+        <w:keepNext/>
+        <w:keepLines/>
+        <w:pBdr>
+          <w:left w:val="single" w:sz="18" w:space="8" w:color="E84000"/>
+        </w:pBdr>
+        <w:shd w:val="clear" w:color="auto" w:fill="F3F4F6"/>
+        <w:spacing w:line="250" w:lineRule="auto"/>
+        <w:ind w:left="180"/>
+      </w:pPr>
+      <w:r>
+        <w:rPr>
+          <w:rFonts w:ascii="Consolas" w:eastAsia="Consolas" w:hAnsi="Consolas" w:cs="Consolas"/>
+          <w:sz w:val="17"/>
+          <w:szCs w:val="17"/>
+        </w:rPr>
+        <w:t>    "purchasedkitid": 0,</w:t>
+      </w:r>
+    </w:p>
+    <w:p>
+      <w:pPr>
+        <w:keepNext/>
+        <w:keepLines/>
+        <w:pBdr>
+          <w:left w:val="single" w:sz="18" w:space="8" w:color="E84000"/>
+        </w:pBdr>
+        <w:shd w:val="clear" w:color="auto" w:fill="F3F4F6"/>
+        <w:spacing w:line="250" w:lineRule="auto"/>
+        <w:ind w:left="180"/>
+      </w:pPr>
+      <w:r>
+        <w:rPr>
+          <w:rFonts w:ascii="Consolas" w:eastAsia="Consolas" w:hAnsi="Consolas" w:cs="Consolas"/>
+          <w:sz w:val="17"/>
+          <w:szCs w:val="17"/>
+        </w:rPr>
+        <w:t>    "kits": [</w:t>
+      </w:r>
+    </w:p>
+    <w:p>
+      <w:pPr>
+        <w:keepNext/>
+        <w:keepLines/>
+        <w:pBdr>
+          <w:left w:val="single" w:sz="18" w:space="8" w:color="E84000"/>
+        </w:pBdr>
+        <w:shd w:val="clear" w:color="auto" w:fill="F3F4F6"/>
+        <w:spacing w:line="250" w:lineRule="auto"/>
+        <w:ind w:left="180"/>
+      </w:pPr>
+      <w:r>
+        <w:rPr>
+          <w:rFonts w:ascii="Consolas" w:eastAsia="Consolas" w:hAnsi="Consolas" w:cs="Consolas"/>
+          <w:sz w:val="17"/>
+          <w:szCs w:val="17"/>
+        </w:rPr>
+        <w:t>      {</w:t>
+      </w:r>
+    </w:p>
+    <w:p>
+      <w:pPr>
+        <w:keepNext/>
+        <w:keepLines/>
+        <w:pBdr>
+          <w:left w:val="single" w:sz="18" w:space="8" w:color="E84000"/>
+        </w:pBdr>
+        <w:shd w:val="clear" w:color="auto" w:fill="F3F4F6"/>
+        <w:spacing w:line="250" w:lineRule="auto"/>
+        <w:ind w:left="180"/>
+      </w:pPr>
+      <w:r>
+        <w:rPr>
+          <w:rFonts w:ascii="Consolas" w:eastAsia="Consolas" w:hAnsi="Consolas" w:cs="Consolas"/>
+          <w:sz w:val="17"/>
+          <w:szCs w:val="17"/>
+        </w:rPr>
+        <w:t>        "kitid": 12,</w:t>
+      </w:r>
+    </w:p>
+    <w:p>
+      <w:pPr>
+        <w:keepNext/>
+        <w:keepLines/>
+        <w:pBdr>
+          <w:left w:val="single" w:sz="18" w:space="8" w:color="E84000"/>
+        </w:pBdr>
+        <w:shd w:val="clear" w:color="auto" w:fill="F3F4F6"/>
+        <w:spacing w:line="250" w:lineRule="auto"/>
+        <w:ind w:left="180"/>
+      </w:pPr>
+      <w:r>
+        <w:rPr>
+          <w:rFonts w:ascii="Consolas" w:eastAsia="Consolas" w:hAnsi="Consolas" w:cs="Consolas"/>
+          <w:sz w:val="17"/>
+          <w:szCs w:val="17"/>
+        </w:rPr>
+        <w:t>        "kitname": "PETRO CARD SILVER",</w:t>
+      </w:r>
+    </w:p>
+    <w:p>
+      <w:pPr>
+        <w:keepNext/>
+        <w:keepLines/>
+        <w:pBdr>
+          <w:left w:val="single" w:sz="18" w:space="8" w:color="E84000"/>
+        </w:pBdr>
+        <w:shd w:val="clear" w:color="auto" w:fill="F3F4F6"/>
+        <w:spacing w:line="250" w:lineRule="auto"/>
+        <w:ind w:left="180"/>
+      </w:pPr>
+      <w:r>
+        <w:rPr>
+          <w:rFonts w:ascii="Consolas" w:eastAsia="Consolas" w:hAnsi="Consolas" w:cs="Consolas"/>
+          <w:sz w:val="17"/>
+          <w:szCs w:val="17"/>
+        </w:rPr>
+        <w:t>        "amount": 5000.00,</w:t>
+      </w:r>
+    </w:p>
+    <w:p>
+      <w:pPr>
+        <w:keepNext/>
+        <w:keepLines/>
+        <w:pBdr>
+          <w:left w:val="single" w:sz="18" w:space="8" w:color="E84000"/>
+        </w:pBdr>
+        <w:shd w:val="clear" w:color="auto" w:fill="F3F4F6"/>
+        <w:spacing w:line="250" w:lineRule="auto"/>
+        <w:ind w:left="180"/>
+      </w:pPr>
+      <w:r>
+        <w:rPr>
+          <w:rFonts w:ascii="Consolas" w:eastAsia="Consolas" w:hAnsi="Consolas" w:cs="Consolas"/>
+          <w:sz w:val="17"/>
+          <w:szCs w:val="17"/>
+        </w:rPr>
+        <w:t>        "amountdisplay": "5,000",</w:t>
+      </w:r>
+    </w:p>
+    <w:p>
+      <w:pPr>
+        <w:keepNext/>
+        <w:keepLines/>
+        <w:pBdr>
+          <w:left w:val="single" w:sz="18" w:space="8" w:color="E84000"/>
+        </w:pBdr>
+        <w:shd w:val="clear" w:color="auto" w:fill="F3F4F6"/>
+        <w:spacing w:line="250" w:lineRule="auto"/>
+        <w:ind w:left="180"/>
+      </w:pPr>
+      <w:r>
+        <w:rPr>
+          <w:rFonts w:ascii="Consolas" w:eastAsia="Consolas" w:hAnsi="Consolas" w:cs="Consolas"/>
+          <w:sz w:val="17"/>
+          <w:szCs w:val="17"/>
+        </w:rPr>
+        <w:t>        "image": "https://epayindia.in/images/petro-silver.png",</w:t>
+      </w:r>
+    </w:p>
+    <w:p>
+      <w:pPr>
+        <w:keepNext/>
+        <w:keepLines/>
+        <w:pBdr>
+          <w:left w:val="single" w:sz="18" w:space="8" w:color="E84000"/>
+        </w:pBdr>
+        <w:shd w:val="clear" w:color="auto" w:fill="F3F4F6"/>
+        <w:spacing w:line="250" w:lineRule="auto"/>
+        <w:ind w:left="180"/>
+      </w:pPr>
+      <w:r>
+        <w:rPr>
+          <w:rFonts w:ascii="Consolas" w:eastAsia="Consolas" w:hAnsi="Consolas" w:cs="Consolas"/>
+          <w:sz w:val="17"/>
+          <w:szCs w:val="17"/>
+        </w:rPr>
+        <w:t>        "icon": "</w:t>
+      </w:r>
+      <w:r>
+        <w:rPr>
+          <w:rFonts w:ascii="Consolas" w:eastAsia="Consolas" w:hAnsi="Consolas" w:cs="Consolas"/>
+          <w:sz w:val="17"/>
+          <w:szCs w:val="17"/>
+        </w:rPr>
+        <w:t>🥈</w:t>
+      </w:r>
+      <w:r>
+        <w:rPr>
+          <w:rFonts w:ascii="Consolas" w:eastAsia="Consolas" w:hAnsi="Consolas" w:cs="Consolas"/>
+          <w:sz w:val="17"/>
+          <w:szCs w:val="17"/>
+        </w:rPr>
+        <w:t>",</w:t>
+      </w:r>
+    </w:p>
+    <w:p>
+      <w:pPr>
+        <w:keepNext/>
+        <w:keepLines/>
+        <w:pBdr>
+          <w:left w:val="single" w:sz="18" w:space="8" w:color="E84000"/>
+        </w:pBdr>
+        <w:shd w:val="clear" w:color="auto" w:fill="F3F4F6"/>
+        <w:spacing w:line="250" w:lineRule="auto"/>
+        <w:ind w:left="180"/>
+      </w:pPr>
+      <w:r>
+        <w:rPr>
+          <w:rFonts w:ascii="Consolas" w:eastAsia="Consolas" w:hAnsi="Consolas" w:cs="Consolas"/>
+          <w:sz w:val="17"/>
+          <w:szCs w:val="17"/>
+        </w:rPr>
+        <w:t>        "theme": "silver",</w:t>
+      </w:r>
+    </w:p>
+    <w:p>
+      <w:pPr>
+        <w:keepNext/>
+        <w:keepLines/>
+        <w:pBdr>
+          <w:left w:val="single" w:sz="18" w:space="8" w:color="E84000"/>
+        </w:pBdr>
+        <w:shd w:val="clear" w:color="auto" w:fill="F3F4F6"/>
+        <w:spacing w:line="250" w:lineRule="auto"/>
+        <w:ind w:left="180"/>
+      </w:pPr>
+      <w:r>
+        <w:rPr>
+          <w:rFonts w:ascii="Consolas" w:eastAsia="Consolas" w:hAnsi="Consolas" w:cs="Consolas"/>
+          <w:sz w:val="17"/>
+          <w:szCs w:val="17"/>
+        </w:rPr>
+        <w:t>        "themelabel": "Silver",</w:t>
+      </w:r>
+    </w:p>
+    <w:p>
+      <w:pPr>
+        <w:keepNext/>
+        <w:keepLines/>
+        <w:pBdr>
+          <w:left w:val="single" w:sz="18" w:space="8" w:color="E84000"/>
+        </w:pBdr>
+        <w:shd w:val="clear" w:color="auto" w:fill="F3F4F6"/>
+        <w:spacing w:line="250" w:lineRule="auto"/>
+        <w:ind w:left="180"/>
+      </w:pPr>
+      <w:r>
+        <w:rPr>
+          <w:rFonts w:ascii="Consolas" w:eastAsia="Consolas" w:hAnsi="Consolas" w:cs="Consolas"/>
+          <w:sz w:val="17"/>
+          <w:szCs w:val="17"/>
+        </w:rPr>
+        <w:t>        "benefits": "Fuel cashback on every refill",</w:t>
+      </w:r>
+    </w:p>
+    <w:p>
+      <w:pPr>
+        <w:keepNext/>
+        <w:keepLines/>
+        <w:pBdr>
+          <w:left w:val="single" w:sz="18" w:space="8" w:color="E84000"/>
+        </w:pBdr>
+        <w:shd w:val="clear" w:color="auto" w:fill="F3F4F6"/>
+        <w:spacing w:line="250" w:lineRule="auto"/>
+        <w:ind w:left="180"/>
+      </w:pPr>
+      <w:r>
+        <w:rPr>
+          <w:rFonts w:ascii="Consolas" w:eastAsia="Consolas" w:hAnsi="Consolas" w:cs="Consolas"/>
+          <w:sz w:val="17"/>
+          <w:szCs w:val="17"/>
+        </w:rPr>
+        <w:t>        "status": "AVAILABLE",</w:t>
+      </w:r>
+    </w:p>
+    <w:p>
+      <w:pPr>
+        <w:keepNext/>
+        <w:keepLines/>
+        <w:pBdr>
+          <w:left w:val="single" w:sz="18" w:space="8" w:color="E84000"/>
+        </w:pBdr>
+        <w:shd w:val="clear" w:color="auto" w:fill="F3F4F6"/>
+        <w:spacing w:line="250" w:lineRule="auto"/>
+        <w:ind w:left="180"/>
+      </w:pPr>
+      <w:r>
+        <w:rPr>
+          <w:rFonts w:ascii="Consolas" w:eastAsia="Consolas" w:hAnsi="Consolas" w:cs="Consolas"/>
+          <w:sz w:val="17"/>
+          <w:szCs w:val="17"/>
+        </w:rPr>
+        <w:t>        "canbuy": true,</w:t>
+      </w:r>
+    </w:p>
+    <w:p>
+      <w:pPr>
+        <w:keepNext/>
+        <w:keepLines/>
+        <w:pBdr>
+          <w:left w:val="single" w:sz="18" w:space="8" w:color="E84000"/>
+        </w:pBdr>
+        <w:shd w:val="clear" w:color="auto" w:fill="F3F4F6"/>
+        <w:spacing w:line="250" w:lineRule="auto"/>
+        <w:ind w:left="180"/>
+      </w:pPr>
+      <w:r>
+        <w:rPr>
+          <w:rFonts w:ascii="Consolas" w:eastAsia="Consolas" w:hAnsi="Consolas" w:cs="Consolas"/>
+          <w:sz w:val="17"/>
+          <w:szCs w:val="17"/>
+        </w:rPr>
+        <w:t>        "message": ""</w:t>
+      </w:r>
+    </w:p>
+    <w:p>
+      <w:pPr>
+        <w:keepNext/>
+        <w:keepLines/>
+        <w:pBdr>
+          <w:left w:val="single" w:sz="18" w:space="8" w:color="E84000"/>
+        </w:pBdr>
+        <w:shd w:val="clear" w:color="auto" w:fill="F3F4F6"/>
+        <w:spacing w:line="250" w:lineRule="auto"/>
+        <w:ind w:left="180"/>
+      </w:pPr>
+      <w:r>
+        <w:rPr>
+          <w:rFonts w:ascii="Consolas" w:eastAsia="Consolas" w:hAnsi="Consolas" w:cs="Consolas"/>
+          <w:sz w:val="17"/>
+          <w:szCs w:val="17"/>
+        </w:rPr>
+        <w:t>      }</w:t>
+      </w:r>
+    </w:p>
+    <w:p>
+      <w:pPr>
+        <w:keepNext/>
+        <w:keepLines/>
+        <w:pBdr>
+          <w:left w:val="single" w:sz="18" w:space="8" w:color="E84000"/>
+        </w:pBdr>
+        <w:shd w:val="clear" w:color="auto" w:fill="F3F4F6"/>
+        <w:spacing w:line="250" w:lineRule="auto"/>
+        <w:ind w:left="180"/>
+      </w:pPr>
+      <w:r>
+        <w:rPr>
+          <w:rFonts w:ascii="Consolas" w:eastAsia="Consolas" w:hAnsi="Consolas" w:cs="Consolas"/>
+          <w:sz w:val="17"/>
+          <w:szCs w:val="17"/>
+        </w:rPr>
+        <w:t>    ]</w:t>
+      </w:r>
+    </w:p>
+    <w:p>
+      <w:pPr>
+        <w:keepNext/>
+        <w:keepLines/>
+        <w:pBdr>
+          <w:left w:val="single" w:sz="18" w:space="8" w:color="E84000"/>
+        </w:pBdr>
+        <w:shd w:val="clear" w:color="auto" w:fill="F3F4F6"/>
+        <w:spacing w:line="250" w:lineRule="auto"/>
+        <w:ind w:left="180"/>
+      </w:pPr>
+      <w:r>
+        <w:rPr>
+          <w:rFonts w:ascii="Consolas" w:eastAsia="Consolas" w:hAnsi="Consolas" w:cs="Consolas"/>
+          <w:sz w:val="17"/>
+          <w:szCs w:val="17"/>
+        </w:rPr>
+        <w:t>  }</w:t>
+      </w:r>
+    </w:p>
+    <w:p>
+      <w:pPr>
+        <w:keepLines/>
+        <w:pBdr>
+          <w:left w:val="single" w:sz="18" w:space="8" w:color="E84000"/>
+        </w:pBdr>
+        <w:shd w:val="clear" w:color="auto" w:fill="F3F4F6"/>
+        <w:spacing w:after="160" w:line="250" w:lineRule="auto"/>
+        <w:ind w:left="180"/>
+      </w:pPr>
+      <w:r>
+        <w:rPr>
+          <w:rFonts w:ascii="Consolas" w:eastAsia="Consolas" w:hAnsi="Consolas" w:cs="Consolas"/>
+          <w:sz w:val="17"/>
+          <w:szCs w:val="17"/>
+        </w:rPr>
+        <w:t>}</w:t>
+      </w:r>
+    </w:p>
+    <w:p>
+      <w:pPr>
+        <w:pStyle w:val="Heading3"/>
+      </w:pPr>
+      <w:r>
+        <w:t>reqtype: petrocardform</w:t>
+      </w:r>
+    </w:p>
+    <w:tbl>
+      <w:tblPr>
+        <w:tblW w:w="9638" w:type="dxa"/>
+        <w:tblBorders>
+          <w:top w:val="single" w:sz="4" w:space="0" w:color="auto"/>
+          <w:left w:val="single" w:sz="4" w:space="0" w:color="auto"/>
+          <w:bottom w:val="single" w:sz="4" w:space="0" w:color="auto"/>
+          <w:right w:val="single" w:sz="4" w:space="0" w:color="auto"/>
+          <w:insideH w:val="single" w:sz="4" w:space="0" w:color="auto"/>
+          <w:insideV w:val="single" w:sz="4" w:space="0" w:color="auto"/>
+        </w:tblBorders>
+        <w:tblCellMar>
+          <w:left w:w="10" w:type="dxa"/>
+          <w:right w:w="10" w:type="dxa"/>
+        </w:tblCellMar>
+        <w:tblLook w:val="04A0" w:firstRow="1" w:lastRow="0" w:firstColumn="1" w:lastColumn="0" w:noHBand="0" w:noVBand="1"/>
+      </w:tblPr>
+      <w:tblGrid>
+        <w:gridCol w:w="2200"/>
+        <w:gridCol w:w="7438"/>
+      </w:tblGrid>
+      <w:tr>
+        <w:tblPrEx>
+          <w:tblCellMar>
+            <w:top w:w="0" w:type="dxa"/>
+            <w:bottom w:w="0" w:type="dxa"/>
+          </w:tblCellMar>
+        </w:tblPrEx>
+        <w:trPr>
+          <w:tblHeader/>
+        </w:trPr>
+        <w:tc>
+          <w:tcPr>
+            <w:tcW w:w="2200" w:type="dxa"/>
+            <w:tcBorders>
+              <w:top w:val="single" w:sz="4" w:space="0" w:color="D9DDE3"/>
+              <w:left w:val="single" w:sz="4" w:space="0" w:color="D9DDE3"/>
+              <w:bottom w:val="single" w:sz="4" w:space="0" w:color="D9DDE3"/>
+              <w:right w:val="single" w:sz="4" w:space="0" w:color="D9DDE3"/>
+            </w:tcBorders>
+            <w:shd w:val="clear" w:color="auto" w:fill="FDEBE3"/>
+            <w:tcMar>
+              <w:top w:w="70" w:type="dxa"/>
+              <w:left w:w="110" w:type="dxa"/>
+              <w:bottom w:w="70" w:type="dxa"/>
+              <w:right w:w="110" w:type="dxa"/>
+            </w:tcMar>
+          </w:tcPr>
+          <w:p>
+            <w:r>
+              <w:rPr>
+                <w:b/>
+                <w:bCs/>
+                <w:color w:val="B83300"/>
+                <w:sz w:val="18"/>
+                <w:szCs w:val="18"/>
+              </w:rPr>
+              <w:t>Item</w:t>
+            </w:r>
+          </w:p>
+        </w:tc>
+        <w:tc>
+          <w:tcPr>
+            <w:tcW w:w="7438" w:type="dxa"/>
+            <w:tcBorders>
+              <w:top w:val="single" w:sz="4" w:space="0" w:color="D9DDE3"/>
+              <w:left w:val="single" w:sz="4" w:space="0" w:color="D9DDE3"/>
+              <w:bottom w:val="single" w:sz="4" w:space="0" w:color="D9DDE3"/>
+              <w:right w:val="single" w:sz="4" w:space="0" w:color="D9DDE3"/>
+            </w:tcBorders>
+            <w:shd w:val="clear" w:color="auto" w:fill="FDEBE3"/>
+            <w:tcMar>
+              <w:top w:w="70" w:type="dxa"/>
+              <w:left w:w="110" w:type="dxa"/>
+              <w:bottom w:w="70" w:type="dxa"/>
+              <w:right w:w="110" w:type="dxa"/>
+            </w:tcMar>
+          </w:tcPr>
+          <w:p>
+            <w:r>
+              <w:rPr>
+                <w:b/>
+                <w:bCs/>
+                <w:color w:val="B83300"/>
+                <w:sz w:val="18"/>
+                <w:szCs w:val="18"/>
+              </w:rPr>
+              <w:t>Value</w:t>
+            </w:r>
+          </w:p>
+        </w:tc>
+      </w:tr>
+      <w:tr>
+        <w:tblPrEx>
+          <w:tblCellMar>
+            <w:top w:w="0" w:type="dxa"/>
+            <w:bottom w:w="0" w:type="dxa"/>
+          </w:tblCellMar>
+        </w:tblPrEx>
+        <w:trPr>
+          <w:cantSplit/>
+        </w:trPr>
+        <w:tc>
+          <w:tcPr>
+            <w:tcW w:w="2200" w:type="dxa"/>
+            <w:tcBorders>
+              <w:top w:val="single" w:sz="4" w:space="0" w:color="D9DDE3"/>
+              <w:left w:val="single" w:sz="4" w:space="0" w:color="D9DDE3"/>
+              <w:bottom w:val="single" w:sz="4" w:space="0" w:color="D9DDE3"/>
+              <w:right w:val="single" w:sz="4" w:space="0" w:color="D9DDE3"/>
+            </w:tcBorders>
+            <w:tcMar>
+              <w:top w:w="70" w:type="dxa"/>
+              <w:left w:w="110" w:type="dxa"/>
+              <w:bottom w:w="70" w:type="dxa"/>
+              <w:right w:w="110" w:type="dxa"/>
+            </w:tcMar>
+          </w:tcPr>
+          <w:p>
+            <w:r>
+              <w:rPr>
+                <w:b/>
+                <w:bCs/>
+                <w:sz w:val="19"/>
+                <w:szCs w:val="19"/>
+              </w:rPr>
+              <w:t>Login details</w:t>
+            </w:r>
+          </w:p>
+        </w:tc>
+        <w:tc>
+          <w:tcPr>
+            <w:tcW w:w="7438" w:type="dxa"/>
+            <w:tcBorders>
+              <w:top w:val="single" w:sz="4" w:space="0" w:color="D9DDE3"/>
+              <w:left w:val="single" w:sz="4" w:space="0" w:color="D9DDE3"/>
+              <w:bottom w:val="single" w:sz="4" w:space="0" w:color="D9DDE3"/>
+              <w:right w:val="single" w:sz="4" w:space="0" w:color="D9DDE3"/>
+            </w:tcBorders>
+            <w:tcMar>
+              <w:top w:w="70" w:type="dxa"/>
+              <w:left w:w="110" w:type="dxa"/>
+              <w:bottom w:w="70" w:type="dxa"/>
+              <w:right w:w="110" w:type="dxa"/>
+            </w:tcMar>
+          </w:tcPr>
+          <w:p>
+            <w:r>
+              <w:rPr>
+                <w:sz w:val="19"/>
+                <w:szCs w:val="19"/>
+              </w:rPr>
+              <w:t>userid + passwd zaroori</w:t>
+            </w:r>
+          </w:p>
+        </w:tc>
+      </w:tr>
+      <w:tr>
+        <w:tblPrEx>
+          <w:tblCellMar>
+            <w:top w:w="0" w:type="dxa"/>
+            <w:bottom w:w="0" w:type="dxa"/>
+          </w:tblCellMar>
+        </w:tblPrEx>
+        <w:trPr>
+          <w:cantSplit/>
+        </w:trPr>
+        <w:tc>
+          <w:tcPr>
+            <w:tcW w:w="2200" w:type="dxa"/>
+            <w:tcBorders>
+              <w:top w:val="single" w:sz="4" w:space="0" w:color="D9DDE3"/>
+              <w:left w:val="single" w:sz="4" w:space="0" w:color="D9DDE3"/>
+              <w:bottom w:val="single" w:sz="4" w:space="0" w:color="D9DDE3"/>
+              <w:right w:val="single" w:sz="4" w:space="0" w:color="D9DDE3"/>
+            </w:tcBorders>
+            <w:tcMar>
+              <w:top w:w="70" w:type="dxa"/>
+              <w:left w:w="110" w:type="dxa"/>
+              <w:bottom w:w="70" w:type="dxa"/>
+              <w:right w:w="110" w:type="dxa"/>
+            </w:tcMar>
+          </w:tcPr>
+          <w:p>
+            <w:r>
+              <w:rPr>
+                <w:b/>
+                <w:bCs/>
+                <w:sz w:val="19"/>
+                <w:szCs w:val="19"/>
+              </w:rPr>
+              <w:t>Fields</w:t>
+            </w:r>
+          </w:p>
+        </w:tc>
+        <w:tc>
+          <w:tcPr>
+            <w:tcW w:w="7438" w:type="dxa"/>
+            <w:tcBorders>
+              <w:top w:val="single" w:sz="4" w:space="0" w:color="D9DDE3"/>
+              <w:left w:val="single" w:sz="4" w:space="0" w:color="D9DDE3"/>
+              <w:bottom w:val="single" w:sz="4" w:space="0" w:color="D9DDE3"/>
+              <w:right w:val="single" w:sz="4" w:space="0" w:color="D9DDE3"/>
+            </w:tcBorders>
+            <w:tcMar>
+              <w:top w:w="70" w:type="dxa"/>
+              <w:left w:w="110" w:type="dxa"/>
+              <w:bottom w:w="70" w:type="dxa"/>
+              <w:right w:w="110" w:type="dxa"/>
+            </w:tcMar>
+          </w:tcPr>
+          <w:p>
+            <w:r>
+              <w:rPr>
+                <w:sz w:val="19"/>
+                <w:szCs w:val="19"/>
+              </w:rPr>
+              <w:t>kitid</w:t>
+            </w:r>
+          </w:p>
+        </w:tc>
+      </w:tr>
+    </w:tbl>
+    <w:p>
+      <w:pPr>
+        <w:spacing w:after="80"/>
+      </w:pPr>
+    </w:p>
+    <w:p>
+      <w:pPr>
+        <w:spacing w:after="120"/>
+      </w:pPr>
+      <w:r>
+        <w:t>Kit amount, member ki details (pehle se bhari), payment modes, wallet types (balance ke saath), genders aur states.</w:t>
+      </w:r>
+    </w:p>
+    <w:p>
+      <w:pPr>
+        <w:spacing w:after="120"/>
+      </w:pPr>
+      <w:r>
+        <w:t xml:space="preserve">Jis field ka </w:t>
+      </w:r>
+      <w:r>
+        <w:rPr>
+          <w:rFonts w:ascii="Consolas" w:eastAsia="Consolas" w:hAnsi="Consolas" w:cs="Consolas"/>
+          <w:color w:val="B83300"/>
+          <w:sz w:val="19"/>
+          <w:szCs w:val="19"/>
+        </w:rPr>
+        <w:t>...editable</w:t>
+      </w:r>
+      <w:r>
+        <w:t xml:space="preserve"> false hai use sirf dikhao, edit mat karne do.</w:t>
+      </w:r>
+    </w:p>
+    <w:p>
+      <w:pPr>
+        <w:keepNext/>
+        <w:spacing w:before="160" w:after="60"/>
+      </w:pPr>
+      <w:r>
+        <w:rPr>
+          <w:b/>
+          <w:bCs/>
+          <w:color w:val="5A6170"/>
+          <w:spacing w:val="20"/>
+          <w:sz w:val="17"/>
+          <w:szCs w:val="17"/>
+        </w:rPr>
+        <w:t>REQUEST</w:t>
+      </w:r>
+    </w:p>
+    <w:p>
+      <w:pPr>
+        <w:keepNext/>
+        <w:keepLines/>
+        <w:pBdr>
+          <w:left w:val="single" w:sz="18" w:space="8" w:color="E84000"/>
+        </w:pBdr>
+        <w:shd w:val="clear" w:color="auto" w:fill="F3F4F6"/>
+        <w:spacing w:before="60" w:line="250" w:lineRule="auto"/>
+        <w:ind w:left="180"/>
+      </w:pPr>
+      <w:r>
+        <w:rPr>
+          <w:rFonts w:ascii="Consolas" w:eastAsia="Consolas" w:hAnsi="Consolas" w:cs="Consolas"/>
+          <w:sz w:val="17"/>
+          <w:szCs w:val="17"/>
+        </w:rPr>
+        <w:t>{</w:t>
+      </w:r>
+    </w:p>
+    <w:p>
+      <w:pPr>
+        <w:keepNext/>
+        <w:keepLines/>
+        <w:pBdr>
+          <w:left w:val="single" w:sz="18" w:space="8" w:color="E84000"/>
+        </w:pBdr>
+        <w:shd w:val="clear" w:color="auto" w:fill="F3F4F6"/>
+        <w:spacing w:line="250" w:lineRule="auto"/>
+        <w:ind w:left="180"/>
+      </w:pPr>
+      <w:r>
+        <w:rPr>
+          <w:rFonts w:ascii="Consolas" w:eastAsia="Consolas" w:hAnsi="Consolas" w:cs="Consolas"/>
+          <w:sz w:val="17"/>
+          <w:szCs w:val="17"/>
+        </w:rPr>
+        <w:t>  "reqtype": "petrocardform",</w:t>
+      </w:r>
+    </w:p>
+    <w:p>
+      <w:pPr>
+        <w:keepNext/>
+        <w:keepLines/>
+        <w:pBdr>
+          <w:left w:val="single" w:sz="18" w:space="8" w:color="E84000"/>
+        </w:pBdr>
+        <w:shd w:val="clear" w:color="auto" w:fill="F3F4F6"/>
+        <w:spacing w:line="250" w:lineRule="auto"/>
+        <w:ind w:left="180"/>
+      </w:pPr>
+      <w:r>
+        <w:rPr>
+          <w:rFonts w:ascii="Consolas" w:eastAsia="Consolas" w:hAnsi="Consolas" w:cs="Consolas"/>
+          <w:sz w:val="17"/>
+          <w:szCs w:val="17"/>
+        </w:rPr>
+        <w:t>  "userid": "EPI123456",</w:t>
+      </w:r>
+    </w:p>
+    <w:p>
+      <w:pPr>
+        <w:keepNext/>
+        <w:keepLines/>
+        <w:pBdr>
+          <w:left w:val="single" w:sz="18" w:space="8" w:color="E84000"/>
+        </w:pBdr>
+        <w:shd w:val="clear" w:color="auto" w:fill="F3F4F6"/>
+        <w:spacing w:line="250" w:lineRule="auto"/>
+        <w:ind w:left="180"/>
+      </w:pPr>
+      <w:r>
+        <w:rPr>
+          <w:rFonts w:ascii="Consolas" w:eastAsia="Consolas" w:hAnsi="Consolas" w:cs="Consolas"/>
+          <w:sz w:val="17"/>
+          <w:szCs w:val="17"/>
+        </w:rPr>
+        <w:t>  "passwd": "EPI@123456",</w:t>
+      </w:r>
+    </w:p>
+    <w:p>
+      <w:pPr>
+        <w:keepNext/>
+        <w:keepLines/>
+        <w:pBdr>
+          <w:left w:val="single" w:sz="18" w:space="8" w:color="E84000"/>
+        </w:pBdr>
+        <w:shd w:val="clear" w:color="auto" w:fill="F3F4F6"/>
+        <w:spacing w:line="250" w:lineRule="auto"/>
+        <w:ind w:left="180"/>
+      </w:pPr>
+      <w:r>
+        <w:rPr>
+          <w:rFonts w:ascii="Consolas" w:eastAsia="Consolas" w:hAnsi="Consolas" w:cs="Consolas"/>
+          <w:sz w:val="17"/>
+          <w:szCs w:val="17"/>
+        </w:rPr>
+        <w:t>  "kitid": 12</w:t>
+      </w:r>
+    </w:p>
+    <w:p>
+      <w:pPr>
+        <w:keepLines/>
+        <w:pBdr>
+          <w:left w:val="single" w:sz="18" w:space="8" w:color="E84000"/>
+        </w:pBdr>
+        <w:shd w:val="clear" w:color="auto" w:fill="F3F4F6"/>
+        <w:spacing w:after="160" w:line="250" w:lineRule="auto"/>
+        <w:ind w:left="180"/>
+      </w:pPr>
+      <w:r>
+        <w:rPr>
+          <w:rFonts w:ascii="Consolas" w:eastAsia="Consolas" w:hAnsi="Consolas" w:cs="Consolas"/>
+          <w:sz w:val="17"/>
+          <w:szCs w:val="17"/>
+        </w:rPr>
+        <w:t>}</w:t>
+      </w:r>
+    </w:p>
+    <w:p>
+      <w:pPr>
+        <w:keepNext/>
+        <w:spacing w:before="160" w:after="60"/>
+      </w:pPr>
+      <w:r>
+        <w:rPr>
+          <w:b/>
+          <w:bCs/>
+          <w:color w:val="5A6170"/>
+          <w:spacing w:val="20"/>
+          <w:sz w:val="17"/>
+          <w:szCs w:val="17"/>
+        </w:rPr>
+        <w:t>RESPONSE (EXAMPLE)</w:t>
+      </w:r>
+    </w:p>
+    <w:p>
+      <w:pPr>
+        <w:keepLines/>
+        <w:pBdr>
+          <w:left w:val="single" w:sz="18" w:space="8" w:color="E84000"/>
+        </w:pBdr>
+        <w:shd w:val="clear" w:color="auto" w:fill="F3F4F6"/>
+        <w:spacing w:before="60" w:line="250" w:lineRule="auto"/>
+        <w:ind w:left="180"/>
+      </w:pPr>
+      <w:r>
+        <w:rPr>
+          <w:rFonts w:ascii="Consolas" w:eastAsia="Consolas" w:hAnsi="Consolas" w:cs="Consolas"/>
+          <w:sz w:val="17"/>
+          <w:szCs w:val="17"/>
+        </w:rPr>
+        <w:t>{</w:t>
+      </w:r>
+    </w:p>
+    <w:p>
+      <w:pPr>
+        <w:keepLines/>
+        <w:pBdr>
+          <w:left w:val="single" w:sz="18" w:space="8" w:color="E84000"/>
+        </w:pBdr>
+        <w:shd w:val="clear" w:color="auto" w:fill="F3F4F6"/>
+        <w:spacing w:line="250" w:lineRule="auto"/>
+        <w:ind w:left="180"/>
+      </w:pPr>
+      <w:r>
+        <w:rPr>
+          <w:rFonts w:ascii="Consolas" w:eastAsia="Consolas" w:hAnsi="Consolas" w:cs="Consolas"/>
+          <w:sz w:val="17"/>
+          <w:szCs w:val="17"/>
+        </w:rPr>
+        <w:t>  "response": "OK",</w:t>
+      </w:r>
+    </w:p>
+    <w:p>
+      <w:pPr>
+        <w:keepLines/>
+        <w:pBdr>
+          <w:left w:val="single" w:sz="18" w:space="8" w:color="E84000"/>
+        </w:pBdr>
+        <w:shd w:val="clear" w:color="auto" w:fill="F3F4F6"/>
+        <w:spacing w:line="250" w:lineRule="auto"/>
+        <w:ind w:left="180"/>
+      </w:pPr>
+      <w:r>
+        <w:rPr>
+          <w:rFonts w:ascii="Consolas" w:eastAsia="Consolas" w:hAnsi="Consolas" w:cs="Consolas"/>
+          <w:sz w:val="17"/>
+          <w:szCs w:val="17"/>
+        </w:rPr>
+        <w:t>  "code": 200,</w:t>
+      </w:r>
+    </w:p>
+    <w:p>
+      <w:pPr>
+        <w:keepLines/>
+        <w:pBdr>
+          <w:left w:val="single" w:sz="18" w:space="8" w:color="E84000"/>
+        </w:pBdr>
+        <w:shd w:val="clear" w:color="auto" w:fill="F3F4F6"/>
+        <w:spacing w:line="250" w:lineRule="auto"/>
+        <w:ind w:left="180"/>
+      </w:pPr>
+      <w:r>
+        <w:rPr>
+          <w:rFonts w:ascii="Consolas" w:eastAsia="Consolas" w:hAnsi="Consolas" w:cs="Consolas"/>
+          <w:sz w:val="17"/>
+          <w:szCs w:val="17"/>
+        </w:rPr>
+        <w:t>  "msg": "",</w:t>
+      </w:r>
+    </w:p>
+    <w:p>
+      <w:pPr>
+        <w:keepLines/>
+        <w:pBdr>
+          <w:left w:val="single" w:sz="18" w:space="8" w:color="E84000"/>
+        </w:pBdr>
+        <w:shd w:val="clear" w:color="auto" w:fill="F3F4F6"/>
+        <w:spacing w:line="250" w:lineRule="auto"/>
+        <w:ind w:left="180"/>
+      </w:pPr>
+      <w:r>
+        <w:rPr>
+          <w:rFonts w:ascii="Consolas" w:eastAsia="Consolas" w:hAnsi="Consolas" w:cs="Consolas"/>
+          <w:sz w:val="17"/>
+          <w:szCs w:val="17"/>
+        </w:rPr>
+        <w:t>  "reqtype": "petrocardform",</w:t>
+      </w:r>
+    </w:p>
+    <w:p>
+      <w:pPr>
+        <w:keepLines/>
+        <w:pBdr>
+          <w:left w:val="single" w:sz="18" w:space="8" w:color="E84000"/>
+        </w:pBdr>
+        <w:shd w:val="clear" w:color="auto" w:fill="F3F4F6"/>
+        <w:spacing w:line="250" w:lineRule="auto"/>
+        <w:ind w:left="180"/>
+      </w:pPr>
+      <w:r>
+        <w:rPr>
+          <w:rFonts w:ascii="Consolas" w:eastAsia="Consolas" w:hAnsi="Consolas" w:cs="Consolas"/>
+          <w:sz w:val="17"/>
+          <w:szCs w:val="17"/>
+        </w:rPr>
+        <w:t>  "reqid": "20260924190205556677",</w:t>
+      </w:r>
+    </w:p>
+    <w:p>
+      <w:pPr>
+        <w:keepLines/>
+        <w:pBdr>
+          <w:left w:val="single" w:sz="18" w:space="8" w:color="E84000"/>
+        </w:pBdr>
+        <w:shd w:val="clear" w:color="auto" w:fill="F3F4F6"/>
+        <w:spacing w:line="250" w:lineRule="auto"/>
+        <w:ind w:left="180"/>
+      </w:pPr>
+      <w:r>
+        <w:rPr>
+          <w:rFonts w:ascii="Consolas" w:eastAsia="Consolas" w:hAnsi="Consolas" w:cs="Consolas"/>
+          <w:sz w:val="17"/>
+          <w:szCs w:val="17"/>
+        </w:rPr>
+        <w:t>  "data": {</w:t>
+      </w:r>
+    </w:p>
+    <w:p>
+      <w:pPr>
+        <w:keepLines/>
+        <w:pBdr>
+          <w:left w:val="single" w:sz="18" w:space="8" w:color="E84000"/>
+        </w:pBdr>
+        <w:shd w:val="clear" w:color="auto" w:fill="F3F4F6"/>
+        <w:spacing w:line="250" w:lineRule="auto"/>
+        <w:ind w:left="180"/>
+      </w:pPr>
+      <w:r>
+        <w:rPr>
+          <w:rFonts w:ascii="Consolas" w:eastAsia="Consolas" w:hAnsi="Consolas" w:cs="Consolas"/>
+          <w:sz w:val="17"/>
+          <w:szCs w:val="17"/>
+        </w:rPr>
+        <w:t>    "kit": {</w:t>
+      </w:r>
+    </w:p>
+    <w:p>
+      <w:pPr>
+        <w:keepLines/>
+        <w:pBdr>
+          <w:left w:val="single" w:sz="18" w:space="8" w:color="E84000"/>
+        </w:pBdr>
+        <w:shd w:val="clear" w:color="auto" w:fill="F3F4F6"/>
+        <w:spacing w:line="250" w:lineRule="auto"/>
+        <w:ind w:left="180"/>
+      </w:pPr>
+      <w:r>
+        <w:rPr>
+          <w:rFonts w:ascii="Consolas" w:eastAsia="Consolas" w:hAnsi="Consolas" w:cs="Consolas"/>
+          <w:sz w:val="17"/>
+          <w:szCs w:val="17"/>
+        </w:rPr>
+        <w:lastRenderedPageBreak/>
+        <w:t>      "kitid": 12,</w:t>
+      </w:r>
+    </w:p>
+    <w:p>
+      <w:pPr>
+        <w:keepLines/>
+        <w:pBdr>
+          <w:left w:val="single" w:sz="18" w:space="8" w:color="E84000"/>
+        </w:pBdr>
+        <w:shd w:val="clear" w:color="auto" w:fill="F3F4F6"/>
+        <w:spacing w:line="250" w:lineRule="auto"/>
+        <w:ind w:left="180"/>
+      </w:pPr>
+      <w:r>
+        <w:rPr>
+          <w:rFonts w:ascii="Consolas" w:eastAsia="Consolas" w:hAnsi="Consolas" w:cs="Consolas"/>
+          <w:sz w:val="17"/>
+          <w:szCs w:val="17"/>
+        </w:rPr>
+        <w:t>      "kitname": "PETRO CARD SILVER RS. 5000/-",</w:t>
+      </w:r>
+    </w:p>
+    <w:p>
+      <w:pPr>
+        <w:keepLines/>
+        <w:pBdr>
+          <w:left w:val="single" w:sz="18" w:space="8" w:color="E84000"/>
+        </w:pBdr>
+        <w:shd w:val="clear" w:color="auto" w:fill="F3F4F6"/>
+        <w:spacing w:line="250" w:lineRule="auto"/>
+        <w:ind w:left="180"/>
+      </w:pPr>
+      <w:r>
+        <w:rPr>
+          <w:rFonts w:ascii="Consolas" w:eastAsia="Consolas" w:hAnsi="Consolas" w:cs="Consolas"/>
+          <w:sz w:val="17"/>
+          <w:szCs w:val="17"/>
+        </w:rPr>
+        <w:t>      "amount": 5000.00</w:t>
+      </w:r>
+    </w:p>
+    <w:p>
+      <w:pPr>
+        <w:keepLines/>
+        <w:pBdr>
+          <w:left w:val="single" w:sz="18" w:space="8" w:color="E84000"/>
+        </w:pBdr>
+        <w:shd w:val="clear" w:color="auto" w:fill="F3F4F6"/>
+        <w:spacing w:line="250" w:lineRule="auto"/>
+        <w:ind w:left="180"/>
+      </w:pPr>
+      <w:r>
+        <w:rPr>
+          <w:rFonts w:ascii="Consolas" w:eastAsia="Consolas" w:hAnsi="Consolas" w:cs="Consolas"/>
+          <w:sz w:val="17"/>
+          <w:szCs w:val="17"/>
+        </w:rPr>
+        <w:t>    },</w:t>
+      </w:r>
+    </w:p>
+    <w:p>
+      <w:pPr>
+        <w:keepLines/>
+        <w:pBdr>
+          <w:left w:val="single" w:sz="18" w:space="8" w:color="E84000"/>
+        </w:pBdr>
+        <w:shd w:val="clear" w:color="auto" w:fill="F3F4F6"/>
+        <w:spacing w:line="250" w:lineRule="auto"/>
+        <w:ind w:left="180"/>
+      </w:pPr>
+      <w:r>
+        <w:rPr>
+          <w:rFonts w:ascii="Consolas" w:eastAsia="Consolas" w:hAnsi="Consolas" w:cs="Consolas"/>
+          <w:sz w:val="17"/>
+          <w:szCs w:val="17"/>
+        </w:rPr>
+        <w:t>    "member": {</w:t>
+      </w:r>
+    </w:p>
+    <w:p>
+      <w:pPr>
+        <w:keepLines/>
+        <w:pBdr>
+          <w:left w:val="single" w:sz="18" w:space="8" w:color="E84000"/>
+        </w:pBdr>
+        <w:shd w:val="clear" w:color="auto" w:fill="F3F4F6"/>
+        <w:spacing w:line="250" w:lineRule="auto"/>
+        <w:ind w:left="180"/>
+      </w:pPr>
+      <w:r>
+        <w:rPr>
+          <w:rFonts w:ascii="Consolas" w:eastAsia="Consolas" w:hAnsi="Consolas" w:cs="Consolas"/>
+          <w:sz w:val="17"/>
+          <w:szCs w:val="17"/>
+        </w:rPr>
+        <w:t>      "idno": "EPI123456",</w:t>
+      </w:r>
+    </w:p>
+    <w:p>
+      <w:pPr>
+        <w:keepLines/>
+        <w:pBdr>
+          <w:left w:val="single" w:sz="18" w:space="8" w:color="E84000"/>
+        </w:pBdr>
+        <w:shd w:val="clear" w:color="auto" w:fill="F3F4F6"/>
+        <w:spacing w:line="250" w:lineRule="auto"/>
+        <w:ind w:left="180"/>
+      </w:pPr>
+      <w:r>
+        <w:rPr>
+          <w:rFonts w:ascii="Consolas" w:eastAsia="Consolas" w:hAnsi="Consolas" w:cs="Consolas"/>
+          <w:sz w:val="17"/>
+          <w:szCs w:val="17"/>
+        </w:rPr>
+        <w:t>      "name": "EPay India",</w:t>
+      </w:r>
+    </w:p>
+    <w:p>
+      <w:pPr>
+        <w:keepLines/>
+        <w:pBdr>
+          <w:left w:val="single" w:sz="18" w:space="8" w:color="E84000"/>
+        </w:pBdr>
+        <w:shd w:val="clear" w:color="auto" w:fill="F3F4F6"/>
+        <w:spacing w:line="250" w:lineRule="auto"/>
+        <w:ind w:left="180"/>
+      </w:pPr>
+      <w:r>
+        <w:rPr>
+          <w:rFonts w:ascii="Consolas" w:eastAsia="Consolas" w:hAnsi="Consolas" w:cs="Consolas"/>
+          <w:sz w:val="17"/>
+          <w:szCs w:val="17"/>
+        </w:rPr>
+        <w:t>      "email": "member@example.com",</w:t>
+      </w:r>
+    </w:p>
+    <w:p>
+      <w:pPr>
+        <w:keepLines/>
+        <w:pBdr>
+          <w:left w:val="single" w:sz="18" w:space="8" w:color="E84000"/>
+        </w:pBdr>
+        <w:shd w:val="clear" w:color="auto" w:fill="F3F4F6"/>
+        <w:spacing w:line="250" w:lineRule="auto"/>
+        <w:ind w:left="180"/>
+      </w:pPr>
+      <w:r>
+        <w:rPr>
+          <w:rFonts w:ascii="Consolas" w:eastAsia="Consolas" w:hAnsi="Consolas" w:cs="Consolas"/>
+          <w:sz w:val="17"/>
+          <w:szCs w:val="17"/>
+        </w:rPr>
+        <w:t>      "emaileditable": false,</w:t>
+      </w:r>
+    </w:p>
+    <w:p>
+      <w:pPr>
+        <w:keepLines/>
+        <w:pBdr>
+          <w:left w:val="single" w:sz="18" w:space="8" w:color="E84000"/>
+        </w:pBdr>
+        <w:shd w:val="clear" w:color="auto" w:fill="F3F4F6"/>
+        <w:spacing w:line="250" w:lineRule="auto"/>
+        <w:ind w:left="180"/>
+      </w:pPr>
+      <w:r>
+        <w:rPr>
+          <w:rFonts w:ascii="Consolas" w:eastAsia="Consolas" w:hAnsi="Consolas" w:cs="Consolas"/>
+          <w:sz w:val="17"/>
+          <w:szCs w:val="17"/>
+        </w:rPr>
+        <w:t>      "mobile": "",</w:t>
+      </w:r>
+    </w:p>
+    <w:p>
+      <w:pPr>
+        <w:keepLines/>
+        <w:pBdr>
+          <w:left w:val="single" w:sz="18" w:space="8" w:color="E84000"/>
+        </w:pBdr>
+        <w:shd w:val="clear" w:color="auto" w:fill="F3F4F6"/>
+        <w:spacing w:line="250" w:lineRule="auto"/>
+        <w:ind w:left="180"/>
+      </w:pPr>
+      <w:r>
+        <w:rPr>
+          <w:rFonts w:ascii="Consolas" w:eastAsia="Consolas" w:hAnsi="Consolas" w:cs="Consolas"/>
+          <w:sz w:val="17"/>
+          <w:szCs w:val="17"/>
+        </w:rPr>
+        <w:t>      "mobileeditable": true,</w:t>
+      </w:r>
+    </w:p>
+    <w:p>
+      <w:pPr>
+        <w:keepLines/>
+        <w:pBdr>
+          <w:left w:val="single" w:sz="18" w:space="8" w:color="E84000"/>
+        </w:pBdr>
+        <w:shd w:val="clear" w:color="auto" w:fill="F3F4F6"/>
+        <w:spacing w:line="250" w:lineRule="auto"/>
+        <w:ind w:left="180"/>
+      </w:pPr>
+      <w:r>
+        <w:rPr>
+          <w:rFonts w:ascii="Consolas" w:eastAsia="Consolas" w:hAnsi="Consolas" w:cs="Consolas"/>
+          <w:sz w:val="17"/>
+          <w:szCs w:val="17"/>
+        </w:rPr>
+        <w:t>      "panno": "ABCDE1234F",</w:t>
+      </w:r>
+    </w:p>
+    <w:p>
+      <w:pPr>
+        <w:keepLines/>
+        <w:pBdr>
+          <w:left w:val="single" w:sz="18" w:space="8" w:color="E84000"/>
+        </w:pBdr>
+        <w:shd w:val="clear" w:color="auto" w:fill="F3F4F6"/>
+        <w:spacing w:line="250" w:lineRule="auto"/>
+        <w:ind w:left="180"/>
+      </w:pPr>
+      <w:r>
+        <w:rPr>
+          <w:rFonts w:ascii="Consolas" w:eastAsia="Consolas" w:hAnsi="Consolas" w:cs="Consolas"/>
+          <w:sz w:val="17"/>
+          <w:szCs w:val="17"/>
+        </w:rPr>
+        <w:t>      "paneditable": false</w:t>
+      </w:r>
+    </w:p>
+    <w:p>
+      <w:pPr>
+        <w:keepLines/>
+        <w:pBdr>
+          <w:left w:val="single" w:sz="18" w:space="8" w:color="E84000"/>
+        </w:pBdr>
+        <w:shd w:val="clear" w:color="auto" w:fill="F3F4F6"/>
+        <w:spacing w:line="250" w:lineRule="auto"/>
+        <w:ind w:left="180"/>
+      </w:pPr>
+      <w:r>
+        <w:rPr>
+          <w:rFonts w:ascii="Consolas" w:eastAsia="Consolas" w:hAnsi="Consolas" w:cs="Consolas"/>
+          <w:sz w:val="17"/>
+          <w:szCs w:val="17"/>
+        </w:rPr>
+        <w:t>    },</w:t>
+      </w:r>
+    </w:p>
+    <w:p>
+      <w:pPr>
+        <w:keepLines/>
+        <w:pBdr>
+          <w:left w:val="single" w:sz="18" w:space="8" w:color="E84000"/>
+        </w:pBdr>
+        <w:shd w:val="clear" w:color="auto" w:fill="F3F4F6"/>
+        <w:spacing w:line="250" w:lineRule="auto"/>
+        <w:ind w:left="180"/>
+      </w:pPr>
+      <w:r>
+        <w:rPr>
+          <w:rFonts w:ascii="Consolas" w:eastAsia="Consolas" w:hAnsi="Consolas" w:cs="Consolas"/>
+          <w:sz w:val="17"/>
+          <w:szCs w:val="17"/>
+        </w:rPr>
+        <w:t>    "paymentmodes": [</w:t>
+      </w:r>
+    </w:p>
+    <w:p>
+      <w:pPr>
+        <w:keepLines/>
+        <w:pBdr>
+          <w:left w:val="single" w:sz="18" w:space="8" w:color="E84000"/>
+        </w:pBdr>
+        <w:shd w:val="clear" w:color="auto" w:fill="F3F4F6"/>
+        <w:spacing w:line="250" w:lineRule="auto"/>
+        <w:ind w:left="180"/>
+      </w:pPr>
+      <w:r>
+        <w:rPr>
+          <w:rFonts w:ascii="Consolas" w:eastAsia="Consolas" w:hAnsi="Consolas" w:cs="Consolas"/>
+          <w:sz w:val="17"/>
+          <w:szCs w:val="17"/>
+        </w:rPr>
+        <w:t>      {</w:t>
+      </w:r>
+    </w:p>
+    <w:p>
+      <w:pPr>
+        <w:keepLines/>
+        <w:pBdr>
+          <w:left w:val="single" w:sz="18" w:space="8" w:color="E84000"/>
+        </w:pBdr>
+        <w:shd w:val="clear" w:color="auto" w:fill="F3F4F6"/>
+        <w:spacing w:line="250" w:lineRule="auto"/>
+        <w:ind w:left="180"/>
+      </w:pPr>
+      <w:r>
+        <w:rPr>
+          <w:rFonts w:ascii="Consolas" w:eastAsia="Consolas" w:hAnsi="Consolas" w:cs="Consolas"/>
+          <w:sz w:val="17"/>
+          <w:szCs w:val="17"/>
+        </w:rPr>
+        <w:t>        "code": "WALLET",</w:t>
+      </w:r>
+    </w:p>
+    <w:p>
+      <w:pPr>
+        <w:keepLines/>
+        <w:pBdr>
+          <w:left w:val="single" w:sz="18" w:space="8" w:color="E84000"/>
+        </w:pBdr>
+        <w:shd w:val="clear" w:color="auto" w:fill="F3F4F6"/>
+        <w:spacing w:line="250" w:lineRule="auto"/>
+        <w:ind w:left="180"/>
+      </w:pPr>
+      <w:r>
+        <w:rPr>
+          <w:rFonts w:ascii="Consolas" w:eastAsia="Consolas" w:hAnsi="Consolas" w:cs="Consolas"/>
+          <w:sz w:val="17"/>
+          <w:szCs w:val="17"/>
+        </w:rPr>
+        <w:t>        "name": "Wallet"</w:t>
+      </w:r>
+    </w:p>
+    <w:p>
+      <w:pPr>
+        <w:keepLines/>
+        <w:pBdr>
+          <w:left w:val="single" w:sz="18" w:space="8" w:color="E84000"/>
+        </w:pBdr>
+        <w:shd w:val="clear" w:color="auto" w:fill="F3F4F6"/>
+        <w:spacing w:line="250" w:lineRule="auto"/>
+        <w:ind w:left="180"/>
+      </w:pPr>
+      <w:r>
+        <w:rPr>
+          <w:rFonts w:ascii="Consolas" w:eastAsia="Consolas" w:hAnsi="Consolas" w:cs="Consolas"/>
+          <w:sz w:val="17"/>
+          <w:szCs w:val="17"/>
+        </w:rPr>
+        <w:t>      },</w:t>
+      </w:r>
+    </w:p>
+    <w:p>
+      <w:pPr>
+        <w:keepLines/>
+        <w:pBdr>
+          <w:left w:val="single" w:sz="18" w:space="8" w:color="E84000"/>
+        </w:pBdr>
+        <w:shd w:val="clear" w:color="auto" w:fill="F3F4F6"/>
+        <w:spacing w:line="250" w:lineRule="auto"/>
+        <w:ind w:left="180"/>
+      </w:pPr>
+      <w:r>
+        <w:rPr>
+          <w:rFonts w:ascii="Consolas" w:eastAsia="Consolas" w:hAnsi="Consolas" w:cs="Consolas"/>
+          <w:sz w:val="17"/>
+          <w:szCs w:val="17"/>
+        </w:rPr>
+        <w:t>      {</w:t>
+      </w:r>
+    </w:p>
+    <w:p>
+      <w:pPr>
+        <w:keepLines/>
+        <w:pBdr>
+          <w:left w:val="single" w:sz="18" w:space="8" w:color="E84000"/>
+        </w:pBdr>
+        <w:shd w:val="clear" w:color="auto" w:fill="F3F4F6"/>
+        <w:spacing w:line="250" w:lineRule="auto"/>
+        <w:ind w:left="180"/>
+      </w:pPr>
+      <w:r>
+        <w:rPr>
+          <w:rFonts w:ascii="Consolas" w:eastAsia="Consolas" w:hAnsi="Consolas" w:cs="Consolas"/>
+          <w:sz w:val="17"/>
+          <w:szCs w:val="17"/>
+        </w:rPr>
+        <w:t>        "code": "PG",</w:t>
+      </w:r>
+    </w:p>
+    <w:p>
+      <w:pPr>
+        <w:keepLines/>
+        <w:pBdr>
+          <w:left w:val="single" w:sz="18" w:space="8" w:color="E84000"/>
+        </w:pBdr>
+        <w:shd w:val="clear" w:color="auto" w:fill="F3F4F6"/>
+        <w:spacing w:line="250" w:lineRule="auto"/>
+        <w:ind w:left="180"/>
+      </w:pPr>
+      <w:r>
+        <w:rPr>
+          <w:rFonts w:ascii="Consolas" w:eastAsia="Consolas" w:hAnsi="Consolas" w:cs="Consolas"/>
+          <w:sz w:val="17"/>
+          <w:szCs w:val="17"/>
+        </w:rPr>
+        <w:t>        "name": "Payment Gateway"</w:t>
+      </w:r>
+    </w:p>
+    <w:p>
+      <w:pPr>
+        <w:keepLines/>
+        <w:pBdr>
+          <w:left w:val="single" w:sz="18" w:space="8" w:color="E84000"/>
+        </w:pBdr>
+        <w:shd w:val="clear" w:color="auto" w:fill="F3F4F6"/>
+        <w:spacing w:line="250" w:lineRule="auto"/>
+        <w:ind w:left="180"/>
+      </w:pPr>
+      <w:r>
+        <w:rPr>
+          <w:rFonts w:ascii="Consolas" w:eastAsia="Consolas" w:hAnsi="Consolas" w:cs="Consolas"/>
+          <w:sz w:val="17"/>
+          <w:szCs w:val="17"/>
+        </w:rPr>
+        <w:t>      }</w:t>
+      </w:r>
+    </w:p>
+    <w:p>
+      <w:pPr>
+        <w:keepLines/>
+        <w:pBdr>
+          <w:left w:val="single" w:sz="18" w:space="8" w:color="E84000"/>
+        </w:pBdr>
+        <w:shd w:val="clear" w:color="auto" w:fill="F3F4F6"/>
+        <w:spacing w:line="250" w:lineRule="auto"/>
+        <w:ind w:left="180"/>
+      </w:pPr>
+      <w:r>
+        <w:rPr>
+          <w:rFonts w:ascii="Consolas" w:eastAsia="Consolas" w:hAnsi="Consolas" w:cs="Consolas"/>
+          <w:sz w:val="17"/>
+          <w:szCs w:val="17"/>
+        </w:rPr>
+        <w:t>    ],</w:t>
+      </w:r>
+    </w:p>
+    <w:p>
+      <w:pPr>
+        <w:keepLines/>
+        <w:pBdr>
+          <w:left w:val="single" w:sz="18" w:space="8" w:color="E84000"/>
+        </w:pBdr>
+        <w:shd w:val="clear" w:color="auto" w:fill="F3F4F6"/>
+        <w:spacing w:line="250" w:lineRule="auto"/>
+        <w:ind w:left="180"/>
+      </w:pPr>
+      <w:r>
+        <w:rPr>
+          <w:rFonts w:ascii="Consolas" w:eastAsia="Consolas" w:hAnsi="Consolas" w:cs="Consolas"/>
+          <w:sz w:val="17"/>
+          <w:szCs w:val="17"/>
+        </w:rPr>
+        <w:t>    "wallettypes": [</w:t>
+      </w:r>
+    </w:p>
+    <w:p>
+      <w:pPr>
+        <w:keepLines/>
+        <w:pBdr>
+          <w:left w:val="single" w:sz="18" w:space="8" w:color="E84000"/>
+        </w:pBdr>
+        <w:shd w:val="clear" w:color="auto" w:fill="F3F4F6"/>
+        <w:spacing w:line="250" w:lineRule="auto"/>
+        <w:ind w:left="180"/>
+      </w:pPr>
+      <w:r>
+        <w:rPr>
+          <w:rFonts w:ascii="Consolas" w:eastAsia="Consolas" w:hAnsi="Consolas" w:cs="Consolas"/>
+          <w:sz w:val="17"/>
+          <w:szCs w:val="17"/>
+        </w:rPr>
+        <w:t>      {</w:t>
+      </w:r>
+    </w:p>
+    <w:p>
+      <w:pPr>
+        <w:keepLines/>
+        <w:pBdr>
+          <w:left w:val="single" w:sz="18" w:space="8" w:color="E84000"/>
+        </w:pBdr>
+        <w:shd w:val="clear" w:color="auto" w:fill="F3F4F6"/>
+        <w:spacing w:line="250" w:lineRule="auto"/>
+        <w:ind w:left="180"/>
+      </w:pPr>
+      <w:r>
+        <w:rPr>
+          <w:rFonts w:ascii="Consolas" w:eastAsia="Consolas" w:hAnsi="Consolas" w:cs="Consolas"/>
+          <w:sz w:val="17"/>
+          <w:szCs w:val="17"/>
+        </w:rPr>
+        <w:t>        "code": "S",</w:t>
+      </w:r>
+    </w:p>
+    <w:p>
+      <w:pPr>
+        <w:keepLines/>
+        <w:pBdr>
+          <w:left w:val="single" w:sz="18" w:space="8" w:color="E84000"/>
+        </w:pBdr>
+        <w:shd w:val="clear" w:color="auto" w:fill="F3F4F6"/>
+        <w:spacing w:line="250" w:lineRule="auto"/>
+        <w:ind w:left="180"/>
+      </w:pPr>
+      <w:r>
+        <w:rPr>
+          <w:rFonts w:ascii="Consolas" w:eastAsia="Consolas" w:hAnsi="Consolas" w:cs="Consolas"/>
+          <w:sz w:val="17"/>
+          <w:szCs w:val="17"/>
+        </w:rPr>
+        <w:t>        "name": "Shopping Wallet",</w:t>
+      </w:r>
+    </w:p>
+    <w:p>
+      <w:pPr>
+        <w:keepLines/>
+        <w:pBdr>
+          <w:left w:val="single" w:sz="18" w:space="8" w:color="E84000"/>
+        </w:pBdr>
+        <w:shd w:val="clear" w:color="auto" w:fill="F3F4F6"/>
+        <w:spacing w:line="250" w:lineRule="auto"/>
+        <w:ind w:left="180"/>
+      </w:pPr>
+      <w:r>
+        <w:rPr>
+          <w:rFonts w:ascii="Consolas" w:eastAsia="Consolas" w:hAnsi="Consolas" w:cs="Consolas"/>
+          <w:sz w:val="17"/>
+          <w:szCs w:val="17"/>
+        </w:rPr>
+        <w:t>        "balance": 12500.00</w:t>
+      </w:r>
+    </w:p>
+    <w:p>
+      <w:pPr>
+        <w:keepLines/>
+        <w:pBdr>
+          <w:left w:val="single" w:sz="18" w:space="8" w:color="E84000"/>
+        </w:pBdr>
+        <w:shd w:val="clear" w:color="auto" w:fill="F3F4F6"/>
+        <w:spacing w:line="250" w:lineRule="auto"/>
+        <w:ind w:left="180"/>
+      </w:pPr>
+      <w:r>
+        <w:rPr>
+          <w:rFonts w:ascii="Consolas" w:eastAsia="Consolas" w:hAnsi="Consolas" w:cs="Consolas"/>
+          <w:sz w:val="17"/>
+          <w:szCs w:val="17"/>
+        </w:rPr>
+        <w:t>      }</w:t>
+      </w:r>
+    </w:p>
+    <w:p>
+      <w:pPr>
+        <w:keepLines/>
+        <w:pBdr>
+          <w:left w:val="single" w:sz="18" w:space="8" w:color="E84000"/>
+        </w:pBdr>
+        <w:shd w:val="clear" w:color="auto" w:fill="F3F4F6"/>
+        <w:spacing w:line="250" w:lineRule="auto"/>
+        <w:ind w:left="180"/>
+      </w:pPr>
+      <w:r>
+        <w:rPr>
+          <w:rFonts w:ascii="Consolas" w:eastAsia="Consolas" w:hAnsi="Consolas" w:cs="Consolas"/>
+          <w:sz w:val="17"/>
+          <w:szCs w:val="17"/>
+        </w:rPr>
+        <w:t>    ],</w:t>
+      </w:r>
+    </w:p>
+    <w:p>
+      <w:pPr>
+        <w:keepLines/>
+        <w:pBdr>
+          <w:left w:val="single" w:sz="18" w:space="8" w:color="E84000"/>
+        </w:pBdr>
+        <w:shd w:val="clear" w:color="auto" w:fill="F3F4F6"/>
+        <w:spacing w:line="250" w:lineRule="auto"/>
+        <w:ind w:left="180"/>
+      </w:pPr>
+      <w:r>
+        <w:rPr>
+          <w:rFonts w:ascii="Consolas" w:eastAsia="Consolas" w:hAnsi="Consolas" w:cs="Consolas"/>
+          <w:sz w:val="17"/>
+          <w:szCs w:val="17"/>
+        </w:rPr>
+        <w:t>    "genders": [</w:t>
+      </w:r>
+    </w:p>
+    <w:p>
+      <w:pPr>
+        <w:keepLines/>
+        <w:pBdr>
+          <w:left w:val="single" w:sz="18" w:space="8" w:color="E84000"/>
+        </w:pBdr>
+        <w:shd w:val="clear" w:color="auto" w:fill="F3F4F6"/>
+        <w:spacing w:line="250" w:lineRule="auto"/>
+        <w:ind w:left="180"/>
+      </w:pPr>
+      <w:r>
+        <w:rPr>
+          <w:rFonts w:ascii="Consolas" w:eastAsia="Consolas" w:hAnsi="Consolas" w:cs="Consolas"/>
+          <w:sz w:val="17"/>
+          <w:szCs w:val="17"/>
+        </w:rPr>
+        <w:t>      {</w:t>
+      </w:r>
+    </w:p>
+    <w:p>
+      <w:pPr>
+        <w:keepLines/>
+        <w:pBdr>
+          <w:left w:val="single" w:sz="18" w:space="8" w:color="E84000"/>
+        </w:pBdr>
+        <w:shd w:val="clear" w:color="auto" w:fill="F3F4F6"/>
+        <w:spacing w:line="250" w:lineRule="auto"/>
+        <w:ind w:left="180"/>
+      </w:pPr>
+      <w:r>
+        <w:rPr>
+          <w:rFonts w:ascii="Consolas" w:eastAsia="Consolas" w:hAnsi="Consolas" w:cs="Consolas"/>
+          <w:sz w:val="17"/>
+          <w:szCs w:val="17"/>
+        </w:rPr>
+        <w:t>        "code": "M",</w:t>
+      </w:r>
+    </w:p>
+    <w:p>
+      <w:pPr>
+        <w:keepLines/>
+        <w:pBdr>
+          <w:left w:val="single" w:sz="18" w:space="8" w:color="E84000"/>
+        </w:pBdr>
+        <w:shd w:val="clear" w:color="auto" w:fill="F3F4F6"/>
+        <w:spacing w:line="250" w:lineRule="auto"/>
+        <w:ind w:left="180"/>
+      </w:pPr>
+      <w:r>
+        <w:rPr>
+          <w:rFonts w:ascii="Consolas" w:eastAsia="Consolas" w:hAnsi="Consolas" w:cs="Consolas"/>
+          <w:sz w:val="17"/>
+          <w:szCs w:val="17"/>
+        </w:rPr>
+        <w:t>        "name": "Male"</w:t>
+      </w:r>
+    </w:p>
+    <w:p>
+      <w:pPr>
+        <w:keepLines/>
+        <w:pBdr>
+          <w:left w:val="single" w:sz="18" w:space="8" w:color="E84000"/>
+        </w:pBdr>
+        <w:shd w:val="clear" w:color="auto" w:fill="F3F4F6"/>
+        <w:spacing w:line="250" w:lineRule="auto"/>
+        <w:ind w:left="180"/>
+      </w:pPr>
+      <w:r>
+        <w:rPr>
+          <w:rFonts w:ascii="Consolas" w:eastAsia="Consolas" w:hAnsi="Consolas" w:cs="Consolas"/>
+          <w:sz w:val="17"/>
+          <w:szCs w:val="17"/>
+        </w:rPr>
+        <w:t>      },</w:t>
+      </w:r>
+    </w:p>
+    <w:p>
+      <w:pPr>
+        <w:keepLines/>
+        <w:pBdr>
+          <w:left w:val="single" w:sz="18" w:space="8" w:color="E84000"/>
+        </w:pBdr>
+        <w:shd w:val="clear" w:color="auto" w:fill="F3F4F6"/>
+        <w:spacing w:line="250" w:lineRule="auto"/>
+        <w:ind w:left="180"/>
+      </w:pPr>
+      <w:r>
+        <w:rPr>
+          <w:rFonts w:ascii="Consolas" w:eastAsia="Consolas" w:hAnsi="Consolas" w:cs="Consolas"/>
+          <w:sz w:val="17"/>
+          <w:szCs w:val="17"/>
+        </w:rPr>
+        <w:t>      {</w:t>
+      </w:r>
+    </w:p>
+    <w:p>
+      <w:pPr>
+        <w:keepLines/>
+        <w:pBdr>
+          <w:left w:val="single" w:sz="18" w:space="8" w:color="E84000"/>
+        </w:pBdr>
+        <w:shd w:val="clear" w:color="auto" w:fill="F3F4F6"/>
+        <w:spacing w:line="250" w:lineRule="auto"/>
+        <w:ind w:left="180"/>
+      </w:pPr>
+      <w:r>
+        <w:rPr>
+          <w:rFonts w:ascii="Consolas" w:eastAsia="Consolas" w:hAnsi="Consolas" w:cs="Consolas"/>
+          <w:sz w:val="17"/>
+          <w:szCs w:val="17"/>
+        </w:rPr>
+        <w:t>        "code": "F",</w:t>
+      </w:r>
+    </w:p>
+    <w:p>
+      <w:pPr>
+        <w:keepLines/>
+        <w:pBdr>
+          <w:left w:val="single" w:sz="18" w:space="8" w:color="E84000"/>
+        </w:pBdr>
+        <w:shd w:val="clear" w:color="auto" w:fill="F3F4F6"/>
+        <w:spacing w:line="250" w:lineRule="auto"/>
+        <w:ind w:left="180"/>
+      </w:pPr>
+      <w:r>
+        <w:rPr>
+          <w:rFonts w:ascii="Consolas" w:eastAsia="Consolas" w:hAnsi="Consolas" w:cs="Consolas"/>
+          <w:sz w:val="17"/>
+          <w:szCs w:val="17"/>
+        </w:rPr>
+        <w:t>        "name": "Female"</w:t>
+      </w:r>
+    </w:p>
+    <w:p>
+      <w:pPr>
+        <w:keepLines/>
+        <w:pBdr>
+          <w:left w:val="single" w:sz="18" w:space="8" w:color="E84000"/>
+        </w:pBdr>
+        <w:shd w:val="clear" w:color="auto" w:fill="F3F4F6"/>
+        <w:spacing w:line="250" w:lineRule="auto"/>
+        <w:ind w:left="180"/>
+      </w:pPr>
+      <w:r>
+        <w:rPr>
+          <w:rFonts w:ascii="Consolas" w:eastAsia="Consolas" w:hAnsi="Consolas" w:cs="Consolas"/>
+          <w:sz w:val="17"/>
+          <w:szCs w:val="17"/>
+        </w:rPr>
+        <w:t>      }</w:t>
+      </w:r>
+    </w:p>
+    <w:p>
+      <w:pPr>
+        <w:keepLines/>
+        <w:pBdr>
+          <w:left w:val="single" w:sz="18" w:space="8" w:color="E84000"/>
+        </w:pBdr>
+        <w:shd w:val="clear" w:color="auto" w:fill="F3F4F6"/>
+        <w:spacing w:line="250" w:lineRule="auto"/>
+        <w:ind w:left="180"/>
+      </w:pPr>
+      <w:r>
+        <w:rPr>
+          <w:rFonts w:ascii="Consolas" w:eastAsia="Consolas" w:hAnsi="Consolas" w:cs="Consolas"/>
+          <w:sz w:val="17"/>
+          <w:szCs w:val="17"/>
+        </w:rPr>
+        <w:t>    ],</w:t>
+      </w:r>
+    </w:p>
+    <w:p>
+      <w:pPr>
+        <w:keepLines/>
+        <w:pBdr>
+          <w:left w:val="single" w:sz="18" w:space="8" w:color="E84000"/>
+        </w:pBdr>
+        <w:shd w:val="clear" w:color="auto" w:fill="F3F4F6"/>
+        <w:spacing w:line="250" w:lineRule="auto"/>
+        <w:ind w:left="180"/>
+      </w:pPr>
+      <w:r>
+        <w:rPr>
+          <w:rFonts w:ascii="Consolas" w:eastAsia="Consolas" w:hAnsi="Consolas" w:cs="Consolas"/>
+          <w:sz w:val="17"/>
+          <w:szCs w:val="17"/>
+        </w:rPr>
+        <w:t>    "states": [</w:t>
+      </w:r>
+    </w:p>
+    <w:p>
+      <w:pPr>
+        <w:keepLines/>
+        <w:pBdr>
+          <w:left w:val="single" w:sz="18" w:space="8" w:color="E84000"/>
+        </w:pBdr>
+        <w:shd w:val="clear" w:color="auto" w:fill="F3F4F6"/>
+        <w:spacing w:line="250" w:lineRule="auto"/>
+        <w:ind w:left="180"/>
+      </w:pPr>
+      <w:r>
+        <w:rPr>
+          <w:rFonts w:ascii="Consolas" w:eastAsia="Consolas" w:hAnsi="Consolas" w:cs="Consolas"/>
+          <w:sz w:val="17"/>
+          <w:szCs w:val="17"/>
+        </w:rPr>
+        <w:t>      {</w:t>
+      </w:r>
+    </w:p>
+    <w:p>
+      <w:pPr>
+        <w:keepLines/>
+        <w:pBdr>
+          <w:left w:val="single" w:sz="18" w:space="8" w:color="E84000"/>
+        </w:pBdr>
+        <w:shd w:val="clear" w:color="auto" w:fill="F3F4F6"/>
+        <w:spacing w:line="250" w:lineRule="auto"/>
+        <w:ind w:left="180"/>
+      </w:pPr>
+      <w:r>
+        <w:rPr>
+          <w:rFonts w:ascii="Consolas" w:eastAsia="Consolas" w:hAnsi="Consolas" w:cs="Consolas"/>
+          <w:sz w:val="17"/>
+          <w:szCs w:val="17"/>
+        </w:rPr>
+        <w:t>        "code": "8",</w:t>
+      </w:r>
+    </w:p>
+    <w:p>
+      <w:pPr>
+        <w:keepLines/>
+        <w:pBdr>
+          <w:left w:val="single" w:sz="18" w:space="8" w:color="E84000"/>
+        </w:pBdr>
+        <w:shd w:val="clear" w:color="auto" w:fill="F3F4F6"/>
+        <w:spacing w:line="250" w:lineRule="auto"/>
+        <w:ind w:left="180"/>
+      </w:pPr>
+      <w:r>
+        <w:rPr>
+          <w:rFonts w:ascii="Consolas" w:eastAsia="Consolas" w:hAnsi="Consolas" w:cs="Consolas"/>
+          <w:sz w:val="17"/>
+          <w:szCs w:val="17"/>
+        </w:rPr>
+        <w:t>        "name": "Rajasthan"</w:t>
+      </w:r>
+    </w:p>
+    <w:p>
+      <w:pPr>
+        <w:keepLines/>
+        <w:pBdr>
+          <w:left w:val="single" w:sz="18" w:space="8" w:color="E84000"/>
+        </w:pBdr>
+        <w:shd w:val="clear" w:color="auto" w:fill="F3F4F6"/>
+        <w:spacing w:line="250" w:lineRule="auto"/>
+        <w:ind w:left="180"/>
+      </w:pPr>
+      <w:r>
+        <w:rPr>
+          <w:rFonts w:ascii="Consolas" w:eastAsia="Consolas" w:hAnsi="Consolas" w:cs="Consolas"/>
+          <w:sz w:val="17"/>
+          <w:szCs w:val="17"/>
+        </w:rPr>
+        <w:t>      }</w:t>
+      </w:r>
+    </w:p>
+    <w:p>
+      <w:pPr>
+        <w:keepLines/>
+        <w:pBdr>
+          <w:left w:val="single" w:sz="18" w:space="8" w:color="E84000"/>
+        </w:pBdr>
+        <w:shd w:val="clear" w:color="auto" w:fill="F3F4F6"/>
+        <w:spacing w:line="250" w:lineRule="auto"/>
+        <w:ind w:left="180"/>
+      </w:pPr>
+      <w:r>
+        <w:rPr>
+          <w:rFonts w:ascii="Consolas" w:eastAsia="Consolas" w:hAnsi="Consolas" w:cs="Consolas"/>
+          <w:sz w:val="17"/>
+          <w:szCs w:val="17"/>
+        </w:rPr>
+        <w:t>    ]</w:t>
+      </w:r>
+    </w:p>
+    <w:p>
+      <w:pPr>
+        <w:keepLines/>
+        <w:pBdr>
+          <w:left w:val="single" w:sz="18" w:space="8" w:color="E84000"/>
+        </w:pBdr>
+        <w:shd w:val="clear" w:color="auto" w:fill="F3F4F6"/>
+        <w:spacing w:line="250" w:lineRule="auto"/>
+        <w:ind w:left="180"/>
+      </w:pPr>
+      <w:r>
+        <w:rPr>
+          <w:rFonts w:ascii="Consolas" w:eastAsia="Consolas" w:hAnsi="Consolas" w:cs="Consolas"/>
+          <w:sz w:val="17"/>
+          <w:szCs w:val="17"/>
+        </w:rPr>
+        <w:t>  }</w:t>
+      </w:r>
+    </w:p>
+    <w:p>
+      <w:pPr>
+        <w:keepLines/>
+        <w:pBdr>
+          <w:left w:val="single" w:sz="18" w:space="8" w:color="E84000"/>
+        </w:pBdr>
+        <w:shd w:val="clear" w:color="auto" w:fill="F3F4F6"/>
+        <w:spacing w:after="160" w:line="250" w:lineRule="auto"/>
+        <w:ind w:left="180"/>
+      </w:pPr>
+      <w:r>
+        <w:rPr>
+          <w:rFonts w:ascii="Consolas" w:eastAsia="Consolas" w:hAnsi="Consolas" w:cs="Consolas"/>
+          <w:sz w:val="17"/>
+          <w:szCs w:val="17"/>
+        </w:rPr>
+        <w:t>}</w:t>
+      </w:r>
+    </w:p>
+    <w:p>
+      <w:pPr>
+        <w:keepNext/>
+        <w:spacing w:before="160" w:after="60"/>
+      </w:pPr>
+      <w:r>
+        <w:rPr>
+          <w:b/>
+          <w:bCs/>
+          <w:color w:val="5A6170"/>
+          <w:spacing w:val="20"/>
+          <w:sz w:val="17"/>
+          <w:szCs w:val="17"/>
+        </w:rPr>
+        <w:t>POSSIBLE ERRORS</w:t>
+      </w:r>
+    </w:p>
+    <w:tbl>
+      <w:tblPr>
+        <w:tblW w:w="9638" w:type="dxa"/>
+        <w:tblBorders>
+          <w:top w:val="single" w:sz="4" w:space="0" w:color="auto"/>
+          <w:left w:val="single" w:sz="4" w:space="0" w:color="auto"/>
+          <w:bottom w:val="single" w:sz="4" w:space="0" w:color="auto"/>
+          <w:right w:val="single" w:sz="4" w:space="0" w:color="auto"/>
+          <w:insideH w:val="single" w:sz="4" w:space="0" w:color="auto"/>
+          <w:insideV w:val="single" w:sz="4" w:space="0" w:color="auto"/>
+        </w:tblBorders>
+        <w:tblCellMar>
+          <w:left w:w="10" w:type="dxa"/>
+          <w:right w:w="10" w:type="dxa"/>
+        </w:tblCellMar>
+        <w:tblLook w:val="04A0" w:firstRow="1" w:lastRow="0" w:firstColumn="1" w:lastColumn="0" w:noHBand="0" w:noVBand="1"/>
+      </w:tblPr>
+      <w:tblGrid>
+        <w:gridCol w:w="1100"/>
+        <w:gridCol w:w="8538"/>
+      </w:tblGrid>
+      <w:tr>
+        <w:tblPrEx>
+          <w:tblCellMar>
+            <w:top w:w="0" w:type="dxa"/>
+            <w:bottom w:w="0" w:type="dxa"/>
+          </w:tblCellMar>
+        </w:tblPrEx>
+        <w:trPr>
+          <w:tblHeader/>
+        </w:trPr>
+        <w:tc>
+          <w:tcPr>
+            <w:tcW w:w="1100" w:type="dxa"/>
+            <w:tcBorders>
+              <w:top w:val="single" w:sz="4" w:space="0" w:color="D9DDE3"/>
+              <w:left w:val="single" w:sz="4" w:space="0" w:color="D9DDE3"/>
+              <w:bottom w:val="single" w:sz="4" w:space="0" w:color="D9DDE3"/>
+              <w:right w:val="single" w:sz="4" w:space="0" w:color="D9DDE3"/>
+            </w:tcBorders>
+            <w:shd w:val="clear" w:color="auto" w:fill="FDEBE3"/>
+            <w:tcMar>
+              <w:top w:w="70" w:type="dxa"/>
+              <w:left w:w="110" w:type="dxa"/>
+              <w:bottom w:w="70" w:type="dxa"/>
+              <w:right w:w="110" w:type="dxa"/>
+            </w:tcMar>
+          </w:tcPr>
+          <w:p>
+            <w:r>
+              <w:rPr>
+                <w:b/>
+                <w:bCs/>
+                <w:color w:val="B83300"/>
+                <w:sz w:val="18"/>
+                <w:szCs w:val="18"/>
+              </w:rPr>
+              <w:t>code</w:t>
+            </w:r>
+          </w:p>
+        </w:tc>
+        <w:tc>
+          <w:tcPr>
+            <w:tcW w:w="8538" w:type="dxa"/>
+            <w:tcBorders>
+              <w:top w:val="single" w:sz="4" w:space="0" w:color="D9DDE3"/>
+              <w:left w:val="single" w:sz="4" w:space="0" w:color="D9DDE3"/>
+              <w:bottom w:val="single" w:sz="4" w:space="0" w:color="D9DDE3"/>
+              <w:right w:val="single" w:sz="4" w:space="0" w:color="D9DDE3"/>
+            </w:tcBorders>
+            <w:shd w:val="clear" w:color="auto" w:fill="FDEBE3"/>
+            <w:tcMar>
+              <w:top w:w="70" w:type="dxa"/>
+              <w:left w:w="110" w:type="dxa"/>
+              <w:bottom w:w="70" w:type="dxa"/>
+              <w:right w:w="110" w:type="dxa"/>
+            </w:tcMar>
+          </w:tcPr>
+          <w:p>
+            <w:r>
+              <w:rPr>
+                <w:b/>
+                <w:bCs/>
+                <w:color w:val="B83300"/>
+                <w:sz w:val="18"/>
+                <w:szCs w:val="18"/>
+              </w:rPr>
+              <w:t>msg</w:t>
+            </w:r>
+          </w:p>
+        </w:tc>
+      </w:tr>
+      <w:tr>
+        <w:tblPrEx>
+          <w:tblCellMar>
+            <w:top w:w="0" w:type="dxa"/>
+            <w:bottom w:w="0" w:type="dxa"/>
+          </w:tblCellMar>
+        </w:tblPrEx>
+        <w:trPr>
+          <w:cantSplit/>
+        </w:trPr>
+        <w:tc>
+          <w:tcPr>
+            <w:tcW w:w="1100" w:type="dxa"/>
+            <w:tcBorders>
+              <w:top w:val="single" w:sz="4" w:space="0" w:color="D9DDE3"/>
+              <w:left w:val="single" w:sz="4" w:space="0" w:color="D9DDE3"/>
+              <w:bottom w:val="single" w:sz="4" w:space="0" w:color="D9DDE3"/>
+              <w:right w:val="single" w:sz="4" w:space="0" w:color="D9DDE3"/>
+            </w:tcBorders>
+            <w:tcMar>
+              <w:top w:w="70" w:type="dxa"/>
+              <w:left w:w="110" w:type="dxa"/>
+              <w:bottom w:w="70" w:type="dxa"/>
+              <w:right w:w="110" w:type="dxa"/>
+            </w:tcMar>
+          </w:tcPr>
+          <w:p>
+            <w:r>
+              <w:rPr>
+                <w:rFonts w:ascii="Consolas" w:eastAsia="Consolas" w:hAnsi="Consolas" w:cs="Consolas"/>
+                <w:sz w:val="18"/>
+                <w:szCs w:val="18"/>
+              </w:rPr>
+              <w:t>400</w:t>
+            </w:r>
+          </w:p>
+        </w:tc>
+        <w:tc>
+          <w:tcPr>
+            <w:tcW w:w="8538" w:type="dxa"/>
+            <w:tcBorders>
+              <w:top w:val="single" w:sz="4" w:space="0" w:color="D9DDE3"/>
+              <w:left w:val="single" w:sz="4" w:space="0" w:color="D9DDE3"/>
+              <w:bottom w:val="single" w:sz="4" w:space="0" w:color="D9DDE3"/>
+              <w:right w:val="single" w:sz="4" w:space="0" w:color="D9DDE3"/>
+            </w:tcBorders>
+            <w:tcMar>
+              <w:top w:w="70" w:type="dxa"/>
+              <w:left w:w="110" w:type="dxa"/>
+              <w:bottom w:w="70" w:type="dxa"/>
+              <w:right w:w="110" w:type="dxa"/>
+            </w:tcMar>
+          </w:tcPr>
+          <w:p>
+            <w:r>
+              <w:rPr>
+                <w:sz w:val="19"/>
+                <w:szCs w:val="19"/>
+              </w:rPr>
+              <w:t>PAN verification is mandatory before purchasing a Petro Card Kit.</w:t>
+            </w:r>
+          </w:p>
+        </w:tc>
+      </w:tr>
+      <w:tr>
+        <w:tblPrEx>
+          <w:tblCellMar>
+            <w:top w:w="0" w:type="dxa"/>
+            <w:bottom w:w="0" w:type="dxa"/>
+          </w:tblCellMar>
+        </w:tblPrEx>
+        <w:trPr>
+          <w:cantSplit/>
+        </w:trPr>
+        <w:tc>
+          <w:tcPr>
+            <w:tcW w:w="1100" w:type="dxa"/>
+            <w:tcBorders>
+              <w:top w:val="single" w:sz="4" w:space="0" w:color="D9DDE3"/>
+              <w:left w:val="single" w:sz="4" w:space="0" w:color="D9DDE3"/>
+              <w:bottom w:val="single" w:sz="4" w:space="0" w:color="D9DDE3"/>
+              <w:right w:val="single" w:sz="4" w:space="0" w:color="D9DDE3"/>
+            </w:tcBorders>
+            <w:tcMar>
+              <w:top w:w="70" w:type="dxa"/>
+              <w:left w:w="110" w:type="dxa"/>
+              <w:bottom w:w="70" w:type="dxa"/>
+              <w:right w:w="110" w:type="dxa"/>
+            </w:tcMar>
+          </w:tcPr>
+          <w:p>
+            <w:r>
+              <w:rPr>
+                <w:rFonts w:ascii="Consolas" w:eastAsia="Consolas" w:hAnsi="Consolas" w:cs="Consolas"/>
+                <w:sz w:val="18"/>
+                <w:szCs w:val="18"/>
+              </w:rPr>
+              <w:t>400</w:t>
+            </w:r>
+          </w:p>
+        </w:tc>
+        <w:tc>
+          <w:tcPr>
+            <w:tcW w:w="8538" w:type="dxa"/>
+            <w:tcBorders>
+              <w:top w:val="single" w:sz="4" w:space="0" w:color="D9DDE3"/>
+              <w:left w:val="single" w:sz="4" w:space="0" w:color="D9DDE3"/>
+              <w:bottom w:val="single" w:sz="4" w:space="0" w:color="D9DDE3"/>
+              <w:right w:val="single" w:sz="4" w:space="0" w:color="D9DDE3"/>
+            </w:tcBorders>
+            <w:tcMar>
+              <w:top w:w="70" w:type="dxa"/>
+              <w:left w:w="110" w:type="dxa"/>
+              <w:bottom w:w="70" w:type="dxa"/>
+              <w:right w:w="110" w:type="dxa"/>
+            </w:tcMar>
+          </w:tcPr>
+          <w:p>
+            <w:r>
+              <w:rPr>
+                <w:sz w:val="19"/>
+                <w:szCs w:val="19"/>
+              </w:rPr>
+              <w:t>You have already purchased a Petro Card Kit. Only one kit is allowed per member.</w:t>
+            </w:r>
+          </w:p>
+        </w:tc>
+      </w:tr>
+    </w:tbl>
+    <w:p>
+      <w:pPr>
+        <w:spacing w:after="80"/>
+      </w:pPr>
+    </w:p>
+    <w:p>
+      <w:pPr>
+        <w:pStyle w:val="Heading3"/>
+      </w:pPr>
+      <w:r>
+        <w:t>reqtype: petrocardpurchase</w:t>
+      </w:r>
+    </w:p>
+    <w:tbl>
+      <w:tblPr>
+        <w:tblW w:w="9638" w:type="dxa"/>
+        <w:tblBorders>
+          <w:top w:val="single" w:sz="4" w:space="0" w:color="auto"/>
+          <w:left w:val="single" w:sz="4" w:space="0" w:color="auto"/>
+          <w:bottom w:val="single" w:sz="4" w:space="0" w:color="auto"/>
+          <w:right w:val="single" w:sz="4" w:space="0" w:color="auto"/>
+          <w:insideH w:val="single" w:sz="4" w:space="0" w:color="auto"/>
+          <w:insideV w:val="single" w:sz="4" w:space="0" w:color="auto"/>
+        </w:tblBorders>
+        <w:tblCellMar>
+          <w:left w:w="10" w:type="dxa"/>
+          <w:right w:w="10" w:type="dxa"/>
+        </w:tblCellMar>
+        <w:tblLook w:val="04A0" w:firstRow="1" w:lastRow="0" w:firstColumn="1" w:lastColumn="0" w:noHBand="0" w:noVBand="1"/>
+      </w:tblPr>
+      <w:tblGrid>
+        <w:gridCol w:w="2200"/>
+        <w:gridCol w:w="7438"/>
+      </w:tblGrid>
+      <w:tr>
+        <w:tblPrEx>
+          <w:tblCellMar>
+            <w:top w:w="0" w:type="dxa"/>
+            <w:bottom w:w="0" w:type="dxa"/>
+          </w:tblCellMar>
+        </w:tblPrEx>
+        <w:trPr>
+          <w:tblHeader/>
+        </w:trPr>
+        <w:tc>
+          <w:tcPr>
+            <w:tcW w:w="2200" w:type="dxa"/>
+            <w:tcBorders>
+              <w:top w:val="single" w:sz="4" w:space="0" w:color="D9DDE3"/>
+              <w:left w:val="single" w:sz="4" w:space="0" w:color="D9DDE3"/>
+              <w:bottom w:val="single" w:sz="4" w:space="0" w:color="D9DDE3"/>
+              <w:right w:val="single" w:sz="4" w:space="0" w:color="D9DDE3"/>
+            </w:tcBorders>
+            <w:shd w:val="clear" w:color="auto" w:fill="FDEBE3"/>
+            <w:tcMar>
+              <w:top w:w="70" w:type="dxa"/>
+              <w:left w:w="110" w:type="dxa"/>
+              <w:bottom w:w="70" w:type="dxa"/>
+              <w:right w:w="110" w:type="dxa"/>
+            </w:tcMar>
+          </w:tcPr>
+          <w:p>
+            <w:r>
+              <w:rPr>
+                <w:b/>
+                <w:bCs/>
+                <w:color w:val="B83300"/>
+                <w:sz w:val="18"/>
+                <w:szCs w:val="18"/>
+              </w:rPr>
+              <w:t>Item</w:t>
+            </w:r>
+          </w:p>
+        </w:tc>
+        <w:tc>
+          <w:tcPr>
+            <w:tcW w:w="7438" w:type="dxa"/>
+            <w:tcBorders>
+              <w:top w:val="single" w:sz="4" w:space="0" w:color="D9DDE3"/>
+              <w:left w:val="single" w:sz="4" w:space="0" w:color="D9DDE3"/>
+              <w:bottom w:val="single" w:sz="4" w:space="0" w:color="D9DDE3"/>
+              <w:right w:val="single" w:sz="4" w:space="0" w:color="D9DDE3"/>
+            </w:tcBorders>
+            <w:shd w:val="clear" w:color="auto" w:fill="FDEBE3"/>
+            <w:tcMar>
+              <w:top w:w="70" w:type="dxa"/>
+              <w:left w:w="110" w:type="dxa"/>
+              <w:bottom w:w="70" w:type="dxa"/>
+              <w:right w:w="110" w:type="dxa"/>
+            </w:tcMar>
+          </w:tcPr>
+          <w:p>
+            <w:r>
+              <w:rPr>
+                <w:b/>
+                <w:bCs/>
+                <w:color w:val="B83300"/>
+                <w:sz w:val="18"/>
+                <w:szCs w:val="18"/>
+              </w:rPr>
+              <w:t>Value</w:t>
+            </w:r>
+          </w:p>
+        </w:tc>
+      </w:tr>
+      <w:tr>
+        <w:tblPrEx>
+          <w:tblCellMar>
+            <w:top w:w="0" w:type="dxa"/>
+            <w:bottom w:w="0" w:type="dxa"/>
+          </w:tblCellMar>
+        </w:tblPrEx>
+        <w:trPr>
+          <w:cantSplit/>
+        </w:trPr>
+        <w:tc>
+          <w:tcPr>
+            <w:tcW w:w="2200" w:type="dxa"/>
+            <w:tcBorders>
+              <w:top w:val="single" w:sz="4" w:space="0" w:color="D9DDE3"/>
+              <w:left w:val="single" w:sz="4" w:space="0" w:color="D9DDE3"/>
+              <w:bottom w:val="single" w:sz="4" w:space="0" w:color="D9DDE3"/>
+              <w:right w:val="single" w:sz="4" w:space="0" w:color="D9DDE3"/>
+            </w:tcBorders>
+            <w:tcMar>
+              <w:top w:w="70" w:type="dxa"/>
+              <w:left w:w="110" w:type="dxa"/>
+              <w:bottom w:w="70" w:type="dxa"/>
+              <w:right w:w="110" w:type="dxa"/>
+            </w:tcMar>
+          </w:tcPr>
+          <w:p>
+            <w:r>
+              <w:rPr>
+                <w:b/>
+                <w:bCs/>
+                <w:sz w:val="19"/>
+                <w:szCs w:val="19"/>
+              </w:rPr>
+              <w:t>Login details</w:t>
+            </w:r>
+          </w:p>
+        </w:tc>
+        <w:tc>
+          <w:tcPr>
+            <w:tcW w:w="7438" w:type="dxa"/>
+            <w:tcBorders>
+              <w:top w:val="single" w:sz="4" w:space="0" w:color="D9DDE3"/>
+              <w:left w:val="single" w:sz="4" w:space="0" w:color="D9DDE3"/>
+              <w:bottom w:val="single" w:sz="4" w:space="0" w:color="D9DDE3"/>
+              <w:right w:val="single" w:sz="4" w:space="0" w:color="D9DDE3"/>
+            </w:tcBorders>
+            <w:tcMar>
+              <w:top w:w="70" w:type="dxa"/>
+              <w:left w:w="110" w:type="dxa"/>
+              <w:bottom w:w="70" w:type="dxa"/>
+              <w:right w:w="110" w:type="dxa"/>
+            </w:tcMar>
+          </w:tcPr>
+          <w:p>
+            <w:r>
+              <w:rPr>
+                <w:sz w:val="19"/>
+                <w:szCs w:val="19"/>
+              </w:rPr>
+              <w:t>userid + passwd zaroori</w:t>
+            </w:r>
+          </w:p>
+        </w:tc>
+      </w:tr>
+      <w:tr>
+        <w:tblPrEx>
+          <w:tblCellMar>
+            <w:top w:w="0" w:type="dxa"/>
+            <w:bottom w:w="0" w:type="dxa"/>
+          </w:tblCellMar>
+        </w:tblPrEx>
+        <w:trPr>
+          <w:cantSplit/>
+        </w:trPr>
+        <w:tc>
+          <w:tcPr>
+            <w:tcW w:w="2200" w:type="dxa"/>
+            <w:tcBorders>
+              <w:top w:val="single" w:sz="4" w:space="0" w:color="D9DDE3"/>
+              <w:left w:val="single" w:sz="4" w:space="0" w:color="D9DDE3"/>
+              <w:bottom w:val="single" w:sz="4" w:space="0" w:color="D9DDE3"/>
+              <w:right w:val="single" w:sz="4" w:space="0" w:color="D9DDE3"/>
+            </w:tcBorders>
+            <w:tcMar>
+              <w:top w:w="70" w:type="dxa"/>
+              <w:left w:w="110" w:type="dxa"/>
+              <w:bottom w:w="70" w:type="dxa"/>
+              <w:right w:w="110" w:type="dxa"/>
+            </w:tcMar>
+          </w:tcPr>
+          <w:p>
+            <w:r>
+              <w:rPr>
+                <w:b/>
+                <w:bCs/>
+                <w:sz w:val="19"/>
+                <w:szCs w:val="19"/>
+              </w:rPr>
+              <w:t>Fields</w:t>
+            </w:r>
+          </w:p>
+        </w:tc>
+        <w:tc>
+          <w:tcPr>
+            <w:tcW w:w="7438" w:type="dxa"/>
+            <w:tcBorders>
+              <w:top w:val="single" w:sz="4" w:space="0" w:color="D9DDE3"/>
+              <w:left w:val="single" w:sz="4" w:space="0" w:color="D9DDE3"/>
+              <w:bottom w:val="single" w:sz="4" w:space="0" w:color="D9DDE3"/>
+              <w:right w:val="single" w:sz="4" w:space="0" w:color="D9DDE3"/>
+            </w:tcBorders>
+            <w:tcMar>
+              <w:top w:w="70" w:type="dxa"/>
+              <w:left w:w="110" w:type="dxa"/>
+              <w:bottom w:w="70" w:type="dxa"/>
+              <w:right w:w="110" w:type="dxa"/>
+            </w:tcMar>
+          </w:tcPr>
+          <w:p>
+            <w:r>
+              <w:rPr>
+                <w:sz w:val="19"/>
+                <w:szCs w:val="19"/>
+              </w:rPr>
+              <w:t>kitid, paymentmode, wallettype, gender, dob, email, mobile, whatsappno, panno, address, pincode, statecode, city, district</w:t>
+            </w:r>
+          </w:p>
+        </w:tc>
+      </w:tr>
+      <w:tr>
+        <w:tblPrEx>
+          <w:tblCellMar>
+            <w:top w:w="0" w:type="dxa"/>
+            <w:bottom w:w="0" w:type="dxa"/>
+          </w:tblCellMar>
+        </w:tblPrEx>
+        <w:trPr>
+          <w:cantSplit/>
+        </w:trPr>
+        <w:tc>
+          <w:tcPr>
+            <w:tcW w:w="2200" w:type="dxa"/>
+            <w:tcBorders>
+              <w:top w:val="single" w:sz="4" w:space="0" w:color="D9DDE3"/>
+              <w:left w:val="single" w:sz="4" w:space="0" w:color="D9DDE3"/>
+              <w:bottom w:val="single" w:sz="4" w:space="0" w:color="D9DDE3"/>
+              <w:right w:val="single" w:sz="4" w:space="0" w:color="D9DDE3"/>
+            </w:tcBorders>
+            <w:tcMar>
+              <w:top w:w="70" w:type="dxa"/>
+              <w:left w:w="110" w:type="dxa"/>
+              <w:bottom w:w="70" w:type="dxa"/>
+              <w:right w:w="110" w:type="dxa"/>
+            </w:tcMar>
+          </w:tcPr>
+          <w:p>
+            <w:r>
+              <w:rPr>
+                <w:b/>
+                <w:bCs/>
+                <w:sz w:val="19"/>
+                <w:szCs w:val="19"/>
+              </w:rPr>
+              <w:t>Note</w:t>
+            </w:r>
+          </w:p>
+        </w:tc>
+        <w:tc>
+          <w:tcPr>
+            <w:tcW w:w="7438" w:type="dxa"/>
+            <w:tcBorders>
+              <w:top w:val="single" w:sz="4" w:space="0" w:color="D9DDE3"/>
+              <w:left w:val="single" w:sz="4" w:space="0" w:color="D9DDE3"/>
+              <w:bottom w:val="single" w:sz="4" w:space="0" w:color="D9DDE3"/>
+              <w:right w:val="single" w:sz="4" w:space="0" w:color="D9DDE3"/>
+            </w:tcBorders>
+            <w:tcMar>
+              <w:top w:w="70" w:type="dxa"/>
+              <w:left w:w="110" w:type="dxa"/>
+              <w:bottom w:w="70" w:type="dxa"/>
+              <w:right w:w="110" w:type="dxa"/>
+            </w:tcMar>
+          </w:tcPr>
+          <w:p>
+            <w:r>
+              <w:rPr>
+                <w:sz w:val="19"/>
+                <w:szCs w:val="19"/>
+              </w:rPr>
+              <w:t>Wallet / UPI payment</w:t>
+            </w:r>
+          </w:p>
+        </w:tc>
+      </w:tr>
+    </w:tbl>
+    <w:p>
+      <w:pPr>
+        <w:spacing w:after="80"/>
+      </w:pPr>
+    </w:p>
+    <w:p>
+      <w:pPr>
+        <w:spacing w:after="120"/>
+      </w:pPr>
+      <w:r>
+        <w:rPr>
+          <w:rFonts w:ascii="Consolas" w:eastAsia="Consolas" w:hAnsi="Consolas" w:cs="Consolas"/>
+          <w:color w:val="B83300"/>
+          <w:sz w:val="19"/>
+          <w:szCs w:val="19"/>
+        </w:rPr>
+        <w:t>paymentmode</w:t>
+      </w:r>
+      <w:r>
+        <w:t xml:space="preserve"> = </w:t>
+      </w:r>
+      <w:r>
+        <w:rPr>
+          <w:rFonts w:ascii="Consolas" w:eastAsia="Consolas" w:hAnsi="Consolas" w:cs="Consolas"/>
+          <w:color w:val="B83300"/>
+          <w:sz w:val="19"/>
+          <w:szCs w:val="19"/>
+        </w:rPr>
+        <w:t>WALLET</w:t>
+      </w:r>
+      <w:r>
+        <w:t xml:space="preserve"> (wallet se turant, </w:t>
+      </w:r>
+      <w:r>
+        <w:rPr>
+          <w:rFonts w:ascii="Consolas" w:eastAsia="Consolas" w:hAnsi="Consolas" w:cs="Consolas"/>
+          <w:color w:val="B83300"/>
+          <w:sz w:val="19"/>
+          <w:szCs w:val="19"/>
+        </w:rPr>
+        <w:t>wallettype</w:t>
+      </w:r>
+      <w:r>
+        <w:t xml:space="preserve"> zaroori) ya </w:t>
+      </w:r>
+      <w:r>
+        <w:rPr>
+          <w:rFonts w:ascii="Consolas" w:eastAsia="Consolas" w:hAnsi="Consolas" w:cs="Consolas"/>
+          <w:color w:val="B83300"/>
+          <w:sz w:val="19"/>
+          <w:szCs w:val="19"/>
+        </w:rPr>
+        <w:t>PG</w:t>
+      </w:r>
+      <w:r>
+        <w:t xml:space="preserve"> (UPI).</w:t>
+      </w:r>
+    </w:p>
+    <w:p>
+      <w:pPr>
+        <w:spacing w:after="120"/>
+      </w:pPr>
+      <w:r>
+        <w:rPr>
+          <w:rFonts w:ascii="Consolas" w:eastAsia="Consolas" w:hAnsi="Consolas" w:cs="Consolas"/>
+          <w:color w:val="B83300"/>
+          <w:sz w:val="19"/>
+          <w:szCs w:val="19"/>
+        </w:rPr>
+        <w:t>PG</w:t>
+      </w:r>
+      <w:r>
+        <w:t xml:space="preserve"> par </w:t>
+      </w:r>
+      <w:r>
+        <w:rPr>
+          <w:rFonts w:ascii="Consolas" w:eastAsia="Consolas" w:hAnsi="Consolas" w:cs="Consolas"/>
+          <w:color w:val="B83300"/>
+          <w:sz w:val="19"/>
+          <w:szCs w:val="19"/>
+        </w:rPr>
+        <w:t>orderid</w:t>
+      </w:r>
+      <w:r>
+        <w:t xml:space="preserve"> aur </w:t>
+      </w:r>
+      <w:r>
+        <w:rPr>
+          <w:rFonts w:ascii="Consolas" w:eastAsia="Consolas" w:hAnsi="Consolas" w:cs="Consolas"/>
+          <w:color w:val="B83300"/>
+          <w:sz w:val="19"/>
+          <w:szCs w:val="19"/>
+        </w:rPr>
+        <w:t>paymenturl</w:t>
+      </w:r>
+      <w:r>
+        <w:t xml:space="preserve"> milta hai: WebView mein kholo, </w:t>
+      </w:r>
+      <w:r>
+        <w:rPr>
+          <w:rFonts w:ascii="Consolas" w:eastAsia="Consolas" w:hAnsi="Consolas" w:cs="Consolas"/>
+          <w:color w:val="B83300"/>
+          <w:sz w:val="19"/>
+          <w:szCs w:val="19"/>
+        </w:rPr>
+        <w:t>PETROCARDPurchase.aspx</w:t>
+      </w:r>
+      <w:r>
+        <w:t xml:space="preserve"> par pahunche to band karke </w:t>
+      </w:r>
+      <w:r>
+        <w:rPr>
+          <w:rFonts w:ascii="Consolas" w:eastAsia="Consolas" w:hAnsi="Consolas" w:cs="Consolas"/>
+          <w:color w:val="B83300"/>
+          <w:sz w:val="19"/>
+          <w:szCs w:val="19"/>
+        </w:rPr>
+        <w:t>paymentstatus</w:t>
+      </w:r>
+      <w:r>
+        <w:t xml:space="preserve"> call karo.</w:t>
+      </w:r>
+    </w:p>
+    <w:p>
+      <w:pPr>
+        <w:spacing w:after="120"/>
+      </w:pPr>
+      <w:r>
+        <w:rPr>
+          <w:rFonts w:ascii="Consolas" w:eastAsia="Consolas" w:hAnsi="Consolas" w:cs="Consolas"/>
+          <w:color w:val="B83300"/>
+          <w:sz w:val="19"/>
+          <w:szCs w:val="19"/>
+        </w:rPr>
+        <w:t>dob</w:t>
+      </w:r>
+      <w:r>
+        <w:t xml:space="preserve"> ka format </w:t>
+      </w:r>
+      <w:r>
+        <w:rPr>
+          <w:rFonts w:ascii="Consolas" w:eastAsia="Consolas" w:hAnsi="Consolas" w:cs="Consolas"/>
+          <w:color w:val="B83300"/>
+          <w:sz w:val="19"/>
+          <w:szCs w:val="19"/>
+        </w:rPr>
+        <w:t>dd-MMM-yyyy</w:t>
+      </w:r>
+      <w:r>
+        <w:t xml:space="preserve"> hai. Amount server DB se leta hai.</w:t>
+      </w:r>
+    </w:p>
+    <w:p>
+      <w:pPr>
+        <w:keepNext/>
+        <w:spacing w:before="160" w:after="60"/>
+      </w:pPr>
+      <w:r>
+        <w:rPr>
+          <w:b/>
+          <w:bCs/>
+          <w:color w:val="5A6170"/>
+          <w:spacing w:val="20"/>
+          <w:sz w:val="17"/>
+          <w:szCs w:val="17"/>
+        </w:rPr>
+        <w:t>REQUEST</w:t>
+      </w:r>
+    </w:p>
+    <w:p>
+      <w:pPr>
+        <w:keepNext/>
+        <w:keepLines/>
+        <w:pBdr>
+          <w:left w:val="single" w:sz="18" w:space="8" w:color="E84000"/>
+        </w:pBdr>
+        <w:shd w:val="clear" w:color="auto" w:fill="F3F4F6"/>
+        <w:spacing w:before="60" w:line="250" w:lineRule="auto"/>
+        <w:ind w:left="180"/>
+      </w:pPr>
+      <w:r>
+        <w:rPr>
+          <w:rFonts w:ascii="Consolas" w:eastAsia="Consolas" w:hAnsi="Consolas" w:cs="Consolas"/>
+          <w:sz w:val="17"/>
+          <w:szCs w:val="17"/>
+        </w:rPr>
+        <w:t>{</w:t>
+      </w:r>
+    </w:p>
+    <w:p>
+      <w:pPr>
+        <w:keepNext/>
+        <w:keepLines/>
+        <w:pBdr>
+          <w:left w:val="single" w:sz="18" w:space="8" w:color="E84000"/>
+        </w:pBdr>
+        <w:shd w:val="clear" w:color="auto" w:fill="F3F4F6"/>
+        <w:spacing w:line="250" w:lineRule="auto"/>
+        <w:ind w:left="180"/>
+      </w:pPr>
+      <w:r>
+        <w:rPr>
+          <w:rFonts w:ascii="Consolas" w:eastAsia="Consolas" w:hAnsi="Consolas" w:cs="Consolas"/>
+          <w:sz w:val="17"/>
+          <w:szCs w:val="17"/>
+        </w:rPr>
+        <w:t>  "reqtype": "petrocardpurchase",</w:t>
+      </w:r>
+    </w:p>
+    <w:p>
+      <w:pPr>
+        <w:keepNext/>
+        <w:keepLines/>
+        <w:pBdr>
+          <w:left w:val="single" w:sz="18" w:space="8" w:color="E84000"/>
+        </w:pBdr>
+        <w:shd w:val="clear" w:color="auto" w:fill="F3F4F6"/>
+        <w:spacing w:line="250" w:lineRule="auto"/>
+        <w:ind w:left="180"/>
+      </w:pPr>
+      <w:r>
+        <w:rPr>
+          <w:rFonts w:ascii="Consolas" w:eastAsia="Consolas" w:hAnsi="Consolas" w:cs="Consolas"/>
+          <w:sz w:val="17"/>
+          <w:szCs w:val="17"/>
+        </w:rPr>
+        <w:t>  "userid": "EPI123456",</w:t>
+      </w:r>
+    </w:p>
+    <w:p>
+      <w:pPr>
+        <w:keepNext/>
+        <w:keepLines/>
+        <w:pBdr>
+          <w:left w:val="single" w:sz="18" w:space="8" w:color="E84000"/>
+        </w:pBdr>
+        <w:shd w:val="clear" w:color="auto" w:fill="F3F4F6"/>
+        <w:spacing w:line="250" w:lineRule="auto"/>
+        <w:ind w:left="180"/>
+      </w:pPr>
+      <w:r>
+        <w:rPr>
+          <w:rFonts w:ascii="Consolas" w:eastAsia="Consolas" w:hAnsi="Consolas" w:cs="Consolas"/>
+          <w:sz w:val="17"/>
+          <w:szCs w:val="17"/>
+        </w:rPr>
+        <w:t>  "passwd": "EPI@123456",</w:t>
+      </w:r>
+    </w:p>
+    <w:p>
+      <w:pPr>
+        <w:keepNext/>
+        <w:keepLines/>
+        <w:pBdr>
+          <w:left w:val="single" w:sz="18" w:space="8" w:color="E84000"/>
+        </w:pBdr>
+        <w:shd w:val="clear" w:color="auto" w:fill="F3F4F6"/>
+        <w:spacing w:line="250" w:lineRule="auto"/>
+        <w:ind w:left="180"/>
+      </w:pPr>
+      <w:r>
+        <w:rPr>
+          <w:rFonts w:ascii="Consolas" w:eastAsia="Consolas" w:hAnsi="Consolas" w:cs="Consolas"/>
+          <w:sz w:val="17"/>
+          <w:szCs w:val="17"/>
+        </w:rPr>
+        <w:t>  "kitid": 12,</w:t>
+      </w:r>
+    </w:p>
+    <w:p>
+      <w:pPr>
+        <w:keepNext/>
+        <w:keepLines/>
+        <w:pBdr>
+          <w:left w:val="single" w:sz="18" w:space="8" w:color="E84000"/>
+        </w:pBdr>
+        <w:shd w:val="clear" w:color="auto" w:fill="F3F4F6"/>
+        <w:spacing w:line="250" w:lineRule="auto"/>
+        <w:ind w:left="180"/>
+      </w:pPr>
+      <w:r>
+        <w:rPr>
+          <w:rFonts w:ascii="Consolas" w:eastAsia="Consolas" w:hAnsi="Consolas" w:cs="Consolas"/>
+          <w:sz w:val="17"/>
+          <w:szCs w:val="17"/>
+        </w:rPr>
+        <w:t>  "paymentmode": "WALLET",</w:t>
+      </w:r>
+    </w:p>
+    <w:p>
+      <w:pPr>
+        <w:keepNext/>
+        <w:keepLines/>
+        <w:pBdr>
+          <w:left w:val="single" w:sz="18" w:space="8" w:color="E84000"/>
+        </w:pBdr>
+        <w:shd w:val="clear" w:color="auto" w:fill="F3F4F6"/>
+        <w:spacing w:line="250" w:lineRule="auto"/>
+        <w:ind w:left="180"/>
+      </w:pPr>
+      <w:r>
+        <w:rPr>
+          <w:rFonts w:ascii="Consolas" w:eastAsia="Consolas" w:hAnsi="Consolas" w:cs="Consolas"/>
+          <w:sz w:val="17"/>
+          <w:szCs w:val="17"/>
+        </w:rPr>
+        <w:t>  "wallettype": "S",</w:t>
+      </w:r>
+    </w:p>
+    <w:p>
+      <w:pPr>
+        <w:keepNext/>
+        <w:keepLines/>
+        <w:pBdr>
+          <w:left w:val="single" w:sz="18" w:space="8" w:color="E84000"/>
+        </w:pBdr>
+        <w:shd w:val="clear" w:color="auto" w:fill="F3F4F6"/>
+        <w:spacing w:line="250" w:lineRule="auto"/>
+        <w:ind w:left="180"/>
+      </w:pPr>
+      <w:r>
+        <w:rPr>
+          <w:rFonts w:ascii="Consolas" w:eastAsia="Consolas" w:hAnsi="Consolas" w:cs="Consolas"/>
+          <w:sz w:val="17"/>
+          <w:szCs w:val="17"/>
+        </w:rPr>
+        <w:t>  "gender": "M",</w:t>
+      </w:r>
+    </w:p>
+    <w:p>
+      <w:pPr>
+        <w:keepNext/>
+        <w:keepLines/>
+        <w:pBdr>
+          <w:left w:val="single" w:sz="18" w:space="8" w:color="E84000"/>
+        </w:pBdr>
+        <w:shd w:val="clear" w:color="auto" w:fill="F3F4F6"/>
+        <w:spacing w:line="250" w:lineRule="auto"/>
+        <w:ind w:left="180"/>
+      </w:pPr>
+      <w:r>
+        <w:rPr>
+          <w:rFonts w:ascii="Consolas" w:eastAsia="Consolas" w:hAnsi="Consolas" w:cs="Consolas"/>
+          <w:sz w:val="17"/>
+          <w:szCs w:val="17"/>
+        </w:rPr>
+        <w:t>  "dob": "15-Aug-1990",</w:t>
+      </w:r>
+    </w:p>
+    <w:p>
+      <w:pPr>
+        <w:keepNext/>
+        <w:keepLines/>
+        <w:pBdr>
+          <w:left w:val="single" w:sz="18" w:space="8" w:color="E84000"/>
+        </w:pBdr>
+        <w:shd w:val="clear" w:color="auto" w:fill="F3F4F6"/>
+        <w:spacing w:line="250" w:lineRule="auto"/>
+        <w:ind w:left="180"/>
+      </w:pPr>
+      <w:r>
+        <w:rPr>
+          <w:rFonts w:ascii="Consolas" w:eastAsia="Consolas" w:hAnsi="Consolas" w:cs="Consolas"/>
+          <w:sz w:val="17"/>
+          <w:szCs w:val="17"/>
+        </w:rPr>
+        <w:t>  "email": "member@example.com",</w:t>
+      </w:r>
+    </w:p>
+    <w:p>
+      <w:pPr>
+        <w:keepNext/>
+        <w:keepLines/>
+        <w:pBdr>
+          <w:left w:val="single" w:sz="18" w:space="8" w:color="E84000"/>
+        </w:pBdr>
+        <w:shd w:val="clear" w:color="auto" w:fill="F3F4F6"/>
+        <w:spacing w:line="250" w:lineRule="auto"/>
+        <w:ind w:left="180"/>
+      </w:pPr>
+      <w:r>
+        <w:rPr>
+          <w:rFonts w:ascii="Consolas" w:eastAsia="Consolas" w:hAnsi="Consolas" w:cs="Consolas"/>
+          <w:sz w:val="17"/>
+          <w:szCs w:val="17"/>
+        </w:rPr>
+        <w:t>  "mobile": "9876543210",</w:t>
+      </w:r>
+    </w:p>
+    <w:p>
+      <w:pPr>
+        <w:keepNext/>
+        <w:keepLines/>
+        <w:pBdr>
+          <w:left w:val="single" w:sz="18" w:space="8" w:color="E84000"/>
+        </w:pBdr>
+        <w:shd w:val="clear" w:color="auto" w:fill="F3F4F6"/>
+        <w:spacing w:line="250" w:lineRule="auto"/>
+        <w:ind w:left="180"/>
+      </w:pPr>
+      <w:r>
+        <w:rPr>
+          <w:rFonts w:ascii="Consolas" w:eastAsia="Consolas" w:hAnsi="Consolas" w:cs="Consolas"/>
+          <w:sz w:val="17"/>
+          <w:szCs w:val="17"/>
+        </w:rPr>
+        <w:t>  "whatsappno": "9876543210",</w:t>
+      </w:r>
+    </w:p>
+    <w:p>
+      <w:pPr>
+        <w:keepNext/>
+        <w:keepLines/>
+        <w:pBdr>
+          <w:left w:val="single" w:sz="18" w:space="8" w:color="E84000"/>
+        </w:pBdr>
+        <w:shd w:val="clear" w:color="auto" w:fill="F3F4F6"/>
+        <w:spacing w:line="250" w:lineRule="auto"/>
+        <w:ind w:left="180"/>
+      </w:pPr>
+      <w:r>
+        <w:rPr>
+          <w:rFonts w:ascii="Consolas" w:eastAsia="Consolas" w:hAnsi="Consolas" w:cs="Consolas"/>
+          <w:sz w:val="17"/>
+          <w:szCs w:val="17"/>
+        </w:rPr>
+        <w:t>  "panno": "ABCDE1234F",</w:t>
+      </w:r>
+    </w:p>
+    <w:p>
+      <w:pPr>
+        <w:keepNext/>
+        <w:keepLines/>
+        <w:pBdr>
+          <w:left w:val="single" w:sz="18" w:space="8" w:color="E84000"/>
+        </w:pBdr>
+        <w:shd w:val="clear" w:color="auto" w:fill="F3F4F6"/>
+        <w:spacing w:line="250" w:lineRule="auto"/>
+        <w:ind w:left="180"/>
+      </w:pPr>
+      <w:r>
+        <w:rPr>
+          <w:rFonts w:ascii="Consolas" w:eastAsia="Consolas" w:hAnsi="Consolas" w:cs="Consolas"/>
+          <w:sz w:val="17"/>
+          <w:szCs w:val="17"/>
+        </w:rPr>
+        <w:t>  "address": "12, MG Road",</w:t>
+      </w:r>
+    </w:p>
+    <w:p>
+      <w:pPr>
+        <w:keepNext/>
+        <w:keepLines/>
+        <w:pBdr>
+          <w:left w:val="single" w:sz="18" w:space="8" w:color="E84000"/>
+        </w:pBdr>
+        <w:shd w:val="clear" w:color="auto" w:fill="F3F4F6"/>
+        <w:spacing w:line="250" w:lineRule="auto"/>
+        <w:ind w:left="180"/>
+      </w:pPr>
+      <w:r>
+        <w:rPr>
+          <w:rFonts w:ascii="Consolas" w:eastAsia="Consolas" w:hAnsi="Consolas" w:cs="Consolas"/>
+          <w:sz w:val="17"/>
+          <w:szCs w:val="17"/>
+        </w:rPr>
+        <w:t>  "pincode": "302001",</w:t>
+      </w:r>
+    </w:p>
+    <w:p>
+      <w:pPr>
+        <w:keepNext/>
+        <w:keepLines/>
+        <w:pBdr>
+          <w:left w:val="single" w:sz="18" w:space="8" w:color="E84000"/>
+        </w:pBdr>
+        <w:shd w:val="clear" w:color="auto" w:fill="F3F4F6"/>
+        <w:spacing w:line="250" w:lineRule="auto"/>
+        <w:ind w:left="180"/>
+      </w:pPr>
+      <w:r>
+        <w:rPr>
+          <w:rFonts w:ascii="Consolas" w:eastAsia="Consolas" w:hAnsi="Consolas" w:cs="Consolas"/>
+          <w:sz w:val="17"/>
+          <w:szCs w:val="17"/>
+        </w:rPr>
+        <w:t>  "statecode": "8",</w:t>
+      </w:r>
+    </w:p>
+    <w:p>
+      <w:pPr>
+        <w:keepNext/>
+        <w:keepLines/>
+        <w:pBdr>
+          <w:left w:val="single" w:sz="18" w:space="8" w:color="E84000"/>
+        </w:pBdr>
+        <w:shd w:val="clear" w:color="auto" w:fill="F3F4F6"/>
+        <w:spacing w:line="250" w:lineRule="auto"/>
+        <w:ind w:left="180"/>
+      </w:pPr>
+      <w:r>
+        <w:rPr>
+          <w:rFonts w:ascii="Consolas" w:eastAsia="Consolas" w:hAnsi="Consolas" w:cs="Consolas"/>
+          <w:sz w:val="17"/>
+          <w:szCs w:val="17"/>
+        </w:rPr>
+        <w:t>  "city": "Jaipur",</w:t>
+      </w:r>
+    </w:p>
+    <w:p>
+      <w:pPr>
+        <w:keepNext/>
+        <w:keepLines/>
+        <w:pBdr>
+          <w:left w:val="single" w:sz="18" w:space="8" w:color="E84000"/>
+        </w:pBdr>
+        <w:shd w:val="clear" w:color="auto" w:fill="F3F4F6"/>
+        <w:spacing w:line="250" w:lineRule="auto"/>
+        <w:ind w:left="180"/>
+      </w:pPr>
+      <w:r>
+        <w:rPr>
+          <w:rFonts w:ascii="Consolas" w:eastAsia="Consolas" w:hAnsi="Consolas" w:cs="Consolas"/>
+          <w:sz w:val="17"/>
+          <w:szCs w:val="17"/>
+        </w:rPr>
+        <w:t>  "district": "Jaipur"</w:t>
+      </w:r>
+    </w:p>
+    <w:p>
+      <w:pPr>
+        <w:keepLines/>
+        <w:pBdr>
+          <w:left w:val="single" w:sz="18" w:space="8" w:color="E84000"/>
+        </w:pBdr>
+        <w:shd w:val="clear" w:color="auto" w:fill="F3F4F6"/>
+        <w:spacing w:after="160" w:line="250" w:lineRule="auto"/>
+        <w:ind w:left="180"/>
+      </w:pPr>
+      <w:r>
+        <w:rPr>
+          <w:rFonts w:ascii="Consolas" w:eastAsia="Consolas" w:hAnsi="Consolas" w:cs="Consolas"/>
+          <w:sz w:val="17"/>
+          <w:szCs w:val="17"/>
+        </w:rPr>
+        <w:t>}</w:t>
+      </w:r>
+    </w:p>
+    <w:p>
+      <w:pPr>
+        <w:keepNext/>
+        <w:spacing w:before="160" w:after="60"/>
+      </w:pPr>
+      <w:r>
+        <w:rPr>
+          <w:b/>
+          <w:bCs/>
+          <w:color w:val="5A6170"/>
+          <w:spacing w:val="20"/>
+          <w:sz w:val="17"/>
+          <w:szCs w:val="17"/>
+        </w:rPr>
+        <w:t>RESPONSE (EXAMPLE)</w:t>
+      </w:r>
+    </w:p>
+    <w:p>
+      <w:pPr>
+        <w:keepNext/>
+        <w:keepLines/>
+        <w:pBdr>
+          <w:left w:val="single" w:sz="18" w:space="8" w:color="E84000"/>
+        </w:pBdr>
+        <w:shd w:val="clear" w:color="auto" w:fill="F3F4F6"/>
+        <w:spacing w:before="60" w:line="250" w:lineRule="auto"/>
+        <w:ind w:left="180"/>
+      </w:pPr>
+      <w:r>
+        <w:rPr>
+          <w:rFonts w:ascii="Consolas" w:eastAsia="Consolas" w:hAnsi="Consolas" w:cs="Consolas"/>
+          <w:sz w:val="17"/>
+          <w:szCs w:val="17"/>
+        </w:rPr>
+        <w:t>{</w:t>
+      </w:r>
+    </w:p>
+    <w:p>
+      <w:pPr>
+        <w:keepNext/>
+        <w:keepLines/>
+        <w:pBdr>
+          <w:left w:val="single" w:sz="18" w:space="8" w:color="E84000"/>
+        </w:pBdr>
+        <w:shd w:val="clear" w:color="auto" w:fill="F3F4F6"/>
+        <w:spacing w:line="250" w:lineRule="auto"/>
+        <w:ind w:left="180"/>
+      </w:pPr>
+      <w:r>
+        <w:rPr>
+          <w:rFonts w:ascii="Consolas" w:eastAsia="Consolas" w:hAnsi="Consolas" w:cs="Consolas"/>
+          <w:sz w:val="17"/>
+          <w:szCs w:val="17"/>
+        </w:rPr>
+        <w:t>  "response": "OK",</w:t>
+      </w:r>
+    </w:p>
+    <w:p>
+      <w:pPr>
+        <w:keepNext/>
+        <w:keepLines/>
+        <w:pBdr>
+          <w:left w:val="single" w:sz="18" w:space="8" w:color="E84000"/>
+        </w:pBdr>
+        <w:shd w:val="clear" w:color="auto" w:fill="F3F4F6"/>
+        <w:spacing w:line="250" w:lineRule="auto"/>
+        <w:ind w:left="180"/>
+      </w:pPr>
+      <w:r>
+        <w:rPr>
+          <w:rFonts w:ascii="Consolas" w:eastAsia="Consolas" w:hAnsi="Consolas" w:cs="Consolas"/>
+          <w:sz w:val="17"/>
+          <w:szCs w:val="17"/>
+        </w:rPr>
+        <w:t>  "code": 200,</w:t>
+      </w:r>
+    </w:p>
+    <w:p>
+      <w:pPr>
+        <w:keepNext/>
+        <w:keepLines/>
+        <w:pBdr>
+          <w:left w:val="single" w:sz="18" w:space="8" w:color="E84000"/>
+        </w:pBdr>
+        <w:shd w:val="clear" w:color="auto" w:fill="F3F4F6"/>
+        <w:spacing w:line="250" w:lineRule="auto"/>
+        <w:ind w:left="180"/>
+      </w:pPr>
+      <w:r>
+        <w:rPr>
+          <w:rFonts w:ascii="Consolas" w:eastAsia="Consolas" w:hAnsi="Consolas" w:cs="Consolas"/>
+          <w:sz w:val="17"/>
+          <w:szCs w:val="17"/>
+        </w:rPr>
+        <w:t>  "msg": "Petro Card Purchase Successfully.!",</w:t>
+      </w:r>
+    </w:p>
+    <w:p>
+      <w:pPr>
+        <w:keepNext/>
+        <w:keepLines/>
+        <w:pBdr>
+          <w:left w:val="single" w:sz="18" w:space="8" w:color="E84000"/>
+        </w:pBdr>
+        <w:shd w:val="clear" w:color="auto" w:fill="F3F4F6"/>
+        <w:spacing w:line="250" w:lineRule="auto"/>
+        <w:ind w:left="180"/>
+      </w:pPr>
+      <w:r>
+        <w:rPr>
+          <w:rFonts w:ascii="Consolas" w:eastAsia="Consolas" w:hAnsi="Consolas" w:cs="Consolas"/>
+          <w:sz w:val="17"/>
+          <w:szCs w:val="17"/>
+        </w:rPr>
+        <w:t>  "reqtype": "petrocardpurchase",</w:t>
+      </w:r>
+    </w:p>
+    <w:p>
+      <w:pPr>
+        <w:keepNext/>
+        <w:keepLines/>
+        <w:pBdr>
+          <w:left w:val="single" w:sz="18" w:space="8" w:color="E84000"/>
+        </w:pBdr>
+        <w:shd w:val="clear" w:color="auto" w:fill="F3F4F6"/>
+        <w:spacing w:line="250" w:lineRule="auto"/>
+        <w:ind w:left="180"/>
+      </w:pPr>
+      <w:r>
+        <w:rPr>
+          <w:rFonts w:ascii="Consolas" w:eastAsia="Consolas" w:hAnsi="Consolas" w:cs="Consolas"/>
+          <w:sz w:val="17"/>
+          <w:szCs w:val="17"/>
+        </w:rPr>
+        <w:t>  "reqid": "20260924190310889900",</w:t>
+      </w:r>
+    </w:p>
+    <w:p>
+      <w:pPr>
+        <w:keepNext/>
+        <w:keepLines/>
+        <w:pBdr>
+          <w:left w:val="single" w:sz="18" w:space="8" w:color="E84000"/>
+        </w:pBdr>
+        <w:shd w:val="clear" w:color="auto" w:fill="F3F4F6"/>
+        <w:spacing w:line="250" w:lineRule="auto"/>
+        <w:ind w:left="180"/>
+      </w:pPr>
+      <w:r>
+        <w:rPr>
+          <w:rFonts w:ascii="Consolas" w:eastAsia="Consolas" w:hAnsi="Consolas" w:cs="Consolas"/>
+          <w:sz w:val="17"/>
+          <w:szCs w:val="17"/>
+        </w:rPr>
+        <w:t>  "data": {</w:t>
+      </w:r>
+    </w:p>
+    <w:p>
+      <w:pPr>
+        <w:keepNext/>
+        <w:keepLines/>
+        <w:pBdr>
+          <w:left w:val="single" w:sz="18" w:space="8" w:color="E84000"/>
+        </w:pBdr>
+        <w:shd w:val="clear" w:color="auto" w:fill="F3F4F6"/>
+        <w:spacing w:line="250" w:lineRule="auto"/>
+        <w:ind w:left="180"/>
+      </w:pPr>
+      <w:r>
+        <w:rPr>
+          <w:rFonts w:ascii="Consolas" w:eastAsia="Consolas" w:hAnsi="Consolas" w:cs="Consolas"/>
+          <w:sz w:val="17"/>
+          <w:szCs w:val="17"/>
+        </w:rPr>
+        <w:t>    "paymentmode": "WALLET",</w:t>
+      </w:r>
+    </w:p>
+    <w:p>
+      <w:pPr>
+        <w:keepNext/>
+        <w:keepLines/>
+        <w:pBdr>
+          <w:left w:val="single" w:sz="18" w:space="8" w:color="E84000"/>
+        </w:pBdr>
+        <w:shd w:val="clear" w:color="auto" w:fill="F3F4F6"/>
+        <w:spacing w:line="250" w:lineRule="auto"/>
+        <w:ind w:left="180"/>
+      </w:pPr>
+      <w:r>
+        <w:rPr>
+          <w:rFonts w:ascii="Consolas" w:eastAsia="Consolas" w:hAnsi="Consolas" w:cs="Consolas"/>
+          <w:sz w:val="17"/>
+          <w:szCs w:val="17"/>
+        </w:rPr>
+        <w:t>    "billno": "518342",</w:t>
+      </w:r>
+    </w:p>
+    <w:p>
+      <w:pPr>
+        <w:keepNext/>
+        <w:keepLines/>
+        <w:pBdr>
+          <w:left w:val="single" w:sz="18" w:space="8" w:color="E84000"/>
+        </w:pBdr>
+        <w:shd w:val="clear" w:color="auto" w:fill="F3F4F6"/>
+        <w:spacing w:line="250" w:lineRule="auto"/>
+        <w:ind w:left="180"/>
+      </w:pPr>
+      <w:r>
+        <w:rPr>
+          <w:rFonts w:ascii="Consolas" w:eastAsia="Consolas" w:hAnsi="Consolas" w:cs="Consolas"/>
+          <w:sz w:val="17"/>
+          <w:szCs w:val="17"/>
+        </w:rPr>
+        <w:t>    "kitid": 12,</w:t>
+      </w:r>
+    </w:p>
+    <w:p>
+      <w:pPr>
+        <w:keepNext/>
+        <w:keepLines/>
+        <w:pBdr>
+          <w:left w:val="single" w:sz="18" w:space="8" w:color="E84000"/>
+        </w:pBdr>
+        <w:shd w:val="clear" w:color="auto" w:fill="F3F4F6"/>
+        <w:spacing w:line="250" w:lineRule="auto"/>
+        <w:ind w:left="180"/>
+      </w:pPr>
+      <w:r>
+        <w:rPr>
+          <w:rFonts w:ascii="Consolas" w:eastAsia="Consolas" w:hAnsi="Consolas" w:cs="Consolas"/>
+          <w:sz w:val="17"/>
+          <w:szCs w:val="17"/>
+        </w:rPr>
+        <w:t>    "kitname": "PETRO CARD SILVER RS. 5000/-",</w:t>
+      </w:r>
+    </w:p>
+    <w:p>
+      <w:pPr>
+        <w:keepNext/>
+        <w:keepLines/>
+        <w:pBdr>
+          <w:left w:val="single" w:sz="18" w:space="8" w:color="E84000"/>
+        </w:pBdr>
+        <w:shd w:val="clear" w:color="auto" w:fill="F3F4F6"/>
+        <w:spacing w:line="250" w:lineRule="auto"/>
+        <w:ind w:left="180"/>
+      </w:pPr>
+      <w:r>
+        <w:rPr>
+          <w:rFonts w:ascii="Consolas" w:eastAsia="Consolas" w:hAnsi="Consolas" w:cs="Consolas"/>
+          <w:sz w:val="17"/>
+          <w:szCs w:val="17"/>
+        </w:rPr>
+        <w:t>    "amount": 5000.00,</w:t>
+      </w:r>
+    </w:p>
+    <w:p>
+      <w:pPr>
+        <w:keepNext/>
+        <w:keepLines/>
+        <w:pBdr>
+          <w:left w:val="single" w:sz="18" w:space="8" w:color="E84000"/>
+        </w:pBdr>
+        <w:shd w:val="clear" w:color="auto" w:fill="F3F4F6"/>
+        <w:spacing w:line="250" w:lineRule="auto"/>
+        <w:ind w:left="180"/>
+      </w:pPr>
+      <w:r>
+        <w:rPr>
+          <w:rFonts w:ascii="Consolas" w:eastAsia="Consolas" w:hAnsi="Consolas" w:cs="Consolas"/>
+          <w:sz w:val="17"/>
+          <w:szCs w:val="17"/>
+        </w:rPr>
+        <w:t>    "walletbalance": 7500.00</w:t>
+      </w:r>
+    </w:p>
+    <w:p>
+      <w:pPr>
+        <w:keepNext/>
+        <w:keepLines/>
+        <w:pBdr>
+          <w:left w:val="single" w:sz="18" w:space="8" w:color="E84000"/>
+        </w:pBdr>
+        <w:shd w:val="clear" w:color="auto" w:fill="F3F4F6"/>
+        <w:spacing w:line="250" w:lineRule="auto"/>
+        <w:ind w:left="180"/>
+      </w:pPr>
+      <w:r>
+        <w:rPr>
+          <w:rFonts w:ascii="Consolas" w:eastAsia="Consolas" w:hAnsi="Consolas" w:cs="Consolas"/>
+          <w:sz w:val="17"/>
+          <w:szCs w:val="17"/>
+        </w:rPr>
+        <w:t>  }</w:t>
+      </w:r>
+    </w:p>
+    <w:p>
+      <w:pPr>
+        <w:keepLines/>
+        <w:pBdr>
+          <w:left w:val="single" w:sz="18" w:space="8" w:color="E84000"/>
+        </w:pBdr>
+        <w:shd w:val="clear" w:color="auto" w:fill="F3F4F6"/>
+        <w:spacing w:after="160" w:line="250" w:lineRule="auto"/>
+        <w:ind w:left="180"/>
+      </w:pPr>
+      <w:r>
+        <w:rPr>
+          <w:rFonts w:ascii="Consolas" w:eastAsia="Consolas" w:hAnsi="Consolas" w:cs="Consolas"/>
+          <w:sz w:val="17"/>
+          <w:szCs w:val="17"/>
+        </w:rPr>
+        <w:t>}</w:t>
+      </w:r>
+    </w:p>
+    <w:p>
+      <w:pPr>
+        <w:keepNext/>
+        <w:spacing w:before="160" w:after="60"/>
+      </w:pPr>
+      <w:r>
+        <w:rPr>
+          <w:b/>
+          <w:bCs/>
+          <w:color w:val="5A6170"/>
+          <w:spacing w:val="20"/>
+          <w:sz w:val="17"/>
+          <w:szCs w:val="17"/>
+        </w:rPr>
+        <w:t>POSSIBLE ERRORS</w:t>
+      </w:r>
+    </w:p>
+    <w:tbl>
+      <w:tblPr>
+        <w:tblW w:w="9638" w:type="dxa"/>
+        <w:tblBorders>
+          <w:top w:val="single" w:sz="4" w:space="0" w:color="auto"/>
+          <w:left w:val="single" w:sz="4" w:space="0" w:color="auto"/>
+          <w:bottom w:val="single" w:sz="4" w:space="0" w:color="auto"/>
+          <w:right w:val="single" w:sz="4" w:space="0" w:color="auto"/>
+          <w:insideH w:val="single" w:sz="4" w:space="0" w:color="auto"/>
+          <w:insideV w:val="single" w:sz="4" w:space="0" w:color="auto"/>
+        </w:tblBorders>
+        <w:tblCellMar>
+          <w:left w:w="10" w:type="dxa"/>
+          <w:right w:w="10" w:type="dxa"/>
+        </w:tblCellMar>
+        <w:tblLook w:val="04A0" w:firstRow="1" w:lastRow="0" w:firstColumn="1" w:lastColumn="0" w:noHBand="0" w:noVBand="1"/>
+      </w:tblPr>
+      <w:tblGrid>
+        <w:gridCol w:w="1100"/>
+        <w:gridCol w:w="8538"/>
+      </w:tblGrid>
+      <w:tr>
+        <w:tblPrEx>
+          <w:tblCellMar>
+            <w:top w:w="0" w:type="dxa"/>
+            <w:bottom w:w="0" w:type="dxa"/>
+          </w:tblCellMar>
+        </w:tblPrEx>
+        <w:trPr>
+          <w:tblHeader/>
+        </w:trPr>
+        <w:tc>
+          <w:tcPr>
+            <w:tcW w:w="1100" w:type="dxa"/>
+            <w:tcBorders>
+              <w:top w:val="single" w:sz="4" w:space="0" w:color="D9DDE3"/>
+              <w:left w:val="single" w:sz="4" w:space="0" w:color="D9DDE3"/>
+              <w:bottom w:val="single" w:sz="4" w:space="0" w:color="D9DDE3"/>
+              <w:right w:val="single" w:sz="4" w:space="0" w:color="D9DDE3"/>
+            </w:tcBorders>
+            <w:shd w:val="clear" w:color="auto" w:fill="FDEBE3"/>
+            <w:tcMar>
+              <w:top w:w="70" w:type="dxa"/>
+              <w:left w:w="110" w:type="dxa"/>
+              <w:bottom w:w="70" w:type="dxa"/>
+              <w:right w:w="110" w:type="dxa"/>
+            </w:tcMar>
+          </w:tcPr>
+          <w:p>
+            <w:r>
+              <w:rPr>
+                <w:b/>
+                <w:bCs/>
+                <w:color w:val="B83300"/>
+                <w:sz w:val="18"/>
+                <w:szCs w:val="18"/>
+              </w:rPr>
+              <w:t>code</w:t>
+            </w:r>
+          </w:p>
+        </w:tc>
+        <w:tc>
+          <w:tcPr>
+            <w:tcW w:w="8538" w:type="dxa"/>
+            <w:tcBorders>
+              <w:top w:val="single" w:sz="4" w:space="0" w:color="D9DDE3"/>
+              <w:left w:val="single" w:sz="4" w:space="0" w:color="D9DDE3"/>
+              <w:bottom w:val="single" w:sz="4" w:space="0" w:color="D9DDE3"/>
+              <w:right w:val="single" w:sz="4" w:space="0" w:color="D9DDE3"/>
+            </w:tcBorders>
+            <w:shd w:val="clear" w:color="auto" w:fill="FDEBE3"/>
+            <w:tcMar>
+              <w:top w:w="70" w:type="dxa"/>
+              <w:left w:w="110" w:type="dxa"/>
+              <w:bottom w:w="70" w:type="dxa"/>
+              <w:right w:w="110" w:type="dxa"/>
+            </w:tcMar>
+          </w:tcPr>
+          <w:p>
+            <w:r>
+              <w:rPr>
+                <w:b/>
+                <w:bCs/>
+                <w:color w:val="B83300"/>
+                <w:sz w:val="18"/>
+                <w:szCs w:val="18"/>
+              </w:rPr>
+              <w:t>msg</w:t>
+            </w:r>
+          </w:p>
+        </w:tc>
+      </w:tr>
+      <w:tr>
+        <w:tblPrEx>
+          <w:tblCellMar>
+            <w:top w:w="0" w:type="dxa"/>
+            <w:bottom w:w="0" w:type="dxa"/>
+          </w:tblCellMar>
+        </w:tblPrEx>
+        <w:trPr>
+          <w:cantSplit/>
+        </w:trPr>
+        <w:tc>
+          <w:tcPr>
+            <w:tcW w:w="1100" w:type="dxa"/>
+            <w:tcBorders>
+              <w:top w:val="single" w:sz="4" w:space="0" w:color="D9DDE3"/>
+              <w:left w:val="single" w:sz="4" w:space="0" w:color="D9DDE3"/>
+              <w:bottom w:val="single" w:sz="4" w:space="0" w:color="D9DDE3"/>
+              <w:right w:val="single" w:sz="4" w:space="0" w:color="D9DDE3"/>
+            </w:tcBorders>
+            <w:tcMar>
+              <w:top w:w="70" w:type="dxa"/>
+              <w:left w:w="110" w:type="dxa"/>
+              <w:bottom w:w="70" w:type="dxa"/>
+              <w:right w:w="110" w:type="dxa"/>
+            </w:tcMar>
+          </w:tcPr>
+          <w:p>
+            <w:r>
+              <w:rPr>
+                <w:rFonts w:ascii="Consolas" w:eastAsia="Consolas" w:hAnsi="Consolas" w:cs="Consolas"/>
+                <w:sz w:val="18"/>
+                <w:szCs w:val="18"/>
+              </w:rPr>
+              <w:t>400</w:t>
+            </w:r>
+          </w:p>
+        </w:tc>
+        <w:tc>
+          <w:tcPr>
+            <w:tcW w:w="8538" w:type="dxa"/>
+            <w:tcBorders>
+              <w:top w:val="single" w:sz="4" w:space="0" w:color="D9DDE3"/>
+              <w:left w:val="single" w:sz="4" w:space="0" w:color="D9DDE3"/>
+              <w:bottom w:val="single" w:sz="4" w:space="0" w:color="D9DDE3"/>
+              <w:right w:val="single" w:sz="4" w:space="0" w:color="D9DDE3"/>
+            </w:tcBorders>
+            <w:tcMar>
+              <w:top w:w="70" w:type="dxa"/>
+              <w:left w:w="110" w:type="dxa"/>
+              <w:bottom w:w="70" w:type="dxa"/>
+              <w:right w:w="110" w:type="dxa"/>
+            </w:tcMar>
+          </w:tcPr>
+          <w:p>
+            <w:r>
+              <w:rPr>
+                <w:sz w:val="19"/>
+                <w:szCs w:val="19"/>
+              </w:rPr>
+              <w:t>Please Select Payment Mode.! / Please Select Wallet Type.!</w:t>
+            </w:r>
+          </w:p>
+        </w:tc>
+      </w:tr>
+      <w:tr>
+        <w:tblPrEx>
+          <w:tblCellMar>
+            <w:top w:w="0" w:type="dxa"/>
+            <w:bottom w:w="0" w:type="dxa"/>
+          </w:tblCellMar>
+        </w:tblPrEx>
+        <w:trPr>
+          <w:cantSplit/>
+        </w:trPr>
+        <w:tc>
+          <w:tcPr>
+            <w:tcW w:w="1100" w:type="dxa"/>
+            <w:tcBorders>
+              <w:top w:val="single" w:sz="4" w:space="0" w:color="D9DDE3"/>
+              <w:left w:val="single" w:sz="4" w:space="0" w:color="D9DDE3"/>
+              <w:bottom w:val="single" w:sz="4" w:space="0" w:color="D9DDE3"/>
+              <w:right w:val="single" w:sz="4" w:space="0" w:color="D9DDE3"/>
+            </w:tcBorders>
+            <w:tcMar>
+              <w:top w:w="70" w:type="dxa"/>
+              <w:left w:w="110" w:type="dxa"/>
+              <w:bottom w:w="70" w:type="dxa"/>
+              <w:right w:w="110" w:type="dxa"/>
+            </w:tcMar>
+          </w:tcPr>
+          <w:p>
+            <w:r>
+              <w:rPr>
+                <w:rFonts w:ascii="Consolas" w:eastAsia="Consolas" w:hAnsi="Consolas" w:cs="Consolas"/>
+                <w:sz w:val="18"/>
+                <w:szCs w:val="18"/>
+              </w:rPr>
+              <w:t>400</w:t>
+            </w:r>
+          </w:p>
+        </w:tc>
+        <w:tc>
+          <w:tcPr>
+            <w:tcW w:w="8538" w:type="dxa"/>
+            <w:tcBorders>
+              <w:top w:val="single" w:sz="4" w:space="0" w:color="D9DDE3"/>
+              <w:left w:val="single" w:sz="4" w:space="0" w:color="D9DDE3"/>
+              <w:bottom w:val="single" w:sz="4" w:space="0" w:color="D9DDE3"/>
+              <w:right w:val="single" w:sz="4" w:space="0" w:color="D9DDE3"/>
+            </w:tcBorders>
+            <w:tcMar>
+              <w:top w:w="70" w:type="dxa"/>
+              <w:left w:w="110" w:type="dxa"/>
+              <w:bottom w:w="70" w:type="dxa"/>
+              <w:right w:w="110" w:type="dxa"/>
+            </w:tcMar>
+          </w:tcPr>
+          <w:p>
+            <w:r>
+              <w:rPr>
+                <w:sz w:val="19"/>
+                <w:szCs w:val="19"/>
+              </w:rPr>
+              <w:t>Please Enter valid Email ID / mobile / Whatsapp / Pan No / Date Of Birth / State / City / District</w:t>
+            </w:r>
+          </w:p>
+        </w:tc>
+      </w:tr>
+      <w:tr>
+        <w:tblPrEx>
+          <w:tblCellMar>
+            <w:top w:w="0" w:type="dxa"/>
+            <w:bottom w:w="0" w:type="dxa"/>
+          </w:tblCellMar>
+        </w:tblPrEx>
+        <w:trPr>
+          <w:cantSplit/>
+        </w:trPr>
+        <w:tc>
+          <w:tcPr>
+            <w:tcW w:w="1100" w:type="dxa"/>
+            <w:tcBorders>
+              <w:top w:val="single" w:sz="4" w:space="0" w:color="D9DDE3"/>
+              <w:left w:val="single" w:sz="4" w:space="0" w:color="D9DDE3"/>
+              <w:bottom w:val="single" w:sz="4" w:space="0" w:color="D9DDE3"/>
+              <w:right w:val="single" w:sz="4" w:space="0" w:color="D9DDE3"/>
+            </w:tcBorders>
+            <w:tcMar>
+              <w:top w:w="70" w:type="dxa"/>
+              <w:left w:w="110" w:type="dxa"/>
+              <w:bottom w:w="70" w:type="dxa"/>
+              <w:right w:w="110" w:type="dxa"/>
+            </w:tcMar>
+          </w:tcPr>
+          <w:p>
+            <w:r>
+              <w:rPr>
+                <w:rFonts w:ascii="Consolas" w:eastAsia="Consolas" w:hAnsi="Consolas" w:cs="Consolas"/>
+                <w:sz w:val="18"/>
+                <w:szCs w:val="18"/>
+              </w:rPr>
+              <w:t>400</w:t>
+            </w:r>
+          </w:p>
+        </w:tc>
+        <w:tc>
+          <w:tcPr>
+            <w:tcW w:w="8538" w:type="dxa"/>
+            <w:tcBorders>
+              <w:top w:val="single" w:sz="4" w:space="0" w:color="D9DDE3"/>
+              <w:left w:val="single" w:sz="4" w:space="0" w:color="D9DDE3"/>
+              <w:bottom w:val="single" w:sz="4" w:space="0" w:color="D9DDE3"/>
+              <w:right w:val="single" w:sz="4" w:space="0" w:color="D9DDE3"/>
+            </w:tcBorders>
+            <w:tcMar>
+              <w:top w:w="70" w:type="dxa"/>
+              <w:left w:w="110" w:type="dxa"/>
+              <w:bottom w:w="70" w:type="dxa"/>
+              <w:right w:w="110" w:type="dxa"/>
+            </w:tcMar>
+          </w:tcPr>
+          <w:p>
+            <w:r>
+              <w:rPr>
+                <w:sz w:val="19"/>
+                <w:szCs w:val="19"/>
+              </w:rPr>
+              <w:t>You do not have enough balance for Purchasing.</w:t>
+            </w:r>
+          </w:p>
+        </w:tc>
+      </w:tr>
+      <w:tr>
+        <w:tblPrEx>
+          <w:tblCellMar>
+            <w:top w:w="0" w:type="dxa"/>
+            <w:bottom w:w="0" w:type="dxa"/>
+          </w:tblCellMar>
+        </w:tblPrEx>
+        <w:trPr>
+          <w:cantSplit/>
+        </w:trPr>
+        <w:tc>
+          <w:tcPr>
+            <w:tcW w:w="1100" w:type="dxa"/>
+            <w:tcBorders>
+              <w:top w:val="single" w:sz="4" w:space="0" w:color="D9DDE3"/>
+              <w:left w:val="single" w:sz="4" w:space="0" w:color="D9DDE3"/>
+              <w:bottom w:val="single" w:sz="4" w:space="0" w:color="D9DDE3"/>
+              <w:right w:val="single" w:sz="4" w:space="0" w:color="D9DDE3"/>
+            </w:tcBorders>
+            <w:tcMar>
+              <w:top w:w="70" w:type="dxa"/>
+              <w:left w:w="110" w:type="dxa"/>
+              <w:bottom w:w="70" w:type="dxa"/>
+              <w:right w:w="110" w:type="dxa"/>
+            </w:tcMar>
+          </w:tcPr>
+          <w:p>
+            <w:r>
+              <w:rPr>
+                <w:rFonts w:ascii="Consolas" w:eastAsia="Consolas" w:hAnsi="Consolas" w:cs="Consolas"/>
+                <w:sz w:val="18"/>
+                <w:szCs w:val="18"/>
+              </w:rPr>
+              <w:t>409</w:t>
+            </w:r>
+          </w:p>
+        </w:tc>
+        <w:tc>
+          <w:tcPr>
+            <w:tcW w:w="8538" w:type="dxa"/>
+            <w:tcBorders>
+              <w:top w:val="single" w:sz="4" w:space="0" w:color="D9DDE3"/>
+              <w:left w:val="single" w:sz="4" w:space="0" w:color="D9DDE3"/>
+              <w:bottom w:val="single" w:sz="4" w:space="0" w:color="D9DDE3"/>
+              <w:right w:val="single" w:sz="4" w:space="0" w:color="D9DDE3"/>
+            </w:tcBorders>
+            <w:tcMar>
+              <w:top w:w="70" w:type="dxa"/>
+              <w:left w:w="110" w:type="dxa"/>
+              <w:bottom w:w="70" w:type="dxa"/>
+              <w:right w:w="110" w:type="dxa"/>
+            </w:tcMar>
+          </w:tcPr>
+          <w:p>
+            <w:r>
+              <w:rPr>
+                <w:sz w:val="19"/>
+                <w:szCs w:val="19"/>
+              </w:rPr>
+              <w:t>Your previous request is in process. Please wait a moment and try again.</w:t>
+            </w:r>
+          </w:p>
+        </w:tc>
+      </w:tr>
+    </w:tbl>
+    <w:p>
+      <w:pPr>
+        <w:spacing w:after="80"/>
+      </w:pPr>
+    </w:p>
+    <w:p>
       <w:r>
         <w:br w:type="page"/>
       </w:r>
@@ -26278,12 +33937,12 @@
       <w:pPr>
         <w:pStyle w:val="Heading1"/>
       </w:pPr>
-      <w:bookmarkStart w:id="20" w:name="_Toc241163805"/>
+      <w:bookmarkStart w:id="22" w:name="_Toc241166012"/>
       <w:r>
         <w:lastRenderedPageBreak/>
         <w:t>10. Support aur logs</w:t>
       </w:r>
-      <w:bookmarkEnd w:id="20"/>
+      <w:bookmarkEnd w:id="22"/>
     </w:p>
     <w:p>
       <w:pPr>
@@ -26573,96 +34232,10 @@
 <file path=word/numbering.xml><?xml version="1.0" encoding="utf-8"?>
 <w:numbering xmlns:wpc="http://schemas.microsoft.com/office/word/2010/wordprocessingCanvas" xmlns:cx="http://schemas.microsoft.com/office/drawing/2014/chartex" xmlns:cx1="http://schemas.microsoft.com/office/drawing/2015/9/8/chartex" xmlns:cx2="http://schemas.microsoft.com/office/drawing/2015/10/21/chartex" xmlns:cx3="http://schemas.microsoft.com/office/drawing/2016/5/9/chartex" xmlns:cx4="http://schemas.microsoft.com/office/drawing/2016/5/10/chartex" xmlns:cx5="http://schemas.microsoft.com/office/drawing/2016/5/11/chartex" xmlns:cx6="http://schemas.microsoft.com/office/drawing/2016/5/12/chartex" xmlns:cx7="http://schemas.microsoft.com/office/drawing/2016/5/13/chartex" xmlns:cx8="http://schemas.microsoft.com/office/drawing/2016/5/14/chartex" xmlns:mc="http://schemas.openxmlformats.org/markup-compatibility/2006" xmlns:aink="http://schemas.microsoft.com/office/drawing/2016/ink" xmlns:am3d="http://schemas.microsoft.com/office/drawing/2017/model3d" xmlns:o="urn:schemas-microsoft-com:office:office" xmlns:oel="http://schemas.microsoft.com/office/2019/extlst" xmlns:r="http://schemas.openxmlformats.org/officeDocument/2006/relationships" xmlns:m="http://schemas.openxmlformats.org/officeDocument/2006/math" xmlns:v="urn:schemas-microsoft-com:vml" xmlns:wp14="http://schemas.microsoft.com/office/word/2010/wordprocessingDrawing" xmlns:wp="http://schemas.openxmlformats.org/drawingml/2006/wordprocessingDrawing" xmlns:w10="urn:schemas-microsoft-com:office:word" xmlns:w="http://schemas.openxmlformats.org/wordprocessingml/2006/main" xmlns:w14="http://schemas.microsoft.com/office/word/2010/wordml" xmlns:w15="http://schemas.microsoft.com/office/word/2012/wordml" xmlns:w16cex="http://schemas.microsoft.com/office/word/2018/wordml/cex" xmlns:w16cid="http://schemas.microsoft.com/office/word/2016/wordml/cid" xmlns:w16="http://schemas.microsoft.com/office/word/2018/wordml" xmlns:w16du="http://schemas.microsoft.com/office/word/2023/wordml/word16du" xmlns:w16sdtdh="http://schemas.microsoft.com/office/word/2020/wordml/sdtdatahash" xmlns:w16sdtfl="http://schemas.microsoft.com/office/word/2024/wordml/sdtformatlock" xmlns:w16se="http://schemas.microsoft.com/office/word/2015/wordml/symex" xmlns:wpg="http://schemas.microsoft.com/office/word/2010/wordprocessingGroup" xmlns:wpi="http://schemas.microsoft.com/office/word/2010/wordprocessingInk" xmlns:wne="http://schemas.microsoft.com/office/word/2006/wordml" xmlns:wps="http://schemas.microsoft.com/office/word/2010/wordprocessingShape" mc:Ignorable="w14 w15 w16se w16cid w16 w16cex w16sdtdh w16sdtfl w16du wp14">
   <w:abstractNum w:abstractNumId="0" w15:restartNumberingAfterBreak="0">
-    <w:nsid w:val="0F776881"/>
+    <w:nsid w:val="33627A16"/>
     <w:multiLevelType w:val="hybridMultilevel"/>
-    <w:tmpl w:val="312003F8"/>
-    <w:lvl w:ilvl="0" w:tplc="9D08D9D8">
-      <w:start w:val="1"/>
-      <w:numFmt w:val="bullet"/>
-      <w:lvlText w:val="●"/>
-      <w:lvlJc w:val="left"/>
-      <w:pPr>
-        <w:ind w:left="720" w:hanging="360"/>
-      </w:pPr>
-    </w:lvl>
-    <w:lvl w:ilvl="1" w:tplc="C24C8702">
-      <w:start w:val="1"/>
-      <w:numFmt w:val="bullet"/>
-      <w:lvlText w:val="○"/>
-      <w:lvlJc w:val="left"/>
-      <w:pPr>
-        <w:ind w:left="1440" w:hanging="360"/>
-      </w:pPr>
-    </w:lvl>
-    <w:lvl w:ilvl="2" w:tplc="E5545644">
-      <w:start w:val="1"/>
-      <w:numFmt w:val="bullet"/>
-      <w:lvlText w:val="■"/>
-      <w:lvlJc w:val="left"/>
-      <w:pPr>
-        <w:ind w:left="2160" w:hanging="360"/>
-      </w:pPr>
-    </w:lvl>
-    <w:lvl w:ilvl="3" w:tplc="E5B4E95E">
-      <w:start w:val="1"/>
-      <w:numFmt w:val="bullet"/>
-      <w:lvlText w:val="●"/>
-      <w:lvlJc w:val="left"/>
-      <w:pPr>
-        <w:ind w:left="2880" w:hanging="360"/>
-      </w:pPr>
-    </w:lvl>
-    <w:lvl w:ilvl="4" w:tplc="72F227C0">
-      <w:start w:val="1"/>
-      <w:numFmt w:val="bullet"/>
-      <w:lvlText w:val="○"/>
-      <w:lvlJc w:val="left"/>
-      <w:pPr>
-        <w:ind w:left="3600" w:hanging="360"/>
-      </w:pPr>
-    </w:lvl>
-    <w:lvl w:ilvl="5" w:tplc="4106EABC">
-      <w:start w:val="1"/>
-      <w:numFmt w:val="bullet"/>
-      <w:lvlText w:val="■"/>
-      <w:lvlJc w:val="left"/>
-      <w:pPr>
-        <w:ind w:left="4320" w:hanging="360"/>
-      </w:pPr>
-    </w:lvl>
-    <w:lvl w:ilvl="6" w:tplc="B442CC04">
-      <w:start w:val="1"/>
-      <w:numFmt w:val="bullet"/>
-      <w:lvlText w:val="●"/>
-      <w:lvlJc w:val="left"/>
-      <w:pPr>
-        <w:ind w:left="5040" w:hanging="360"/>
-      </w:pPr>
-    </w:lvl>
-    <w:lvl w:ilvl="7" w:tplc="40BE2250">
-      <w:start w:val="1"/>
-      <w:numFmt w:val="bullet"/>
-      <w:lvlText w:val="●"/>
-      <w:lvlJc w:val="left"/>
-      <w:pPr>
-        <w:ind w:left="5760" w:hanging="360"/>
-      </w:pPr>
-    </w:lvl>
-    <w:lvl w:ilvl="8" w:tplc="A6BC288E">
-      <w:start w:val="1"/>
-      <w:numFmt w:val="bullet"/>
-      <w:lvlText w:val="●"/>
-      <w:lvlJc w:val="left"/>
-      <w:pPr>
-        <w:ind w:left="6480" w:hanging="360"/>
-      </w:pPr>
-    </w:lvl>
-  </w:abstractNum>
-  <w:abstractNum w:abstractNumId="1" w15:restartNumberingAfterBreak="0">
-    <w:nsid w:val="204E0861"/>
-    <w:multiLevelType w:val="hybridMultilevel"/>
-    <w:tmpl w:val="4D7AC11C"/>
-    <w:lvl w:ilvl="0" w:tplc="E4762CB6">
+    <w:tmpl w:val="FC04CD48"/>
+    <w:lvl w:ilvl="0" w:tplc="C49AD2C4">
       <w:start w:val="1"/>
       <w:numFmt w:val="decimal"/>
       <w:lvlText w:val="%1."/>
@@ -26671,52 +34244,138 @@
         <w:ind w:left="540" w:hanging="360"/>
       </w:pPr>
     </w:lvl>
-    <w:lvl w:ilvl="1" w:tplc="8A08D526">
+    <w:lvl w:ilvl="1" w:tplc="3BFED8A0">
       <w:numFmt w:val="decimal"/>
       <w:lvlText w:val=""/>
       <w:lvlJc w:val="left"/>
     </w:lvl>
-    <w:lvl w:ilvl="2" w:tplc="A3185390">
+    <w:lvl w:ilvl="2" w:tplc="10AAC88C">
       <w:numFmt w:val="decimal"/>
       <w:lvlText w:val=""/>
       <w:lvlJc w:val="left"/>
     </w:lvl>
-    <w:lvl w:ilvl="3" w:tplc="4F503294">
+    <w:lvl w:ilvl="3" w:tplc="424240DC">
       <w:numFmt w:val="decimal"/>
       <w:lvlText w:val=""/>
       <w:lvlJc w:val="left"/>
     </w:lvl>
-    <w:lvl w:ilvl="4" w:tplc="E68E6E14">
+    <w:lvl w:ilvl="4" w:tplc="8264DF74">
       <w:numFmt w:val="decimal"/>
       <w:lvlText w:val=""/>
       <w:lvlJc w:val="left"/>
     </w:lvl>
-    <w:lvl w:ilvl="5" w:tplc="5D48FD6A">
+    <w:lvl w:ilvl="5" w:tplc="2000ECE8">
       <w:numFmt w:val="decimal"/>
       <w:lvlText w:val=""/>
       <w:lvlJc w:val="left"/>
     </w:lvl>
-    <w:lvl w:ilvl="6" w:tplc="78EEDCF8">
+    <w:lvl w:ilvl="6" w:tplc="20C81E76">
       <w:numFmt w:val="decimal"/>
       <w:lvlText w:val=""/>
       <w:lvlJc w:val="left"/>
     </w:lvl>
-    <w:lvl w:ilvl="7" w:tplc="BD922572">
+    <w:lvl w:ilvl="7" w:tplc="20861796">
       <w:numFmt w:val="decimal"/>
       <w:lvlText w:val=""/>
       <w:lvlJc w:val="left"/>
     </w:lvl>
-    <w:lvl w:ilvl="8" w:tplc="0E367A42">
+    <w:lvl w:ilvl="8" w:tplc="26D895B6">
       <w:numFmt w:val="decimal"/>
       <w:lvlText w:val=""/>
       <w:lvlJc w:val="left"/>
     </w:lvl>
   </w:abstractNum>
+  <w:abstractNum w:abstractNumId="1" w15:restartNumberingAfterBreak="0">
+    <w:nsid w:val="50191316"/>
+    <w:multiLevelType w:val="hybridMultilevel"/>
+    <w:tmpl w:val="D848DD46"/>
+    <w:lvl w:ilvl="0" w:tplc="58D42652">
+      <w:start w:val="1"/>
+      <w:numFmt w:val="bullet"/>
+      <w:lvlText w:val="●"/>
+      <w:lvlJc w:val="left"/>
+      <w:pPr>
+        <w:ind w:left="720" w:hanging="360"/>
+      </w:pPr>
+    </w:lvl>
+    <w:lvl w:ilvl="1" w:tplc="651A261A">
+      <w:start w:val="1"/>
+      <w:numFmt w:val="bullet"/>
+      <w:lvlText w:val="○"/>
+      <w:lvlJc w:val="left"/>
+      <w:pPr>
+        <w:ind w:left="1440" w:hanging="360"/>
+      </w:pPr>
+    </w:lvl>
+    <w:lvl w:ilvl="2" w:tplc="1310B086">
+      <w:start w:val="1"/>
+      <w:numFmt w:val="bullet"/>
+      <w:lvlText w:val="■"/>
+      <w:lvlJc w:val="left"/>
+      <w:pPr>
+        <w:ind w:left="2160" w:hanging="360"/>
+      </w:pPr>
+    </w:lvl>
+    <w:lvl w:ilvl="3" w:tplc="9C6A026E">
+      <w:start w:val="1"/>
+      <w:numFmt w:val="bullet"/>
+      <w:lvlText w:val="●"/>
+      <w:lvlJc w:val="left"/>
+      <w:pPr>
+        <w:ind w:left="2880" w:hanging="360"/>
+      </w:pPr>
+    </w:lvl>
+    <w:lvl w:ilvl="4" w:tplc="AC048E8A">
+      <w:start w:val="1"/>
+      <w:numFmt w:val="bullet"/>
+      <w:lvlText w:val="○"/>
+      <w:lvlJc w:val="left"/>
+      <w:pPr>
+        <w:ind w:left="3600" w:hanging="360"/>
+      </w:pPr>
+    </w:lvl>
+    <w:lvl w:ilvl="5" w:tplc="D8D8609C">
+      <w:start w:val="1"/>
+      <w:numFmt w:val="bullet"/>
+      <w:lvlText w:val="■"/>
+      <w:lvlJc w:val="left"/>
+      <w:pPr>
+        <w:ind w:left="4320" w:hanging="360"/>
+      </w:pPr>
+    </w:lvl>
+    <w:lvl w:ilvl="6" w:tplc="AA18F4AC">
+      <w:start w:val="1"/>
+      <w:numFmt w:val="bullet"/>
+      <w:lvlText w:val="●"/>
+      <w:lvlJc w:val="left"/>
+      <w:pPr>
+        <w:ind w:left="5040" w:hanging="360"/>
+      </w:pPr>
+    </w:lvl>
+    <w:lvl w:ilvl="7" w:tplc="2AEE56B2">
+      <w:start w:val="1"/>
+      <w:numFmt w:val="bullet"/>
+      <w:lvlText w:val="●"/>
+      <w:lvlJc w:val="left"/>
+      <w:pPr>
+        <w:ind w:left="5760" w:hanging="360"/>
+      </w:pPr>
+    </w:lvl>
+    <w:lvl w:ilvl="8" w:tplc="5B7AB1E2">
+      <w:start w:val="1"/>
+      <w:numFmt w:val="bullet"/>
+      <w:lvlText w:val="●"/>
+      <w:lvlJc w:val="left"/>
+      <w:pPr>
+        <w:ind w:left="6480" w:hanging="360"/>
+      </w:pPr>
+    </w:lvl>
+  </w:abstractNum>
   <w:abstractNum w:abstractNumId="2" w15:restartNumberingAfterBreak="0">
-    <w:nsid w:val="719365F5"/>
+    <w:nsid w:val="61D21233"/>
     <w:multiLevelType w:val="hybridMultilevel"/>
-    <w:tmpl w:val="8E3C28E4"/>
-    <w:lvl w:ilvl="0" w:tplc="21342BA0">
+    <w:tmpl w:val="E710F5B4"/>
+    <w:lvl w:ilvl="0" w:tplc="A7D8A642">
       <w:start w:val="1"/>
       <w:numFmt w:val="bullet"/>
       <w:lvlText w:val="•"/>
@@ -26725,61 +34384,61 @@
         <w:ind w:left="540" w:hanging="270"/>
       </w:pPr>
     </w:lvl>
-    <w:lvl w:ilvl="1" w:tplc="1B54D42C">
+    <w:lvl w:ilvl="1" w:tplc="DCE26050">
       <w:numFmt w:val="decimal"/>
       <w:lvlText w:val=""/>
       <w:lvlJc w:val="left"/>
     </w:lvl>
-    <w:lvl w:ilvl="2" w:tplc="18AE34B0">
+    <w:lvl w:ilvl="2" w:tplc="373450FE">
       <w:numFmt w:val="decimal"/>
       <w:lvlText w:val=""/>
       <w:lvlJc w:val="left"/>
     </w:lvl>
-    <w:lvl w:ilvl="3" w:tplc="A9189654">
+    <w:lvl w:ilvl="3" w:tplc="8ADEFAF2">
       <w:numFmt w:val="decimal"/>
       <w:lvlText w:val=""/>
       <w:lvlJc w:val="left"/>
     </w:lvl>
-    <w:lvl w:ilvl="4" w:tplc="8264B21A">
+    <w:lvl w:ilvl="4" w:tplc="AE4E8BC4">
       <w:numFmt w:val="decimal"/>
       <w:lvlText w:val=""/>
       <w:lvlJc w:val="left"/>
     </w:lvl>
-    <w:lvl w:ilvl="5" w:tplc="0BBCACC8">
+    <w:lvl w:ilvl="5" w:tplc="56683F04">
       <w:numFmt w:val="decimal"/>
       <w:lvlText w:val=""/>
       <w:lvlJc w:val="left"/>
     </w:lvl>
-    <w:lvl w:ilvl="6" w:tplc="FD3A56B6">
+    <w:lvl w:ilvl="6" w:tplc="D0F264EC">
       <w:numFmt w:val="decimal"/>
       <w:lvlText w:val=""/>
       <w:lvlJc w:val="left"/>
     </w:lvl>
-    <w:lvl w:ilvl="7" w:tplc="188E826C">
+    <w:lvl w:ilvl="7" w:tplc="26D2CA36">
       <w:numFmt w:val="decimal"/>
       <w:lvlText w:val=""/>
       <w:lvlJc w:val="left"/>
     </w:lvl>
-    <w:lvl w:ilvl="8" w:tplc="11E288EE">
+    <w:lvl w:ilvl="8" w:tplc="FD6CBF86">
       <w:numFmt w:val="decimal"/>
       <w:lvlText w:val=""/>
       <w:lvlJc w:val="left"/>
     </w:lvl>
   </w:abstractNum>
-  <w:num w:numId="1" w16cid:durableId="1984851521">
-    <w:abstractNumId w:val="0"/>
+  <w:num w:numId="1" w16cid:durableId="1667201566">
+    <w:abstractNumId w:val="1"/>
     <w:lvlOverride w:ilvl="0">
       <w:startOverride w:val="1"/>
     </w:lvlOverride>
   </w:num>
-  <w:num w:numId="2" w16cid:durableId="200287366">
+  <w:num w:numId="2" w16cid:durableId="2027904336">
     <w:abstractNumId w:val="2"/>
     <w:lvlOverride w:ilvl="0">
       <w:startOverride w:val="1"/>
     </w:lvlOverride>
   </w:num>
-  <w:num w:numId="3" w16cid:durableId="602493000">
-    <w:abstractNumId w:val="1"/>
+  <w:num w:numId="3" w16cid:durableId="2006005363">
+    <w:abstractNumId w:val="0"/>
     <w:lvlOverride w:ilvl="0">
       <w:startOverride w:val="1"/>
     </w:lvlOverride>
@@ -27405,7 +35064,7 @@
     <w:autoRedefine/>
     <w:uiPriority w:val="39"/>
     <w:unhideWhenUsed/>
-    <w:rsid w:val="006875F1"/>
+    <w:rsid w:val="00A26D8F"/>
     <w:pPr>
       <w:spacing w:after="100"/>
     </w:pPr>
@@ -27417,7 +35076,7 @@
     <w:autoRedefine/>
     <w:uiPriority w:val="39"/>
     <w:unhideWhenUsed/>
-    <w:rsid w:val="006875F1"/>
+    <w:rsid w:val="00A26D8F"/>
     <w:pPr>
       <w:spacing w:after="100"/>
       <w:ind w:left="210"/>
